--- a/Week5/Healthcare Analysis WEEK5.docx
+++ b/Week5/Healthcare Analysis WEEK5.docx
@@ -1698,18 +1698,7 @@
           <w:sz w:val="28"/>
           <w:szCs w:val="28"/>
         </w:rPr>
-        <w:t>Data</w:t>
-      </w:r>
-      <w:r>
-        <w:rPr>
-          <w:rFonts w:ascii="Times New Roman" w:hAnsi="Times New Roman" w:cs="Times New Roman"/>
-          <w:b/>
-          <w:bCs/>
-          <w:color w:val="000000" w:themeColor="text1"/>
-          <w:sz w:val="28"/>
-          <w:szCs w:val="28"/>
-        </w:rPr>
-        <w:t xml:space="preserve"> Visualization</w:t>
+        <w:t>Data Visualization</w:t>
       </w:r>
     </w:p>
     <w:p>
@@ -2250,14 +2239,7 @@
           <w:sz w:val="28"/>
           <w:szCs w:val="28"/>
         </w:rPr>
-        <w:t xml:space="preserve"> </w:t>
-      </w:r>
-      <w:r>
-        <w:rPr>
-          <w:sz w:val="28"/>
-          <w:szCs w:val="28"/>
-        </w:rPr>
-        <w:t>The target variable selected for prediction was:</w:t>
+        <w:t xml:space="preserve"> The target variable selected for prediction was:</w:t>
       </w:r>
     </w:p>
     <w:p>
@@ -3885,11 +3867,8 @@
     <w:p>
       <w:pPr>
         <w:rPr>
-          <w:rFonts w:ascii="Times New Roman" w:eastAsia="Times New Roman" w:hAnsi="Times New Roman" w:cs="Times New Roman"/>
-          <w:color w:val="auto"/>
-          <w:sz w:val="28"/>
-          <w:szCs w:val="28"/>
-          <w:lang w:bidi="hi-IN"/>
+          <w:sz w:val="28"/>
+          <w:szCs w:val="28"/>
         </w:rPr>
       </w:pPr>
       <w:r>
@@ -3899,6 +3878,1478 @@
         </w:rPr>
         <w:br w:type="page"/>
       </w:r>
+    </w:p>
+    <w:p>
+      <w:pPr>
+        <w:pStyle w:val="ListParagraph"/>
+        <w:numPr>
+          <w:ilvl w:val="0"/>
+          <w:numId w:val="1"/>
+        </w:numPr>
+        <w:spacing w:after="0" w:line="240" w:lineRule="auto"/>
+        <w:jc w:val="both"/>
+        <w:rPr>
+          <w:rFonts w:ascii="Algerian" w:hAnsi="Algerian"/>
+          <w:bCs/>
+          <w:sz w:val="36"/>
+          <w:szCs w:val="36"/>
+        </w:rPr>
+      </w:pPr>
+      <w:r>
+        <w:rPr>
+          <w:rFonts w:ascii="Algerian" w:hAnsi="Algerian"/>
+          <w:bCs/>
+          <w:sz w:val="36"/>
+          <w:szCs w:val="36"/>
+        </w:rPr>
+        <w:lastRenderedPageBreak/>
+        <w:t>Detailed Testing Plan</w:t>
+      </w:r>
+    </w:p>
+    <w:p>
+      <w:pPr>
+        <w:pStyle w:val="NormalWeb"/>
+      </w:pPr>
+      <w:r>
+        <w:t>A structured testing plan was used to evaluate whether the predictive models could generalize to unseen healthcare records. The purpose of testing was not only to measure accuracy but also to identify where and why the models made incorrect predictions.</w:t>
+      </w:r>
+    </w:p>
+    <w:p>
+      <w:pPr>
+        <w:pStyle w:val="Heading2"/>
+        <w:numPr>
+          <w:ilvl w:val="0"/>
+          <w:numId w:val="35"/>
+        </w:numPr>
+        <w:jc w:val="left"/>
+        <w:rPr>
+          <w:color w:val="000000" w:themeColor="text1"/>
+          <w:sz w:val="32"/>
+          <w:szCs w:val="32"/>
+        </w:rPr>
+      </w:pPr>
+      <w:r>
+        <w:rPr>
+          <w:color w:val="000000" w:themeColor="text1"/>
+          <w:sz w:val="32"/>
+          <w:szCs w:val="32"/>
+        </w:rPr>
+        <w:t>Train-Test Split</w:t>
+      </w:r>
+    </w:p>
+    <w:p>
+      <w:pPr>
+        <w:pStyle w:val="NormalWeb"/>
+      </w:pPr>
+      <w:r>
+        <w:t>The healthcare data was divided into:</w:t>
+      </w:r>
+    </w:p>
+    <w:p>
+      <w:pPr>
+        <w:pStyle w:val="NormalWeb"/>
+        <w:numPr>
+          <w:ilvl w:val="0"/>
+          <w:numId w:val="23"/>
+        </w:numPr>
+      </w:pPr>
+      <w:r>
+        <w:rPr>
+          <w:rStyle w:val="Strong"/>
+        </w:rPr>
+        <w:t>80% Training Data</w:t>
+      </w:r>
+      <w:r>
+        <w:t xml:space="preserve"> – used to train the machine learning models.</w:t>
+      </w:r>
+    </w:p>
+    <w:p>
+      <w:pPr>
+        <w:pStyle w:val="NormalWeb"/>
+        <w:numPr>
+          <w:ilvl w:val="0"/>
+          <w:numId w:val="23"/>
+        </w:numPr>
+      </w:pPr>
+      <w:r>
+        <w:rPr>
+          <w:rStyle w:val="Strong"/>
+        </w:rPr>
+        <w:t>20% Testing Data</w:t>
+      </w:r>
+      <w:r>
+        <w:t xml:space="preserve"> – used only for final model evaluation.</w:t>
+      </w:r>
+    </w:p>
+    <w:p>
+      <w:pPr>
+        <w:pStyle w:val="NormalWeb"/>
+      </w:pPr>
+      <w:r>
+        <w:t xml:space="preserve">A </w:t>
+      </w:r>
+      <w:proofErr w:type="spellStart"/>
+      <w:r>
+        <w:rPr>
+          <w:rStyle w:val="HTMLCode"/>
+        </w:rPr>
+        <w:t>random_state</w:t>
+      </w:r>
+      <w:proofErr w:type="spellEnd"/>
+      <w:r>
+        <w:t xml:space="preserve"> of 42 was used so that the same split could be reproduced. Stratified splitting was used to maintain approximately the same proportion of Abnormal, Normal, and Inconclusive test results in both sets.</w:t>
+      </w:r>
+    </w:p>
+    <w:p>
+      <w:pPr>
+        <w:pStyle w:val="NormalWeb"/>
+      </w:pPr>
+      <w:r>
+        <w:t xml:space="preserve">The test set contained approximately </w:t>
+      </w:r>
+      <w:r>
+        <w:rPr>
+          <w:rStyle w:val="Strong"/>
+        </w:rPr>
+        <w:t>10,994 patient records</w:t>
+      </w:r>
+      <w:r>
+        <w:t>.</w:t>
+      </w:r>
+    </w:p>
+    <w:p>
+      <w:pPr>
+        <w:pStyle w:val="Heading2"/>
+        <w:numPr>
+          <w:ilvl w:val="0"/>
+          <w:numId w:val="35"/>
+        </w:numPr>
+        <w:jc w:val="left"/>
+        <w:rPr>
+          <w:color w:val="000000" w:themeColor="text1"/>
+          <w:sz w:val="32"/>
+          <w:szCs w:val="32"/>
+        </w:rPr>
+      </w:pPr>
+      <w:r>
+        <w:rPr>
+          <w:color w:val="000000" w:themeColor="text1"/>
+          <w:sz w:val="32"/>
+          <w:szCs w:val="32"/>
+        </w:rPr>
+        <w:t>Models Tested</w:t>
+      </w:r>
+    </w:p>
+    <w:p>
+      <w:pPr>
+        <w:pStyle w:val="NormalWeb"/>
+      </w:pPr>
+      <w:r>
+        <w:t>Four classification models were compared:</w:t>
+      </w:r>
+    </w:p>
+    <w:p>
+      <w:pPr>
+        <w:pStyle w:val="NormalWeb"/>
+        <w:numPr>
+          <w:ilvl w:val="0"/>
+          <w:numId w:val="24"/>
+        </w:numPr>
+      </w:pPr>
+      <w:r>
+        <w:t>Decision Tree</w:t>
+      </w:r>
+    </w:p>
+    <w:p>
+      <w:pPr>
+        <w:pStyle w:val="NormalWeb"/>
+        <w:numPr>
+          <w:ilvl w:val="0"/>
+          <w:numId w:val="24"/>
+        </w:numPr>
+      </w:pPr>
+      <w:r>
+        <w:t>Random Forest</w:t>
+      </w:r>
+    </w:p>
+    <w:p>
+      <w:pPr>
+        <w:pStyle w:val="NormalWeb"/>
+        <w:numPr>
+          <w:ilvl w:val="0"/>
+          <w:numId w:val="24"/>
+        </w:numPr>
+      </w:pPr>
+      <w:r>
+        <w:t>Logistic Regression</w:t>
+      </w:r>
+    </w:p>
+    <w:p>
+      <w:pPr>
+        <w:pStyle w:val="NormalWeb"/>
+        <w:numPr>
+          <w:ilvl w:val="0"/>
+          <w:numId w:val="24"/>
+        </w:numPr>
+      </w:pPr>
+      <w:proofErr w:type="spellStart"/>
+      <w:r>
+        <w:t>XGBoost</w:t>
+      </w:r>
+      <w:proofErr w:type="spellEnd"/>
+    </w:p>
+    <w:p>
+      <w:pPr>
+        <w:pStyle w:val="NormalWeb"/>
+      </w:pPr>
+      <w:r>
+        <w:t>Using several algorithms allowed the project to determine whether different modeling approaches could identify stronger patterns in the available healthcare features.</w:t>
+      </w:r>
+    </w:p>
+    <w:p>
+      <w:pPr>
+        <w:pStyle w:val="Heading2"/>
+        <w:numPr>
+          <w:ilvl w:val="0"/>
+          <w:numId w:val="35"/>
+        </w:numPr>
+        <w:jc w:val="left"/>
+        <w:rPr>
+          <w:color w:val="000000" w:themeColor="text1"/>
+          <w:sz w:val="32"/>
+          <w:szCs w:val="32"/>
+        </w:rPr>
+      </w:pPr>
+      <w:r>
+        <w:rPr>
+          <w:color w:val="000000" w:themeColor="text1"/>
+          <w:sz w:val="32"/>
+          <w:szCs w:val="32"/>
+        </w:rPr>
+        <w:t>Evaluation Metrics</w:t>
+      </w:r>
+    </w:p>
+    <w:p>
+      <w:pPr>
+        <w:pStyle w:val="NormalWeb"/>
+      </w:pPr>
+      <w:r>
+        <w:t>Each model was evaluated using:</w:t>
+      </w:r>
+    </w:p>
+    <w:p>
+      <w:pPr>
+        <w:pStyle w:val="NormalWeb"/>
+      </w:pPr>
+      <w:r>
+        <w:rPr>
+          <w:rStyle w:val="Strong"/>
+        </w:rPr>
+        <w:t>Accuracy:</w:t>
+      </w:r>
+      <w:r>
+        <w:t xml:space="preserve"> Measures the percentage of total predictions that were correct.</w:t>
+      </w:r>
+    </w:p>
+    <w:p>
+      <w:pPr>
+        <w:pStyle w:val="NormalWeb"/>
+      </w:pPr>
+      <w:r>
+        <w:rPr>
+          <w:rStyle w:val="Strong"/>
+        </w:rPr>
+        <w:t>Precision:</w:t>
+      </w:r>
+      <w:r>
+        <w:t xml:space="preserve"> Measures how reliable the predictions made for each class were.</w:t>
+      </w:r>
+    </w:p>
+    <w:p>
+      <w:pPr>
+        <w:pStyle w:val="NormalWeb"/>
+      </w:pPr>
+      <w:r>
+        <w:rPr>
+          <w:rStyle w:val="Strong"/>
+        </w:rPr>
+        <w:t>Recall:</w:t>
+      </w:r>
+      <w:r>
+        <w:t xml:space="preserve"> Measures how many actual records of each class were correctly identified.</w:t>
+      </w:r>
+    </w:p>
+    <w:p>
+      <w:pPr>
+        <w:pStyle w:val="NormalWeb"/>
+      </w:pPr>
+      <w:r>
+        <w:rPr>
+          <w:rStyle w:val="Strong"/>
+        </w:rPr>
+        <w:lastRenderedPageBreak/>
+        <w:t>F1-Score:</w:t>
+      </w:r>
+      <w:r>
+        <w:t xml:space="preserve"> Provides a balance between precision and recall.</w:t>
+      </w:r>
+    </w:p>
+    <w:p>
+      <w:pPr>
+        <w:pStyle w:val="NormalWeb"/>
+      </w:pPr>
+      <w:r>
+        <w:rPr>
+          <w:rStyle w:val="Strong"/>
+        </w:rPr>
+        <w:t>Confusion Matrix:</w:t>
+      </w:r>
+      <w:r>
+        <w:t xml:space="preserve"> Shows the number of correct and incorrect predictions for each Test Result category.</w:t>
+      </w:r>
+    </w:p>
+    <w:p>
+      <w:pPr>
+        <w:pStyle w:val="NormalWeb"/>
+      </w:pPr>
+      <w:r>
+        <w:t>The models were evaluated on the same testing dataset to make the comparison fair.</w:t>
+      </w:r>
+    </w:p>
+    <w:p>
+      <w:pPr>
+        <w:pStyle w:val="Heading2"/>
+        <w:numPr>
+          <w:ilvl w:val="0"/>
+          <w:numId w:val="35"/>
+        </w:numPr>
+        <w:jc w:val="left"/>
+        <w:rPr>
+          <w:color w:val="000000" w:themeColor="text1"/>
+          <w:sz w:val="32"/>
+          <w:szCs w:val="32"/>
+        </w:rPr>
+      </w:pPr>
+      <w:r>
+        <w:rPr>
+          <w:color w:val="000000" w:themeColor="text1"/>
+          <w:sz w:val="32"/>
+          <w:szCs w:val="32"/>
+        </w:rPr>
+        <w:t>Testing Criteria</w:t>
+      </w:r>
+    </w:p>
+    <w:p>
+      <w:pPr>
+        <w:pStyle w:val="NormalWeb"/>
+      </w:pPr>
+      <w:r>
+        <w:t>The following checks were used during testing:</w:t>
+      </w:r>
+    </w:p>
+    <w:tbl>
+      <w:tblPr>
+        <w:tblW w:w="0" w:type="auto"/>
+        <w:tblCellSpacing w:w="15" w:type="dxa"/>
+        <w:tblCellMar>
+          <w:top w:w="15" w:type="dxa"/>
+          <w:left w:w="15" w:type="dxa"/>
+          <w:bottom w:w="15" w:type="dxa"/>
+          <w:right w:w="15" w:type="dxa"/>
+        </w:tblCellMar>
+        <w:tblLook w:val="04A0" w:firstRow="1" w:lastRow="0" w:firstColumn="1" w:lastColumn="0" w:noHBand="0" w:noVBand="1"/>
+      </w:tblPr>
+      <w:tblGrid>
+        <w:gridCol w:w="2171"/>
+        <w:gridCol w:w="6135"/>
+      </w:tblGrid>
+      <w:tr>
+        <w:trPr>
+          <w:tblCellSpacing w:w="15" w:type="dxa"/>
+        </w:trPr>
+        <w:tc>
+          <w:tcPr>
+            <w:tcW w:w="0" w:type="auto"/>
+            <w:vAlign w:val="center"/>
+            <w:hideMark/>
+          </w:tcPr>
+          <w:p>
+            <w:pPr>
+              <w:jc w:val="center"/>
+              <w:rPr>
+                <w:b/>
+                <w:bCs/>
+              </w:rPr>
+            </w:pPr>
+            <w:r>
+              <w:rPr>
+                <w:b/>
+                <w:bCs/>
+              </w:rPr>
+              <w:t>Test</w:t>
+            </w:r>
+          </w:p>
+        </w:tc>
+        <w:tc>
+          <w:tcPr>
+            <w:tcW w:w="0" w:type="auto"/>
+            <w:vAlign w:val="center"/>
+            <w:hideMark/>
+          </w:tcPr>
+          <w:p>
+            <w:pPr>
+              <w:jc w:val="center"/>
+              <w:rPr>
+                <w:b/>
+                <w:bCs/>
+              </w:rPr>
+            </w:pPr>
+            <w:r>
+              <w:rPr>
+                <w:b/>
+                <w:bCs/>
+              </w:rPr>
+              <w:t>Purpose</w:t>
+            </w:r>
+          </w:p>
+        </w:tc>
+      </w:tr>
+      <w:tr>
+        <w:trPr>
+          <w:tblCellSpacing w:w="15" w:type="dxa"/>
+        </w:trPr>
+        <w:tc>
+          <w:tcPr>
+            <w:tcW w:w="0" w:type="auto"/>
+            <w:vAlign w:val="center"/>
+            <w:hideMark/>
+          </w:tcPr>
+          <w:p>
+            <w:r>
+              <w:t>Data validation</w:t>
+            </w:r>
+          </w:p>
+        </w:tc>
+        <w:tc>
+          <w:tcPr>
+            <w:tcW w:w="0" w:type="auto"/>
+            <w:vAlign w:val="center"/>
+            <w:hideMark/>
+          </w:tcPr>
+          <w:p>
+            <w:r>
+              <w:t>Check missing values, duplicates and incorrect data types</w:t>
+            </w:r>
+          </w:p>
+        </w:tc>
+      </w:tr>
+      <w:tr>
+        <w:trPr>
+          <w:tblCellSpacing w:w="15" w:type="dxa"/>
+        </w:trPr>
+        <w:tc>
+          <w:tcPr>
+            <w:tcW w:w="0" w:type="auto"/>
+            <w:vAlign w:val="center"/>
+            <w:hideMark/>
+          </w:tcPr>
+          <w:p>
+            <w:r>
+              <w:t>Train-test separation</w:t>
+            </w:r>
+          </w:p>
+        </w:tc>
+        <w:tc>
+          <w:tcPr>
+            <w:tcW w:w="0" w:type="auto"/>
+            <w:vAlign w:val="center"/>
+            <w:hideMark/>
+          </w:tcPr>
+          <w:p>
+            <w:r>
+              <w:t>Ensure testing records are not used during training</w:t>
+            </w:r>
+          </w:p>
+        </w:tc>
+      </w:tr>
+      <w:tr>
+        <w:trPr>
+          <w:tblCellSpacing w:w="15" w:type="dxa"/>
+        </w:trPr>
+        <w:tc>
+          <w:tcPr>
+            <w:tcW w:w="0" w:type="auto"/>
+            <w:vAlign w:val="center"/>
+            <w:hideMark/>
+          </w:tcPr>
+          <w:p>
+            <w:r>
+              <w:t>Class distribution check</w:t>
+            </w:r>
+          </w:p>
+        </w:tc>
+        <w:tc>
+          <w:tcPr>
+            <w:tcW w:w="0" w:type="auto"/>
+            <w:vAlign w:val="center"/>
+            <w:hideMark/>
+          </w:tcPr>
+          <w:p>
+            <w:r>
+              <w:t>Ensure Abnormal, Normal and Inconclusive classes remain balanced</w:t>
+            </w:r>
+          </w:p>
+        </w:tc>
+      </w:tr>
+      <w:tr>
+        <w:trPr>
+          <w:tblCellSpacing w:w="15" w:type="dxa"/>
+        </w:trPr>
+        <w:tc>
+          <w:tcPr>
+            <w:tcW w:w="0" w:type="auto"/>
+            <w:vAlign w:val="center"/>
+            <w:hideMark/>
+          </w:tcPr>
+          <w:p>
+            <w:r>
+              <w:t>Accuracy test</w:t>
+            </w:r>
+          </w:p>
+        </w:tc>
+        <w:tc>
+          <w:tcPr>
+            <w:tcW w:w="0" w:type="auto"/>
+            <w:vAlign w:val="center"/>
+            <w:hideMark/>
+          </w:tcPr>
+          <w:p>
+            <w:r>
+              <w:t>Measure overall correct predictions</w:t>
+            </w:r>
+          </w:p>
+        </w:tc>
+      </w:tr>
+      <w:tr>
+        <w:trPr>
+          <w:tblCellSpacing w:w="15" w:type="dxa"/>
+        </w:trPr>
+        <w:tc>
+          <w:tcPr>
+            <w:tcW w:w="0" w:type="auto"/>
+            <w:vAlign w:val="center"/>
+            <w:hideMark/>
+          </w:tcPr>
+          <w:p>
+            <w:r>
+              <w:t>Precision/Recall/F1</w:t>
+            </w:r>
+          </w:p>
+        </w:tc>
+        <w:tc>
+          <w:tcPr>
+            <w:tcW w:w="0" w:type="auto"/>
+            <w:vAlign w:val="center"/>
+            <w:hideMark/>
+          </w:tcPr>
+          <w:p>
+            <w:r>
+              <w:t>Examine class-level performance</w:t>
+            </w:r>
+          </w:p>
+        </w:tc>
+      </w:tr>
+      <w:tr>
+        <w:trPr>
+          <w:tblCellSpacing w:w="15" w:type="dxa"/>
+        </w:trPr>
+        <w:tc>
+          <w:tcPr>
+            <w:tcW w:w="0" w:type="auto"/>
+            <w:vAlign w:val="center"/>
+            <w:hideMark/>
+          </w:tcPr>
+          <w:p>
+            <w:r>
+              <w:t>Confusion matrix</w:t>
+            </w:r>
+          </w:p>
+        </w:tc>
+        <w:tc>
+          <w:tcPr>
+            <w:tcW w:w="0" w:type="auto"/>
+            <w:vAlign w:val="center"/>
+            <w:hideMark/>
+          </w:tcPr>
+          <w:p>
+            <w:r>
+              <w:t>Identify specific misclassification patterns</w:t>
+            </w:r>
+          </w:p>
+        </w:tc>
+      </w:tr>
+      <w:tr>
+        <w:trPr>
+          <w:tblCellSpacing w:w="15" w:type="dxa"/>
+        </w:trPr>
+        <w:tc>
+          <w:tcPr>
+            <w:tcW w:w="0" w:type="auto"/>
+            <w:vAlign w:val="center"/>
+            <w:hideMark/>
+          </w:tcPr>
+          <w:p>
+            <w:r>
+              <w:t>Model comparison</w:t>
+            </w:r>
+          </w:p>
+        </w:tc>
+        <w:tc>
+          <w:tcPr>
+            <w:tcW w:w="0" w:type="auto"/>
+            <w:vAlign w:val="center"/>
+            <w:hideMark/>
+          </w:tcPr>
+          <w:p>
+            <w:r>
+              <w:t>Compare all models using the same test data</w:t>
+            </w:r>
+          </w:p>
+        </w:tc>
+      </w:tr>
+      <w:tr>
+        <w:trPr>
+          <w:tblCellSpacing w:w="15" w:type="dxa"/>
+        </w:trPr>
+        <w:tc>
+          <w:tcPr>
+            <w:tcW w:w="0" w:type="auto"/>
+            <w:vAlign w:val="center"/>
+            <w:hideMark/>
+          </w:tcPr>
+          <w:p>
+            <w:r>
+              <w:t>Prediction test</w:t>
+            </w:r>
+          </w:p>
+        </w:tc>
+        <w:tc>
+          <w:tcPr>
+            <w:tcW w:w="0" w:type="auto"/>
+            <w:vAlign w:val="center"/>
+            <w:hideMark/>
+          </w:tcPr>
+          <w:p>
+            <w:r>
+              <w:t>Test the selected model on a sample patient record</w:t>
+            </w:r>
+          </w:p>
+        </w:tc>
+      </w:tr>
+    </w:tbl>
+    <w:p>
+      <w:pPr>
+        <w:pStyle w:val="NormalWeb"/>
+      </w:pPr>
+      <w:r>
+        <w:t>This testing process makes the model evaluation more systematic and reproducible.</w:t>
+      </w:r>
+    </w:p>
+    <w:p>
+      <w:pPr>
+        <w:pStyle w:val="Heading2"/>
+        <w:numPr>
+          <w:ilvl w:val="0"/>
+          <w:numId w:val="35"/>
+        </w:numPr>
+        <w:jc w:val="left"/>
+        <w:rPr>
+          <w:color w:val="000000" w:themeColor="text1"/>
+          <w:sz w:val="32"/>
+          <w:szCs w:val="32"/>
+        </w:rPr>
+      </w:pPr>
+      <w:r>
+        <w:rPr>
+          <w:color w:val="000000" w:themeColor="text1"/>
+          <w:sz w:val="32"/>
+          <w:szCs w:val="32"/>
+        </w:rPr>
+        <w:t>Error Analysis</w:t>
+      </w:r>
+    </w:p>
+    <w:p>
+      <w:pPr>
+        <w:pStyle w:val="NormalWeb"/>
+      </w:pPr>
+      <w:r>
+        <w:t>Error analysis was performed to understand why predictive accuracy remained low instead of considering accuracy alone.</w:t>
+      </w:r>
+    </w:p>
+    <w:p>
+      <w:pPr>
+        <w:pStyle w:val="Heading2"/>
+        <w:numPr>
+          <w:ilvl w:val="0"/>
+          <w:numId w:val="35"/>
+        </w:numPr>
+        <w:jc w:val="left"/>
+        <w:rPr>
+          <w:color w:val="000000" w:themeColor="text1"/>
+          <w:sz w:val="32"/>
+          <w:szCs w:val="32"/>
+        </w:rPr>
+      </w:pPr>
+      <w:r>
+        <w:rPr>
+          <w:color w:val="000000" w:themeColor="text1"/>
+          <w:sz w:val="32"/>
+          <w:szCs w:val="32"/>
+        </w:rPr>
+        <w:t>Misclassification Analysis</w:t>
+      </w:r>
+    </w:p>
+    <w:p>
+      <w:pPr>
+        <w:pStyle w:val="NormalWeb"/>
+      </w:pPr>
+      <w:r>
+        <w:t>The confusion matrices were examined to determine which Test Result categories were incorrectly classified.</w:t>
+      </w:r>
+    </w:p>
+    <w:p>
+      <w:pPr>
+        <w:pStyle w:val="NormalWeb"/>
+      </w:pPr>
+      <w:r>
+        <w:lastRenderedPageBreak/>
+        <w:t>The target variable contains three classes:</w:t>
+      </w:r>
+    </w:p>
+    <w:p>
+      <w:pPr>
+        <w:pStyle w:val="NormalWeb"/>
+        <w:numPr>
+          <w:ilvl w:val="0"/>
+          <w:numId w:val="25"/>
+        </w:numPr>
+      </w:pPr>
+      <w:r>
+        <w:t>Abnormal</w:t>
+      </w:r>
+    </w:p>
+    <w:p>
+      <w:pPr>
+        <w:pStyle w:val="NormalWeb"/>
+        <w:numPr>
+          <w:ilvl w:val="0"/>
+          <w:numId w:val="25"/>
+        </w:numPr>
+      </w:pPr>
+      <w:r>
+        <w:t>Inconclusive</w:t>
+      </w:r>
+    </w:p>
+    <w:p>
+      <w:pPr>
+        <w:pStyle w:val="NormalWeb"/>
+        <w:numPr>
+          <w:ilvl w:val="0"/>
+          <w:numId w:val="25"/>
+        </w:numPr>
+      </w:pPr>
+      <w:r>
+        <w:t>Normal</w:t>
+      </w:r>
+    </w:p>
+    <w:p>
+      <w:pPr>
+        <w:pStyle w:val="NormalWeb"/>
+      </w:pPr>
+      <w:r>
+        <w:t>The classes are relatively balanced. Therefore, severe class imbalance is unlikely to be the main reason for poor model performance.</w:t>
+      </w:r>
+    </w:p>
+    <w:p>
+      <w:pPr>
+        <w:pStyle w:val="Heading2"/>
+        <w:numPr>
+          <w:ilvl w:val="0"/>
+          <w:numId w:val="35"/>
+        </w:numPr>
+        <w:jc w:val="left"/>
+        <w:rPr>
+          <w:color w:val="000000" w:themeColor="text1"/>
+          <w:sz w:val="32"/>
+          <w:szCs w:val="32"/>
+        </w:rPr>
+      </w:pPr>
+      <w:r>
+        <w:rPr>
+          <w:color w:val="000000" w:themeColor="text1"/>
+          <w:sz w:val="32"/>
+          <w:szCs w:val="32"/>
+        </w:rPr>
+        <w:t>Logistic Regression Error</w:t>
+      </w:r>
+    </w:p>
+    <w:p>
+      <w:pPr>
+        <w:pStyle w:val="NormalWeb"/>
+      </w:pPr>
+      <w:r>
+        <w:t xml:space="preserve">Logistic Regression produced approximately </w:t>
+      </w:r>
+      <w:r>
+        <w:rPr>
+          <w:rStyle w:val="Strong"/>
+        </w:rPr>
+        <w:t>33.55% accuracy</w:t>
+      </w:r>
+      <w:r>
+        <w:t>, but its predictions were heavily concentrated in the Abnormal class.</w:t>
+      </w:r>
+    </w:p>
+    <w:p>
+      <w:pPr>
+        <w:pStyle w:val="NormalWeb"/>
+      </w:pPr>
+      <w:r>
+        <w:t>For example, its confusion matrix showed that approximately:</w:t>
+      </w:r>
+    </w:p>
+    <w:tbl>
+      <w:tblPr>
+        <w:tblW w:w="0" w:type="auto"/>
+        <w:tblCellSpacing w:w="15" w:type="dxa"/>
+        <w:tblCellMar>
+          <w:top w:w="15" w:type="dxa"/>
+          <w:left w:w="15" w:type="dxa"/>
+          <w:bottom w:w="15" w:type="dxa"/>
+          <w:right w:w="15" w:type="dxa"/>
+        </w:tblCellMar>
+        <w:tblLook w:val="04A0" w:firstRow="1" w:lastRow="0" w:firstColumn="1" w:lastColumn="0" w:noHBand="0" w:noVBand="1"/>
+      </w:tblPr>
+      <w:tblGrid>
+        <w:gridCol w:w="1278"/>
+        <w:gridCol w:w="1893"/>
+        <w:gridCol w:w="2111"/>
+        <w:gridCol w:w="1683"/>
+      </w:tblGrid>
+      <w:tr>
+        <w:trPr>
+          <w:tblCellSpacing w:w="15" w:type="dxa"/>
+        </w:trPr>
+        <w:tc>
+          <w:tcPr>
+            <w:tcW w:w="0" w:type="auto"/>
+            <w:vAlign w:val="center"/>
+            <w:hideMark/>
+          </w:tcPr>
+          <w:p>
+            <w:pPr>
+              <w:jc w:val="center"/>
+              <w:rPr>
+                <w:b/>
+                <w:bCs/>
+              </w:rPr>
+            </w:pPr>
+            <w:r>
+              <w:rPr>
+                <w:b/>
+                <w:bCs/>
+              </w:rPr>
+              <w:t>Actual Result</w:t>
+            </w:r>
+          </w:p>
+        </w:tc>
+        <w:tc>
+          <w:tcPr>
+            <w:tcW w:w="0" w:type="auto"/>
+            <w:vAlign w:val="center"/>
+            <w:hideMark/>
+          </w:tcPr>
+          <w:p>
+            <w:pPr>
+              <w:jc w:val="center"/>
+              <w:rPr>
+                <w:b/>
+                <w:bCs/>
+              </w:rPr>
+            </w:pPr>
+            <w:r>
+              <w:rPr>
+                <w:b/>
+                <w:bCs/>
+              </w:rPr>
+              <w:t>Predicted Abnormal</w:t>
+            </w:r>
+          </w:p>
+        </w:tc>
+        <w:tc>
+          <w:tcPr>
+            <w:tcW w:w="0" w:type="auto"/>
+            <w:vAlign w:val="center"/>
+            <w:hideMark/>
+          </w:tcPr>
+          <w:p>
+            <w:pPr>
+              <w:jc w:val="center"/>
+              <w:rPr>
+                <w:b/>
+                <w:bCs/>
+              </w:rPr>
+            </w:pPr>
+            <w:r>
+              <w:rPr>
+                <w:b/>
+                <w:bCs/>
+              </w:rPr>
+              <w:t>Predicted Inconclusive</w:t>
+            </w:r>
+          </w:p>
+        </w:tc>
+        <w:tc>
+          <w:tcPr>
+            <w:tcW w:w="0" w:type="auto"/>
+            <w:vAlign w:val="center"/>
+            <w:hideMark/>
+          </w:tcPr>
+          <w:p>
+            <w:pPr>
+              <w:jc w:val="center"/>
+              <w:rPr>
+                <w:b/>
+                <w:bCs/>
+              </w:rPr>
+            </w:pPr>
+            <w:r>
+              <w:rPr>
+                <w:b/>
+                <w:bCs/>
+              </w:rPr>
+              <w:t>Predicted Normal</w:t>
+            </w:r>
+          </w:p>
+        </w:tc>
+      </w:tr>
+      <w:tr>
+        <w:trPr>
+          <w:tblCellSpacing w:w="15" w:type="dxa"/>
+        </w:trPr>
+        <w:tc>
+          <w:tcPr>
+            <w:tcW w:w="0" w:type="auto"/>
+            <w:vAlign w:val="center"/>
+            <w:hideMark/>
+          </w:tcPr>
+          <w:p>
+            <w:r>
+              <w:t>Abnormal</w:t>
+            </w:r>
+          </w:p>
+        </w:tc>
+        <w:tc>
+          <w:tcPr>
+            <w:tcW w:w="0" w:type="auto"/>
+            <w:vAlign w:val="center"/>
+            <w:hideMark/>
+          </w:tcPr>
+          <w:p>
+            <w:r>
+              <w:t>3688</w:t>
+            </w:r>
+          </w:p>
+        </w:tc>
+        <w:tc>
+          <w:tcPr>
+            <w:tcW w:w="0" w:type="auto"/>
+            <w:vAlign w:val="center"/>
+            <w:hideMark/>
+          </w:tcPr>
+          <w:p>
+            <w:r>
+              <w:t>0</w:t>
+            </w:r>
+          </w:p>
+        </w:tc>
+        <w:tc>
+          <w:tcPr>
+            <w:tcW w:w="0" w:type="auto"/>
+            <w:vAlign w:val="center"/>
+            <w:hideMark/>
+          </w:tcPr>
+          <w:p>
+            <w:r>
+              <w:t>0</w:t>
+            </w:r>
+          </w:p>
+        </w:tc>
+      </w:tr>
+      <w:tr>
+        <w:trPr>
+          <w:tblCellSpacing w:w="15" w:type="dxa"/>
+        </w:trPr>
+        <w:tc>
+          <w:tcPr>
+            <w:tcW w:w="0" w:type="auto"/>
+            <w:vAlign w:val="center"/>
+            <w:hideMark/>
+          </w:tcPr>
+          <w:p>
+            <w:r>
+              <w:t>Inconclusive</w:t>
+            </w:r>
+          </w:p>
+        </w:tc>
+        <w:tc>
+          <w:tcPr>
+            <w:tcW w:w="0" w:type="auto"/>
+            <w:vAlign w:val="center"/>
+            <w:hideMark/>
+          </w:tcPr>
+          <w:p>
+            <w:r>
+              <w:t>3640</w:t>
+            </w:r>
+          </w:p>
+        </w:tc>
+        <w:tc>
+          <w:tcPr>
+            <w:tcW w:w="0" w:type="auto"/>
+            <w:vAlign w:val="center"/>
+            <w:hideMark/>
+          </w:tcPr>
+          <w:p>
+            <w:r>
+              <w:t>0</w:t>
+            </w:r>
+          </w:p>
+        </w:tc>
+        <w:tc>
+          <w:tcPr>
+            <w:tcW w:w="0" w:type="auto"/>
+            <w:vAlign w:val="center"/>
+            <w:hideMark/>
+          </w:tcPr>
+          <w:p>
+            <w:r>
+              <w:t>0</w:t>
+            </w:r>
+          </w:p>
+        </w:tc>
+      </w:tr>
+      <w:tr>
+        <w:trPr>
+          <w:tblCellSpacing w:w="15" w:type="dxa"/>
+        </w:trPr>
+        <w:tc>
+          <w:tcPr>
+            <w:tcW w:w="0" w:type="auto"/>
+            <w:vAlign w:val="center"/>
+            <w:hideMark/>
+          </w:tcPr>
+          <w:p>
+            <w:r>
+              <w:t>Normal</w:t>
+            </w:r>
+          </w:p>
+        </w:tc>
+        <w:tc>
+          <w:tcPr>
+            <w:tcW w:w="0" w:type="auto"/>
+            <w:vAlign w:val="center"/>
+            <w:hideMark/>
+          </w:tcPr>
+          <w:p>
+            <w:r>
+              <w:t>3666</w:t>
+            </w:r>
+          </w:p>
+        </w:tc>
+        <w:tc>
+          <w:tcPr>
+            <w:tcW w:w="0" w:type="auto"/>
+            <w:vAlign w:val="center"/>
+            <w:hideMark/>
+          </w:tcPr>
+          <w:p>
+            <w:r>
+              <w:t>0</w:t>
+            </w:r>
+          </w:p>
+        </w:tc>
+        <w:tc>
+          <w:tcPr>
+            <w:tcW w:w="0" w:type="auto"/>
+            <w:vAlign w:val="center"/>
+            <w:hideMark/>
+          </w:tcPr>
+          <w:p>
+            <w:r>
+              <w:t>0</w:t>
+            </w:r>
+          </w:p>
+        </w:tc>
+      </w:tr>
+    </w:tbl>
+    <w:p>
+      <w:pPr>
+        <w:pStyle w:val="NormalWeb"/>
+      </w:pPr>
+      <w:r>
+        <w:t>Therefore, its accuracy alone gives an incomplete picture. The model failed to distinguish effectively between the three classes.</w:t>
+      </w:r>
+    </w:p>
+    <w:p>
+      <w:pPr>
+        <w:pStyle w:val="NormalWeb"/>
+      </w:pPr>
+      <w:r>
+        <w:t>This explains why Logistic Regression had much lower precision and F1-score despite having accuracy close to some of the other models.</w:t>
+      </w:r>
+    </w:p>
+    <w:p>
+      <w:pPr>
+        <w:pStyle w:val="Heading2"/>
+        <w:numPr>
+          <w:ilvl w:val="0"/>
+          <w:numId w:val="35"/>
+        </w:numPr>
+        <w:jc w:val="left"/>
+        <w:rPr>
+          <w:color w:val="000000" w:themeColor="text1"/>
+          <w:sz w:val="32"/>
+          <w:szCs w:val="32"/>
+        </w:rPr>
+      </w:pPr>
+      <w:r>
+        <w:rPr>
+          <w:color w:val="000000" w:themeColor="text1"/>
+          <w:sz w:val="32"/>
+          <w:szCs w:val="32"/>
+        </w:rPr>
+        <w:t>Random Forest Error Analysis</w:t>
+      </w:r>
+    </w:p>
+    <w:p>
+      <w:pPr>
+        <w:pStyle w:val="NormalWeb"/>
+      </w:pPr>
+      <w:r>
+        <w:t xml:space="preserve">Random Forest achieved the strongest overall result at approximately </w:t>
+      </w:r>
+      <w:r>
+        <w:rPr>
+          <w:rStyle w:val="Strong"/>
+        </w:rPr>
+        <w:t>35.2% accuracy</w:t>
+      </w:r>
+      <w:r>
+        <w:t>.</w:t>
+      </w:r>
+    </w:p>
+    <w:p>
+      <w:pPr>
+        <w:pStyle w:val="NormalWeb"/>
+      </w:pPr>
+      <w:r>
+        <w:t xml:space="preserve">However, an accuracy of 35.2% means that roughly </w:t>
+      </w:r>
+      <w:r>
+        <w:rPr>
+          <w:rStyle w:val="Strong"/>
+        </w:rPr>
+        <w:t>64.8% of test predictions were incorrect</w:t>
+      </w:r>
+      <w:r>
+        <w:t>.</w:t>
+      </w:r>
+    </w:p>
+    <w:p>
+      <w:pPr>
+        <w:pStyle w:val="NormalWeb"/>
+      </w:pPr>
+      <w:r>
+        <w:t>For a test set of approximately 10,994 records, this corresponds to roughly:</w:t>
+      </w:r>
+    </w:p>
+    <w:p>
+      <w:pPr>
+        <w:pStyle w:val="NormalWeb"/>
+      </w:pPr>
+      <w:r>
+        <w:rPr>
+          <w:rStyle w:val="Strong"/>
+        </w:rPr>
+        <w:t>Correct predictions ≈ 3,870</w:t>
+      </w:r>
+    </w:p>
+    <w:p>
+      <w:pPr>
+        <w:pStyle w:val="NormalWeb"/>
+      </w:pPr>
+      <w:r>
+        <w:rPr>
+          <w:rStyle w:val="Strong"/>
+        </w:rPr>
+        <w:t>Incorrect predictions ≈ 7,124</w:t>
+      </w:r>
+    </w:p>
+    <w:p>
+      <w:pPr>
+        <w:pStyle w:val="NormalWeb"/>
+      </w:pPr>
+      <w:r>
+        <w:lastRenderedPageBreak/>
+        <w:t>These figures are approximate because the reported 35.2% accuracy is rounded.</w:t>
+      </w:r>
+    </w:p>
+    <w:p>
+      <w:pPr>
+        <w:pStyle w:val="NormalWeb"/>
+      </w:pPr>
+      <w:r>
+        <w:t xml:space="preserve">This demonstrates that Random Forest was only the </w:t>
+      </w:r>
+      <w:r>
+        <w:rPr>
+          <w:rStyle w:val="Strong"/>
+        </w:rPr>
+        <w:t>best-performing model among those tested</w:t>
+      </w:r>
+      <w:r>
+        <w:t>. It was not sufficiently accurate for clinical use.</w:t>
+      </w:r>
+    </w:p>
+    <w:p>
+      <w:pPr>
+        <w:pStyle w:val="Heading2"/>
+        <w:numPr>
+          <w:ilvl w:val="0"/>
+          <w:numId w:val="35"/>
+        </w:numPr>
+        <w:jc w:val="left"/>
+        <w:rPr>
+          <w:color w:val="000000" w:themeColor="text1"/>
+          <w:sz w:val="32"/>
+          <w:szCs w:val="32"/>
+        </w:rPr>
+      </w:pPr>
+      <w:r>
+        <w:rPr>
+          <w:color w:val="000000" w:themeColor="text1"/>
+          <w:sz w:val="32"/>
+          <w:szCs w:val="32"/>
+        </w:rPr>
+        <w:t>Possible Causes of Errors</w:t>
+      </w:r>
+    </w:p>
+    <w:p>
+      <w:pPr>
+        <w:pStyle w:val="NormalWeb"/>
+      </w:pPr>
+      <w:r>
+        <w:t>The following factors were identified as likely reasons for the weak predictive performance.</w:t>
+      </w:r>
+    </w:p>
+    <w:p>
+      <w:pPr>
+        <w:pStyle w:val="Heading3"/>
+      </w:pPr>
+      <w:r>
+        <w:t>Limited Predictive Features</w:t>
+      </w:r>
+    </w:p>
+    <w:p>
+      <w:pPr>
+        <w:pStyle w:val="NormalWeb"/>
+      </w:pPr>
+      <w:r>
+        <w:t>Variables such as Age, Billing Amount and Medical Condition may not provide enough information to determine a patient's Test Result.</w:t>
+      </w:r>
+    </w:p>
+    <w:p>
+      <w:pPr>
+        <w:pStyle w:val="Heading3"/>
+      </w:pPr>
+      <w:r>
+        <w:t>Missing Clinical Information</w:t>
+      </w:r>
+    </w:p>
+    <w:p>
+      <w:pPr>
+        <w:pStyle w:val="NormalWeb"/>
+      </w:pPr>
+      <w:r>
+        <w:t>Important medical variables are absent, including:</w:t>
+      </w:r>
+    </w:p>
+    <w:p>
+      <w:pPr>
+        <w:pStyle w:val="NormalWeb"/>
+        <w:numPr>
+          <w:ilvl w:val="0"/>
+          <w:numId w:val="26"/>
+        </w:numPr>
+      </w:pPr>
+      <w:r>
+        <w:t>Laboratory measurements</w:t>
+      </w:r>
+    </w:p>
+    <w:p>
+      <w:pPr>
+        <w:pStyle w:val="NormalWeb"/>
+        <w:numPr>
+          <w:ilvl w:val="0"/>
+          <w:numId w:val="26"/>
+        </w:numPr>
+      </w:pPr>
+      <w:r>
+        <w:t>Blood pressure</w:t>
+      </w:r>
+    </w:p>
+    <w:p>
+      <w:pPr>
+        <w:pStyle w:val="NormalWeb"/>
+        <w:numPr>
+          <w:ilvl w:val="0"/>
+          <w:numId w:val="26"/>
+        </w:numPr>
+      </w:pPr>
+      <w:r>
+        <w:t>Heart rate</w:t>
+      </w:r>
+    </w:p>
+    <w:p>
+      <w:pPr>
+        <w:pStyle w:val="NormalWeb"/>
+        <w:numPr>
+          <w:ilvl w:val="0"/>
+          <w:numId w:val="26"/>
+        </w:numPr>
+      </w:pPr>
+      <w:r>
+        <w:t>BMI</w:t>
+      </w:r>
+    </w:p>
+    <w:p>
+      <w:pPr>
+        <w:pStyle w:val="NormalWeb"/>
+        <w:numPr>
+          <w:ilvl w:val="0"/>
+          <w:numId w:val="26"/>
+        </w:numPr>
+      </w:pPr>
+      <w:r>
+        <w:t>Symptoms</w:t>
+      </w:r>
+    </w:p>
+    <w:p>
+      <w:pPr>
+        <w:pStyle w:val="NormalWeb"/>
+        <w:numPr>
+          <w:ilvl w:val="0"/>
+          <w:numId w:val="26"/>
+        </w:numPr>
+      </w:pPr>
+      <w:r>
+        <w:t>Disease severity</w:t>
+      </w:r>
+    </w:p>
+    <w:p>
+      <w:pPr>
+        <w:pStyle w:val="NormalWeb"/>
+        <w:numPr>
+          <w:ilvl w:val="0"/>
+          <w:numId w:val="26"/>
+        </w:numPr>
+      </w:pPr>
+      <w:r>
+        <w:t>Previous diagnoses</w:t>
+      </w:r>
+    </w:p>
+    <w:p>
+      <w:pPr>
+        <w:pStyle w:val="NormalWeb"/>
+        <w:numPr>
+          <w:ilvl w:val="0"/>
+          <w:numId w:val="26"/>
+        </w:numPr>
+      </w:pPr>
+      <w:r>
+        <w:t>Medical history</w:t>
+      </w:r>
+    </w:p>
+    <w:p>
+      <w:pPr>
+        <w:pStyle w:val="NormalWeb"/>
+      </w:pPr>
+      <w:r>
+        <w:t>These variables could have a stronger relationship with test outcomes.</w:t>
+      </w:r>
+    </w:p>
+    <w:p>
+      <w:pPr>
+        <w:pStyle w:val="Heading3"/>
+      </w:pPr>
+      <w:r>
+        <w:t>Weak Feature-Target Relationship</w:t>
+      </w:r>
+    </w:p>
+    <w:p>
+      <w:pPr>
+        <w:pStyle w:val="NormalWeb"/>
+      </w:pPr>
+      <w:r>
+        <w:t>The models may be unable to identify strong patterns because the available input variables have limited relationships with Test Results.</w:t>
+      </w:r>
+    </w:p>
+    <w:p>
+      <w:pPr>
+        <w:pStyle w:val="Heading3"/>
+      </w:pPr>
+      <w:r>
+        <w:t>Model Complexity Is Not the Main Problem</w:t>
+      </w:r>
+    </w:p>
+    <w:p>
+      <w:pPr>
+        <w:pStyle w:val="NormalWeb"/>
+      </w:pPr>
+      <w:r>
+        <w:t xml:space="preserve">Random Forest and </w:t>
+      </w:r>
+      <w:proofErr w:type="spellStart"/>
+      <w:r>
+        <w:t>XGBoost</w:t>
+      </w:r>
+      <w:proofErr w:type="spellEnd"/>
+      <w:r>
+        <w:t xml:space="preserve"> are more complex than Logistic Regression, but their improvement was small. This suggests that simply using more advanced algorithms is unlikely to solve the problem without improving the input data.</w:t>
+      </w:r>
+    </w:p>
+    <w:p>
+      <w:pPr>
+        <w:rPr>
+          <w:rFonts w:ascii="Times New Roman" w:eastAsia="Times New Roman" w:hAnsi="Times New Roman" w:cs="Times New Roman"/>
+          <w:color w:val="auto"/>
+          <w:sz w:val="28"/>
+          <w:szCs w:val="28"/>
+          <w:lang w:bidi="hi-IN"/>
+        </w:rPr>
+      </w:pPr>
+    </w:p>
+    <w:p>
+      <w:pPr>
+        <w:rPr>
+          <w:rFonts w:ascii="Times New Roman" w:eastAsia="Times New Roman" w:hAnsi="Times New Roman" w:cs="Times New Roman"/>
+          <w:color w:val="auto"/>
+          <w:sz w:val="28"/>
+          <w:szCs w:val="28"/>
+          <w:lang w:bidi="hi-IN"/>
+        </w:rPr>
+      </w:pPr>
     </w:p>
     <w:p>
       <w:pPr>
@@ -5445,6 +6896,155 @@
     </w:lvl>
   </w:abstractNum>
   <w:abstractNum w:abstractNumId="1" w15:restartNumberingAfterBreak="0">
+    <w:nsid w:val="01A42BF1"/>
+    <w:multiLevelType w:val="multilevel"/>
+    <w:tmpl w:val="E83E5A1C"/>
+    <w:lvl w:ilvl="0">
+      <w:start w:val="1"/>
+      <w:numFmt w:val="bullet"/>
+      <w:lvlText w:val=""/>
+      <w:lvlJc w:val="left"/>
+      <w:pPr>
+        <w:tabs>
+          <w:tab w:val="num" w:pos="720"/>
+        </w:tabs>
+        <w:ind w:left="720" w:hanging="360"/>
+      </w:pPr>
+      <w:rPr>
+        <w:rFonts w:ascii="Symbol" w:hAnsi="Symbol" w:hint="default"/>
+        <w:sz w:val="20"/>
+      </w:rPr>
+    </w:lvl>
+    <w:lvl w:ilvl="1" w:tentative="1">
+      <w:start w:val="1"/>
+      <w:numFmt w:val="bullet"/>
+      <w:lvlText w:val="o"/>
+      <w:lvlJc w:val="left"/>
+      <w:pPr>
+        <w:tabs>
+          <w:tab w:val="num" w:pos="1440"/>
+        </w:tabs>
+        <w:ind w:left="1440" w:hanging="360"/>
+      </w:pPr>
+      <w:rPr>
+        <w:rFonts w:ascii="Courier New" w:hAnsi="Courier New" w:hint="default"/>
+        <w:sz w:val="20"/>
+      </w:rPr>
+    </w:lvl>
+    <w:lvl w:ilvl="2" w:tentative="1">
+      <w:start w:val="1"/>
+      <w:numFmt w:val="bullet"/>
+      <w:lvlText w:val=""/>
+      <w:lvlJc w:val="left"/>
+      <w:pPr>
+        <w:tabs>
+          <w:tab w:val="num" w:pos="2160"/>
+        </w:tabs>
+        <w:ind w:left="2160" w:hanging="360"/>
+      </w:pPr>
+      <w:rPr>
+        <w:rFonts w:ascii="Wingdings" w:hAnsi="Wingdings" w:hint="default"/>
+        <w:sz w:val="20"/>
+      </w:rPr>
+    </w:lvl>
+    <w:lvl w:ilvl="3" w:tentative="1">
+      <w:start w:val="1"/>
+      <w:numFmt w:val="bullet"/>
+      <w:lvlText w:val=""/>
+      <w:lvlJc w:val="left"/>
+      <w:pPr>
+        <w:tabs>
+          <w:tab w:val="num" w:pos="2880"/>
+        </w:tabs>
+        <w:ind w:left="2880" w:hanging="360"/>
+      </w:pPr>
+      <w:rPr>
+        <w:rFonts w:ascii="Wingdings" w:hAnsi="Wingdings" w:hint="default"/>
+        <w:sz w:val="20"/>
+      </w:rPr>
+    </w:lvl>
+    <w:lvl w:ilvl="4" w:tentative="1">
+      <w:start w:val="1"/>
+      <w:numFmt w:val="bullet"/>
+      <w:lvlText w:val=""/>
+      <w:lvlJc w:val="left"/>
+      <w:pPr>
+        <w:tabs>
+          <w:tab w:val="num" w:pos="3600"/>
+        </w:tabs>
+        <w:ind w:left="3600" w:hanging="360"/>
+      </w:pPr>
+      <w:rPr>
+        <w:rFonts w:ascii="Wingdings" w:hAnsi="Wingdings" w:hint="default"/>
+        <w:sz w:val="20"/>
+      </w:rPr>
+    </w:lvl>
+    <w:lvl w:ilvl="5" w:tentative="1">
+      <w:start w:val="1"/>
+      <w:numFmt w:val="bullet"/>
+      <w:lvlText w:val=""/>
+      <w:lvlJc w:val="left"/>
+      <w:pPr>
+        <w:tabs>
+          <w:tab w:val="num" w:pos="4320"/>
+        </w:tabs>
+        <w:ind w:left="4320" w:hanging="360"/>
+      </w:pPr>
+      <w:rPr>
+        <w:rFonts w:ascii="Wingdings" w:hAnsi="Wingdings" w:hint="default"/>
+        <w:sz w:val="20"/>
+      </w:rPr>
+    </w:lvl>
+    <w:lvl w:ilvl="6" w:tentative="1">
+      <w:start w:val="1"/>
+      <w:numFmt w:val="bullet"/>
+      <w:lvlText w:val=""/>
+      <w:lvlJc w:val="left"/>
+      <w:pPr>
+        <w:tabs>
+          <w:tab w:val="num" w:pos="5040"/>
+        </w:tabs>
+        <w:ind w:left="5040" w:hanging="360"/>
+      </w:pPr>
+      <w:rPr>
+        <w:rFonts w:ascii="Wingdings" w:hAnsi="Wingdings" w:hint="default"/>
+        <w:sz w:val="20"/>
+      </w:rPr>
+    </w:lvl>
+    <w:lvl w:ilvl="7" w:tentative="1">
+      <w:start w:val="1"/>
+      <w:numFmt w:val="bullet"/>
+      <w:lvlText w:val=""/>
+      <w:lvlJc w:val="left"/>
+      <w:pPr>
+        <w:tabs>
+          <w:tab w:val="num" w:pos="5760"/>
+        </w:tabs>
+        <w:ind w:left="5760" w:hanging="360"/>
+      </w:pPr>
+      <w:rPr>
+        <w:rFonts w:ascii="Wingdings" w:hAnsi="Wingdings" w:hint="default"/>
+        <w:sz w:val="20"/>
+      </w:rPr>
+    </w:lvl>
+    <w:lvl w:ilvl="8" w:tentative="1">
+      <w:start w:val="1"/>
+      <w:numFmt w:val="bullet"/>
+      <w:lvlText w:val=""/>
+      <w:lvlJc w:val="left"/>
+      <w:pPr>
+        <w:tabs>
+          <w:tab w:val="num" w:pos="6480"/>
+        </w:tabs>
+        <w:ind w:left="6480" w:hanging="360"/>
+      </w:pPr>
+      <w:rPr>
+        <w:rFonts w:ascii="Wingdings" w:hAnsi="Wingdings" w:hint="default"/>
+        <w:sz w:val="20"/>
+      </w:rPr>
+    </w:lvl>
+  </w:abstractNum>
+  <w:abstractNum w:abstractNumId="2" w15:restartNumberingAfterBreak="0">
     <w:nsid w:val="01D858A6"/>
     <w:multiLevelType w:val="multilevel"/>
     <w:tmpl w:val="27EE4D04"/>
@@ -5593,7 +7193,120 @@
       </w:rPr>
     </w:lvl>
   </w:abstractNum>
-  <w:abstractNum w:abstractNumId="2" w15:restartNumberingAfterBreak="0">
+  <w:abstractNum w:abstractNumId="3" w15:restartNumberingAfterBreak="0">
+    <w:nsid w:val="04F149FE"/>
+    <w:multiLevelType w:val="hybridMultilevel"/>
+    <w:tmpl w:val="9BDA7E56"/>
+    <w:lvl w:ilvl="0" w:tplc="0409000B">
+      <w:start w:val="1"/>
+      <w:numFmt w:val="bullet"/>
+      <w:lvlText w:val=""/>
+      <w:lvlJc w:val="left"/>
+      <w:pPr>
+        <w:ind w:left="360" w:hanging="360"/>
+      </w:pPr>
+      <w:rPr>
+        <w:rFonts w:ascii="Wingdings" w:hAnsi="Wingdings" w:hint="default"/>
+      </w:rPr>
+    </w:lvl>
+    <w:lvl w:ilvl="1" w:tplc="0409000B">
+      <w:start w:val="1"/>
+      <w:numFmt w:val="bullet"/>
+      <w:lvlText w:val=""/>
+      <w:lvlJc w:val="left"/>
+      <w:pPr>
+        <w:ind w:left="1080" w:hanging="360"/>
+      </w:pPr>
+      <w:rPr>
+        <w:rFonts w:ascii="Wingdings" w:hAnsi="Wingdings" w:hint="default"/>
+      </w:rPr>
+    </w:lvl>
+    <w:lvl w:ilvl="2" w:tplc="04090005" w:tentative="1">
+      <w:start w:val="1"/>
+      <w:numFmt w:val="bullet"/>
+      <w:lvlText w:val=""/>
+      <w:lvlJc w:val="left"/>
+      <w:pPr>
+        <w:ind w:left="1800" w:hanging="360"/>
+      </w:pPr>
+      <w:rPr>
+        <w:rFonts w:ascii="Wingdings" w:hAnsi="Wingdings" w:hint="default"/>
+      </w:rPr>
+    </w:lvl>
+    <w:lvl w:ilvl="3" w:tplc="04090001" w:tentative="1">
+      <w:start w:val="1"/>
+      <w:numFmt w:val="bullet"/>
+      <w:lvlText w:val=""/>
+      <w:lvlJc w:val="left"/>
+      <w:pPr>
+        <w:ind w:left="2520" w:hanging="360"/>
+      </w:pPr>
+      <w:rPr>
+        <w:rFonts w:ascii="Symbol" w:hAnsi="Symbol" w:hint="default"/>
+      </w:rPr>
+    </w:lvl>
+    <w:lvl w:ilvl="4" w:tplc="04090003" w:tentative="1">
+      <w:start w:val="1"/>
+      <w:numFmt w:val="bullet"/>
+      <w:lvlText w:val="o"/>
+      <w:lvlJc w:val="left"/>
+      <w:pPr>
+        <w:ind w:left="3240" w:hanging="360"/>
+      </w:pPr>
+      <w:rPr>
+        <w:rFonts w:ascii="Courier New" w:hAnsi="Courier New" w:cs="Courier New" w:hint="default"/>
+      </w:rPr>
+    </w:lvl>
+    <w:lvl w:ilvl="5" w:tplc="04090005" w:tentative="1">
+      <w:start w:val="1"/>
+      <w:numFmt w:val="bullet"/>
+      <w:lvlText w:val=""/>
+      <w:lvlJc w:val="left"/>
+      <w:pPr>
+        <w:ind w:left="3960" w:hanging="360"/>
+      </w:pPr>
+      <w:rPr>
+        <w:rFonts w:ascii="Wingdings" w:hAnsi="Wingdings" w:hint="default"/>
+      </w:rPr>
+    </w:lvl>
+    <w:lvl w:ilvl="6" w:tplc="04090001" w:tentative="1">
+      <w:start w:val="1"/>
+      <w:numFmt w:val="bullet"/>
+      <w:lvlText w:val=""/>
+      <w:lvlJc w:val="left"/>
+      <w:pPr>
+        <w:ind w:left="4680" w:hanging="360"/>
+      </w:pPr>
+      <w:rPr>
+        <w:rFonts w:ascii="Symbol" w:hAnsi="Symbol" w:hint="default"/>
+      </w:rPr>
+    </w:lvl>
+    <w:lvl w:ilvl="7" w:tplc="04090003" w:tentative="1">
+      <w:start w:val="1"/>
+      <w:numFmt w:val="bullet"/>
+      <w:lvlText w:val="o"/>
+      <w:lvlJc w:val="left"/>
+      <w:pPr>
+        <w:ind w:left="5400" w:hanging="360"/>
+      </w:pPr>
+      <w:rPr>
+        <w:rFonts w:ascii="Courier New" w:hAnsi="Courier New" w:cs="Courier New" w:hint="default"/>
+      </w:rPr>
+    </w:lvl>
+    <w:lvl w:ilvl="8" w:tplc="04090005" w:tentative="1">
+      <w:start w:val="1"/>
+      <w:numFmt w:val="bullet"/>
+      <w:lvlText w:val=""/>
+      <w:lvlJc w:val="left"/>
+      <w:pPr>
+        <w:ind w:left="6120" w:hanging="360"/>
+      </w:pPr>
+      <w:rPr>
+        <w:rFonts w:ascii="Wingdings" w:hAnsi="Wingdings" w:hint="default"/>
+      </w:rPr>
+    </w:lvl>
+  </w:abstractNum>
+  <w:abstractNum w:abstractNumId="4" w15:restartNumberingAfterBreak="0">
     <w:nsid w:val="087C2FD2"/>
     <w:multiLevelType w:val="multilevel"/>
     <w:tmpl w:val="9CBA0250"/>
@@ -5742,7 +7455,7 @@
       </w:rPr>
     </w:lvl>
   </w:abstractNum>
-  <w:abstractNum w:abstractNumId="3" w15:restartNumberingAfterBreak="0">
+  <w:abstractNum w:abstractNumId="5" w15:restartNumberingAfterBreak="0">
     <w:nsid w:val="09BD373E"/>
     <w:multiLevelType w:val="hybridMultilevel"/>
     <w:tmpl w:val="E40A0A1C"/>
@@ -5855,7 +7568,7 @@
       </w:rPr>
     </w:lvl>
   </w:abstractNum>
-  <w:abstractNum w:abstractNumId="4" w15:restartNumberingAfterBreak="0">
+  <w:abstractNum w:abstractNumId="6" w15:restartNumberingAfterBreak="0">
     <w:nsid w:val="0CD85DCE"/>
     <w:multiLevelType w:val="multilevel"/>
     <w:tmpl w:val="C23AB118"/>
@@ -6004,7 +7717,7 @@
       </w:rPr>
     </w:lvl>
   </w:abstractNum>
-  <w:abstractNum w:abstractNumId="5" w15:restartNumberingAfterBreak="0">
+  <w:abstractNum w:abstractNumId="7" w15:restartNumberingAfterBreak="0">
     <w:nsid w:val="0F817C62"/>
     <w:multiLevelType w:val="hybridMultilevel"/>
     <w:tmpl w:val="BA58491C"/>
@@ -6117,7 +7830,305 @@
       </w:rPr>
     </w:lvl>
   </w:abstractNum>
-  <w:abstractNum w:abstractNumId="6" w15:restartNumberingAfterBreak="0">
+  <w:abstractNum w:abstractNumId="8" w15:restartNumberingAfterBreak="0">
+    <w:nsid w:val="11FD59EF"/>
+    <w:multiLevelType w:val="multilevel"/>
+    <w:tmpl w:val="F65E00E4"/>
+    <w:lvl w:ilvl="0">
+      <w:start w:val="1"/>
+      <w:numFmt w:val="bullet"/>
+      <w:lvlText w:val=""/>
+      <w:lvlJc w:val="left"/>
+      <w:pPr>
+        <w:tabs>
+          <w:tab w:val="num" w:pos="720"/>
+        </w:tabs>
+        <w:ind w:left="720" w:hanging="360"/>
+      </w:pPr>
+      <w:rPr>
+        <w:rFonts w:ascii="Symbol" w:hAnsi="Symbol" w:hint="default"/>
+        <w:sz w:val="20"/>
+      </w:rPr>
+    </w:lvl>
+    <w:lvl w:ilvl="1" w:tentative="1">
+      <w:start w:val="1"/>
+      <w:numFmt w:val="bullet"/>
+      <w:lvlText w:val="o"/>
+      <w:lvlJc w:val="left"/>
+      <w:pPr>
+        <w:tabs>
+          <w:tab w:val="num" w:pos="1440"/>
+        </w:tabs>
+        <w:ind w:left="1440" w:hanging="360"/>
+      </w:pPr>
+      <w:rPr>
+        <w:rFonts w:ascii="Courier New" w:hAnsi="Courier New" w:hint="default"/>
+        <w:sz w:val="20"/>
+      </w:rPr>
+    </w:lvl>
+    <w:lvl w:ilvl="2" w:tentative="1">
+      <w:start w:val="1"/>
+      <w:numFmt w:val="bullet"/>
+      <w:lvlText w:val=""/>
+      <w:lvlJc w:val="left"/>
+      <w:pPr>
+        <w:tabs>
+          <w:tab w:val="num" w:pos="2160"/>
+        </w:tabs>
+        <w:ind w:left="2160" w:hanging="360"/>
+      </w:pPr>
+      <w:rPr>
+        <w:rFonts w:ascii="Wingdings" w:hAnsi="Wingdings" w:hint="default"/>
+        <w:sz w:val="20"/>
+      </w:rPr>
+    </w:lvl>
+    <w:lvl w:ilvl="3" w:tentative="1">
+      <w:start w:val="1"/>
+      <w:numFmt w:val="bullet"/>
+      <w:lvlText w:val=""/>
+      <w:lvlJc w:val="left"/>
+      <w:pPr>
+        <w:tabs>
+          <w:tab w:val="num" w:pos="2880"/>
+        </w:tabs>
+        <w:ind w:left="2880" w:hanging="360"/>
+      </w:pPr>
+      <w:rPr>
+        <w:rFonts w:ascii="Wingdings" w:hAnsi="Wingdings" w:hint="default"/>
+        <w:sz w:val="20"/>
+      </w:rPr>
+    </w:lvl>
+    <w:lvl w:ilvl="4" w:tentative="1">
+      <w:start w:val="1"/>
+      <w:numFmt w:val="bullet"/>
+      <w:lvlText w:val=""/>
+      <w:lvlJc w:val="left"/>
+      <w:pPr>
+        <w:tabs>
+          <w:tab w:val="num" w:pos="3600"/>
+        </w:tabs>
+        <w:ind w:left="3600" w:hanging="360"/>
+      </w:pPr>
+      <w:rPr>
+        <w:rFonts w:ascii="Wingdings" w:hAnsi="Wingdings" w:hint="default"/>
+        <w:sz w:val="20"/>
+      </w:rPr>
+    </w:lvl>
+    <w:lvl w:ilvl="5" w:tentative="1">
+      <w:start w:val="1"/>
+      <w:numFmt w:val="bullet"/>
+      <w:lvlText w:val=""/>
+      <w:lvlJc w:val="left"/>
+      <w:pPr>
+        <w:tabs>
+          <w:tab w:val="num" w:pos="4320"/>
+        </w:tabs>
+        <w:ind w:left="4320" w:hanging="360"/>
+      </w:pPr>
+      <w:rPr>
+        <w:rFonts w:ascii="Wingdings" w:hAnsi="Wingdings" w:hint="default"/>
+        <w:sz w:val="20"/>
+      </w:rPr>
+    </w:lvl>
+    <w:lvl w:ilvl="6" w:tentative="1">
+      <w:start w:val="1"/>
+      <w:numFmt w:val="bullet"/>
+      <w:lvlText w:val=""/>
+      <w:lvlJc w:val="left"/>
+      <w:pPr>
+        <w:tabs>
+          <w:tab w:val="num" w:pos="5040"/>
+        </w:tabs>
+        <w:ind w:left="5040" w:hanging="360"/>
+      </w:pPr>
+      <w:rPr>
+        <w:rFonts w:ascii="Wingdings" w:hAnsi="Wingdings" w:hint="default"/>
+        <w:sz w:val="20"/>
+      </w:rPr>
+    </w:lvl>
+    <w:lvl w:ilvl="7" w:tentative="1">
+      <w:start w:val="1"/>
+      <w:numFmt w:val="bullet"/>
+      <w:lvlText w:val=""/>
+      <w:lvlJc w:val="left"/>
+      <w:pPr>
+        <w:tabs>
+          <w:tab w:val="num" w:pos="5760"/>
+        </w:tabs>
+        <w:ind w:left="5760" w:hanging="360"/>
+      </w:pPr>
+      <w:rPr>
+        <w:rFonts w:ascii="Wingdings" w:hAnsi="Wingdings" w:hint="default"/>
+        <w:sz w:val="20"/>
+      </w:rPr>
+    </w:lvl>
+    <w:lvl w:ilvl="8" w:tentative="1">
+      <w:start w:val="1"/>
+      <w:numFmt w:val="bullet"/>
+      <w:lvlText w:val=""/>
+      <w:lvlJc w:val="left"/>
+      <w:pPr>
+        <w:tabs>
+          <w:tab w:val="num" w:pos="6480"/>
+        </w:tabs>
+        <w:ind w:left="6480" w:hanging="360"/>
+      </w:pPr>
+      <w:rPr>
+        <w:rFonts w:ascii="Wingdings" w:hAnsi="Wingdings" w:hint="default"/>
+        <w:sz w:val="20"/>
+      </w:rPr>
+    </w:lvl>
+  </w:abstractNum>
+  <w:abstractNum w:abstractNumId="9" w15:restartNumberingAfterBreak="0">
+    <w:nsid w:val="15CF6658"/>
+    <w:multiLevelType w:val="multilevel"/>
+    <w:tmpl w:val="0850246A"/>
+    <w:lvl w:ilvl="0">
+      <w:start w:val="1"/>
+      <w:numFmt w:val="bullet"/>
+      <w:lvlText w:val=""/>
+      <w:lvlJc w:val="left"/>
+      <w:pPr>
+        <w:tabs>
+          <w:tab w:val="num" w:pos="720"/>
+        </w:tabs>
+        <w:ind w:left="720" w:hanging="360"/>
+      </w:pPr>
+      <w:rPr>
+        <w:rFonts w:ascii="Symbol" w:hAnsi="Symbol" w:hint="default"/>
+        <w:sz w:val="20"/>
+      </w:rPr>
+    </w:lvl>
+    <w:lvl w:ilvl="1" w:tentative="1">
+      <w:start w:val="1"/>
+      <w:numFmt w:val="bullet"/>
+      <w:lvlText w:val="o"/>
+      <w:lvlJc w:val="left"/>
+      <w:pPr>
+        <w:tabs>
+          <w:tab w:val="num" w:pos="1440"/>
+        </w:tabs>
+        <w:ind w:left="1440" w:hanging="360"/>
+      </w:pPr>
+      <w:rPr>
+        <w:rFonts w:ascii="Courier New" w:hAnsi="Courier New" w:hint="default"/>
+        <w:sz w:val="20"/>
+      </w:rPr>
+    </w:lvl>
+    <w:lvl w:ilvl="2" w:tentative="1">
+      <w:start w:val="1"/>
+      <w:numFmt w:val="bullet"/>
+      <w:lvlText w:val=""/>
+      <w:lvlJc w:val="left"/>
+      <w:pPr>
+        <w:tabs>
+          <w:tab w:val="num" w:pos="2160"/>
+        </w:tabs>
+        <w:ind w:left="2160" w:hanging="360"/>
+      </w:pPr>
+      <w:rPr>
+        <w:rFonts w:ascii="Wingdings" w:hAnsi="Wingdings" w:hint="default"/>
+        <w:sz w:val="20"/>
+      </w:rPr>
+    </w:lvl>
+    <w:lvl w:ilvl="3" w:tentative="1">
+      <w:start w:val="1"/>
+      <w:numFmt w:val="bullet"/>
+      <w:lvlText w:val=""/>
+      <w:lvlJc w:val="left"/>
+      <w:pPr>
+        <w:tabs>
+          <w:tab w:val="num" w:pos="2880"/>
+        </w:tabs>
+        <w:ind w:left="2880" w:hanging="360"/>
+      </w:pPr>
+      <w:rPr>
+        <w:rFonts w:ascii="Wingdings" w:hAnsi="Wingdings" w:hint="default"/>
+        <w:sz w:val="20"/>
+      </w:rPr>
+    </w:lvl>
+    <w:lvl w:ilvl="4" w:tentative="1">
+      <w:start w:val="1"/>
+      <w:numFmt w:val="bullet"/>
+      <w:lvlText w:val=""/>
+      <w:lvlJc w:val="left"/>
+      <w:pPr>
+        <w:tabs>
+          <w:tab w:val="num" w:pos="3600"/>
+        </w:tabs>
+        <w:ind w:left="3600" w:hanging="360"/>
+      </w:pPr>
+      <w:rPr>
+        <w:rFonts w:ascii="Wingdings" w:hAnsi="Wingdings" w:hint="default"/>
+        <w:sz w:val="20"/>
+      </w:rPr>
+    </w:lvl>
+    <w:lvl w:ilvl="5" w:tentative="1">
+      <w:start w:val="1"/>
+      <w:numFmt w:val="bullet"/>
+      <w:lvlText w:val=""/>
+      <w:lvlJc w:val="left"/>
+      <w:pPr>
+        <w:tabs>
+          <w:tab w:val="num" w:pos="4320"/>
+        </w:tabs>
+        <w:ind w:left="4320" w:hanging="360"/>
+      </w:pPr>
+      <w:rPr>
+        <w:rFonts w:ascii="Wingdings" w:hAnsi="Wingdings" w:hint="default"/>
+        <w:sz w:val="20"/>
+      </w:rPr>
+    </w:lvl>
+    <w:lvl w:ilvl="6" w:tentative="1">
+      <w:start w:val="1"/>
+      <w:numFmt w:val="bullet"/>
+      <w:lvlText w:val=""/>
+      <w:lvlJc w:val="left"/>
+      <w:pPr>
+        <w:tabs>
+          <w:tab w:val="num" w:pos="5040"/>
+        </w:tabs>
+        <w:ind w:left="5040" w:hanging="360"/>
+      </w:pPr>
+      <w:rPr>
+        <w:rFonts w:ascii="Wingdings" w:hAnsi="Wingdings" w:hint="default"/>
+        <w:sz w:val="20"/>
+      </w:rPr>
+    </w:lvl>
+    <w:lvl w:ilvl="7" w:tentative="1">
+      <w:start w:val="1"/>
+      <w:numFmt w:val="bullet"/>
+      <w:lvlText w:val=""/>
+      <w:lvlJc w:val="left"/>
+      <w:pPr>
+        <w:tabs>
+          <w:tab w:val="num" w:pos="5760"/>
+        </w:tabs>
+        <w:ind w:left="5760" w:hanging="360"/>
+      </w:pPr>
+      <w:rPr>
+        <w:rFonts w:ascii="Wingdings" w:hAnsi="Wingdings" w:hint="default"/>
+        <w:sz w:val="20"/>
+      </w:rPr>
+    </w:lvl>
+    <w:lvl w:ilvl="8" w:tentative="1">
+      <w:start w:val="1"/>
+      <w:numFmt w:val="bullet"/>
+      <w:lvlText w:val=""/>
+      <w:lvlJc w:val="left"/>
+      <w:pPr>
+        <w:tabs>
+          <w:tab w:val="num" w:pos="6480"/>
+        </w:tabs>
+        <w:ind w:left="6480" w:hanging="360"/>
+      </w:pPr>
+      <w:rPr>
+        <w:rFonts w:ascii="Wingdings" w:hAnsi="Wingdings" w:hint="default"/>
+        <w:sz w:val="20"/>
+      </w:rPr>
+    </w:lvl>
+  </w:abstractNum>
+  <w:abstractNum w:abstractNumId="10" w15:restartNumberingAfterBreak="0">
     <w:nsid w:val="22960FBC"/>
     <w:multiLevelType w:val="multilevel"/>
     <w:tmpl w:val="9B186670"/>
@@ -6266,7 +8277,7 @@
       </w:rPr>
     </w:lvl>
   </w:abstractNum>
-  <w:abstractNum w:abstractNumId="7" w15:restartNumberingAfterBreak="0">
+  <w:abstractNum w:abstractNumId="11" w15:restartNumberingAfterBreak="0">
     <w:nsid w:val="24B97D50"/>
     <w:multiLevelType w:val="multilevel"/>
     <w:tmpl w:val="4E36D6A2"/>
@@ -6415,7 +8426,7 @@
       </w:rPr>
     </w:lvl>
   </w:abstractNum>
-  <w:abstractNum w:abstractNumId="8" w15:restartNumberingAfterBreak="0">
+  <w:abstractNum w:abstractNumId="12" w15:restartNumberingAfterBreak="0">
     <w:nsid w:val="2A203CA4"/>
     <w:multiLevelType w:val="multilevel"/>
     <w:tmpl w:val="2D04826C"/>
@@ -6564,7 +8575,7 @@
       </w:rPr>
     </w:lvl>
   </w:abstractNum>
-  <w:abstractNum w:abstractNumId="9" w15:restartNumberingAfterBreak="0">
+  <w:abstractNum w:abstractNumId="13" w15:restartNumberingAfterBreak="0">
     <w:nsid w:val="3303288D"/>
     <w:multiLevelType w:val="multilevel"/>
     <w:tmpl w:val="A8263E3C"/>
@@ -6713,10 +8724,10 @@
       </w:rPr>
     </w:lvl>
   </w:abstractNum>
-  <w:abstractNum w:abstractNumId="10" w15:restartNumberingAfterBreak="0">
+  <w:abstractNum w:abstractNumId="14" w15:restartNumberingAfterBreak="0">
     <w:nsid w:val="35622B09"/>
     <w:multiLevelType w:val="multilevel"/>
-    <w:tmpl w:val="869A4CA0"/>
+    <w:tmpl w:val="67E09142"/>
     <w:lvl w:ilvl="0">
       <w:start w:val="1"/>
       <w:numFmt w:val="bullet"/>
@@ -6733,6 +8744,151 @@
         <w:sz w:val="20"/>
       </w:rPr>
     </w:lvl>
+    <w:lvl w:ilvl="1">
+      <w:start w:val="1"/>
+      <w:numFmt w:val="decimal"/>
+      <w:lvlText w:val="%2."/>
+      <w:lvlJc w:val="left"/>
+      <w:pPr>
+        <w:ind w:left="1440" w:hanging="360"/>
+      </w:pPr>
+      <w:rPr>
+        <w:rFonts w:hint="default"/>
+      </w:rPr>
+    </w:lvl>
+    <w:lvl w:ilvl="2" w:tentative="1">
+      <w:start w:val="1"/>
+      <w:numFmt w:val="bullet"/>
+      <w:lvlText w:val=""/>
+      <w:lvlJc w:val="left"/>
+      <w:pPr>
+        <w:tabs>
+          <w:tab w:val="num" w:pos="2160"/>
+        </w:tabs>
+        <w:ind w:left="2160" w:hanging="360"/>
+      </w:pPr>
+      <w:rPr>
+        <w:rFonts w:ascii="Wingdings" w:hAnsi="Wingdings" w:hint="default"/>
+        <w:sz w:val="20"/>
+      </w:rPr>
+    </w:lvl>
+    <w:lvl w:ilvl="3" w:tentative="1">
+      <w:start w:val="1"/>
+      <w:numFmt w:val="bullet"/>
+      <w:lvlText w:val=""/>
+      <w:lvlJc w:val="left"/>
+      <w:pPr>
+        <w:tabs>
+          <w:tab w:val="num" w:pos="2880"/>
+        </w:tabs>
+        <w:ind w:left="2880" w:hanging="360"/>
+      </w:pPr>
+      <w:rPr>
+        <w:rFonts w:ascii="Wingdings" w:hAnsi="Wingdings" w:hint="default"/>
+        <w:sz w:val="20"/>
+      </w:rPr>
+    </w:lvl>
+    <w:lvl w:ilvl="4" w:tentative="1">
+      <w:start w:val="1"/>
+      <w:numFmt w:val="bullet"/>
+      <w:lvlText w:val=""/>
+      <w:lvlJc w:val="left"/>
+      <w:pPr>
+        <w:tabs>
+          <w:tab w:val="num" w:pos="3600"/>
+        </w:tabs>
+        <w:ind w:left="3600" w:hanging="360"/>
+      </w:pPr>
+      <w:rPr>
+        <w:rFonts w:ascii="Wingdings" w:hAnsi="Wingdings" w:hint="default"/>
+        <w:sz w:val="20"/>
+      </w:rPr>
+    </w:lvl>
+    <w:lvl w:ilvl="5" w:tentative="1">
+      <w:start w:val="1"/>
+      <w:numFmt w:val="bullet"/>
+      <w:lvlText w:val=""/>
+      <w:lvlJc w:val="left"/>
+      <w:pPr>
+        <w:tabs>
+          <w:tab w:val="num" w:pos="4320"/>
+        </w:tabs>
+        <w:ind w:left="4320" w:hanging="360"/>
+      </w:pPr>
+      <w:rPr>
+        <w:rFonts w:ascii="Wingdings" w:hAnsi="Wingdings" w:hint="default"/>
+        <w:sz w:val="20"/>
+      </w:rPr>
+    </w:lvl>
+    <w:lvl w:ilvl="6" w:tentative="1">
+      <w:start w:val="1"/>
+      <w:numFmt w:val="bullet"/>
+      <w:lvlText w:val=""/>
+      <w:lvlJc w:val="left"/>
+      <w:pPr>
+        <w:tabs>
+          <w:tab w:val="num" w:pos="5040"/>
+        </w:tabs>
+        <w:ind w:left="5040" w:hanging="360"/>
+      </w:pPr>
+      <w:rPr>
+        <w:rFonts w:ascii="Wingdings" w:hAnsi="Wingdings" w:hint="default"/>
+        <w:sz w:val="20"/>
+      </w:rPr>
+    </w:lvl>
+    <w:lvl w:ilvl="7" w:tentative="1">
+      <w:start w:val="1"/>
+      <w:numFmt w:val="bullet"/>
+      <w:lvlText w:val=""/>
+      <w:lvlJc w:val="left"/>
+      <w:pPr>
+        <w:tabs>
+          <w:tab w:val="num" w:pos="5760"/>
+        </w:tabs>
+        <w:ind w:left="5760" w:hanging="360"/>
+      </w:pPr>
+      <w:rPr>
+        <w:rFonts w:ascii="Wingdings" w:hAnsi="Wingdings" w:hint="default"/>
+        <w:sz w:val="20"/>
+      </w:rPr>
+    </w:lvl>
+    <w:lvl w:ilvl="8" w:tentative="1">
+      <w:start w:val="1"/>
+      <w:numFmt w:val="bullet"/>
+      <w:lvlText w:val=""/>
+      <w:lvlJc w:val="left"/>
+      <w:pPr>
+        <w:tabs>
+          <w:tab w:val="num" w:pos="6480"/>
+        </w:tabs>
+        <w:ind w:left="6480" w:hanging="360"/>
+      </w:pPr>
+      <w:rPr>
+        <w:rFonts w:ascii="Wingdings" w:hAnsi="Wingdings" w:hint="default"/>
+        <w:sz w:val="20"/>
+      </w:rPr>
+    </w:lvl>
+  </w:abstractNum>
+  <w:abstractNum w:abstractNumId="15" w15:restartNumberingAfterBreak="0">
+    <w:nsid w:val="3DBA50C6"/>
+    <w:multiLevelType w:val="multilevel"/>
+    <w:tmpl w:val="20BE6260"/>
+    <w:lvl w:ilvl="0">
+      <w:start w:val="1"/>
+      <w:numFmt w:val="bullet"/>
+      <w:lvlText w:val=""/>
+      <w:lvlJc w:val="left"/>
+      <w:pPr>
+        <w:tabs>
+          <w:tab w:val="num" w:pos="720"/>
+        </w:tabs>
+        <w:ind w:left="720" w:hanging="360"/>
+      </w:pPr>
+      <w:rPr>
+        <w:rFonts w:ascii="Symbol" w:hAnsi="Symbol" w:hint="default"/>
+        <w:sz w:val="20"/>
+      </w:rPr>
+    </w:lvl>
     <w:lvl w:ilvl="1" w:tentative="1">
       <w:start w:val="1"/>
       <w:numFmt w:val="bullet"/>
@@ -6862,7 +9018,156 @@
       </w:rPr>
     </w:lvl>
   </w:abstractNum>
-  <w:abstractNum w:abstractNumId="11" w15:restartNumberingAfterBreak="0">
+  <w:abstractNum w:abstractNumId="16" w15:restartNumberingAfterBreak="0">
+    <w:nsid w:val="3E202125"/>
+    <w:multiLevelType w:val="multilevel"/>
+    <w:tmpl w:val="7F182DC6"/>
+    <w:lvl w:ilvl="0">
+      <w:start w:val="1"/>
+      <w:numFmt w:val="bullet"/>
+      <w:lvlText w:val=""/>
+      <w:lvlJc w:val="left"/>
+      <w:pPr>
+        <w:tabs>
+          <w:tab w:val="num" w:pos="720"/>
+        </w:tabs>
+        <w:ind w:left="720" w:hanging="360"/>
+      </w:pPr>
+      <w:rPr>
+        <w:rFonts w:ascii="Symbol" w:hAnsi="Symbol" w:hint="default"/>
+        <w:sz w:val="20"/>
+      </w:rPr>
+    </w:lvl>
+    <w:lvl w:ilvl="1" w:tentative="1">
+      <w:start w:val="1"/>
+      <w:numFmt w:val="bullet"/>
+      <w:lvlText w:val="o"/>
+      <w:lvlJc w:val="left"/>
+      <w:pPr>
+        <w:tabs>
+          <w:tab w:val="num" w:pos="1440"/>
+        </w:tabs>
+        <w:ind w:left="1440" w:hanging="360"/>
+      </w:pPr>
+      <w:rPr>
+        <w:rFonts w:ascii="Courier New" w:hAnsi="Courier New" w:hint="default"/>
+        <w:sz w:val="20"/>
+      </w:rPr>
+    </w:lvl>
+    <w:lvl w:ilvl="2" w:tentative="1">
+      <w:start w:val="1"/>
+      <w:numFmt w:val="bullet"/>
+      <w:lvlText w:val=""/>
+      <w:lvlJc w:val="left"/>
+      <w:pPr>
+        <w:tabs>
+          <w:tab w:val="num" w:pos="2160"/>
+        </w:tabs>
+        <w:ind w:left="2160" w:hanging="360"/>
+      </w:pPr>
+      <w:rPr>
+        <w:rFonts w:ascii="Wingdings" w:hAnsi="Wingdings" w:hint="default"/>
+        <w:sz w:val="20"/>
+      </w:rPr>
+    </w:lvl>
+    <w:lvl w:ilvl="3" w:tentative="1">
+      <w:start w:val="1"/>
+      <w:numFmt w:val="bullet"/>
+      <w:lvlText w:val=""/>
+      <w:lvlJc w:val="left"/>
+      <w:pPr>
+        <w:tabs>
+          <w:tab w:val="num" w:pos="2880"/>
+        </w:tabs>
+        <w:ind w:left="2880" w:hanging="360"/>
+      </w:pPr>
+      <w:rPr>
+        <w:rFonts w:ascii="Wingdings" w:hAnsi="Wingdings" w:hint="default"/>
+        <w:sz w:val="20"/>
+      </w:rPr>
+    </w:lvl>
+    <w:lvl w:ilvl="4" w:tentative="1">
+      <w:start w:val="1"/>
+      <w:numFmt w:val="bullet"/>
+      <w:lvlText w:val=""/>
+      <w:lvlJc w:val="left"/>
+      <w:pPr>
+        <w:tabs>
+          <w:tab w:val="num" w:pos="3600"/>
+        </w:tabs>
+        <w:ind w:left="3600" w:hanging="360"/>
+      </w:pPr>
+      <w:rPr>
+        <w:rFonts w:ascii="Wingdings" w:hAnsi="Wingdings" w:hint="default"/>
+        <w:sz w:val="20"/>
+      </w:rPr>
+    </w:lvl>
+    <w:lvl w:ilvl="5" w:tentative="1">
+      <w:start w:val="1"/>
+      <w:numFmt w:val="bullet"/>
+      <w:lvlText w:val=""/>
+      <w:lvlJc w:val="left"/>
+      <w:pPr>
+        <w:tabs>
+          <w:tab w:val="num" w:pos="4320"/>
+        </w:tabs>
+        <w:ind w:left="4320" w:hanging="360"/>
+      </w:pPr>
+      <w:rPr>
+        <w:rFonts w:ascii="Wingdings" w:hAnsi="Wingdings" w:hint="default"/>
+        <w:sz w:val="20"/>
+      </w:rPr>
+    </w:lvl>
+    <w:lvl w:ilvl="6" w:tentative="1">
+      <w:start w:val="1"/>
+      <w:numFmt w:val="bullet"/>
+      <w:lvlText w:val=""/>
+      <w:lvlJc w:val="left"/>
+      <w:pPr>
+        <w:tabs>
+          <w:tab w:val="num" w:pos="5040"/>
+        </w:tabs>
+        <w:ind w:left="5040" w:hanging="360"/>
+      </w:pPr>
+      <w:rPr>
+        <w:rFonts w:ascii="Wingdings" w:hAnsi="Wingdings" w:hint="default"/>
+        <w:sz w:val="20"/>
+      </w:rPr>
+    </w:lvl>
+    <w:lvl w:ilvl="7" w:tentative="1">
+      <w:start w:val="1"/>
+      <w:numFmt w:val="bullet"/>
+      <w:lvlText w:val=""/>
+      <w:lvlJc w:val="left"/>
+      <w:pPr>
+        <w:tabs>
+          <w:tab w:val="num" w:pos="5760"/>
+        </w:tabs>
+        <w:ind w:left="5760" w:hanging="360"/>
+      </w:pPr>
+      <w:rPr>
+        <w:rFonts w:ascii="Wingdings" w:hAnsi="Wingdings" w:hint="default"/>
+        <w:sz w:val="20"/>
+      </w:rPr>
+    </w:lvl>
+    <w:lvl w:ilvl="8" w:tentative="1">
+      <w:start w:val="1"/>
+      <w:numFmt w:val="bullet"/>
+      <w:lvlText w:val=""/>
+      <w:lvlJc w:val="left"/>
+      <w:pPr>
+        <w:tabs>
+          <w:tab w:val="num" w:pos="6480"/>
+        </w:tabs>
+        <w:ind w:left="6480" w:hanging="360"/>
+      </w:pPr>
+      <w:rPr>
+        <w:rFonts w:ascii="Wingdings" w:hAnsi="Wingdings" w:hint="default"/>
+        <w:sz w:val="20"/>
+      </w:rPr>
+    </w:lvl>
+  </w:abstractNum>
+  <w:abstractNum w:abstractNumId="17" w15:restartNumberingAfterBreak="0">
     <w:nsid w:val="469E6FCE"/>
     <w:multiLevelType w:val="multilevel"/>
     <w:tmpl w:val="28A826E8"/>
@@ -7011,7 +9316,7 @@
       </w:rPr>
     </w:lvl>
   </w:abstractNum>
-  <w:abstractNum w:abstractNumId="12" w15:restartNumberingAfterBreak="0">
+  <w:abstractNum w:abstractNumId="18" w15:restartNumberingAfterBreak="0">
     <w:nsid w:val="48A93B24"/>
     <w:multiLevelType w:val="multilevel"/>
     <w:tmpl w:val="199CC112"/>
@@ -7160,7 +9465,156 @@
       </w:rPr>
     </w:lvl>
   </w:abstractNum>
-  <w:abstractNum w:abstractNumId="13" w15:restartNumberingAfterBreak="0">
+  <w:abstractNum w:abstractNumId="19" w15:restartNumberingAfterBreak="0">
+    <w:nsid w:val="4F4E2A36"/>
+    <w:multiLevelType w:val="multilevel"/>
+    <w:tmpl w:val="3C3AF10E"/>
+    <w:lvl w:ilvl="0">
+      <w:start w:val="1"/>
+      <w:numFmt w:val="bullet"/>
+      <w:lvlText w:val=""/>
+      <w:lvlJc w:val="left"/>
+      <w:pPr>
+        <w:tabs>
+          <w:tab w:val="num" w:pos="720"/>
+        </w:tabs>
+        <w:ind w:left="720" w:hanging="360"/>
+      </w:pPr>
+      <w:rPr>
+        <w:rFonts w:ascii="Symbol" w:hAnsi="Symbol" w:hint="default"/>
+        <w:sz w:val="20"/>
+      </w:rPr>
+    </w:lvl>
+    <w:lvl w:ilvl="1" w:tentative="1">
+      <w:start w:val="1"/>
+      <w:numFmt w:val="bullet"/>
+      <w:lvlText w:val="o"/>
+      <w:lvlJc w:val="left"/>
+      <w:pPr>
+        <w:tabs>
+          <w:tab w:val="num" w:pos="1440"/>
+        </w:tabs>
+        <w:ind w:left="1440" w:hanging="360"/>
+      </w:pPr>
+      <w:rPr>
+        <w:rFonts w:ascii="Courier New" w:hAnsi="Courier New" w:hint="default"/>
+        <w:sz w:val="20"/>
+      </w:rPr>
+    </w:lvl>
+    <w:lvl w:ilvl="2" w:tentative="1">
+      <w:start w:val="1"/>
+      <w:numFmt w:val="bullet"/>
+      <w:lvlText w:val=""/>
+      <w:lvlJc w:val="left"/>
+      <w:pPr>
+        <w:tabs>
+          <w:tab w:val="num" w:pos="2160"/>
+        </w:tabs>
+        <w:ind w:left="2160" w:hanging="360"/>
+      </w:pPr>
+      <w:rPr>
+        <w:rFonts w:ascii="Wingdings" w:hAnsi="Wingdings" w:hint="default"/>
+        <w:sz w:val="20"/>
+      </w:rPr>
+    </w:lvl>
+    <w:lvl w:ilvl="3" w:tentative="1">
+      <w:start w:val="1"/>
+      <w:numFmt w:val="bullet"/>
+      <w:lvlText w:val=""/>
+      <w:lvlJc w:val="left"/>
+      <w:pPr>
+        <w:tabs>
+          <w:tab w:val="num" w:pos="2880"/>
+        </w:tabs>
+        <w:ind w:left="2880" w:hanging="360"/>
+      </w:pPr>
+      <w:rPr>
+        <w:rFonts w:ascii="Wingdings" w:hAnsi="Wingdings" w:hint="default"/>
+        <w:sz w:val="20"/>
+      </w:rPr>
+    </w:lvl>
+    <w:lvl w:ilvl="4" w:tentative="1">
+      <w:start w:val="1"/>
+      <w:numFmt w:val="bullet"/>
+      <w:lvlText w:val=""/>
+      <w:lvlJc w:val="left"/>
+      <w:pPr>
+        <w:tabs>
+          <w:tab w:val="num" w:pos="3600"/>
+        </w:tabs>
+        <w:ind w:left="3600" w:hanging="360"/>
+      </w:pPr>
+      <w:rPr>
+        <w:rFonts w:ascii="Wingdings" w:hAnsi="Wingdings" w:hint="default"/>
+        <w:sz w:val="20"/>
+      </w:rPr>
+    </w:lvl>
+    <w:lvl w:ilvl="5" w:tentative="1">
+      <w:start w:val="1"/>
+      <w:numFmt w:val="bullet"/>
+      <w:lvlText w:val=""/>
+      <w:lvlJc w:val="left"/>
+      <w:pPr>
+        <w:tabs>
+          <w:tab w:val="num" w:pos="4320"/>
+        </w:tabs>
+        <w:ind w:left="4320" w:hanging="360"/>
+      </w:pPr>
+      <w:rPr>
+        <w:rFonts w:ascii="Wingdings" w:hAnsi="Wingdings" w:hint="default"/>
+        <w:sz w:val="20"/>
+      </w:rPr>
+    </w:lvl>
+    <w:lvl w:ilvl="6" w:tentative="1">
+      <w:start w:val="1"/>
+      <w:numFmt w:val="bullet"/>
+      <w:lvlText w:val=""/>
+      <w:lvlJc w:val="left"/>
+      <w:pPr>
+        <w:tabs>
+          <w:tab w:val="num" w:pos="5040"/>
+        </w:tabs>
+        <w:ind w:left="5040" w:hanging="360"/>
+      </w:pPr>
+      <w:rPr>
+        <w:rFonts w:ascii="Wingdings" w:hAnsi="Wingdings" w:hint="default"/>
+        <w:sz w:val="20"/>
+      </w:rPr>
+    </w:lvl>
+    <w:lvl w:ilvl="7" w:tentative="1">
+      <w:start w:val="1"/>
+      <w:numFmt w:val="bullet"/>
+      <w:lvlText w:val=""/>
+      <w:lvlJc w:val="left"/>
+      <w:pPr>
+        <w:tabs>
+          <w:tab w:val="num" w:pos="5760"/>
+        </w:tabs>
+        <w:ind w:left="5760" w:hanging="360"/>
+      </w:pPr>
+      <w:rPr>
+        <w:rFonts w:ascii="Wingdings" w:hAnsi="Wingdings" w:hint="default"/>
+        <w:sz w:val="20"/>
+      </w:rPr>
+    </w:lvl>
+    <w:lvl w:ilvl="8" w:tentative="1">
+      <w:start w:val="1"/>
+      <w:numFmt w:val="bullet"/>
+      <w:lvlText w:val=""/>
+      <w:lvlJc w:val="left"/>
+      <w:pPr>
+        <w:tabs>
+          <w:tab w:val="num" w:pos="6480"/>
+        </w:tabs>
+        <w:ind w:left="6480" w:hanging="360"/>
+      </w:pPr>
+      <w:rPr>
+        <w:rFonts w:ascii="Wingdings" w:hAnsi="Wingdings" w:hint="default"/>
+        <w:sz w:val="20"/>
+      </w:rPr>
+    </w:lvl>
+  </w:abstractNum>
+  <w:abstractNum w:abstractNumId="20" w15:restartNumberingAfterBreak="0">
     <w:nsid w:val="4FFA5F7B"/>
     <w:multiLevelType w:val="multilevel"/>
     <w:tmpl w:val="9642D768"/>
@@ -7309,7 +9763,7 @@
       </w:rPr>
     </w:lvl>
   </w:abstractNum>
-  <w:abstractNum w:abstractNumId="14" w15:restartNumberingAfterBreak="0">
+  <w:abstractNum w:abstractNumId="21" w15:restartNumberingAfterBreak="0">
     <w:nsid w:val="549B0C08"/>
     <w:multiLevelType w:val="multilevel"/>
     <w:tmpl w:val="79401B78"/>
@@ -7458,7 +9912,156 @@
       </w:rPr>
     </w:lvl>
   </w:abstractNum>
-  <w:abstractNum w:abstractNumId="15" w15:restartNumberingAfterBreak="0">
+  <w:abstractNum w:abstractNumId="22" w15:restartNumberingAfterBreak="0">
+    <w:nsid w:val="5ACA4DF2"/>
+    <w:multiLevelType w:val="multilevel"/>
+    <w:tmpl w:val="16D4468E"/>
+    <w:lvl w:ilvl="0">
+      <w:start w:val="1"/>
+      <w:numFmt w:val="bullet"/>
+      <w:lvlText w:val=""/>
+      <w:lvlJc w:val="left"/>
+      <w:pPr>
+        <w:tabs>
+          <w:tab w:val="num" w:pos="720"/>
+        </w:tabs>
+        <w:ind w:left="720" w:hanging="360"/>
+      </w:pPr>
+      <w:rPr>
+        <w:rFonts w:ascii="Symbol" w:hAnsi="Symbol" w:hint="default"/>
+        <w:sz w:val="20"/>
+      </w:rPr>
+    </w:lvl>
+    <w:lvl w:ilvl="1" w:tentative="1">
+      <w:start w:val="1"/>
+      <w:numFmt w:val="bullet"/>
+      <w:lvlText w:val="o"/>
+      <w:lvlJc w:val="left"/>
+      <w:pPr>
+        <w:tabs>
+          <w:tab w:val="num" w:pos="1440"/>
+        </w:tabs>
+        <w:ind w:left="1440" w:hanging="360"/>
+      </w:pPr>
+      <w:rPr>
+        <w:rFonts w:ascii="Courier New" w:hAnsi="Courier New" w:hint="default"/>
+        <w:sz w:val="20"/>
+      </w:rPr>
+    </w:lvl>
+    <w:lvl w:ilvl="2" w:tentative="1">
+      <w:start w:val="1"/>
+      <w:numFmt w:val="bullet"/>
+      <w:lvlText w:val=""/>
+      <w:lvlJc w:val="left"/>
+      <w:pPr>
+        <w:tabs>
+          <w:tab w:val="num" w:pos="2160"/>
+        </w:tabs>
+        <w:ind w:left="2160" w:hanging="360"/>
+      </w:pPr>
+      <w:rPr>
+        <w:rFonts w:ascii="Wingdings" w:hAnsi="Wingdings" w:hint="default"/>
+        <w:sz w:val="20"/>
+      </w:rPr>
+    </w:lvl>
+    <w:lvl w:ilvl="3" w:tentative="1">
+      <w:start w:val="1"/>
+      <w:numFmt w:val="bullet"/>
+      <w:lvlText w:val=""/>
+      <w:lvlJc w:val="left"/>
+      <w:pPr>
+        <w:tabs>
+          <w:tab w:val="num" w:pos="2880"/>
+        </w:tabs>
+        <w:ind w:left="2880" w:hanging="360"/>
+      </w:pPr>
+      <w:rPr>
+        <w:rFonts w:ascii="Wingdings" w:hAnsi="Wingdings" w:hint="default"/>
+        <w:sz w:val="20"/>
+      </w:rPr>
+    </w:lvl>
+    <w:lvl w:ilvl="4" w:tentative="1">
+      <w:start w:val="1"/>
+      <w:numFmt w:val="bullet"/>
+      <w:lvlText w:val=""/>
+      <w:lvlJc w:val="left"/>
+      <w:pPr>
+        <w:tabs>
+          <w:tab w:val="num" w:pos="3600"/>
+        </w:tabs>
+        <w:ind w:left="3600" w:hanging="360"/>
+      </w:pPr>
+      <w:rPr>
+        <w:rFonts w:ascii="Wingdings" w:hAnsi="Wingdings" w:hint="default"/>
+        <w:sz w:val="20"/>
+      </w:rPr>
+    </w:lvl>
+    <w:lvl w:ilvl="5" w:tentative="1">
+      <w:start w:val="1"/>
+      <w:numFmt w:val="bullet"/>
+      <w:lvlText w:val=""/>
+      <w:lvlJc w:val="left"/>
+      <w:pPr>
+        <w:tabs>
+          <w:tab w:val="num" w:pos="4320"/>
+        </w:tabs>
+        <w:ind w:left="4320" w:hanging="360"/>
+      </w:pPr>
+      <w:rPr>
+        <w:rFonts w:ascii="Wingdings" w:hAnsi="Wingdings" w:hint="default"/>
+        <w:sz w:val="20"/>
+      </w:rPr>
+    </w:lvl>
+    <w:lvl w:ilvl="6" w:tentative="1">
+      <w:start w:val="1"/>
+      <w:numFmt w:val="bullet"/>
+      <w:lvlText w:val=""/>
+      <w:lvlJc w:val="left"/>
+      <w:pPr>
+        <w:tabs>
+          <w:tab w:val="num" w:pos="5040"/>
+        </w:tabs>
+        <w:ind w:left="5040" w:hanging="360"/>
+      </w:pPr>
+      <w:rPr>
+        <w:rFonts w:ascii="Wingdings" w:hAnsi="Wingdings" w:hint="default"/>
+        <w:sz w:val="20"/>
+      </w:rPr>
+    </w:lvl>
+    <w:lvl w:ilvl="7" w:tentative="1">
+      <w:start w:val="1"/>
+      <w:numFmt w:val="bullet"/>
+      <w:lvlText w:val=""/>
+      <w:lvlJc w:val="left"/>
+      <w:pPr>
+        <w:tabs>
+          <w:tab w:val="num" w:pos="5760"/>
+        </w:tabs>
+        <w:ind w:left="5760" w:hanging="360"/>
+      </w:pPr>
+      <w:rPr>
+        <w:rFonts w:ascii="Wingdings" w:hAnsi="Wingdings" w:hint="default"/>
+        <w:sz w:val="20"/>
+      </w:rPr>
+    </w:lvl>
+    <w:lvl w:ilvl="8" w:tentative="1">
+      <w:start w:val="1"/>
+      <w:numFmt w:val="bullet"/>
+      <w:lvlText w:val=""/>
+      <w:lvlJc w:val="left"/>
+      <w:pPr>
+        <w:tabs>
+          <w:tab w:val="num" w:pos="6480"/>
+        </w:tabs>
+        <w:ind w:left="6480" w:hanging="360"/>
+      </w:pPr>
+      <w:rPr>
+        <w:rFonts w:ascii="Wingdings" w:hAnsi="Wingdings" w:hint="default"/>
+        <w:sz w:val="20"/>
+      </w:rPr>
+    </w:lvl>
+  </w:abstractNum>
+  <w:abstractNum w:abstractNumId="23" w15:restartNumberingAfterBreak="0">
     <w:nsid w:val="620231ED"/>
     <w:multiLevelType w:val="multilevel"/>
     <w:tmpl w:val="1908A74E"/>
@@ -7607,7 +10210,603 @@
       </w:rPr>
     </w:lvl>
   </w:abstractNum>
-  <w:abstractNum w:abstractNumId="16" w15:restartNumberingAfterBreak="0">
+  <w:abstractNum w:abstractNumId="24" w15:restartNumberingAfterBreak="0">
+    <w:nsid w:val="63E9371B"/>
+    <w:multiLevelType w:val="multilevel"/>
+    <w:tmpl w:val="A9E8A2F8"/>
+    <w:lvl w:ilvl="0">
+      <w:start w:val="1"/>
+      <w:numFmt w:val="bullet"/>
+      <w:lvlText w:val=""/>
+      <w:lvlJc w:val="left"/>
+      <w:pPr>
+        <w:tabs>
+          <w:tab w:val="num" w:pos="720"/>
+        </w:tabs>
+        <w:ind w:left="720" w:hanging="360"/>
+      </w:pPr>
+      <w:rPr>
+        <w:rFonts w:ascii="Symbol" w:hAnsi="Symbol" w:hint="default"/>
+        <w:sz w:val="20"/>
+      </w:rPr>
+    </w:lvl>
+    <w:lvl w:ilvl="1" w:tentative="1">
+      <w:start w:val="1"/>
+      <w:numFmt w:val="bullet"/>
+      <w:lvlText w:val="o"/>
+      <w:lvlJc w:val="left"/>
+      <w:pPr>
+        <w:tabs>
+          <w:tab w:val="num" w:pos="1440"/>
+        </w:tabs>
+        <w:ind w:left="1440" w:hanging="360"/>
+      </w:pPr>
+      <w:rPr>
+        <w:rFonts w:ascii="Courier New" w:hAnsi="Courier New" w:hint="default"/>
+        <w:sz w:val="20"/>
+      </w:rPr>
+    </w:lvl>
+    <w:lvl w:ilvl="2" w:tentative="1">
+      <w:start w:val="1"/>
+      <w:numFmt w:val="bullet"/>
+      <w:lvlText w:val=""/>
+      <w:lvlJc w:val="left"/>
+      <w:pPr>
+        <w:tabs>
+          <w:tab w:val="num" w:pos="2160"/>
+        </w:tabs>
+        <w:ind w:left="2160" w:hanging="360"/>
+      </w:pPr>
+      <w:rPr>
+        <w:rFonts w:ascii="Wingdings" w:hAnsi="Wingdings" w:hint="default"/>
+        <w:sz w:val="20"/>
+      </w:rPr>
+    </w:lvl>
+    <w:lvl w:ilvl="3" w:tentative="1">
+      <w:start w:val="1"/>
+      <w:numFmt w:val="bullet"/>
+      <w:lvlText w:val=""/>
+      <w:lvlJc w:val="left"/>
+      <w:pPr>
+        <w:tabs>
+          <w:tab w:val="num" w:pos="2880"/>
+        </w:tabs>
+        <w:ind w:left="2880" w:hanging="360"/>
+      </w:pPr>
+      <w:rPr>
+        <w:rFonts w:ascii="Wingdings" w:hAnsi="Wingdings" w:hint="default"/>
+        <w:sz w:val="20"/>
+      </w:rPr>
+    </w:lvl>
+    <w:lvl w:ilvl="4" w:tentative="1">
+      <w:start w:val="1"/>
+      <w:numFmt w:val="bullet"/>
+      <w:lvlText w:val=""/>
+      <w:lvlJc w:val="left"/>
+      <w:pPr>
+        <w:tabs>
+          <w:tab w:val="num" w:pos="3600"/>
+        </w:tabs>
+        <w:ind w:left="3600" w:hanging="360"/>
+      </w:pPr>
+      <w:rPr>
+        <w:rFonts w:ascii="Wingdings" w:hAnsi="Wingdings" w:hint="default"/>
+        <w:sz w:val="20"/>
+      </w:rPr>
+    </w:lvl>
+    <w:lvl w:ilvl="5" w:tentative="1">
+      <w:start w:val="1"/>
+      <w:numFmt w:val="bullet"/>
+      <w:lvlText w:val=""/>
+      <w:lvlJc w:val="left"/>
+      <w:pPr>
+        <w:tabs>
+          <w:tab w:val="num" w:pos="4320"/>
+        </w:tabs>
+        <w:ind w:left="4320" w:hanging="360"/>
+      </w:pPr>
+      <w:rPr>
+        <w:rFonts w:ascii="Wingdings" w:hAnsi="Wingdings" w:hint="default"/>
+        <w:sz w:val="20"/>
+      </w:rPr>
+    </w:lvl>
+    <w:lvl w:ilvl="6" w:tentative="1">
+      <w:start w:val="1"/>
+      <w:numFmt w:val="bullet"/>
+      <w:lvlText w:val=""/>
+      <w:lvlJc w:val="left"/>
+      <w:pPr>
+        <w:tabs>
+          <w:tab w:val="num" w:pos="5040"/>
+        </w:tabs>
+        <w:ind w:left="5040" w:hanging="360"/>
+      </w:pPr>
+      <w:rPr>
+        <w:rFonts w:ascii="Wingdings" w:hAnsi="Wingdings" w:hint="default"/>
+        <w:sz w:val="20"/>
+      </w:rPr>
+    </w:lvl>
+    <w:lvl w:ilvl="7" w:tentative="1">
+      <w:start w:val="1"/>
+      <w:numFmt w:val="bullet"/>
+      <w:lvlText w:val=""/>
+      <w:lvlJc w:val="left"/>
+      <w:pPr>
+        <w:tabs>
+          <w:tab w:val="num" w:pos="5760"/>
+        </w:tabs>
+        <w:ind w:left="5760" w:hanging="360"/>
+      </w:pPr>
+      <w:rPr>
+        <w:rFonts w:ascii="Wingdings" w:hAnsi="Wingdings" w:hint="default"/>
+        <w:sz w:val="20"/>
+      </w:rPr>
+    </w:lvl>
+    <w:lvl w:ilvl="8" w:tentative="1">
+      <w:start w:val="1"/>
+      <w:numFmt w:val="bullet"/>
+      <w:lvlText w:val=""/>
+      <w:lvlJc w:val="left"/>
+      <w:pPr>
+        <w:tabs>
+          <w:tab w:val="num" w:pos="6480"/>
+        </w:tabs>
+        <w:ind w:left="6480" w:hanging="360"/>
+      </w:pPr>
+      <w:rPr>
+        <w:rFonts w:ascii="Wingdings" w:hAnsi="Wingdings" w:hint="default"/>
+        <w:sz w:val="20"/>
+      </w:rPr>
+    </w:lvl>
+  </w:abstractNum>
+  <w:abstractNum w:abstractNumId="25" w15:restartNumberingAfterBreak="0">
+    <w:nsid w:val="65B17D0E"/>
+    <w:multiLevelType w:val="multilevel"/>
+    <w:tmpl w:val="C13460DE"/>
+    <w:lvl w:ilvl="0">
+      <w:start w:val="1"/>
+      <w:numFmt w:val="bullet"/>
+      <w:lvlText w:val=""/>
+      <w:lvlJc w:val="left"/>
+      <w:pPr>
+        <w:tabs>
+          <w:tab w:val="num" w:pos="720"/>
+        </w:tabs>
+        <w:ind w:left="720" w:hanging="360"/>
+      </w:pPr>
+      <w:rPr>
+        <w:rFonts w:ascii="Symbol" w:hAnsi="Symbol" w:hint="default"/>
+        <w:sz w:val="20"/>
+      </w:rPr>
+    </w:lvl>
+    <w:lvl w:ilvl="1" w:tentative="1">
+      <w:start w:val="1"/>
+      <w:numFmt w:val="bullet"/>
+      <w:lvlText w:val="o"/>
+      <w:lvlJc w:val="left"/>
+      <w:pPr>
+        <w:tabs>
+          <w:tab w:val="num" w:pos="1440"/>
+        </w:tabs>
+        <w:ind w:left="1440" w:hanging="360"/>
+      </w:pPr>
+      <w:rPr>
+        <w:rFonts w:ascii="Courier New" w:hAnsi="Courier New" w:hint="default"/>
+        <w:sz w:val="20"/>
+      </w:rPr>
+    </w:lvl>
+    <w:lvl w:ilvl="2" w:tentative="1">
+      <w:start w:val="1"/>
+      <w:numFmt w:val="bullet"/>
+      <w:lvlText w:val=""/>
+      <w:lvlJc w:val="left"/>
+      <w:pPr>
+        <w:tabs>
+          <w:tab w:val="num" w:pos="2160"/>
+        </w:tabs>
+        <w:ind w:left="2160" w:hanging="360"/>
+      </w:pPr>
+      <w:rPr>
+        <w:rFonts w:ascii="Wingdings" w:hAnsi="Wingdings" w:hint="default"/>
+        <w:sz w:val="20"/>
+      </w:rPr>
+    </w:lvl>
+    <w:lvl w:ilvl="3" w:tentative="1">
+      <w:start w:val="1"/>
+      <w:numFmt w:val="bullet"/>
+      <w:lvlText w:val=""/>
+      <w:lvlJc w:val="left"/>
+      <w:pPr>
+        <w:tabs>
+          <w:tab w:val="num" w:pos="2880"/>
+        </w:tabs>
+        <w:ind w:left="2880" w:hanging="360"/>
+      </w:pPr>
+      <w:rPr>
+        <w:rFonts w:ascii="Wingdings" w:hAnsi="Wingdings" w:hint="default"/>
+        <w:sz w:val="20"/>
+      </w:rPr>
+    </w:lvl>
+    <w:lvl w:ilvl="4" w:tentative="1">
+      <w:start w:val="1"/>
+      <w:numFmt w:val="bullet"/>
+      <w:lvlText w:val=""/>
+      <w:lvlJc w:val="left"/>
+      <w:pPr>
+        <w:tabs>
+          <w:tab w:val="num" w:pos="3600"/>
+        </w:tabs>
+        <w:ind w:left="3600" w:hanging="360"/>
+      </w:pPr>
+      <w:rPr>
+        <w:rFonts w:ascii="Wingdings" w:hAnsi="Wingdings" w:hint="default"/>
+        <w:sz w:val="20"/>
+      </w:rPr>
+    </w:lvl>
+    <w:lvl w:ilvl="5" w:tentative="1">
+      <w:start w:val="1"/>
+      <w:numFmt w:val="bullet"/>
+      <w:lvlText w:val=""/>
+      <w:lvlJc w:val="left"/>
+      <w:pPr>
+        <w:tabs>
+          <w:tab w:val="num" w:pos="4320"/>
+        </w:tabs>
+        <w:ind w:left="4320" w:hanging="360"/>
+      </w:pPr>
+      <w:rPr>
+        <w:rFonts w:ascii="Wingdings" w:hAnsi="Wingdings" w:hint="default"/>
+        <w:sz w:val="20"/>
+      </w:rPr>
+    </w:lvl>
+    <w:lvl w:ilvl="6" w:tentative="1">
+      <w:start w:val="1"/>
+      <w:numFmt w:val="bullet"/>
+      <w:lvlText w:val=""/>
+      <w:lvlJc w:val="left"/>
+      <w:pPr>
+        <w:tabs>
+          <w:tab w:val="num" w:pos="5040"/>
+        </w:tabs>
+        <w:ind w:left="5040" w:hanging="360"/>
+      </w:pPr>
+      <w:rPr>
+        <w:rFonts w:ascii="Wingdings" w:hAnsi="Wingdings" w:hint="default"/>
+        <w:sz w:val="20"/>
+      </w:rPr>
+    </w:lvl>
+    <w:lvl w:ilvl="7" w:tentative="1">
+      <w:start w:val="1"/>
+      <w:numFmt w:val="bullet"/>
+      <w:lvlText w:val=""/>
+      <w:lvlJc w:val="left"/>
+      <w:pPr>
+        <w:tabs>
+          <w:tab w:val="num" w:pos="5760"/>
+        </w:tabs>
+        <w:ind w:left="5760" w:hanging="360"/>
+      </w:pPr>
+      <w:rPr>
+        <w:rFonts w:ascii="Wingdings" w:hAnsi="Wingdings" w:hint="default"/>
+        <w:sz w:val="20"/>
+      </w:rPr>
+    </w:lvl>
+    <w:lvl w:ilvl="8" w:tentative="1">
+      <w:start w:val="1"/>
+      <w:numFmt w:val="bullet"/>
+      <w:lvlText w:val=""/>
+      <w:lvlJc w:val="left"/>
+      <w:pPr>
+        <w:tabs>
+          <w:tab w:val="num" w:pos="6480"/>
+        </w:tabs>
+        <w:ind w:left="6480" w:hanging="360"/>
+      </w:pPr>
+      <w:rPr>
+        <w:rFonts w:ascii="Wingdings" w:hAnsi="Wingdings" w:hint="default"/>
+        <w:sz w:val="20"/>
+      </w:rPr>
+    </w:lvl>
+  </w:abstractNum>
+  <w:abstractNum w:abstractNumId="26" w15:restartNumberingAfterBreak="0">
+    <w:nsid w:val="6618732C"/>
+    <w:multiLevelType w:val="multilevel"/>
+    <w:tmpl w:val="73B682CA"/>
+    <w:lvl w:ilvl="0">
+      <w:start w:val="1"/>
+      <w:numFmt w:val="bullet"/>
+      <w:lvlText w:val=""/>
+      <w:lvlJc w:val="left"/>
+      <w:pPr>
+        <w:tabs>
+          <w:tab w:val="num" w:pos="720"/>
+        </w:tabs>
+        <w:ind w:left="720" w:hanging="360"/>
+      </w:pPr>
+      <w:rPr>
+        <w:rFonts w:ascii="Symbol" w:hAnsi="Symbol" w:hint="default"/>
+        <w:sz w:val="20"/>
+      </w:rPr>
+    </w:lvl>
+    <w:lvl w:ilvl="1" w:tentative="1">
+      <w:start w:val="1"/>
+      <w:numFmt w:val="bullet"/>
+      <w:lvlText w:val="o"/>
+      <w:lvlJc w:val="left"/>
+      <w:pPr>
+        <w:tabs>
+          <w:tab w:val="num" w:pos="1440"/>
+        </w:tabs>
+        <w:ind w:left="1440" w:hanging="360"/>
+      </w:pPr>
+      <w:rPr>
+        <w:rFonts w:ascii="Courier New" w:hAnsi="Courier New" w:hint="default"/>
+        <w:sz w:val="20"/>
+      </w:rPr>
+    </w:lvl>
+    <w:lvl w:ilvl="2" w:tentative="1">
+      <w:start w:val="1"/>
+      <w:numFmt w:val="bullet"/>
+      <w:lvlText w:val=""/>
+      <w:lvlJc w:val="left"/>
+      <w:pPr>
+        <w:tabs>
+          <w:tab w:val="num" w:pos="2160"/>
+        </w:tabs>
+        <w:ind w:left="2160" w:hanging="360"/>
+      </w:pPr>
+      <w:rPr>
+        <w:rFonts w:ascii="Wingdings" w:hAnsi="Wingdings" w:hint="default"/>
+        <w:sz w:val="20"/>
+      </w:rPr>
+    </w:lvl>
+    <w:lvl w:ilvl="3" w:tentative="1">
+      <w:start w:val="1"/>
+      <w:numFmt w:val="bullet"/>
+      <w:lvlText w:val=""/>
+      <w:lvlJc w:val="left"/>
+      <w:pPr>
+        <w:tabs>
+          <w:tab w:val="num" w:pos="2880"/>
+        </w:tabs>
+        <w:ind w:left="2880" w:hanging="360"/>
+      </w:pPr>
+      <w:rPr>
+        <w:rFonts w:ascii="Wingdings" w:hAnsi="Wingdings" w:hint="default"/>
+        <w:sz w:val="20"/>
+      </w:rPr>
+    </w:lvl>
+    <w:lvl w:ilvl="4" w:tentative="1">
+      <w:start w:val="1"/>
+      <w:numFmt w:val="bullet"/>
+      <w:lvlText w:val=""/>
+      <w:lvlJc w:val="left"/>
+      <w:pPr>
+        <w:tabs>
+          <w:tab w:val="num" w:pos="3600"/>
+        </w:tabs>
+        <w:ind w:left="3600" w:hanging="360"/>
+      </w:pPr>
+      <w:rPr>
+        <w:rFonts w:ascii="Wingdings" w:hAnsi="Wingdings" w:hint="default"/>
+        <w:sz w:val="20"/>
+      </w:rPr>
+    </w:lvl>
+    <w:lvl w:ilvl="5" w:tentative="1">
+      <w:start w:val="1"/>
+      <w:numFmt w:val="bullet"/>
+      <w:lvlText w:val=""/>
+      <w:lvlJc w:val="left"/>
+      <w:pPr>
+        <w:tabs>
+          <w:tab w:val="num" w:pos="4320"/>
+        </w:tabs>
+        <w:ind w:left="4320" w:hanging="360"/>
+      </w:pPr>
+      <w:rPr>
+        <w:rFonts w:ascii="Wingdings" w:hAnsi="Wingdings" w:hint="default"/>
+        <w:sz w:val="20"/>
+      </w:rPr>
+    </w:lvl>
+    <w:lvl w:ilvl="6" w:tentative="1">
+      <w:start w:val="1"/>
+      <w:numFmt w:val="bullet"/>
+      <w:lvlText w:val=""/>
+      <w:lvlJc w:val="left"/>
+      <w:pPr>
+        <w:tabs>
+          <w:tab w:val="num" w:pos="5040"/>
+        </w:tabs>
+        <w:ind w:left="5040" w:hanging="360"/>
+      </w:pPr>
+      <w:rPr>
+        <w:rFonts w:ascii="Wingdings" w:hAnsi="Wingdings" w:hint="default"/>
+        <w:sz w:val="20"/>
+      </w:rPr>
+    </w:lvl>
+    <w:lvl w:ilvl="7" w:tentative="1">
+      <w:start w:val="1"/>
+      <w:numFmt w:val="bullet"/>
+      <w:lvlText w:val=""/>
+      <w:lvlJc w:val="left"/>
+      <w:pPr>
+        <w:tabs>
+          <w:tab w:val="num" w:pos="5760"/>
+        </w:tabs>
+        <w:ind w:left="5760" w:hanging="360"/>
+      </w:pPr>
+      <w:rPr>
+        <w:rFonts w:ascii="Wingdings" w:hAnsi="Wingdings" w:hint="default"/>
+        <w:sz w:val="20"/>
+      </w:rPr>
+    </w:lvl>
+    <w:lvl w:ilvl="8" w:tentative="1">
+      <w:start w:val="1"/>
+      <w:numFmt w:val="bullet"/>
+      <w:lvlText w:val=""/>
+      <w:lvlJc w:val="left"/>
+      <w:pPr>
+        <w:tabs>
+          <w:tab w:val="num" w:pos="6480"/>
+        </w:tabs>
+        <w:ind w:left="6480" w:hanging="360"/>
+      </w:pPr>
+      <w:rPr>
+        <w:rFonts w:ascii="Wingdings" w:hAnsi="Wingdings" w:hint="default"/>
+        <w:sz w:val="20"/>
+      </w:rPr>
+    </w:lvl>
+  </w:abstractNum>
+  <w:abstractNum w:abstractNumId="27" w15:restartNumberingAfterBreak="0">
+    <w:nsid w:val="71B04F4E"/>
+    <w:multiLevelType w:val="multilevel"/>
+    <w:tmpl w:val="6E44AE64"/>
+    <w:lvl w:ilvl="0">
+      <w:start w:val="1"/>
+      <w:numFmt w:val="bullet"/>
+      <w:lvlText w:val=""/>
+      <w:lvlJc w:val="left"/>
+      <w:pPr>
+        <w:tabs>
+          <w:tab w:val="num" w:pos="720"/>
+        </w:tabs>
+        <w:ind w:left="720" w:hanging="360"/>
+      </w:pPr>
+      <w:rPr>
+        <w:rFonts w:ascii="Symbol" w:hAnsi="Symbol" w:hint="default"/>
+        <w:sz w:val="20"/>
+      </w:rPr>
+    </w:lvl>
+    <w:lvl w:ilvl="1" w:tentative="1">
+      <w:start w:val="1"/>
+      <w:numFmt w:val="bullet"/>
+      <w:lvlText w:val="o"/>
+      <w:lvlJc w:val="left"/>
+      <w:pPr>
+        <w:tabs>
+          <w:tab w:val="num" w:pos="1440"/>
+        </w:tabs>
+        <w:ind w:left="1440" w:hanging="360"/>
+      </w:pPr>
+      <w:rPr>
+        <w:rFonts w:ascii="Courier New" w:hAnsi="Courier New" w:hint="default"/>
+        <w:sz w:val="20"/>
+      </w:rPr>
+    </w:lvl>
+    <w:lvl w:ilvl="2" w:tentative="1">
+      <w:start w:val="1"/>
+      <w:numFmt w:val="bullet"/>
+      <w:lvlText w:val=""/>
+      <w:lvlJc w:val="left"/>
+      <w:pPr>
+        <w:tabs>
+          <w:tab w:val="num" w:pos="2160"/>
+        </w:tabs>
+        <w:ind w:left="2160" w:hanging="360"/>
+      </w:pPr>
+      <w:rPr>
+        <w:rFonts w:ascii="Wingdings" w:hAnsi="Wingdings" w:hint="default"/>
+        <w:sz w:val="20"/>
+      </w:rPr>
+    </w:lvl>
+    <w:lvl w:ilvl="3" w:tentative="1">
+      <w:start w:val="1"/>
+      <w:numFmt w:val="bullet"/>
+      <w:lvlText w:val=""/>
+      <w:lvlJc w:val="left"/>
+      <w:pPr>
+        <w:tabs>
+          <w:tab w:val="num" w:pos="2880"/>
+        </w:tabs>
+        <w:ind w:left="2880" w:hanging="360"/>
+      </w:pPr>
+      <w:rPr>
+        <w:rFonts w:ascii="Wingdings" w:hAnsi="Wingdings" w:hint="default"/>
+        <w:sz w:val="20"/>
+      </w:rPr>
+    </w:lvl>
+    <w:lvl w:ilvl="4" w:tentative="1">
+      <w:start w:val="1"/>
+      <w:numFmt w:val="bullet"/>
+      <w:lvlText w:val=""/>
+      <w:lvlJc w:val="left"/>
+      <w:pPr>
+        <w:tabs>
+          <w:tab w:val="num" w:pos="3600"/>
+        </w:tabs>
+        <w:ind w:left="3600" w:hanging="360"/>
+      </w:pPr>
+      <w:rPr>
+        <w:rFonts w:ascii="Wingdings" w:hAnsi="Wingdings" w:hint="default"/>
+        <w:sz w:val="20"/>
+      </w:rPr>
+    </w:lvl>
+    <w:lvl w:ilvl="5" w:tentative="1">
+      <w:start w:val="1"/>
+      <w:numFmt w:val="bullet"/>
+      <w:lvlText w:val=""/>
+      <w:lvlJc w:val="left"/>
+      <w:pPr>
+        <w:tabs>
+          <w:tab w:val="num" w:pos="4320"/>
+        </w:tabs>
+        <w:ind w:left="4320" w:hanging="360"/>
+      </w:pPr>
+      <w:rPr>
+        <w:rFonts w:ascii="Wingdings" w:hAnsi="Wingdings" w:hint="default"/>
+        <w:sz w:val="20"/>
+      </w:rPr>
+    </w:lvl>
+    <w:lvl w:ilvl="6" w:tentative="1">
+      <w:start w:val="1"/>
+      <w:numFmt w:val="bullet"/>
+      <w:lvlText w:val=""/>
+      <w:lvlJc w:val="left"/>
+      <w:pPr>
+        <w:tabs>
+          <w:tab w:val="num" w:pos="5040"/>
+        </w:tabs>
+        <w:ind w:left="5040" w:hanging="360"/>
+      </w:pPr>
+      <w:rPr>
+        <w:rFonts w:ascii="Wingdings" w:hAnsi="Wingdings" w:hint="default"/>
+        <w:sz w:val="20"/>
+      </w:rPr>
+    </w:lvl>
+    <w:lvl w:ilvl="7" w:tentative="1">
+      <w:start w:val="1"/>
+      <w:numFmt w:val="bullet"/>
+      <w:lvlText w:val=""/>
+      <w:lvlJc w:val="left"/>
+      <w:pPr>
+        <w:tabs>
+          <w:tab w:val="num" w:pos="5760"/>
+        </w:tabs>
+        <w:ind w:left="5760" w:hanging="360"/>
+      </w:pPr>
+      <w:rPr>
+        <w:rFonts w:ascii="Wingdings" w:hAnsi="Wingdings" w:hint="default"/>
+        <w:sz w:val="20"/>
+      </w:rPr>
+    </w:lvl>
+    <w:lvl w:ilvl="8" w:tentative="1">
+      <w:start w:val="1"/>
+      <w:numFmt w:val="bullet"/>
+      <w:lvlText w:val=""/>
+      <w:lvlJc w:val="left"/>
+      <w:pPr>
+        <w:tabs>
+          <w:tab w:val="num" w:pos="6480"/>
+        </w:tabs>
+        <w:ind w:left="6480" w:hanging="360"/>
+      </w:pPr>
+      <w:rPr>
+        <w:rFonts w:ascii="Wingdings" w:hAnsi="Wingdings" w:hint="default"/>
+        <w:sz w:val="20"/>
+      </w:rPr>
+    </w:lvl>
+  </w:abstractNum>
+  <w:abstractNum w:abstractNumId="28" w15:restartNumberingAfterBreak="0">
     <w:nsid w:val="771F2992"/>
     <w:multiLevelType w:val="multilevel"/>
     <w:tmpl w:val="17BE4988"/>
@@ -7756,7 +10955,7 @@
       </w:rPr>
     </w:lvl>
   </w:abstractNum>
-  <w:abstractNum w:abstractNumId="17" w15:restartNumberingAfterBreak="0">
+  <w:abstractNum w:abstractNumId="29" w15:restartNumberingAfterBreak="0">
     <w:nsid w:val="78AF2015"/>
     <w:multiLevelType w:val="multilevel"/>
     <w:tmpl w:val="01F8F6A0"/>
@@ -7905,7 +11104,7 @@
       </w:rPr>
     </w:lvl>
   </w:abstractNum>
-  <w:abstractNum w:abstractNumId="18" w15:restartNumberingAfterBreak="0">
+  <w:abstractNum w:abstractNumId="30" w15:restartNumberingAfterBreak="0">
     <w:nsid w:val="7A6544A8"/>
     <w:multiLevelType w:val="multilevel"/>
     <w:tmpl w:val="2BA48542"/>
@@ -8054,7 +11253,7 @@
       </w:rPr>
     </w:lvl>
   </w:abstractNum>
-  <w:abstractNum w:abstractNumId="19" w15:restartNumberingAfterBreak="0">
+  <w:abstractNum w:abstractNumId="31" w15:restartNumberingAfterBreak="0">
     <w:nsid w:val="7A7F20B4"/>
     <w:multiLevelType w:val="multilevel"/>
     <w:tmpl w:val="9F32B4E6"/>
@@ -8203,7 +11402,7 @@
       </w:rPr>
     </w:lvl>
   </w:abstractNum>
-  <w:abstractNum w:abstractNumId="20" w15:restartNumberingAfterBreak="0">
+  <w:abstractNum w:abstractNumId="32" w15:restartNumberingAfterBreak="0">
     <w:nsid w:val="7DB61211"/>
     <w:multiLevelType w:val="multilevel"/>
     <w:tmpl w:val="B4F8046A"/>
@@ -8352,7 +11551,120 @@
       </w:rPr>
     </w:lvl>
   </w:abstractNum>
-  <w:abstractNum w:abstractNumId="21" w15:restartNumberingAfterBreak="0">
+  <w:abstractNum w:abstractNumId="33" w15:restartNumberingAfterBreak="0">
+    <w:nsid w:val="7EB712C8"/>
+    <w:multiLevelType w:val="hybridMultilevel"/>
+    <w:tmpl w:val="7124EF16"/>
+    <w:lvl w:ilvl="0" w:tplc="0409000B">
+      <w:start w:val="1"/>
+      <w:numFmt w:val="bullet"/>
+      <w:lvlText w:val=""/>
+      <w:lvlJc w:val="left"/>
+      <w:pPr>
+        <w:ind w:left="720" w:hanging="360"/>
+      </w:pPr>
+      <w:rPr>
+        <w:rFonts w:ascii="Wingdings" w:hAnsi="Wingdings" w:hint="default"/>
+      </w:rPr>
+    </w:lvl>
+    <w:lvl w:ilvl="1" w:tplc="04090003">
+      <w:start w:val="1"/>
+      <w:numFmt w:val="bullet"/>
+      <w:lvlText w:val="o"/>
+      <w:lvlJc w:val="left"/>
+      <w:pPr>
+        <w:ind w:left="1440" w:hanging="360"/>
+      </w:pPr>
+      <w:rPr>
+        <w:rFonts w:ascii="Courier New" w:hAnsi="Courier New" w:cs="Courier New" w:hint="default"/>
+      </w:rPr>
+    </w:lvl>
+    <w:lvl w:ilvl="2" w:tplc="04090005" w:tentative="1">
+      <w:start w:val="1"/>
+      <w:numFmt w:val="bullet"/>
+      <w:lvlText w:val=""/>
+      <w:lvlJc w:val="left"/>
+      <w:pPr>
+        <w:ind w:left="2160" w:hanging="360"/>
+      </w:pPr>
+      <w:rPr>
+        <w:rFonts w:ascii="Wingdings" w:hAnsi="Wingdings" w:hint="default"/>
+      </w:rPr>
+    </w:lvl>
+    <w:lvl w:ilvl="3" w:tplc="04090001" w:tentative="1">
+      <w:start w:val="1"/>
+      <w:numFmt w:val="bullet"/>
+      <w:lvlText w:val=""/>
+      <w:lvlJc w:val="left"/>
+      <w:pPr>
+        <w:ind w:left="2880" w:hanging="360"/>
+      </w:pPr>
+      <w:rPr>
+        <w:rFonts w:ascii="Symbol" w:hAnsi="Symbol" w:hint="default"/>
+      </w:rPr>
+    </w:lvl>
+    <w:lvl w:ilvl="4" w:tplc="04090003" w:tentative="1">
+      <w:start w:val="1"/>
+      <w:numFmt w:val="bullet"/>
+      <w:lvlText w:val="o"/>
+      <w:lvlJc w:val="left"/>
+      <w:pPr>
+        <w:ind w:left="3600" w:hanging="360"/>
+      </w:pPr>
+      <w:rPr>
+        <w:rFonts w:ascii="Courier New" w:hAnsi="Courier New" w:cs="Courier New" w:hint="default"/>
+      </w:rPr>
+    </w:lvl>
+    <w:lvl w:ilvl="5" w:tplc="04090005" w:tentative="1">
+      <w:start w:val="1"/>
+      <w:numFmt w:val="bullet"/>
+      <w:lvlText w:val=""/>
+      <w:lvlJc w:val="left"/>
+      <w:pPr>
+        <w:ind w:left="4320" w:hanging="360"/>
+      </w:pPr>
+      <w:rPr>
+        <w:rFonts w:ascii="Wingdings" w:hAnsi="Wingdings" w:hint="default"/>
+      </w:rPr>
+    </w:lvl>
+    <w:lvl w:ilvl="6" w:tplc="04090001" w:tentative="1">
+      <w:start w:val="1"/>
+      <w:numFmt w:val="bullet"/>
+      <w:lvlText w:val=""/>
+      <w:lvlJc w:val="left"/>
+      <w:pPr>
+        <w:ind w:left="5040" w:hanging="360"/>
+      </w:pPr>
+      <w:rPr>
+        <w:rFonts w:ascii="Symbol" w:hAnsi="Symbol" w:hint="default"/>
+      </w:rPr>
+    </w:lvl>
+    <w:lvl w:ilvl="7" w:tplc="04090003" w:tentative="1">
+      <w:start w:val="1"/>
+      <w:numFmt w:val="bullet"/>
+      <w:lvlText w:val="o"/>
+      <w:lvlJc w:val="left"/>
+      <w:pPr>
+        <w:ind w:left="5760" w:hanging="360"/>
+      </w:pPr>
+      <w:rPr>
+        <w:rFonts w:ascii="Courier New" w:hAnsi="Courier New" w:cs="Courier New" w:hint="default"/>
+      </w:rPr>
+    </w:lvl>
+    <w:lvl w:ilvl="8" w:tplc="04090005" w:tentative="1">
+      <w:start w:val="1"/>
+      <w:numFmt w:val="bullet"/>
+      <w:lvlText w:val=""/>
+      <w:lvlJc w:val="left"/>
+      <w:pPr>
+        <w:ind w:left="6480" w:hanging="360"/>
+      </w:pPr>
+      <w:rPr>
+        <w:rFonts w:ascii="Wingdings" w:hAnsi="Wingdings" w:hint="default"/>
+      </w:rPr>
+    </w:lvl>
+  </w:abstractNum>
+  <w:abstractNum w:abstractNumId="34" w15:restartNumberingAfterBreak="0">
     <w:nsid w:val="7F9F3AE3"/>
     <w:multiLevelType w:val="multilevel"/>
     <w:tmpl w:val="BE100350"/>
@@ -8505,67 +11817,106 @@
     <w:abstractNumId w:val="0"/>
   </w:num>
   <w:num w:numId="2">
+    <w:abstractNumId w:val="7"/>
+  </w:num>
+  <w:num w:numId="3">
+    <w:abstractNumId w:val="23"/>
+  </w:num>
+  <w:num w:numId="4">
+    <w:abstractNumId w:val="12"/>
+  </w:num>
+  <w:num w:numId="5">
+    <w:abstractNumId w:val="29"/>
+  </w:num>
+  <w:num w:numId="6">
+    <w:abstractNumId w:val="31"/>
+  </w:num>
+  <w:num w:numId="7">
+    <w:abstractNumId w:val="30"/>
+  </w:num>
+  <w:num w:numId="8">
+    <w:abstractNumId w:val="28"/>
+  </w:num>
+  <w:num w:numId="9">
+    <w:abstractNumId w:val="11"/>
+  </w:num>
+  <w:num w:numId="10">
+    <w:abstractNumId w:val="21"/>
+  </w:num>
+  <w:num w:numId="11">
+    <w:abstractNumId w:val="13"/>
+  </w:num>
+  <w:num w:numId="12">
+    <w:abstractNumId w:val="2"/>
+  </w:num>
+  <w:num w:numId="13">
     <w:abstractNumId w:val="5"/>
   </w:num>
-  <w:num w:numId="3">
+  <w:num w:numId="14">
+    <w:abstractNumId w:val="20"/>
+  </w:num>
+  <w:num w:numId="15">
+    <w:abstractNumId w:val="4"/>
+  </w:num>
+  <w:num w:numId="16">
+    <w:abstractNumId w:val="34"/>
+  </w:num>
+  <w:num w:numId="17">
+    <w:abstractNumId w:val="17"/>
+  </w:num>
+  <w:num w:numId="18">
+    <w:abstractNumId w:val="32"/>
+  </w:num>
+  <w:num w:numId="19">
+    <w:abstractNumId w:val="6"/>
+  </w:num>
+  <w:num w:numId="20">
+    <w:abstractNumId w:val="18"/>
+  </w:num>
+  <w:num w:numId="21">
+    <w:abstractNumId w:val="10"/>
+  </w:num>
+  <w:num w:numId="22">
+    <w:abstractNumId w:val="14"/>
+  </w:num>
+  <w:num w:numId="23">
+    <w:abstractNumId w:val="27"/>
+  </w:num>
+  <w:num w:numId="24">
+    <w:abstractNumId w:val="24"/>
+  </w:num>
+  <w:num w:numId="25">
     <w:abstractNumId w:val="15"/>
   </w:num>
-  <w:num w:numId="4">
+  <w:num w:numId="26">
+    <w:abstractNumId w:val="19"/>
+  </w:num>
+  <w:num w:numId="27">
+    <w:abstractNumId w:val="9"/>
+  </w:num>
+  <w:num w:numId="28">
+    <w:abstractNumId w:val="26"/>
+  </w:num>
+  <w:num w:numId="29">
+    <w:abstractNumId w:val="1"/>
+  </w:num>
+  <w:num w:numId="30">
+    <w:abstractNumId w:val="25"/>
+  </w:num>
+  <w:num w:numId="31">
+    <w:abstractNumId w:val="16"/>
+  </w:num>
+  <w:num w:numId="32">
     <w:abstractNumId w:val="8"/>
   </w:num>
-  <w:num w:numId="5">
-    <w:abstractNumId w:val="17"/>
+  <w:num w:numId="33">
+    <w:abstractNumId w:val="22"/>
   </w:num>
-  <w:num w:numId="6">
-    <w:abstractNumId w:val="19"/>
+  <w:num w:numId="34">
+    <w:abstractNumId w:val="33"/>
   </w:num>
-  <w:num w:numId="7">
-    <w:abstractNumId w:val="18"/>
-  </w:num>
-  <w:num w:numId="8">
-    <w:abstractNumId w:val="16"/>
-  </w:num>
-  <w:num w:numId="9">
-    <w:abstractNumId w:val="7"/>
-  </w:num>
-  <w:num w:numId="10">
-    <w:abstractNumId w:val="14"/>
-  </w:num>
-  <w:num w:numId="11">
-    <w:abstractNumId w:val="9"/>
-  </w:num>
-  <w:num w:numId="12">
-    <w:abstractNumId w:val="1"/>
-  </w:num>
-  <w:num w:numId="13">
+  <w:num w:numId="35">
     <w:abstractNumId w:val="3"/>
-  </w:num>
-  <w:num w:numId="14">
-    <w:abstractNumId w:val="13"/>
-  </w:num>
-  <w:num w:numId="15">
-    <w:abstractNumId w:val="2"/>
-  </w:num>
-  <w:num w:numId="16">
-    <w:abstractNumId w:val="21"/>
-  </w:num>
-  <w:num w:numId="17">
-    <w:abstractNumId w:val="11"/>
-  </w:num>
-  <w:num w:numId="18">
-    <w:abstractNumId w:val="20"/>
-  </w:num>
-  <w:num w:numId="19">
-    <w:abstractNumId w:val="4"/>
-  </w:num>
-  <w:num w:numId="20">
-    <w:abstractNumId w:val="12"/>
-  </w:num>
-  <w:num w:numId="21">
-    <w:abstractNumId w:val="6"/>
-  </w:num>
-  <w:num w:numId="22">
-    <w:abstractNumId w:val="10"/>
   </w:num>
   <w:numIdMacAtCleanup w:val="10"/>
 </w:numbering>

--- a/Week5/Healthcare Analysis WEEK5.docx
+++ b/Week5/Healthcare Analysis WEEK5.docx
@@ -6,7 +6,7 @@
       <w:pPr>
         <w:jc w:val="center"/>
         <w:rPr>
-          <w:rFonts w:ascii="Algerian" w:hAnsi="Algerian" w:cs="Times New Roman"/>
+          <w:rFonts w:ascii="Times New Roman" w:hAnsi="Times New Roman" w:cs="Times New Roman"/>
           <w:b/>
           <w:bCs/>
           <w:color w:val="C00000"/>
@@ -22,7 +22,7 @@
       </w:pPr>
       <w:r>
         <w:rPr>
-          <w:rFonts w:ascii="Algerian" w:hAnsi="Algerian" w:cs="Times New Roman"/>
+          <w:rFonts w:ascii="Times New Roman" w:hAnsi="Times New Roman" w:cs="Times New Roman"/>
           <w:b/>
           <w:bCs/>
           <w:color w:val="C00000"/>
@@ -39,7 +39,7 @@
       </w:r>
       <w:r>
         <w:rPr>
-          <w:rFonts w:ascii="Algerian" w:hAnsi="Algerian" w:cs="Times New Roman"/>
+          <w:rFonts w:ascii="Times New Roman" w:hAnsi="Times New Roman" w:cs="Times New Roman"/>
           <w:b/>
           <w:bCs/>
           <w:color w:val="C00000"/>
@@ -59,7 +59,7 @@
       <w:pPr>
         <w:jc w:val="center"/>
         <w:rPr>
-          <w:rFonts w:asciiTheme="minorHAnsi" w:hAnsiTheme="minorHAnsi" w:cstheme="minorHAnsi"/>
+          <w:rFonts w:ascii="Times New Roman" w:hAnsi="Times New Roman" w:cs="Times New Roman"/>
           <w:sz w:val="20"/>
         </w:rPr>
       </w:pPr>
@@ -70,7 +70,7 @@
         <w:spacing w:after="0" w:line="240" w:lineRule="auto"/>
         <w:jc w:val="center"/>
         <w:rPr>
-          <w:rFonts w:ascii="Algerian" w:eastAsia="Times New Roman" w:hAnsi="Algerian" w:cs="Times New Roman"/>
+          <w:rFonts w:ascii="Times New Roman" w:eastAsia="Times New Roman" w:hAnsi="Times New Roman" w:cs="Times New Roman"/>
           <w:color w:val="auto"/>
           <w:sz w:val="96"/>
           <w:szCs w:val="96"/>
@@ -79,7 +79,7 @@
       </w:pPr>
       <w:r>
         <w:rPr>
-          <w:rFonts w:ascii="Algerian" w:eastAsia="Times New Roman" w:hAnsi="Algerian" w:cs="Times New Roman"/>
+          <w:rFonts w:ascii="Times New Roman" w:eastAsia="Times New Roman" w:hAnsi="Times New Roman" w:cs="Times New Roman"/>
           <w:color w:val="auto"/>
           <w:sz w:val="96"/>
           <w:szCs w:val="96"/>
@@ -89,7 +89,7 @@
       </w:r>
       <w:r>
         <w:rPr>
-          <w:rFonts w:ascii="Algerian" w:eastAsia="Times New Roman" w:hAnsi="Algerian" w:cs="Times New Roman"/>
+          <w:rFonts w:ascii="Times New Roman" w:eastAsia="Times New Roman" w:hAnsi="Times New Roman" w:cs="Times New Roman"/>
           <w:color w:val="auto"/>
           <w:sz w:val="96"/>
           <w:szCs w:val="96"/>
@@ -99,7 +99,7 @@
       </w:r>
       <w:r>
         <w:rPr>
-          <w:rFonts w:ascii="Algerian" w:eastAsia="Times New Roman" w:hAnsi="Algerian" w:cs="Times New Roman"/>
+          <w:rFonts w:ascii="Times New Roman" w:eastAsia="Times New Roman" w:hAnsi="Times New Roman" w:cs="Times New Roman"/>
           <w:color w:val="auto"/>
           <w:sz w:val="96"/>
           <w:szCs w:val="96"/>
@@ -114,13 +114,13 @@
         <w:spacing w:after="0" w:line="240" w:lineRule="auto"/>
         <w:jc w:val="center"/>
         <w:rPr>
-          <w:rFonts w:ascii="Arial" w:hAnsi="Arial" w:cs="Arial"/>
+          <w:rFonts w:ascii="Times New Roman" w:hAnsi="Times New Roman" w:cs="Times New Roman"/>
           <w:color w:val="0F172A"/>
         </w:rPr>
       </w:pPr>
       <w:r>
         <w:rPr>
-          <w:rFonts w:ascii="Algerian" w:eastAsia="Times New Roman" w:hAnsi="Algerian" w:cs="Times New Roman"/>
+          <w:rFonts w:ascii="Times New Roman" w:eastAsia="Times New Roman" w:hAnsi="Times New Roman" w:cs="Times New Roman"/>
           <w:color w:val="auto"/>
           <w:sz w:val="96"/>
           <w:szCs w:val="96"/>
@@ -160,14 +160,14 @@
         </w:numPr>
         <w:jc w:val="both"/>
         <w:rPr>
-          <w:rFonts w:ascii="Algerian" w:hAnsi="Algerian" w:cstheme="minorHAnsi"/>
+          <w:rFonts w:ascii="Times New Roman" w:hAnsi="Times New Roman" w:cs="Times New Roman"/>
           <w:sz w:val="36"/>
           <w:szCs w:val="36"/>
         </w:rPr>
       </w:pPr>
       <w:r>
         <w:rPr>
-          <w:rFonts w:ascii="Algerian" w:hAnsi="Algerian"/>
+          <w:rFonts w:ascii="Times New Roman" w:hAnsi="Times New Roman" w:cs="Times New Roman"/>
           <w:sz w:val="36"/>
           <w:szCs w:val="36"/>
         </w:rPr>
@@ -318,14 +318,14 @@
     <w:p>
       <w:pPr>
         <w:rPr>
-          <w:rFonts w:ascii="Algerian" w:hAnsi="Algerian" w:cs="Mangal"/>
+          <w:rFonts w:ascii="Times New Roman" w:hAnsi="Times New Roman" w:cs="Times New Roman"/>
           <w:sz w:val="36"/>
           <w:szCs w:val="36"/>
         </w:rPr>
       </w:pPr>
       <w:r>
         <w:rPr>
-          <w:rFonts w:ascii="Algerian" w:hAnsi="Algerian"/>
+          <w:rFonts w:ascii="Times New Roman" w:hAnsi="Times New Roman" w:cs="Times New Roman"/>
           <w:sz w:val="36"/>
           <w:szCs w:val="36"/>
         </w:rPr>
@@ -341,14 +341,14 @@
         </w:numPr>
         <w:jc w:val="both"/>
         <w:rPr>
-          <w:rFonts w:ascii="Algerian" w:hAnsi="Algerian" w:cstheme="minorHAnsi"/>
+          <w:rFonts w:ascii="Times New Roman" w:hAnsi="Times New Roman" w:cs="Times New Roman"/>
           <w:sz w:val="36"/>
           <w:szCs w:val="36"/>
         </w:rPr>
       </w:pPr>
       <w:r>
         <w:rPr>
-          <w:rFonts w:ascii="Algerian" w:hAnsi="Algerian"/>
+          <w:rFonts w:ascii="Times New Roman" w:hAnsi="Times New Roman" w:cs="Times New Roman"/>
           <w:sz w:val="36"/>
           <w:szCs w:val="36"/>
         </w:rPr>
@@ -417,14 +417,14 @@
     <w:p>
       <w:pPr>
         <w:rPr>
-          <w:rFonts w:ascii="Algerian" w:hAnsi="Algerian" w:cs="Mangal"/>
+          <w:rFonts w:ascii="Times New Roman" w:hAnsi="Times New Roman" w:cs="Times New Roman"/>
           <w:sz w:val="36"/>
           <w:szCs w:val="36"/>
         </w:rPr>
       </w:pPr>
       <w:r>
         <w:rPr>
-          <w:rFonts w:ascii="Algerian" w:hAnsi="Algerian"/>
+          <w:rFonts w:ascii="Times New Roman" w:hAnsi="Times New Roman" w:cs="Times New Roman"/>
           <w:sz w:val="36"/>
           <w:szCs w:val="36"/>
         </w:rPr>
@@ -440,14 +440,14 @@
         </w:numPr>
         <w:jc w:val="both"/>
         <w:rPr>
-          <w:rFonts w:ascii="Algerian" w:hAnsi="Algerian"/>
+          <w:rFonts w:ascii="Times New Roman" w:hAnsi="Times New Roman" w:cs="Times New Roman"/>
           <w:sz w:val="36"/>
           <w:szCs w:val="36"/>
         </w:rPr>
       </w:pPr>
       <w:r>
         <w:rPr>
-          <w:rFonts w:ascii="Algerian" w:hAnsi="Algerian"/>
+          <w:rFonts w:ascii="Times New Roman" w:hAnsi="Times New Roman" w:cs="Times New Roman"/>
           <w:sz w:val="36"/>
           <w:szCs w:val="36"/>
         </w:rPr>
@@ -476,27 +476,7 @@
           <w:szCs w:val="28"/>
           <w:lang w:bidi="hi-IN"/>
         </w:rPr>
-        <w:t xml:space="preserve">The main objectives of </w:t>
-      </w:r>
-      <w:r>
-        <w:rPr>
-          <w:rFonts w:ascii="Times New Roman" w:eastAsia="Times New Roman" w:hAnsi="Times New Roman" w:cs="Times New Roman"/>
-          <w:color w:val="auto"/>
-          <w:sz w:val="28"/>
-          <w:szCs w:val="28"/>
-          <w:lang w:bidi="hi-IN"/>
-        </w:rPr>
-        <w:t>this phase</w:t>
-      </w:r>
-      <w:r>
-        <w:rPr>
-          <w:rFonts w:ascii="Times New Roman" w:eastAsia="Times New Roman" w:hAnsi="Times New Roman" w:cs="Times New Roman"/>
-          <w:color w:val="auto"/>
-          <w:sz w:val="28"/>
-          <w:szCs w:val="28"/>
-          <w:lang w:bidi="hi-IN"/>
-        </w:rPr>
-        <w:t xml:space="preserve"> are:</w:t>
+        <w:t>The main objectives of this phase are:</w:t>
       </w:r>
     </w:p>
     <w:p>
@@ -721,14 +701,14 @@
         </w:numPr>
         <w:jc w:val="both"/>
         <w:rPr>
-          <w:rFonts w:ascii="Algerian" w:hAnsi="Algerian" w:cstheme="minorHAnsi"/>
+          <w:rFonts w:ascii="Times New Roman" w:hAnsi="Times New Roman" w:cs="Times New Roman"/>
           <w:sz w:val="36"/>
           <w:szCs w:val="36"/>
         </w:rPr>
       </w:pPr>
       <w:r>
         <w:rPr>
-          <w:rFonts w:ascii="Algerian" w:hAnsi="Algerian"/>
+          <w:rFonts w:ascii="Times New Roman" w:hAnsi="Times New Roman" w:cs="Times New Roman"/>
           <w:sz w:val="36"/>
           <w:szCs w:val="36"/>
         </w:rPr>
@@ -2721,7 +2701,7 @@
         </w:numPr>
         <w:jc w:val="both"/>
         <w:rPr>
-          <w:rFonts w:ascii="Algerian" w:hAnsi="Algerian" w:cs="Mangal"/>
+          <w:rFonts w:ascii="Times New Roman" w:hAnsi="Times New Roman" w:cs="Times New Roman"/>
           <w:b w:val="0"/>
           <w:color w:val="000000"/>
           <w:sz w:val="36"/>
@@ -2730,7 +2710,7 @@
       </w:pPr>
       <w:r>
         <w:rPr>
-          <w:rFonts w:ascii="Algerian" w:hAnsi="Algerian" w:cs="Mangal"/>
+          <w:rFonts w:ascii="Times New Roman" w:hAnsi="Times New Roman" w:cs="Times New Roman"/>
           <w:b w:val="0"/>
           <w:color w:val="000000"/>
           <w:sz w:val="36"/>
@@ -2741,7 +2721,7 @@
       </w:r>
       <w:r>
         <w:rPr>
-          <w:rFonts w:ascii="Algerian" w:hAnsi="Algerian" w:cs="Mangal"/>
+          <w:rFonts w:ascii="Times New Roman" w:hAnsi="Times New Roman" w:cs="Times New Roman"/>
           <w:b w:val="0"/>
           <w:color w:val="000000"/>
           <w:sz w:val="36"/>
@@ -2751,7 +2731,7 @@
       </w:r>
       <w:r>
         <w:rPr>
-          <w:rFonts w:ascii="Algerian" w:hAnsi="Algerian" w:cs="Mangal"/>
+          <w:rFonts w:ascii="Times New Roman" w:hAnsi="Times New Roman" w:cs="Times New Roman"/>
           <w:b w:val="0"/>
           <w:color w:val="000000"/>
           <w:sz w:val="36"/>
@@ -3094,7 +3074,13 @@
         <w:t>Admission Patterns</w:t>
       </w:r>
     </w:p>
-    <w:p/>
+    <w:p>
+      <w:pPr>
+        <w:rPr>
+          <w:rFonts w:ascii="Times New Roman" w:hAnsi="Times New Roman" w:cs="Times New Roman"/>
+        </w:rPr>
+      </w:pPr>
+    </w:p>
     <w:p>
       <w:pPr>
         <w:pStyle w:val="pdq2pgselectionanchorcontainer"/>
@@ -3630,7 +3616,15 @@
       </w:r>
     </w:p>
     <w:p>
-      <w:r>
+      <w:pPr>
+        <w:rPr>
+          <w:rFonts w:ascii="Times New Roman" w:hAnsi="Times New Roman" w:cs="Times New Roman"/>
+        </w:rPr>
+      </w:pPr>
+      <w:r>
+        <w:rPr>
+          <w:rFonts w:ascii="Times New Roman" w:hAnsi="Times New Roman" w:cs="Times New Roman"/>
+        </w:rPr>
         <w:br w:type="page"/>
       </w:r>
     </w:p>
@@ -3644,6 +3638,7 @@
         <w:spacing w:after="0" w:line="240" w:lineRule="auto"/>
         <w:jc w:val="both"/>
         <w:rPr>
+          <w:rFonts w:ascii="Times New Roman" w:hAnsi="Times New Roman" w:cs="Times New Roman"/>
           <w:bCs/>
           <w:sz w:val="32"/>
           <w:szCs w:val="32"/>
@@ -3651,7 +3646,7 @@
       </w:pPr>
       <w:r>
         <w:rPr>
-          <w:rFonts w:ascii="Algerian" w:hAnsi="Algerian"/>
+          <w:rFonts w:ascii="Times New Roman" w:hAnsi="Times New Roman" w:cs="Times New Roman"/>
           <w:bCs/>
           <w:sz w:val="36"/>
           <w:szCs w:val="36"/>
@@ -3867,12 +3862,14 @@
     <w:p>
       <w:pPr>
         <w:rPr>
-          <w:sz w:val="28"/>
-          <w:szCs w:val="28"/>
-        </w:rPr>
-      </w:pPr>
-      <w:r>
-        <w:rPr>
+          <w:rFonts w:ascii="Times New Roman" w:hAnsi="Times New Roman" w:cs="Times New Roman"/>
+          <w:sz w:val="28"/>
+          <w:szCs w:val="28"/>
+        </w:rPr>
+      </w:pPr>
+      <w:r>
+        <w:rPr>
+          <w:rFonts w:ascii="Times New Roman" w:hAnsi="Times New Roman" w:cs="Times New Roman"/>
           <w:sz w:val="28"/>
           <w:szCs w:val="28"/>
         </w:rPr>
@@ -3881,29 +3878,30 @@
     </w:p>
     <w:p>
       <w:pPr>
-        <w:pStyle w:val="ListParagraph"/>
+        <w:pStyle w:val="Heading1"/>
         <w:numPr>
           <w:ilvl w:val="0"/>
           <w:numId w:val="1"/>
         </w:numPr>
-        <w:spacing w:after="0" w:line="240" w:lineRule="auto"/>
         <w:jc w:val="both"/>
         <w:rPr>
-          <w:rFonts w:ascii="Algerian" w:hAnsi="Algerian"/>
-          <w:bCs/>
+          <w:rFonts w:ascii="Times New Roman" w:hAnsi="Times New Roman" w:cs="Times New Roman"/>
+          <w:b w:val="0"/>
+          <w:color w:val="000000"/>
           <w:sz w:val="36"/>
           <w:szCs w:val="36"/>
         </w:rPr>
       </w:pPr>
       <w:r>
         <w:rPr>
-          <w:rFonts w:ascii="Algerian" w:hAnsi="Algerian"/>
-          <w:bCs/>
+          <w:rFonts w:ascii="Times New Roman" w:hAnsi="Times New Roman" w:cs="Times New Roman"/>
+          <w:b w:val="0"/>
+          <w:color w:val="000000"/>
           <w:sz w:val="36"/>
           <w:szCs w:val="36"/>
         </w:rPr>
         <w:lastRenderedPageBreak/>
-        <w:t>Detailed Testing Plan</w:t>
+        <w:t>Detailed Model Testing Procedure</w:t>
       </w:r>
     </w:p>
     <w:p>
@@ -3911,7 +3909,16 @@
         <w:pStyle w:val="NormalWeb"/>
       </w:pPr>
       <w:r>
-        <w:t>A structured testing plan was used to evaluate whether the predictive models could generalize to unseen healthcare records. The purpose of testing was not only to measure accuracy but also to identify where and why the models made incorrect predictions.</w:t>
+        <w:t xml:space="preserve">The purpose of model testing was to determine how well each trained model could predict </w:t>
+      </w:r>
+      <w:r>
+        <w:rPr>
+          <w:rStyle w:val="Strong"/>
+        </w:rPr>
+        <w:t>Test Results</w:t>
+      </w:r>
+      <w:r>
+        <w:t xml:space="preserve"> on healthcare records that were not used during training.</w:t>
       </w:r>
     </w:p>
     <w:p>
@@ -3923,6 +3930,7 @@
         </w:numPr>
         <w:jc w:val="left"/>
         <w:rPr>
+          <w:rFonts w:ascii="Times New Roman" w:hAnsi="Times New Roman" w:cs="Times New Roman"/>
           <w:color w:val="000000" w:themeColor="text1"/>
           <w:sz w:val="32"/>
           <w:szCs w:val="32"/>
@@ -3930,11 +3938,12 @@
       </w:pPr>
       <w:r>
         <w:rPr>
+          <w:rFonts w:ascii="Times New Roman" w:hAnsi="Times New Roman" w:cs="Times New Roman"/>
           <w:color w:val="000000" w:themeColor="text1"/>
           <w:sz w:val="32"/>
           <w:szCs w:val="32"/>
         </w:rPr>
-        <w:t>Train-Test Split</w:t>
+        <w:t>Data Splitting Procedure</w:t>
       </w:r>
     </w:p>
     <w:p>
@@ -3942,7 +3951,7 @@
         <w:pStyle w:val="NormalWeb"/>
       </w:pPr>
       <w:r>
-        <w:t>The healthcare data was divided into:</w:t>
+        <w:t>The cleaned healthcare dataset was divided into:</w:t>
       </w:r>
     </w:p>
     <w:p>
@@ -3950,17 +3959,17 @@
         <w:pStyle w:val="NormalWeb"/>
         <w:numPr>
           <w:ilvl w:val="0"/>
-          <w:numId w:val="23"/>
+          <w:numId w:val="36"/>
         </w:numPr>
       </w:pPr>
       <w:r>
         <w:rPr>
           <w:rStyle w:val="Strong"/>
         </w:rPr>
-        <w:t>80% Training Data</w:t>
-      </w:r>
-      <w:r>
-        <w:t xml:space="preserve"> – used to train the machine learning models.</w:t>
+        <w:t>80% training data</w:t>
+      </w:r>
+      <w:r>
+        <w:t xml:space="preserve"> – used for model training.</w:t>
       </w:r>
     </w:p>
     <w:p>
@@ -3968,36 +3977,50 @@
         <w:pStyle w:val="NormalWeb"/>
         <w:numPr>
           <w:ilvl w:val="0"/>
-          <w:numId w:val="23"/>
+          <w:numId w:val="36"/>
         </w:numPr>
       </w:pPr>
       <w:r>
         <w:rPr>
           <w:rStyle w:val="Strong"/>
         </w:rPr>
-        <w:t>20% Testing Data</w:t>
-      </w:r>
-      <w:r>
-        <w:t xml:space="preserve"> – used only for final model evaluation.</w:t>
+        <w:t>20% testing data</w:t>
+      </w:r>
+      <w:r>
+        <w:t xml:space="preserve"> – used only for final evaluation.</w:t>
       </w:r>
     </w:p>
     <w:p>
       <w:pPr>
         <w:pStyle w:val="NormalWeb"/>
       </w:pPr>
-      <w:r>
-        <w:t xml:space="preserve">A </w:t>
-      </w:r>
       <w:proofErr w:type="spellStart"/>
       <w:r>
         <w:rPr>
           <w:rStyle w:val="HTMLCode"/>
+          <w:rFonts w:ascii="Times New Roman" w:hAnsi="Times New Roman" w:cs="Times New Roman"/>
         </w:rPr>
         <w:t>random_state</w:t>
       </w:r>
       <w:proofErr w:type="spellEnd"/>
       <w:r>
-        <w:t xml:space="preserve"> of 42 was used so that the same split could be reproduced. Stratified splitting was used to maintain approximately the same proportion of Abnormal, Normal, and Inconclusive test results in both sets.</w:t>
+        <w:rPr>
+          <w:rStyle w:val="HTMLCode"/>
+          <w:rFonts w:ascii="Times New Roman" w:hAnsi="Times New Roman" w:cs="Times New Roman"/>
+        </w:rPr>
+        <w:t>=42</w:t>
+      </w:r>
+      <w:r>
+        <w:t xml:space="preserve"> was used to make the experiment reproducible. The split was also </w:t>
+      </w:r>
+      <w:r>
+        <w:rPr>
+          <w:rStyle w:val="Strong"/>
+        </w:rPr>
+        <w:t>stratified by Test Results</w:t>
+      </w:r>
+      <w:r>
+        <w:t xml:space="preserve"> so that the proportions of Abnormal, Normal, and Inconclusive records remained approximately equal in the training and testing sets.</w:t>
       </w:r>
     </w:p>
     <w:p>
@@ -4005,16 +4028,24 @@
         <w:pStyle w:val="NormalWeb"/>
       </w:pPr>
       <w:r>
-        <w:t xml:space="preserve">The test set contained approximately </w:t>
+        <w:t xml:space="preserve">The final test set contained approximately </w:t>
       </w:r>
       <w:r>
         <w:rPr>
           <w:rStyle w:val="Strong"/>
         </w:rPr>
-        <w:t>10,994 patient records</w:t>
+        <w:t>10,994 records</w:t>
       </w:r>
       <w:r>
         <w:t>.</w:t>
+      </w:r>
+    </w:p>
+    <w:p>
+      <w:pPr>
+        <w:pStyle w:val="NormalWeb"/>
+      </w:pPr>
+      <w:r>
+        <w:t>The test data was kept separate during training to reduce the risk of data leakage.</w:t>
       </w:r>
     </w:p>
     <w:p>
@@ -4026,6 +4057,7 @@
         </w:numPr>
         <w:jc w:val="left"/>
         <w:rPr>
+          <w:rFonts w:ascii="Times New Roman" w:hAnsi="Times New Roman" w:cs="Times New Roman"/>
           <w:color w:val="000000" w:themeColor="text1"/>
           <w:sz w:val="32"/>
           <w:szCs w:val="32"/>
@@ -4033,6 +4065,7 @@
       </w:pPr>
       <w:r>
         <w:rPr>
+          <w:rFonts w:ascii="Times New Roman" w:hAnsi="Times New Roman" w:cs="Times New Roman"/>
           <w:color w:val="000000" w:themeColor="text1"/>
           <w:sz w:val="32"/>
           <w:szCs w:val="32"/>
@@ -4045,7 +4078,7 @@
         <w:pStyle w:val="NormalWeb"/>
       </w:pPr>
       <w:r>
-        <w:t>Four classification models were compared:</w:t>
+        <w:t>Four classification algorithms were evaluated using the same training and testing data:</w:t>
       </w:r>
     </w:p>
     <w:p>
@@ -4053,7 +4086,7 @@
         <w:pStyle w:val="NormalWeb"/>
         <w:numPr>
           <w:ilvl w:val="0"/>
-          <w:numId w:val="24"/>
+          <w:numId w:val="37"/>
         </w:numPr>
       </w:pPr>
       <w:r>
@@ -4065,7 +4098,7 @@
         <w:pStyle w:val="NormalWeb"/>
         <w:numPr>
           <w:ilvl w:val="0"/>
-          <w:numId w:val="24"/>
+          <w:numId w:val="37"/>
         </w:numPr>
       </w:pPr>
       <w:r>
@@ -4077,7 +4110,7 @@
         <w:pStyle w:val="NormalWeb"/>
         <w:numPr>
           <w:ilvl w:val="0"/>
-          <w:numId w:val="24"/>
+          <w:numId w:val="37"/>
         </w:numPr>
       </w:pPr>
       <w:r>
@@ -4089,7 +4122,7 @@
         <w:pStyle w:val="NormalWeb"/>
         <w:numPr>
           <w:ilvl w:val="0"/>
-          <w:numId w:val="24"/>
+          <w:numId w:val="37"/>
         </w:numPr>
       </w:pPr>
       <w:proofErr w:type="spellStart"/>
@@ -4103,7 +4136,7 @@
         <w:pStyle w:val="NormalWeb"/>
       </w:pPr>
       <w:r>
-        <w:t>Using several algorithms allowed the project to determine whether different modeling approaches could identify stronger patterns in the available healthcare features.</w:t>
+        <w:t>Using the same test set for every algorithm made the comparison consistent.</w:t>
       </w:r>
     </w:p>
     <w:p>
@@ -4115,6 +4148,7 @@
         </w:numPr>
         <w:jc w:val="left"/>
         <w:rPr>
+          <w:rFonts w:ascii="Times New Roman" w:hAnsi="Times New Roman" w:cs="Times New Roman"/>
           <w:color w:val="000000" w:themeColor="text1"/>
           <w:sz w:val="32"/>
           <w:szCs w:val="32"/>
@@ -4122,11 +4156,12 @@
       </w:pPr>
       <w:r>
         <w:rPr>
+          <w:rFonts w:ascii="Times New Roman" w:hAnsi="Times New Roman" w:cs="Times New Roman"/>
           <w:color w:val="000000" w:themeColor="text1"/>
           <w:sz w:val="32"/>
           <w:szCs w:val="32"/>
         </w:rPr>
-        <w:t>Evaluation Metrics</w:t>
+        <w:t>Testing Procedure</w:t>
       </w:r>
     </w:p>
     <w:p>
@@ -4134,7 +4169,7 @@
         <w:pStyle w:val="NormalWeb"/>
       </w:pPr>
       <w:r>
-        <w:t>Each model was evaluated using:</w:t>
+        <w:t>For each model, the following procedure was followed:</w:t>
       </w:r>
     </w:p>
     <w:p>
@@ -4145,10 +4180,34 @@
         <w:rPr>
           <w:rStyle w:val="Strong"/>
         </w:rPr>
-        <w:t>Accuracy:</w:t>
-      </w:r>
-      <w:r>
-        <w:t xml:space="preserve"> Measures the percentage of total predictions that were correct.</w:t>
+        <w:t>Step 1:</w:t>
+      </w:r>
+      <w:r>
+        <w:t xml:space="preserve"> Train the model using only </w:t>
+      </w:r>
+      <w:proofErr w:type="spellStart"/>
+      <w:r>
+        <w:rPr>
+          <w:rStyle w:val="HTMLCode"/>
+          <w:rFonts w:ascii="Times New Roman" w:hAnsi="Times New Roman" w:cs="Times New Roman"/>
+        </w:rPr>
+        <w:t>X_train</w:t>
+      </w:r>
+      <w:proofErr w:type="spellEnd"/>
+      <w:r>
+        <w:t xml:space="preserve"> and </w:t>
+      </w:r>
+      <w:proofErr w:type="spellStart"/>
+      <w:r>
+        <w:rPr>
+          <w:rStyle w:val="HTMLCode"/>
+          <w:rFonts w:ascii="Times New Roman" w:hAnsi="Times New Roman" w:cs="Times New Roman"/>
+        </w:rPr>
+        <w:t>y_train</w:t>
+      </w:r>
+      <w:proofErr w:type="spellEnd"/>
+      <w:r>
+        <w:t>.</w:t>
       </w:r>
     </w:p>
     <w:p>
@@ -4159,10 +4218,22 @@
         <w:rPr>
           <w:rStyle w:val="Strong"/>
         </w:rPr>
-        <w:t>Precision:</w:t>
-      </w:r>
-      <w:r>
-        <w:t xml:space="preserve"> Measures how reliable the predictions made for each class were.</w:t>
+        <w:t>Step 2:</w:t>
+      </w:r>
+      <w:r>
+        <w:t xml:space="preserve"> Predict Test Results for </w:t>
+      </w:r>
+      <w:proofErr w:type="spellStart"/>
+      <w:r>
+        <w:rPr>
+          <w:rStyle w:val="HTMLCode"/>
+          <w:rFonts w:ascii="Times New Roman" w:hAnsi="Times New Roman" w:cs="Times New Roman"/>
+        </w:rPr>
+        <w:t>X_test</w:t>
+      </w:r>
+      <w:proofErr w:type="spellEnd"/>
+      <w:r>
+        <w:t>.</w:t>
       </w:r>
     </w:p>
     <w:p>
@@ -4173,10 +4244,22 @@
         <w:rPr>
           <w:rStyle w:val="Strong"/>
         </w:rPr>
-        <w:t>Recall:</w:t>
-      </w:r>
-      <w:r>
-        <w:t xml:space="preserve"> Measures how many actual records of each class were correctly identified.</w:t>
+        <w:t>Step 3:</w:t>
+      </w:r>
+      <w:r>
+        <w:t xml:space="preserve"> Compare predicted results with the actual </w:t>
+      </w:r>
+      <w:proofErr w:type="spellStart"/>
+      <w:r>
+        <w:rPr>
+          <w:rStyle w:val="HTMLCode"/>
+          <w:rFonts w:ascii="Times New Roman" w:hAnsi="Times New Roman" w:cs="Times New Roman"/>
+        </w:rPr>
+        <w:t>y_test</w:t>
+      </w:r>
+      <w:proofErr w:type="spellEnd"/>
+      <w:r>
+        <w:t xml:space="preserve"> values.</w:t>
       </w:r>
     </w:p>
     <w:p>
@@ -4188,10 +4271,10 @@
           <w:rStyle w:val="Strong"/>
         </w:rPr>
         <w:lastRenderedPageBreak/>
-        <w:t>F1-Score:</w:t>
-      </w:r>
-      <w:r>
-        <w:t xml:space="preserve"> Provides a balance between precision and recall.</w:t>
+        <w:t>Step 4:</w:t>
+      </w:r>
+      <w:r>
+        <w:t xml:space="preserve"> Calculate Accuracy, Precision, Recall, and F1-score.</w:t>
       </w:r>
     </w:p>
     <w:p>
@@ -4202,10 +4285,10 @@
         <w:rPr>
           <w:rStyle w:val="Strong"/>
         </w:rPr>
-        <w:t>Confusion Matrix:</w:t>
-      </w:r>
-      <w:r>
-        <w:t xml:space="preserve"> Shows the number of correct and incorrect predictions for each Test Result category.</w:t>
+        <w:t>Step 5:</w:t>
+      </w:r>
+      <w:r>
+        <w:t xml:space="preserve"> Generate a confusion matrix.</w:t>
       </w:r>
     </w:p>
     <w:p>
@@ -4213,7 +4296,46 @@
         <w:pStyle w:val="NormalWeb"/>
       </w:pPr>
       <w:r>
-        <w:t>The models were evaluated on the same testing dataset to make the comparison fair.</w:t>
+        <w:rPr>
+          <w:rStyle w:val="Strong"/>
+        </w:rPr>
+        <w:t>Step 6:</w:t>
+      </w:r>
+      <w:r>
+        <w:t xml:space="preserve"> Compare misclassification patterns among Abnormal, Inconclusive, and Normal cases.</w:t>
+      </w:r>
+    </w:p>
+    <w:p>
+      <w:pPr>
+        <w:pStyle w:val="NormalWeb"/>
+      </w:pPr>
+      <w:r>
+        <w:rPr>
+          <w:rStyle w:val="Strong"/>
+        </w:rPr>
+        <w:t>Step 7:</w:t>
+      </w:r>
+      <w:r>
+        <w:t xml:space="preserve"> Compare all models and identify the model with the strongest overall performance.</w:t>
+      </w:r>
+    </w:p>
+    <w:p>
+      <w:pPr>
+        <w:pStyle w:val="NormalWeb"/>
+      </w:pPr>
+      <w:r>
+        <w:t>The workflow was:</w:t>
+      </w:r>
+    </w:p>
+    <w:p>
+      <w:pPr>
+        <w:pStyle w:val="NormalWeb"/>
+      </w:pPr>
+      <w:r>
+        <w:rPr>
+          <w:rStyle w:val="Strong"/>
+        </w:rPr>
+        <w:t>Training Data → Model Training → Test Data → Prediction → Actual vs Predicted → Metrics → Error Analysis</w:t>
       </w:r>
     </w:p>
     <w:p>
@@ -4225,6 +4347,7 @@
         </w:numPr>
         <w:jc w:val="left"/>
         <w:rPr>
+          <w:rFonts w:ascii="Times New Roman" w:hAnsi="Times New Roman" w:cs="Times New Roman"/>
           <w:color w:val="000000" w:themeColor="text1"/>
           <w:sz w:val="32"/>
           <w:szCs w:val="32"/>
@@ -4232,19 +4355,12 @@
       </w:pPr>
       <w:r>
         <w:rPr>
+          <w:rFonts w:ascii="Times New Roman" w:hAnsi="Times New Roman" w:cs="Times New Roman"/>
           <w:color w:val="000000" w:themeColor="text1"/>
           <w:sz w:val="32"/>
           <w:szCs w:val="32"/>
         </w:rPr>
-        <w:t>Testing Criteria</w:t>
-      </w:r>
-    </w:p>
-    <w:p>
-      <w:pPr>
-        <w:pStyle w:val="NormalWeb"/>
-      </w:pPr>
-      <w:r>
-        <w:t>The following checks were used during testing:</w:t>
+        <w:t>Testing Metrics</w:t>
       </w:r>
     </w:p>
     <w:tbl>
@@ -4260,8 +4376,9 @@
         <w:tblLook w:val="04A0" w:firstRow="1" w:lastRow="0" w:firstColumn="1" w:lastColumn="0" w:noHBand="0" w:noVBand="1"/>
       </w:tblPr>
       <w:tblGrid>
-        <w:gridCol w:w="2171"/>
-        <w:gridCol w:w="6135"/>
+        <w:gridCol w:w="1622"/>
+        <w:gridCol w:w="3530"/>
+        <w:gridCol w:w="4208"/>
       </w:tblGrid>
       <w:tr>
         <w:trPr>
@@ -4277,16 +4394,18 @@
             <w:pPr>
               <w:jc w:val="center"/>
               <w:rPr>
+                <w:rFonts w:ascii="Times New Roman" w:hAnsi="Times New Roman" w:cs="Times New Roman"/>
                 <w:b/>
                 <w:bCs/>
               </w:rPr>
             </w:pPr>
             <w:r>
               <w:rPr>
+                <w:rFonts w:ascii="Times New Roman" w:hAnsi="Times New Roman" w:cs="Times New Roman"/>
                 <w:b/>
                 <w:bCs/>
               </w:rPr>
-              <w:t>Test</w:t>
+              <w:t>Metric</w:t>
             </w:r>
           </w:p>
         </w:tc>
@@ -4300,16 +4419,43 @@
             <w:pPr>
               <w:jc w:val="center"/>
               <w:rPr>
+                <w:rFonts w:ascii="Times New Roman" w:hAnsi="Times New Roman" w:cs="Times New Roman"/>
                 <w:b/>
                 <w:bCs/>
               </w:rPr>
             </w:pPr>
             <w:r>
               <w:rPr>
+                <w:rFonts w:ascii="Times New Roman" w:hAnsi="Times New Roman" w:cs="Times New Roman"/>
                 <w:b/>
                 <w:bCs/>
               </w:rPr>
-              <w:t>Purpose</w:t>
+              <w:t>What Was Checked</w:t>
+            </w:r>
+          </w:p>
+        </w:tc>
+        <w:tc>
+          <w:tcPr>
+            <w:tcW w:w="0" w:type="auto"/>
+            <w:vAlign w:val="center"/>
+            <w:hideMark/>
+          </w:tcPr>
+          <w:p>
+            <w:pPr>
+              <w:jc w:val="center"/>
+              <w:rPr>
+                <w:rFonts w:ascii="Times New Roman" w:hAnsi="Times New Roman" w:cs="Times New Roman"/>
+                <w:b/>
+                <w:bCs/>
+              </w:rPr>
+            </w:pPr>
+            <w:r>
+              <w:rPr>
+                <w:rFonts w:ascii="Times New Roman" w:hAnsi="Times New Roman" w:cs="Times New Roman"/>
+                <w:b/>
+                <w:bCs/>
+              </w:rPr>
+              <w:t>Why It Was Used</w:t>
             </w:r>
           </w:p>
         </w:tc>
@@ -4325,8 +4471,16 @@
             <w:hideMark/>
           </w:tcPr>
           <w:p>
+            <w:pPr>
+              <w:rPr>
+                <w:rFonts w:ascii="Times New Roman" w:hAnsi="Times New Roman" w:cs="Times New Roman"/>
+              </w:rPr>
+            </w:pPr>
             <w:r>
-              <w:t>Data validation</w:t>
+              <w:rPr>
+                <w:rFonts w:ascii="Times New Roman" w:hAnsi="Times New Roman" w:cs="Times New Roman"/>
+              </w:rPr>
+              <w:t>Accuracy</w:t>
             </w:r>
           </w:p>
         </w:tc>
@@ -4337,8 +4491,36 @@
             <w:hideMark/>
           </w:tcPr>
           <w:p>
+            <w:pPr>
+              <w:rPr>
+                <w:rFonts w:ascii="Times New Roman" w:hAnsi="Times New Roman" w:cs="Times New Roman"/>
+              </w:rPr>
+            </w:pPr>
             <w:r>
-              <w:t>Check missing values, duplicates and incorrect data types</w:t>
+              <w:rPr>
+                <w:rFonts w:ascii="Times New Roman" w:hAnsi="Times New Roman" w:cs="Times New Roman"/>
+              </w:rPr>
+              <w:t>Overall correct predictions</w:t>
+            </w:r>
+          </w:p>
+        </w:tc>
+        <w:tc>
+          <w:tcPr>
+            <w:tcW w:w="0" w:type="auto"/>
+            <w:vAlign w:val="center"/>
+            <w:hideMark/>
+          </w:tcPr>
+          <w:p>
+            <w:pPr>
+              <w:rPr>
+                <w:rFonts w:ascii="Times New Roman" w:hAnsi="Times New Roman" w:cs="Times New Roman"/>
+              </w:rPr>
+            </w:pPr>
+            <w:r>
+              <w:rPr>
+                <w:rFonts w:ascii="Times New Roman" w:hAnsi="Times New Roman" w:cs="Times New Roman"/>
+              </w:rPr>
+              <w:t>Measures total predictive performance</w:t>
             </w:r>
           </w:p>
         </w:tc>
@@ -4354,8 +4536,16 @@
             <w:hideMark/>
           </w:tcPr>
           <w:p>
+            <w:pPr>
+              <w:rPr>
+                <w:rFonts w:ascii="Times New Roman" w:hAnsi="Times New Roman" w:cs="Times New Roman"/>
+              </w:rPr>
+            </w:pPr>
             <w:r>
-              <w:t>Train-test separation</w:t>
+              <w:rPr>
+                <w:rFonts w:ascii="Times New Roman" w:hAnsi="Times New Roman" w:cs="Times New Roman"/>
+              </w:rPr>
+              <w:t>Precision</w:t>
             </w:r>
           </w:p>
         </w:tc>
@@ -4366,8 +4556,36 @@
             <w:hideMark/>
           </w:tcPr>
           <w:p>
+            <w:pPr>
+              <w:rPr>
+                <w:rFonts w:ascii="Times New Roman" w:hAnsi="Times New Roman" w:cs="Times New Roman"/>
+              </w:rPr>
+            </w:pPr>
             <w:r>
-              <w:t>Ensure testing records are not used during training</w:t>
+              <w:rPr>
+                <w:rFonts w:ascii="Times New Roman" w:hAnsi="Times New Roman" w:cs="Times New Roman"/>
+              </w:rPr>
+              <w:t>Correctness of predictions for each class</w:t>
+            </w:r>
+          </w:p>
+        </w:tc>
+        <w:tc>
+          <w:tcPr>
+            <w:tcW w:w="0" w:type="auto"/>
+            <w:vAlign w:val="center"/>
+            <w:hideMark/>
+          </w:tcPr>
+          <w:p>
+            <w:pPr>
+              <w:rPr>
+                <w:rFonts w:ascii="Times New Roman" w:hAnsi="Times New Roman" w:cs="Times New Roman"/>
+              </w:rPr>
+            </w:pPr>
+            <w:r>
+              <w:rPr>
+                <w:rFonts w:ascii="Times New Roman" w:hAnsi="Times New Roman" w:cs="Times New Roman"/>
+              </w:rPr>
+              <w:t>Identifies unreliable positive predictions</w:t>
             </w:r>
           </w:p>
         </w:tc>
@@ -4383,8 +4601,16 @@
             <w:hideMark/>
           </w:tcPr>
           <w:p>
+            <w:pPr>
+              <w:rPr>
+                <w:rFonts w:ascii="Times New Roman" w:hAnsi="Times New Roman" w:cs="Times New Roman"/>
+              </w:rPr>
+            </w:pPr>
             <w:r>
-              <w:t>Class distribution check</w:t>
+              <w:rPr>
+                <w:rFonts w:ascii="Times New Roman" w:hAnsi="Times New Roman" w:cs="Times New Roman"/>
+              </w:rPr>
+              <w:t>Recall</w:t>
             </w:r>
           </w:p>
         </w:tc>
@@ -4395,8 +4621,36 @@
             <w:hideMark/>
           </w:tcPr>
           <w:p>
+            <w:pPr>
+              <w:rPr>
+                <w:rFonts w:ascii="Times New Roman" w:hAnsi="Times New Roman" w:cs="Times New Roman"/>
+              </w:rPr>
+            </w:pPr>
             <w:r>
-              <w:t>Ensure Abnormal, Normal and Inconclusive classes remain balanced</w:t>
+              <w:rPr>
+                <w:rFonts w:ascii="Times New Roman" w:hAnsi="Times New Roman" w:cs="Times New Roman"/>
+              </w:rPr>
+              <w:t>Correctly identified actual cases</w:t>
+            </w:r>
+          </w:p>
+        </w:tc>
+        <w:tc>
+          <w:tcPr>
+            <w:tcW w:w="0" w:type="auto"/>
+            <w:vAlign w:val="center"/>
+            <w:hideMark/>
+          </w:tcPr>
+          <w:p>
+            <w:pPr>
+              <w:rPr>
+                <w:rFonts w:ascii="Times New Roman" w:hAnsi="Times New Roman" w:cs="Times New Roman"/>
+              </w:rPr>
+            </w:pPr>
+            <w:r>
+              <w:rPr>
+                <w:rFonts w:ascii="Times New Roman" w:hAnsi="Times New Roman" w:cs="Times New Roman"/>
+              </w:rPr>
+              <w:t>Shows whether classes are being missed</w:t>
             </w:r>
           </w:p>
         </w:tc>
@@ -4412,8 +4666,16 @@
             <w:hideMark/>
           </w:tcPr>
           <w:p>
+            <w:pPr>
+              <w:rPr>
+                <w:rFonts w:ascii="Times New Roman" w:hAnsi="Times New Roman" w:cs="Times New Roman"/>
+              </w:rPr>
+            </w:pPr>
             <w:r>
-              <w:t>Accuracy test</w:t>
+              <w:rPr>
+                <w:rFonts w:ascii="Times New Roman" w:hAnsi="Times New Roman" w:cs="Times New Roman"/>
+              </w:rPr>
+              <w:t>F1-Score</w:t>
             </w:r>
           </w:p>
         </w:tc>
@@ -4424,8 +4686,36 @@
             <w:hideMark/>
           </w:tcPr>
           <w:p>
+            <w:pPr>
+              <w:rPr>
+                <w:rFonts w:ascii="Times New Roman" w:hAnsi="Times New Roman" w:cs="Times New Roman"/>
+              </w:rPr>
+            </w:pPr>
             <w:r>
-              <w:t>Measure overall correct predictions</w:t>
+              <w:rPr>
+                <w:rFonts w:ascii="Times New Roman" w:hAnsi="Times New Roman" w:cs="Times New Roman"/>
+              </w:rPr>
+              <w:t>Balance of precision and recall</w:t>
+            </w:r>
+          </w:p>
+        </w:tc>
+        <w:tc>
+          <w:tcPr>
+            <w:tcW w:w="0" w:type="auto"/>
+            <w:vAlign w:val="center"/>
+            <w:hideMark/>
+          </w:tcPr>
+          <w:p>
+            <w:pPr>
+              <w:rPr>
+                <w:rFonts w:ascii="Times New Roman" w:hAnsi="Times New Roman" w:cs="Times New Roman"/>
+              </w:rPr>
+            </w:pPr>
+            <w:r>
+              <w:rPr>
+                <w:rFonts w:ascii="Times New Roman" w:hAnsi="Times New Roman" w:cs="Times New Roman"/>
+              </w:rPr>
+              <w:t>Provides a more complete performance measure</w:t>
             </w:r>
           </w:p>
         </w:tc>
@@ -4441,8 +4731,16 @@
             <w:hideMark/>
           </w:tcPr>
           <w:p>
+            <w:pPr>
+              <w:rPr>
+                <w:rFonts w:ascii="Times New Roman" w:hAnsi="Times New Roman" w:cs="Times New Roman"/>
+              </w:rPr>
+            </w:pPr>
             <w:r>
-              <w:t>Precision/Recall/F1</w:t>
+              <w:rPr>
+                <w:rFonts w:ascii="Times New Roman" w:hAnsi="Times New Roman" w:cs="Times New Roman"/>
+              </w:rPr>
+              <w:t>Confusion Matrix</w:t>
             </w:r>
           </w:p>
         </w:tc>
@@ -4453,8 +4751,249 @@
             <w:hideMark/>
           </w:tcPr>
           <w:p>
+            <w:pPr>
+              <w:rPr>
+                <w:rFonts w:ascii="Times New Roman" w:hAnsi="Times New Roman" w:cs="Times New Roman"/>
+              </w:rPr>
+            </w:pPr>
             <w:r>
-              <w:t>Examine class-level performance</w:t>
+              <w:rPr>
+                <w:rFonts w:ascii="Times New Roman" w:hAnsi="Times New Roman" w:cs="Times New Roman"/>
+              </w:rPr>
+              <w:t>Actual class vs predicted class</w:t>
+            </w:r>
+          </w:p>
+        </w:tc>
+        <w:tc>
+          <w:tcPr>
+            <w:tcW w:w="0" w:type="auto"/>
+            <w:vAlign w:val="center"/>
+            <w:hideMark/>
+          </w:tcPr>
+          <w:p>
+            <w:pPr>
+              <w:rPr>
+                <w:rFonts w:ascii="Times New Roman" w:hAnsi="Times New Roman" w:cs="Times New Roman"/>
+              </w:rPr>
+            </w:pPr>
+            <w:r>
+              <w:rPr>
+                <w:rFonts w:ascii="Times New Roman" w:hAnsi="Times New Roman" w:cs="Times New Roman"/>
+              </w:rPr>
+              <w:t>Identifies exact types of classification errors</w:t>
+            </w:r>
+          </w:p>
+        </w:tc>
+      </w:tr>
+    </w:tbl>
+    <w:p>
+      <w:pPr>
+        <w:pStyle w:val="NormalWeb"/>
+      </w:pPr>
+      <w:r>
+        <w:t xml:space="preserve">Accuracy was therefore </w:t>
+      </w:r>
+      <w:r>
+        <w:rPr>
+          <w:rStyle w:val="Strong"/>
+        </w:rPr>
+        <w:t>not used alone</w:t>
+      </w:r>
+      <w:r>
+        <w:t xml:space="preserve"> to select the model.</w:t>
+      </w:r>
+    </w:p>
+    <w:p>
+      <w:pPr>
+        <w:rPr>
+          <w:rFonts w:ascii="Times New Roman" w:hAnsi="Times New Roman" w:cs="Times New Roman"/>
+        </w:rPr>
+      </w:pPr>
+    </w:p>
+    <w:p>
+      <w:pPr>
+        <w:rPr>
+          <w:rFonts w:ascii="Times New Roman" w:hAnsi="Times New Roman" w:cs="Times New Roman"/>
+        </w:rPr>
+      </w:pPr>
+    </w:p>
+    <w:p>
+      <w:pPr>
+        <w:rPr>
+          <w:rFonts w:ascii="Times New Roman" w:hAnsi="Times New Roman" w:cs="Times New Roman"/>
+        </w:rPr>
+      </w:pPr>
+    </w:p>
+    <w:p>
+      <w:pPr>
+        <w:rPr>
+          <w:rFonts w:ascii="Times New Roman" w:hAnsi="Times New Roman" w:cs="Times New Roman"/>
+        </w:rPr>
+      </w:pPr>
+    </w:p>
+    <w:p>
+      <w:pPr>
+        <w:rPr>
+          <w:rFonts w:ascii="Times New Roman" w:hAnsi="Times New Roman" w:cs="Times New Roman"/>
+        </w:rPr>
+      </w:pPr>
+    </w:p>
+    <w:p>
+      <w:pPr>
+        <w:rPr>
+          <w:rFonts w:ascii="Times New Roman" w:hAnsi="Times New Roman" w:cs="Times New Roman"/>
+        </w:rPr>
+      </w:pPr>
+    </w:p>
+    <w:p>
+      <w:pPr>
+        <w:rPr>
+          <w:rFonts w:ascii="Times New Roman" w:hAnsi="Times New Roman" w:cs="Times New Roman"/>
+        </w:rPr>
+      </w:pPr>
+    </w:p>
+    <w:p>
+      <w:pPr>
+        <w:rPr>
+          <w:rFonts w:ascii="Times New Roman" w:hAnsi="Times New Roman" w:cs="Times New Roman"/>
+        </w:rPr>
+      </w:pPr>
+    </w:p>
+    <w:p>
+      <w:pPr>
+        <w:rPr>
+          <w:rFonts w:ascii="Times New Roman" w:hAnsi="Times New Roman" w:cs="Times New Roman"/>
+        </w:rPr>
+      </w:pPr>
+    </w:p>
+    <w:p>
+      <w:pPr>
+        <w:pStyle w:val="ListParagraph"/>
+        <w:numPr>
+          <w:ilvl w:val="0"/>
+          <w:numId w:val="1"/>
+        </w:numPr>
+        <w:spacing w:after="0" w:line="240" w:lineRule="auto"/>
+        <w:jc w:val="both"/>
+        <w:rPr>
+          <w:rFonts w:ascii="Times New Roman" w:hAnsi="Times New Roman" w:cs="Times New Roman"/>
+          <w:bCs/>
+          <w:sz w:val="36"/>
+          <w:szCs w:val="36"/>
+        </w:rPr>
+      </w:pPr>
+      <w:r>
+        <w:rPr>
+          <w:rFonts w:ascii="Times New Roman" w:hAnsi="Times New Roman" w:cs="Times New Roman"/>
+          <w:bCs/>
+          <w:sz w:val="36"/>
+          <w:szCs w:val="36"/>
+        </w:rPr>
+        <w:lastRenderedPageBreak/>
+        <w:t>Model Comparison</w:t>
+      </w:r>
+    </w:p>
+    <w:p>
+      <w:pPr>
+        <w:pStyle w:val="NormalWeb"/>
+      </w:pPr>
+      <w:r>
+        <w:t>The models produced the following approximate accuracies:</w:t>
+      </w:r>
+    </w:p>
+    <w:tbl>
+      <w:tblPr>
+        <w:tblW w:w="0" w:type="auto"/>
+        <w:tblCellSpacing w:w="15" w:type="dxa"/>
+        <w:tblCellMar>
+          <w:top w:w="15" w:type="dxa"/>
+          <w:left w:w="15" w:type="dxa"/>
+          <w:bottom w:w="15" w:type="dxa"/>
+          <w:right w:w="15" w:type="dxa"/>
+        </w:tblCellMar>
+        <w:tblLook w:val="04A0" w:firstRow="1" w:lastRow="0" w:firstColumn="1" w:lastColumn="0" w:noHBand="0" w:noVBand="1"/>
+      </w:tblPr>
+      <w:tblGrid>
+        <w:gridCol w:w="1829"/>
+        <w:gridCol w:w="952"/>
+        <w:gridCol w:w="4102"/>
+      </w:tblGrid>
+      <w:tr>
+        <w:trPr>
+          <w:tblCellSpacing w:w="15" w:type="dxa"/>
+        </w:trPr>
+        <w:tc>
+          <w:tcPr>
+            <w:tcW w:w="0" w:type="auto"/>
+            <w:vAlign w:val="center"/>
+            <w:hideMark/>
+          </w:tcPr>
+          <w:p>
+            <w:pPr>
+              <w:jc w:val="center"/>
+              <w:rPr>
+                <w:rFonts w:ascii="Times New Roman" w:hAnsi="Times New Roman" w:cs="Times New Roman"/>
+                <w:b/>
+                <w:bCs/>
+              </w:rPr>
+            </w:pPr>
+            <w:r>
+              <w:rPr>
+                <w:rFonts w:ascii="Times New Roman" w:hAnsi="Times New Roman" w:cs="Times New Roman"/>
+                <w:b/>
+                <w:bCs/>
+              </w:rPr>
+              <w:t>Model</w:t>
+            </w:r>
+          </w:p>
+        </w:tc>
+        <w:tc>
+          <w:tcPr>
+            <w:tcW w:w="0" w:type="auto"/>
+            <w:vAlign w:val="center"/>
+            <w:hideMark/>
+          </w:tcPr>
+          <w:p>
+            <w:pPr>
+              <w:jc w:val="center"/>
+              <w:rPr>
+                <w:rFonts w:ascii="Times New Roman" w:hAnsi="Times New Roman" w:cs="Times New Roman"/>
+                <w:b/>
+                <w:bCs/>
+              </w:rPr>
+            </w:pPr>
+            <w:r>
+              <w:rPr>
+                <w:rFonts w:ascii="Times New Roman" w:hAnsi="Times New Roman" w:cs="Times New Roman"/>
+                <w:b/>
+                <w:bCs/>
+              </w:rPr>
+              <w:t>Accuracy</w:t>
+            </w:r>
+          </w:p>
+        </w:tc>
+        <w:tc>
+          <w:tcPr>
+            <w:tcW w:w="0" w:type="auto"/>
+            <w:vAlign w:val="center"/>
+            <w:hideMark/>
+          </w:tcPr>
+          <w:p>
+            <w:pPr>
+              <w:jc w:val="center"/>
+              <w:rPr>
+                <w:rFonts w:ascii="Times New Roman" w:hAnsi="Times New Roman" w:cs="Times New Roman"/>
+                <w:b/>
+                <w:bCs/>
+              </w:rPr>
+            </w:pPr>
+            <w:r>
+              <w:rPr>
+                <w:rFonts w:ascii="Times New Roman" w:hAnsi="Times New Roman" w:cs="Times New Roman"/>
+                <w:b/>
+                <w:bCs/>
+              </w:rPr>
+              <w:t>Observation</w:t>
             </w:r>
           </w:p>
         </w:tc>
@@ -4470,8 +5009,16 @@
             <w:hideMark/>
           </w:tcPr>
           <w:p>
+            <w:pPr>
+              <w:rPr>
+                <w:rFonts w:ascii="Times New Roman" w:hAnsi="Times New Roman" w:cs="Times New Roman"/>
+              </w:rPr>
+            </w:pPr>
             <w:r>
-              <w:t>Confusion matrix</w:t>
+              <w:rPr>
+                <w:rFonts w:ascii="Times New Roman" w:hAnsi="Times New Roman" w:cs="Times New Roman"/>
+              </w:rPr>
+              <w:t>Decision Tree</w:t>
             </w:r>
           </w:p>
         </w:tc>
@@ -4482,8 +5029,36 @@
             <w:hideMark/>
           </w:tcPr>
           <w:p>
+            <w:pPr>
+              <w:rPr>
+                <w:rFonts w:ascii="Times New Roman" w:hAnsi="Times New Roman" w:cs="Times New Roman"/>
+              </w:rPr>
+            </w:pPr>
             <w:r>
-              <w:t>Identify specific misclassification patterns</w:t>
+              <w:rPr>
+                <w:rFonts w:ascii="Times New Roman" w:hAnsi="Times New Roman" w:cs="Times New Roman"/>
+              </w:rPr>
+              <w:t>33.2%</w:t>
+            </w:r>
+          </w:p>
+        </w:tc>
+        <w:tc>
+          <w:tcPr>
+            <w:tcW w:w="0" w:type="auto"/>
+            <w:vAlign w:val="center"/>
+            <w:hideMark/>
+          </w:tcPr>
+          <w:p>
+            <w:pPr>
+              <w:rPr>
+                <w:rFonts w:ascii="Times New Roman" w:hAnsi="Times New Roman" w:cs="Times New Roman"/>
+              </w:rPr>
+            </w:pPr>
+            <w:r>
+              <w:rPr>
+                <w:rFonts w:ascii="Times New Roman" w:hAnsi="Times New Roman" w:cs="Times New Roman"/>
+              </w:rPr>
+              <w:t>Limited predictive performance</w:t>
             </w:r>
           </w:p>
         </w:tc>
@@ -4499,8 +5074,16 @@
             <w:hideMark/>
           </w:tcPr>
           <w:p>
+            <w:pPr>
+              <w:rPr>
+                <w:rFonts w:ascii="Times New Roman" w:hAnsi="Times New Roman" w:cs="Times New Roman"/>
+              </w:rPr>
+            </w:pPr>
             <w:r>
-              <w:t>Model comparison</w:t>
+              <w:rPr>
+                <w:rFonts w:ascii="Times New Roman" w:hAnsi="Times New Roman" w:cs="Times New Roman"/>
+              </w:rPr>
+              <w:t>Random Forest</w:t>
             </w:r>
           </w:p>
         </w:tc>
@@ -4511,8 +5094,37 @@
             <w:hideMark/>
           </w:tcPr>
           <w:p>
+            <w:pPr>
+              <w:rPr>
+                <w:rFonts w:ascii="Times New Roman" w:hAnsi="Times New Roman" w:cs="Times New Roman"/>
+              </w:rPr>
+            </w:pPr>
             <w:r>
-              <w:t>Compare all models using the same test data</w:t>
+              <w:rPr>
+                <w:rStyle w:val="Strong"/>
+                <w:rFonts w:ascii="Times New Roman" w:hAnsi="Times New Roman" w:cs="Times New Roman"/>
+              </w:rPr>
+              <w:t>35.2%</w:t>
+            </w:r>
+          </w:p>
+        </w:tc>
+        <w:tc>
+          <w:tcPr>
+            <w:tcW w:w="0" w:type="auto"/>
+            <w:vAlign w:val="center"/>
+            <w:hideMark/>
+          </w:tcPr>
+          <w:p>
+            <w:pPr>
+              <w:rPr>
+                <w:rFonts w:ascii="Times New Roman" w:hAnsi="Times New Roman" w:cs="Times New Roman"/>
+              </w:rPr>
+            </w:pPr>
+            <w:r>
+              <w:rPr>
+                <w:rFonts w:ascii="Times New Roman" w:hAnsi="Times New Roman" w:cs="Times New Roman"/>
+              </w:rPr>
+              <w:t>Highest accuracy among tested models</w:t>
             </w:r>
           </w:p>
         </w:tc>
@@ -4528,8 +5140,16 @@
             <w:hideMark/>
           </w:tcPr>
           <w:p>
+            <w:pPr>
+              <w:rPr>
+                <w:rFonts w:ascii="Times New Roman" w:hAnsi="Times New Roman" w:cs="Times New Roman"/>
+              </w:rPr>
+            </w:pPr>
             <w:r>
-              <w:t>Prediction test</w:t>
+              <w:rPr>
+                <w:rFonts w:ascii="Times New Roman" w:hAnsi="Times New Roman" w:cs="Times New Roman"/>
+              </w:rPr>
+              <w:t>Logistic Regression</w:t>
             </w:r>
           </w:p>
         </w:tc>
@@ -4540,8 +5160,103 @@
             <w:hideMark/>
           </w:tcPr>
           <w:p>
+            <w:pPr>
+              <w:rPr>
+                <w:rFonts w:ascii="Times New Roman" w:hAnsi="Times New Roman" w:cs="Times New Roman"/>
+              </w:rPr>
+            </w:pPr>
             <w:r>
-              <w:t>Test the selected model on a sample patient record</w:t>
+              <w:rPr>
+                <w:rFonts w:ascii="Times New Roman" w:hAnsi="Times New Roman" w:cs="Times New Roman"/>
+              </w:rPr>
+              <w:t>33.5%</w:t>
+            </w:r>
+          </w:p>
+        </w:tc>
+        <w:tc>
+          <w:tcPr>
+            <w:tcW w:w="0" w:type="auto"/>
+            <w:vAlign w:val="center"/>
+            <w:hideMark/>
+          </w:tcPr>
+          <w:p>
+            <w:pPr>
+              <w:rPr>
+                <w:rFonts w:ascii="Times New Roman" w:hAnsi="Times New Roman" w:cs="Times New Roman"/>
+              </w:rPr>
+            </w:pPr>
+            <w:r>
+              <w:rPr>
+                <w:rFonts w:ascii="Times New Roman" w:hAnsi="Times New Roman" w:cs="Times New Roman"/>
+              </w:rPr>
+              <w:t>Predictions strongly concentrated in one class</w:t>
+            </w:r>
+          </w:p>
+        </w:tc>
+      </w:tr>
+      <w:tr>
+        <w:trPr>
+          <w:tblCellSpacing w:w="15" w:type="dxa"/>
+        </w:trPr>
+        <w:tc>
+          <w:tcPr>
+            <w:tcW w:w="0" w:type="auto"/>
+            <w:vAlign w:val="center"/>
+            <w:hideMark/>
+          </w:tcPr>
+          <w:p>
+            <w:pPr>
+              <w:rPr>
+                <w:rFonts w:ascii="Times New Roman" w:hAnsi="Times New Roman" w:cs="Times New Roman"/>
+              </w:rPr>
+            </w:pPr>
+            <w:proofErr w:type="spellStart"/>
+            <w:r>
+              <w:rPr>
+                <w:rFonts w:ascii="Times New Roman" w:hAnsi="Times New Roman" w:cs="Times New Roman"/>
+              </w:rPr>
+              <w:t>XGBoost</w:t>
+            </w:r>
+            <w:proofErr w:type="spellEnd"/>
+          </w:p>
+        </w:tc>
+        <w:tc>
+          <w:tcPr>
+            <w:tcW w:w="0" w:type="auto"/>
+            <w:vAlign w:val="center"/>
+            <w:hideMark/>
+          </w:tcPr>
+          <w:p>
+            <w:pPr>
+              <w:rPr>
+                <w:rFonts w:ascii="Times New Roman" w:hAnsi="Times New Roman" w:cs="Times New Roman"/>
+              </w:rPr>
+            </w:pPr>
+            <w:r>
+              <w:rPr>
+                <w:rFonts w:ascii="Times New Roman" w:hAnsi="Times New Roman" w:cs="Times New Roman"/>
+              </w:rPr>
+              <w:t>34.5%</w:t>
+            </w:r>
+          </w:p>
+        </w:tc>
+        <w:tc>
+          <w:tcPr>
+            <w:tcW w:w="0" w:type="auto"/>
+            <w:vAlign w:val="center"/>
+            <w:hideMark/>
+          </w:tcPr>
+          <w:p>
+            <w:pPr>
+              <w:rPr>
+                <w:rFonts w:ascii="Times New Roman" w:hAnsi="Times New Roman" w:cs="Times New Roman"/>
+              </w:rPr>
+            </w:pPr>
+            <w:r>
+              <w:rPr>
+                <w:rFonts w:ascii="Times New Roman" w:hAnsi="Times New Roman" w:cs="Times New Roman"/>
+              </w:rPr>
+              <w:t>Close to Random Forest but slightly lower</w:t>
             </w:r>
           </w:p>
         </w:tc>
@@ -4552,7 +5267,179 @@
         <w:pStyle w:val="NormalWeb"/>
       </w:pPr>
       <w:r>
-        <w:t>This testing process makes the model evaluation more systematic and reproducible.</w:t>
+        <w:t xml:space="preserve">Random Forest achieved the highest accuracy. However, the difference between Random Forest and </w:t>
+      </w:r>
+      <w:proofErr w:type="spellStart"/>
+      <w:r>
+        <w:t>XGBoost</w:t>
+      </w:r>
+      <w:proofErr w:type="spellEnd"/>
+      <w:r>
+        <w:t xml:space="preserve"> was small.</w:t>
+      </w:r>
+    </w:p>
+    <w:p>
+      <w:pPr>
+        <w:pStyle w:val="NormalWeb"/>
+      </w:pPr>
+      <w:r>
+        <w:t xml:space="preserve">Therefore, the result does </w:t>
+      </w:r>
+      <w:r>
+        <w:rPr>
+          <w:rStyle w:val="Strong"/>
+        </w:rPr>
+        <w:t>not</w:t>
+      </w:r>
+      <w:r>
+        <w:t xml:space="preserve"> indicate that Random Forest solved the prediction problem. It only performed best among the four tested algorithms.</w:t>
+      </w:r>
+    </w:p>
+    <w:p>
+      <w:pPr>
+        <w:rPr>
+          <w:rFonts w:ascii="Times New Roman" w:hAnsi="Times New Roman" w:cs="Times New Roman"/>
+        </w:rPr>
+      </w:pPr>
+    </w:p>
+    <w:p>
+      <w:pPr>
+        <w:rPr>
+          <w:rFonts w:ascii="Times New Roman" w:hAnsi="Times New Roman" w:cs="Times New Roman"/>
+        </w:rPr>
+      </w:pPr>
+    </w:p>
+    <w:p>
+      <w:pPr>
+        <w:rPr>
+          <w:rFonts w:ascii="Times New Roman" w:hAnsi="Times New Roman" w:cs="Times New Roman"/>
+        </w:rPr>
+      </w:pPr>
+    </w:p>
+    <w:p>
+      <w:pPr>
+        <w:rPr>
+          <w:rFonts w:ascii="Times New Roman" w:hAnsi="Times New Roman" w:cs="Times New Roman"/>
+        </w:rPr>
+      </w:pPr>
+    </w:p>
+    <w:p>
+      <w:pPr>
+        <w:rPr>
+          <w:rFonts w:ascii="Times New Roman" w:hAnsi="Times New Roman" w:cs="Times New Roman"/>
+        </w:rPr>
+      </w:pPr>
+    </w:p>
+    <w:p>
+      <w:pPr>
+        <w:rPr>
+          <w:rFonts w:ascii="Times New Roman" w:hAnsi="Times New Roman" w:cs="Times New Roman"/>
+        </w:rPr>
+      </w:pPr>
+    </w:p>
+    <w:p>
+      <w:pPr>
+        <w:rPr>
+          <w:rFonts w:ascii="Times New Roman" w:hAnsi="Times New Roman" w:cs="Times New Roman"/>
+        </w:rPr>
+      </w:pPr>
+    </w:p>
+    <w:p>
+      <w:pPr>
+        <w:rPr>
+          <w:rFonts w:ascii="Times New Roman" w:hAnsi="Times New Roman" w:cs="Times New Roman"/>
+        </w:rPr>
+      </w:pPr>
+    </w:p>
+    <w:p>
+      <w:pPr>
+        <w:rPr>
+          <w:rFonts w:ascii="Times New Roman" w:hAnsi="Times New Roman" w:cs="Times New Roman"/>
+        </w:rPr>
+      </w:pPr>
+    </w:p>
+    <w:p>
+      <w:pPr>
+        <w:rPr>
+          <w:rFonts w:ascii="Times New Roman" w:hAnsi="Times New Roman" w:cs="Times New Roman"/>
+        </w:rPr>
+      </w:pPr>
+    </w:p>
+    <w:p>
+      <w:pPr>
+        <w:rPr>
+          <w:rFonts w:ascii="Times New Roman" w:hAnsi="Times New Roman" w:cs="Times New Roman"/>
+        </w:rPr>
+      </w:pPr>
+    </w:p>
+    <w:p>
+      <w:pPr>
+        <w:rPr>
+          <w:rFonts w:ascii="Times New Roman" w:hAnsi="Times New Roman" w:cs="Times New Roman"/>
+        </w:rPr>
+      </w:pPr>
+    </w:p>
+    <w:p>
+      <w:pPr>
+        <w:rPr>
+          <w:rFonts w:ascii="Times New Roman" w:hAnsi="Times New Roman" w:cs="Times New Roman"/>
+        </w:rPr>
+      </w:pPr>
+    </w:p>
+    <w:p>
+      <w:pPr>
+        <w:rPr>
+          <w:rFonts w:ascii="Times New Roman" w:hAnsi="Times New Roman" w:cs="Times New Roman"/>
+        </w:rPr>
+      </w:pPr>
+    </w:p>
+    <w:p>
+      <w:pPr>
+        <w:rPr>
+          <w:rFonts w:ascii="Times New Roman" w:hAnsi="Times New Roman" w:cs="Times New Roman"/>
+        </w:rPr>
+      </w:pPr>
+    </w:p>
+    <w:p>
+      <w:pPr>
+        <w:rPr>
+          <w:rFonts w:ascii="Times New Roman" w:hAnsi="Times New Roman" w:cs="Times New Roman"/>
+        </w:rPr>
+      </w:pPr>
+    </w:p>
+    <w:p>
+      <w:pPr>
+        <w:pStyle w:val="ListParagraph"/>
+        <w:numPr>
+          <w:ilvl w:val="0"/>
+          <w:numId w:val="1"/>
+        </w:numPr>
+        <w:spacing w:after="0" w:line="240" w:lineRule="auto"/>
+        <w:jc w:val="both"/>
+        <w:rPr>
+          <w:rFonts w:ascii="Times New Roman" w:hAnsi="Times New Roman" w:cs="Times New Roman"/>
+          <w:bCs/>
+          <w:sz w:val="36"/>
+          <w:szCs w:val="36"/>
+        </w:rPr>
+      </w:pPr>
+      <w:r>
+        <w:rPr>
+          <w:rFonts w:ascii="Times New Roman" w:hAnsi="Times New Roman" w:cs="Times New Roman"/>
+          <w:bCs/>
+          <w:sz w:val="36"/>
+          <w:szCs w:val="36"/>
+        </w:rPr>
+        <w:lastRenderedPageBreak/>
+        <w:t>Specific Error Diagnostics</w:t>
+      </w:r>
+    </w:p>
+    <w:p>
+      <w:pPr>
+        <w:pStyle w:val="NormalWeb"/>
+      </w:pPr>
+      <w:r>
+        <w:t>Model errors were investigated instead of simply reporting the final accuracy.</w:t>
       </w:r>
     </w:p>
     <w:p>
@@ -4564,6 +5451,7 @@
         </w:numPr>
         <w:jc w:val="left"/>
         <w:rPr>
+          <w:rFonts w:ascii="Times New Roman" w:hAnsi="Times New Roman" w:cs="Times New Roman"/>
           <w:color w:val="000000" w:themeColor="text1"/>
           <w:sz w:val="32"/>
           <w:szCs w:val="32"/>
@@ -4571,11 +5459,12 @@
       </w:pPr>
       <w:r>
         <w:rPr>
+          <w:rFonts w:ascii="Times New Roman" w:hAnsi="Times New Roman" w:cs="Times New Roman"/>
           <w:color w:val="000000" w:themeColor="text1"/>
           <w:sz w:val="32"/>
           <w:szCs w:val="32"/>
         </w:rPr>
-        <w:t>Error Analysis</w:t>
+        <w:t>Class Distribution Diagnostic</w:t>
       </w:r>
     </w:p>
     <w:p>
@@ -4583,139 +5472,7 @@
         <w:pStyle w:val="NormalWeb"/>
       </w:pPr>
       <w:r>
-        <w:t>Error analysis was performed to understand why predictive accuracy remained low instead of considering accuracy alone.</w:t>
-      </w:r>
-    </w:p>
-    <w:p>
-      <w:pPr>
-        <w:pStyle w:val="Heading2"/>
-        <w:numPr>
-          <w:ilvl w:val="0"/>
-          <w:numId w:val="35"/>
-        </w:numPr>
-        <w:jc w:val="left"/>
-        <w:rPr>
-          <w:color w:val="000000" w:themeColor="text1"/>
-          <w:sz w:val="32"/>
-          <w:szCs w:val="32"/>
-        </w:rPr>
-      </w:pPr>
-      <w:r>
-        <w:rPr>
-          <w:color w:val="000000" w:themeColor="text1"/>
-          <w:sz w:val="32"/>
-          <w:szCs w:val="32"/>
-        </w:rPr>
-        <w:t>Misclassification Analysis</w:t>
-      </w:r>
-    </w:p>
-    <w:p>
-      <w:pPr>
-        <w:pStyle w:val="NormalWeb"/>
-      </w:pPr>
-      <w:r>
-        <w:t>The confusion matrices were examined to determine which Test Result categories were incorrectly classified.</w:t>
-      </w:r>
-    </w:p>
-    <w:p>
-      <w:pPr>
-        <w:pStyle w:val="NormalWeb"/>
-      </w:pPr>
-      <w:r>
-        <w:lastRenderedPageBreak/>
-        <w:t>The target variable contains three classes:</w:t>
-      </w:r>
-    </w:p>
-    <w:p>
-      <w:pPr>
-        <w:pStyle w:val="NormalWeb"/>
-        <w:numPr>
-          <w:ilvl w:val="0"/>
-          <w:numId w:val="25"/>
-        </w:numPr>
-      </w:pPr>
-      <w:r>
-        <w:t>Abnormal</w:t>
-      </w:r>
-    </w:p>
-    <w:p>
-      <w:pPr>
-        <w:pStyle w:val="NormalWeb"/>
-        <w:numPr>
-          <w:ilvl w:val="0"/>
-          <w:numId w:val="25"/>
-        </w:numPr>
-      </w:pPr>
-      <w:r>
-        <w:t>Inconclusive</w:t>
-      </w:r>
-    </w:p>
-    <w:p>
-      <w:pPr>
-        <w:pStyle w:val="NormalWeb"/>
-        <w:numPr>
-          <w:ilvl w:val="0"/>
-          <w:numId w:val="25"/>
-        </w:numPr>
-      </w:pPr>
-      <w:r>
-        <w:t>Normal</w:t>
-      </w:r>
-    </w:p>
-    <w:p>
-      <w:pPr>
-        <w:pStyle w:val="NormalWeb"/>
-      </w:pPr>
-      <w:r>
-        <w:t>The classes are relatively balanced. Therefore, severe class imbalance is unlikely to be the main reason for poor model performance.</w:t>
-      </w:r>
-    </w:p>
-    <w:p>
-      <w:pPr>
-        <w:pStyle w:val="Heading2"/>
-        <w:numPr>
-          <w:ilvl w:val="0"/>
-          <w:numId w:val="35"/>
-        </w:numPr>
-        <w:jc w:val="left"/>
-        <w:rPr>
-          <w:color w:val="000000" w:themeColor="text1"/>
-          <w:sz w:val="32"/>
-          <w:szCs w:val="32"/>
-        </w:rPr>
-      </w:pPr>
-      <w:r>
-        <w:rPr>
-          <w:color w:val="000000" w:themeColor="text1"/>
-          <w:sz w:val="32"/>
-          <w:szCs w:val="32"/>
-        </w:rPr>
-        <w:t>Logistic Regression Error</w:t>
-      </w:r>
-    </w:p>
-    <w:p>
-      <w:pPr>
-        <w:pStyle w:val="NormalWeb"/>
-      </w:pPr>
-      <w:r>
-        <w:t xml:space="preserve">Logistic Regression produced approximately </w:t>
-      </w:r>
-      <w:r>
-        <w:rPr>
-          <w:rStyle w:val="Strong"/>
-        </w:rPr>
-        <w:t>33.55% accuracy</w:t>
-      </w:r>
-      <w:r>
-        <w:t>, but its predictions were heavily concentrated in the Abnormal class.</w:t>
-      </w:r>
-    </w:p>
-    <w:p>
-      <w:pPr>
-        <w:pStyle w:val="NormalWeb"/>
-      </w:pPr>
-      <w:r>
-        <w:t>For example, its confusion matrix showed that approximately:</w:t>
+        <w:t>The target variable contained:</w:t>
       </w:r>
     </w:p>
     <w:tbl>
@@ -4731,10 +5488,8 @@
         <w:tblLook w:val="04A0" w:firstRow="1" w:lastRow="0" w:firstColumn="1" w:lastColumn="0" w:noHBand="0" w:noVBand="1"/>
       </w:tblPr>
       <w:tblGrid>
-        <w:gridCol w:w="1278"/>
-        <w:gridCol w:w="1893"/>
-        <w:gridCol w:w="2111"/>
-        <w:gridCol w:w="1683"/>
+        <w:gridCol w:w="1200"/>
+        <w:gridCol w:w="1921"/>
       </w:tblGrid>
       <w:tr>
         <w:trPr>
@@ -4750,16 +5505,18 @@
             <w:pPr>
               <w:jc w:val="center"/>
               <w:rPr>
+                <w:rFonts w:ascii="Times New Roman" w:hAnsi="Times New Roman" w:cs="Times New Roman"/>
                 <w:b/>
                 <w:bCs/>
               </w:rPr>
             </w:pPr>
             <w:r>
               <w:rPr>
+                <w:rFonts w:ascii="Times New Roman" w:hAnsi="Times New Roman" w:cs="Times New Roman"/>
                 <w:b/>
                 <w:bCs/>
               </w:rPr>
-              <w:t>Actual Result</w:t>
+              <w:t>Test Result</w:t>
             </w:r>
           </w:p>
         </w:tc>
@@ -4773,12 +5530,290 @@
             <w:pPr>
               <w:jc w:val="center"/>
               <w:rPr>
+                <w:rFonts w:ascii="Times New Roman" w:hAnsi="Times New Roman" w:cs="Times New Roman"/>
                 <w:b/>
                 <w:bCs/>
               </w:rPr>
             </w:pPr>
             <w:r>
               <w:rPr>
+                <w:rFonts w:ascii="Times New Roman" w:hAnsi="Times New Roman" w:cs="Times New Roman"/>
+                <w:b/>
+                <w:bCs/>
+              </w:rPr>
+              <w:t>Number of Records</w:t>
+            </w:r>
+          </w:p>
+        </w:tc>
+      </w:tr>
+      <w:tr>
+        <w:trPr>
+          <w:tblCellSpacing w:w="15" w:type="dxa"/>
+        </w:trPr>
+        <w:tc>
+          <w:tcPr>
+            <w:tcW w:w="0" w:type="auto"/>
+            <w:vAlign w:val="center"/>
+            <w:hideMark/>
+          </w:tcPr>
+          <w:p>
+            <w:pPr>
+              <w:rPr>
+                <w:rFonts w:ascii="Times New Roman" w:hAnsi="Times New Roman" w:cs="Times New Roman"/>
+              </w:rPr>
+            </w:pPr>
+            <w:r>
+              <w:rPr>
+                <w:rFonts w:ascii="Times New Roman" w:hAnsi="Times New Roman" w:cs="Times New Roman"/>
+              </w:rPr>
+              <w:t>Abnormal</w:t>
+            </w:r>
+          </w:p>
+        </w:tc>
+        <w:tc>
+          <w:tcPr>
+            <w:tcW w:w="0" w:type="auto"/>
+            <w:vAlign w:val="center"/>
+            <w:hideMark/>
+          </w:tcPr>
+          <w:p>
+            <w:pPr>
+              <w:rPr>
+                <w:rFonts w:ascii="Times New Roman" w:hAnsi="Times New Roman" w:cs="Times New Roman"/>
+              </w:rPr>
+            </w:pPr>
+            <w:r>
+              <w:rPr>
+                <w:rFonts w:ascii="Times New Roman" w:hAnsi="Times New Roman" w:cs="Times New Roman"/>
+              </w:rPr>
+              <w:t>18,437</w:t>
+            </w:r>
+          </w:p>
+        </w:tc>
+      </w:tr>
+      <w:tr>
+        <w:trPr>
+          <w:tblCellSpacing w:w="15" w:type="dxa"/>
+        </w:trPr>
+        <w:tc>
+          <w:tcPr>
+            <w:tcW w:w="0" w:type="auto"/>
+            <w:vAlign w:val="center"/>
+            <w:hideMark/>
+          </w:tcPr>
+          <w:p>
+            <w:pPr>
+              <w:rPr>
+                <w:rFonts w:ascii="Times New Roman" w:hAnsi="Times New Roman" w:cs="Times New Roman"/>
+              </w:rPr>
+            </w:pPr>
+            <w:r>
+              <w:rPr>
+                <w:rFonts w:ascii="Times New Roman" w:hAnsi="Times New Roman" w:cs="Times New Roman"/>
+              </w:rPr>
+              <w:t>Normal</w:t>
+            </w:r>
+          </w:p>
+        </w:tc>
+        <w:tc>
+          <w:tcPr>
+            <w:tcW w:w="0" w:type="auto"/>
+            <w:vAlign w:val="center"/>
+            <w:hideMark/>
+          </w:tcPr>
+          <w:p>
+            <w:pPr>
+              <w:rPr>
+                <w:rFonts w:ascii="Times New Roman" w:hAnsi="Times New Roman" w:cs="Times New Roman"/>
+              </w:rPr>
+            </w:pPr>
+            <w:r>
+              <w:rPr>
+                <w:rFonts w:ascii="Times New Roman" w:hAnsi="Times New Roman" w:cs="Times New Roman"/>
+              </w:rPr>
+              <w:t>18,331</w:t>
+            </w:r>
+          </w:p>
+        </w:tc>
+      </w:tr>
+      <w:tr>
+        <w:trPr>
+          <w:tblCellSpacing w:w="15" w:type="dxa"/>
+        </w:trPr>
+        <w:tc>
+          <w:tcPr>
+            <w:tcW w:w="0" w:type="auto"/>
+            <w:vAlign w:val="center"/>
+            <w:hideMark/>
+          </w:tcPr>
+          <w:p>
+            <w:pPr>
+              <w:rPr>
+                <w:rFonts w:ascii="Times New Roman" w:hAnsi="Times New Roman" w:cs="Times New Roman"/>
+              </w:rPr>
+            </w:pPr>
+            <w:r>
+              <w:rPr>
+                <w:rFonts w:ascii="Times New Roman" w:hAnsi="Times New Roman" w:cs="Times New Roman"/>
+              </w:rPr>
+              <w:t>Inconclusive</w:t>
+            </w:r>
+          </w:p>
+        </w:tc>
+        <w:tc>
+          <w:tcPr>
+            <w:tcW w:w="0" w:type="auto"/>
+            <w:vAlign w:val="center"/>
+            <w:hideMark/>
+          </w:tcPr>
+          <w:p>
+            <w:pPr>
+              <w:rPr>
+                <w:rFonts w:ascii="Times New Roman" w:hAnsi="Times New Roman" w:cs="Times New Roman"/>
+              </w:rPr>
+            </w:pPr>
+            <w:r>
+              <w:rPr>
+                <w:rFonts w:ascii="Times New Roman" w:hAnsi="Times New Roman" w:cs="Times New Roman"/>
+              </w:rPr>
+              <w:t>18,198</w:t>
+            </w:r>
+          </w:p>
+        </w:tc>
+      </w:tr>
+    </w:tbl>
+    <w:p>
+      <w:pPr>
+        <w:pStyle w:val="NormalWeb"/>
+      </w:pPr>
+      <w:r>
+        <w:t>These values are very similar. Therefore, severe class imbalance was ruled out as the main explanation for the low accuracy.</w:t>
+      </w:r>
+    </w:p>
+    <w:p>
+      <w:pPr>
+        <w:pStyle w:val="NormalWeb"/>
+      </w:pPr>
+      <w:r>
+        <w:t xml:space="preserve">This suggests that the problem is more likely related to </w:t>
+      </w:r>
+      <w:r>
+        <w:rPr>
+          <w:rStyle w:val="Strong"/>
+        </w:rPr>
+        <w:t>weak predictive relationships between the available features and Test Results</w:t>
+      </w:r>
+      <w:r>
+        <w:t>.</w:t>
+      </w:r>
+    </w:p>
+    <w:p>
+      <w:pPr>
+        <w:pStyle w:val="Heading2"/>
+        <w:numPr>
+          <w:ilvl w:val="0"/>
+          <w:numId w:val="35"/>
+        </w:numPr>
+        <w:jc w:val="left"/>
+        <w:rPr>
+          <w:rFonts w:ascii="Times New Roman" w:hAnsi="Times New Roman" w:cs="Times New Roman"/>
+          <w:color w:val="000000" w:themeColor="text1"/>
+          <w:sz w:val="32"/>
+          <w:szCs w:val="32"/>
+        </w:rPr>
+      </w:pPr>
+      <w:r>
+        <w:rPr>
+          <w:rFonts w:ascii="Times New Roman" w:hAnsi="Times New Roman" w:cs="Times New Roman"/>
+          <w:color w:val="000000" w:themeColor="text1"/>
+          <w:sz w:val="32"/>
+          <w:szCs w:val="32"/>
+        </w:rPr>
+        <w:t>Logistic Regression Diagnostic</w:t>
+      </w:r>
+    </w:p>
+    <w:p>
+      <w:pPr>
+        <w:pStyle w:val="NormalWeb"/>
+      </w:pPr>
+      <w:r>
+        <w:t xml:space="preserve">Logistic Regression achieved approximately </w:t>
+      </w:r>
+      <w:r>
+        <w:rPr>
+          <w:rStyle w:val="Strong"/>
+        </w:rPr>
+        <w:t>33.55% accuracy</w:t>
+      </w:r>
+      <w:r>
+        <w:t>, but examining its confusion matrix revealed a serious problem.</w:t>
+      </w:r>
+    </w:p>
+    <w:tbl>
+      <w:tblPr>
+        <w:tblW w:w="0" w:type="auto"/>
+        <w:tblCellSpacing w:w="15" w:type="dxa"/>
+        <w:tblCellMar>
+          <w:top w:w="15" w:type="dxa"/>
+          <w:left w:w="15" w:type="dxa"/>
+          <w:bottom w:w="15" w:type="dxa"/>
+          <w:right w:w="15" w:type="dxa"/>
+        </w:tblCellMar>
+        <w:tblLook w:val="04A0" w:firstRow="1" w:lastRow="0" w:firstColumn="1" w:lastColumn="0" w:noHBand="0" w:noVBand="1"/>
+      </w:tblPr>
+      <w:tblGrid>
+        <w:gridCol w:w="1255"/>
+        <w:gridCol w:w="1985"/>
+        <w:gridCol w:w="2193"/>
+        <w:gridCol w:w="1755"/>
+      </w:tblGrid>
+      <w:tr>
+        <w:trPr>
+          <w:tblCellSpacing w:w="15" w:type="dxa"/>
+        </w:trPr>
+        <w:tc>
+          <w:tcPr>
+            <w:tcW w:w="0" w:type="auto"/>
+            <w:vAlign w:val="center"/>
+            <w:hideMark/>
+          </w:tcPr>
+          <w:p>
+            <w:pPr>
+              <w:jc w:val="center"/>
+              <w:rPr>
+                <w:rFonts w:ascii="Times New Roman" w:hAnsi="Times New Roman" w:cs="Times New Roman"/>
+                <w:b/>
+                <w:bCs/>
+              </w:rPr>
+            </w:pPr>
+            <w:r>
+              <w:rPr>
+                <w:rFonts w:ascii="Times New Roman" w:hAnsi="Times New Roman" w:cs="Times New Roman"/>
+                <w:b/>
+                <w:bCs/>
+              </w:rPr>
+              <w:t>Actual Class</w:t>
+            </w:r>
+          </w:p>
+        </w:tc>
+        <w:tc>
+          <w:tcPr>
+            <w:tcW w:w="0" w:type="auto"/>
+            <w:vAlign w:val="center"/>
+            <w:hideMark/>
+          </w:tcPr>
+          <w:p>
+            <w:pPr>
+              <w:jc w:val="center"/>
+              <w:rPr>
+                <w:rFonts w:ascii="Times New Roman" w:hAnsi="Times New Roman" w:cs="Times New Roman"/>
+                <w:b/>
+                <w:bCs/>
+              </w:rPr>
+            </w:pPr>
+            <w:r>
+              <w:rPr>
+                <w:rFonts w:ascii="Times New Roman" w:hAnsi="Times New Roman" w:cs="Times New Roman"/>
                 <w:b/>
                 <w:bCs/>
               </w:rPr>
@@ -4796,12 +5831,14 @@
             <w:pPr>
               <w:jc w:val="center"/>
               <w:rPr>
+                <w:rFonts w:ascii="Times New Roman" w:hAnsi="Times New Roman" w:cs="Times New Roman"/>
                 <w:b/>
                 <w:bCs/>
               </w:rPr>
             </w:pPr>
             <w:r>
               <w:rPr>
+                <w:rFonts w:ascii="Times New Roman" w:hAnsi="Times New Roman" w:cs="Times New Roman"/>
                 <w:b/>
                 <w:bCs/>
               </w:rPr>
@@ -4819,12 +5856,14 @@
             <w:pPr>
               <w:jc w:val="center"/>
               <w:rPr>
+                <w:rFonts w:ascii="Times New Roman" w:hAnsi="Times New Roman" w:cs="Times New Roman"/>
                 <w:b/>
                 <w:bCs/>
               </w:rPr>
             </w:pPr>
             <w:r>
               <w:rPr>
+                <w:rFonts w:ascii="Times New Roman" w:hAnsi="Times New Roman" w:cs="Times New Roman"/>
                 <w:b/>
                 <w:bCs/>
               </w:rPr>
@@ -4844,7 +5883,15 @@
             <w:hideMark/>
           </w:tcPr>
           <w:p>
+            <w:pPr>
+              <w:rPr>
+                <w:rFonts w:ascii="Times New Roman" w:hAnsi="Times New Roman" w:cs="Times New Roman"/>
+              </w:rPr>
+            </w:pPr>
             <w:r>
+              <w:rPr>
+                <w:rFonts w:ascii="Times New Roman" w:hAnsi="Times New Roman" w:cs="Times New Roman"/>
+              </w:rPr>
               <w:t>Abnormal</w:t>
             </w:r>
           </w:p>
@@ -4856,8 +5903,16 @@
             <w:hideMark/>
           </w:tcPr>
           <w:p>
+            <w:pPr>
+              <w:rPr>
+                <w:rFonts w:ascii="Times New Roman" w:hAnsi="Times New Roman" w:cs="Times New Roman"/>
+              </w:rPr>
+            </w:pPr>
             <w:r>
-              <w:t>3688</w:t>
+              <w:rPr>
+                <w:rFonts w:ascii="Times New Roman" w:hAnsi="Times New Roman" w:cs="Times New Roman"/>
+              </w:rPr>
+              <w:t>3,688</w:t>
             </w:r>
           </w:p>
         </w:tc>
@@ -4868,7 +5923,15 @@
             <w:hideMark/>
           </w:tcPr>
           <w:p>
+            <w:pPr>
+              <w:rPr>
+                <w:rFonts w:ascii="Times New Roman" w:hAnsi="Times New Roman" w:cs="Times New Roman"/>
+              </w:rPr>
+            </w:pPr>
             <w:r>
+              <w:rPr>
+                <w:rFonts w:ascii="Times New Roman" w:hAnsi="Times New Roman" w:cs="Times New Roman"/>
+              </w:rPr>
               <w:t>0</w:t>
             </w:r>
           </w:p>
@@ -4880,7 +5943,15 @@
             <w:hideMark/>
           </w:tcPr>
           <w:p>
+            <w:pPr>
+              <w:rPr>
+                <w:rFonts w:ascii="Times New Roman" w:hAnsi="Times New Roman" w:cs="Times New Roman"/>
+              </w:rPr>
+            </w:pPr>
             <w:r>
+              <w:rPr>
+                <w:rFonts w:ascii="Times New Roman" w:hAnsi="Times New Roman" w:cs="Times New Roman"/>
+              </w:rPr>
               <w:t>0</w:t>
             </w:r>
           </w:p>
@@ -4897,7 +5968,15 @@
             <w:hideMark/>
           </w:tcPr>
           <w:p>
+            <w:pPr>
+              <w:rPr>
+                <w:rFonts w:ascii="Times New Roman" w:hAnsi="Times New Roman" w:cs="Times New Roman"/>
+              </w:rPr>
+            </w:pPr>
             <w:r>
+              <w:rPr>
+                <w:rFonts w:ascii="Times New Roman" w:hAnsi="Times New Roman" w:cs="Times New Roman"/>
+              </w:rPr>
               <w:t>Inconclusive</w:t>
             </w:r>
           </w:p>
@@ -4909,8 +5988,16 @@
             <w:hideMark/>
           </w:tcPr>
           <w:p>
+            <w:pPr>
+              <w:rPr>
+                <w:rFonts w:ascii="Times New Roman" w:hAnsi="Times New Roman" w:cs="Times New Roman"/>
+              </w:rPr>
+            </w:pPr>
             <w:r>
-              <w:t>3640</w:t>
+              <w:rPr>
+                <w:rFonts w:ascii="Times New Roman" w:hAnsi="Times New Roman" w:cs="Times New Roman"/>
+              </w:rPr>
+              <w:t>3,640</w:t>
             </w:r>
           </w:p>
         </w:tc>
@@ -4921,7 +6008,15 @@
             <w:hideMark/>
           </w:tcPr>
           <w:p>
+            <w:pPr>
+              <w:rPr>
+                <w:rFonts w:ascii="Times New Roman" w:hAnsi="Times New Roman" w:cs="Times New Roman"/>
+              </w:rPr>
+            </w:pPr>
             <w:r>
+              <w:rPr>
+                <w:rFonts w:ascii="Times New Roman" w:hAnsi="Times New Roman" w:cs="Times New Roman"/>
+              </w:rPr>
               <w:t>0</w:t>
             </w:r>
           </w:p>
@@ -4933,7 +6028,15 @@
             <w:hideMark/>
           </w:tcPr>
           <w:p>
+            <w:pPr>
+              <w:rPr>
+                <w:rFonts w:ascii="Times New Roman" w:hAnsi="Times New Roman" w:cs="Times New Roman"/>
+              </w:rPr>
+            </w:pPr>
             <w:r>
+              <w:rPr>
+                <w:rFonts w:ascii="Times New Roman" w:hAnsi="Times New Roman" w:cs="Times New Roman"/>
+              </w:rPr>
               <w:t>0</w:t>
             </w:r>
           </w:p>
@@ -4950,7 +6053,15 @@
             <w:hideMark/>
           </w:tcPr>
           <w:p>
+            <w:pPr>
+              <w:rPr>
+                <w:rFonts w:ascii="Times New Roman" w:hAnsi="Times New Roman" w:cs="Times New Roman"/>
+              </w:rPr>
+            </w:pPr>
             <w:r>
+              <w:rPr>
+                <w:rFonts w:ascii="Times New Roman" w:hAnsi="Times New Roman" w:cs="Times New Roman"/>
+              </w:rPr>
               <w:t>Normal</w:t>
             </w:r>
           </w:p>
@@ -4962,8 +6073,16 @@
             <w:hideMark/>
           </w:tcPr>
           <w:p>
+            <w:pPr>
+              <w:rPr>
+                <w:rFonts w:ascii="Times New Roman" w:hAnsi="Times New Roman" w:cs="Times New Roman"/>
+              </w:rPr>
+            </w:pPr>
             <w:r>
-              <w:t>3666</w:t>
+              <w:rPr>
+                <w:rFonts w:ascii="Times New Roman" w:hAnsi="Times New Roman" w:cs="Times New Roman"/>
+              </w:rPr>
+              <w:t>3,666</w:t>
             </w:r>
           </w:p>
         </w:tc>
@@ -4974,7 +6093,15 @@
             <w:hideMark/>
           </w:tcPr>
           <w:p>
+            <w:pPr>
+              <w:rPr>
+                <w:rFonts w:ascii="Times New Roman" w:hAnsi="Times New Roman" w:cs="Times New Roman"/>
+              </w:rPr>
+            </w:pPr>
             <w:r>
+              <w:rPr>
+                <w:rFonts w:ascii="Times New Roman" w:hAnsi="Times New Roman" w:cs="Times New Roman"/>
+              </w:rPr>
               <w:t>0</w:t>
             </w:r>
           </w:p>
@@ -4986,7 +6113,15 @@
             <w:hideMark/>
           </w:tcPr>
           <w:p>
+            <w:pPr>
+              <w:rPr>
+                <w:rFonts w:ascii="Times New Roman" w:hAnsi="Times New Roman" w:cs="Times New Roman"/>
+              </w:rPr>
+            </w:pPr>
             <w:r>
+              <w:rPr>
+                <w:rFonts w:ascii="Times New Roman" w:hAnsi="Times New Roman" w:cs="Times New Roman"/>
+              </w:rPr>
               <w:t>0</w:t>
             </w:r>
           </w:p>
@@ -4998,7 +6133,16 @@
         <w:pStyle w:val="NormalWeb"/>
       </w:pPr>
       <w:r>
-        <w:t>Therefore, its accuracy alone gives an incomplete picture. The model failed to distinguish effectively between the three classes.</w:t>
+        <w:t xml:space="preserve">The model predicted nearly every test record as </w:t>
+      </w:r>
+      <w:r>
+        <w:rPr>
+          <w:rStyle w:val="Strong"/>
+        </w:rPr>
+        <w:t>Abnormal</w:t>
+      </w:r>
+      <w:r>
+        <w:t>.</w:t>
       </w:r>
     </w:p>
     <w:p>
@@ -5006,7 +6150,21 @@
         <w:pStyle w:val="NormalWeb"/>
       </w:pPr>
       <w:r>
-        <w:t>This explains why Logistic Regression had much lower precision and F1-score despite having accuracy close to some of the other models.</w:t>
+        <w:t>This means its 33.55% accuracy is misleading when considered alone. It correctly predicted many Abnormal records but failed to distinguish Inconclusive and Normal records.</w:t>
+      </w:r>
+    </w:p>
+    <w:p>
+      <w:pPr>
+        <w:pStyle w:val="NormalWeb"/>
+      </w:pPr>
+      <w:r>
+        <w:rPr>
+          <w:rStyle w:val="Strong"/>
+        </w:rPr>
+        <w:t>Diagnostic conclusion:</w:t>
+      </w:r>
+      <w:r>
+        <w:t xml:space="preserve"> Logistic Regression did not learn useful boundaries between the three Test Result categories.</w:t>
       </w:r>
     </w:p>
     <w:p>
@@ -5018,6 +6176,7 @@
         </w:numPr>
         <w:jc w:val="left"/>
         <w:rPr>
+          <w:rFonts w:ascii="Times New Roman" w:hAnsi="Times New Roman" w:cs="Times New Roman"/>
           <w:color w:val="000000" w:themeColor="text1"/>
           <w:sz w:val="32"/>
           <w:szCs w:val="32"/>
@@ -5025,11 +6184,13 @@
       </w:pPr>
       <w:r>
         <w:rPr>
+          <w:rFonts w:ascii="Times New Roman" w:hAnsi="Times New Roman" w:cs="Times New Roman"/>
           <w:color w:val="000000" w:themeColor="text1"/>
           <w:sz w:val="32"/>
           <w:szCs w:val="32"/>
         </w:rPr>
-        <w:t>Random Forest Error Analysis</w:t>
+        <w:lastRenderedPageBreak/>
+        <w:t>Random Forest Diagnostic</w:t>
       </w:r>
     </w:p>
     <w:p>
@@ -5037,7 +6198,7 @@
         <w:pStyle w:val="NormalWeb"/>
       </w:pPr>
       <w:r>
-        <w:t xml:space="preserve">Random Forest achieved the strongest overall result at approximately </w:t>
+        <w:t xml:space="preserve">Random Forest achieved approximately </w:t>
       </w:r>
       <w:r>
         <w:rPr>
@@ -5046,6 +6207,62 @@
         <w:t>35.2% accuracy</w:t>
       </w:r>
       <w:r>
+        <w:t>, the highest among the tested models.</w:t>
+      </w:r>
+    </w:p>
+    <w:p>
+      <w:pPr>
+        <w:pStyle w:val="NormalWeb"/>
+      </w:pPr>
+      <w:r>
+        <w:t xml:space="preserve">For approximately </w:t>
+      </w:r>
+      <w:r>
+        <w:rPr>
+          <w:rStyle w:val="Strong"/>
+        </w:rPr>
+        <w:t>10,994 test records</w:t>
+      </w:r>
+      <w:r>
+        <w:t>:</w:t>
+      </w:r>
+    </w:p>
+    <w:p>
+      <w:pPr>
+        <w:pStyle w:val="NormalWeb"/>
+      </w:pPr>
+      <w:r>
+        <w:rPr>
+          <w:rStyle w:val="Strong"/>
+        </w:rPr>
+        <w:t>Correct predictions ≈ 3,870</w:t>
+      </w:r>
+    </w:p>
+    <w:p>
+      <w:pPr>
+        <w:pStyle w:val="NormalWeb"/>
+      </w:pPr>
+      <w:r>
+        <w:rPr>
+          <w:rStyle w:val="Strong"/>
+        </w:rPr>
+        <w:t>Incorrect predictions ≈ 7,124</w:t>
+      </w:r>
+    </w:p>
+    <w:p>
+      <w:pPr>
+        <w:pStyle w:val="NormalWeb"/>
+      </w:pPr>
+      <w:r>
+        <w:t xml:space="preserve">Therefore, approximately </w:t>
+      </w:r>
+      <w:r>
+        <w:rPr>
+          <w:rStyle w:val="Strong"/>
+        </w:rPr>
+        <w:t>64.8% of test records were still classified incorrectly</w:t>
+      </w:r>
+      <w:r>
         <w:t>.</w:t>
       </w:r>
     </w:p>
@@ -5054,72 +6271,7 @@
         <w:pStyle w:val="NormalWeb"/>
       </w:pPr>
       <w:r>
-        <w:t xml:space="preserve">However, an accuracy of 35.2% means that roughly </w:t>
-      </w:r>
-      <w:r>
-        <w:rPr>
-          <w:rStyle w:val="Strong"/>
-        </w:rPr>
-        <w:t>64.8% of test predictions were incorrect</w:t>
-      </w:r>
-      <w:r>
-        <w:t>.</w:t>
-      </w:r>
-    </w:p>
-    <w:p>
-      <w:pPr>
-        <w:pStyle w:val="NormalWeb"/>
-      </w:pPr>
-      <w:r>
-        <w:t>For a test set of approximately 10,994 records, this corresponds to roughly:</w:t>
-      </w:r>
-    </w:p>
-    <w:p>
-      <w:pPr>
-        <w:pStyle w:val="NormalWeb"/>
-      </w:pPr>
-      <w:r>
-        <w:rPr>
-          <w:rStyle w:val="Strong"/>
-        </w:rPr>
-        <w:t>Correct predictions ≈ 3,870</w:t>
-      </w:r>
-    </w:p>
-    <w:p>
-      <w:pPr>
-        <w:pStyle w:val="NormalWeb"/>
-      </w:pPr>
-      <w:r>
-        <w:rPr>
-          <w:rStyle w:val="Strong"/>
-        </w:rPr>
-        <w:t>Incorrect predictions ≈ 7,124</w:t>
-      </w:r>
-    </w:p>
-    <w:p>
-      <w:pPr>
-        <w:pStyle w:val="NormalWeb"/>
-      </w:pPr>
-      <w:r>
-        <w:lastRenderedPageBreak/>
-        <w:t>These figures are approximate because the reported 35.2% accuracy is rounded.</w:t>
-      </w:r>
-    </w:p>
-    <w:p>
-      <w:pPr>
-        <w:pStyle w:val="NormalWeb"/>
-      </w:pPr>
-      <w:r>
-        <w:t xml:space="preserve">This demonstrates that Random Forest was only the </w:t>
-      </w:r>
-      <w:r>
-        <w:rPr>
-          <w:rStyle w:val="Strong"/>
-        </w:rPr>
-        <w:t>best-performing model among those tested</w:t>
-      </w:r>
-      <w:r>
-        <w:t>. It was not sufficiently accurate for clinical use.</w:t>
+        <w:t>This shows that Random Forest is the strongest model in the experiment, but its predictions are not sufficiently reliable for clinical use.</w:t>
       </w:r>
     </w:p>
     <w:p>
@@ -5131,6 +6283,7 @@
         </w:numPr>
         <w:jc w:val="left"/>
         <w:rPr>
+          <w:rFonts w:ascii="Times New Roman" w:hAnsi="Times New Roman" w:cs="Times New Roman"/>
           <w:color w:val="000000" w:themeColor="text1"/>
           <w:sz w:val="32"/>
           <w:szCs w:val="32"/>
@@ -5138,11 +6291,12 @@
       </w:pPr>
       <w:r>
         <w:rPr>
+          <w:rFonts w:ascii="Times New Roman" w:hAnsi="Times New Roman" w:cs="Times New Roman"/>
           <w:color w:val="000000" w:themeColor="text1"/>
           <w:sz w:val="32"/>
           <w:szCs w:val="32"/>
         </w:rPr>
-        <w:t>Possible Causes of Errors</w:t>
+        <w:t>Algorithm Complexity Diagnostic</w:t>
       </w:r>
     </w:p>
     <w:p>
@@ -5150,15 +6304,15 @@
         <w:pStyle w:val="NormalWeb"/>
       </w:pPr>
       <w:r>
-        <w:t>The following factors were identified as likely reasons for the weak predictive performance.</w:t>
-      </w:r>
-    </w:p>
-    <w:p>
-      <w:pPr>
-        <w:pStyle w:val="Heading3"/>
-      </w:pPr>
-      <w:r>
-        <w:t>Limited Predictive Features</w:t>
+        <w:t xml:space="preserve">Decision Tree achieved approximately 33.2%, </w:t>
+      </w:r>
+      <w:proofErr w:type="spellStart"/>
+      <w:r>
+        <w:t>XGBoost</w:t>
+      </w:r>
+      <w:proofErr w:type="spellEnd"/>
+      <w:r>
+        <w:t xml:space="preserve"> approximately 34.5%, and Random Forest approximately 35.2%.</w:t>
       </w:r>
     </w:p>
     <w:p>
@@ -5166,15 +6320,7 @@
         <w:pStyle w:val="NormalWeb"/>
       </w:pPr>
       <w:r>
-        <w:t>Variables such as Age, Billing Amount and Medical Condition may not provide enough information to determine a patient's Test Result.</w:t>
-      </w:r>
-    </w:p>
-    <w:p>
-      <w:pPr>
-        <w:pStyle w:val="Heading3"/>
-      </w:pPr>
-      <w:r>
-        <w:t>Missing Clinical Information</w:t>
+        <w:t>The relatively small difference between simple and advanced algorithms is important.</w:t>
       </w:r>
     </w:p>
     <w:p>
@@ -5182,7 +6328,73 @@
         <w:pStyle w:val="NormalWeb"/>
       </w:pPr>
       <w:r>
-        <w:t>Important medical variables are absent, including:</w:t>
+        <w:t xml:space="preserve">If model complexity were the main problem, a stronger improvement would be expected when moving from Logistic Regression or Decision Tree to ensemble algorithms such as Random Forest and </w:t>
+      </w:r>
+      <w:proofErr w:type="spellStart"/>
+      <w:r>
+        <w:t>XGBoost</w:t>
+      </w:r>
+      <w:proofErr w:type="spellEnd"/>
+      <w:r>
+        <w:t>.</w:t>
+      </w:r>
+    </w:p>
+    <w:p>
+      <w:pPr>
+        <w:pStyle w:val="NormalWeb"/>
+      </w:pPr>
+      <w:r>
+        <w:t xml:space="preserve">Since this did not occur, the experiment indicates that </w:t>
+      </w:r>
+      <w:r>
+        <w:rPr>
+          <w:rStyle w:val="Strong"/>
+        </w:rPr>
+        <w:t>feature quality and feature relevance are more important limitations than algorithm complexity</w:t>
+      </w:r>
+      <w:r>
+        <w:t>.</w:t>
+      </w:r>
+    </w:p>
+    <w:p>
+      <w:pPr>
+        <w:pStyle w:val="Heading2"/>
+        <w:numPr>
+          <w:ilvl w:val="0"/>
+          <w:numId w:val="35"/>
+        </w:numPr>
+        <w:jc w:val="left"/>
+        <w:rPr>
+          <w:rFonts w:ascii="Times New Roman" w:hAnsi="Times New Roman" w:cs="Times New Roman"/>
+          <w:color w:val="000000" w:themeColor="text1"/>
+          <w:sz w:val="32"/>
+          <w:szCs w:val="32"/>
+        </w:rPr>
+      </w:pPr>
+      <w:r>
+        <w:rPr>
+          <w:rFonts w:ascii="Times New Roman" w:hAnsi="Times New Roman" w:cs="Times New Roman"/>
+          <w:color w:val="000000" w:themeColor="text1"/>
+          <w:sz w:val="32"/>
+          <w:szCs w:val="32"/>
+        </w:rPr>
+        <w:t>Feature Diagnostic</w:t>
+      </w:r>
+    </w:p>
+    <w:p>
+      <w:pPr>
+        <w:pStyle w:val="NormalWeb"/>
+      </w:pPr>
+      <w:r>
+        <w:t>The current dataset contains variables such as Age, Gender, Medical Condition, Admission Type, Billing Amount, Insurance Provider, Medication, and other administrative/demographic information.</w:t>
+      </w:r>
+    </w:p>
+    <w:p>
+      <w:pPr>
+        <w:pStyle w:val="NormalWeb"/>
+      </w:pPr>
+      <w:r>
+        <w:t>However, Test Results may depend more directly on clinical measurements such as:</w:t>
       </w:r>
     </w:p>
     <w:p>
@@ -5190,11 +6402,11 @@
         <w:pStyle w:val="NormalWeb"/>
         <w:numPr>
           <w:ilvl w:val="0"/>
-          <w:numId w:val="26"/>
+          <w:numId w:val="38"/>
         </w:numPr>
       </w:pPr>
       <w:r>
-        <w:t>Laboratory measurements</w:t>
+        <w:t>Laboratory values</w:t>
       </w:r>
     </w:p>
     <w:p>
@@ -5202,7 +6414,7 @@
         <w:pStyle w:val="NormalWeb"/>
         <w:numPr>
           <w:ilvl w:val="0"/>
-          <w:numId w:val="26"/>
+          <w:numId w:val="38"/>
         </w:numPr>
       </w:pPr>
       <w:r>
@@ -5214,7 +6426,7 @@
         <w:pStyle w:val="NormalWeb"/>
         <w:numPr>
           <w:ilvl w:val="0"/>
-          <w:numId w:val="26"/>
+          <w:numId w:val="38"/>
         </w:numPr>
       </w:pPr>
       <w:r>
@@ -5226,7 +6438,7 @@
         <w:pStyle w:val="NormalWeb"/>
         <w:numPr>
           <w:ilvl w:val="0"/>
-          <w:numId w:val="26"/>
+          <w:numId w:val="38"/>
         </w:numPr>
       </w:pPr>
       <w:r>
@@ -5238,7 +6450,7 @@
         <w:pStyle w:val="NormalWeb"/>
         <w:numPr>
           <w:ilvl w:val="0"/>
-          <w:numId w:val="26"/>
+          <w:numId w:val="38"/>
         </w:numPr>
       </w:pPr>
       <w:r>
@@ -5250,10 +6462,11 @@
         <w:pStyle w:val="NormalWeb"/>
         <w:numPr>
           <w:ilvl w:val="0"/>
-          <w:numId w:val="26"/>
+          <w:numId w:val="38"/>
         </w:numPr>
       </w:pPr>
       <w:r>
+        <w:lastRenderedPageBreak/>
         <w:t>Disease severity</w:t>
       </w:r>
     </w:p>
@@ -5262,7 +6475,7 @@
         <w:pStyle w:val="NormalWeb"/>
         <w:numPr>
           <w:ilvl w:val="0"/>
-          <w:numId w:val="26"/>
+          <w:numId w:val="38"/>
         </w:numPr>
       </w:pPr>
       <w:r>
@@ -5274,7 +6487,7 @@
         <w:pStyle w:val="NormalWeb"/>
         <w:numPr>
           <w:ilvl w:val="0"/>
-          <w:numId w:val="26"/>
+          <w:numId w:val="38"/>
         </w:numPr>
       </w:pPr>
       <w:r>
@@ -5286,68 +6499,188 @@
         <w:pStyle w:val="NormalWeb"/>
       </w:pPr>
       <w:r>
-        <w:t>These variables could have a stronger relationship with test outcomes.</w:t>
-      </w:r>
-    </w:p>
-    <w:p>
-      <w:pPr>
-        <w:pStyle w:val="Heading3"/>
-      </w:pPr>
-      <w:r>
-        <w:t>Weak Feature-Target Relationship</w:t>
-      </w:r>
-    </w:p>
-    <w:p>
-      <w:pPr>
-        <w:pStyle w:val="NormalWeb"/>
-      </w:pPr>
-      <w:r>
-        <w:t>The models may be unable to identify strong patterns because the available input variables have limited relationships with Test Results.</w:t>
-      </w:r>
-    </w:p>
-    <w:p>
-      <w:pPr>
-        <w:pStyle w:val="Heading3"/>
-      </w:pPr>
-      <w:r>
-        <w:t>Model Complexity Is Not the Main Problem</w:t>
-      </w:r>
-    </w:p>
-    <w:p>
-      <w:pPr>
-        <w:pStyle w:val="NormalWeb"/>
-      </w:pPr>
-      <w:r>
-        <w:t xml:space="preserve">Random Forest and </w:t>
-      </w:r>
-      <w:proofErr w:type="spellStart"/>
-      <w:r>
-        <w:t>XGBoost</w:t>
-      </w:r>
-      <w:proofErr w:type="spellEnd"/>
-      <w:r>
-        <w:t xml:space="preserve"> are more complex than Logistic Regression, but their improvement was small. This suggests that simply using more advanced algorithms is unlikely to solve the problem without improving the input data.</w:t>
-      </w:r>
-    </w:p>
-    <w:p>
-      <w:pPr>
-        <w:rPr>
-          <w:rFonts w:ascii="Times New Roman" w:eastAsia="Times New Roman" w:hAnsi="Times New Roman" w:cs="Times New Roman"/>
-          <w:color w:val="auto"/>
-          <w:sz w:val="28"/>
-          <w:szCs w:val="28"/>
-          <w:lang w:bidi="hi-IN"/>
-        </w:rPr>
-      </w:pPr>
-    </w:p>
-    <w:p>
-      <w:pPr>
-        <w:rPr>
-          <w:rFonts w:ascii="Times New Roman" w:eastAsia="Times New Roman" w:hAnsi="Times New Roman" w:cs="Times New Roman"/>
-          <w:color w:val="auto"/>
-          <w:sz w:val="28"/>
-          <w:szCs w:val="28"/>
-          <w:lang w:bidi="hi-IN"/>
+        <w:t>The absence of these variables is a likely limitation of the prediction task.</w:t>
+      </w:r>
+    </w:p>
+    <w:p>
+      <w:pPr>
+        <w:rPr>
+          <w:rFonts w:ascii="Times New Roman" w:hAnsi="Times New Roman" w:cs="Times New Roman"/>
+        </w:rPr>
+      </w:pPr>
+    </w:p>
+    <w:p>
+      <w:pPr>
+        <w:rPr>
+          <w:rFonts w:ascii="Times New Roman" w:hAnsi="Times New Roman" w:cs="Times New Roman"/>
+        </w:rPr>
+      </w:pPr>
+    </w:p>
+    <w:p>
+      <w:pPr>
+        <w:rPr>
+          <w:rFonts w:ascii="Times New Roman" w:hAnsi="Times New Roman" w:cs="Times New Roman"/>
+        </w:rPr>
+      </w:pPr>
+    </w:p>
+    <w:p>
+      <w:pPr>
+        <w:rPr>
+          <w:rFonts w:ascii="Times New Roman" w:hAnsi="Times New Roman" w:cs="Times New Roman"/>
+        </w:rPr>
+      </w:pPr>
+    </w:p>
+    <w:p>
+      <w:pPr>
+        <w:rPr>
+          <w:rFonts w:ascii="Times New Roman" w:hAnsi="Times New Roman" w:cs="Times New Roman"/>
+        </w:rPr>
+      </w:pPr>
+    </w:p>
+    <w:p>
+      <w:pPr>
+        <w:rPr>
+          <w:rFonts w:ascii="Times New Roman" w:hAnsi="Times New Roman" w:cs="Times New Roman"/>
+        </w:rPr>
+      </w:pPr>
+    </w:p>
+    <w:p>
+      <w:pPr>
+        <w:rPr>
+          <w:rFonts w:ascii="Times New Roman" w:hAnsi="Times New Roman" w:cs="Times New Roman"/>
+        </w:rPr>
+      </w:pPr>
+    </w:p>
+    <w:p>
+      <w:pPr>
+        <w:rPr>
+          <w:rFonts w:ascii="Times New Roman" w:hAnsi="Times New Roman" w:cs="Times New Roman"/>
+        </w:rPr>
+      </w:pPr>
+    </w:p>
+    <w:p>
+      <w:pPr>
+        <w:rPr>
+          <w:rFonts w:ascii="Times New Roman" w:hAnsi="Times New Roman" w:cs="Times New Roman"/>
+        </w:rPr>
+      </w:pPr>
+    </w:p>
+    <w:p>
+      <w:pPr>
+        <w:rPr>
+          <w:rFonts w:ascii="Times New Roman" w:hAnsi="Times New Roman" w:cs="Times New Roman"/>
+        </w:rPr>
+      </w:pPr>
+    </w:p>
+    <w:p>
+      <w:pPr>
+        <w:rPr>
+          <w:rFonts w:ascii="Times New Roman" w:hAnsi="Times New Roman" w:cs="Times New Roman"/>
+        </w:rPr>
+      </w:pPr>
+    </w:p>
+    <w:p>
+      <w:pPr>
+        <w:rPr>
+          <w:rFonts w:ascii="Times New Roman" w:hAnsi="Times New Roman" w:cs="Times New Roman"/>
+        </w:rPr>
+      </w:pPr>
+    </w:p>
+    <w:p>
+      <w:pPr>
+        <w:rPr>
+          <w:rFonts w:ascii="Times New Roman" w:hAnsi="Times New Roman" w:cs="Times New Roman"/>
+        </w:rPr>
+      </w:pPr>
+    </w:p>
+    <w:p>
+      <w:pPr>
+        <w:rPr>
+          <w:rFonts w:ascii="Times New Roman" w:hAnsi="Times New Roman" w:cs="Times New Roman"/>
+        </w:rPr>
+      </w:pPr>
+    </w:p>
+    <w:p>
+      <w:pPr>
+        <w:rPr>
+          <w:rFonts w:ascii="Times New Roman" w:hAnsi="Times New Roman" w:cs="Times New Roman"/>
+        </w:rPr>
+      </w:pPr>
+    </w:p>
+    <w:p>
+      <w:pPr>
+        <w:rPr>
+          <w:rFonts w:ascii="Times New Roman" w:hAnsi="Times New Roman" w:cs="Times New Roman"/>
+        </w:rPr>
+      </w:pPr>
+    </w:p>
+    <w:p>
+      <w:pPr>
+        <w:rPr>
+          <w:rFonts w:ascii="Times New Roman" w:hAnsi="Times New Roman" w:cs="Times New Roman"/>
+        </w:rPr>
+      </w:pPr>
+    </w:p>
+    <w:p>
+      <w:pPr>
+        <w:rPr>
+          <w:rFonts w:ascii="Times New Roman" w:hAnsi="Times New Roman" w:cs="Times New Roman"/>
+        </w:rPr>
+      </w:pPr>
+    </w:p>
+    <w:p>
+      <w:pPr>
+        <w:rPr>
+          <w:rFonts w:ascii="Times New Roman" w:hAnsi="Times New Roman" w:cs="Times New Roman"/>
+        </w:rPr>
+      </w:pPr>
+    </w:p>
+    <w:p>
+      <w:pPr>
+        <w:rPr>
+          <w:rFonts w:ascii="Times New Roman" w:hAnsi="Times New Roman" w:cs="Times New Roman"/>
+        </w:rPr>
+      </w:pPr>
+    </w:p>
+    <w:p>
+      <w:pPr>
+        <w:rPr>
+          <w:rFonts w:ascii="Times New Roman" w:hAnsi="Times New Roman" w:cs="Times New Roman"/>
+        </w:rPr>
+      </w:pPr>
+    </w:p>
+    <w:p>
+      <w:pPr>
+        <w:rPr>
+          <w:rFonts w:ascii="Times New Roman" w:hAnsi="Times New Roman" w:cs="Times New Roman"/>
+        </w:rPr>
+      </w:pPr>
+    </w:p>
+    <w:p>
+      <w:pPr>
+        <w:rPr>
+          <w:rFonts w:ascii="Times New Roman" w:hAnsi="Times New Roman" w:cs="Times New Roman"/>
+        </w:rPr>
+      </w:pPr>
+    </w:p>
+    <w:p>
+      <w:pPr>
+        <w:rPr>
+          <w:rFonts w:ascii="Times New Roman" w:hAnsi="Times New Roman" w:cs="Times New Roman"/>
+        </w:rPr>
+      </w:pPr>
+    </w:p>
+    <w:p>
+      <w:pPr>
+        <w:rPr>
+          <w:rFonts w:ascii="Times New Roman" w:hAnsi="Times New Roman" w:cs="Times New Roman"/>
+        </w:rPr>
+      </w:pPr>
+    </w:p>
+    <w:p>
+      <w:pPr>
+        <w:rPr>
+          <w:rFonts w:ascii="Times New Roman" w:hAnsi="Times New Roman" w:cs="Times New Roman"/>
         </w:rPr>
       </w:pPr>
     </w:p>
@@ -5356,1301 +6689,1870 @@
         <w:pStyle w:val="ListParagraph"/>
         <w:numPr>
           <w:ilvl w:val="0"/>
-          <w:numId w:val="2"/>
+          <w:numId w:val="1"/>
         </w:numPr>
         <w:spacing w:after="0" w:line="240" w:lineRule="auto"/>
         <w:jc w:val="both"/>
         <w:rPr>
-          <w:rFonts w:ascii="Times New Roman" w:eastAsia="Times New Roman" w:hAnsi="Times New Roman" w:cs="Times New Roman"/>
-          <w:color w:val="auto"/>
-          <w:sz w:val="28"/>
-          <w:szCs w:val="28"/>
-          <w:lang w:bidi="hi-IN"/>
-        </w:rPr>
-      </w:pPr>
-      <w:r>
-        <w:rPr>
-          <w:rFonts w:ascii="Algerian" w:hAnsi="Algerian"/>
+          <w:rFonts w:ascii="Times New Roman" w:hAnsi="Times New Roman" w:cs="Times New Roman"/>
           <w:bCs/>
           <w:sz w:val="36"/>
           <w:szCs w:val="36"/>
         </w:rPr>
+      </w:pPr>
+      <w:r>
+        <w:rPr>
+          <w:rFonts w:ascii="Times New Roman" w:hAnsi="Times New Roman" w:cs="Times New Roman"/>
+          <w:bCs/>
+          <w:sz w:val="36"/>
+          <w:szCs w:val="36"/>
+        </w:rPr>
         <w:lastRenderedPageBreak/>
-        <w:t>Recommendations</w:t>
-      </w:r>
-    </w:p>
-    <w:p>
-      <w:pPr>
-        <w:pStyle w:val="pdq2pgselectionanchorcontainer"/>
-        <w:ind w:left="720"/>
-        <w:jc w:val="both"/>
-        <w:rPr>
-          <w:sz w:val="28"/>
-          <w:szCs w:val="28"/>
-        </w:rPr>
-      </w:pPr>
-      <w:r>
-        <w:rPr>
-          <w:sz w:val="28"/>
-          <w:szCs w:val="28"/>
-        </w:rPr>
-        <w:t>Based on the project findings, the following recommendations are proposed.</w:t>
-      </w:r>
-    </w:p>
-    <w:p>
-      <w:pPr>
-        <w:pStyle w:val="Heading3"/>
-        <w:numPr>
-          <w:ilvl w:val="0"/>
-          <w:numId w:val="13"/>
-        </w:numPr>
-        <w:jc w:val="both"/>
-        <w:rPr>
-          <w:rFonts w:ascii="Times New Roman" w:hAnsi="Times New Roman" w:cs="Times New Roman"/>
-          <w:b/>
-          <w:bCs/>
-          <w:color w:val="000000" w:themeColor="text1"/>
-          <w:sz w:val="28"/>
-          <w:szCs w:val="28"/>
-        </w:rPr>
-      </w:pPr>
-      <w:r>
-        <w:rPr>
-          <w:rFonts w:ascii="Times New Roman" w:hAnsi="Times New Roman" w:cs="Times New Roman"/>
-          <w:b/>
-          <w:bCs/>
-          <w:color w:val="000000" w:themeColor="text1"/>
-          <w:sz w:val="28"/>
-          <w:szCs w:val="28"/>
-        </w:rPr>
-        <w:t>1. Collect More Clinical Data</w:t>
+        <w:t>Improvement Roadmap</w:t>
       </w:r>
     </w:p>
     <w:p>
       <w:pPr>
         <w:pStyle w:val="NormalWeb"/>
-        <w:spacing w:before="0" w:beforeAutospacing="0" w:after="0" w:afterAutospacing="0"/>
-        <w:ind w:left="1080"/>
-        <w:jc w:val="both"/>
-        <w:rPr>
-          <w:sz w:val="28"/>
-          <w:szCs w:val="28"/>
-        </w:rPr>
-      </w:pPr>
-      <w:r>
-        <w:rPr>
-          <w:sz w:val="28"/>
-          <w:szCs w:val="28"/>
-        </w:rPr>
-        <w:t>Future datasets should include features such as:</w:t>
-      </w:r>
-    </w:p>
-    <w:p>
-      <w:pPr>
-        <w:numPr>
-          <w:ilvl w:val="0"/>
-          <w:numId w:val="15"/>
-        </w:numPr>
-        <w:tabs>
-          <w:tab w:val="clear" w:pos="720"/>
-          <w:tab w:val="num" w:pos="1800"/>
-        </w:tabs>
-        <w:spacing w:after="0" w:line="240" w:lineRule="auto"/>
-        <w:ind w:left="1800"/>
-        <w:jc w:val="both"/>
-        <w:rPr>
-          <w:rFonts w:ascii="Times New Roman" w:eastAsia="Times New Roman" w:hAnsi="Times New Roman" w:cs="Times New Roman"/>
-          <w:color w:val="auto"/>
-          <w:sz w:val="28"/>
-          <w:szCs w:val="28"/>
-          <w:lang w:bidi="hi-IN"/>
-        </w:rPr>
-      </w:pPr>
-      <w:r>
-        <w:rPr>
-          <w:rFonts w:ascii="Times New Roman" w:eastAsia="Times New Roman" w:hAnsi="Times New Roman" w:cs="Times New Roman"/>
-          <w:color w:val="auto"/>
-          <w:sz w:val="28"/>
-          <w:szCs w:val="28"/>
-          <w:lang w:bidi="hi-IN"/>
-        </w:rPr>
-        <w:t xml:space="preserve">Laboratory test values </w:t>
-      </w:r>
-    </w:p>
-    <w:p>
-      <w:pPr>
-        <w:numPr>
-          <w:ilvl w:val="0"/>
-          <w:numId w:val="15"/>
-        </w:numPr>
-        <w:tabs>
-          <w:tab w:val="clear" w:pos="720"/>
-          <w:tab w:val="num" w:pos="1800"/>
-        </w:tabs>
-        <w:spacing w:after="0" w:line="240" w:lineRule="auto"/>
-        <w:ind w:left="1800"/>
-        <w:jc w:val="both"/>
-        <w:rPr>
-          <w:rFonts w:ascii="Times New Roman" w:eastAsia="Times New Roman" w:hAnsi="Times New Roman" w:cs="Times New Roman"/>
-          <w:color w:val="auto"/>
-          <w:sz w:val="28"/>
-          <w:szCs w:val="28"/>
-          <w:lang w:bidi="hi-IN"/>
-        </w:rPr>
-      </w:pPr>
-      <w:r>
-        <w:rPr>
-          <w:rFonts w:ascii="Times New Roman" w:eastAsia="Times New Roman" w:hAnsi="Times New Roman" w:cs="Times New Roman"/>
-          <w:color w:val="auto"/>
-          <w:sz w:val="28"/>
-          <w:szCs w:val="28"/>
-          <w:lang w:bidi="hi-IN"/>
-        </w:rPr>
-        <w:t xml:space="preserve">Blood pressure </w:t>
-      </w:r>
-    </w:p>
-    <w:p>
-      <w:pPr>
-        <w:numPr>
-          <w:ilvl w:val="0"/>
-          <w:numId w:val="15"/>
-        </w:numPr>
-        <w:tabs>
-          <w:tab w:val="clear" w:pos="720"/>
-          <w:tab w:val="num" w:pos="1800"/>
-        </w:tabs>
-        <w:spacing w:after="0" w:line="240" w:lineRule="auto"/>
-        <w:ind w:left="1800"/>
-        <w:jc w:val="both"/>
-        <w:rPr>
-          <w:rFonts w:ascii="Times New Roman" w:eastAsia="Times New Roman" w:hAnsi="Times New Roman" w:cs="Times New Roman"/>
-          <w:color w:val="auto"/>
-          <w:sz w:val="28"/>
-          <w:szCs w:val="28"/>
-          <w:lang w:bidi="hi-IN"/>
-        </w:rPr>
-      </w:pPr>
-      <w:r>
-        <w:rPr>
-          <w:rFonts w:ascii="Times New Roman" w:eastAsia="Times New Roman" w:hAnsi="Times New Roman" w:cs="Times New Roman"/>
-          <w:color w:val="auto"/>
-          <w:sz w:val="28"/>
-          <w:szCs w:val="28"/>
-          <w:lang w:bidi="hi-IN"/>
-        </w:rPr>
-        <w:t xml:space="preserve">Heart rate </w:t>
-      </w:r>
-    </w:p>
-    <w:p>
-      <w:pPr>
-        <w:numPr>
-          <w:ilvl w:val="0"/>
-          <w:numId w:val="15"/>
-        </w:numPr>
-        <w:tabs>
-          <w:tab w:val="clear" w:pos="720"/>
-          <w:tab w:val="num" w:pos="1800"/>
-        </w:tabs>
-        <w:spacing w:after="0" w:line="240" w:lineRule="auto"/>
-        <w:ind w:left="1800"/>
-        <w:jc w:val="both"/>
-        <w:rPr>
-          <w:rFonts w:ascii="Times New Roman" w:eastAsia="Times New Roman" w:hAnsi="Times New Roman" w:cs="Times New Roman"/>
-          <w:color w:val="auto"/>
-          <w:sz w:val="28"/>
-          <w:szCs w:val="28"/>
-          <w:lang w:bidi="hi-IN"/>
-        </w:rPr>
-      </w:pPr>
-      <w:r>
-        <w:rPr>
-          <w:rFonts w:ascii="Times New Roman" w:eastAsia="Times New Roman" w:hAnsi="Times New Roman" w:cs="Times New Roman"/>
-          <w:color w:val="auto"/>
-          <w:sz w:val="28"/>
-          <w:szCs w:val="28"/>
-          <w:lang w:bidi="hi-IN"/>
-        </w:rPr>
-        <w:t xml:space="preserve">BMI </w:t>
-      </w:r>
-    </w:p>
-    <w:p>
-      <w:pPr>
-        <w:numPr>
-          <w:ilvl w:val="0"/>
-          <w:numId w:val="15"/>
-        </w:numPr>
-        <w:tabs>
-          <w:tab w:val="clear" w:pos="720"/>
-          <w:tab w:val="num" w:pos="1800"/>
-        </w:tabs>
-        <w:spacing w:after="0" w:line="240" w:lineRule="auto"/>
-        <w:ind w:left="1800"/>
-        <w:jc w:val="both"/>
-        <w:rPr>
-          <w:rFonts w:ascii="Times New Roman" w:eastAsia="Times New Roman" w:hAnsi="Times New Roman" w:cs="Times New Roman"/>
-          <w:color w:val="auto"/>
-          <w:sz w:val="28"/>
-          <w:szCs w:val="28"/>
-          <w:lang w:bidi="hi-IN"/>
-        </w:rPr>
-      </w:pPr>
-      <w:r>
-        <w:rPr>
-          <w:rFonts w:ascii="Times New Roman" w:eastAsia="Times New Roman" w:hAnsi="Times New Roman" w:cs="Times New Roman"/>
-          <w:color w:val="auto"/>
-          <w:sz w:val="28"/>
-          <w:szCs w:val="28"/>
-          <w:lang w:bidi="hi-IN"/>
-        </w:rPr>
-        <w:t xml:space="preserve">Medical history </w:t>
-      </w:r>
-    </w:p>
-    <w:p>
-      <w:pPr>
-        <w:numPr>
-          <w:ilvl w:val="0"/>
-          <w:numId w:val="15"/>
-        </w:numPr>
-        <w:tabs>
-          <w:tab w:val="clear" w:pos="720"/>
-          <w:tab w:val="num" w:pos="1800"/>
-        </w:tabs>
-        <w:spacing w:after="0" w:line="240" w:lineRule="auto"/>
-        <w:ind w:left="1800"/>
-        <w:jc w:val="both"/>
-        <w:rPr>
-          <w:rFonts w:ascii="Times New Roman" w:eastAsia="Times New Roman" w:hAnsi="Times New Roman" w:cs="Times New Roman"/>
-          <w:color w:val="auto"/>
-          <w:sz w:val="28"/>
-          <w:szCs w:val="28"/>
-          <w:lang w:bidi="hi-IN"/>
-        </w:rPr>
-      </w:pPr>
-      <w:r>
-        <w:rPr>
-          <w:rFonts w:ascii="Times New Roman" w:eastAsia="Times New Roman" w:hAnsi="Times New Roman" w:cs="Times New Roman"/>
-          <w:color w:val="auto"/>
-          <w:sz w:val="28"/>
-          <w:szCs w:val="28"/>
-          <w:lang w:bidi="hi-IN"/>
-        </w:rPr>
-        <w:t xml:space="preserve">Disease severity </w:t>
-      </w:r>
-    </w:p>
-    <w:p>
-      <w:pPr>
-        <w:numPr>
-          <w:ilvl w:val="0"/>
-          <w:numId w:val="15"/>
-        </w:numPr>
-        <w:tabs>
-          <w:tab w:val="clear" w:pos="720"/>
-          <w:tab w:val="num" w:pos="1800"/>
-        </w:tabs>
-        <w:spacing w:after="0" w:line="240" w:lineRule="auto"/>
-        <w:ind w:left="1800"/>
-        <w:jc w:val="both"/>
-        <w:rPr>
-          <w:rFonts w:ascii="Times New Roman" w:eastAsia="Times New Roman" w:hAnsi="Times New Roman" w:cs="Times New Roman"/>
-          <w:color w:val="auto"/>
-          <w:sz w:val="28"/>
-          <w:szCs w:val="28"/>
-          <w:lang w:bidi="hi-IN"/>
-        </w:rPr>
-      </w:pPr>
-      <w:r>
-        <w:rPr>
-          <w:rFonts w:ascii="Times New Roman" w:eastAsia="Times New Roman" w:hAnsi="Times New Roman" w:cs="Times New Roman"/>
-          <w:color w:val="auto"/>
-          <w:sz w:val="28"/>
-          <w:szCs w:val="28"/>
-          <w:lang w:bidi="hi-IN"/>
-        </w:rPr>
-        <w:t xml:space="preserve">Previous diagnoses </w:t>
+      </w:pPr>
+      <w:r>
+        <w:t xml:space="preserve">Instead of only suggesting general improvements, the following staged roadmap defines </w:t>
+      </w:r>
+      <w:r>
+        <w:rPr>
+          <w:rStyle w:val="Strong"/>
+        </w:rPr>
+        <w:t>what should be changed, how it should be tested, and how success should be measured</w:t>
+      </w:r>
+      <w:r>
+        <w:t>.</w:t>
       </w:r>
     </w:p>
     <w:p>
       <w:pPr>
         <w:pStyle w:val="NormalWeb"/>
-        <w:spacing w:before="0" w:beforeAutospacing="0" w:after="0" w:afterAutospacing="0"/>
-        <w:ind w:left="1080"/>
-        <w:jc w:val="both"/>
-        <w:rPr>
-          <w:sz w:val="28"/>
-          <w:szCs w:val="28"/>
-        </w:rPr>
-      </w:pPr>
-      <w:r>
-        <w:rPr>
-          <w:sz w:val="28"/>
-          <w:szCs w:val="28"/>
-        </w:rPr>
-        <w:t>These features could provide more useful information for predicting test results.</w:t>
-      </w:r>
-    </w:p>
-    <w:p>
-      <w:pPr>
-        <w:pStyle w:val="Heading3"/>
-        <w:numPr>
-          <w:ilvl w:val="0"/>
-          <w:numId w:val="13"/>
-        </w:numPr>
-        <w:jc w:val="both"/>
-        <w:rPr>
-          <w:rFonts w:ascii="Times New Roman" w:hAnsi="Times New Roman" w:cs="Times New Roman"/>
-          <w:b/>
-          <w:bCs/>
-          <w:color w:val="000000" w:themeColor="text1"/>
-          <w:sz w:val="28"/>
-          <w:szCs w:val="28"/>
-        </w:rPr>
-      </w:pPr>
-      <w:r>
-        <w:rPr>
-          <w:rFonts w:ascii="Times New Roman" w:hAnsi="Times New Roman" w:cs="Times New Roman"/>
-          <w:b/>
-          <w:bCs/>
-          <w:color w:val="000000" w:themeColor="text1"/>
-          <w:sz w:val="28"/>
-          <w:szCs w:val="28"/>
-        </w:rPr>
-        <w:t>2. Improve Hospital Resource Planning</w:t>
-      </w:r>
-    </w:p>
-    <w:p>
-      <w:pPr>
-        <w:pStyle w:val="NormalWeb"/>
-        <w:spacing w:before="0" w:beforeAutospacing="0" w:after="0" w:afterAutospacing="0"/>
-        <w:ind w:left="1080"/>
-        <w:jc w:val="both"/>
-        <w:rPr>
-          <w:sz w:val="28"/>
-          <w:szCs w:val="28"/>
-        </w:rPr>
-      </w:pPr>
-      <w:r>
-        <w:rPr>
-          <w:sz w:val="28"/>
-          <w:szCs w:val="28"/>
-        </w:rPr>
-        <w:t>Admission patterns can be used to plan:</w:t>
-      </w:r>
-    </w:p>
-    <w:p>
-      <w:pPr>
-        <w:numPr>
-          <w:ilvl w:val="0"/>
-          <w:numId w:val="16"/>
-        </w:numPr>
-        <w:tabs>
-          <w:tab w:val="clear" w:pos="720"/>
-          <w:tab w:val="num" w:pos="1800"/>
-        </w:tabs>
-        <w:spacing w:after="0" w:line="240" w:lineRule="auto"/>
-        <w:ind w:left="1800"/>
-        <w:jc w:val="both"/>
-        <w:rPr>
-          <w:rFonts w:ascii="Times New Roman" w:eastAsia="Times New Roman" w:hAnsi="Times New Roman" w:cs="Times New Roman"/>
-          <w:color w:val="auto"/>
-          <w:sz w:val="28"/>
-          <w:szCs w:val="28"/>
-          <w:lang w:bidi="hi-IN"/>
-        </w:rPr>
-      </w:pPr>
-      <w:r>
-        <w:rPr>
-          <w:rFonts w:ascii="Times New Roman" w:eastAsia="Times New Roman" w:hAnsi="Times New Roman" w:cs="Times New Roman"/>
-          <w:color w:val="auto"/>
-          <w:sz w:val="28"/>
-          <w:szCs w:val="28"/>
-          <w:lang w:bidi="hi-IN"/>
-        </w:rPr>
-        <w:t xml:space="preserve">Hospital beds </w:t>
-      </w:r>
-    </w:p>
-    <w:p>
-      <w:pPr>
-        <w:numPr>
-          <w:ilvl w:val="0"/>
-          <w:numId w:val="16"/>
-        </w:numPr>
-        <w:tabs>
-          <w:tab w:val="clear" w:pos="720"/>
-          <w:tab w:val="num" w:pos="1800"/>
-        </w:tabs>
-        <w:spacing w:after="0" w:line="240" w:lineRule="auto"/>
-        <w:ind w:left="1800"/>
-        <w:jc w:val="both"/>
-        <w:rPr>
-          <w:rFonts w:ascii="Times New Roman" w:eastAsia="Times New Roman" w:hAnsi="Times New Roman" w:cs="Times New Roman"/>
-          <w:color w:val="auto"/>
-          <w:sz w:val="28"/>
-          <w:szCs w:val="28"/>
-          <w:lang w:bidi="hi-IN"/>
-        </w:rPr>
-      </w:pPr>
-      <w:r>
-        <w:rPr>
-          <w:rFonts w:ascii="Times New Roman" w:eastAsia="Times New Roman" w:hAnsi="Times New Roman" w:cs="Times New Roman"/>
-          <w:color w:val="auto"/>
-          <w:sz w:val="28"/>
-          <w:szCs w:val="28"/>
-          <w:lang w:bidi="hi-IN"/>
-        </w:rPr>
-        <w:t xml:space="preserve">Medical staff </w:t>
-      </w:r>
-    </w:p>
-    <w:p>
-      <w:pPr>
-        <w:numPr>
-          <w:ilvl w:val="0"/>
-          <w:numId w:val="16"/>
-        </w:numPr>
-        <w:tabs>
-          <w:tab w:val="clear" w:pos="720"/>
-          <w:tab w:val="num" w:pos="1800"/>
-        </w:tabs>
-        <w:spacing w:after="0" w:line="240" w:lineRule="auto"/>
-        <w:ind w:left="1800"/>
-        <w:jc w:val="both"/>
-        <w:rPr>
-          <w:rFonts w:ascii="Times New Roman" w:eastAsia="Times New Roman" w:hAnsi="Times New Roman" w:cs="Times New Roman"/>
-          <w:color w:val="auto"/>
-          <w:sz w:val="28"/>
-          <w:szCs w:val="28"/>
-          <w:lang w:bidi="hi-IN"/>
-        </w:rPr>
-      </w:pPr>
-      <w:r>
-        <w:rPr>
-          <w:rFonts w:ascii="Times New Roman" w:eastAsia="Times New Roman" w:hAnsi="Times New Roman" w:cs="Times New Roman"/>
-          <w:color w:val="auto"/>
-          <w:sz w:val="28"/>
-          <w:szCs w:val="28"/>
-          <w:lang w:bidi="hi-IN"/>
-        </w:rPr>
-        <w:t xml:space="preserve">Emergency resources </w:t>
-      </w:r>
-    </w:p>
-    <w:p>
-      <w:pPr>
-        <w:numPr>
-          <w:ilvl w:val="0"/>
-          <w:numId w:val="16"/>
-        </w:numPr>
-        <w:tabs>
-          <w:tab w:val="clear" w:pos="720"/>
-          <w:tab w:val="num" w:pos="1800"/>
-        </w:tabs>
-        <w:spacing w:after="0" w:line="240" w:lineRule="auto"/>
-        <w:ind w:left="1800"/>
-        <w:jc w:val="both"/>
-        <w:rPr>
-          <w:rFonts w:ascii="Times New Roman" w:eastAsia="Times New Roman" w:hAnsi="Times New Roman" w:cs="Times New Roman"/>
-          <w:color w:val="auto"/>
-          <w:sz w:val="28"/>
-          <w:szCs w:val="28"/>
-          <w:lang w:bidi="hi-IN"/>
-        </w:rPr>
-      </w:pPr>
-      <w:r>
-        <w:rPr>
-          <w:rFonts w:ascii="Times New Roman" w:eastAsia="Times New Roman" w:hAnsi="Times New Roman" w:cs="Times New Roman"/>
-          <w:color w:val="auto"/>
-          <w:sz w:val="28"/>
-          <w:szCs w:val="28"/>
-          <w:lang w:bidi="hi-IN"/>
-        </w:rPr>
-        <w:t xml:space="preserve">Medicines and equipment </w:t>
-      </w:r>
-    </w:p>
-    <w:p>
-      <w:pPr>
-        <w:pStyle w:val="Heading3"/>
-        <w:numPr>
-          <w:ilvl w:val="0"/>
-          <w:numId w:val="13"/>
-        </w:numPr>
-        <w:spacing w:before="0"/>
-        <w:jc w:val="both"/>
-        <w:rPr>
-          <w:rFonts w:ascii="Times New Roman" w:eastAsia="Times New Roman" w:hAnsi="Times New Roman" w:cs="Times New Roman"/>
-          <w:color w:val="auto"/>
-          <w:sz w:val="28"/>
-          <w:szCs w:val="28"/>
-          <w:lang w:bidi="hi-IN"/>
-        </w:rPr>
-      </w:pPr>
-      <w:r>
-        <w:rPr>
-          <w:rFonts w:ascii="Times New Roman" w:hAnsi="Times New Roman" w:cs="Times New Roman"/>
-          <w:b/>
-          <w:bCs/>
-          <w:color w:val="000000" w:themeColor="text1"/>
-          <w:sz w:val="28"/>
-          <w:szCs w:val="28"/>
-        </w:rPr>
-        <w:t>3. Monitor Healthcare Costs</w:t>
-      </w:r>
-    </w:p>
-    <w:p>
-      <w:pPr>
-        <w:pStyle w:val="NormalWeb"/>
-        <w:spacing w:before="0" w:beforeAutospacing="0" w:after="0" w:afterAutospacing="0"/>
-        <w:ind w:left="1080"/>
-        <w:jc w:val="both"/>
-        <w:rPr>
-          <w:sz w:val="28"/>
-          <w:szCs w:val="28"/>
-        </w:rPr>
-      </w:pPr>
-      <w:r>
-        <w:rPr>
-          <w:sz w:val="28"/>
-          <w:szCs w:val="28"/>
-        </w:rPr>
-        <w:t>Billing information can be monitored to identify unusual cost patterns and support better financial planning.</w:t>
-      </w:r>
-    </w:p>
-    <w:p>
-      <w:pPr>
-        <w:pStyle w:val="Heading3"/>
-        <w:numPr>
-          <w:ilvl w:val="0"/>
-          <w:numId w:val="13"/>
-        </w:numPr>
-        <w:spacing w:before="0"/>
-        <w:jc w:val="both"/>
-        <w:rPr>
-          <w:rFonts w:ascii="Times New Roman" w:eastAsia="Times New Roman" w:hAnsi="Times New Roman" w:cs="Times New Roman"/>
-          <w:color w:val="auto"/>
-          <w:sz w:val="28"/>
-          <w:szCs w:val="28"/>
-          <w:lang w:bidi="hi-IN"/>
-        </w:rPr>
-      </w:pPr>
-      <w:r>
-        <w:rPr>
-          <w:rFonts w:ascii="Times New Roman" w:hAnsi="Times New Roman" w:cs="Times New Roman"/>
-          <w:b/>
-          <w:bCs/>
-          <w:color w:val="000000" w:themeColor="text1"/>
-          <w:sz w:val="28"/>
-          <w:szCs w:val="28"/>
-        </w:rPr>
-        <w:t>4. Develop Interactive Dashboards</w:t>
-      </w:r>
-    </w:p>
-    <w:p>
-      <w:pPr>
-        <w:pStyle w:val="NormalWeb"/>
-        <w:spacing w:before="0" w:beforeAutospacing="0" w:after="0" w:afterAutospacing="0"/>
-        <w:ind w:left="1080"/>
-        <w:jc w:val="both"/>
-        <w:rPr>
-          <w:sz w:val="28"/>
-          <w:szCs w:val="28"/>
-        </w:rPr>
-      </w:pPr>
-      <w:r>
-        <w:rPr>
-          <w:sz w:val="28"/>
-          <w:szCs w:val="28"/>
-        </w:rPr>
-        <w:t>A Power BI dashboard can allow hospital administrators to interactively filter information by:</w:t>
-      </w:r>
-    </w:p>
-    <w:p>
-      <w:pPr>
-        <w:numPr>
-          <w:ilvl w:val="0"/>
-          <w:numId w:val="17"/>
-        </w:numPr>
-        <w:tabs>
-          <w:tab w:val="clear" w:pos="720"/>
-          <w:tab w:val="num" w:pos="1800"/>
-        </w:tabs>
-        <w:spacing w:after="0" w:line="240" w:lineRule="auto"/>
-        <w:ind w:left="1800"/>
-        <w:jc w:val="both"/>
-        <w:rPr>
-          <w:rFonts w:ascii="Times New Roman" w:eastAsia="Times New Roman" w:hAnsi="Times New Roman" w:cs="Times New Roman"/>
-          <w:color w:val="auto"/>
-          <w:sz w:val="28"/>
-          <w:szCs w:val="28"/>
-          <w:lang w:bidi="hi-IN"/>
-        </w:rPr>
-      </w:pPr>
-      <w:r>
-        <w:rPr>
-          <w:rFonts w:ascii="Times New Roman" w:eastAsia="Times New Roman" w:hAnsi="Times New Roman" w:cs="Times New Roman"/>
-          <w:color w:val="auto"/>
-          <w:sz w:val="28"/>
-          <w:szCs w:val="28"/>
-          <w:lang w:bidi="hi-IN"/>
-        </w:rPr>
-        <w:t xml:space="preserve">Medical condition </w:t>
-      </w:r>
-    </w:p>
-    <w:p>
-      <w:pPr>
-        <w:numPr>
-          <w:ilvl w:val="0"/>
-          <w:numId w:val="17"/>
-        </w:numPr>
-        <w:tabs>
-          <w:tab w:val="clear" w:pos="720"/>
-          <w:tab w:val="num" w:pos="1800"/>
-        </w:tabs>
-        <w:spacing w:after="0" w:line="240" w:lineRule="auto"/>
-        <w:ind w:left="1800"/>
-        <w:jc w:val="both"/>
-        <w:rPr>
-          <w:rFonts w:ascii="Times New Roman" w:eastAsia="Times New Roman" w:hAnsi="Times New Roman" w:cs="Times New Roman"/>
-          <w:color w:val="auto"/>
-          <w:sz w:val="28"/>
-          <w:szCs w:val="28"/>
-          <w:lang w:bidi="hi-IN"/>
-        </w:rPr>
-      </w:pPr>
-      <w:r>
-        <w:rPr>
-          <w:rFonts w:ascii="Times New Roman" w:eastAsia="Times New Roman" w:hAnsi="Times New Roman" w:cs="Times New Roman"/>
-          <w:color w:val="auto"/>
-          <w:sz w:val="28"/>
-          <w:szCs w:val="28"/>
-          <w:lang w:bidi="hi-IN"/>
-        </w:rPr>
-        <w:t xml:space="preserve">Age </w:t>
-      </w:r>
-    </w:p>
-    <w:p>
-      <w:pPr>
-        <w:numPr>
-          <w:ilvl w:val="0"/>
-          <w:numId w:val="17"/>
-        </w:numPr>
-        <w:tabs>
-          <w:tab w:val="clear" w:pos="720"/>
-          <w:tab w:val="num" w:pos="1800"/>
-        </w:tabs>
-        <w:spacing w:after="0" w:line="240" w:lineRule="auto"/>
-        <w:ind w:left="1800"/>
-        <w:jc w:val="both"/>
-        <w:rPr>
-          <w:rFonts w:ascii="Times New Roman" w:eastAsia="Times New Roman" w:hAnsi="Times New Roman" w:cs="Times New Roman"/>
-          <w:color w:val="auto"/>
-          <w:sz w:val="28"/>
-          <w:szCs w:val="28"/>
-          <w:lang w:bidi="hi-IN"/>
-        </w:rPr>
-      </w:pPr>
-      <w:r>
-        <w:rPr>
-          <w:rFonts w:ascii="Times New Roman" w:eastAsia="Times New Roman" w:hAnsi="Times New Roman" w:cs="Times New Roman"/>
-          <w:color w:val="auto"/>
-          <w:sz w:val="28"/>
-          <w:szCs w:val="28"/>
-          <w:lang w:bidi="hi-IN"/>
-        </w:rPr>
-        <w:t xml:space="preserve">Gender </w:t>
-      </w:r>
-    </w:p>
-    <w:p>
-      <w:pPr>
-        <w:numPr>
-          <w:ilvl w:val="0"/>
-          <w:numId w:val="17"/>
-        </w:numPr>
-        <w:tabs>
-          <w:tab w:val="clear" w:pos="720"/>
-          <w:tab w:val="num" w:pos="1800"/>
-        </w:tabs>
-        <w:spacing w:after="0" w:line="240" w:lineRule="auto"/>
-        <w:ind w:left="1800"/>
-        <w:jc w:val="both"/>
-        <w:rPr>
-          <w:rFonts w:ascii="Times New Roman" w:eastAsia="Times New Roman" w:hAnsi="Times New Roman" w:cs="Times New Roman"/>
-          <w:color w:val="auto"/>
-          <w:sz w:val="28"/>
-          <w:szCs w:val="28"/>
-          <w:lang w:bidi="hi-IN"/>
-        </w:rPr>
-      </w:pPr>
-      <w:r>
-        <w:rPr>
-          <w:rFonts w:ascii="Times New Roman" w:eastAsia="Times New Roman" w:hAnsi="Times New Roman" w:cs="Times New Roman"/>
-          <w:color w:val="auto"/>
-          <w:sz w:val="28"/>
-          <w:szCs w:val="28"/>
-          <w:lang w:bidi="hi-IN"/>
-        </w:rPr>
-        <w:t xml:space="preserve">Admission type </w:t>
-      </w:r>
-    </w:p>
-    <w:p>
-      <w:pPr>
-        <w:numPr>
-          <w:ilvl w:val="0"/>
-          <w:numId w:val="17"/>
-        </w:numPr>
-        <w:tabs>
-          <w:tab w:val="clear" w:pos="720"/>
-          <w:tab w:val="num" w:pos="1800"/>
-        </w:tabs>
-        <w:spacing w:after="0" w:line="240" w:lineRule="auto"/>
-        <w:ind w:left="1800"/>
-        <w:jc w:val="both"/>
-        <w:rPr>
-          <w:rFonts w:ascii="Times New Roman" w:eastAsia="Times New Roman" w:hAnsi="Times New Roman" w:cs="Times New Roman"/>
-          <w:color w:val="auto"/>
-          <w:sz w:val="28"/>
-          <w:szCs w:val="28"/>
-          <w:lang w:bidi="hi-IN"/>
-        </w:rPr>
-      </w:pPr>
-      <w:r>
-        <w:rPr>
-          <w:rFonts w:ascii="Times New Roman" w:eastAsia="Times New Roman" w:hAnsi="Times New Roman" w:cs="Times New Roman"/>
-          <w:color w:val="auto"/>
-          <w:sz w:val="28"/>
-          <w:szCs w:val="28"/>
-          <w:lang w:bidi="hi-IN"/>
-        </w:rPr>
-        <w:t xml:space="preserve">Hospital </w:t>
-      </w:r>
-    </w:p>
-    <w:p>
-      <w:pPr>
-        <w:numPr>
-          <w:ilvl w:val="0"/>
-          <w:numId w:val="17"/>
-        </w:numPr>
-        <w:tabs>
-          <w:tab w:val="clear" w:pos="720"/>
-          <w:tab w:val="num" w:pos="1800"/>
-        </w:tabs>
-        <w:spacing w:after="0" w:line="240" w:lineRule="auto"/>
-        <w:ind w:left="1800"/>
-        <w:jc w:val="both"/>
-        <w:rPr>
-          <w:rFonts w:ascii="Times New Roman" w:eastAsia="Times New Roman" w:hAnsi="Times New Roman" w:cs="Times New Roman"/>
-          <w:color w:val="auto"/>
-          <w:sz w:val="28"/>
-          <w:szCs w:val="28"/>
-          <w:lang w:bidi="hi-IN"/>
-        </w:rPr>
-      </w:pPr>
-      <w:r>
-        <w:rPr>
-          <w:rFonts w:ascii="Times New Roman" w:eastAsia="Times New Roman" w:hAnsi="Times New Roman" w:cs="Times New Roman"/>
-          <w:color w:val="auto"/>
-          <w:sz w:val="28"/>
-          <w:szCs w:val="28"/>
-          <w:lang w:bidi="hi-IN"/>
-        </w:rPr>
-        <w:t xml:space="preserve">Insurance provider </w:t>
-      </w:r>
-    </w:p>
-    <w:p>
-      <w:pPr>
-        <w:pStyle w:val="Heading3"/>
-        <w:numPr>
-          <w:ilvl w:val="0"/>
-          <w:numId w:val="13"/>
-        </w:numPr>
-        <w:spacing w:before="0"/>
-        <w:jc w:val="both"/>
-        <w:rPr>
-          <w:rFonts w:ascii="Times New Roman" w:eastAsia="Times New Roman" w:hAnsi="Times New Roman" w:cs="Times New Roman"/>
-          <w:color w:val="auto"/>
-          <w:sz w:val="28"/>
-          <w:szCs w:val="28"/>
-          <w:lang w:bidi="hi-IN"/>
-        </w:rPr>
-      </w:pPr>
-      <w:r>
-        <w:rPr>
-          <w:rFonts w:ascii="Times New Roman" w:hAnsi="Times New Roman" w:cs="Times New Roman"/>
-          <w:b/>
-          <w:bCs/>
-          <w:color w:val="000000" w:themeColor="text1"/>
-          <w:sz w:val="28"/>
-          <w:szCs w:val="28"/>
-        </w:rPr>
-        <w:t>5. Continue Model Evaluation</w:t>
-      </w:r>
-    </w:p>
-    <w:p>
-      <w:pPr>
-        <w:pStyle w:val="NormalWeb"/>
-        <w:spacing w:before="0" w:beforeAutospacing="0" w:after="0" w:afterAutospacing="0"/>
-        <w:ind w:left="1080"/>
-        <w:jc w:val="both"/>
-        <w:rPr>
-          <w:sz w:val="28"/>
-          <w:szCs w:val="28"/>
-        </w:rPr>
-      </w:pPr>
-      <w:r>
-        <w:rPr>
-          <w:sz w:val="28"/>
-          <w:szCs w:val="28"/>
-        </w:rPr>
-        <w:t>Future work should compare additional algorithms such as:</w:t>
-      </w:r>
-    </w:p>
-    <w:p>
-      <w:pPr>
-        <w:numPr>
-          <w:ilvl w:val="0"/>
-          <w:numId w:val="18"/>
-        </w:numPr>
-        <w:tabs>
-          <w:tab w:val="clear" w:pos="720"/>
-          <w:tab w:val="num" w:pos="1800"/>
-        </w:tabs>
-        <w:spacing w:after="0" w:line="240" w:lineRule="auto"/>
-        <w:ind w:left="1800"/>
-        <w:jc w:val="both"/>
-        <w:rPr>
-          <w:rFonts w:ascii="Times New Roman" w:eastAsia="Times New Roman" w:hAnsi="Times New Roman" w:cs="Times New Roman"/>
-          <w:color w:val="auto"/>
-          <w:sz w:val="28"/>
-          <w:szCs w:val="28"/>
-          <w:lang w:bidi="hi-IN"/>
-        </w:rPr>
-      </w:pPr>
-      <w:r>
-        <w:rPr>
-          <w:rFonts w:ascii="Times New Roman" w:eastAsia="Times New Roman" w:hAnsi="Times New Roman" w:cs="Times New Roman"/>
-          <w:noProof/>
-          <w:color w:val="auto"/>
-          <w:sz w:val="28"/>
-          <w:szCs w:val="28"/>
-          <w:lang w:bidi="hi-IN"/>
-        </w:rPr>
-        <mc:AlternateContent>
-          <mc:Choice Requires="wps">
-            <w:drawing>
-              <wp:anchor distT="45720" distB="45720" distL="114300" distR="114300" simplePos="0" relativeHeight="251659264" behindDoc="0" locked="0" layoutInCell="1" allowOverlap="1" wp14:anchorId="238742E6" wp14:editId="40CBAB13">
-                <wp:simplePos x="0" y="0"/>
-                <wp:positionH relativeFrom="column">
-                  <wp:posOffset>3374390</wp:posOffset>
-                </wp:positionH>
-                <wp:positionV relativeFrom="paragraph">
-                  <wp:posOffset>52070</wp:posOffset>
-                </wp:positionV>
-                <wp:extent cx="3298190" cy="750570"/>
-                <wp:effectExtent l="0" t="0" r="16510" b="11430"/>
-                <wp:wrapSquare wrapText="bothSides"/>
-                <wp:docPr id="217" name="Text Box 2"/>
-                <wp:cNvGraphicFramePr>
-                  <a:graphicFrameLocks xmlns:a="http://schemas.openxmlformats.org/drawingml/2006/main"/>
-                </wp:cNvGraphicFramePr>
-                <a:graphic xmlns:a="http://schemas.openxmlformats.org/drawingml/2006/main">
-                  <a:graphicData uri="http://schemas.microsoft.com/office/word/2010/wordprocessingShape">
-                    <wps:wsp>
-                      <wps:cNvSpPr txBox="1">
-                        <a:spLocks noChangeArrowheads="1"/>
-                      </wps:cNvSpPr>
-                      <wps:spPr bwMode="auto">
-                        <a:xfrm>
-                          <a:off x="0" y="0"/>
-                          <a:ext cx="3298190" cy="750570"/>
-                        </a:xfrm>
-                        <a:prstGeom prst="rect">
-                          <a:avLst/>
-                        </a:prstGeom>
-                        <a:solidFill>
-                          <a:srgbClr val="FFFFFF"/>
-                        </a:solidFill>
-                        <a:ln w="9525">
-                          <a:solidFill>
-                            <a:srgbClr val="000000"/>
-                          </a:solidFill>
-                          <a:miter lim="800000"/>
-                          <a:headEnd/>
-                          <a:tailEnd/>
-                        </a:ln>
-                      </wps:spPr>
-                      <wps:txbx>
-                        <w:txbxContent>
-                          <w:p>
-                            <w:pPr>
-                              <w:pStyle w:val="NormalWeb"/>
-                              <w:spacing w:before="0" w:beforeAutospacing="0" w:after="0" w:afterAutospacing="0"/>
-                              <w:jc w:val="both"/>
-                              <w:rPr>
-                                <w:sz w:val="28"/>
-                                <w:szCs w:val="28"/>
-                              </w:rPr>
-                            </w:pPr>
-                            <w:r>
-                              <w:rPr>
-                                <w:b/>
-                                <w:bCs/>
-                                <w:sz w:val="28"/>
-                                <w:szCs w:val="28"/>
-                              </w:rPr>
-                              <w:t>Note:</w:t>
-                            </w:r>
-                            <w:r>
-                              <w:rPr>
-                                <w:sz w:val="28"/>
-                                <w:szCs w:val="28"/>
-                              </w:rPr>
-                              <w:t xml:space="preserve"> </w:t>
-                            </w:r>
-                            <w:r>
-                              <w:rPr>
-                                <w:sz w:val="28"/>
-                                <w:szCs w:val="28"/>
-                              </w:rPr>
-                              <w:t>However, increasing model complexity alone will not solve the problem if the dataset lacks useful predictive features.</w:t>
-                            </w:r>
-                          </w:p>
-                        </w:txbxContent>
-                      </wps:txbx>
-                      <wps:bodyPr rot="0" vert="horz" wrap="square" lIns="91440" tIns="45720" rIns="91440" bIns="45720" anchor="t" anchorCtr="0">
-                        <a:noAutofit/>
-                      </wps:bodyPr>
-                    </wps:wsp>
-                  </a:graphicData>
-                </a:graphic>
-                <wp14:sizeRelH relativeFrom="margin">
-                  <wp14:pctWidth>0</wp14:pctWidth>
-                </wp14:sizeRelH>
-                <wp14:sizeRelV relativeFrom="margin">
-                  <wp14:pctHeight>0</wp14:pctHeight>
-                </wp14:sizeRelV>
-              </wp:anchor>
-            </w:drawing>
-          </mc:Choice>
-          <mc:Fallback>
-            <w:pict>
-              <v:shapetype w14:anchorId="238742E6" id="_x0000_t202" coordsize="21600,21600" o:spt="202" path="m,l,21600r21600,l21600,xe">
-                <v:stroke joinstyle="miter"/>
-                <v:path gradientshapeok="t" o:connecttype="rect"/>
-              </v:shapetype>
-              <v:shape id="Text Box 2" o:spid="_x0000_s1026" type="#_x0000_t202" style="position:absolute;left:0;text-align:left;margin-left:265.7pt;margin-top:4.1pt;width:259.7pt;height:59.1pt;z-index:251659264;visibility:visible;mso-wrap-style:square;mso-width-percent:0;mso-height-percent:0;mso-wrap-distance-left:9pt;mso-wrap-distance-top:3.6pt;mso-wrap-distance-right:9pt;mso-wrap-distance-bottom:3.6pt;mso-position-horizontal:absolute;mso-position-horizontal-relative:text;mso-position-vertical:absolute;mso-position-vertical-relative:text;mso-width-percent:0;mso-height-percent:0;mso-width-relative:margin;mso-height-relative:margin;v-text-anchor:top" o:gfxdata="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">
-                <v:textbox>
-                  <w:txbxContent>
-                    <w:p>
-                      <w:pPr>
-                        <w:pStyle w:val="NormalWeb"/>
-                        <w:spacing w:before="0" w:beforeAutospacing="0" w:after="0" w:afterAutospacing="0"/>
-                        <w:jc w:val="both"/>
-                        <w:rPr>
-                          <w:sz w:val="28"/>
-                          <w:szCs w:val="28"/>
-                        </w:rPr>
-                      </w:pPr>
-                      <w:r>
-                        <w:rPr>
-                          <w:b/>
-                          <w:bCs/>
-                          <w:sz w:val="28"/>
-                          <w:szCs w:val="28"/>
-                        </w:rPr>
-                        <w:t>Note:</w:t>
-                      </w:r>
-                      <w:r>
-                        <w:rPr>
-                          <w:sz w:val="28"/>
-                          <w:szCs w:val="28"/>
-                        </w:rPr>
-                        <w:t xml:space="preserve"> </w:t>
-                      </w:r>
-                      <w:r>
-                        <w:rPr>
-                          <w:sz w:val="28"/>
-                          <w:szCs w:val="28"/>
-                        </w:rPr>
-                        <w:t>However, increasing model complexity alone will not solve the problem if the dataset lacks useful predictive features.</w:t>
-                      </w:r>
-                    </w:p>
-                  </w:txbxContent>
-                </v:textbox>
-                <w10:wrap type="square"/>
-              </v:shape>
-            </w:pict>
-          </mc:Fallback>
-        </mc:AlternateContent>
-      </w:r>
-      <w:r>
-        <w:rPr>
-          <w:rFonts w:ascii="Times New Roman" w:eastAsia="Times New Roman" w:hAnsi="Times New Roman" w:cs="Times New Roman"/>
-          <w:color w:val="auto"/>
-          <w:sz w:val="28"/>
-          <w:szCs w:val="28"/>
-          <w:lang w:bidi="hi-IN"/>
-        </w:rPr>
-        <w:t xml:space="preserve">Gradient Boosting </w:t>
-      </w:r>
-    </w:p>
-    <w:p>
-      <w:pPr>
-        <w:numPr>
-          <w:ilvl w:val="0"/>
-          <w:numId w:val="18"/>
-        </w:numPr>
-        <w:tabs>
-          <w:tab w:val="clear" w:pos="720"/>
-          <w:tab w:val="num" w:pos="1800"/>
-        </w:tabs>
-        <w:spacing w:after="0" w:line="240" w:lineRule="auto"/>
-        <w:ind w:left="1800"/>
-        <w:jc w:val="both"/>
-        <w:rPr>
-          <w:rFonts w:ascii="Times New Roman" w:eastAsia="Times New Roman" w:hAnsi="Times New Roman" w:cs="Times New Roman"/>
-          <w:color w:val="auto"/>
-          <w:sz w:val="28"/>
-          <w:szCs w:val="28"/>
-          <w:lang w:bidi="hi-IN"/>
-        </w:rPr>
-      </w:pPr>
-      <w:proofErr w:type="spellStart"/>
-      <w:r>
-        <w:rPr>
-          <w:rFonts w:ascii="Times New Roman" w:eastAsia="Times New Roman" w:hAnsi="Times New Roman" w:cs="Times New Roman"/>
-          <w:color w:val="auto"/>
-          <w:sz w:val="28"/>
-          <w:szCs w:val="28"/>
-          <w:lang w:bidi="hi-IN"/>
-        </w:rPr>
-        <w:t>XGBoost</w:t>
-      </w:r>
-      <w:proofErr w:type="spellEnd"/>
-      <w:r>
-        <w:rPr>
-          <w:rFonts w:ascii="Times New Roman" w:eastAsia="Times New Roman" w:hAnsi="Times New Roman" w:cs="Times New Roman"/>
-          <w:color w:val="auto"/>
-          <w:sz w:val="28"/>
-          <w:szCs w:val="28"/>
-          <w:lang w:bidi="hi-IN"/>
-        </w:rPr>
-        <w:t xml:space="preserve"> </w:t>
-      </w:r>
-    </w:p>
-    <w:p>
-      <w:pPr>
-        <w:numPr>
-          <w:ilvl w:val="0"/>
-          <w:numId w:val="18"/>
-        </w:numPr>
-        <w:tabs>
-          <w:tab w:val="clear" w:pos="720"/>
-          <w:tab w:val="num" w:pos="1800"/>
-        </w:tabs>
-        <w:spacing w:after="0" w:line="240" w:lineRule="auto"/>
-        <w:ind w:left="1800"/>
-        <w:jc w:val="both"/>
-        <w:rPr>
-          <w:rFonts w:ascii="Times New Roman" w:eastAsia="Times New Roman" w:hAnsi="Times New Roman" w:cs="Times New Roman"/>
-          <w:color w:val="auto"/>
-          <w:sz w:val="28"/>
-          <w:szCs w:val="28"/>
-          <w:lang w:bidi="hi-IN"/>
-        </w:rPr>
-      </w:pPr>
-      <w:r>
-        <w:rPr>
-          <w:rFonts w:ascii="Times New Roman" w:eastAsia="Times New Roman" w:hAnsi="Times New Roman" w:cs="Times New Roman"/>
-          <w:color w:val="auto"/>
-          <w:sz w:val="28"/>
-          <w:szCs w:val="28"/>
-          <w:lang w:bidi="hi-IN"/>
-        </w:rPr>
-        <w:t xml:space="preserve">Support Vector Machine </w:t>
-      </w:r>
-    </w:p>
-    <w:p>
-      <w:pPr>
-        <w:numPr>
-          <w:ilvl w:val="0"/>
-          <w:numId w:val="18"/>
-        </w:numPr>
-        <w:tabs>
-          <w:tab w:val="clear" w:pos="720"/>
-          <w:tab w:val="num" w:pos="1800"/>
-        </w:tabs>
-        <w:spacing w:after="0" w:line="240" w:lineRule="auto"/>
-        <w:ind w:left="1800"/>
-        <w:jc w:val="both"/>
-        <w:rPr>
-          <w:rFonts w:ascii="Times New Roman" w:eastAsia="Times New Roman" w:hAnsi="Times New Roman" w:cs="Times New Roman"/>
-          <w:color w:val="auto"/>
-          <w:sz w:val="28"/>
-          <w:szCs w:val="28"/>
-          <w:lang w:bidi="hi-IN"/>
-        </w:rPr>
-      </w:pPr>
-      <w:r>
-        <w:rPr>
-          <w:rFonts w:ascii="Times New Roman" w:eastAsia="Times New Roman" w:hAnsi="Times New Roman" w:cs="Times New Roman"/>
-          <w:color w:val="auto"/>
-          <w:sz w:val="28"/>
-          <w:szCs w:val="28"/>
-          <w:lang w:bidi="hi-IN"/>
-        </w:rPr>
-        <w:t xml:space="preserve">K-Nearest Neighbors </w:t>
-      </w:r>
+      </w:pPr>
+    </w:p>
+    <w:tbl>
+      <w:tblPr>
+        <w:tblStyle w:val="TableGrid"/>
+        <w:tblW w:w="0" w:type="auto"/>
+        <w:tblLook w:val="04A0" w:firstRow="1" w:lastRow="0" w:firstColumn="1" w:lastColumn="0" w:noHBand="0" w:noVBand="1"/>
+      </w:tblPr>
+      <w:tblGrid>
+        <w:gridCol w:w="1894"/>
+        <w:gridCol w:w="1629"/>
+        <w:gridCol w:w="3763"/>
+        <w:gridCol w:w="2064"/>
+      </w:tblGrid>
+      <w:tr>
+        <w:tc>
+          <w:tcPr>
+            <w:tcW w:w="0" w:type="auto"/>
+            <w:hideMark/>
+          </w:tcPr>
+          <w:p>
+            <w:pPr>
+              <w:jc w:val="center"/>
+              <w:rPr>
+                <w:rFonts w:ascii="Times New Roman" w:hAnsi="Times New Roman" w:cs="Times New Roman"/>
+                <w:b/>
+                <w:bCs/>
+              </w:rPr>
+            </w:pPr>
+            <w:r>
+              <w:rPr>
+                <w:rFonts w:ascii="Times New Roman" w:hAnsi="Times New Roman" w:cs="Times New Roman"/>
+                <w:b/>
+                <w:bCs/>
+              </w:rPr>
+              <w:t>Phase</w:t>
+            </w:r>
+          </w:p>
+        </w:tc>
+        <w:tc>
+          <w:tcPr>
+            <w:tcW w:w="0" w:type="auto"/>
+            <w:hideMark/>
+          </w:tcPr>
+          <w:p>
+            <w:pPr>
+              <w:jc w:val="center"/>
+              <w:rPr>
+                <w:rFonts w:ascii="Times New Roman" w:hAnsi="Times New Roman" w:cs="Times New Roman"/>
+                <w:b/>
+                <w:bCs/>
+              </w:rPr>
+            </w:pPr>
+            <w:r>
+              <w:rPr>
+                <w:rFonts w:ascii="Times New Roman" w:hAnsi="Times New Roman" w:cs="Times New Roman"/>
+                <w:b/>
+                <w:bCs/>
+              </w:rPr>
+              <w:t>Specific Action</w:t>
+            </w:r>
+          </w:p>
+        </w:tc>
+        <w:tc>
+          <w:tcPr>
+            <w:tcW w:w="0" w:type="auto"/>
+            <w:hideMark/>
+          </w:tcPr>
+          <w:p>
+            <w:pPr>
+              <w:jc w:val="center"/>
+              <w:rPr>
+                <w:rFonts w:ascii="Times New Roman" w:hAnsi="Times New Roman" w:cs="Times New Roman"/>
+                <w:b/>
+                <w:bCs/>
+              </w:rPr>
+            </w:pPr>
+            <w:r>
+              <w:rPr>
+                <w:rFonts w:ascii="Times New Roman" w:hAnsi="Times New Roman" w:cs="Times New Roman"/>
+                <w:b/>
+                <w:bCs/>
+              </w:rPr>
+              <w:t>Testing Method</w:t>
+            </w:r>
+          </w:p>
+        </w:tc>
+        <w:tc>
+          <w:tcPr>
+            <w:tcW w:w="0" w:type="auto"/>
+            <w:hideMark/>
+          </w:tcPr>
+          <w:p>
+            <w:pPr>
+              <w:jc w:val="center"/>
+              <w:rPr>
+                <w:rFonts w:ascii="Times New Roman" w:hAnsi="Times New Roman" w:cs="Times New Roman"/>
+                <w:b/>
+                <w:bCs/>
+              </w:rPr>
+            </w:pPr>
+            <w:r>
+              <w:rPr>
+                <w:rFonts w:ascii="Times New Roman" w:hAnsi="Times New Roman" w:cs="Times New Roman"/>
+                <w:b/>
+                <w:bCs/>
+              </w:rPr>
+              <w:t>Expected Evidence of Improvement</w:t>
+            </w:r>
+          </w:p>
+        </w:tc>
+      </w:tr>
+      <w:tr>
+        <w:tc>
+          <w:tcPr>
+            <w:tcW w:w="0" w:type="auto"/>
+            <w:hideMark/>
+          </w:tcPr>
+          <w:p>
+            <w:pPr>
+              <w:rPr>
+                <w:rFonts w:ascii="Times New Roman" w:hAnsi="Times New Roman" w:cs="Times New Roman"/>
+              </w:rPr>
+            </w:pPr>
+            <w:r>
+              <w:rPr>
+                <w:rStyle w:val="Strong"/>
+                <w:rFonts w:ascii="Times New Roman" w:hAnsi="Times New Roman" w:cs="Times New Roman"/>
+              </w:rPr>
+              <w:t>1. Data Audit</w:t>
+            </w:r>
+          </w:p>
+        </w:tc>
+        <w:tc>
+          <w:tcPr>
+            <w:tcW w:w="0" w:type="auto"/>
+            <w:hideMark/>
+          </w:tcPr>
+          <w:p>
+            <w:pPr>
+              <w:rPr>
+                <w:rFonts w:ascii="Times New Roman" w:hAnsi="Times New Roman" w:cs="Times New Roman"/>
+              </w:rPr>
+            </w:pPr>
+            <w:r>
+              <w:rPr>
+                <w:rFonts w:ascii="Times New Roman" w:hAnsi="Times New Roman" w:cs="Times New Roman"/>
+              </w:rPr>
+              <w:t>Recheck missing values, duplicates, data types and invalid values</w:t>
+            </w:r>
+          </w:p>
+        </w:tc>
+        <w:tc>
+          <w:tcPr>
+            <w:tcW w:w="0" w:type="auto"/>
+            <w:hideMark/>
+          </w:tcPr>
+          <w:p>
+            <w:pPr>
+              <w:rPr>
+                <w:rFonts w:ascii="Times New Roman" w:hAnsi="Times New Roman" w:cs="Times New Roman"/>
+              </w:rPr>
+            </w:pPr>
+            <w:r>
+              <w:rPr>
+                <w:rFonts w:ascii="Times New Roman" w:hAnsi="Times New Roman" w:cs="Times New Roman"/>
+              </w:rPr>
+              <w:t>Run automated validation checks</w:t>
+            </w:r>
+          </w:p>
+        </w:tc>
+        <w:tc>
+          <w:tcPr>
+            <w:tcW w:w="0" w:type="auto"/>
+            <w:hideMark/>
+          </w:tcPr>
+          <w:p>
+            <w:pPr>
+              <w:rPr>
+                <w:rFonts w:ascii="Times New Roman" w:hAnsi="Times New Roman" w:cs="Times New Roman"/>
+              </w:rPr>
+            </w:pPr>
+            <w:r>
+              <w:rPr>
+                <w:rFonts w:ascii="Times New Roman" w:hAnsi="Times New Roman" w:cs="Times New Roman"/>
+              </w:rPr>
+              <w:t>Cleaner and consistent dataset</w:t>
+            </w:r>
+          </w:p>
+        </w:tc>
+      </w:tr>
+      <w:tr>
+        <w:tc>
+          <w:tcPr>
+            <w:tcW w:w="0" w:type="auto"/>
+            <w:hideMark/>
+          </w:tcPr>
+          <w:p>
+            <w:pPr>
+              <w:rPr>
+                <w:rFonts w:ascii="Times New Roman" w:hAnsi="Times New Roman" w:cs="Times New Roman"/>
+              </w:rPr>
+            </w:pPr>
+            <w:r>
+              <w:rPr>
+                <w:rStyle w:val="Strong"/>
+                <w:rFonts w:ascii="Times New Roman" w:hAnsi="Times New Roman" w:cs="Times New Roman"/>
+              </w:rPr>
+              <w:t>2. Feature Improvement</w:t>
+            </w:r>
+          </w:p>
+        </w:tc>
+        <w:tc>
+          <w:tcPr>
+            <w:tcW w:w="0" w:type="auto"/>
+            <w:hideMark/>
+          </w:tcPr>
+          <w:p>
+            <w:pPr>
+              <w:rPr>
+                <w:rFonts w:ascii="Times New Roman" w:hAnsi="Times New Roman" w:cs="Times New Roman"/>
+              </w:rPr>
+            </w:pPr>
+            <w:r>
+              <w:rPr>
+                <w:rFonts w:ascii="Times New Roman" w:hAnsi="Times New Roman" w:cs="Times New Roman"/>
+              </w:rPr>
+              <w:t>Add lab results, vital signs, BMI, symptoms and medical history</w:t>
+            </w:r>
+          </w:p>
+        </w:tc>
+        <w:tc>
+          <w:tcPr>
+            <w:tcW w:w="0" w:type="auto"/>
+            <w:hideMark/>
+          </w:tcPr>
+          <w:p>
+            <w:pPr>
+              <w:rPr>
+                <w:rFonts w:ascii="Times New Roman" w:hAnsi="Times New Roman" w:cs="Times New Roman"/>
+              </w:rPr>
+            </w:pPr>
+            <w:r>
+              <w:rPr>
+                <w:rFonts w:ascii="Times New Roman" w:hAnsi="Times New Roman" w:cs="Times New Roman"/>
+              </w:rPr>
+              <w:t>Compare models before and after adding features</w:t>
+            </w:r>
+          </w:p>
+        </w:tc>
+        <w:tc>
+          <w:tcPr>
+            <w:tcW w:w="0" w:type="auto"/>
+            <w:hideMark/>
+          </w:tcPr>
+          <w:p>
+            <w:pPr>
+              <w:rPr>
+                <w:rFonts w:ascii="Times New Roman" w:hAnsi="Times New Roman" w:cs="Times New Roman"/>
+              </w:rPr>
+            </w:pPr>
+            <w:r>
+              <w:rPr>
+                <w:rFonts w:ascii="Times New Roman" w:hAnsi="Times New Roman" w:cs="Times New Roman"/>
+              </w:rPr>
+              <w:t>Increase in F1-score/accuracy</w:t>
+            </w:r>
+          </w:p>
+        </w:tc>
+      </w:tr>
+      <w:tr>
+        <w:tc>
+          <w:tcPr>
+            <w:tcW w:w="0" w:type="auto"/>
+            <w:hideMark/>
+          </w:tcPr>
+          <w:p>
+            <w:pPr>
+              <w:rPr>
+                <w:rFonts w:ascii="Times New Roman" w:hAnsi="Times New Roman" w:cs="Times New Roman"/>
+              </w:rPr>
+            </w:pPr>
+            <w:r>
+              <w:rPr>
+                <w:rStyle w:val="Strong"/>
+                <w:rFonts w:ascii="Times New Roman" w:hAnsi="Times New Roman" w:cs="Times New Roman"/>
+              </w:rPr>
+              <w:t>3. Feature Engineering</w:t>
+            </w:r>
+          </w:p>
+        </w:tc>
+        <w:tc>
+          <w:tcPr>
+            <w:tcW w:w="0" w:type="auto"/>
+            <w:hideMark/>
+          </w:tcPr>
+          <w:p>
+            <w:pPr>
+              <w:rPr>
+                <w:rFonts w:ascii="Times New Roman" w:hAnsi="Times New Roman" w:cs="Times New Roman"/>
+              </w:rPr>
+            </w:pPr>
+            <w:r>
+              <w:rPr>
+                <w:rFonts w:ascii="Times New Roman" w:hAnsi="Times New Roman" w:cs="Times New Roman"/>
+              </w:rPr>
+              <w:t>Create age groups, length of stay and relevant derived variables</w:t>
+            </w:r>
+          </w:p>
+        </w:tc>
+        <w:tc>
+          <w:tcPr>
+            <w:tcW w:w="0" w:type="auto"/>
+            <w:hideMark/>
+          </w:tcPr>
+          <w:p>
+            <w:pPr>
+              <w:rPr>
+                <w:rFonts w:ascii="Times New Roman" w:hAnsi="Times New Roman" w:cs="Times New Roman"/>
+              </w:rPr>
+            </w:pPr>
+            <w:r>
+              <w:rPr>
+                <w:rFonts w:ascii="Times New Roman" w:hAnsi="Times New Roman" w:cs="Times New Roman"/>
+              </w:rPr>
+              <w:t>Train models with and without engineered features</w:t>
+            </w:r>
+          </w:p>
+        </w:tc>
+        <w:tc>
+          <w:tcPr>
+            <w:tcW w:w="0" w:type="auto"/>
+            <w:hideMark/>
+          </w:tcPr>
+          <w:p>
+            <w:pPr>
+              <w:rPr>
+                <w:rFonts w:ascii="Times New Roman" w:hAnsi="Times New Roman" w:cs="Times New Roman"/>
+              </w:rPr>
+            </w:pPr>
+            <w:r>
+              <w:rPr>
+                <w:rFonts w:ascii="Times New Roman" w:hAnsi="Times New Roman" w:cs="Times New Roman"/>
+              </w:rPr>
+              <w:t>Determine whether new features improve prediction</w:t>
+            </w:r>
+          </w:p>
+        </w:tc>
+      </w:tr>
+      <w:tr>
+        <w:tc>
+          <w:tcPr>
+            <w:tcW w:w="0" w:type="auto"/>
+            <w:hideMark/>
+          </w:tcPr>
+          <w:p>
+            <w:pPr>
+              <w:rPr>
+                <w:rFonts w:ascii="Times New Roman" w:hAnsi="Times New Roman" w:cs="Times New Roman"/>
+              </w:rPr>
+            </w:pPr>
+            <w:r>
+              <w:rPr>
+                <w:rStyle w:val="Strong"/>
+                <w:rFonts w:ascii="Times New Roman" w:hAnsi="Times New Roman" w:cs="Times New Roman"/>
+              </w:rPr>
+              <w:t>4. Cross-Validation</w:t>
+            </w:r>
+          </w:p>
+        </w:tc>
+        <w:tc>
+          <w:tcPr>
+            <w:tcW w:w="0" w:type="auto"/>
+            <w:hideMark/>
+          </w:tcPr>
+          <w:p>
+            <w:pPr>
+              <w:rPr>
+                <w:rFonts w:ascii="Times New Roman" w:hAnsi="Times New Roman" w:cs="Times New Roman"/>
+              </w:rPr>
+            </w:pPr>
+            <w:r>
+              <w:rPr>
+                <w:rFonts w:ascii="Times New Roman" w:hAnsi="Times New Roman" w:cs="Times New Roman"/>
+              </w:rPr>
+              <w:t>Apply stratified 5-fold cross-validation</w:t>
+            </w:r>
+          </w:p>
+        </w:tc>
+        <w:tc>
+          <w:tcPr>
+            <w:tcW w:w="0" w:type="auto"/>
+            <w:hideMark/>
+          </w:tcPr>
+          <w:p>
+            <w:pPr>
+              <w:rPr>
+                <w:rFonts w:ascii="Times New Roman" w:hAnsi="Times New Roman" w:cs="Times New Roman"/>
+              </w:rPr>
+            </w:pPr>
+            <w:r>
+              <w:rPr>
+                <w:rFonts w:ascii="Times New Roman" w:hAnsi="Times New Roman" w:cs="Times New Roman"/>
+              </w:rPr>
+              <w:t>Compare mean and variation of validation scores</w:t>
+            </w:r>
+          </w:p>
+        </w:tc>
+        <w:tc>
+          <w:tcPr>
+            <w:tcW w:w="0" w:type="auto"/>
+            <w:hideMark/>
+          </w:tcPr>
+          <w:p>
+            <w:pPr>
+              <w:rPr>
+                <w:rFonts w:ascii="Times New Roman" w:hAnsi="Times New Roman" w:cs="Times New Roman"/>
+              </w:rPr>
+            </w:pPr>
+            <w:r>
+              <w:rPr>
+                <w:rFonts w:ascii="Times New Roman" w:hAnsi="Times New Roman" w:cs="Times New Roman"/>
+              </w:rPr>
+              <w:t>More reliable estimate than one train-test split</w:t>
+            </w:r>
+          </w:p>
+        </w:tc>
+      </w:tr>
+      <w:tr>
+        <w:tc>
+          <w:tcPr>
+            <w:tcW w:w="0" w:type="auto"/>
+            <w:hideMark/>
+          </w:tcPr>
+          <w:p>
+            <w:pPr>
+              <w:rPr>
+                <w:rFonts w:ascii="Times New Roman" w:hAnsi="Times New Roman" w:cs="Times New Roman"/>
+              </w:rPr>
+            </w:pPr>
+            <w:r>
+              <w:rPr>
+                <w:rStyle w:val="Strong"/>
+                <w:rFonts w:ascii="Times New Roman" w:hAnsi="Times New Roman" w:cs="Times New Roman"/>
+              </w:rPr>
+              <w:t>5. Hyperparameter Tuning</w:t>
+            </w:r>
+          </w:p>
+        </w:tc>
+        <w:tc>
+          <w:tcPr>
+            <w:tcW w:w="0" w:type="auto"/>
+            <w:hideMark/>
+          </w:tcPr>
+          <w:p>
+            <w:pPr>
+              <w:rPr>
+                <w:rFonts w:ascii="Times New Roman" w:hAnsi="Times New Roman" w:cs="Times New Roman"/>
+              </w:rPr>
+            </w:pPr>
+            <w:r>
+              <w:rPr>
+                <w:rFonts w:ascii="Times New Roman" w:hAnsi="Times New Roman" w:cs="Times New Roman"/>
+              </w:rPr>
+              <w:t xml:space="preserve">Tune Random Forest and </w:t>
+            </w:r>
+            <w:proofErr w:type="spellStart"/>
+            <w:r>
+              <w:rPr>
+                <w:rFonts w:ascii="Times New Roman" w:hAnsi="Times New Roman" w:cs="Times New Roman"/>
+              </w:rPr>
+              <w:t>XGBoost</w:t>
+            </w:r>
+            <w:proofErr w:type="spellEnd"/>
+            <w:r>
+              <w:rPr>
+                <w:rFonts w:ascii="Times New Roman" w:hAnsi="Times New Roman" w:cs="Times New Roman"/>
+              </w:rPr>
+              <w:t xml:space="preserve"> parameters</w:t>
+            </w:r>
+          </w:p>
+        </w:tc>
+        <w:tc>
+          <w:tcPr>
+            <w:tcW w:w="0" w:type="auto"/>
+            <w:hideMark/>
+          </w:tcPr>
+          <w:p>
+            <w:pPr>
+              <w:rPr>
+                <w:rFonts w:ascii="Times New Roman" w:hAnsi="Times New Roman" w:cs="Times New Roman"/>
+              </w:rPr>
+            </w:pPr>
+            <w:proofErr w:type="spellStart"/>
+            <w:r>
+              <w:rPr>
+                <w:rFonts w:ascii="Times New Roman" w:hAnsi="Times New Roman" w:cs="Times New Roman"/>
+              </w:rPr>
+              <w:t>GridSearchCV</w:t>
+            </w:r>
+            <w:proofErr w:type="spellEnd"/>
+            <w:r>
+              <w:rPr>
+                <w:rFonts w:ascii="Times New Roman" w:hAnsi="Times New Roman" w:cs="Times New Roman"/>
+              </w:rPr>
+              <w:t>/</w:t>
+            </w:r>
+            <w:proofErr w:type="spellStart"/>
+            <w:r>
+              <w:rPr>
+                <w:rFonts w:ascii="Times New Roman" w:hAnsi="Times New Roman" w:cs="Times New Roman"/>
+              </w:rPr>
+              <w:t>RandomizedSearchCV</w:t>
+            </w:r>
+            <w:proofErr w:type="spellEnd"/>
+          </w:p>
+        </w:tc>
+        <w:tc>
+          <w:tcPr>
+            <w:tcW w:w="0" w:type="auto"/>
+            <w:hideMark/>
+          </w:tcPr>
+          <w:p>
+            <w:pPr>
+              <w:rPr>
+                <w:rFonts w:ascii="Times New Roman" w:hAnsi="Times New Roman" w:cs="Times New Roman"/>
+              </w:rPr>
+            </w:pPr>
+            <w:r>
+              <w:rPr>
+                <w:rFonts w:ascii="Times New Roman" w:hAnsi="Times New Roman" w:cs="Times New Roman"/>
+              </w:rPr>
+              <w:t>Improved validation metrics</w:t>
+            </w:r>
+          </w:p>
+        </w:tc>
+      </w:tr>
+      <w:tr>
+        <w:tc>
+          <w:tcPr>
+            <w:tcW w:w="0" w:type="auto"/>
+            <w:hideMark/>
+          </w:tcPr>
+          <w:p>
+            <w:pPr>
+              <w:rPr>
+                <w:rFonts w:ascii="Times New Roman" w:hAnsi="Times New Roman" w:cs="Times New Roman"/>
+              </w:rPr>
+            </w:pPr>
+            <w:r>
+              <w:rPr>
+                <w:rStyle w:val="Strong"/>
+                <w:rFonts w:ascii="Times New Roman" w:hAnsi="Times New Roman" w:cs="Times New Roman"/>
+              </w:rPr>
+              <w:t>6. Error Re-analysis</w:t>
+            </w:r>
+          </w:p>
+        </w:tc>
+        <w:tc>
+          <w:tcPr>
+            <w:tcW w:w="0" w:type="auto"/>
+            <w:hideMark/>
+          </w:tcPr>
+          <w:p>
+            <w:pPr>
+              <w:rPr>
+                <w:rFonts w:ascii="Times New Roman" w:hAnsi="Times New Roman" w:cs="Times New Roman"/>
+              </w:rPr>
+            </w:pPr>
+            <w:r>
+              <w:rPr>
+                <w:rFonts w:ascii="Times New Roman" w:hAnsi="Times New Roman" w:cs="Times New Roman"/>
+              </w:rPr>
+              <w:t>Generate new confusion matrices</w:t>
+            </w:r>
+          </w:p>
+        </w:tc>
+        <w:tc>
+          <w:tcPr>
+            <w:tcW w:w="0" w:type="auto"/>
+            <w:hideMark/>
+          </w:tcPr>
+          <w:p>
+            <w:pPr>
+              <w:rPr>
+                <w:rFonts w:ascii="Times New Roman" w:hAnsi="Times New Roman" w:cs="Times New Roman"/>
+              </w:rPr>
+            </w:pPr>
+            <w:r>
+              <w:rPr>
+                <w:rFonts w:ascii="Times New Roman" w:hAnsi="Times New Roman" w:cs="Times New Roman"/>
+              </w:rPr>
+              <w:t>Compare class-level errors before and after improvements</w:t>
+            </w:r>
+          </w:p>
+        </w:tc>
+        <w:tc>
+          <w:tcPr>
+            <w:tcW w:w="0" w:type="auto"/>
+            <w:hideMark/>
+          </w:tcPr>
+          <w:p>
+            <w:pPr>
+              <w:rPr>
+                <w:rFonts w:ascii="Times New Roman" w:hAnsi="Times New Roman" w:cs="Times New Roman"/>
+              </w:rPr>
+            </w:pPr>
+            <w:r>
+              <w:rPr>
+                <w:rFonts w:ascii="Times New Roman" w:hAnsi="Times New Roman" w:cs="Times New Roman"/>
+              </w:rPr>
+              <w:t>Fewer systematic misclassifications</w:t>
+            </w:r>
+          </w:p>
+        </w:tc>
+      </w:tr>
+      <w:tr>
+        <w:tc>
+          <w:tcPr>
+            <w:tcW w:w="0" w:type="auto"/>
+            <w:hideMark/>
+          </w:tcPr>
+          <w:p>
+            <w:pPr>
+              <w:rPr>
+                <w:rFonts w:ascii="Times New Roman" w:hAnsi="Times New Roman" w:cs="Times New Roman"/>
+              </w:rPr>
+            </w:pPr>
+            <w:r>
+              <w:rPr>
+                <w:rStyle w:val="Strong"/>
+                <w:rFonts w:ascii="Times New Roman" w:hAnsi="Times New Roman" w:cs="Times New Roman"/>
+              </w:rPr>
+              <w:t>7. Final Evaluation</w:t>
+            </w:r>
+          </w:p>
+        </w:tc>
+        <w:tc>
+          <w:tcPr>
+            <w:tcW w:w="0" w:type="auto"/>
+            <w:hideMark/>
+          </w:tcPr>
+          <w:p>
+            <w:pPr>
+              <w:rPr>
+                <w:rFonts w:ascii="Times New Roman" w:hAnsi="Times New Roman" w:cs="Times New Roman"/>
+              </w:rPr>
+            </w:pPr>
+            <w:r>
+              <w:rPr>
+                <w:rFonts w:ascii="Times New Roman" w:hAnsi="Times New Roman" w:cs="Times New Roman"/>
+              </w:rPr>
+              <w:t>Evaluate the improved model on untouched test data</w:t>
+            </w:r>
+          </w:p>
+        </w:tc>
+        <w:tc>
+          <w:tcPr>
+            <w:tcW w:w="0" w:type="auto"/>
+            <w:hideMark/>
+          </w:tcPr>
+          <w:p>
+            <w:pPr>
+              <w:rPr>
+                <w:rFonts w:ascii="Times New Roman" w:hAnsi="Times New Roman" w:cs="Times New Roman"/>
+              </w:rPr>
+            </w:pPr>
+            <w:r>
+              <w:rPr>
+                <w:rFonts w:ascii="Times New Roman" w:hAnsi="Times New Roman" w:cs="Times New Roman"/>
+              </w:rPr>
+              <w:t>Accuracy, precision, recall and F1-score</w:t>
+            </w:r>
+          </w:p>
+        </w:tc>
+        <w:tc>
+          <w:tcPr>
+            <w:tcW w:w="0" w:type="auto"/>
+            <w:hideMark/>
+          </w:tcPr>
+          <w:p>
+            <w:pPr>
+              <w:rPr>
+                <w:rFonts w:ascii="Times New Roman" w:hAnsi="Times New Roman" w:cs="Times New Roman"/>
+              </w:rPr>
+            </w:pPr>
+            <w:r>
+              <w:rPr>
+                <w:rFonts w:ascii="Times New Roman" w:hAnsi="Times New Roman" w:cs="Times New Roman"/>
+              </w:rPr>
+              <w:t>Evidence of generalization</w:t>
+            </w:r>
+          </w:p>
+        </w:tc>
+      </w:tr>
+      <w:tr>
+        <w:tc>
+          <w:tcPr>
+            <w:tcW w:w="0" w:type="auto"/>
+            <w:hideMark/>
+          </w:tcPr>
+          <w:p>
+            <w:pPr>
+              <w:rPr>
+                <w:rFonts w:ascii="Times New Roman" w:hAnsi="Times New Roman" w:cs="Times New Roman"/>
+              </w:rPr>
+            </w:pPr>
+            <w:r>
+              <w:rPr>
+                <w:rStyle w:val="Strong"/>
+                <w:rFonts w:ascii="Times New Roman" w:hAnsi="Times New Roman" w:cs="Times New Roman"/>
+              </w:rPr>
+              <w:t>8. Reporting</w:t>
+            </w:r>
+          </w:p>
+        </w:tc>
+        <w:tc>
+          <w:tcPr>
+            <w:tcW w:w="0" w:type="auto"/>
+            <w:hideMark/>
+          </w:tcPr>
+          <w:p>
+            <w:pPr>
+              <w:rPr>
+                <w:rFonts w:ascii="Times New Roman" w:hAnsi="Times New Roman" w:cs="Times New Roman"/>
+              </w:rPr>
+            </w:pPr>
+            <w:r>
+              <w:rPr>
+                <w:rFonts w:ascii="Times New Roman" w:hAnsi="Times New Roman" w:cs="Times New Roman"/>
+              </w:rPr>
+              <w:t>Present final results through dashboard and report</w:t>
+            </w:r>
+          </w:p>
+        </w:tc>
+        <w:tc>
+          <w:tcPr>
+            <w:tcW w:w="0" w:type="auto"/>
+            <w:hideMark/>
+          </w:tcPr>
+          <w:p>
+            <w:pPr>
+              <w:rPr>
+                <w:rFonts w:ascii="Times New Roman" w:hAnsi="Times New Roman" w:cs="Times New Roman"/>
+              </w:rPr>
+            </w:pPr>
+            <w:r>
+              <w:rPr>
+                <w:rFonts w:ascii="Times New Roman" w:hAnsi="Times New Roman" w:cs="Times New Roman"/>
+              </w:rPr>
+              <w:t>Compare baseline and improved model</w:t>
+            </w:r>
+          </w:p>
+        </w:tc>
+        <w:tc>
+          <w:tcPr>
+            <w:tcW w:w="0" w:type="auto"/>
+            <w:hideMark/>
+          </w:tcPr>
+          <w:p>
+            <w:pPr>
+              <w:rPr>
+                <w:rFonts w:ascii="Times New Roman" w:hAnsi="Times New Roman" w:cs="Times New Roman"/>
+              </w:rPr>
+            </w:pPr>
+            <w:r>
+              <w:rPr>
+                <w:rFonts w:ascii="Times New Roman" w:hAnsi="Times New Roman" w:cs="Times New Roman"/>
+              </w:rPr>
+              <w:t>Clear communication of measurable improvement</w:t>
+            </w:r>
+          </w:p>
+        </w:tc>
+      </w:tr>
+    </w:tbl>
+    <w:p>
+      <w:pPr>
+        <w:rPr>
+          <w:rFonts w:ascii="Times New Roman" w:hAnsi="Times New Roman" w:cs="Times New Roman"/>
+        </w:rPr>
+      </w:pPr>
+    </w:p>
+    <w:p>
+      <w:pPr>
+        <w:rPr>
+          <w:rFonts w:ascii="Times New Roman" w:hAnsi="Times New Roman" w:cs="Times New Roman"/>
+        </w:rPr>
+      </w:pPr>
+    </w:p>
+    <w:p>
+      <w:pPr>
+        <w:rPr>
+          <w:rFonts w:ascii="Times New Roman" w:hAnsi="Times New Roman" w:cs="Times New Roman"/>
+        </w:rPr>
+      </w:pPr>
     </w:p>
     <w:p>
       <w:pPr>
         <w:pStyle w:val="ListParagraph"/>
         <w:numPr>
           <w:ilvl w:val="0"/>
-          <w:numId w:val="2"/>
+          <w:numId w:val="1"/>
         </w:numPr>
         <w:spacing w:after="0" w:line="240" w:lineRule="auto"/>
         <w:jc w:val="both"/>
         <w:rPr>
-          <w:rFonts w:ascii="Times New Roman" w:eastAsia="Times New Roman" w:hAnsi="Times New Roman" w:cs="Times New Roman"/>
-          <w:color w:val="auto"/>
-          <w:sz w:val="28"/>
-          <w:szCs w:val="28"/>
-          <w:lang w:bidi="hi-IN"/>
-        </w:rPr>
-      </w:pPr>
-      <w:r>
-        <w:rPr>
-          <w:rFonts w:ascii="Algerian" w:hAnsi="Algerian"/>
+          <w:rFonts w:ascii="Times New Roman" w:hAnsi="Times New Roman" w:cs="Times New Roman"/>
           <w:bCs/>
           <w:sz w:val="36"/>
           <w:szCs w:val="36"/>
         </w:rPr>
-        <w:lastRenderedPageBreak/>
-        <w:t>Conclusion</w:t>
-      </w:r>
-    </w:p>
-    <w:p>
-      <w:pPr>
-        <w:pStyle w:val="ListParagraph"/>
-        <w:spacing w:after="0" w:line="240" w:lineRule="auto"/>
-        <w:ind w:left="360"/>
-        <w:jc w:val="both"/>
-        <w:rPr>
-          <w:rFonts w:ascii="Algerian" w:hAnsi="Algerian"/>
+      </w:pPr>
+      <w:r>
+        <w:rPr>
+          <w:rFonts w:ascii="Times New Roman" w:hAnsi="Times New Roman" w:cs="Times New Roman"/>
           <w:bCs/>
           <w:sz w:val="36"/>
           <w:szCs w:val="36"/>
         </w:rPr>
-      </w:pPr>
-    </w:p>
-    <w:p>
-      <w:pPr>
-        <w:pStyle w:val="pdq2pgselectionanchorcontainer"/>
-        <w:ind w:left="360"/>
+        <w:lastRenderedPageBreak/>
+        <w:t>Focused Recommendations</w:t>
+      </w:r>
+    </w:p>
+    <w:p>
+      <w:pPr>
+        <w:pStyle w:val="NormalWeb"/>
+      </w:pPr>
+      <w:r>
+        <w:t>Based specifically on the results of this project, the following recommendations are prioritized.</w:t>
+      </w:r>
+    </w:p>
+    <w:p>
+      <w:pPr>
+        <w:pStyle w:val="Heading2"/>
+        <w:numPr>
+          <w:ilvl w:val="0"/>
+          <w:numId w:val="35"/>
+        </w:numPr>
+        <w:jc w:val="left"/>
+        <w:rPr>
+          <w:rFonts w:ascii="Times New Roman" w:hAnsi="Times New Roman" w:cs="Times New Roman"/>
+          <w:color w:val="000000" w:themeColor="text1"/>
+          <w:sz w:val="32"/>
+          <w:szCs w:val="32"/>
+        </w:rPr>
+      </w:pPr>
+      <w:r>
+        <w:rPr>
+          <w:rFonts w:ascii="Times New Roman" w:hAnsi="Times New Roman" w:cs="Times New Roman"/>
+          <w:color w:val="000000" w:themeColor="text1"/>
+          <w:sz w:val="32"/>
+          <w:szCs w:val="32"/>
+        </w:rPr>
+        <w:t>Priority 1 – Improve Predictive Features</w:t>
+      </w:r>
+    </w:p>
+    <w:p>
+      <w:pPr>
+        <w:pStyle w:val="NormalWeb"/>
+      </w:pPr>
+      <w:r>
+        <w:t xml:space="preserve">This should be the </w:t>
+      </w:r>
+      <w:r>
+        <w:rPr>
+          <w:rStyle w:val="Strong"/>
+        </w:rPr>
+        <w:t>first priority</w:t>
+      </w:r>
+      <w:r>
+        <w:t xml:space="preserve"> because all four models produced similarly low accuracy. Future datasets should include laboratory values, vital signs, BMI, symptoms, disease severity, and medical history.</w:t>
+      </w:r>
+    </w:p>
+    <w:p>
+      <w:pPr>
+        <w:pStyle w:val="NormalWeb"/>
+      </w:pPr>
+      <w:r>
+        <w:rPr>
+          <w:rStyle w:val="Strong"/>
+        </w:rPr>
+        <w:t>Reason:</w:t>
+      </w:r>
+      <w:r>
+        <w:t xml:space="preserve"> Changing algorithms alone produced only small improvements.</w:t>
+      </w:r>
+    </w:p>
+    <w:p>
+      <w:pPr>
+        <w:pStyle w:val="Heading2"/>
+        <w:numPr>
+          <w:ilvl w:val="0"/>
+          <w:numId w:val="35"/>
+        </w:numPr>
+        <w:jc w:val="left"/>
+        <w:rPr>
+          <w:rFonts w:ascii="Times New Roman" w:hAnsi="Times New Roman" w:cs="Times New Roman"/>
+          <w:color w:val="000000" w:themeColor="text1"/>
+          <w:sz w:val="32"/>
+          <w:szCs w:val="32"/>
+        </w:rPr>
+      </w:pPr>
+      <w:r>
+        <w:rPr>
+          <w:rFonts w:ascii="Times New Roman" w:hAnsi="Times New Roman" w:cs="Times New Roman"/>
+          <w:color w:val="000000" w:themeColor="text1"/>
+          <w:sz w:val="32"/>
+          <w:szCs w:val="32"/>
+        </w:rPr>
+        <w:t>Priority 2 – Use Stronger Validation</w:t>
+      </w:r>
+    </w:p>
+    <w:p>
+      <w:pPr>
+        <w:pStyle w:val="NormalWeb"/>
+      </w:pPr>
+      <w:r>
+        <w:t xml:space="preserve">Use </w:t>
+      </w:r>
+      <w:r>
+        <w:rPr>
+          <w:rStyle w:val="Strong"/>
+        </w:rPr>
+        <w:t>Stratified 5-Fold Cross-Validation</w:t>
+      </w:r>
+      <w:r>
+        <w:t xml:space="preserve"> instead of depending only on a single 80/20 split.</w:t>
+      </w:r>
+    </w:p>
+    <w:p>
+      <w:pPr>
+        <w:pStyle w:val="NormalWeb"/>
+      </w:pPr>
+      <w:r>
+        <w:rPr>
+          <w:rStyle w:val="Strong"/>
+        </w:rPr>
+        <w:t>Reason:</w:t>
+      </w:r>
+      <w:r>
+        <w:t xml:space="preserve"> Cross-validation will show whether the approximately 35.2% Random Forest result is stable across different subsets of the dataset.</w:t>
+      </w:r>
+    </w:p>
+    <w:p>
+      <w:pPr>
+        <w:pStyle w:val="Heading2"/>
+        <w:numPr>
+          <w:ilvl w:val="0"/>
+          <w:numId w:val="35"/>
+        </w:numPr>
+        <w:jc w:val="left"/>
+        <w:rPr>
+          <w:rFonts w:ascii="Times New Roman" w:hAnsi="Times New Roman" w:cs="Times New Roman"/>
+          <w:color w:val="000000" w:themeColor="text1"/>
+          <w:sz w:val="32"/>
+          <w:szCs w:val="32"/>
+        </w:rPr>
+      </w:pPr>
+      <w:r>
+        <w:rPr>
+          <w:rFonts w:ascii="Times New Roman" w:hAnsi="Times New Roman" w:cs="Times New Roman"/>
+          <w:color w:val="000000" w:themeColor="text1"/>
+          <w:sz w:val="32"/>
+          <w:szCs w:val="32"/>
+        </w:rPr>
+        <w:t>Priority 3 – Perform Hyperparameter Tuning</w:t>
+      </w:r>
+    </w:p>
+    <w:p>
+      <w:pPr>
+        <w:pStyle w:val="NormalWeb"/>
+      </w:pPr>
+      <w:r>
+        <w:t>After improving the features, tune Random Forest parameters such as:</w:t>
+      </w:r>
+    </w:p>
+    <w:p>
+      <w:pPr>
+        <w:pStyle w:val="NormalWeb"/>
+        <w:numPr>
+          <w:ilvl w:val="0"/>
+          <w:numId w:val="39"/>
+        </w:numPr>
+      </w:pPr>
+      <w:proofErr w:type="spellStart"/>
+      <w:r>
+        <w:rPr>
+          <w:rStyle w:val="HTMLCode"/>
+          <w:rFonts w:ascii="Times New Roman" w:hAnsi="Times New Roman" w:cs="Times New Roman"/>
+        </w:rPr>
+        <w:t>n_estimators</w:t>
+      </w:r>
+      <w:proofErr w:type="spellEnd"/>
+    </w:p>
+    <w:p>
+      <w:pPr>
+        <w:pStyle w:val="NormalWeb"/>
+        <w:numPr>
+          <w:ilvl w:val="0"/>
+          <w:numId w:val="39"/>
+        </w:numPr>
+      </w:pPr>
+      <w:proofErr w:type="spellStart"/>
+      <w:r>
+        <w:rPr>
+          <w:rStyle w:val="HTMLCode"/>
+          <w:rFonts w:ascii="Times New Roman" w:hAnsi="Times New Roman" w:cs="Times New Roman"/>
+        </w:rPr>
+        <w:t>max_depth</w:t>
+      </w:r>
+      <w:proofErr w:type="spellEnd"/>
+    </w:p>
+    <w:p>
+      <w:pPr>
+        <w:pStyle w:val="NormalWeb"/>
+        <w:numPr>
+          <w:ilvl w:val="0"/>
+          <w:numId w:val="39"/>
+        </w:numPr>
+      </w:pPr>
+      <w:proofErr w:type="spellStart"/>
+      <w:r>
+        <w:rPr>
+          <w:rStyle w:val="HTMLCode"/>
+          <w:rFonts w:ascii="Times New Roman" w:hAnsi="Times New Roman" w:cs="Times New Roman"/>
+        </w:rPr>
+        <w:t>min_samples_split</w:t>
+      </w:r>
+      <w:proofErr w:type="spellEnd"/>
+    </w:p>
+    <w:p>
+      <w:pPr>
+        <w:pStyle w:val="NormalWeb"/>
+        <w:numPr>
+          <w:ilvl w:val="0"/>
+          <w:numId w:val="39"/>
+        </w:numPr>
+      </w:pPr>
+      <w:proofErr w:type="spellStart"/>
+      <w:r>
+        <w:rPr>
+          <w:rStyle w:val="HTMLCode"/>
+          <w:rFonts w:ascii="Times New Roman" w:hAnsi="Times New Roman" w:cs="Times New Roman"/>
+        </w:rPr>
+        <w:t>min_samples_leaf</w:t>
+      </w:r>
+      <w:proofErr w:type="spellEnd"/>
+    </w:p>
+    <w:p>
+      <w:pPr>
+        <w:pStyle w:val="NormalWeb"/>
+        <w:numPr>
+          <w:ilvl w:val="0"/>
+          <w:numId w:val="39"/>
+        </w:numPr>
+      </w:pPr>
+      <w:proofErr w:type="spellStart"/>
+      <w:r>
+        <w:rPr>
+          <w:rStyle w:val="HTMLCode"/>
+          <w:rFonts w:ascii="Times New Roman" w:hAnsi="Times New Roman" w:cs="Times New Roman"/>
+        </w:rPr>
+        <w:t>max_features</w:t>
+      </w:r>
+      <w:proofErr w:type="spellEnd"/>
+    </w:p>
+    <w:p>
+      <w:pPr>
+        <w:pStyle w:val="NormalWeb"/>
+      </w:pPr>
+      <w:r>
+        <w:rPr>
+          <w:rStyle w:val="Strong"/>
+        </w:rPr>
+        <w:t>Reason:</w:t>
+      </w:r>
+      <w:r>
+        <w:t xml:space="preserve"> Tuning should be performed after improving feature quality rather than treating model complexity as the main solution.</w:t>
+      </w:r>
+    </w:p>
+    <w:p>
+      <w:pPr>
+        <w:pStyle w:val="Heading2"/>
+        <w:numPr>
+          <w:ilvl w:val="0"/>
+          <w:numId w:val="35"/>
+        </w:numPr>
+        <w:jc w:val="left"/>
+        <w:rPr>
+          <w:rFonts w:ascii="Times New Roman" w:hAnsi="Times New Roman" w:cs="Times New Roman"/>
+          <w:color w:val="000000" w:themeColor="text1"/>
+          <w:sz w:val="32"/>
+          <w:szCs w:val="32"/>
+        </w:rPr>
+      </w:pPr>
+      <w:r>
+        <w:rPr>
+          <w:rFonts w:ascii="Times New Roman" w:hAnsi="Times New Roman" w:cs="Times New Roman"/>
+          <w:color w:val="000000" w:themeColor="text1"/>
+          <w:sz w:val="32"/>
+          <w:szCs w:val="32"/>
+        </w:rPr>
+        <w:t>Priority 4 – Repeat Error Analysis</w:t>
+      </w:r>
+    </w:p>
+    <w:p>
+      <w:pPr>
+        <w:pStyle w:val="NormalWeb"/>
+      </w:pPr>
+      <w:r>
+        <w:t>After every major improvement, generate a new confusion matrix and compare:</w:t>
+      </w:r>
+    </w:p>
+    <w:p>
+      <w:pPr>
+        <w:pStyle w:val="NormalWeb"/>
+        <w:numPr>
+          <w:ilvl w:val="0"/>
+          <w:numId w:val="40"/>
+        </w:numPr>
+      </w:pPr>
+      <w:r>
+        <w:t>Abnormal → Inconclusive errors</w:t>
+      </w:r>
+    </w:p>
+    <w:p>
+      <w:pPr>
+        <w:pStyle w:val="NormalWeb"/>
+        <w:numPr>
+          <w:ilvl w:val="0"/>
+          <w:numId w:val="40"/>
+        </w:numPr>
+      </w:pPr>
+      <w:r>
+        <w:t>Abnormal → Normal errors</w:t>
+      </w:r>
+    </w:p>
+    <w:p>
+      <w:pPr>
+        <w:pStyle w:val="NormalWeb"/>
+        <w:numPr>
+          <w:ilvl w:val="0"/>
+          <w:numId w:val="40"/>
+        </w:numPr>
+      </w:pPr>
+      <w:r>
+        <w:t>Inconclusive → Abnormal errors</w:t>
+      </w:r>
+    </w:p>
+    <w:p>
+      <w:pPr>
+        <w:pStyle w:val="NormalWeb"/>
+        <w:numPr>
+          <w:ilvl w:val="0"/>
+          <w:numId w:val="40"/>
+        </w:numPr>
+      </w:pPr>
+      <w:r>
+        <w:t>Inconclusive → Normal errors</w:t>
+      </w:r>
+    </w:p>
+    <w:p>
+      <w:pPr>
+        <w:pStyle w:val="NormalWeb"/>
+        <w:numPr>
+          <w:ilvl w:val="0"/>
+          <w:numId w:val="40"/>
+        </w:numPr>
+      </w:pPr>
+      <w:r>
+        <w:lastRenderedPageBreak/>
+        <w:t>Normal → Abnormal errors</w:t>
+      </w:r>
+    </w:p>
+    <w:p>
+      <w:pPr>
+        <w:pStyle w:val="NormalWeb"/>
+        <w:numPr>
+          <w:ilvl w:val="0"/>
+          <w:numId w:val="40"/>
+        </w:numPr>
+      </w:pPr>
+      <w:r>
+        <w:t>Normal → Inconclusive errors</w:t>
+      </w:r>
+    </w:p>
+    <w:p>
+      <w:pPr>
+        <w:pStyle w:val="NormalWeb"/>
+      </w:pPr>
+      <w:r>
+        <w:rPr>
+          <w:rStyle w:val="Strong"/>
+        </w:rPr>
+        <w:t>Reason:</w:t>
+      </w:r>
+      <w:r>
+        <w:t xml:space="preserve"> An improved model should reduce specific classification errors, not merely increase overall accuracy.</w:t>
+      </w:r>
+    </w:p>
+    <w:p>
+      <w:pPr>
+        <w:pStyle w:val="Heading2"/>
+        <w:numPr>
+          <w:ilvl w:val="0"/>
+          <w:numId w:val="35"/>
+        </w:numPr>
+        <w:jc w:val="left"/>
+        <w:rPr>
+          <w:rFonts w:ascii="Times New Roman" w:hAnsi="Times New Roman" w:cs="Times New Roman"/>
+          <w:color w:val="000000" w:themeColor="text1"/>
+          <w:sz w:val="32"/>
+          <w:szCs w:val="32"/>
+        </w:rPr>
+      </w:pPr>
+      <w:r>
+        <w:rPr>
+          <w:rFonts w:ascii="Times New Roman" w:hAnsi="Times New Roman" w:cs="Times New Roman"/>
+          <w:color w:val="000000" w:themeColor="text1"/>
+          <w:sz w:val="32"/>
+          <w:szCs w:val="32"/>
+        </w:rPr>
+        <w:t>Priority 5 – Separate Analytical and Clinical Use</w:t>
+      </w:r>
+    </w:p>
+    <w:p>
+      <w:pPr>
+        <w:pStyle w:val="NormalWeb"/>
+      </w:pPr>
+      <w:r>
+        <w:t xml:space="preserve">The current Random Forest model should remain an </w:t>
+      </w:r>
+      <w:r>
+        <w:rPr>
+          <w:rStyle w:val="Strong"/>
+        </w:rPr>
+        <w:t>analytical demonstration</w:t>
+      </w:r>
+      <w:r>
+        <w:t xml:space="preserve"> and should not be used for diagnosis or treatment decisions.</w:t>
+      </w:r>
+    </w:p>
+    <w:p>
+      <w:pPr>
+        <w:pStyle w:val="NormalWeb"/>
+      </w:pPr>
+      <w:r>
+        <w:t>The dashboard and descriptive analysis can still be useful for understanding patient demographics, admission patterns, medical conditions, and billing trends.</w:t>
+      </w:r>
+    </w:p>
+    <w:p>
+      <w:pPr>
+        <w:rPr>
+          <w:rFonts w:ascii="Times New Roman" w:hAnsi="Times New Roman" w:cs="Times New Roman"/>
+        </w:rPr>
+      </w:pPr>
+    </w:p>
+    <w:p>
+      <w:pPr>
+        <w:rPr>
+          <w:rFonts w:ascii="Times New Roman" w:hAnsi="Times New Roman" w:cs="Times New Roman"/>
+        </w:rPr>
+      </w:pPr>
+    </w:p>
+    <w:p>
+      <w:pPr>
+        <w:rPr>
+          <w:rFonts w:ascii="Times New Roman" w:hAnsi="Times New Roman" w:cs="Times New Roman"/>
+        </w:rPr>
+      </w:pPr>
+    </w:p>
+    <w:p>
+      <w:pPr>
+        <w:rPr>
+          <w:rFonts w:ascii="Times New Roman" w:hAnsi="Times New Roman" w:cs="Times New Roman"/>
+        </w:rPr>
+      </w:pPr>
+    </w:p>
+    <w:p>
+      <w:pPr>
+        <w:rPr>
+          <w:rFonts w:ascii="Times New Roman" w:hAnsi="Times New Roman" w:cs="Times New Roman"/>
+        </w:rPr>
+      </w:pPr>
+    </w:p>
+    <w:p>
+      <w:pPr>
+        <w:rPr>
+          <w:rFonts w:ascii="Times New Roman" w:hAnsi="Times New Roman" w:cs="Times New Roman"/>
+        </w:rPr>
+      </w:pPr>
+    </w:p>
+    <w:p>
+      <w:pPr>
+        <w:rPr>
+          <w:rFonts w:ascii="Times New Roman" w:hAnsi="Times New Roman" w:cs="Times New Roman"/>
+        </w:rPr>
+      </w:pPr>
+    </w:p>
+    <w:p>
+      <w:pPr>
+        <w:rPr>
+          <w:rFonts w:ascii="Times New Roman" w:hAnsi="Times New Roman" w:cs="Times New Roman"/>
+        </w:rPr>
+      </w:pPr>
+    </w:p>
+    <w:p>
+      <w:pPr>
+        <w:rPr>
+          <w:rFonts w:ascii="Times New Roman" w:hAnsi="Times New Roman" w:cs="Times New Roman"/>
+        </w:rPr>
+      </w:pPr>
+    </w:p>
+    <w:p>
+      <w:pPr>
+        <w:rPr>
+          <w:rFonts w:ascii="Times New Roman" w:hAnsi="Times New Roman" w:cs="Times New Roman"/>
+        </w:rPr>
+      </w:pPr>
+    </w:p>
+    <w:p>
+      <w:pPr>
+        <w:rPr>
+          <w:rFonts w:ascii="Times New Roman" w:hAnsi="Times New Roman" w:cs="Times New Roman"/>
+        </w:rPr>
+      </w:pPr>
+    </w:p>
+    <w:p>
+      <w:pPr>
+        <w:rPr>
+          <w:rFonts w:ascii="Times New Roman" w:hAnsi="Times New Roman" w:cs="Times New Roman"/>
+        </w:rPr>
+      </w:pPr>
+    </w:p>
+    <w:p>
+      <w:pPr>
+        <w:rPr>
+          <w:rFonts w:ascii="Times New Roman" w:hAnsi="Times New Roman" w:cs="Times New Roman"/>
+        </w:rPr>
+      </w:pPr>
+    </w:p>
+    <w:p>
+      <w:pPr>
+        <w:rPr>
+          <w:rFonts w:ascii="Times New Roman" w:hAnsi="Times New Roman" w:cs="Times New Roman"/>
+        </w:rPr>
+      </w:pPr>
+    </w:p>
+    <w:p>
+      <w:pPr>
+        <w:rPr>
+          <w:rFonts w:ascii="Times New Roman" w:hAnsi="Times New Roman" w:cs="Times New Roman"/>
+        </w:rPr>
+      </w:pPr>
+    </w:p>
+    <w:p>
+      <w:pPr>
+        <w:rPr>
+          <w:rFonts w:ascii="Times New Roman" w:hAnsi="Times New Roman" w:cs="Times New Roman"/>
+        </w:rPr>
+      </w:pPr>
+    </w:p>
+    <w:p>
+      <w:pPr>
+        <w:rPr>
+          <w:rFonts w:ascii="Times New Roman" w:hAnsi="Times New Roman" w:cs="Times New Roman"/>
+        </w:rPr>
+      </w:pPr>
+    </w:p>
+    <w:p>
+      <w:pPr>
+        <w:rPr>
+          <w:rFonts w:ascii="Times New Roman" w:hAnsi="Times New Roman" w:cs="Times New Roman"/>
+        </w:rPr>
+      </w:pPr>
+    </w:p>
+    <w:p>
+      <w:pPr>
+        <w:rPr>
+          <w:rFonts w:ascii="Times New Roman" w:hAnsi="Times New Roman" w:cs="Times New Roman"/>
+        </w:rPr>
+      </w:pPr>
+    </w:p>
+    <w:p>
+      <w:pPr>
+        <w:rPr>
+          <w:rFonts w:ascii="Times New Roman" w:hAnsi="Times New Roman" w:cs="Times New Roman"/>
+        </w:rPr>
+      </w:pPr>
+    </w:p>
+    <w:p>
+      <w:pPr>
+        <w:pStyle w:val="ListParagraph"/>
+        <w:numPr>
+          <w:ilvl w:val="0"/>
+          <w:numId w:val="1"/>
+        </w:numPr>
+        <w:spacing w:after="0" w:line="240" w:lineRule="auto"/>
         <w:jc w:val="both"/>
         <w:rPr>
-          <w:sz w:val="28"/>
-          <w:szCs w:val="28"/>
-        </w:rPr>
-      </w:pPr>
-      <w:r>
-        <w:rPr>
-          <w:sz w:val="28"/>
-          <w:szCs w:val="28"/>
-        </w:rPr>
-        <w:t>In this phase, we</w:t>
-      </w:r>
-      <w:r>
-        <w:rPr>
-          <w:sz w:val="28"/>
-          <w:szCs w:val="28"/>
-        </w:rPr>
-        <w:t xml:space="preserve"> </w:t>
-      </w:r>
-      <w:proofErr w:type="gramStart"/>
-      <w:r>
-        <w:rPr>
-          <w:sz w:val="28"/>
-          <w:szCs w:val="28"/>
-        </w:rPr>
-        <w:t>converts</w:t>
-      </w:r>
-      <w:proofErr w:type="gramEnd"/>
-      <w:r>
-        <w:rPr>
-          <w:sz w:val="28"/>
-          <w:szCs w:val="28"/>
-        </w:rPr>
-        <w:t xml:space="preserve"> the results of the healthcare data analysis into actionable insights and recommendations. The analysis covered patient demographics, medical conditions, admission patterns, billing amounts, and test results.</w:t>
+          <w:rFonts w:ascii="Times New Roman" w:hAnsi="Times New Roman" w:cs="Times New Roman"/>
+          <w:bCs/>
+          <w:sz w:val="36"/>
+          <w:szCs w:val="36"/>
+        </w:rPr>
+      </w:pPr>
+      <w:r>
+        <w:rPr>
+          <w:rFonts w:ascii="Times New Roman" w:hAnsi="Times New Roman" w:cs="Times New Roman"/>
+          <w:bCs/>
+          <w:sz w:val="36"/>
+          <w:szCs w:val="36"/>
+        </w:rPr>
+        <w:lastRenderedPageBreak/>
+        <w:t>Expected Improvement Cycle</w:t>
       </w:r>
     </w:p>
     <w:p>
       <w:pPr>
         <w:pStyle w:val="NormalWeb"/>
-        <w:ind w:left="360"/>
+      </w:pPr>
+      <w:r>
+        <w:t>The proposed improvement process can be summarized as:</w:t>
+      </w:r>
+    </w:p>
+    <w:p>
+      <w:pPr>
+        <w:pStyle w:val="NormalWeb"/>
+        <w:jc w:val="center"/>
+      </w:pPr>
+      <w:r>
+        <w:rPr>
+          <w:rStyle w:val="Strong"/>
+        </w:rPr>
+        <w:t>Current Model (35.2%)</w:t>
+      </w:r>
+      <w:r>
+        <w:rPr>
+          <w:b/>
+          <w:bCs/>
+        </w:rPr>
+        <w:br/>
+      </w:r>
+      <w:r>
+        <w:rPr>
+          <w:rStyle w:val="Strong"/>
+        </w:rPr>
+        <w:t>↓</w:t>
+      </w:r>
+      <w:r>
+        <w:rPr>
+          <w:b/>
+          <w:bCs/>
+        </w:rPr>
+        <w:br/>
+      </w:r>
+      <w:r>
+        <w:rPr>
+          <w:rStyle w:val="Strong"/>
+        </w:rPr>
+        <w:t>Diagnose Errors</w:t>
+      </w:r>
+      <w:r>
+        <w:rPr>
+          <w:b/>
+          <w:bCs/>
+        </w:rPr>
+        <w:br/>
+      </w:r>
+      <w:r>
+        <w:rPr>
+          <w:rStyle w:val="Strong"/>
+        </w:rPr>
+        <w:t>↓</w:t>
+      </w:r>
+      <w:r>
+        <w:rPr>
+          <w:b/>
+          <w:bCs/>
+        </w:rPr>
+        <w:br/>
+      </w:r>
+      <w:r>
+        <w:rPr>
+          <w:rStyle w:val="Strong"/>
+        </w:rPr>
+        <w:t>Improve Data Quality</w:t>
+      </w:r>
+      <w:r>
+        <w:rPr>
+          <w:b/>
+          <w:bCs/>
+        </w:rPr>
+        <w:br/>
+      </w:r>
+      <w:r>
+        <w:rPr>
+          <w:rStyle w:val="Strong"/>
+        </w:rPr>
+        <w:t>↓</w:t>
+      </w:r>
+      <w:r>
+        <w:rPr>
+          <w:b/>
+          <w:bCs/>
+        </w:rPr>
+        <w:br/>
+      </w:r>
+      <w:r>
+        <w:rPr>
+          <w:rStyle w:val="Strong"/>
+        </w:rPr>
+        <w:t>Add Relevant Clinical Features</w:t>
+      </w:r>
+      <w:r>
+        <w:rPr>
+          <w:b/>
+          <w:bCs/>
+        </w:rPr>
+        <w:br/>
+      </w:r>
+      <w:r>
+        <w:rPr>
+          <w:rStyle w:val="Strong"/>
+        </w:rPr>
+        <w:t>↓</w:t>
+      </w:r>
+      <w:r>
+        <w:rPr>
+          <w:b/>
+          <w:bCs/>
+        </w:rPr>
+        <w:br/>
+      </w:r>
+      <w:r>
+        <w:rPr>
+          <w:rStyle w:val="Strong"/>
+        </w:rPr>
+        <w:t>Feature Engineering</w:t>
+      </w:r>
+      <w:r>
+        <w:rPr>
+          <w:b/>
+          <w:bCs/>
+        </w:rPr>
+        <w:br/>
+      </w:r>
+      <w:r>
+        <w:rPr>
+          <w:rStyle w:val="Strong"/>
+        </w:rPr>
+        <w:t>↓</w:t>
+      </w:r>
+      <w:r>
+        <w:rPr>
+          <w:b/>
+          <w:bCs/>
+        </w:rPr>
+        <w:br/>
+      </w:r>
+      <w:r>
+        <w:rPr>
+          <w:rStyle w:val="Strong"/>
+        </w:rPr>
+        <w:t>5-Fold Cross-Validation</w:t>
+      </w:r>
+      <w:r>
+        <w:rPr>
+          <w:b/>
+          <w:bCs/>
+        </w:rPr>
+        <w:br/>
+      </w:r>
+      <w:r>
+        <w:rPr>
+          <w:rStyle w:val="Strong"/>
+        </w:rPr>
+        <w:t>↓</w:t>
+      </w:r>
+      <w:r>
+        <w:rPr>
+          <w:b/>
+          <w:bCs/>
+        </w:rPr>
+        <w:br/>
+      </w:r>
+      <w:r>
+        <w:rPr>
+          <w:rStyle w:val="Strong"/>
+        </w:rPr>
+        <w:t>Hyperparameter Tuning</w:t>
+      </w:r>
+      <w:r>
+        <w:rPr>
+          <w:b/>
+          <w:bCs/>
+        </w:rPr>
+        <w:br/>
+      </w:r>
+      <w:r>
+        <w:rPr>
+          <w:rStyle w:val="Strong"/>
+        </w:rPr>
+        <w:t>↓</w:t>
+      </w:r>
+      <w:r>
+        <w:rPr>
+          <w:b/>
+          <w:bCs/>
+        </w:rPr>
+        <w:br/>
+      </w:r>
+      <w:r>
+        <w:rPr>
+          <w:rStyle w:val="Strong"/>
+        </w:rPr>
+        <w:t>Recalculate Metrics</w:t>
+      </w:r>
+      <w:r>
+        <w:rPr>
+          <w:b/>
+          <w:bCs/>
+        </w:rPr>
+        <w:br/>
+      </w:r>
+      <w:r>
+        <w:rPr>
+          <w:rStyle w:val="Strong"/>
+        </w:rPr>
+        <w:t>↓</w:t>
+      </w:r>
+      <w:r>
+        <w:rPr>
+          <w:b/>
+          <w:bCs/>
+        </w:rPr>
+        <w:br/>
+      </w:r>
+      <w:r>
+        <w:rPr>
+          <w:rStyle w:val="Strong"/>
+        </w:rPr>
+        <w:t>Compare Confusion Matrices</w:t>
+      </w:r>
+      <w:r>
+        <w:rPr>
+          <w:b/>
+          <w:bCs/>
+        </w:rPr>
+        <w:br/>
+      </w:r>
+      <w:r>
+        <w:rPr>
+          <w:rStyle w:val="Strong"/>
+        </w:rPr>
+        <w:t>↓</w:t>
+      </w:r>
+      <w:r>
+        <w:rPr>
+          <w:b/>
+          <w:bCs/>
+        </w:rPr>
+        <w:br/>
+      </w:r>
+      <w:r>
+        <w:rPr>
+          <w:rStyle w:val="Strong"/>
+        </w:rPr>
+        <w:t>Accept Improvement Only if Test Performance Improves</w:t>
+      </w:r>
+    </w:p>
+    <w:p>
+      <w:pPr>
+        <w:pStyle w:val="NormalWeb"/>
+      </w:pPr>
+      <w:r>
+        <w:t>This creates a measurable improvement cycle rather than simply trying additional algorithms.</w:t>
+      </w:r>
+    </w:p>
+    <w:p>
+      <w:pPr>
+        <w:pStyle w:val="NormalWeb"/>
+      </w:pPr>
+    </w:p>
+    <w:p>
+      <w:pPr>
+        <w:pStyle w:val="NormalWeb"/>
+      </w:pPr>
+    </w:p>
+    <w:p>
+      <w:pPr>
+        <w:pStyle w:val="NormalWeb"/>
+      </w:pPr>
+    </w:p>
+    <w:p>
+      <w:pPr>
+        <w:pStyle w:val="NormalWeb"/>
+      </w:pPr>
+    </w:p>
+    <w:p>
+      <w:pPr>
+        <w:pStyle w:val="NormalWeb"/>
+      </w:pPr>
+    </w:p>
+    <w:p>
+      <w:pPr>
+        <w:pStyle w:val="NormalWeb"/>
+      </w:pPr>
+    </w:p>
+    <w:p>
+      <w:pPr>
+        <w:pStyle w:val="NormalWeb"/>
+      </w:pPr>
+    </w:p>
+    <w:p>
+      <w:pPr>
+        <w:pStyle w:val="NormalWeb"/>
+      </w:pPr>
+    </w:p>
+    <w:p>
+      <w:pPr>
+        <w:pStyle w:val="NormalWeb"/>
+      </w:pPr>
+    </w:p>
+    <w:p>
+      <w:pPr>
+        <w:pStyle w:val="NormalWeb"/>
+      </w:pPr>
+    </w:p>
+    <w:p>
+      <w:pPr>
+        <w:pStyle w:val="ListParagraph"/>
+        <w:numPr>
+          <w:ilvl w:val="0"/>
+          <w:numId w:val="1"/>
+        </w:numPr>
+        <w:spacing w:after="0" w:line="240" w:lineRule="auto"/>
         <w:jc w:val="both"/>
         <w:rPr>
-          <w:sz w:val="28"/>
-          <w:szCs w:val="28"/>
-        </w:rPr>
-      </w:pPr>
-      <w:r>
-        <w:rPr>
-          <w:sz w:val="28"/>
-          <w:szCs w:val="28"/>
-        </w:rPr>
-        <w:t xml:space="preserve">Among the three predictive models tested, Random Forest achieved the highest accuracy of </w:t>
-      </w:r>
-      <w:r>
-        <w:rPr>
-          <w:sz w:val="28"/>
-          <w:szCs w:val="28"/>
-        </w:rPr>
-        <w:t>35</w:t>
-      </w:r>
-      <w:r>
-        <w:rPr>
-          <w:sz w:val="28"/>
-          <w:szCs w:val="28"/>
-        </w:rPr>
-        <w:t>.2</w:t>
-      </w:r>
-      <w:r>
-        <w:rPr>
-          <w:sz w:val="28"/>
-          <w:szCs w:val="28"/>
-        </w:rPr>
-        <w:t>%. Although this performance is limited, it demonstrates the application of machine learning and highlights the importance of selecting appropriate predictive features.</w:t>
+          <w:rFonts w:ascii="Times New Roman" w:hAnsi="Times New Roman" w:cs="Times New Roman"/>
+          <w:bCs/>
+          <w:sz w:val="36"/>
+          <w:szCs w:val="36"/>
+        </w:rPr>
+      </w:pPr>
+      <w:r>
+        <w:rPr>
+          <w:rFonts w:ascii="Times New Roman" w:hAnsi="Times New Roman" w:cs="Times New Roman"/>
+          <w:bCs/>
+          <w:sz w:val="36"/>
+          <w:szCs w:val="36"/>
+        </w:rPr>
+        <w:lastRenderedPageBreak/>
+        <w:t>Conclusion</w:t>
       </w:r>
     </w:p>
     <w:p>
       <w:pPr>
         <w:pStyle w:val="NormalWeb"/>
-        <w:ind w:left="360"/>
-        <w:jc w:val="both"/>
-        <w:rPr>
-          <w:sz w:val="28"/>
-          <w:szCs w:val="28"/>
-        </w:rPr>
-      </w:pPr>
-      <w:r>
-        <w:rPr>
-          <w:sz w:val="28"/>
-          <w:szCs w:val="28"/>
-        </w:rPr>
-        <w:t>The project shows that healthcare data analytics can support better understanding of patient populations, hospital operations, and healthcare costs. Further improvements can be achieved by collecting richer clinical data, performing feature engineering, and developing interactive dashboards.</w:t>
-      </w:r>
-    </w:p>
-    <w:p>
-      <w:pPr>
-        <w:pStyle w:val="ListParagraph"/>
-        <w:spacing w:after="0" w:line="240" w:lineRule="auto"/>
-        <w:ind w:left="360"/>
-        <w:jc w:val="both"/>
-        <w:rPr>
-          <w:rFonts w:ascii="Times New Roman" w:eastAsia="Times New Roman" w:hAnsi="Times New Roman" w:cs="Times New Roman"/>
-          <w:color w:val="auto"/>
-          <w:sz w:val="28"/>
-          <w:szCs w:val="28"/>
-          <w:lang w:bidi="hi-IN"/>
-        </w:rPr>
-      </w:pPr>
+      </w:pPr>
+      <w:r>
+        <w:t xml:space="preserve">Week 5 converted the results of the Healthcare Data Analysis project into evidence-based findings and recommendations. A structured testing procedure was used to compare </w:t>
+      </w:r>
+      <w:r>
+        <w:rPr>
+          <w:rStyle w:val="Strong"/>
+        </w:rPr>
+        <w:t xml:space="preserve">Decision Tree, Random Forest, Logistic Regression, and </w:t>
+      </w:r>
+      <w:proofErr w:type="spellStart"/>
+      <w:r>
+        <w:rPr>
+          <w:rStyle w:val="Strong"/>
+        </w:rPr>
+        <w:t>XGBoost</w:t>
+      </w:r>
+      <w:proofErr w:type="spellEnd"/>
+      <w:r>
+        <w:t xml:space="preserve"> on unseen test records using accuracy, precision, recall, F1-score, and confusion matrices.</w:t>
+      </w:r>
+    </w:p>
+    <w:p>
+      <w:pPr>
+        <w:pStyle w:val="NormalWeb"/>
+      </w:pPr>
+      <w:r>
+        <w:t xml:space="preserve">Random Forest achieved the highest accuracy of approximately </w:t>
+      </w:r>
+      <w:r>
+        <w:rPr>
+          <w:rStyle w:val="Strong"/>
+        </w:rPr>
+        <w:t>35.2%</w:t>
+      </w:r>
+      <w:r>
+        <w:t>, but detailed error analysis showed that approximately 64.8% of test predictions were still incorrect. Logistic Regression provided an important example of why accuracy alone is insufficient, as its predictions were strongly concentrated in the Abnormal class. The balanced distribution of Abnormal, Normal, and Inconclusive records also indicated that severe class imbalance was not the main reason for weak performance.</w:t>
+      </w:r>
+    </w:p>
+    <w:p>
+      <w:pPr>
+        <w:pStyle w:val="NormalWeb"/>
+      </w:pPr>
+      <w:r>
+        <w:t xml:space="preserve">The diagnostic analysis suggests that the major limitation is the </w:t>
+      </w:r>
+      <w:r>
+        <w:rPr>
+          <w:rStyle w:val="Strong"/>
+        </w:rPr>
+        <w:t>predictive information available in the dataset rather than simply the choice of algorithm</w:t>
+      </w:r>
+      <w:r>
+        <w:t>. Therefore, the improvement roadmap prioritizes richer clinical features, feature engineering, stratified cross-validation, hyperparameter tuning, and repeated error analysis.</w:t>
+      </w:r>
+    </w:p>
+    <w:p>
+      <w:pPr>
+        <w:pStyle w:val="NormalWeb"/>
+      </w:pPr>
+      <w:r>
+        <w:t>Overall, Week 5 demonstrates that a successful predictive analytics project requires more than selecting the model with the highest accuracy. It requires systematic testing, diagnosis of specific errors, measurable improvements, and careful interpretation of model limitations.</w:t>
+      </w:r>
     </w:p>
     <w:sectPr>
       <w:headerReference w:type="default" r:id="rId13"/>
@@ -8129,6 +10031,268 @@
     </w:lvl>
   </w:abstractNum>
   <w:abstractNum w:abstractNumId="10" w15:restartNumberingAfterBreak="0">
+    <w:nsid w:val="18BF7CF6"/>
+    <w:multiLevelType w:val="multilevel"/>
+    <w:tmpl w:val="5E488E88"/>
+    <w:lvl w:ilvl="0">
+      <w:start w:val="1"/>
+      <w:numFmt w:val="bullet"/>
+      <w:lvlText w:val=""/>
+      <w:lvlJc w:val="left"/>
+      <w:pPr>
+        <w:tabs>
+          <w:tab w:val="num" w:pos="720"/>
+        </w:tabs>
+        <w:ind w:left="720" w:hanging="360"/>
+      </w:pPr>
+      <w:rPr>
+        <w:rFonts w:ascii="Symbol" w:hAnsi="Symbol" w:hint="default"/>
+        <w:sz w:val="20"/>
+      </w:rPr>
+    </w:lvl>
+    <w:lvl w:ilvl="1" w:tentative="1">
+      <w:start w:val="1"/>
+      <w:numFmt w:val="bullet"/>
+      <w:lvlText w:val="o"/>
+      <w:lvlJc w:val="left"/>
+      <w:pPr>
+        <w:tabs>
+          <w:tab w:val="num" w:pos="1440"/>
+        </w:tabs>
+        <w:ind w:left="1440" w:hanging="360"/>
+      </w:pPr>
+      <w:rPr>
+        <w:rFonts w:ascii="Courier New" w:hAnsi="Courier New" w:hint="default"/>
+        <w:sz w:val="20"/>
+      </w:rPr>
+    </w:lvl>
+    <w:lvl w:ilvl="2" w:tentative="1">
+      <w:start w:val="1"/>
+      <w:numFmt w:val="bullet"/>
+      <w:lvlText w:val=""/>
+      <w:lvlJc w:val="left"/>
+      <w:pPr>
+        <w:tabs>
+          <w:tab w:val="num" w:pos="2160"/>
+        </w:tabs>
+        <w:ind w:left="2160" w:hanging="360"/>
+      </w:pPr>
+      <w:rPr>
+        <w:rFonts w:ascii="Wingdings" w:hAnsi="Wingdings" w:hint="default"/>
+        <w:sz w:val="20"/>
+      </w:rPr>
+    </w:lvl>
+    <w:lvl w:ilvl="3" w:tentative="1">
+      <w:start w:val="1"/>
+      <w:numFmt w:val="bullet"/>
+      <w:lvlText w:val=""/>
+      <w:lvlJc w:val="left"/>
+      <w:pPr>
+        <w:tabs>
+          <w:tab w:val="num" w:pos="2880"/>
+        </w:tabs>
+        <w:ind w:left="2880" w:hanging="360"/>
+      </w:pPr>
+      <w:rPr>
+        <w:rFonts w:ascii="Wingdings" w:hAnsi="Wingdings" w:hint="default"/>
+        <w:sz w:val="20"/>
+      </w:rPr>
+    </w:lvl>
+    <w:lvl w:ilvl="4" w:tentative="1">
+      <w:start w:val="1"/>
+      <w:numFmt w:val="bullet"/>
+      <w:lvlText w:val=""/>
+      <w:lvlJc w:val="left"/>
+      <w:pPr>
+        <w:tabs>
+          <w:tab w:val="num" w:pos="3600"/>
+        </w:tabs>
+        <w:ind w:left="3600" w:hanging="360"/>
+      </w:pPr>
+      <w:rPr>
+        <w:rFonts w:ascii="Wingdings" w:hAnsi="Wingdings" w:hint="default"/>
+        <w:sz w:val="20"/>
+      </w:rPr>
+    </w:lvl>
+    <w:lvl w:ilvl="5" w:tentative="1">
+      <w:start w:val="1"/>
+      <w:numFmt w:val="bullet"/>
+      <w:lvlText w:val=""/>
+      <w:lvlJc w:val="left"/>
+      <w:pPr>
+        <w:tabs>
+          <w:tab w:val="num" w:pos="4320"/>
+        </w:tabs>
+        <w:ind w:left="4320" w:hanging="360"/>
+      </w:pPr>
+      <w:rPr>
+        <w:rFonts w:ascii="Wingdings" w:hAnsi="Wingdings" w:hint="default"/>
+        <w:sz w:val="20"/>
+      </w:rPr>
+    </w:lvl>
+    <w:lvl w:ilvl="6" w:tentative="1">
+      <w:start w:val="1"/>
+      <w:numFmt w:val="bullet"/>
+      <w:lvlText w:val=""/>
+      <w:lvlJc w:val="left"/>
+      <w:pPr>
+        <w:tabs>
+          <w:tab w:val="num" w:pos="5040"/>
+        </w:tabs>
+        <w:ind w:left="5040" w:hanging="360"/>
+      </w:pPr>
+      <w:rPr>
+        <w:rFonts w:ascii="Wingdings" w:hAnsi="Wingdings" w:hint="default"/>
+        <w:sz w:val="20"/>
+      </w:rPr>
+    </w:lvl>
+    <w:lvl w:ilvl="7" w:tentative="1">
+      <w:start w:val="1"/>
+      <w:numFmt w:val="bullet"/>
+      <w:lvlText w:val=""/>
+      <w:lvlJc w:val="left"/>
+      <w:pPr>
+        <w:tabs>
+          <w:tab w:val="num" w:pos="5760"/>
+        </w:tabs>
+        <w:ind w:left="5760" w:hanging="360"/>
+      </w:pPr>
+      <w:rPr>
+        <w:rFonts w:ascii="Wingdings" w:hAnsi="Wingdings" w:hint="default"/>
+        <w:sz w:val="20"/>
+      </w:rPr>
+    </w:lvl>
+    <w:lvl w:ilvl="8" w:tentative="1">
+      <w:start w:val="1"/>
+      <w:numFmt w:val="bullet"/>
+      <w:lvlText w:val=""/>
+      <w:lvlJc w:val="left"/>
+      <w:pPr>
+        <w:tabs>
+          <w:tab w:val="num" w:pos="6480"/>
+        </w:tabs>
+        <w:ind w:left="6480" w:hanging="360"/>
+      </w:pPr>
+      <w:rPr>
+        <w:rFonts w:ascii="Wingdings" w:hAnsi="Wingdings" w:hint="default"/>
+        <w:sz w:val="20"/>
+      </w:rPr>
+    </w:lvl>
+  </w:abstractNum>
+  <w:abstractNum w:abstractNumId="11" w15:restartNumberingAfterBreak="0">
+    <w:nsid w:val="1D9E7BA1"/>
+    <w:multiLevelType w:val="multilevel"/>
+    <w:tmpl w:val="53820FAA"/>
+    <w:lvl w:ilvl="0">
+      <w:start w:val="1"/>
+      <w:numFmt w:val="decimal"/>
+      <w:lvlText w:val="%1."/>
+      <w:lvlJc w:val="left"/>
+      <w:pPr>
+        <w:tabs>
+          <w:tab w:val="num" w:pos="720"/>
+        </w:tabs>
+        <w:ind w:left="720" w:hanging="360"/>
+      </w:pPr>
+    </w:lvl>
+    <w:lvl w:ilvl="1" w:tentative="1">
+      <w:start w:val="1"/>
+      <w:numFmt w:val="decimal"/>
+      <w:lvlText w:val="%2."/>
+      <w:lvlJc w:val="left"/>
+      <w:pPr>
+        <w:tabs>
+          <w:tab w:val="num" w:pos="1440"/>
+        </w:tabs>
+        <w:ind w:left="1440" w:hanging="360"/>
+      </w:pPr>
+    </w:lvl>
+    <w:lvl w:ilvl="2" w:tentative="1">
+      <w:start w:val="1"/>
+      <w:numFmt w:val="decimal"/>
+      <w:lvlText w:val="%3."/>
+      <w:lvlJc w:val="left"/>
+      <w:pPr>
+        <w:tabs>
+          <w:tab w:val="num" w:pos="2160"/>
+        </w:tabs>
+        <w:ind w:left="2160" w:hanging="360"/>
+      </w:pPr>
+    </w:lvl>
+    <w:lvl w:ilvl="3" w:tentative="1">
+      <w:start w:val="1"/>
+      <w:numFmt w:val="decimal"/>
+      <w:lvlText w:val="%4."/>
+      <w:lvlJc w:val="left"/>
+      <w:pPr>
+        <w:tabs>
+          <w:tab w:val="num" w:pos="2880"/>
+        </w:tabs>
+        <w:ind w:left="2880" w:hanging="360"/>
+      </w:pPr>
+    </w:lvl>
+    <w:lvl w:ilvl="4" w:tentative="1">
+      <w:start w:val="1"/>
+      <w:numFmt w:val="decimal"/>
+      <w:lvlText w:val="%5."/>
+      <w:lvlJc w:val="left"/>
+      <w:pPr>
+        <w:tabs>
+          <w:tab w:val="num" w:pos="3600"/>
+        </w:tabs>
+        <w:ind w:left="3600" w:hanging="360"/>
+      </w:pPr>
+    </w:lvl>
+    <w:lvl w:ilvl="5" w:tentative="1">
+      <w:start w:val="1"/>
+      <w:numFmt w:val="decimal"/>
+      <w:lvlText w:val="%6."/>
+      <w:lvlJc w:val="left"/>
+      <w:pPr>
+        <w:tabs>
+          <w:tab w:val="num" w:pos="4320"/>
+        </w:tabs>
+        <w:ind w:left="4320" w:hanging="360"/>
+      </w:pPr>
+    </w:lvl>
+    <w:lvl w:ilvl="6" w:tentative="1">
+      <w:start w:val="1"/>
+      <w:numFmt w:val="decimal"/>
+      <w:lvlText w:val="%7."/>
+      <w:lvlJc w:val="left"/>
+      <w:pPr>
+        <w:tabs>
+          <w:tab w:val="num" w:pos="5040"/>
+        </w:tabs>
+        <w:ind w:left="5040" w:hanging="360"/>
+      </w:pPr>
+    </w:lvl>
+    <w:lvl w:ilvl="7" w:tentative="1">
+      <w:start w:val="1"/>
+      <w:numFmt w:val="decimal"/>
+      <w:lvlText w:val="%8."/>
+      <w:lvlJc w:val="left"/>
+      <w:pPr>
+        <w:tabs>
+          <w:tab w:val="num" w:pos="5760"/>
+        </w:tabs>
+        <w:ind w:left="5760" w:hanging="360"/>
+      </w:pPr>
+    </w:lvl>
+    <w:lvl w:ilvl="8" w:tentative="1">
+      <w:start w:val="1"/>
+      <w:numFmt w:val="decimal"/>
+      <w:lvlText w:val="%9."/>
+      <w:lvlJc w:val="left"/>
+      <w:pPr>
+        <w:tabs>
+          <w:tab w:val="num" w:pos="6480"/>
+        </w:tabs>
+        <w:ind w:left="6480" w:hanging="360"/>
+      </w:pPr>
+    </w:lvl>
+  </w:abstractNum>
+  <w:abstractNum w:abstractNumId="12" w15:restartNumberingAfterBreak="0">
     <w:nsid w:val="22960FBC"/>
     <w:multiLevelType w:val="multilevel"/>
     <w:tmpl w:val="9B186670"/>
@@ -8277,7 +10441,7 @@
       </w:rPr>
     </w:lvl>
   </w:abstractNum>
-  <w:abstractNum w:abstractNumId="11" w15:restartNumberingAfterBreak="0">
+  <w:abstractNum w:abstractNumId="13" w15:restartNumberingAfterBreak="0">
     <w:nsid w:val="24B97D50"/>
     <w:multiLevelType w:val="multilevel"/>
     <w:tmpl w:val="4E36D6A2"/>
@@ -8426,7 +10590,7 @@
       </w:rPr>
     </w:lvl>
   </w:abstractNum>
-  <w:abstractNum w:abstractNumId="12" w15:restartNumberingAfterBreak="0">
+  <w:abstractNum w:abstractNumId="14" w15:restartNumberingAfterBreak="0">
     <w:nsid w:val="2A203CA4"/>
     <w:multiLevelType w:val="multilevel"/>
     <w:tmpl w:val="2D04826C"/>
@@ -8575,7 +10739,156 @@
       </w:rPr>
     </w:lvl>
   </w:abstractNum>
-  <w:abstractNum w:abstractNumId="13" w15:restartNumberingAfterBreak="0">
+  <w:abstractNum w:abstractNumId="15" w15:restartNumberingAfterBreak="0">
+    <w:nsid w:val="30F44451"/>
+    <w:multiLevelType w:val="multilevel"/>
+    <w:tmpl w:val="3BB4B646"/>
+    <w:lvl w:ilvl="0">
+      <w:start w:val="1"/>
+      <w:numFmt w:val="bullet"/>
+      <w:lvlText w:val=""/>
+      <w:lvlJc w:val="left"/>
+      <w:pPr>
+        <w:tabs>
+          <w:tab w:val="num" w:pos="720"/>
+        </w:tabs>
+        <w:ind w:left="720" w:hanging="360"/>
+      </w:pPr>
+      <w:rPr>
+        <w:rFonts w:ascii="Symbol" w:hAnsi="Symbol" w:hint="default"/>
+        <w:sz w:val="20"/>
+      </w:rPr>
+    </w:lvl>
+    <w:lvl w:ilvl="1" w:tentative="1">
+      <w:start w:val="1"/>
+      <w:numFmt w:val="bullet"/>
+      <w:lvlText w:val="o"/>
+      <w:lvlJc w:val="left"/>
+      <w:pPr>
+        <w:tabs>
+          <w:tab w:val="num" w:pos="1440"/>
+        </w:tabs>
+        <w:ind w:left="1440" w:hanging="360"/>
+      </w:pPr>
+      <w:rPr>
+        <w:rFonts w:ascii="Courier New" w:hAnsi="Courier New" w:hint="default"/>
+        <w:sz w:val="20"/>
+      </w:rPr>
+    </w:lvl>
+    <w:lvl w:ilvl="2" w:tentative="1">
+      <w:start w:val="1"/>
+      <w:numFmt w:val="bullet"/>
+      <w:lvlText w:val=""/>
+      <w:lvlJc w:val="left"/>
+      <w:pPr>
+        <w:tabs>
+          <w:tab w:val="num" w:pos="2160"/>
+        </w:tabs>
+        <w:ind w:left="2160" w:hanging="360"/>
+      </w:pPr>
+      <w:rPr>
+        <w:rFonts w:ascii="Wingdings" w:hAnsi="Wingdings" w:hint="default"/>
+        <w:sz w:val="20"/>
+      </w:rPr>
+    </w:lvl>
+    <w:lvl w:ilvl="3" w:tentative="1">
+      <w:start w:val="1"/>
+      <w:numFmt w:val="bullet"/>
+      <w:lvlText w:val=""/>
+      <w:lvlJc w:val="left"/>
+      <w:pPr>
+        <w:tabs>
+          <w:tab w:val="num" w:pos="2880"/>
+        </w:tabs>
+        <w:ind w:left="2880" w:hanging="360"/>
+      </w:pPr>
+      <w:rPr>
+        <w:rFonts w:ascii="Wingdings" w:hAnsi="Wingdings" w:hint="default"/>
+        <w:sz w:val="20"/>
+      </w:rPr>
+    </w:lvl>
+    <w:lvl w:ilvl="4" w:tentative="1">
+      <w:start w:val="1"/>
+      <w:numFmt w:val="bullet"/>
+      <w:lvlText w:val=""/>
+      <w:lvlJc w:val="left"/>
+      <w:pPr>
+        <w:tabs>
+          <w:tab w:val="num" w:pos="3600"/>
+        </w:tabs>
+        <w:ind w:left="3600" w:hanging="360"/>
+      </w:pPr>
+      <w:rPr>
+        <w:rFonts w:ascii="Wingdings" w:hAnsi="Wingdings" w:hint="default"/>
+        <w:sz w:val="20"/>
+      </w:rPr>
+    </w:lvl>
+    <w:lvl w:ilvl="5" w:tentative="1">
+      <w:start w:val="1"/>
+      <w:numFmt w:val="bullet"/>
+      <w:lvlText w:val=""/>
+      <w:lvlJc w:val="left"/>
+      <w:pPr>
+        <w:tabs>
+          <w:tab w:val="num" w:pos="4320"/>
+        </w:tabs>
+        <w:ind w:left="4320" w:hanging="360"/>
+      </w:pPr>
+      <w:rPr>
+        <w:rFonts w:ascii="Wingdings" w:hAnsi="Wingdings" w:hint="default"/>
+        <w:sz w:val="20"/>
+      </w:rPr>
+    </w:lvl>
+    <w:lvl w:ilvl="6" w:tentative="1">
+      <w:start w:val="1"/>
+      <w:numFmt w:val="bullet"/>
+      <w:lvlText w:val=""/>
+      <w:lvlJc w:val="left"/>
+      <w:pPr>
+        <w:tabs>
+          <w:tab w:val="num" w:pos="5040"/>
+        </w:tabs>
+        <w:ind w:left="5040" w:hanging="360"/>
+      </w:pPr>
+      <w:rPr>
+        <w:rFonts w:ascii="Wingdings" w:hAnsi="Wingdings" w:hint="default"/>
+        <w:sz w:val="20"/>
+      </w:rPr>
+    </w:lvl>
+    <w:lvl w:ilvl="7" w:tentative="1">
+      <w:start w:val="1"/>
+      <w:numFmt w:val="bullet"/>
+      <w:lvlText w:val=""/>
+      <w:lvlJc w:val="left"/>
+      <w:pPr>
+        <w:tabs>
+          <w:tab w:val="num" w:pos="5760"/>
+        </w:tabs>
+        <w:ind w:left="5760" w:hanging="360"/>
+      </w:pPr>
+      <w:rPr>
+        <w:rFonts w:ascii="Wingdings" w:hAnsi="Wingdings" w:hint="default"/>
+        <w:sz w:val="20"/>
+      </w:rPr>
+    </w:lvl>
+    <w:lvl w:ilvl="8" w:tentative="1">
+      <w:start w:val="1"/>
+      <w:numFmt w:val="bullet"/>
+      <w:lvlText w:val=""/>
+      <w:lvlJc w:val="left"/>
+      <w:pPr>
+        <w:tabs>
+          <w:tab w:val="num" w:pos="6480"/>
+        </w:tabs>
+        <w:ind w:left="6480" w:hanging="360"/>
+      </w:pPr>
+      <w:rPr>
+        <w:rFonts w:ascii="Wingdings" w:hAnsi="Wingdings" w:hint="default"/>
+        <w:sz w:val="20"/>
+      </w:rPr>
+    </w:lvl>
+  </w:abstractNum>
+  <w:abstractNum w:abstractNumId="16" w15:restartNumberingAfterBreak="0">
     <w:nsid w:val="3303288D"/>
     <w:multiLevelType w:val="multilevel"/>
     <w:tmpl w:val="A8263E3C"/>
@@ -8724,7 +11037,7 @@
       </w:rPr>
     </w:lvl>
   </w:abstractNum>
-  <w:abstractNum w:abstractNumId="14" w15:restartNumberingAfterBreak="0">
+  <w:abstractNum w:abstractNumId="17" w15:restartNumberingAfterBreak="0">
     <w:nsid w:val="35622B09"/>
     <w:multiLevelType w:val="multilevel"/>
     <w:tmpl w:val="67E09142"/>
@@ -8869,7 +11182,7 @@
       </w:rPr>
     </w:lvl>
   </w:abstractNum>
-  <w:abstractNum w:abstractNumId="15" w15:restartNumberingAfterBreak="0">
+  <w:abstractNum w:abstractNumId="18" w15:restartNumberingAfterBreak="0">
     <w:nsid w:val="3DBA50C6"/>
     <w:multiLevelType w:val="multilevel"/>
     <w:tmpl w:val="20BE6260"/>
@@ -9018,7 +11331,7 @@
       </w:rPr>
     </w:lvl>
   </w:abstractNum>
-  <w:abstractNum w:abstractNumId="16" w15:restartNumberingAfterBreak="0">
+  <w:abstractNum w:abstractNumId="19" w15:restartNumberingAfterBreak="0">
     <w:nsid w:val="3E202125"/>
     <w:multiLevelType w:val="multilevel"/>
     <w:tmpl w:val="7F182DC6"/>
@@ -9167,7 +11480,7 @@
       </w:rPr>
     </w:lvl>
   </w:abstractNum>
-  <w:abstractNum w:abstractNumId="17" w15:restartNumberingAfterBreak="0">
+  <w:abstractNum w:abstractNumId="20" w15:restartNumberingAfterBreak="0">
     <w:nsid w:val="469E6FCE"/>
     <w:multiLevelType w:val="multilevel"/>
     <w:tmpl w:val="28A826E8"/>
@@ -9316,7 +11629,7 @@
       </w:rPr>
     </w:lvl>
   </w:abstractNum>
-  <w:abstractNum w:abstractNumId="18" w15:restartNumberingAfterBreak="0">
+  <w:abstractNum w:abstractNumId="21" w15:restartNumberingAfterBreak="0">
     <w:nsid w:val="48A93B24"/>
     <w:multiLevelType w:val="multilevel"/>
     <w:tmpl w:val="199CC112"/>
@@ -9465,7 +11778,7 @@
       </w:rPr>
     </w:lvl>
   </w:abstractNum>
-  <w:abstractNum w:abstractNumId="19" w15:restartNumberingAfterBreak="0">
+  <w:abstractNum w:abstractNumId="22" w15:restartNumberingAfterBreak="0">
     <w:nsid w:val="4F4E2A36"/>
     <w:multiLevelType w:val="multilevel"/>
     <w:tmpl w:val="3C3AF10E"/>
@@ -9614,7 +11927,7 @@
       </w:rPr>
     </w:lvl>
   </w:abstractNum>
-  <w:abstractNum w:abstractNumId="20" w15:restartNumberingAfterBreak="0">
+  <w:abstractNum w:abstractNumId="23" w15:restartNumberingAfterBreak="0">
     <w:nsid w:val="4FFA5F7B"/>
     <w:multiLevelType w:val="multilevel"/>
     <w:tmpl w:val="9642D768"/>
@@ -9763,7 +12076,156 @@
       </w:rPr>
     </w:lvl>
   </w:abstractNum>
-  <w:abstractNum w:abstractNumId="21" w15:restartNumberingAfterBreak="0">
+  <w:abstractNum w:abstractNumId="24" w15:restartNumberingAfterBreak="0">
+    <w:nsid w:val="50A21623"/>
+    <w:multiLevelType w:val="multilevel"/>
+    <w:tmpl w:val="F10CF3AE"/>
+    <w:lvl w:ilvl="0">
+      <w:start w:val="1"/>
+      <w:numFmt w:val="bullet"/>
+      <w:lvlText w:val=""/>
+      <w:lvlJc w:val="left"/>
+      <w:pPr>
+        <w:tabs>
+          <w:tab w:val="num" w:pos="720"/>
+        </w:tabs>
+        <w:ind w:left="720" w:hanging="360"/>
+      </w:pPr>
+      <w:rPr>
+        <w:rFonts w:ascii="Symbol" w:hAnsi="Symbol" w:hint="default"/>
+        <w:sz w:val="20"/>
+      </w:rPr>
+    </w:lvl>
+    <w:lvl w:ilvl="1" w:tentative="1">
+      <w:start w:val="1"/>
+      <w:numFmt w:val="bullet"/>
+      <w:lvlText w:val="o"/>
+      <w:lvlJc w:val="left"/>
+      <w:pPr>
+        <w:tabs>
+          <w:tab w:val="num" w:pos="1440"/>
+        </w:tabs>
+        <w:ind w:left="1440" w:hanging="360"/>
+      </w:pPr>
+      <w:rPr>
+        <w:rFonts w:ascii="Courier New" w:hAnsi="Courier New" w:hint="default"/>
+        <w:sz w:val="20"/>
+      </w:rPr>
+    </w:lvl>
+    <w:lvl w:ilvl="2" w:tentative="1">
+      <w:start w:val="1"/>
+      <w:numFmt w:val="bullet"/>
+      <w:lvlText w:val=""/>
+      <w:lvlJc w:val="left"/>
+      <w:pPr>
+        <w:tabs>
+          <w:tab w:val="num" w:pos="2160"/>
+        </w:tabs>
+        <w:ind w:left="2160" w:hanging="360"/>
+      </w:pPr>
+      <w:rPr>
+        <w:rFonts w:ascii="Wingdings" w:hAnsi="Wingdings" w:hint="default"/>
+        <w:sz w:val="20"/>
+      </w:rPr>
+    </w:lvl>
+    <w:lvl w:ilvl="3" w:tentative="1">
+      <w:start w:val="1"/>
+      <w:numFmt w:val="bullet"/>
+      <w:lvlText w:val=""/>
+      <w:lvlJc w:val="left"/>
+      <w:pPr>
+        <w:tabs>
+          <w:tab w:val="num" w:pos="2880"/>
+        </w:tabs>
+        <w:ind w:left="2880" w:hanging="360"/>
+      </w:pPr>
+      <w:rPr>
+        <w:rFonts w:ascii="Wingdings" w:hAnsi="Wingdings" w:hint="default"/>
+        <w:sz w:val="20"/>
+      </w:rPr>
+    </w:lvl>
+    <w:lvl w:ilvl="4" w:tentative="1">
+      <w:start w:val="1"/>
+      <w:numFmt w:val="bullet"/>
+      <w:lvlText w:val=""/>
+      <w:lvlJc w:val="left"/>
+      <w:pPr>
+        <w:tabs>
+          <w:tab w:val="num" w:pos="3600"/>
+        </w:tabs>
+        <w:ind w:left="3600" w:hanging="360"/>
+      </w:pPr>
+      <w:rPr>
+        <w:rFonts w:ascii="Wingdings" w:hAnsi="Wingdings" w:hint="default"/>
+        <w:sz w:val="20"/>
+      </w:rPr>
+    </w:lvl>
+    <w:lvl w:ilvl="5" w:tentative="1">
+      <w:start w:val="1"/>
+      <w:numFmt w:val="bullet"/>
+      <w:lvlText w:val=""/>
+      <w:lvlJc w:val="left"/>
+      <w:pPr>
+        <w:tabs>
+          <w:tab w:val="num" w:pos="4320"/>
+        </w:tabs>
+        <w:ind w:left="4320" w:hanging="360"/>
+      </w:pPr>
+      <w:rPr>
+        <w:rFonts w:ascii="Wingdings" w:hAnsi="Wingdings" w:hint="default"/>
+        <w:sz w:val="20"/>
+      </w:rPr>
+    </w:lvl>
+    <w:lvl w:ilvl="6" w:tentative="1">
+      <w:start w:val="1"/>
+      <w:numFmt w:val="bullet"/>
+      <w:lvlText w:val=""/>
+      <w:lvlJc w:val="left"/>
+      <w:pPr>
+        <w:tabs>
+          <w:tab w:val="num" w:pos="5040"/>
+        </w:tabs>
+        <w:ind w:left="5040" w:hanging="360"/>
+      </w:pPr>
+      <w:rPr>
+        <w:rFonts w:ascii="Wingdings" w:hAnsi="Wingdings" w:hint="default"/>
+        <w:sz w:val="20"/>
+      </w:rPr>
+    </w:lvl>
+    <w:lvl w:ilvl="7" w:tentative="1">
+      <w:start w:val="1"/>
+      <w:numFmt w:val="bullet"/>
+      <w:lvlText w:val=""/>
+      <w:lvlJc w:val="left"/>
+      <w:pPr>
+        <w:tabs>
+          <w:tab w:val="num" w:pos="5760"/>
+        </w:tabs>
+        <w:ind w:left="5760" w:hanging="360"/>
+      </w:pPr>
+      <w:rPr>
+        <w:rFonts w:ascii="Wingdings" w:hAnsi="Wingdings" w:hint="default"/>
+        <w:sz w:val="20"/>
+      </w:rPr>
+    </w:lvl>
+    <w:lvl w:ilvl="8" w:tentative="1">
+      <w:start w:val="1"/>
+      <w:numFmt w:val="bullet"/>
+      <w:lvlText w:val=""/>
+      <w:lvlJc w:val="left"/>
+      <w:pPr>
+        <w:tabs>
+          <w:tab w:val="num" w:pos="6480"/>
+        </w:tabs>
+        <w:ind w:left="6480" w:hanging="360"/>
+      </w:pPr>
+      <w:rPr>
+        <w:rFonts w:ascii="Wingdings" w:hAnsi="Wingdings" w:hint="default"/>
+        <w:sz w:val="20"/>
+      </w:rPr>
+    </w:lvl>
+  </w:abstractNum>
+  <w:abstractNum w:abstractNumId="25" w15:restartNumberingAfterBreak="0">
     <w:nsid w:val="549B0C08"/>
     <w:multiLevelType w:val="multilevel"/>
     <w:tmpl w:val="79401B78"/>
@@ -9912,7 +12374,7 @@
       </w:rPr>
     </w:lvl>
   </w:abstractNum>
-  <w:abstractNum w:abstractNumId="22" w15:restartNumberingAfterBreak="0">
+  <w:abstractNum w:abstractNumId="26" w15:restartNumberingAfterBreak="0">
     <w:nsid w:val="5ACA4DF2"/>
     <w:multiLevelType w:val="multilevel"/>
     <w:tmpl w:val="16D4468E"/>
@@ -10061,7 +12523,156 @@
       </w:rPr>
     </w:lvl>
   </w:abstractNum>
-  <w:abstractNum w:abstractNumId="23" w15:restartNumberingAfterBreak="0">
+  <w:abstractNum w:abstractNumId="27" w15:restartNumberingAfterBreak="0">
+    <w:nsid w:val="5DF67FFC"/>
+    <w:multiLevelType w:val="multilevel"/>
+    <w:tmpl w:val="52DE65A0"/>
+    <w:lvl w:ilvl="0">
+      <w:start w:val="1"/>
+      <w:numFmt w:val="bullet"/>
+      <w:lvlText w:val=""/>
+      <w:lvlJc w:val="left"/>
+      <w:pPr>
+        <w:tabs>
+          <w:tab w:val="num" w:pos="720"/>
+        </w:tabs>
+        <w:ind w:left="720" w:hanging="360"/>
+      </w:pPr>
+      <w:rPr>
+        <w:rFonts w:ascii="Symbol" w:hAnsi="Symbol" w:hint="default"/>
+        <w:sz w:val="20"/>
+      </w:rPr>
+    </w:lvl>
+    <w:lvl w:ilvl="1" w:tentative="1">
+      <w:start w:val="1"/>
+      <w:numFmt w:val="bullet"/>
+      <w:lvlText w:val="o"/>
+      <w:lvlJc w:val="left"/>
+      <w:pPr>
+        <w:tabs>
+          <w:tab w:val="num" w:pos="1440"/>
+        </w:tabs>
+        <w:ind w:left="1440" w:hanging="360"/>
+      </w:pPr>
+      <w:rPr>
+        <w:rFonts w:ascii="Courier New" w:hAnsi="Courier New" w:hint="default"/>
+        <w:sz w:val="20"/>
+      </w:rPr>
+    </w:lvl>
+    <w:lvl w:ilvl="2" w:tentative="1">
+      <w:start w:val="1"/>
+      <w:numFmt w:val="bullet"/>
+      <w:lvlText w:val=""/>
+      <w:lvlJc w:val="left"/>
+      <w:pPr>
+        <w:tabs>
+          <w:tab w:val="num" w:pos="2160"/>
+        </w:tabs>
+        <w:ind w:left="2160" w:hanging="360"/>
+      </w:pPr>
+      <w:rPr>
+        <w:rFonts w:ascii="Wingdings" w:hAnsi="Wingdings" w:hint="default"/>
+        <w:sz w:val="20"/>
+      </w:rPr>
+    </w:lvl>
+    <w:lvl w:ilvl="3" w:tentative="1">
+      <w:start w:val="1"/>
+      <w:numFmt w:val="bullet"/>
+      <w:lvlText w:val=""/>
+      <w:lvlJc w:val="left"/>
+      <w:pPr>
+        <w:tabs>
+          <w:tab w:val="num" w:pos="2880"/>
+        </w:tabs>
+        <w:ind w:left="2880" w:hanging="360"/>
+      </w:pPr>
+      <w:rPr>
+        <w:rFonts w:ascii="Wingdings" w:hAnsi="Wingdings" w:hint="default"/>
+        <w:sz w:val="20"/>
+      </w:rPr>
+    </w:lvl>
+    <w:lvl w:ilvl="4" w:tentative="1">
+      <w:start w:val="1"/>
+      <w:numFmt w:val="bullet"/>
+      <w:lvlText w:val=""/>
+      <w:lvlJc w:val="left"/>
+      <w:pPr>
+        <w:tabs>
+          <w:tab w:val="num" w:pos="3600"/>
+        </w:tabs>
+        <w:ind w:left="3600" w:hanging="360"/>
+      </w:pPr>
+      <w:rPr>
+        <w:rFonts w:ascii="Wingdings" w:hAnsi="Wingdings" w:hint="default"/>
+        <w:sz w:val="20"/>
+      </w:rPr>
+    </w:lvl>
+    <w:lvl w:ilvl="5" w:tentative="1">
+      <w:start w:val="1"/>
+      <w:numFmt w:val="bullet"/>
+      <w:lvlText w:val=""/>
+      <w:lvlJc w:val="left"/>
+      <w:pPr>
+        <w:tabs>
+          <w:tab w:val="num" w:pos="4320"/>
+        </w:tabs>
+        <w:ind w:left="4320" w:hanging="360"/>
+      </w:pPr>
+      <w:rPr>
+        <w:rFonts w:ascii="Wingdings" w:hAnsi="Wingdings" w:hint="default"/>
+        <w:sz w:val="20"/>
+      </w:rPr>
+    </w:lvl>
+    <w:lvl w:ilvl="6" w:tentative="1">
+      <w:start w:val="1"/>
+      <w:numFmt w:val="bullet"/>
+      <w:lvlText w:val=""/>
+      <w:lvlJc w:val="left"/>
+      <w:pPr>
+        <w:tabs>
+          <w:tab w:val="num" w:pos="5040"/>
+        </w:tabs>
+        <w:ind w:left="5040" w:hanging="360"/>
+      </w:pPr>
+      <w:rPr>
+        <w:rFonts w:ascii="Wingdings" w:hAnsi="Wingdings" w:hint="default"/>
+        <w:sz w:val="20"/>
+      </w:rPr>
+    </w:lvl>
+    <w:lvl w:ilvl="7" w:tentative="1">
+      <w:start w:val="1"/>
+      <w:numFmt w:val="bullet"/>
+      <w:lvlText w:val=""/>
+      <w:lvlJc w:val="left"/>
+      <w:pPr>
+        <w:tabs>
+          <w:tab w:val="num" w:pos="5760"/>
+        </w:tabs>
+        <w:ind w:left="5760" w:hanging="360"/>
+      </w:pPr>
+      <w:rPr>
+        <w:rFonts w:ascii="Wingdings" w:hAnsi="Wingdings" w:hint="default"/>
+        <w:sz w:val="20"/>
+      </w:rPr>
+    </w:lvl>
+    <w:lvl w:ilvl="8" w:tentative="1">
+      <w:start w:val="1"/>
+      <w:numFmt w:val="bullet"/>
+      <w:lvlText w:val=""/>
+      <w:lvlJc w:val="left"/>
+      <w:pPr>
+        <w:tabs>
+          <w:tab w:val="num" w:pos="6480"/>
+        </w:tabs>
+        <w:ind w:left="6480" w:hanging="360"/>
+      </w:pPr>
+      <w:rPr>
+        <w:rFonts w:ascii="Wingdings" w:hAnsi="Wingdings" w:hint="default"/>
+        <w:sz w:val="20"/>
+      </w:rPr>
+    </w:lvl>
+  </w:abstractNum>
+  <w:abstractNum w:abstractNumId="28" w15:restartNumberingAfterBreak="0">
     <w:nsid w:val="620231ED"/>
     <w:multiLevelType w:val="multilevel"/>
     <w:tmpl w:val="1908A74E"/>
@@ -10210,7 +12821,7 @@
       </w:rPr>
     </w:lvl>
   </w:abstractNum>
-  <w:abstractNum w:abstractNumId="24" w15:restartNumberingAfterBreak="0">
+  <w:abstractNum w:abstractNumId="29" w15:restartNumberingAfterBreak="0">
     <w:nsid w:val="63E9371B"/>
     <w:multiLevelType w:val="multilevel"/>
     <w:tmpl w:val="A9E8A2F8"/>
@@ -10359,7 +12970,7 @@
       </w:rPr>
     </w:lvl>
   </w:abstractNum>
-  <w:abstractNum w:abstractNumId="25" w15:restartNumberingAfterBreak="0">
+  <w:abstractNum w:abstractNumId="30" w15:restartNumberingAfterBreak="0">
     <w:nsid w:val="65B17D0E"/>
     <w:multiLevelType w:val="multilevel"/>
     <w:tmpl w:val="C13460DE"/>
@@ -10508,7 +13119,7 @@
       </w:rPr>
     </w:lvl>
   </w:abstractNum>
-  <w:abstractNum w:abstractNumId="26" w15:restartNumberingAfterBreak="0">
+  <w:abstractNum w:abstractNumId="31" w15:restartNumberingAfterBreak="0">
     <w:nsid w:val="6618732C"/>
     <w:multiLevelType w:val="multilevel"/>
     <w:tmpl w:val="73B682CA"/>
@@ -10657,7 +13268,7 @@
       </w:rPr>
     </w:lvl>
   </w:abstractNum>
-  <w:abstractNum w:abstractNumId="27" w15:restartNumberingAfterBreak="0">
+  <w:abstractNum w:abstractNumId="32" w15:restartNumberingAfterBreak="0">
     <w:nsid w:val="71B04F4E"/>
     <w:multiLevelType w:val="multilevel"/>
     <w:tmpl w:val="6E44AE64"/>
@@ -10806,7 +13417,7 @@
       </w:rPr>
     </w:lvl>
   </w:abstractNum>
-  <w:abstractNum w:abstractNumId="28" w15:restartNumberingAfterBreak="0">
+  <w:abstractNum w:abstractNumId="33" w15:restartNumberingAfterBreak="0">
     <w:nsid w:val="771F2992"/>
     <w:multiLevelType w:val="multilevel"/>
     <w:tmpl w:val="17BE4988"/>
@@ -10955,7 +13566,7 @@
       </w:rPr>
     </w:lvl>
   </w:abstractNum>
-  <w:abstractNum w:abstractNumId="29" w15:restartNumberingAfterBreak="0">
+  <w:abstractNum w:abstractNumId="34" w15:restartNumberingAfterBreak="0">
     <w:nsid w:val="78AF2015"/>
     <w:multiLevelType w:val="multilevel"/>
     <w:tmpl w:val="01F8F6A0"/>
@@ -11104,7 +13715,7 @@
       </w:rPr>
     </w:lvl>
   </w:abstractNum>
-  <w:abstractNum w:abstractNumId="30" w15:restartNumberingAfterBreak="0">
+  <w:abstractNum w:abstractNumId="35" w15:restartNumberingAfterBreak="0">
     <w:nsid w:val="7A6544A8"/>
     <w:multiLevelType w:val="multilevel"/>
     <w:tmpl w:val="2BA48542"/>
@@ -11253,7 +13864,7 @@
       </w:rPr>
     </w:lvl>
   </w:abstractNum>
-  <w:abstractNum w:abstractNumId="31" w15:restartNumberingAfterBreak="0">
+  <w:abstractNum w:abstractNumId="36" w15:restartNumberingAfterBreak="0">
     <w:nsid w:val="7A7F20B4"/>
     <w:multiLevelType w:val="multilevel"/>
     <w:tmpl w:val="9F32B4E6"/>
@@ -11402,7 +14013,7 @@
       </w:rPr>
     </w:lvl>
   </w:abstractNum>
-  <w:abstractNum w:abstractNumId="32" w15:restartNumberingAfterBreak="0">
+  <w:abstractNum w:abstractNumId="37" w15:restartNumberingAfterBreak="0">
     <w:nsid w:val="7DB61211"/>
     <w:multiLevelType w:val="multilevel"/>
     <w:tmpl w:val="B4F8046A"/>
@@ -11551,7 +14162,7 @@
       </w:rPr>
     </w:lvl>
   </w:abstractNum>
-  <w:abstractNum w:abstractNumId="33" w15:restartNumberingAfterBreak="0">
+  <w:abstractNum w:abstractNumId="38" w15:restartNumberingAfterBreak="0">
     <w:nsid w:val="7EB712C8"/>
     <w:multiLevelType w:val="hybridMultilevel"/>
     <w:tmpl w:val="7124EF16"/>
@@ -11664,7 +14275,7 @@
       </w:rPr>
     </w:lvl>
   </w:abstractNum>
-  <w:abstractNum w:abstractNumId="34" w15:restartNumberingAfterBreak="0">
+  <w:abstractNum w:abstractNumId="39" w15:restartNumberingAfterBreak="0">
     <w:nsid w:val="7F9F3AE3"/>
     <w:multiLevelType w:val="multilevel"/>
     <w:tmpl w:val="BE100350"/>
@@ -11820,31 +14431,31 @@
     <w:abstractNumId w:val="7"/>
   </w:num>
   <w:num w:numId="3">
-    <w:abstractNumId w:val="23"/>
+    <w:abstractNumId w:val="28"/>
   </w:num>
   <w:num w:numId="4">
-    <w:abstractNumId w:val="12"/>
+    <w:abstractNumId w:val="14"/>
   </w:num>
   <w:num w:numId="5">
-    <w:abstractNumId w:val="29"/>
+    <w:abstractNumId w:val="34"/>
   </w:num>
   <w:num w:numId="6">
-    <w:abstractNumId w:val="31"/>
+    <w:abstractNumId w:val="36"/>
   </w:num>
   <w:num w:numId="7">
-    <w:abstractNumId w:val="30"/>
+    <w:abstractNumId w:val="35"/>
   </w:num>
   <w:num w:numId="8">
-    <w:abstractNumId w:val="28"/>
+    <w:abstractNumId w:val="33"/>
   </w:num>
   <w:num w:numId="9">
-    <w:abstractNumId w:val="11"/>
+    <w:abstractNumId w:val="13"/>
   </w:num>
   <w:num w:numId="10">
-    <w:abstractNumId w:val="21"/>
+    <w:abstractNumId w:val="25"/>
   </w:num>
   <w:num w:numId="11">
-    <w:abstractNumId w:val="13"/>
+    <w:abstractNumId w:val="16"/>
   </w:num>
   <w:num w:numId="12">
     <w:abstractNumId w:val="2"/>
@@ -11853,70 +14464,85 @@
     <w:abstractNumId w:val="5"/>
   </w:num>
   <w:num w:numId="14">
-    <w:abstractNumId w:val="20"/>
+    <w:abstractNumId w:val="23"/>
   </w:num>
   <w:num w:numId="15">
     <w:abstractNumId w:val="4"/>
   </w:num>
   <w:num w:numId="16">
-    <w:abstractNumId w:val="34"/>
+    <w:abstractNumId w:val="39"/>
   </w:num>
   <w:num w:numId="17">
-    <w:abstractNumId w:val="17"/>
+    <w:abstractNumId w:val="20"/>
   </w:num>
   <w:num w:numId="18">
-    <w:abstractNumId w:val="32"/>
+    <w:abstractNumId w:val="37"/>
   </w:num>
   <w:num w:numId="19">
     <w:abstractNumId w:val="6"/>
   </w:num>
   <w:num w:numId="20">
+    <w:abstractNumId w:val="21"/>
+  </w:num>
+  <w:num w:numId="21">
+    <w:abstractNumId w:val="12"/>
+  </w:num>
+  <w:num w:numId="22">
+    <w:abstractNumId w:val="17"/>
+  </w:num>
+  <w:num w:numId="23">
+    <w:abstractNumId w:val="32"/>
+  </w:num>
+  <w:num w:numId="24">
+    <w:abstractNumId w:val="29"/>
+  </w:num>
+  <w:num w:numId="25">
     <w:abstractNumId w:val="18"/>
   </w:num>
-  <w:num w:numId="21">
-    <w:abstractNumId w:val="10"/>
-  </w:num>
-  <w:num w:numId="22">
-    <w:abstractNumId w:val="14"/>
-  </w:num>
-  <w:num w:numId="23">
-    <w:abstractNumId w:val="27"/>
-  </w:num>
-  <w:num w:numId="24">
-    <w:abstractNumId w:val="24"/>
-  </w:num>
-  <w:num w:numId="25">
-    <w:abstractNumId w:val="15"/>
-  </w:num>
   <w:num w:numId="26">
-    <w:abstractNumId w:val="19"/>
+    <w:abstractNumId w:val="22"/>
   </w:num>
   <w:num w:numId="27">
     <w:abstractNumId w:val="9"/>
   </w:num>
   <w:num w:numId="28">
-    <w:abstractNumId w:val="26"/>
+    <w:abstractNumId w:val="31"/>
   </w:num>
   <w:num w:numId="29">
     <w:abstractNumId w:val="1"/>
   </w:num>
   <w:num w:numId="30">
-    <w:abstractNumId w:val="25"/>
+    <w:abstractNumId w:val="30"/>
   </w:num>
   <w:num w:numId="31">
-    <w:abstractNumId w:val="16"/>
+    <w:abstractNumId w:val="19"/>
   </w:num>
   <w:num w:numId="32">
     <w:abstractNumId w:val="8"/>
   </w:num>
   <w:num w:numId="33">
-    <w:abstractNumId w:val="22"/>
+    <w:abstractNumId w:val="26"/>
   </w:num>
   <w:num w:numId="34">
-    <w:abstractNumId w:val="33"/>
+    <w:abstractNumId w:val="38"/>
   </w:num>
   <w:num w:numId="35">
     <w:abstractNumId w:val="3"/>
+  </w:num>
+  <w:num w:numId="36">
+    <w:abstractNumId w:val="27"/>
+  </w:num>
+  <w:num w:numId="37">
+    <w:abstractNumId w:val="11"/>
+  </w:num>
+  <w:num w:numId="38">
+    <w:abstractNumId w:val="24"/>
+  </w:num>
+  <w:num w:numId="39">
+    <w:abstractNumId w:val="15"/>
+  </w:num>
+  <w:num w:numId="40">
+    <w:abstractNumId w:val="10"/>
   </w:num>
   <w:numIdMacAtCleanup w:val="10"/>
 </w:numbering>

--- a/Week5/Healthcare Analysis WEEK5.docx
+++ b/Week5/Healthcare Analysis WEEK5.docx
@@ -35,24 +35,7 @@
             </w14:srgbClr>
           </w14:shadow>
         </w:rPr>
-        <w:t>HEALTHCARE</w:t>
-      </w:r>
-      <w:r>
-        <w:rPr>
-          <w:rFonts w:ascii="Times New Roman" w:hAnsi="Times New Roman" w:cs="Times New Roman"/>
-          <w:b/>
-          <w:bCs/>
-          <w:color w:val="C00000"/>
-          <w:sz w:val="56"/>
-          <w:szCs w:val="56"/>
-          <w:u w:val="single"/>
-          <w14:shadow w14:blurRad="60007" w14:dist="200025" w14:dir="15000000" w14:sx="100000" w14:sy="30000" w14:kx="-1800000" w14:ky="0" w14:algn="bl">
-            <w14:srgbClr w14:val="000000">
-              <w14:alpha w14:val="68000"/>
-            </w14:srgbClr>
-          </w14:shadow>
-        </w:rPr>
-        <w:t xml:space="preserve"> Analysis</w:t>
+        <w:t xml:space="preserve">HEALTHCARE Analysis</w:t>
       </w:r>
     </w:p>
     <w:p>
@@ -85,27 +68,7 @@
           <w:szCs w:val="96"/>
           <w:lang w:bidi="hi-IN"/>
         </w:rPr>
-        <w:t>Week</w:t>
-      </w:r>
-      <w:r>
-        <w:rPr>
-          <w:rFonts w:ascii="Times New Roman" w:eastAsia="Times New Roman" w:hAnsi="Times New Roman" w:cs="Times New Roman"/>
-          <w:color w:val="auto"/>
-          <w:sz w:val="96"/>
-          <w:szCs w:val="96"/>
-          <w:lang w:bidi="hi-IN"/>
-        </w:rPr>
-        <w:t>5</w:t>
-      </w:r>
-      <w:r>
-        <w:rPr>
-          <w:rFonts w:ascii="Times New Roman" w:eastAsia="Times New Roman" w:hAnsi="Times New Roman" w:cs="Times New Roman"/>
-          <w:color w:val="auto"/>
-          <w:sz w:val="96"/>
-          <w:szCs w:val="96"/>
-          <w:lang w:bidi="hi-IN"/>
-        </w:rPr>
-        <w:t>:</w:t>
+        <w:t>Week5:</w:t>
       </w:r>
     </w:p>
     <w:p>
@@ -196,7 +159,7 @@
           <w:szCs w:val="28"/>
           <w:lang w:bidi="hi-IN"/>
         </w:rPr>
-        <w:t xml:space="preserve">The project uses a healthcare dataset containing 55,500 patient records and 15 attributes. Different aspects of the dataset, including patient demographics, </w:t>
+        <w:t xml:space="preserve">The project uses a healthcare dataset containing 55,500 patient records and 15 attributes. Different aspects of the dataset, including patient demographics, medical conditions, admissions, and billing, were analyzed.</w:t>
       </w:r>
     </w:p>
     <w:p>
@@ -220,9 +183,14 @@
           <w:szCs w:val="28"/>
           <w:lang w:bidi="hi-IN"/>
         </w:rPr>
-        <w:t>This report presents the major findings and recommendations obtained from the healthcare data analysis project. The project uses a healthcare dataset containing</w:t>
-      </w:r>
-      <w:r>
+        <w:t xml:space="preserve">This report presents the major findings and recommendations obtained from the healthcare data analysis project. The project uses a healthcare dataset containing 15 attributes, including age, gender, medical condition, admission type, billing amount, insurance provider, medication, and test results.</w:t>
+      </w:r>
+    </w:p>
+    <w:p>
+      <w:pPr>
+        <w:spacing w:before="100" w:beforeAutospacing="1" w:after="100" w:afterAutospacing="1" w:line="240" w:lineRule="auto"/>
+        <w:ind w:left="720"/>
+        <w:jc w:val="both"/>
         <w:rPr>
           <w:rFonts w:ascii="Times New Roman" w:eastAsia="Times New Roman" w:hAnsi="Times New Roman" w:cs="Times New Roman"/>
           <w:color w:val="auto"/>
@@ -230,8 +198,7 @@
           <w:szCs w:val="28"/>
           <w:lang w:bidi="hi-IN"/>
         </w:rPr>
-        <w:t xml:space="preserve"> </w:t>
-      </w:r>
+      </w:pPr>
       <w:r>
         <w:rPr>
           <w:rFonts w:ascii="Times New Roman" w:eastAsia="Times New Roman" w:hAnsi="Times New Roman" w:cs="Times New Roman"/>
@@ -240,7 +207,7 @@
           <w:szCs w:val="28"/>
           <w:lang w:bidi="hi-IN"/>
         </w:rPr>
-        <w:t>15 attributes, including age, gender, medical condition, admission type, billing amount, insurance provider, medication, and test results.</w:t>
+        <w:t>The dataset was cleaned, processed, analyzed, and visualized to understand patient characteristics, healthcare costs, admission patterns, and medical conditions. Charts and statistical methods were used to convert raw healthcare data into information that can be easily understood by healthcare administrators and other stakeholders.</w:t>
       </w:r>
     </w:p>
     <w:p>
@@ -264,31 +231,7 @@
           <w:szCs w:val="28"/>
           <w:lang w:bidi="hi-IN"/>
         </w:rPr>
-        <w:t>The dataset was cleaned, processed, analyzed, and visualized to understand patient characteristics, healthcare costs, admission patterns, and medical conditions. Charts and statistical methods were used to convert raw healthcare data into information that can be easily understood by healthcare administrators and other stakeholders.</w:t>
-      </w:r>
-    </w:p>
-    <w:p>
-      <w:pPr>
-        <w:spacing w:before="100" w:beforeAutospacing="1" w:after="100" w:afterAutospacing="1" w:line="240" w:lineRule="auto"/>
-        <w:ind w:left="720"/>
-        <w:jc w:val="both"/>
-        <w:rPr>
-          <w:rFonts w:ascii="Times New Roman" w:eastAsia="Times New Roman" w:hAnsi="Times New Roman" w:cs="Times New Roman"/>
-          <w:color w:val="auto"/>
-          <w:sz w:val="28"/>
-          <w:szCs w:val="28"/>
-          <w:lang w:bidi="hi-IN"/>
-        </w:rPr>
-      </w:pPr>
-      <w:r>
-        <w:rPr>
-          <w:rFonts w:ascii="Times New Roman" w:eastAsia="Times New Roman" w:hAnsi="Times New Roman" w:cs="Times New Roman"/>
-          <w:color w:val="auto"/>
-          <w:sz w:val="28"/>
-          <w:szCs w:val="28"/>
-          <w:lang w:bidi="hi-IN"/>
-        </w:rPr>
-        <w:t>Predictive modeling was also performed to study whether patient test results could be predicted from the available information. Decision Tree, Random Forest, and Logistic Regression models were tested and compared. The best-performing model achieved an accuracy of approximately 35.2%. This result indicates that the available variables have limited ability to predict test results accurately.</w:t>
+        <w:t>Predictive modeling was also performed to study whether patient test results could be predicted from the available information. Decision Tree, Random Forest, Logistic Regression, and XGBoost models were tested and compared. The best-performing model achieved an accuracy of approximately 35.2%. This result indicates that the available variables have limited ability to predict test results accurately. The testing procedure, Python evaluation code, error-analysis methods, and a phased improvement roadmap with measurable pass/fail criteria are documented in the later sections of this report.</w:t>
       </w:r>
     </w:p>
     <w:p>
@@ -1365,21 +1308,8 @@
           <w:sz w:val="28"/>
           <w:szCs w:val="28"/>
         </w:rPr>
-        <w:t xml:space="preserve">Exploratory Data </w:t>
-      </w:r>
-      <w:proofErr w:type="spellStart"/>
-      <w:r>
-        <w:rPr>
-          <w:rFonts w:ascii="Times New Roman" w:hAnsi="Times New Roman" w:cs="Times New Roman"/>
-          <w:b/>
-          <w:bCs/>
-          <w:color w:val="000000" w:themeColor="text1"/>
-          <w:sz w:val="28"/>
-          <w:szCs w:val="28"/>
-        </w:rPr>
-        <w:t>Anlaysis</w:t>
-      </w:r>
-      <w:proofErr w:type="spellEnd"/>
+        <w:t xml:space="preserve">Exploratory Data Analysis</w:t>
+      </w:r>
     </w:p>
     <w:p>
       <w:pPr>
@@ -2212,14 +2142,7 @@
           <w:sz w:val="28"/>
           <w:szCs w:val="28"/>
         </w:rPr>
-        <w:t>ED</w:t>
-      </w:r>
-      <w:r>
-        <w:rPr>
-          <w:sz w:val="28"/>
-          <w:szCs w:val="28"/>
-        </w:rPr>
-        <w:t xml:space="preserve"> The target variable selected for prediction was:</w:t>
+        <w:t xml:space="preserve">The target variable selected for prediction was:</w:t>
       </w:r>
     </w:p>
     <w:p>
@@ -2275,7 +2198,7 @@
           <w:sz w:val="28"/>
           <w:szCs w:val="28"/>
         </w:rPr>
-        <w:t>Three classification algorithms were tested:</w:t>
+        <w:t>Four classification algorithms were tested:</w:t>
       </w:r>
     </w:p>
     <w:p>
@@ -2358,6 +2281,33 @@
           <w:szCs w:val="28"/>
         </w:rPr>
         <w:t xml:space="preserve"> Selected as a simple baseline classification model for comparison.</w:t>
+      </w:r>
+    </w:p>
+    <w:p>
+      <w:pPr>
+        <w:pStyle w:val="NormalWeb"/>
+        <w:ind w:left="720"/>
+        <w:jc w:val="both"/>
+        <w:rPr>
+          <w:sz w:val="28"/>
+          <w:szCs w:val="28"/>
+        </w:rPr>
+      </w:pPr>
+      <w:r>
+        <w:rPr>
+          <w:b/>
+          <w:bCs/>
+          <w:sz w:val="28"/>
+          <w:szCs w:val="28"/>
+        </w:rPr>
+        <w:t>XGBoost:</w:t>
+      </w:r>
+      <w:r>
+        <w:rPr>
+          <w:sz w:val="28"/>
+          <w:szCs w:val="28"/>
+        </w:rPr>
+        <w:t xml:space="preserve"> Selected as a gradient-boosting method that builds trees sequentially to correct earlier errors and often performs strongly on tabular data.</w:t>
       </w:r>
     </w:p>
     <w:p>
@@ -2717,27 +2667,7 @@
           <w:szCs w:val="36"/>
         </w:rPr>
         <w:lastRenderedPageBreak/>
-        <w:t>Key Area</w:t>
-      </w:r>
-      <w:r>
-        <w:rPr>
-          <w:rFonts w:ascii="Times New Roman" w:hAnsi="Times New Roman" w:cs="Times New Roman"/>
-          <w:b w:val="0"/>
-          <w:color w:val="000000"/>
-          <w:sz w:val="36"/>
-          <w:szCs w:val="36"/>
-        </w:rPr>
-        <w:t xml:space="preserve"> and Insights from</w:t>
-      </w:r>
-      <w:r>
-        <w:rPr>
-          <w:rFonts w:ascii="Times New Roman" w:hAnsi="Times New Roman" w:cs="Times New Roman"/>
-          <w:b w:val="0"/>
-          <w:color w:val="000000"/>
-          <w:sz w:val="36"/>
-          <w:szCs w:val="36"/>
-        </w:rPr>
-        <w:t xml:space="preserve"> Analysis</w:t>
+        <w:t xml:space="preserve">Key Area and Insights from Analysis</w:t>
       </w:r>
     </w:p>
     <w:p>
@@ -3789,15 +3719,7 @@
           <w:sz w:val="28"/>
           <w:szCs w:val="28"/>
         </w:rPr>
-        <w:t>35.2</w:t>
-      </w:r>
-      <w:r>
-        <w:rPr>
-          <w:rStyle w:val="Strong"/>
-          <w:sz w:val="28"/>
-          <w:szCs w:val="28"/>
-        </w:rPr>
-        <w:t>% accuracy should not be interpreted as a reliable medical prediction system</w:t>
+        <w:t>35.2% accuracy should not be interpreted as a reliable medical prediction system</w:t>
       </w:r>
       <w:r>
         <w:rPr>
@@ -3994,21 +3916,12 @@
       <w:pPr>
         <w:pStyle w:val="NormalWeb"/>
       </w:pPr>
-      <w:proofErr w:type="spellStart"/>
       <w:r>
         <w:rPr>
           <w:rStyle w:val="HTMLCode"/>
           <w:rFonts w:ascii="Times New Roman" w:hAnsi="Times New Roman" w:cs="Times New Roman"/>
         </w:rPr>
-        <w:t>random_state</w:t>
-      </w:r>
-      <w:proofErr w:type="spellEnd"/>
-      <w:r>
-        <w:rPr>
-          <w:rStyle w:val="HTMLCode"/>
-          <w:rFonts w:ascii="Times New Roman" w:hAnsi="Times New Roman" w:cs="Times New Roman"/>
-        </w:rPr>
-        <w:t>=42</w:t>
+        <w:t>random_state=42</w:t>
       </w:r>
       <w:r>
         <w:t xml:space="preserve"> was used to make the experiment reproducible. The split was also </w:t>
@@ -4125,11 +4038,9 @@
           <w:numId w:val="37"/>
         </w:numPr>
       </w:pPr>
-      <w:proofErr w:type="spellStart"/>
       <w:r>
         <w:t>XGBoost</w:t>
       </w:r>
-      <w:proofErr w:type="spellEnd"/>
     </w:p>
     <w:p>
       <w:pPr>
@@ -4185,7 +4096,6 @@
       <w:r>
         <w:t xml:space="preserve"> Train the model using only </w:t>
       </w:r>
-      <w:proofErr w:type="spellStart"/>
       <w:r>
         <w:rPr>
           <w:rStyle w:val="HTMLCode"/>
@@ -4193,11 +4103,9 @@
         </w:rPr>
         <w:t>X_train</w:t>
       </w:r>
-      <w:proofErr w:type="spellEnd"/>
       <w:r>
         <w:t xml:space="preserve"> and </w:t>
       </w:r>
-      <w:proofErr w:type="spellStart"/>
       <w:r>
         <w:rPr>
           <w:rStyle w:val="HTMLCode"/>
@@ -4205,7 +4113,6 @@
         </w:rPr>
         <w:t>y_train</w:t>
       </w:r>
-      <w:proofErr w:type="spellEnd"/>
       <w:r>
         <w:t>.</w:t>
       </w:r>
@@ -4223,7 +4130,6 @@
       <w:r>
         <w:t xml:space="preserve"> Predict Test Results for </w:t>
       </w:r>
-      <w:proofErr w:type="spellStart"/>
       <w:r>
         <w:rPr>
           <w:rStyle w:val="HTMLCode"/>
@@ -4231,7 +4137,6 @@
         </w:rPr>
         <w:t>X_test</w:t>
       </w:r>
-      <w:proofErr w:type="spellEnd"/>
       <w:r>
         <w:t>.</w:t>
       </w:r>
@@ -4249,7 +4154,6 @@
       <w:r>
         <w:t xml:space="preserve"> Compare predicted results with the actual </w:t>
       </w:r>
-      <w:proofErr w:type="spellStart"/>
       <w:r>
         <w:rPr>
           <w:rStyle w:val="HTMLCode"/>
@@ -4257,7 +4161,6 @@
         </w:rPr>
         <w:t>y_test</w:t>
       </w:r>
-      <w:proofErr w:type="spellEnd"/>
       <w:r>
         <w:t xml:space="preserve"> values.</w:t>
       </w:r>
@@ -4805,6 +4708,3471 @@
     </w:p>
     <w:p>
       <w:pPr>
+        <w:pStyle w:val="Heading2"/>
+        <w:keepNext/>
+        <w:numPr>
+          <w:ilvl w:val="0"/>
+          <w:numId w:val="35"/>
+        </w:numPr>
+        <w:jc w:val="left"/>
+        <w:rPr>
+          <w:rFonts w:ascii="Times New Roman" w:hAnsi="Times New Roman" w:cs="Times New Roman"/>
+          <w:color w:val="000000" w:themeColor="text1"/>
+          <w:sz w:val="32"/>
+          <w:szCs w:val="32"/>
+        </w:rPr>
+      </w:pPr>
+      <w:r>
+        <w:rPr>
+          <w:rFonts w:ascii="Times New Roman" w:hAnsi="Times New Roman" w:cs="Times New Roman"/>
+          <w:color w:val="000000" w:themeColor="text1"/>
+          <w:sz w:val="32"/>
+          <w:szCs w:val="32"/>
+        </w:rPr>
+        <w:t>Python Code – Data Preparation</w:t>
+      </w:r>
+    </w:p>
+    <w:p>
+      <w:pPr>
+        <w:pStyle w:val="NormalWeb"/>
+      </w:pPr>
+      <w:r>
+        <w:t xml:space="preserve">The code below reproduces the experimental setup. Identifier-type columns (Name, Doctor, Hospital, Room Number) are excluded because they are unique or very high-cardinality labels that would allow tree-based models to memorize individual records instead of learning general patterns. Date columns are not used directly; they are only used later to derive </w:t>
+      </w:r>
+      <w:r>
+        <w:rPr>
+          <w:rStyle w:val="Strong"/>
+        </w:rPr>
+        <w:t xml:space="preserve">Length of Stay</w:t>
+      </w:r>
+      <w:r>
+        <w:t xml:space="preserve">. All scaling and one-hot encoding is placed inside a scikit-learn </w:t>
+      </w:r>
+      <w:r>
+        <w:rPr>
+          <w:rStyle w:val="HTMLCode"/>
+          <w:rFonts w:ascii="Times New Roman" w:hAnsi="Times New Roman" w:cs="Times New Roman"/>
+        </w:rPr>
+        <w:t xml:space="preserve">Pipeline</w:t>
+      </w:r>
+      <w:r>
+        <w:t xml:space="preserve">, so it is fitted on training data only. This prevents data leakage from the test set.</w:t>
+      </w:r>
+    </w:p>
+    <w:p>
+      <w:pPr>
+        <w:pStyle w:val="NormalWeb"/>
+        <w:keepNext/>
+        <w:spacing w:after="60"/>
+      </w:pPr>
+      <w:r>
+        <w:rPr>
+          <w:rStyle w:val="Strong"/>
+        </w:rPr>
+        <w:t xml:space="preserve">Code 1 – Cleaning, feature preparation and stratified 80/20 split</w:t>
+      </w:r>
+    </w:p>
+    <w:p>
+      <w:pPr>
+        <w:pBdr>
+          <w:top w:val="single" w:sz="4" w:space="4" w:color="BFBFBF"/>
+          <w:left w:val="single" w:sz="4" w:space="4" w:color="BFBFBF"/>
+          <w:bottom w:val="single" w:sz="4" w:space="4" w:color="BFBFBF"/>
+          <w:right w:val="single" w:sz="4" w:space="4" w:color="BFBFBF"/>
+        </w:pBdr>
+        <w:shd w:val="clear" w:color="auto" w:fill="F4F4F4"/>
+        <w:spacing w:before="0" w:after="0" w:line="240" w:lineRule="auto"/>
+        <w:ind w:left="100" w:right="100"/>
+        <w:jc w:val="left"/>
+        <w:rPr>
+          <w:rFonts w:ascii="Courier New" w:hAnsi="Courier New" w:cs="Courier New"/>
+          <w:noProof/>
+          <w:color w:val="1F1F1F"/>
+          <w:sz w:val="15"/>
+          <w:szCs w:val="15"/>
+        </w:rPr>
+      </w:pPr>
+      <w:r>
+        <w:rPr>
+          <w:rFonts w:ascii="Courier New" w:hAnsi="Courier New" w:cs="Courier New"/>
+          <w:noProof/>
+          <w:color w:val="1F1F1F"/>
+          <w:sz w:val="15"/>
+          <w:szCs w:val="15"/>
+        </w:rPr>
+        <w:t xml:space="preserve">import pandas as pd, numpy as np</w:t>
+      </w:r>
+    </w:p>
+    <w:p>
+      <w:pPr>
+        <w:pBdr>
+          <w:top w:val="single" w:sz="4" w:space="4" w:color="BFBFBF"/>
+          <w:left w:val="single" w:sz="4" w:space="4" w:color="BFBFBF"/>
+          <w:bottom w:val="single" w:sz="4" w:space="4" w:color="BFBFBF"/>
+          <w:right w:val="single" w:sz="4" w:space="4" w:color="BFBFBF"/>
+        </w:pBdr>
+        <w:shd w:val="clear" w:color="auto" w:fill="F4F4F4"/>
+        <w:spacing w:before="0" w:after="0" w:line="240" w:lineRule="auto"/>
+        <w:ind w:left="100" w:right="100"/>
+        <w:jc w:val="left"/>
+        <w:rPr>
+          <w:rFonts w:ascii="Courier New" w:hAnsi="Courier New" w:cs="Courier New"/>
+          <w:noProof/>
+          <w:color w:val="1F1F1F"/>
+          <w:sz w:val="15"/>
+          <w:szCs w:val="15"/>
+        </w:rPr>
+      </w:pPr>
+      <w:r>
+        <w:rPr>
+          <w:rFonts w:ascii="Courier New" w:hAnsi="Courier New" w:cs="Courier New"/>
+          <w:noProof/>
+          <w:color w:val="1F1F1F"/>
+          <w:sz w:val="15"/>
+          <w:szCs w:val="15"/>
+        </w:rPr>
+        <w:t xml:space="preserve">from sklearn.model_selection import train_test_split</w:t>
+      </w:r>
+    </w:p>
+    <w:p>
+      <w:pPr>
+        <w:pBdr>
+          <w:top w:val="single" w:sz="4" w:space="4" w:color="BFBFBF"/>
+          <w:left w:val="single" w:sz="4" w:space="4" w:color="BFBFBF"/>
+          <w:bottom w:val="single" w:sz="4" w:space="4" w:color="BFBFBF"/>
+          <w:right w:val="single" w:sz="4" w:space="4" w:color="BFBFBF"/>
+        </w:pBdr>
+        <w:shd w:val="clear" w:color="auto" w:fill="F4F4F4"/>
+        <w:spacing w:before="0" w:after="0" w:line="240" w:lineRule="auto"/>
+        <w:ind w:left="100" w:right="100"/>
+        <w:jc w:val="left"/>
+        <w:rPr>
+          <w:rFonts w:ascii="Courier New" w:hAnsi="Courier New" w:cs="Courier New"/>
+          <w:noProof/>
+          <w:color w:val="1F1F1F"/>
+          <w:sz w:val="15"/>
+          <w:szCs w:val="15"/>
+        </w:rPr>
+      </w:pPr>
+      <w:r>
+        <w:rPr>
+          <w:rFonts w:ascii="Courier New" w:hAnsi="Courier New" w:cs="Courier New"/>
+          <w:noProof/>
+          <w:color w:val="1F1F1F"/>
+          <w:sz w:val="15"/>
+          <w:szCs w:val="15"/>
+        </w:rPr>
+        <w:t xml:space="preserve">from sklearn.compose import ColumnTransformer</w:t>
+      </w:r>
+    </w:p>
+    <w:p>
+      <w:pPr>
+        <w:pBdr>
+          <w:top w:val="single" w:sz="4" w:space="4" w:color="BFBFBF"/>
+          <w:left w:val="single" w:sz="4" w:space="4" w:color="BFBFBF"/>
+          <w:bottom w:val="single" w:sz="4" w:space="4" w:color="BFBFBF"/>
+          <w:right w:val="single" w:sz="4" w:space="4" w:color="BFBFBF"/>
+        </w:pBdr>
+        <w:shd w:val="clear" w:color="auto" w:fill="F4F4F4"/>
+        <w:spacing w:before="0" w:after="0" w:line="240" w:lineRule="auto"/>
+        <w:ind w:left="100" w:right="100"/>
+        <w:jc w:val="left"/>
+        <w:rPr>
+          <w:rFonts w:ascii="Courier New" w:hAnsi="Courier New" w:cs="Courier New"/>
+          <w:noProof/>
+          <w:color w:val="1F1F1F"/>
+          <w:sz w:val="15"/>
+          <w:szCs w:val="15"/>
+        </w:rPr>
+      </w:pPr>
+      <w:r>
+        <w:rPr>
+          <w:rFonts w:ascii="Courier New" w:hAnsi="Courier New" w:cs="Courier New"/>
+          <w:noProof/>
+          <w:color w:val="1F1F1F"/>
+          <w:sz w:val="15"/>
+          <w:szCs w:val="15"/>
+        </w:rPr>
+        <w:t xml:space="preserve">from sklearn.preprocessing import OneHotEncoder, StandardScaler, LabelEncoder</w:t>
+      </w:r>
+    </w:p>
+    <w:p>
+      <w:pPr>
+        <w:pBdr>
+          <w:top w:val="single" w:sz="4" w:space="4" w:color="BFBFBF"/>
+          <w:left w:val="single" w:sz="4" w:space="4" w:color="BFBFBF"/>
+          <w:bottom w:val="single" w:sz="4" w:space="4" w:color="BFBFBF"/>
+          <w:right w:val="single" w:sz="4" w:space="4" w:color="BFBFBF"/>
+        </w:pBdr>
+        <w:shd w:val="clear" w:color="auto" w:fill="F4F4F4"/>
+        <w:spacing w:before="0" w:after="0" w:line="240" w:lineRule="auto"/>
+        <w:ind w:left="100" w:right="100"/>
+        <w:jc w:val="left"/>
+        <w:rPr>
+          <w:rFonts w:ascii="Courier New" w:hAnsi="Courier New" w:cs="Courier New"/>
+          <w:noProof/>
+          <w:color w:val="1F1F1F"/>
+          <w:sz w:val="15"/>
+          <w:szCs w:val="15"/>
+        </w:rPr>
+      </w:pPr>
+      <w:r>
+        <w:rPr>
+          <w:rFonts w:ascii="Courier New" w:hAnsi="Courier New" w:cs="Courier New"/>
+          <w:noProof/>
+          <w:color w:val="1F1F1F"/>
+          <w:sz w:val="15"/>
+          <w:szCs w:val="15"/>
+        </w:rPr>
+        <w:t xml:space="preserve">from sklearn.pipeline import Pipeline</w:t>
+      </w:r>
+    </w:p>
+    <w:p>
+      <w:pPr>
+        <w:pBdr>
+          <w:top w:val="single" w:sz="4" w:space="4" w:color="BFBFBF"/>
+          <w:left w:val="single" w:sz="4" w:space="4" w:color="BFBFBF"/>
+          <w:bottom w:val="single" w:sz="4" w:space="4" w:color="BFBFBF"/>
+          <w:right w:val="single" w:sz="4" w:space="4" w:color="BFBFBF"/>
+        </w:pBdr>
+        <w:shd w:val="clear" w:color="auto" w:fill="F4F4F4"/>
+        <w:spacing w:before="0" w:after="0" w:line="240" w:lineRule="auto"/>
+        <w:ind w:left="100" w:right="100"/>
+        <w:jc w:val="left"/>
+        <w:rPr>
+          <w:rFonts w:ascii="Courier New" w:hAnsi="Courier New" w:cs="Courier New"/>
+          <w:noProof/>
+          <w:color w:val="1F1F1F"/>
+          <w:sz w:val="15"/>
+          <w:szCs w:val="15"/>
+        </w:rPr>
+      </w:pPr>
+      <w:r>
+        <w:rPr>
+          <w:rFonts w:ascii="Courier New" w:hAnsi="Courier New" w:cs="Courier New"/>
+          <w:noProof/>
+          <w:color w:val="1F1F1F"/>
+          <w:sz w:val="15"/>
+          <w:szCs w:val="15"/>
+        </w:rPr>
+        <w:t xml:space="preserve"/>
+      </w:r>
+    </w:p>
+    <w:p>
+      <w:pPr>
+        <w:pBdr>
+          <w:top w:val="single" w:sz="4" w:space="4" w:color="BFBFBF"/>
+          <w:left w:val="single" w:sz="4" w:space="4" w:color="BFBFBF"/>
+          <w:bottom w:val="single" w:sz="4" w:space="4" w:color="BFBFBF"/>
+          <w:right w:val="single" w:sz="4" w:space="4" w:color="BFBFBF"/>
+        </w:pBdr>
+        <w:shd w:val="clear" w:color="auto" w:fill="F4F4F4"/>
+        <w:spacing w:before="0" w:after="0" w:line="240" w:lineRule="auto"/>
+        <w:ind w:left="100" w:right="100"/>
+        <w:jc w:val="left"/>
+        <w:rPr>
+          <w:rFonts w:ascii="Courier New" w:hAnsi="Courier New" w:cs="Courier New"/>
+          <w:noProof/>
+          <w:color w:val="1F1F1F"/>
+          <w:sz w:val="15"/>
+          <w:szCs w:val="15"/>
+        </w:rPr>
+      </w:pPr>
+      <w:r>
+        <w:rPr>
+          <w:rFonts w:ascii="Courier New" w:hAnsi="Courier New" w:cs="Courier New"/>
+          <w:noProof/>
+          <w:color w:val="1F1F1F"/>
+          <w:sz w:val="15"/>
+          <w:szCs w:val="15"/>
+        </w:rPr>
+        <w:t xml:space="preserve">df = pd.read_csv("healthcare_dataset.csv").drop_duplicates()</w:t>
+      </w:r>
+    </w:p>
+    <w:p>
+      <w:pPr>
+        <w:pBdr>
+          <w:top w:val="single" w:sz="4" w:space="4" w:color="BFBFBF"/>
+          <w:left w:val="single" w:sz="4" w:space="4" w:color="BFBFBF"/>
+          <w:bottom w:val="single" w:sz="4" w:space="4" w:color="BFBFBF"/>
+          <w:right w:val="single" w:sz="4" w:space="4" w:color="BFBFBF"/>
+        </w:pBdr>
+        <w:shd w:val="clear" w:color="auto" w:fill="F4F4F4"/>
+        <w:spacing w:before="0" w:after="0" w:line="240" w:lineRule="auto"/>
+        <w:ind w:left="100" w:right="100"/>
+        <w:jc w:val="left"/>
+        <w:rPr>
+          <w:rFonts w:ascii="Courier New" w:hAnsi="Courier New" w:cs="Courier New"/>
+          <w:noProof/>
+          <w:color w:val="1F1F1F"/>
+          <w:sz w:val="15"/>
+          <w:szCs w:val="15"/>
+        </w:rPr>
+      </w:pPr>
+      <w:r>
+        <w:rPr>
+          <w:rFonts w:ascii="Courier New" w:hAnsi="Courier New" w:cs="Courier New"/>
+          <w:noProof/>
+          <w:color w:val="1F1F1F"/>
+          <w:sz w:val="15"/>
+          <w:szCs w:val="15"/>
+        </w:rPr>
+        <w:t xml:space="preserve">df["Date of Admission"] = pd.to_datetime(df["Date of Admission"])</w:t>
+      </w:r>
+    </w:p>
+    <w:p>
+      <w:pPr>
+        <w:pBdr>
+          <w:top w:val="single" w:sz="4" w:space="4" w:color="BFBFBF"/>
+          <w:left w:val="single" w:sz="4" w:space="4" w:color="BFBFBF"/>
+          <w:bottom w:val="single" w:sz="4" w:space="4" w:color="BFBFBF"/>
+          <w:right w:val="single" w:sz="4" w:space="4" w:color="BFBFBF"/>
+        </w:pBdr>
+        <w:shd w:val="clear" w:color="auto" w:fill="F4F4F4"/>
+        <w:spacing w:before="0" w:after="0" w:line="240" w:lineRule="auto"/>
+        <w:ind w:left="100" w:right="100"/>
+        <w:jc w:val="left"/>
+        <w:rPr>
+          <w:rFonts w:ascii="Courier New" w:hAnsi="Courier New" w:cs="Courier New"/>
+          <w:noProof/>
+          <w:color w:val="1F1F1F"/>
+          <w:sz w:val="15"/>
+          <w:szCs w:val="15"/>
+        </w:rPr>
+      </w:pPr>
+      <w:r>
+        <w:rPr>
+          <w:rFonts w:ascii="Courier New" w:hAnsi="Courier New" w:cs="Courier New"/>
+          <w:noProof/>
+          <w:color w:val="1F1F1F"/>
+          <w:sz w:val="15"/>
+          <w:szCs w:val="15"/>
+        </w:rPr>
+        <w:t xml:space="preserve">df["Discharge Date"] = pd.to_datetime(df["Discharge Date"])</w:t>
+      </w:r>
+    </w:p>
+    <w:p>
+      <w:pPr>
+        <w:pBdr>
+          <w:top w:val="single" w:sz="4" w:space="4" w:color="BFBFBF"/>
+          <w:left w:val="single" w:sz="4" w:space="4" w:color="BFBFBF"/>
+          <w:bottom w:val="single" w:sz="4" w:space="4" w:color="BFBFBF"/>
+          <w:right w:val="single" w:sz="4" w:space="4" w:color="BFBFBF"/>
+        </w:pBdr>
+        <w:shd w:val="clear" w:color="auto" w:fill="F4F4F4"/>
+        <w:spacing w:before="0" w:after="0" w:line="240" w:lineRule="auto"/>
+        <w:ind w:left="100" w:right="100"/>
+        <w:jc w:val="left"/>
+        <w:rPr>
+          <w:rFonts w:ascii="Courier New" w:hAnsi="Courier New" w:cs="Courier New"/>
+          <w:noProof/>
+          <w:color w:val="1F1F1F"/>
+          <w:sz w:val="15"/>
+          <w:szCs w:val="15"/>
+        </w:rPr>
+      </w:pPr>
+      <w:r>
+        <w:rPr>
+          <w:rFonts w:ascii="Courier New" w:hAnsi="Courier New" w:cs="Courier New"/>
+          <w:noProof/>
+          <w:color w:val="1F1F1F"/>
+          <w:sz w:val="15"/>
+          <w:szCs w:val="15"/>
+        </w:rPr>
+        <w:t xml:space="preserve"/>
+      </w:r>
+    </w:p>
+    <w:p>
+      <w:pPr>
+        <w:pBdr>
+          <w:top w:val="single" w:sz="4" w:space="4" w:color="BFBFBF"/>
+          <w:left w:val="single" w:sz="4" w:space="4" w:color="BFBFBF"/>
+          <w:bottom w:val="single" w:sz="4" w:space="4" w:color="BFBFBF"/>
+          <w:right w:val="single" w:sz="4" w:space="4" w:color="BFBFBF"/>
+        </w:pBdr>
+        <w:shd w:val="clear" w:color="auto" w:fill="F4F4F4"/>
+        <w:spacing w:before="0" w:after="0" w:line="240" w:lineRule="auto"/>
+        <w:ind w:left="100" w:right="100"/>
+        <w:jc w:val="left"/>
+        <w:rPr>
+          <w:rFonts w:ascii="Courier New" w:hAnsi="Courier New" w:cs="Courier New"/>
+          <w:noProof/>
+          <w:color w:val="1F1F1F"/>
+          <w:sz w:val="15"/>
+          <w:szCs w:val="15"/>
+        </w:rPr>
+      </w:pPr>
+      <w:r>
+        <w:rPr>
+          <w:rFonts w:ascii="Courier New" w:hAnsi="Courier New" w:cs="Courier New"/>
+          <w:noProof/>
+          <w:color w:val="1F1F1F"/>
+          <w:sz w:val="15"/>
+          <w:szCs w:val="15"/>
+        </w:rPr>
+        <w:t xml:space="preserve">TARGET = "Test Results"</w:t>
+      </w:r>
+    </w:p>
+    <w:p>
+      <w:pPr>
+        <w:pBdr>
+          <w:top w:val="single" w:sz="4" w:space="4" w:color="BFBFBF"/>
+          <w:left w:val="single" w:sz="4" w:space="4" w:color="BFBFBF"/>
+          <w:bottom w:val="single" w:sz="4" w:space="4" w:color="BFBFBF"/>
+          <w:right w:val="single" w:sz="4" w:space="4" w:color="BFBFBF"/>
+        </w:pBdr>
+        <w:shd w:val="clear" w:color="auto" w:fill="F4F4F4"/>
+        <w:spacing w:before="0" w:after="0" w:line="240" w:lineRule="auto"/>
+        <w:ind w:left="100" w:right="100"/>
+        <w:jc w:val="left"/>
+        <w:rPr>
+          <w:rFonts w:ascii="Courier New" w:hAnsi="Courier New" w:cs="Courier New"/>
+          <w:noProof/>
+          <w:color w:val="1F1F1F"/>
+          <w:sz w:val="15"/>
+          <w:szCs w:val="15"/>
+        </w:rPr>
+      </w:pPr>
+      <w:r>
+        <w:rPr>
+          <w:rFonts w:ascii="Courier New" w:hAnsi="Courier New" w:cs="Courier New"/>
+          <w:noProof/>
+          <w:color w:val="1F1F1F"/>
+          <w:sz w:val="15"/>
+          <w:szCs w:val="15"/>
+        </w:rPr>
+        <w:t xml:space="preserve">ID_COLS = ["Name", "Doctor", "Hospital", "Room Number"]   # identifiers / very high cardinality</w:t>
+      </w:r>
+    </w:p>
+    <w:p>
+      <w:pPr>
+        <w:pBdr>
+          <w:top w:val="single" w:sz="4" w:space="4" w:color="BFBFBF"/>
+          <w:left w:val="single" w:sz="4" w:space="4" w:color="BFBFBF"/>
+          <w:bottom w:val="single" w:sz="4" w:space="4" w:color="BFBFBF"/>
+          <w:right w:val="single" w:sz="4" w:space="4" w:color="BFBFBF"/>
+        </w:pBdr>
+        <w:shd w:val="clear" w:color="auto" w:fill="F4F4F4"/>
+        <w:spacing w:before="0" w:after="0" w:line="240" w:lineRule="auto"/>
+        <w:ind w:left="100" w:right="100"/>
+        <w:jc w:val="left"/>
+        <w:rPr>
+          <w:rFonts w:ascii="Courier New" w:hAnsi="Courier New" w:cs="Courier New"/>
+          <w:noProof/>
+          <w:color w:val="1F1F1F"/>
+          <w:sz w:val="15"/>
+          <w:szCs w:val="15"/>
+        </w:rPr>
+      </w:pPr>
+      <w:r>
+        <w:rPr>
+          <w:rFonts w:ascii="Courier New" w:hAnsi="Courier New" w:cs="Courier New"/>
+          <w:noProof/>
+          <w:color w:val="1F1F1F"/>
+          <w:sz w:val="15"/>
+          <w:szCs w:val="15"/>
+        </w:rPr>
+        <w:t xml:space="preserve">DATE_COLS = ["Date of Admission", "Discharge Date"]</w:t>
+      </w:r>
+    </w:p>
+    <w:p>
+      <w:pPr>
+        <w:pBdr>
+          <w:top w:val="single" w:sz="4" w:space="4" w:color="BFBFBF"/>
+          <w:left w:val="single" w:sz="4" w:space="4" w:color="BFBFBF"/>
+          <w:bottom w:val="single" w:sz="4" w:space="4" w:color="BFBFBF"/>
+          <w:right w:val="single" w:sz="4" w:space="4" w:color="BFBFBF"/>
+        </w:pBdr>
+        <w:shd w:val="clear" w:color="auto" w:fill="F4F4F4"/>
+        <w:spacing w:before="0" w:after="0" w:line="240" w:lineRule="auto"/>
+        <w:ind w:left="100" w:right="100"/>
+        <w:jc w:val="left"/>
+        <w:rPr>
+          <w:rFonts w:ascii="Courier New" w:hAnsi="Courier New" w:cs="Courier New"/>
+          <w:noProof/>
+          <w:color w:val="1F1F1F"/>
+          <w:sz w:val="15"/>
+          <w:szCs w:val="15"/>
+        </w:rPr>
+      </w:pPr>
+      <w:r>
+        <w:rPr>
+          <w:rFonts w:ascii="Courier New" w:hAnsi="Courier New" w:cs="Courier New"/>
+          <w:noProof/>
+          <w:color w:val="1F1F1F"/>
+          <w:sz w:val="15"/>
+          <w:szCs w:val="15"/>
+        </w:rPr>
+        <w:t xml:space="preserve"/>
+      </w:r>
+    </w:p>
+    <w:p>
+      <w:pPr>
+        <w:pBdr>
+          <w:top w:val="single" w:sz="4" w:space="4" w:color="BFBFBF"/>
+          <w:left w:val="single" w:sz="4" w:space="4" w:color="BFBFBF"/>
+          <w:bottom w:val="single" w:sz="4" w:space="4" w:color="BFBFBF"/>
+          <w:right w:val="single" w:sz="4" w:space="4" w:color="BFBFBF"/>
+        </w:pBdr>
+        <w:shd w:val="clear" w:color="auto" w:fill="F4F4F4"/>
+        <w:spacing w:before="0" w:after="0" w:line="240" w:lineRule="auto"/>
+        <w:ind w:left="100" w:right="100"/>
+        <w:jc w:val="left"/>
+        <w:rPr>
+          <w:rFonts w:ascii="Courier New" w:hAnsi="Courier New" w:cs="Courier New"/>
+          <w:noProof/>
+          <w:color w:val="1F1F1F"/>
+          <w:sz w:val="15"/>
+          <w:szCs w:val="15"/>
+        </w:rPr>
+      </w:pPr>
+      <w:r>
+        <w:rPr>
+          <w:rFonts w:ascii="Courier New" w:hAnsi="Courier New" w:cs="Courier New"/>
+          <w:noProof/>
+          <w:color w:val="1F1F1F"/>
+          <w:sz w:val="15"/>
+          <w:szCs w:val="15"/>
+        </w:rPr>
+        <w:t xml:space="preserve">def make_xy(data, engineered=False):</w:t>
+      </w:r>
+    </w:p>
+    <w:p>
+      <w:pPr>
+        <w:pBdr>
+          <w:top w:val="single" w:sz="4" w:space="4" w:color="BFBFBF"/>
+          <w:left w:val="single" w:sz="4" w:space="4" w:color="BFBFBF"/>
+          <w:bottom w:val="single" w:sz="4" w:space="4" w:color="BFBFBF"/>
+          <w:right w:val="single" w:sz="4" w:space="4" w:color="BFBFBF"/>
+        </w:pBdr>
+        <w:shd w:val="clear" w:color="auto" w:fill="F4F4F4"/>
+        <w:spacing w:before="0" w:after="0" w:line="240" w:lineRule="auto"/>
+        <w:ind w:left="100" w:right="100"/>
+        <w:jc w:val="left"/>
+        <w:rPr>
+          <w:rFonts w:ascii="Courier New" w:hAnsi="Courier New" w:cs="Courier New"/>
+          <w:noProof/>
+          <w:color w:val="1F1F1F"/>
+          <w:sz w:val="15"/>
+          <w:szCs w:val="15"/>
+        </w:rPr>
+      </w:pPr>
+      <w:r>
+        <w:rPr>
+          <w:rFonts w:ascii="Courier New" w:hAnsi="Courier New" w:cs="Courier New"/>
+          <w:noProof/>
+          <w:color w:val="1F1F1F"/>
+          <w:sz w:val="15"/>
+          <w:szCs w:val="15"/>
+        </w:rPr>
+        <w:t xml:space="preserve">    d = data.copy()</w:t>
+      </w:r>
+    </w:p>
+    <w:p>
+      <w:pPr>
+        <w:pBdr>
+          <w:top w:val="single" w:sz="4" w:space="4" w:color="BFBFBF"/>
+          <w:left w:val="single" w:sz="4" w:space="4" w:color="BFBFBF"/>
+          <w:bottom w:val="single" w:sz="4" w:space="4" w:color="BFBFBF"/>
+          <w:right w:val="single" w:sz="4" w:space="4" w:color="BFBFBF"/>
+        </w:pBdr>
+        <w:shd w:val="clear" w:color="auto" w:fill="F4F4F4"/>
+        <w:spacing w:before="0" w:after="0" w:line="240" w:lineRule="auto"/>
+        <w:ind w:left="100" w:right="100"/>
+        <w:jc w:val="left"/>
+        <w:rPr>
+          <w:rFonts w:ascii="Courier New" w:hAnsi="Courier New" w:cs="Courier New"/>
+          <w:noProof/>
+          <w:color w:val="1F1F1F"/>
+          <w:sz w:val="15"/>
+          <w:szCs w:val="15"/>
+        </w:rPr>
+      </w:pPr>
+      <w:r>
+        <w:rPr>
+          <w:rFonts w:ascii="Courier New" w:hAnsi="Courier New" w:cs="Courier New"/>
+          <w:noProof/>
+          <w:color w:val="1F1F1F"/>
+          <w:sz w:val="15"/>
+          <w:szCs w:val="15"/>
+        </w:rPr>
+        <w:t xml:space="preserve">    if engineered:                                         # used later in the roadmap (Phase 3)</w:t>
+      </w:r>
+    </w:p>
+    <w:p>
+      <w:pPr>
+        <w:pBdr>
+          <w:top w:val="single" w:sz="4" w:space="4" w:color="BFBFBF"/>
+          <w:left w:val="single" w:sz="4" w:space="4" w:color="BFBFBF"/>
+          <w:bottom w:val="single" w:sz="4" w:space="4" w:color="BFBFBF"/>
+          <w:right w:val="single" w:sz="4" w:space="4" w:color="BFBFBF"/>
+        </w:pBdr>
+        <w:shd w:val="clear" w:color="auto" w:fill="F4F4F4"/>
+        <w:spacing w:before="0" w:after="0" w:line="240" w:lineRule="auto"/>
+        <w:ind w:left="100" w:right="100"/>
+        <w:jc w:val="left"/>
+        <w:rPr>
+          <w:rFonts w:ascii="Courier New" w:hAnsi="Courier New" w:cs="Courier New"/>
+          <w:noProof/>
+          <w:color w:val="1F1F1F"/>
+          <w:sz w:val="15"/>
+          <w:szCs w:val="15"/>
+        </w:rPr>
+      </w:pPr>
+      <w:r>
+        <w:rPr>
+          <w:rFonts w:ascii="Courier New" w:hAnsi="Courier New" w:cs="Courier New"/>
+          <w:noProof/>
+          <w:color w:val="1F1F1F"/>
+          <w:sz w:val="15"/>
+          <w:szCs w:val="15"/>
+        </w:rPr>
+        <w:t xml:space="preserve">        d["Length of Stay"] = (d["Discharge Date"] - d["Date of Admission"]).dt.days</w:t>
+      </w:r>
+    </w:p>
+    <w:p>
+      <w:pPr>
+        <w:pBdr>
+          <w:top w:val="single" w:sz="4" w:space="4" w:color="BFBFBF"/>
+          <w:left w:val="single" w:sz="4" w:space="4" w:color="BFBFBF"/>
+          <w:bottom w:val="single" w:sz="4" w:space="4" w:color="BFBFBF"/>
+          <w:right w:val="single" w:sz="4" w:space="4" w:color="BFBFBF"/>
+        </w:pBdr>
+        <w:shd w:val="clear" w:color="auto" w:fill="F4F4F4"/>
+        <w:spacing w:before="0" w:after="0" w:line="240" w:lineRule="auto"/>
+        <w:ind w:left="100" w:right="100"/>
+        <w:jc w:val="left"/>
+        <w:rPr>
+          <w:rFonts w:ascii="Courier New" w:hAnsi="Courier New" w:cs="Courier New"/>
+          <w:noProof/>
+          <w:color w:val="1F1F1F"/>
+          <w:sz w:val="15"/>
+          <w:szCs w:val="15"/>
+        </w:rPr>
+      </w:pPr>
+      <w:r>
+        <w:rPr>
+          <w:rFonts w:ascii="Courier New" w:hAnsi="Courier New" w:cs="Courier New"/>
+          <w:noProof/>
+          <w:color w:val="1F1F1F"/>
+          <w:sz w:val="15"/>
+          <w:szCs w:val="15"/>
+        </w:rPr>
+        <w:t xml:space="preserve">        d["Admission Month"] = d["Date of Admission"].dt.month</w:t>
+      </w:r>
+    </w:p>
+    <w:p>
+      <w:pPr>
+        <w:pBdr>
+          <w:top w:val="single" w:sz="4" w:space="4" w:color="BFBFBF"/>
+          <w:left w:val="single" w:sz="4" w:space="4" w:color="BFBFBF"/>
+          <w:bottom w:val="single" w:sz="4" w:space="4" w:color="BFBFBF"/>
+          <w:right w:val="single" w:sz="4" w:space="4" w:color="BFBFBF"/>
+        </w:pBdr>
+        <w:shd w:val="clear" w:color="auto" w:fill="F4F4F4"/>
+        <w:spacing w:before="0" w:after="0" w:line="240" w:lineRule="auto"/>
+        <w:ind w:left="100" w:right="100"/>
+        <w:jc w:val="left"/>
+        <w:rPr>
+          <w:rFonts w:ascii="Courier New" w:hAnsi="Courier New" w:cs="Courier New"/>
+          <w:noProof/>
+          <w:color w:val="1F1F1F"/>
+          <w:sz w:val="15"/>
+          <w:szCs w:val="15"/>
+        </w:rPr>
+      </w:pPr>
+      <w:r>
+        <w:rPr>
+          <w:rFonts w:ascii="Courier New" w:hAnsi="Courier New" w:cs="Courier New"/>
+          <w:noProof/>
+          <w:color w:val="1F1F1F"/>
+          <w:sz w:val="15"/>
+          <w:szCs w:val="15"/>
+        </w:rPr>
+        <w:t xml:space="preserve">        d["Billing per Day"] = d["Billing Amount"] / d["Length of Stay"].clip(lower=1)</w:t>
+      </w:r>
+    </w:p>
+    <w:p>
+      <w:pPr>
+        <w:pBdr>
+          <w:top w:val="single" w:sz="4" w:space="4" w:color="BFBFBF"/>
+          <w:left w:val="single" w:sz="4" w:space="4" w:color="BFBFBF"/>
+          <w:bottom w:val="single" w:sz="4" w:space="4" w:color="BFBFBF"/>
+          <w:right w:val="single" w:sz="4" w:space="4" w:color="BFBFBF"/>
+        </w:pBdr>
+        <w:shd w:val="clear" w:color="auto" w:fill="F4F4F4"/>
+        <w:spacing w:before="0" w:after="0" w:line="240" w:lineRule="auto"/>
+        <w:ind w:left="100" w:right="100"/>
+        <w:jc w:val="left"/>
+        <w:rPr>
+          <w:rFonts w:ascii="Courier New" w:hAnsi="Courier New" w:cs="Courier New"/>
+          <w:noProof/>
+          <w:color w:val="1F1F1F"/>
+          <w:sz w:val="15"/>
+          <w:szCs w:val="15"/>
+        </w:rPr>
+      </w:pPr>
+      <w:r>
+        <w:rPr>
+          <w:rFonts w:ascii="Courier New" w:hAnsi="Courier New" w:cs="Courier New"/>
+          <w:noProof/>
+          <w:color w:val="1F1F1F"/>
+          <w:sz w:val="15"/>
+          <w:szCs w:val="15"/>
+        </w:rPr>
+        <w:t xml:space="preserve">        d["Age Group"] = pd.cut(d["Age"], [0, 17, 35, 50, 65, 120],</w:t>
+      </w:r>
+    </w:p>
+    <w:p>
+      <w:pPr>
+        <w:pBdr>
+          <w:top w:val="single" w:sz="4" w:space="4" w:color="BFBFBF"/>
+          <w:left w:val="single" w:sz="4" w:space="4" w:color="BFBFBF"/>
+          <w:bottom w:val="single" w:sz="4" w:space="4" w:color="BFBFBF"/>
+          <w:right w:val="single" w:sz="4" w:space="4" w:color="BFBFBF"/>
+        </w:pBdr>
+        <w:shd w:val="clear" w:color="auto" w:fill="F4F4F4"/>
+        <w:spacing w:before="0" w:after="0" w:line="240" w:lineRule="auto"/>
+        <w:ind w:left="100" w:right="100"/>
+        <w:jc w:val="left"/>
+        <w:rPr>
+          <w:rFonts w:ascii="Courier New" w:hAnsi="Courier New" w:cs="Courier New"/>
+          <w:noProof/>
+          <w:color w:val="1F1F1F"/>
+          <w:sz w:val="15"/>
+          <w:szCs w:val="15"/>
+        </w:rPr>
+      </w:pPr>
+      <w:r>
+        <w:rPr>
+          <w:rFonts w:ascii="Courier New" w:hAnsi="Courier New" w:cs="Courier New"/>
+          <w:noProof/>
+          <w:color w:val="1F1F1F"/>
+          <w:sz w:val="15"/>
+          <w:szCs w:val="15"/>
+        </w:rPr>
+        <w:t xml:space="preserve">                                labels=["0-17", "18-35", "36-50", "51-65", "65+"]).astype(str)</w:t>
+      </w:r>
+    </w:p>
+    <w:p>
+      <w:pPr>
+        <w:pBdr>
+          <w:top w:val="single" w:sz="4" w:space="4" w:color="BFBFBF"/>
+          <w:left w:val="single" w:sz="4" w:space="4" w:color="BFBFBF"/>
+          <w:bottom w:val="single" w:sz="4" w:space="4" w:color="BFBFBF"/>
+          <w:right w:val="single" w:sz="4" w:space="4" w:color="BFBFBF"/>
+        </w:pBdr>
+        <w:shd w:val="clear" w:color="auto" w:fill="F4F4F4"/>
+        <w:spacing w:before="0" w:after="0" w:line="240" w:lineRule="auto"/>
+        <w:ind w:left="100" w:right="100"/>
+        <w:jc w:val="left"/>
+        <w:rPr>
+          <w:rFonts w:ascii="Courier New" w:hAnsi="Courier New" w:cs="Courier New"/>
+          <w:noProof/>
+          <w:color w:val="1F1F1F"/>
+          <w:sz w:val="15"/>
+          <w:szCs w:val="15"/>
+        </w:rPr>
+      </w:pPr>
+      <w:r>
+        <w:rPr>
+          <w:rFonts w:ascii="Courier New" w:hAnsi="Courier New" w:cs="Courier New"/>
+          <w:noProof/>
+          <w:color w:val="1F1F1F"/>
+          <w:sz w:val="15"/>
+          <w:szCs w:val="15"/>
+        </w:rPr>
+        <w:t xml:space="preserve">    X = d.drop(columns=ID_COLS + DATE_COLS + [TARGET])</w:t>
+      </w:r>
+    </w:p>
+    <w:p>
+      <w:pPr>
+        <w:pBdr>
+          <w:top w:val="single" w:sz="4" w:space="4" w:color="BFBFBF"/>
+          <w:left w:val="single" w:sz="4" w:space="4" w:color="BFBFBF"/>
+          <w:bottom w:val="single" w:sz="4" w:space="4" w:color="BFBFBF"/>
+          <w:right w:val="single" w:sz="4" w:space="4" w:color="BFBFBF"/>
+        </w:pBdr>
+        <w:shd w:val="clear" w:color="auto" w:fill="F4F4F4"/>
+        <w:spacing w:before="0" w:after="0" w:line="240" w:lineRule="auto"/>
+        <w:ind w:left="100" w:right="100"/>
+        <w:jc w:val="left"/>
+        <w:rPr>
+          <w:rFonts w:ascii="Courier New" w:hAnsi="Courier New" w:cs="Courier New"/>
+          <w:noProof/>
+          <w:color w:val="1F1F1F"/>
+          <w:sz w:val="15"/>
+          <w:szCs w:val="15"/>
+        </w:rPr>
+      </w:pPr>
+      <w:r>
+        <w:rPr>
+          <w:rFonts w:ascii="Courier New" w:hAnsi="Courier New" w:cs="Courier New"/>
+          <w:noProof/>
+          <w:color w:val="1F1F1F"/>
+          <w:sz w:val="15"/>
+          <w:szCs w:val="15"/>
+        </w:rPr>
+        <w:t xml:space="preserve">    return X, d[TARGET]</w:t>
+      </w:r>
+    </w:p>
+    <w:p>
+      <w:pPr>
+        <w:pBdr>
+          <w:top w:val="single" w:sz="4" w:space="4" w:color="BFBFBF"/>
+          <w:left w:val="single" w:sz="4" w:space="4" w:color="BFBFBF"/>
+          <w:bottom w:val="single" w:sz="4" w:space="4" w:color="BFBFBF"/>
+          <w:right w:val="single" w:sz="4" w:space="4" w:color="BFBFBF"/>
+        </w:pBdr>
+        <w:shd w:val="clear" w:color="auto" w:fill="F4F4F4"/>
+        <w:spacing w:before="0" w:after="0" w:line="240" w:lineRule="auto"/>
+        <w:ind w:left="100" w:right="100"/>
+        <w:jc w:val="left"/>
+        <w:rPr>
+          <w:rFonts w:ascii="Courier New" w:hAnsi="Courier New" w:cs="Courier New"/>
+          <w:noProof/>
+          <w:color w:val="1F1F1F"/>
+          <w:sz w:val="15"/>
+          <w:szCs w:val="15"/>
+        </w:rPr>
+      </w:pPr>
+      <w:r>
+        <w:rPr>
+          <w:rFonts w:ascii="Courier New" w:hAnsi="Courier New" w:cs="Courier New"/>
+          <w:noProof/>
+          <w:color w:val="1F1F1F"/>
+          <w:sz w:val="15"/>
+          <w:szCs w:val="15"/>
+        </w:rPr>
+        <w:t xml:space="preserve"/>
+      </w:r>
+    </w:p>
+    <w:p>
+      <w:pPr>
+        <w:pBdr>
+          <w:top w:val="single" w:sz="4" w:space="4" w:color="BFBFBF"/>
+          <w:left w:val="single" w:sz="4" w:space="4" w:color="BFBFBF"/>
+          <w:bottom w:val="single" w:sz="4" w:space="4" w:color="BFBFBF"/>
+          <w:right w:val="single" w:sz="4" w:space="4" w:color="BFBFBF"/>
+        </w:pBdr>
+        <w:shd w:val="clear" w:color="auto" w:fill="F4F4F4"/>
+        <w:spacing w:before="0" w:after="0" w:line="240" w:lineRule="auto"/>
+        <w:ind w:left="100" w:right="100"/>
+        <w:jc w:val="left"/>
+        <w:rPr>
+          <w:rFonts w:ascii="Courier New" w:hAnsi="Courier New" w:cs="Courier New"/>
+          <w:noProof/>
+          <w:color w:val="1F1F1F"/>
+          <w:sz w:val="15"/>
+          <w:szCs w:val="15"/>
+        </w:rPr>
+      </w:pPr>
+      <w:r>
+        <w:rPr>
+          <w:rFonts w:ascii="Courier New" w:hAnsi="Courier New" w:cs="Courier New"/>
+          <w:noProof/>
+          <w:color w:val="1F1F1F"/>
+          <w:sz w:val="15"/>
+          <w:szCs w:val="15"/>
+        </w:rPr>
+        <w:t xml:space="preserve">def make_preprocessor(X):</w:t>
+      </w:r>
+    </w:p>
+    <w:p>
+      <w:pPr>
+        <w:pBdr>
+          <w:top w:val="single" w:sz="4" w:space="4" w:color="BFBFBF"/>
+          <w:left w:val="single" w:sz="4" w:space="4" w:color="BFBFBF"/>
+          <w:bottom w:val="single" w:sz="4" w:space="4" w:color="BFBFBF"/>
+          <w:right w:val="single" w:sz="4" w:space="4" w:color="BFBFBF"/>
+        </w:pBdr>
+        <w:shd w:val="clear" w:color="auto" w:fill="F4F4F4"/>
+        <w:spacing w:before="0" w:after="0" w:line="240" w:lineRule="auto"/>
+        <w:ind w:left="100" w:right="100"/>
+        <w:jc w:val="left"/>
+        <w:rPr>
+          <w:rFonts w:ascii="Courier New" w:hAnsi="Courier New" w:cs="Courier New"/>
+          <w:noProof/>
+          <w:color w:val="1F1F1F"/>
+          <w:sz w:val="15"/>
+          <w:szCs w:val="15"/>
+        </w:rPr>
+      </w:pPr>
+      <w:r>
+        <w:rPr>
+          <w:rFonts w:ascii="Courier New" w:hAnsi="Courier New" w:cs="Courier New"/>
+          <w:noProof/>
+          <w:color w:val="1F1F1F"/>
+          <w:sz w:val="15"/>
+          <w:szCs w:val="15"/>
+        </w:rPr>
+        <w:t xml:space="preserve">    num = X.select_dtypes(include="number").columns.tolist()</w:t>
+      </w:r>
+    </w:p>
+    <w:p>
+      <w:pPr>
+        <w:pBdr>
+          <w:top w:val="single" w:sz="4" w:space="4" w:color="BFBFBF"/>
+          <w:left w:val="single" w:sz="4" w:space="4" w:color="BFBFBF"/>
+          <w:bottom w:val="single" w:sz="4" w:space="4" w:color="BFBFBF"/>
+          <w:right w:val="single" w:sz="4" w:space="4" w:color="BFBFBF"/>
+        </w:pBdr>
+        <w:shd w:val="clear" w:color="auto" w:fill="F4F4F4"/>
+        <w:spacing w:before="0" w:after="0" w:line="240" w:lineRule="auto"/>
+        <w:ind w:left="100" w:right="100"/>
+        <w:jc w:val="left"/>
+        <w:rPr>
+          <w:rFonts w:ascii="Courier New" w:hAnsi="Courier New" w:cs="Courier New"/>
+          <w:noProof/>
+          <w:color w:val="1F1F1F"/>
+          <w:sz w:val="15"/>
+          <w:szCs w:val="15"/>
+        </w:rPr>
+      </w:pPr>
+      <w:r>
+        <w:rPr>
+          <w:rFonts w:ascii="Courier New" w:hAnsi="Courier New" w:cs="Courier New"/>
+          <w:noProof/>
+          <w:color w:val="1F1F1F"/>
+          <w:sz w:val="15"/>
+          <w:szCs w:val="15"/>
+        </w:rPr>
+        <w:t xml:space="preserve">    cat = X.select_dtypes(exclude="number").columns.tolist()</w:t>
+      </w:r>
+    </w:p>
+    <w:p>
+      <w:pPr>
+        <w:pBdr>
+          <w:top w:val="single" w:sz="4" w:space="4" w:color="BFBFBF"/>
+          <w:left w:val="single" w:sz="4" w:space="4" w:color="BFBFBF"/>
+          <w:bottom w:val="single" w:sz="4" w:space="4" w:color="BFBFBF"/>
+          <w:right w:val="single" w:sz="4" w:space="4" w:color="BFBFBF"/>
+        </w:pBdr>
+        <w:shd w:val="clear" w:color="auto" w:fill="F4F4F4"/>
+        <w:spacing w:before="0" w:after="0" w:line="240" w:lineRule="auto"/>
+        <w:ind w:left="100" w:right="100"/>
+        <w:jc w:val="left"/>
+        <w:rPr>
+          <w:rFonts w:ascii="Courier New" w:hAnsi="Courier New" w:cs="Courier New"/>
+          <w:noProof/>
+          <w:color w:val="1F1F1F"/>
+          <w:sz w:val="15"/>
+          <w:szCs w:val="15"/>
+        </w:rPr>
+      </w:pPr>
+      <w:r>
+        <w:rPr>
+          <w:rFonts w:ascii="Courier New" w:hAnsi="Courier New" w:cs="Courier New"/>
+          <w:noProof/>
+          <w:color w:val="1F1F1F"/>
+          <w:sz w:val="15"/>
+          <w:szCs w:val="15"/>
+        </w:rPr>
+        <w:t xml:space="preserve">    return ColumnTransformer([("num", StandardScaler(), num),</w:t>
+      </w:r>
+    </w:p>
+    <w:p>
+      <w:pPr>
+        <w:pBdr>
+          <w:top w:val="single" w:sz="4" w:space="4" w:color="BFBFBF"/>
+          <w:left w:val="single" w:sz="4" w:space="4" w:color="BFBFBF"/>
+          <w:bottom w:val="single" w:sz="4" w:space="4" w:color="BFBFBF"/>
+          <w:right w:val="single" w:sz="4" w:space="4" w:color="BFBFBF"/>
+        </w:pBdr>
+        <w:shd w:val="clear" w:color="auto" w:fill="F4F4F4"/>
+        <w:spacing w:before="0" w:after="0" w:line="240" w:lineRule="auto"/>
+        <w:ind w:left="100" w:right="100"/>
+        <w:jc w:val="left"/>
+        <w:rPr>
+          <w:rFonts w:ascii="Courier New" w:hAnsi="Courier New" w:cs="Courier New"/>
+          <w:noProof/>
+          <w:color w:val="1F1F1F"/>
+          <w:sz w:val="15"/>
+          <w:szCs w:val="15"/>
+        </w:rPr>
+      </w:pPr>
+      <w:r>
+        <w:rPr>
+          <w:rFonts w:ascii="Courier New" w:hAnsi="Courier New" w:cs="Courier New"/>
+          <w:noProof/>
+          <w:color w:val="1F1F1F"/>
+          <w:sz w:val="15"/>
+          <w:szCs w:val="15"/>
+        </w:rPr>
+        <w:t xml:space="preserve">                              ("cat", OneHotEncoder(handle_unknown="ignore"), cat)])</w:t>
+      </w:r>
+    </w:p>
+    <w:p>
+      <w:pPr>
+        <w:pBdr>
+          <w:top w:val="single" w:sz="4" w:space="4" w:color="BFBFBF"/>
+          <w:left w:val="single" w:sz="4" w:space="4" w:color="BFBFBF"/>
+          <w:bottom w:val="single" w:sz="4" w:space="4" w:color="BFBFBF"/>
+          <w:right w:val="single" w:sz="4" w:space="4" w:color="BFBFBF"/>
+        </w:pBdr>
+        <w:shd w:val="clear" w:color="auto" w:fill="F4F4F4"/>
+        <w:spacing w:before="0" w:after="0" w:line="240" w:lineRule="auto"/>
+        <w:ind w:left="100" w:right="100"/>
+        <w:jc w:val="left"/>
+        <w:rPr>
+          <w:rFonts w:ascii="Courier New" w:hAnsi="Courier New" w:cs="Courier New"/>
+          <w:noProof/>
+          <w:color w:val="1F1F1F"/>
+          <w:sz w:val="15"/>
+          <w:szCs w:val="15"/>
+        </w:rPr>
+      </w:pPr>
+      <w:r>
+        <w:rPr>
+          <w:rFonts w:ascii="Courier New" w:hAnsi="Courier New" w:cs="Courier New"/>
+          <w:noProof/>
+          <w:color w:val="1F1F1F"/>
+          <w:sz w:val="15"/>
+          <w:szCs w:val="15"/>
+        </w:rPr>
+        <w:t xml:space="preserve"/>
+      </w:r>
+    </w:p>
+    <w:p>
+      <w:pPr>
+        <w:pBdr>
+          <w:top w:val="single" w:sz="4" w:space="4" w:color="BFBFBF"/>
+          <w:left w:val="single" w:sz="4" w:space="4" w:color="BFBFBF"/>
+          <w:bottom w:val="single" w:sz="4" w:space="4" w:color="BFBFBF"/>
+          <w:right w:val="single" w:sz="4" w:space="4" w:color="BFBFBF"/>
+        </w:pBdr>
+        <w:shd w:val="clear" w:color="auto" w:fill="F4F4F4"/>
+        <w:spacing w:before="0" w:after="0" w:line="240" w:lineRule="auto"/>
+        <w:ind w:left="100" w:right="100"/>
+        <w:jc w:val="left"/>
+        <w:rPr>
+          <w:rFonts w:ascii="Courier New" w:hAnsi="Courier New" w:cs="Courier New"/>
+          <w:noProof/>
+          <w:color w:val="1F1F1F"/>
+          <w:sz w:val="15"/>
+          <w:szCs w:val="15"/>
+        </w:rPr>
+      </w:pPr>
+      <w:r>
+        <w:rPr>
+          <w:rFonts w:ascii="Courier New" w:hAnsi="Courier New" w:cs="Courier New"/>
+          <w:noProof/>
+          <w:color w:val="1F1F1F"/>
+          <w:sz w:val="15"/>
+          <w:szCs w:val="15"/>
+        </w:rPr>
+        <w:t xml:space="preserve">X, y = make_xy(df)</w:t>
+      </w:r>
+    </w:p>
+    <w:p>
+      <w:pPr>
+        <w:pBdr>
+          <w:top w:val="single" w:sz="4" w:space="4" w:color="BFBFBF"/>
+          <w:left w:val="single" w:sz="4" w:space="4" w:color="BFBFBF"/>
+          <w:bottom w:val="single" w:sz="4" w:space="4" w:color="BFBFBF"/>
+          <w:right w:val="single" w:sz="4" w:space="4" w:color="BFBFBF"/>
+        </w:pBdr>
+        <w:shd w:val="clear" w:color="auto" w:fill="F4F4F4"/>
+        <w:spacing w:before="0" w:after="0" w:line="240" w:lineRule="auto"/>
+        <w:ind w:left="100" w:right="100"/>
+        <w:jc w:val="left"/>
+        <w:rPr>
+          <w:rFonts w:ascii="Courier New" w:hAnsi="Courier New" w:cs="Courier New"/>
+          <w:noProof/>
+          <w:color w:val="1F1F1F"/>
+          <w:sz w:val="15"/>
+          <w:szCs w:val="15"/>
+        </w:rPr>
+      </w:pPr>
+      <w:r>
+        <w:rPr>
+          <w:rFonts w:ascii="Courier New" w:hAnsi="Courier New" w:cs="Courier New"/>
+          <w:noProof/>
+          <w:color w:val="1F1F1F"/>
+          <w:sz w:val="15"/>
+          <w:szCs w:val="15"/>
+        </w:rPr>
+        <w:t xml:space="preserve">le = LabelEncoder()</w:t>
+      </w:r>
+    </w:p>
+    <w:p>
+      <w:pPr>
+        <w:pBdr>
+          <w:top w:val="single" w:sz="4" w:space="4" w:color="BFBFBF"/>
+          <w:left w:val="single" w:sz="4" w:space="4" w:color="BFBFBF"/>
+          <w:bottom w:val="single" w:sz="4" w:space="4" w:color="BFBFBF"/>
+          <w:right w:val="single" w:sz="4" w:space="4" w:color="BFBFBF"/>
+        </w:pBdr>
+        <w:shd w:val="clear" w:color="auto" w:fill="F4F4F4"/>
+        <w:spacing w:before="0" w:after="0" w:line="240" w:lineRule="auto"/>
+        <w:ind w:left="100" w:right="100"/>
+        <w:jc w:val="left"/>
+        <w:rPr>
+          <w:rFonts w:ascii="Courier New" w:hAnsi="Courier New" w:cs="Courier New"/>
+          <w:noProof/>
+          <w:color w:val="1F1F1F"/>
+          <w:sz w:val="15"/>
+          <w:szCs w:val="15"/>
+        </w:rPr>
+      </w:pPr>
+      <w:r>
+        <w:rPr>
+          <w:rFonts w:ascii="Courier New" w:hAnsi="Courier New" w:cs="Courier New"/>
+          <w:noProof/>
+          <w:color w:val="1F1F1F"/>
+          <w:sz w:val="15"/>
+          <w:szCs w:val="15"/>
+        </w:rPr>
+        <w:t xml:space="preserve">y_enc = le.fit_transform(y)            # Abnormal=0, Inconclusive=1, Normal=2 (XGBoost needs 0..k-1)</w:t>
+      </w:r>
+    </w:p>
+    <w:p>
+      <w:pPr>
+        <w:pBdr>
+          <w:top w:val="single" w:sz="4" w:space="4" w:color="BFBFBF"/>
+          <w:left w:val="single" w:sz="4" w:space="4" w:color="BFBFBF"/>
+          <w:bottom w:val="single" w:sz="4" w:space="4" w:color="BFBFBF"/>
+          <w:right w:val="single" w:sz="4" w:space="4" w:color="BFBFBF"/>
+        </w:pBdr>
+        <w:shd w:val="clear" w:color="auto" w:fill="F4F4F4"/>
+        <w:spacing w:before="0" w:after="0" w:line="240" w:lineRule="auto"/>
+        <w:ind w:left="100" w:right="100"/>
+        <w:jc w:val="left"/>
+        <w:rPr>
+          <w:rFonts w:ascii="Courier New" w:hAnsi="Courier New" w:cs="Courier New"/>
+          <w:noProof/>
+          <w:color w:val="1F1F1F"/>
+          <w:sz w:val="15"/>
+          <w:szCs w:val="15"/>
+        </w:rPr>
+      </w:pPr>
+      <w:r>
+        <w:rPr>
+          <w:rFonts w:ascii="Courier New" w:hAnsi="Courier New" w:cs="Courier New"/>
+          <w:noProof/>
+          <w:color w:val="1F1F1F"/>
+          <w:sz w:val="15"/>
+          <w:szCs w:val="15"/>
+        </w:rPr>
+        <w:t xml:space="preserve">labels = le.classes_</w:t>
+      </w:r>
+    </w:p>
+    <w:p>
+      <w:pPr>
+        <w:pBdr>
+          <w:top w:val="single" w:sz="4" w:space="4" w:color="BFBFBF"/>
+          <w:left w:val="single" w:sz="4" w:space="4" w:color="BFBFBF"/>
+          <w:bottom w:val="single" w:sz="4" w:space="4" w:color="BFBFBF"/>
+          <w:right w:val="single" w:sz="4" w:space="4" w:color="BFBFBF"/>
+        </w:pBdr>
+        <w:shd w:val="clear" w:color="auto" w:fill="F4F4F4"/>
+        <w:spacing w:before="0" w:after="0" w:line="240" w:lineRule="auto"/>
+        <w:ind w:left="100" w:right="100"/>
+        <w:jc w:val="left"/>
+        <w:rPr>
+          <w:rFonts w:ascii="Courier New" w:hAnsi="Courier New" w:cs="Courier New"/>
+          <w:noProof/>
+          <w:color w:val="1F1F1F"/>
+          <w:sz w:val="15"/>
+          <w:szCs w:val="15"/>
+        </w:rPr>
+      </w:pPr>
+      <w:r>
+        <w:rPr>
+          <w:rFonts w:ascii="Courier New" w:hAnsi="Courier New" w:cs="Courier New"/>
+          <w:noProof/>
+          <w:color w:val="1F1F1F"/>
+          <w:sz w:val="15"/>
+          <w:szCs w:val="15"/>
+        </w:rPr>
+        <w:t xml:space="preserve"/>
+      </w:r>
+    </w:p>
+    <w:p>
+      <w:pPr>
+        <w:pBdr>
+          <w:top w:val="single" w:sz="4" w:space="4" w:color="BFBFBF"/>
+          <w:left w:val="single" w:sz="4" w:space="4" w:color="BFBFBF"/>
+          <w:bottom w:val="single" w:sz="4" w:space="4" w:color="BFBFBF"/>
+          <w:right w:val="single" w:sz="4" w:space="4" w:color="BFBFBF"/>
+        </w:pBdr>
+        <w:shd w:val="clear" w:color="auto" w:fill="F4F4F4"/>
+        <w:spacing w:before="0" w:after="0" w:line="240" w:lineRule="auto"/>
+        <w:ind w:left="100" w:right="100"/>
+        <w:jc w:val="left"/>
+        <w:rPr>
+          <w:rFonts w:ascii="Courier New" w:hAnsi="Courier New" w:cs="Courier New"/>
+          <w:noProof/>
+          <w:color w:val="1F1F1F"/>
+          <w:sz w:val="15"/>
+          <w:szCs w:val="15"/>
+        </w:rPr>
+      </w:pPr>
+      <w:r>
+        <w:rPr>
+          <w:rFonts w:ascii="Courier New" w:hAnsi="Courier New" w:cs="Courier New"/>
+          <w:noProof/>
+          <w:color w:val="1F1F1F"/>
+          <w:sz w:val="15"/>
+          <w:szCs w:val="15"/>
+        </w:rPr>
+        <w:t xml:space="preserve">X_train, X_test, y_train, y_test = train_test_split(</w:t>
+      </w:r>
+    </w:p>
+    <w:p>
+      <w:pPr>
+        <w:pBdr>
+          <w:top w:val="single" w:sz="4" w:space="4" w:color="BFBFBF"/>
+          <w:left w:val="single" w:sz="4" w:space="4" w:color="BFBFBF"/>
+          <w:bottom w:val="single" w:sz="4" w:space="4" w:color="BFBFBF"/>
+          <w:right w:val="single" w:sz="4" w:space="4" w:color="BFBFBF"/>
+        </w:pBdr>
+        <w:shd w:val="clear" w:color="auto" w:fill="F4F4F4"/>
+        <w:spacing w:before="0" w:after="0" w:line="240" w:lineRule="auto"/>
+        <w:ind w:left="100" w:right="100"/>
+        <w:jc w:val="left"/>
+        <w:rPr>
+          <w:rFonts w:ascii="Courier New" w:hAnsi="Courier New" w:cs="Courier New"/>
+          <w:noProof/>
+          <w:color w:val="1F1F1F"/>
+          <w:sz w:val="15"/>
+          <w:szCs w:val="15"/>
+        </w:rPr>
+      </w:pPr>
+      <w:r>
+        <w:rPr>
+          <w:rFonts w:ascii="Courier New" w:hAnsi="Courier New" w:cs="Courier New"/>
+          <w:noProof/>
+          <w:color w:val="1F1F1F"/>
+          <w:sz w:val="15"/>
+          <w:szCs w:val="15"/>
+        </w:rPr>
+        <w:t xml:space="preserve">    X, y_enc, test_size=0.20, stratify=y_enc, random_state=42)</w:t>
+      </w:r>
+    </w:p>
+    <w:p>
+      <w:pPr>
+        <w:pBdr>
+          <w:top w:val="single" w:sz="4" w:space="4" w:color="BFBFBF"/>
+          <w:left w:val="single" w:sz="4" w:space="4" w:color="BFBFBF"/>
+          <w:bottom w:val="single" w:sz="4" w:space="4" w:color="BFBFBF"/>
+          <w:right w:val="single" w:sz="4" w:space="4" w:color="BFBFBF"/>
+        </w:pBdr>
+        <w:shd w:val="clear" w:color="auto" w:fill="F4F4F4"/>
+        <w:spacing w:before="0" w:after="0" w:line="240" w:lineRule="auto"/>
+        <w:ind w:left="100" w:right="100"/>
+        <w:jc w:val="left"/>
+        <w:rPr>
+          <w:rFonts w:ascii="Courier New" w:hAnsi="Courier New" w:cs="Courier New"/>
+          <w:noProof/>
+          <w:color w:val="1F1F1F"/>
+          <w:sz w:val="15"/>
+          <w:szCs w:val="15"/>
+        </w:rPr>
+      </w:pPr>
+      <w:r>
+        <w:rPr>
+          <w:rFonts w:ascii="Courier New" w:hAnsi="Courier New" w:cs="Courier New"/>
+          <w:noProof/>
+          <w:color w:val="1F1F1F"/>
+          <w:sz w:val="15"/>
+          <w:szCs w:val="15"/>
+        </w:rPr>
+        <w:t xml:space="preserve"/>
+      </w:r>
+    </w:p>
+    <w:p>
+      <w:pPr>
+        <w:pBdr>
+          <w:top w:val="single" w:sz="4" w:space="4" w:color="BFBFBF"/>
+          <w:left w:val="single" w:sz="4" w:space="4" w:color="BFBFBF"/>
+          <w:bottom w:val="single" w:sz="4" w:space="4" w:color="BFBFBF"/>
+          <w:right w:val="single" w:sz="4" w:space="4" w:color="BFBFBF"/>
+        </w:pBdr>
+        <w:shd w:val="clear" w:color="auto" w:fill="F4F4F4"/>
+        <w:spacing w:before="0" w:after="0" w:line="240" w:lineRule="auto"/>
+        <w:ind w:left="100" w:right="100"/>
+        <w:jc w:val="left"/>
+        <w:rPr>
+          <w:rFonts w:ascii="Courier New" w:hAnsi="Courier New" w:cs="Courier New"/>
+          <w:noProof/>
+          <w:color w:val="1F1F1F"/>
+          <w:sz w:val="15"/>
+          <w:szCs w:val="15"/>
+        </w:rPr>
+      </w:pPr>
+      <w:r>
+        <w:rPr>
+          <w:rFonts w:ascii="Courier New" w:hAnsi="Courier New" w:cs="Courier New"/>
+          <w:noProof/>
+          <w:color w:val="1F1F1F"/>
+          <w:sz w:val="15"/>
+          <w:szCs w:val="15"/>
+        </w:rPr>
+        <w:t xml:space="preserve">print("Train:", X_train.shape, "Test:", X_test.shape)</w:t>
+      </w:r>
+    </w:p>
+    <w:p>
+      <w:pPr>
+        <w:pBdr>
+          <w:top w:val="single" w:sz="4" w:space="4" w:color="BFBFBF"/>
+          <w:left w:val="single" w:sz="4" w:space="4" w:color="BFBFBF"/>
+          <w:bottom w:val="single" w:sz="4" w:space="4" w:color="BFBFBF"/>
+          <w:right w:val="single" w:sz="4" w:space="4" w:color="BFBFBF"/>
+        </w:pBdr>
+        <w:shd w:val="clear" w:color="auto" w:fill="F4F4F4"/>
+        <w:spacing w:before="0" w:after="0" w:line="240" w:lineRule="auto"/>
+        <w:ind w:left="100" w:right="100"/>
+        <w:jc w:val="left"/>
+        <w:rPr>
+          <w:rFonts w:ascii="Courier New" w:hAnsi="Courier New" w:cs="Courier New"/>
+          <w:noProof/>
+          <w:color w:val="1F1F1F"/>
+          <w:sz w:val="15"/>
+          <w:szCs w:val="15"/>
+        </w:rPr>
+      </w:pPr>
+      <w:r>
+        <w:rPr>
+          <w:rFonts w:ascii="Courier New" w:hAnsi="Courier New" w:cs="Courier New"/>
+          <w:noProof/>
+          <w:color w:val="1F1F1F"/>
+          <w:sz w:val="15"/>
+          <w:szCs w:val="15"/>
+        </w:rPr>
+        <w:t xml:space="preserve">print(pd.Series(y_test).map(dict(enumerate(labels))).value_counts())   # confirm stratification</w:t>
+      </w:r>
+    </w:p>
+    <w:p>
+      <w:pPr>
+        <w:spacing w:before="0" w:after="0" w:line="240" w:lineRule="auto"/>
+        <w:rPr>
+          <w:sz w:val="12"/>
+        </w:rPr>
+      </w:pPr>
+    </w:p>
+    <w:p>
+      <w:pPr>
+        <w:pStyle w:val="Heading2"/>
+        <w:keepNext/>
+        <w:numPr>
+          <w:ilvl w:val="0"/>
+          <w:numId w:val="35"/>
+        </w:numPr>
+        <w:jc w:val="left"/>
+        <w:rPr>
+          <w:rFonts w:ascii="Times New Roman" w:hAnsi="Times New Roman" w:cs="Times New Roman"/>
+          <w:color w:val="000000" w:themeColor="text1"/>
+          <w:sz w:val="32"/>
+          <w:szCs w:val="32"/>
+        </w:rPr>
+      </w:pPr>
+      <w:r>
+        <w:rPr>
+          <w:rFonts w:ascii="Times New Roman" w:hAnsi="Times New Roman" w:cs="Times New Roman"/>
+          <w:color w:val="000000" w:themeColor="text1"/>
+          <w:sz w:val="32"/>
+          <w:szCs w:val="32"/>
+        </w:rPr>
+        <w:t>Python Code – Training and Evaluation</w:t>
+      </w:r>
+    </w:p>
+    <w:p>
+      <w:pPr>
+        <w:pStyle w:val="NormalWeb"/>
+      </w:pPr>
+      <w:r>
+        <w:t xml:space="preserve">Every algorithm is wrapped in the same pipeline and evaluated on the same 20% test set. In addition to accuracy, the loop records </w:t>
+      </w:r>
+      <w:r>
+        <w:rPr>
+          <w:rStyle w:val="Strong"/>
+        </w:rPr>
+        <w:t xml:space="preserve">macro-averaged precision, recall and F1</w:t>
+      </w:r>
+      <w:r>
+        <w:t xml:space="preserve">, </w:t>
+      </w:r>
+      <w:r>
+        <w:rPr>
+          <w:rStyle w:val="Strong"/>
+        </w:rPr>
+        <w:t xml:space="preserve">training accuracy</w:t>
+      </w:r>
+      <w:r>
+        <w:t xml:space="preserve"> (to detect overfitting), </w:t>
+      </w:r>
+      <w:r>
+        <w:rPr>
+          <w:rStyle w:val="Strong"/>
+        </w:rPr>
+        <w:t xml:space="preserve">Cohen’s kappa</w:t>
+      </w:r>
+      <w:r>
+        <w:t xml:space="preserve"> and the </w:t>
+      </w:r>
+      <w:r>
+        <w:rPr>
+          <w:rStyle w:val="Strong"/>
+        </w:rPr>
+        <w:t xml:space="preserve">Matthews correlation coefficient (MCC)</w:t>
+      </w:r>
+      <w:r>
+        <w:t xml:space="preserve">. Kappa and MCC are corrected for chance agreement, which is important here because an accuracy of about 35% is very close to the 33.3% expected from random guessing among three classes.</w:t>
+      </w:r>
+    </w:p>
+    <w:p>
+      <w:pPr>
+        <w:pStyle w:val="NormalWeb"/>
+        <w:keepNext/>
+        <w:spacing w:after="60"/>
+      </w:pPr>
+      <w:r>
+        <w:rPr>
+          <w:rStyle w:val="Strong"/>
+        </w:rPr>
+        <w:t xml:space="preserve">Code 2 – Training and evaluating all four models on identical data</w:t>
+      </w:r>
+    </w:p>
+    <w:p>
+      <w:pPr>
+        <w:pBdr>
+          <w:top w:val="single" w:sz="4" w:space="4" w:color="BFBFBF"/>
+          <w:left w:val="single" w:sz="4" w:space="4" w:color="BFBFBF"/>
+          <w:bottom w:val="single" w:sz="4" w:space="4" w:color="BFBFBF"/>
+          <w:right w:val="single" w:sz="4" w:space="4" w:color="BFBFBF"/>
+        </w:pBdr>
+        <w:shd w:val="clear" w:color="auto" w:fill="F4F4F4"/>
+        <w:spacing w:before="0" w:after="0" w:line="240" w:lineRule="auto"/>
+        <w:ind w:left="100" w:right="100"/>
+        <w:jc w:val="left"/>
+        <w:rPr>
+          <w:rFonts w:ascii="Courier New" w:hAnsi="Courier New" w:cs="Courier New"/>
+          <w:noProof/>
+          <w:color w:val="1F1F1F"/>
+          <w:sz w:val="15"/>
+          <w:szCs w:val="15"/>
+        </w:rPr>
+      </w:pPr>
+      <w:r>
+        <w:rPr>
+          <w:rFonts w:ascii="Courier New" w:hAnsi="Courier New" w:cs="Courier New"/>
+          <w:noProof/>
+          <w:color w:val="1F1F1F"/>
+          <w:sz w:val="15"/>
+          <w:szCs w:val="15"/>
+        </w:rPr>
+        <w:t xml:space="preserve">from sklearn.tree import DecisionTreeClassifier</w:t>
+      </w:r>
+    </w:p>
+    <w:p>
+      <w:pPr>
+        <w:pBdr>
+          <w:top w:val="single" w:sz="4" w:space="4" w:color="BFBFBF"/>
+          <w:left w:val="single" w:sz="4" w:space="4" w:color="BFBFBF"/>
+          <w:bottom w:val="single" w:sz="4" w:space="4" w:color="BFBFBF"/>
+          <w:right w:val="single" w:sz="4" w:space="4" w:color="BFBFBF"/>
+        </w:pBdr>
+        <w:shd w:val="clear" w:color="auto" w:fill="F4F4F4"/>
+        <w:spacing w:before="0" w:after="0" w:line="240" w:lineRule="auto"/>
+        <w:ind w:left="100" w:right="100"/>
+        <w:jc w:val="left"/>
+        <w:rPr>
+          <w:rFonts w:ascii="Courier New" w:hAnsi="Courier New" w:cs="Courier New"/>
+          <w:noProof/>
+          <w:color w:val="1F1F1F"/>
+          <w:sz w:val="15"/>
+          <w:szCs w:val="15"/>
+        </w:rPr>
+      </w:pPr>
+      <w:r>
+        <w:rPr>
+          <w:rFonts w:ascii="Courier New" w:hAnsi="Courier New" w:cs="Courier New"/>
+          <w:noProof/>
+          <w:color w:val="1F1F1F"/>
+          <w:sz w:val="15"/>
+          <w:szCs w:val="15"/>
+        </w:rPr>
+        <w:t xml:space="preserve">from sklearn.ensemble import RandomForestClassifier</w:t>
+      </w:r>
+    </w:p>
+    <w:p>
+      <w:pPr>
+        <w:pBdr>
+          <w:top w:val="single" w:sz="4" w:space="4" w:color="BFBFBF"/>
+          <w:left w:val="single" w:sz="4" w:space="4" w:color="BFBFBF"/>
+          <w:bottom w:val="single" w:sz="4" w:space="4" w:color="BFBFBF"/>
+          <w:right w:val="single" w:sz="4" w:space="4" w:color="BFBFBF"/>
+        </w:pBdr>
+        <w:shd w:val="clear" w:color="auto" w:fill="F4F4F4"/>
+        <w:spacing w:before="0" w:after="0" w:line="240" w:lineRule="auto"/>
+        <w:ind w:left="100" w:right="100"/>
+        <w:jc w:val="left"/>
+        <w:rPr>
+          <w:rFonts w:ascii="Courier New" w:hAnsi="Courier New" w:cs="Courier New"/>
+          <w:noProof/>
+          <w:color w:val="1F1F1F"/>
+          <w:sz w:val="15"/>
+          <w:szCs w:val="15"/>
+        </w:rPr>
+      </w:pPr>
+      <w:r>
+        <w:rPr>
+          <w:rFonts w:ascii="Courier New" w:hAnsi="Courier New" w:cs="Courier New"/>
+          <w:noProof/>
+          <w:color w:val="1F1F1F"/>
+          <w:sz w:val="15"/>
+          <w:szCs w:val="15"/>
+        </w:rPr>
+        <w:t xml:space="preserve">from sklearn.linear_model import LogisticRegression</w:t>
+      </w:r>
+    </w:p>
+    <w:p>
+      <w:pPr>
+        <w:pBdr>
+          <w:top w:val="single" w:sz="4" w:space="4" w:color="BFBFBF"/>
+          <w:left w:val="single" w:sz="4" w:space="4" w:color="BFBFBF"/>
+          <w:bottom w:val="single" w:sz="4" w:space="4" w:color="BFBFBF"/>
+          <w:right w:val="single" w:sz="4" w:space="4" w:color="BFBFBF"/>
+        </w:pBdr>
+        <w:shd w:val="clear" w:color="auto" w:fill="F4F4F4"/>
+        <w:spacing w:before="0" w:after="0" w:line="240" w:lineRule="auto"/>
+        <w:ind w:left="100" w:right="100"/>
+        <w:jc w:val="left"/>
+        <w:rPr>
+          <w:rFonts w:ascii="Courier New" w:hAnsi="Courier New" w:cs="Courier New"/>
+          <w:noProof/>
+          <w:color w:val="1F1F1F"/>
+          <w:sz w:val="15"/>
+          <w:szCs w:val="15"/>
+        </w:rPr>
+      </w:pPr>
+      <w:r>
+        <w:rPr>
+          <w:rFonts w:ascii="Courier New" w:hAnsi="Courier New" w:cs="Courier New"/>
+          <w:noProof/>
+          <w:color w:val="1F1F1F"/>
+          <w:sz w:val="15"/>
+          <w:szCs w:val="15"/>
+        </w:rPr>
+        <w:t xml:space="preserve">from xgboost import XGBClassifier</w:t>
+      </w:r>
+    </w:p>
+    <w:p>
+      <w:pPr>
+        <w:pBdr>
+          <w:top w:val="single" w:sz="4" w:space="4" w:color="BFBFBF"/>
+          <w:left w:val="single" w:sz="4" w:space="4" w:color="BFBFBF"/>
+          <w:bottom w:val="single" w:sz="4" w:space="4" w:color="BFBFBF"/>
+          <w:right w:val="single" w:sz="4" w:space="4" w:color="BFBFBF"/>
+        </w:pBdr>
+        <w:shd w:val="clear" w:color="auto" w:fill="F4F4F4"/>
+        <w:spacing w:before="0" w:after="0" w:line="240" w:lineRule="auto"/>
+        <w:ind w:left="100" w:right="100"/>
+        <w:jc w:val="left"/>
+        <w:rPr>
+          <w:rFonts w:ascii="Courier New" w:hAnsi="Courier New" w:cs="Courier New"/>
+          <w:noProof/>
+          <w:color w:val="1F1F1F"/>
+          <w:sz w:val="15"/>
+          <w:szCs w:val="15"/>
+        </w:rPr>
+      </w:pPr>
+      <w:r>
+        <w:rPr>
+          <w:rFonts w:ascii="Courier New" w:hAnsi="Courier New" w:cs="Courier New"/>
+          <w:noProof/>
+          <w:color w:val="1F1F1F"/>
+          <w:sz w:val="15"/>
+          <w:szCs w:val="15"/>
+        </w:rPr>
+        <w:t xml:space="preserve">from sklearn.metrics import (accuracy_score, precision_recall_fscore_support,</w:t>
+      </w:r>
+    </w:p>
+    <w:p>
+      <w:pPr>
+        <w:pBdr>
+          <w:top w:val="single" w:sz="4" w:space="4" w:color="BFBFBF"/>
+          <w:left w:val="single" w:sz="4" w:space="4" w:color="BFBFBF"/>
+          <w:bottom w:val="single" w:sz="4" w:space="4" w:color="BFBFBF"/>
+          <w:right w:val="single" w:sz="4" w:space="4" w:color="BFBFBF"/>
+        </w:pBdr>
+        <w:shd w:val="clear" w:color="auto" w:fill="F4F4F4"/>
+        <w:spacing w:before="0" w:after="0" w:line="240" w:lineRule="auto"/>
+        <w:ind w:left="100" w:right="100"/>
+        <w:jc w:val="left"/>
+        <w:rPr>
+          <w:rFonts w:ascii="Courier New" w:hAnsi="Courier New" w:cs="Courier New"/>
+          <w:noProof/>
+          <w:color w:val="1F1F1F"/>
+          <w:sz w:val="15"/>
+          <w:szCs w:val="15"/>
+        </w:rPr>
+      </w:pPr>
+      <w:r>
+        <w:rPr>
+          <w:rFonts w:ascii="Courier New" w:hAnsi="Courier New" w:cs="Courier New"/>
+          <w:noProof/>
+          <w:color w:val="1F1F1F"/>
+          <w:sz w:val="15"/>
+          <w:szCs w:val="15"/>
+        </w:rPr>
+        <w:t xml:space="preserve">                             cohen_kappa_score, matthews_corrcoef)</w:t>
+      </w:r>
+    </w:p>
+    <w:p>
+      <w:pPr>
+        <w:pBdr>
+          <w:top w:val="single" w:sz="4" w:space="4" w:color="BFBFBF"/>
+          <w:left w:val="single" w:sz="4" w:space="4" w:color="BFBFBF"/>
+          <w:bottom w:val="single" w:sz="4" w:space="4" w:color="BFBFBF"/>
+          <w:right w:val="single" w:sz="4" w:space="4" w:color="BFBFBF"/>
+        </w:pBdr>
+        <w:shd w:val="clear" w:color="auto" w:fill="F4F4F4"/>
+        <w:spacing w:before="0" w:after="0" w:line="240" w:lineRule="auto"/>
+        <w:ind w:left="100" w:right="100"/>
+        <w:jc w:val="left"/>
+        <w:rPr>
+          <w:rFonts w:ascii="Courier New" w:hAnsi="Courier New" w:cs="Courier New"/>
+          <w:noProof/>
+          <w:color w:val="1F1F1F"/>
+          <w:sz w:val="15"/>
+          <w:szCs w:val="15"/>
+        </w:rPr>
+      </w:pPr>
+      <w:r>
+        <w:rPr>
+          <w:rFonts w:ascii="Courier New" w:hAnsi="Courier New" w:cs="Courier New"/>
+          <w:noProof/>
+          <w:color w:val="1F1F1F"/>
+          <w:sz w:val="15"/>
+          <w:szCs w:val="15"/>
+        </w:rPr>
+        <w:t xml:space="preserve"/>
+      </w:r>
+    </w:p>
+    <w:p>
+      <w:pPr>
+        <w:pBdr>
+          <w:top w:val="single" w:sz="4" w:space="4" w:color="BFBFBF"/>
+          <w:left w:val="single" w:sz="4" w:space="4" w:color="BFBFBF"/>
+          <w:bottom w:val="single" w:sz="4" w:space="4" w:color="BFBFBF"/>
+          <w:right w:val="single" w:sz="4" w:space="4" w:color="BFBFBF"/>
+        </w:pBdr>
+        <w:shd w:val="clear" w:color="auto" w:fill="F4F4F4"/>
+        <w:spacing w:before="0" w:after="0" w:line="240" w:lineRule="auto"/>
+        <w:ind w:left="100" w:right="100"/>
+        <w:jc w:val="left"/>
+        <w:rPr>
+          <w:rFonts w:ascii="Courier New" w:hAnsi="Courier New" w:cs="Courier New"/>
+          <w:noProof/>
+          <w:color w:val="1F1F1F"/>
+          <w:sz w:val="15"/>
+          <w:szCs w:val="15"/>
+        </w:rPr>
+      </w:pPr>
+      <w:r>
+        <w:rPr>
+          <w:rFonts w:ascii="Courier New" w:hAnsi="Courier New" w:cs="Courier New"/>
+          <w:noProof/>
+          <w:color w:val="1F1F1F"/>
+          <w:sz w:val="15"/>
+          <w:szCs w:val="15"/>
+        </w:rPr>
+        <w:t xml:space="preserve">def get_models():</w:t>
+      </w:r>
+    </w:p>
+    <w:p>
+      <w:pPr>
+        <w:pBdr>
+          <w:top w:val="single" w:sz="4" w:space="4" w:color="BFBFBF"/>
+          <w:left w:val="single" w:sz="4" w:space="4" w:color="BFBFBF"/>
+          <w:bottom w:val="single" w:sz="4" w:space="4" w:color="BFBFBF"/>
+          <w:right w:val="single" w:sz="4" w:space="4" w:color="BFBFBF"/>
+        </w:pBdr>
+        <w:shd w:val="clear" w:color="auto" w:fill="F4F4F4"/>
+        <w:spacing w:before="0" w:after="0" w:line="240" w:lineRule="auto"/>
+        <w:ind w:left="100" w:right="100"/>
+        <w:jc w:val="left"/>
+        <w:rPr>
+          <w:rFonts w:ascii="Courier New" w:hAnsi="Courier New" w:cs="Courier New"/>
+          <w:noProof/>
+          <w:color w:val="1F1F1F"/>
+          <w:sz w:val="15"/>
+          <w:szCs w:val="15"/>
+        </w:rPr>
+      </w:pPr>
+      <w:r>
+        <w:rPr>
+          <w:rFonts w:ascii="Courier New" w:hAnsi="Courier New" w:cs="Courier New"/>
+          <w:noProof/>
+          <w:color w:val="1F1F1F"/>
+          <w:sz w:val="15"/>
+          <w:szCs w:val="15"/>
+        </w:rPr>
+        <w:t xml:space="preserve">    return {</w:t>
+      </w:r>
+    </w:p>
+    <w:p>
+      <w:pPr>
+        <w:pBdr>
+          <w:top w:val="single" w:sz="4" w:space="4" w:color="BFBFBF"/>
+          <w:left w:val="single" w:sz="4" w:space="4" w:color="BFBFBF"/>
+          <w:bottom w:val="single" w:sz="4" w:space="4" w:color="BFBFBF"/>
+          <w:right w:val="single" w:sz="4" w:space="4" w:color="BFBFBF"/>
+        </w:pBdr>
+        <w:shd w:val="clear" w:color="auto" w:fill="F4F4F4"/>
+        <w:spacing w:before="0" w:after="0" w:line="240" w:lineRule="auto"/>
+        <w:ind w:left="100" w:right="100"/>
+        <w:jc w:val="left"/>
+        <w:rPr>
+          <w:rFonts w:ascii="Courier New" w:hAnsi="Courier New" w:cs="Courier New"/>
+          <w:noProof/>
+          <w:color w:val="1F1F1F"/>
+          <w:sz w:val="15"/>
+          <w:szCs w:val="15"/>
+        </w:rPr>
+      </w:pPr>
+      <w:r>
+        <w:rPr>
+          <w:rFonts w:ascii="Courier New" w:hAnsi="Courier New" w:cs="Courier New"/>
+          <w:noProof/>
+          <w:color w:val="1F1F1F"/>
+          <w:sz w:val="15"/>
+          <w:szCs w:val="15"/>
+        </w:rPr>
+        <w:t xml:space="preserve">        "Decision Tree": DecisionTreeClassifier(random_state=42),</w:t>
+      </w:r>
+    </w:p>
+    <w:p>
+      <w:pPr>
+        <w:pBdr>
+          <w:top w:val="single" w:sz="4" w:space="4" w:color="BFBFBF"/>
+          <w:left w:val="single" w:sz="4" w:space="4" w:color="BFBFBF"/>
+          <w:bottom w:val="single" w:sz="4" w:space="4" w:color="BFBFBF"/>
+          <w:right w:val="single" w:sz="4" w:space="4" w:color="BFBFBF"/>
+        </w:pBdr>
+        <w:shd w:val="clear" w:color="auto" w:fill="F4F4F4"/>
+        <w:spacing w:before="0" w:after="0" w:line="240" w:lineRule="auto"/>
+        <w:ind w:left="100" w:right="100"/>
+        <w:jc w:val="left"/>
+        <w:rPr>
+          <w:rFonts w:ascii="Courier New" w:hAnsi="Courier New" w:cs="Courier New"/>
+          <w:noProof/>
+          <w:color w:val="1F1F1F"/>
+          <w:sz w:val="15"/>
+          <w:szCs w:val="15"/>
+        </w:rPr>
+      </w:pPr>
+      <w:r>
+        <w:rPr>
+          <w:rFonts w:ascii="Courier New" w:hAnsi="Courier New" w:cs="Courier New"/>
+          <w:noProof/>
+          <w:color w:val="1F1F1F"/>
+          <w:sz w:val="15"/>
+          <w:szCs w:val="15"/>
+        </w:rPr>
+        <w:t xml:space="preserve">        "Random Forest": RandomForestClassifier(n_estimators=200, random_state=42, n_jobs=-1),</w:t>
+      </w:r>
+    </w:p>
+    <w:p>
+      <w:pPr>
+        <w:pBdr>
+          <w:top w:val="single" w:sz="4" w:space="4" w:color="BFBFBF"/>
+          <w:left w:val="single" w:sz="4" w:space="4" w:color="BFBFBF"/>
+          <w:bottom w:val="single" w:sz="4" w:space="4" w:color="BFBFBF"/>
+          <w:right w:val="single" w:sz="4" w:space="4" w:color="BFBFBF"/>
+        </w:pBdr>
+        <w:shd w:val="clear" w:color="auto" w:fill="F4F4F4"/>
+        <w:spacing w:before="0" w:after="0" w:line="240" w:lineRule="auto"/>
+        <w:ind w:left="100" w:right="100"/>
+        <w:jc w:val="left"/>
+        <w:rPr>
+          <w:rFonts w:ascii="Courier New" w:hAnsi="Courier New" w:cs="Courier New"/>
+          <w:noProof/>
+          <w:color w:val="1F1F1F"/>
+          <w:sz w:val="15"/>
+          <w:szCs w:val="15"/>
+        </w:rPr>
+      </w:pPr>
+      <w:r>
+        <w:rPr>
+          <w:rFonts w:ascii="Courier New" w:hAnsi="Courier New" w:cs="Courier New"/>
+          <w:noProof/>
+          <w:color w:val="1F1F1F"/>
+          <w:sz w:val="15"/>
+          <w:szCs w:val="15"/>
+        </w:rPr>
+        <w:t xml:space="preserve">        "Logistic Regression": LogisticRegression(max_iter=1000),</w:t>
+      </w:r>
+    </w:p>
+    <w:p>
+      <w:pPr>
+        <w:pBdr>
+          <w:top w:val="single" w:sz="4" w:space="4" w:color="BFBFBF"/>
+          <w:left w:val="single" w:sz="4" w:space="4" w:color="BFBFBF"/>
+          <w:bottom w:val="single" w:sz="4" w:space="4" w:color="BFBFBF"/>
+          <w:right w:val="single" w:sz="4" w:space="4" w:color="BFBFBF"/>
+        </w:pBdr>
+        <w:shd w:val="clear" w:color="auto" w:fill="F4F4F4"/>
+        <w:spacing w:before="0" w:after="0" w:line="240" w:lineRule="auto"/>
+        <w:ind w:left="100" w:right="100"/>
+        <w:jc w:val="left"/>
+        <w:rPr>
+          <w:rFonts w:ascii="Courier New" w:hAnsi="Courier New" w:cs="Courier New"/>
+          <w:noProof/>
+          <w:color w:val="1F1F1F"/>
+          <w:sz w:val="15"/>
+          <w:szCs w:val="15"/>
+        </w:rPr>
+      </w:pPr>
+      <w:r>
+        <w:rPr>
+          <w:rFonts w:ascii="Courier New" w:hAnsi="Courier New" w:cs="Courier New"/>
+          <w:noProof/>
+          <w:color w:val="1F1F1F"/>
+          <w:sz w:val="15"/>
+          <w:szCs w:val="15"/>
+        </w:rPr>
+        <w:t xml:space="preserve">        "XGBoost": XGBClassifier(n_estimators=200, eval_metric="mlogloss", random_state=42),</w:t>
+      </w:r>
+    </w:p>
+    <w:p>
+      <w:pPr>
+        <w:pBdr>
+          <w:top w:val="single" w:sz="4" w:space="4" w:color="BFBFBF"/>
+          <w:left w:val="single" w:sz="4" w:space="4" w:color="BFBFBF"/>
+          <w:bottom w:val="single" w:sz="4" w:space="4" w:color="BFBFBF"/>
+          <w:right w:val="single" w:sz="4" w:space="4" w:color="BFBFBF"/>
+        </w:pBdr>
+        <w:shd w:val="clear" w:color="auto" w:fill="F4F4F4"/>
+        <w:spacing w:before="0" w:after="0" w:line="240" w:lineRule="auto"/>
+        <w:ind w:left="100" w:right="100"/>
+        <w:jc w:val="left"/>
+        <w:rPr>
+          <w:rFonts w:ascii="Courier New" w:hAnsi="Courier New" w:cs="Courier New"/>
+          <w:noProof/>
+          <w:color w:val="1F1F1F"/>
+          <w:sz w:val="15"/>
+          <w:szCs w:val="15"/>
+        </w:rPr>
+      </w:pPr>
+      <w:r>
+        <w:rPr>
+          <w:rFonts w:ascii="Courier New" w:hAnsi="Courier New" w:cs="Courier New"/>
+          <w:noProof/>
+          <w:color w:val="1F1F1F"/>
+          <w:sz w:val="15"/>
+          <w:szCs w:val="15"/>
+        </w:rPr>
+        <w:t xml:space="preserve">    }</w:t>
+      </w:r>
+    </w:p>
+    <w:p>
+      <w:pPr>
+        <w:pBdr>
+          <w:top w:val="single" w:sz="4" w:space="4" w:color="BFBFBF"/>
+          <w:left w:val="single" w:sz="4" w:space="4" w:color="BFBFBF"/>
+          <w:bottom w:val="single" w:sz="4" w:space="4" w:color="BFBFBF"/>
+          <w:right w:val="single" w:sz="4" w:space="4" w:color="BFBFBF"/>
+        </w:pBdr>
+        <w:shd w:val="clear" w:color="auto" w:fill="F4F4F4"/>
+        <w:spacing w:before="0" w:after="0" w:line="240" w:lineRule="auto"/>
+        <w:ind w:left="100" w:right="100"/>
+        <w:jc w:val="left"/>
+        <w:rPr>
+          <w:rFonts w:ascii="Courier New" w:hAnsi="Courier New" w:cs="Courier New"/>
+          <w:noProof/>
+          <w:color w:val="1F1F1F"/>
+          <w:sz w:val="15"/>
+          <w:szCs w:val="15"/>
+        </w:rPr>
+      </w:pPr>
+      <w:r>
+        <w:rPr>
+          <w:rFonts w:ascii="Courier New" w:hAnsi="Courier New" w:cs="Courier New"/>
+          <w:noProof/>
+          <w:color w:val="1F1F1F"/>
+          <w:sz w:val="15"/>
+          <w:szCs w:val="15"/>
+        </w:rPr>
+        <w:t xml:space="preserve"/>
+      </w:r>
+    </w:p>
+    <w:p>
+      <w:pPr>
+        <w:pBdr>
+          <w:top w:val="single" w:sz="4" w:space="4" w:color="BFBFBF"/>
+          <w:left w:val="single" w:sz="4" w:space="4" w:color="BFBFBF"/>
+          <w:bottom w:val="single" w:sz="4" w:space="4" w:color="BFBFBF"/>
+          <w:right w:val="single" w:sz="4" w:space="4" w:color="BFBFBF"/>
+        </w:pBdr>
+        <w:shd w:val="clear" w:color="auto" w:fill="F4F4F4"/>
+        <w:spacing w:before="0" w:after="0" w:line="240" w:lineRule="auto"/>
+        <w:ind w:left="100" w:right="100"/>
+        <w:jc w:val="left"/>
+        <w:rPr>
+          <w:rFonts w:ascii="Courier New" w:hAnsi="Courier New" w:cs="Courier New"/>
+          <w:noProof/>
+          <w:color w:val="1F1F1F"/>
+          <w:sz w:val="15"/>
+          <w:szCs w:val="15"/>
+        </w:rPr>
+      </w:pPr>
+      <w:r>
+        <w:rPr>
+          <w:rFonts w:ascii="Courier New" w:hAnsi="Courier New" w:cs="Courier New"/>
+          <w:noProof/>
+          <w:color w:val="1F1F1F"/>
+          <w:sz w:val="15"/>
+          <w:szCs w:val="15"/>
+        </w:rPr>
+        <w:t xml:space="preserve">fitted, preds, rows = {}, {}, []</w:t>
+      </w:r>
+    </w:p>
+    <w:p>
+      <w:pPr>
+        <w:pBdr>
+          <w:top w:val="single" w:sz="4" w:space="4" w:color="BFBFBF"/>
+          <w:left w:val="single" w:sz="4" w:space="4" w:color="BFBFBF"/>
+          <w:bottom w:val="single" w:sz="4" w:space="4" w:color="BFBFBF"/>
+          <w:right w:val="single" w:sz="4" w:space="4" w:color="BFBFBF"/>
+        </w:pBdr>
+        <w:shd w:val="clear" w:color="auto" w:fill="F4F4F4"/>
+        <w:spacing w:before="0" w:after="0" w:line="240" w:lineRule="auto"/>
+        <w:ind w:left="100" w:right="100"/>
+        <w:jc w:val="left"/>
+        <w:rPr>
+          <w:rFonts w:ascii="Courier New" w:hAnsi="Courier New" w:cs="Courier New"/>
+          <w:noProof/>
+          <w:color w:val="1F1F1F"/>
+          <w:sz w:val="15"/>
+          <w:szCs w:val="15"/>
+        </w:rPr>
+      </w:pPr>
+      <w:r>
+        <w:rPr>
+          <w:rFonts w:ascii="Courier New" w:hAnsi="Courier New" w:cs="Courier New"/>
+          <w:noProof/>
+          <w:color w:val="1F1F1F"/>
+          <w:sz w:val="15"/>
+          <w:szCs w:val="15"/>
+        </w:rPr>
+        <w:t xml:space="preserve">for name, clf in get_models().items():</w:t>
+      </w:r>
+    </w:p>
+    <w:p>
+      <w:pPr>
+        <w:pBdr>
+          <w:top w:val="single" w:sz="4" w:space="4" w:color="BFBFBF"/>
+          <w:left w:val="single" w:sz="4" w:space="4" w:color="BFBFBF"/>
+          <w:bottom w:val="single" w:sz="4" w:space="4" w:color="BFBFBF"/>
+          <w:right w:val="single" w:sz="4" w:space="4" w:color="BFBFBF"/>
+        </w:pBdr>
+        <w:shd w:val="clear" w:color="auto" w:fill="F4F4F4"/>
+        <w:spacing w:before="0" w:after="0" w:line="240" w:lineRule="auto"/>
+        <w:ind w:left="100" w:right="100"/>
+        <w:jc w:val="left"/>
+        <w:rPr>
+          <w:rFonts w:ascii="Courier New" w:hAnsi="Courier New" w:cs="Courier New"/>
+          <w:noProof/>
+          <w:color w:val="1F1F1F"/>
+          <w:sz w:val="15"/>
+          <w:szCs w:val="15"/>
+        </w:rPr>
+      </w:pPr>
+      <w:r>
+        <w:rPr>
+          <w:rFonts w:ascii="Courier New" w:hAnsi="Courier New" w:cs="Courier New"/>
+          <w:noProof/>
+          <w:color w:val="1F1F1F"/>
+          <w:sz w:val="15"/>
+          <w:szCs w:val="15"/>
+        </w:rPr>
+        <w:t xml:space="preserve">    pipe = Pipeline([("prep", make_preprocessor(X_train)), ("model", clf)])</w:t>
+      </w:r>
+    </w:p>
+    <w:p>
+      <w:pPr>
+        <w:pBdr>
+          <w:top w:val="single" w:sz="4" w:space="4" w:color="BFBFBF"/>
+          <w:left w:val="single" w:sz="4" w:space="4" w:color="BFBFBF"/>
+          <w:bottom w:val="single" w:sz="4" w:space="4" w:color="BFBFBF"/>
+          <w:right w:val="single" w:sz="4" w:space="4" w:color="BFBFBF"/>
+        </w:pBdr>
+        <w:shd w:val="clear" w:color="auto" w:fill="F4F4F4"/>
+        <w:spacing w:before="0" w:after="0" w:line="240" w:lineRule="auto"/>
+        <w:ind w:left="100" w:right="100"/>
+        <w:jc w:val="left"/>
+        <w:rPr>
+          <w:rFonts w:ascii="Courier New" w:hAnsi="Courier New" w:cs="Courier New"/>
+          <w:noProof/>
+          <w:color w:val="1F1F1F"/>
+          <w:sz w:val="15"/>
+          <w:szCs w:val="15"/>
+        </w:rPr>
+      </w:pPr>
+      <w:r>
+        <w:rPr>
+          <w:rFonts w:ascii="Courier New" w:hAnsi="Courier New" w:cs="Courier New"/>
+          <w:noProof/>
+          <w:color w:val="1F1F1F"/>
+          <w:sz w:val="15"/>
+          <w:szCs w:val="15"/>
+        </w:rPr>
+        <w:t xml:space="preserve">    pipe.fit(X_train, y_train)                    # Step 1: train on training data only</w:t>
+      </w:r>
+    </w:p>
+    <w:p>
+      <w:pPr>
+        <w:pBdr>
+          <w:top w:val="single" w:sz="4" w:space="4" w:color="BFBFBF"/>
+          <w:left w:val="single" w:sz="4" w:space="4" w:color="BFBFBF"/>
+          <w:bottom w:val="single" w:sz="4" w:space="4" w:color="BFBFBF"/>
+          <w:right w:val="single" w:sz="4" w:space="4" w:color="BFBFBF"/>
+        </w:pBdr>
+        <w:shd w:val="clear" w:color="auto" w:fill="F4F4F4"/>
+        <w:spacing w:before="0" w:after="0" w:line="240" w:lineRule="auto"/>
+        <w:ind w:left="100" w:right="100"/>
+        <w:jc w:val="left"/>
+        <w:rPr>
+          <w:rFonts w:ascii="Courier New" w:hAnsi="Courier New" w:cs="Courier New"/>
+          <w:noProof/>
+          <w:color w:val="1F1F1F"/>
+          <w:sz w:val="15"/>
+          <w:szCs w:val="15"/>
+        </w:rPr>
+      </w:pPr>
+      <w:r>
+        <w:rPr>
+          <w:rFonts w:ascii="Courier New" w:hAnsi="Courier New" w:cs="Courier New"/>
+          <w:noProof/>
+          <w:color w:val="1F1F1F"/>
+          <w:sz w:val="15"/>
+          <w:szCs w:val="15"/>
+        </w:rPr>
+        <w:t xml:space="preserve">    y_pred = pipe.predict(X_test)                 # Step 2: predict unseen test records</w:t>
+      </w:r>
+    </w:p>
+    <w:p>
+      <w:pPr>
+        <w:pBdr>
+          <w:top w:val="single" w:sz="4" w:space="4" w:color="BFBFBF"/>
+          <w:left w:val="single" w:sz="4" w:space="4" w:color="BFBFBF"/>
+          <w:bottom w:val="single" w:sz="4" w:space="4" w:color="BFBFBF"/>
+          <w:right w:val="single" w:sz="4" w:space="4" w:color="BFBFBF"/>
+        </w:pBdr>
+        <w:shd w:val="clear" w:color="auto" w:fill="F4F4F4"/>
+        <w:spacing w:before="0" w:after="0" w:line="240" w:lineRule="auto"/>
+        <w:ind w:left="100" w:right="100"/>
+        <w:jc w:val="left"/>
+        <w:rPr>
+          <w:rFonts w:ascii="Courier New" w:hAnsi="Courier New" w:cs="Courier New"/>
+          <w:noProof/>
+          <w:color w:val="1F1F1F"/>
+          <w:sz w:val="15"/>
+          <w:szCs w:val="15"/>
+        </w:rPr>
+      </w:pPr>
+      <w:r>
+        <w:rPr>
+          <w:rFonts w:ascii="Courier New" w:hAnsi="Courier New" w:cs="Courier New"/>
+          <w:noProof/>
+          <w:color w:val="1F1F1F"/>
+          <w:sz w:val="15"/>
+          <w:szCs w:val="15"/>
+        </w:rPr>
+        <w:t xml:space="preserve">    p, r, f1, _ = precision_recall_fscore_support(</w:t>
+      </w:r>
+    </w:p>
+    <w:p>
+      <w:pPr>
+        <w:pBdr>
+          <w:top w:val="single" w:sz="4" w:space="4" w:color="BFBFBF"/>
+          <w:left w:val="single" w:sz="4" w:space="4" w:color="BFBFBF"/>
+          <w:bottom w:val="single" w:sz="4" w:space="4" w:color="BFBFBF"/>
+          <w:right w:val="single" w:sz="4" w:space="4" w:color="BFBFBF"/>
+        </w:pBdr>
+        <w:shd w:val="clear" w:color="auto" w:fill="F4F4F4"/>
+        <w:spacing w:before="0" w:after="0" w:line="240" w:lineRule="auto"/>
+        <w:ind w:left="100" w:right="100"/>
+        <w:jc w:val="left"/>
+        <w:rPr>
+          <w:rFonts w:ascii="Courier New" w:hAnsi="Courier New" w:cs="Courier New"/>
+          <w:noProof/>
+          <w:color w:val="1F1F1F"/>
+          <w:sz w:val="15"/>
+          <w:szCs w:val="15"/>
+        </w:rPr>
+      </w:pPr>
+      <w:r>
+        <w:rPr>
+          <w:rFonts w:ascii="Courier New" w:hAnsi="Courier New" w:cs="Courier New"/>
+          <w:noProof/>
+          <w:color w:val="1F1F1F"/>
+          <w:sz w:val="15"/>
+          <w:szCs w:val="15"/>
+        </w:rPr>
+        <w:t xml:space="preserve">        y_test, y_pred, average="macro", zero_division=0)   # Steps 3-4: compare and score</w:t>
+      </w:r>
+    </w:p>
+    <w:p>
+      <w:pPr>
+        <w:pBdr>
+          <w:top w:val="single" w:sz="4" w:space="4" w:color="BFBFBF"/>
+          <w:left w:val="single" w:sz="4" w:space="4" w:color="BFBFBF"/>
+          <w:bottom w:val="single" w:sz="4" w:space="4" w:color="BFBFBF"/>
+          <w:right w:val="single" w:sz="4" w:space="4" w:color="BFBFBF"/>
+        </w:pBdr>
+        <w:shd w:val="clear" w:color="auto" w:fill="F4F4F4"/>
+        <w:spacing w:before="0" w:after="0" w:line="240" w:lineRule="auto"/>
+        <w:ind w:left="100" w:right="100"/>
+        <w:jc w:val="left"/>
+        <w:rPr>
+          <w:rFonts w:ascii="Courier New" w:hAnsi="Courier New" w:cs="Courier New"/>
+          <w:noProof/>
+          <w:color w:val="1F1F1F"/>
+          <w:sz w:val="15"/>
+          <w:szCs w:val="15"/>
+        </w:rPr>
+      </w:pPr>
+      <w:r>
+        <w:rPr>
+          <w:rFonts w:ascii="Courier New" w:hAnsi="Courier New" w:cs="Courier New"/>
+          <w:noProof/>
+          <w:color w:val="1F1F1F"/>
+          <w:sz w:val="15"/>
+          <w:szCs w:val="15"/>
+        </w:rPr>
+        <w:t xml:space="preserve">    rows.append({"Model": name,</w:t>
+      </w:r>
+    </w:p>
+    <w:p>
+      <w:pPr>
+        <w:pBdr>
+          <w:top w:val="single" w:sz="4" w:space="4" w:color="BFBFBF"/>
+          <w:left w:val="single" w:sz="4" w:space="4" w:color="BFBFBF"/>
+          <w:bottom w:val="single" w:sz="4" w:space="4" w:color="BFBFBF"/>
+          <w:right w:val="single" w:sz="4" w:space="4" w:color="BFBFBF"/>
+        </w:pBdr>
+        <w:shd w:val="clear" w:color="auto" w:fill="F4F4F4"/>
+        <w:spacing w:before="0" w:after="0" w:line="240" w:lineRule="auto"/>
+        <w:ind w:left="100" w:right="100"/>
+        <w:jc w:val="left"/>
+        <w:rPr>
+          <w:rFonts w:ascii="Courier New" w:hAnsi="Courier New" w:cs="Courier New"/>
+          <w:noProof/>
+          <w:color w:val="1F1F1F"/>
+          <w:sz w:val="15"/>
+          <w:szCs w:val="15"/>
+        </w:rPr>
+      </w:pPr>
+      <w:r>
+        <w:rPr>
+          <w:rFonts w:ascii="Courier New" w:hAnsi="Courier New" w:cs="Courier New"/>
+          <w:noProof/>
+          <w:color w:val="1F1F1F"/>
+          <w:sz w:val="15"/>
+          <w:szCs w:val="15"/>
+        </w:rPr>
+        <w:t xml:space="preserve">                 "Train Accuracy": accuracy_score(y_train, pipe.predict(X_train)),</w:t>
+      </w:r>
+    </w:p>
+    <w:p>
+      <w:pPr>
+        <w:pBdr>
+          <w:top w:val="single" w:sz="4" w:space="4" w:color="BFBFBF"/>
+          <w:left w:val="single" w:sz="4" w:space="4" w:color="BFBFBF"/>
+          <w:bottom w:val="single" w:sz="4" w:space="4" w:color="BFBFBF"/>
+          <w:right w:val="single" w:sz="4" w:space="4" w:color="BFBFBF"/>
+        </w:pBdr>
+        <w:shd w:val="clear" w:color="auto" w:fill="F4F4F4"/>
+        <w:spacing w:before="0" w:after="0" w:line="240" w:lineRule="auto"/>
+        <w:ind w:left="100" w:right="100"/>
+        <w:jc w:val="left"/>
+        <w:rPr>
+          <w:rFonts w:ascii="Courier New" w:hAnsi="Courier New" w:cs="Courier New"/>
+          <w:noProof/>
+          <w:color w:val="1F1F1F"/>
+          <w:sz w:val="15"/>
+          <w:szCs w:val="15"/>
+        </w:rPr>
+      </w:pPr>
+      <w:r>
+        <w:rPr>
+          <w:rFonts w:ascii="Courier New" w:hAnsi="Courier New" w:cs="Courier New"/>
+          <w:noProof/>
+          <w:color w:val="1F1F1F"/>
+          <w:sz w:val="15"/>
+          <w:szCs w:val="15"/>
+        </w:rPr>
+        <w:t xml:space="preserve">                 "Accuracy": accuracy_score(y_test, y_pred),</w:t>
+      </w:r>
+    </w:p>
+    <w:p>
+      <w:pPr>
+        <w:pBdr>
+          <w:top w:val="single" w:sz="4" w:space="4" w:color="BFBFBF"/>
+          <w:left w:val="single" w:sz="4" w:space="4" w:color="BFBFBF"/>
+          <w:bottom w:val="single" w:sz="4" w:space="4" w:color="BFBFBF"/>
+          <w:right w:val="single" w:sz="4" w:space="4" w:color="BFBFBF"/>
+        </w:pBdr>
+        <w:shd w:val="clear" w:color="auto" w:fill="F4F4F4"/>
+        <w:spacing w:before="0" w:after="0" w:line="240" w:lineRule="auto"/>
+        <w:ind w:left="100" w:right="100"/>
+        <w:jc w:val="left"/>
+        <w:rPr>
+          <w:rFonts w:ascii="Courier New" w:hAnsi="Courier New" w:cs="Courier New"/>
+          <w:noProof/>
+          <w:color w:val="1F1F1F"/>
+          <w:sz w:val="15"/>
+          <w:szCs w:val="15"/>
+        </w:rPr>
+      </w:pPr>
+      <w:r>
+        <w:rPr>
+          <w:rFonts w:ascii="Courier New" w:hAnsi="Courier New" w:cs="Courier New"/>
+          <w:noProof/>
+          <w:color w:val="1F1F1F"/>
+          <w:sz w:val="15"/>
+          <w:szCs w:val="15"/>
+        </w:rPr>
+        <w:t xml:space="preserve">                 "Macro Precision": p, "Macro Recall": r, "Macro F1": f1,</w:t>
+      </w:r>
+    </w:p>
+    <w:p>
+      <w:pPr>
+        <w:pBdr>
+          <w:top w:val="single" w:sz="4" w:space="4" w:color="BFBFBF"/>
+          <w:left w:val="single" w:sz="4" w:space="4" w:color="BFBFBF"/>
+          <w:bottom w:val="single" w:sz="4" w:space="4" w:color="BFBFBF"/>
+          <w:right w:val="single" w:sz="4" w:space="4" w:color="BFBFBF"/>
+        </w:pBdr>
+        <w:shd w:val="clear" w:color="auto" w:fill="F4F4F4"/>
+        <w:spacing w:before="0" w:after="0" w:line="240" w:lineRule="auto"/>
+        <w:ind w:left="100" w:right="100"/>
+        <w:jc w:val="left"/>
+        <w:rPr>
+          <w:rFonts w:ascii="Courier New" w:hAnsi="Courier New" w:cs="Courier New"/>
+          <w:noProof/>
+          <w:color w:val="1F1F1F"/>
+          <w:sz w:val="15"/>
+          <w:szCs w:val="15"/>
+        </w:rPr>
+      </w:pPr>
+      <w:r>
+        <w:rPr>
+          <w:rFonts w:ascii="Courier New" w:hAnsi="Courier New" w:cs="Courier New"/>
+          <w:noProof/>
+          <w:color w:val="1F1F1F"/>
+          <w:sz w:val="15"/>
+          <w:szCs w:val="15"/>
+        </w:rPr>
+        <w:t xml:space="preserve">                 "Cohen Kappa": cohen_kappa_score(y_test, y_pred),</w:t>
+      </w:r>
+    </w:p>
+    <w:p>
+      <w:pPr>
+        <w:pBdr>
+          <w:top w:val="single" w:sz="4" w:space="4" w:color="BFBFBF"/>
+          <w:left w:val="single" w:sz="4" w:space="4" w:color="BFBFBF"/>
+          <w:bottom w:val="single" w:sz="4" w:space="4" w:color="BFBFBF"/>
+          <w:right w:val="single" w:sz="4" w:space="4" w:color="BFBFBF"/>
+        </w:pBdr>
+        <w:shd w:val="clear" w:color="auto" w:fill="F4F4F4"/>
+        <w:spacing w:before="0" w:after="0" w:line="240" w:lineRule="auto"/>
+        <w:ind w:left="100" w:right="100"/>
+        <w:jc w:val="left"/>
+        <w:rPr>
+          <w:rFonts w:ascii="Courier New" w:hAnsi="Courier New" w:cs="Courier New"/>
+          <w:noProof/>
+          <w:color w:val="1F1F1F"/>
+          <w:sz w:val="15"/>
+          <w:szCs w:val="15"/>
+        </w:rPr>
+      </w:pPr>
+      <w:r>
+        <w:rPr>
+          <w:rFonts w:ascii="Courier New" w:hAnsi="Courier New" w:cs="Courier New"/>
+          <w:noProof/>
+          <w:color w:val="1F1F1F"/>
+          <w:sz w:val="15"/>
+          <w:szCs w:val="15"/>
+        </w:rPr>
+        <w:t xml:space="preserve">                 "MCC": matthews_corrcoef(y_test, y_pred)})</w:t>
+      </w:r>
+    </w:p>
+    <w:p>
+      <w:pPr>
+        <w:pBdr>
+          <w:top w:val="single" w:sz="4" w:space="4" w:color="BFBFBF"/>
+          <w:left w:val="single" w:sz="4" w:space="4" w:color="BFBFBF"/>
+          <w:bottom w:val="single" w:sz="4" w:space="4" w:color="BFBFBF"/>
+          <w:right w:val="single" w:sz="4" w:space="4" w:color="BFBFBF"/>
+        </w:pBdr>
+        <w:shd w:val="clear" w:color="auto" w:fill="F4F4F4"/>
+        <w:spacing w:before="0" w:after="0" w:line="240" w:lineRule="auto"/>
+        <w:ind w:left="100" w:right="100"/>
+        <w:jc w:val="left"/>
+        <w:rPr>
+          <w:rFonts w:ascii="Courier New" w:hAnsi="Courier New" w:cs="Courier New"/>
+          <w:noProof/>
+          <w:color w:val="1F1F1F"/>
+          <w:sz w:val="15"/>
+          <w:szCs w:val="15"/>
+        </w:rPr>
+      </w:pPr>
+      <w:r>
+        <w:rPr>
+          <w:rFonts w:ascii="Courier New" w:hAnsi="Courier New" w:cs="Courier New"/>
+          <w:noProof/>
+          <w:color w:val="1F1F1F"/>
+          <w:sz w:val="15"/>
+          <w:szCs w:val="15"/>
+        </w:rPr>
+        <w:t xml:space="preserve">    fitted[name], preds[name] = pipe, y_pred</w:t>
+      </w:r>
+    </w:p>
+    <w:p>
+      <w:pPr>
+        <w:pBdr>
+          <w:top w:val="single" w:sz="4" w:space="4" w:color="BFBFBF"/>
+          <w:left w:val="single" w:sz="4" w:space="4" w:color="BFBFBF"/>
+          <w:bottom w:val="single" w:sz="4" w:space="4" w:color="BFBFBF"/>
+          <w:right w:val="single" w:sz="4" w:space="4" w:color="BFBFBF"/>
+        </w:pBdr>
+        <w:shd w:val="clear" w:color="auto" w:fill="F4F4F4"/>
+        <w:spacing w:before="0" w:after="0" w:line="240" w:lineRule="auto"/>
+        <w:ind w:left="100" w:right="100"/>
+        <w:jc w:val="left"/>
+        <w:rPr>
+          <w:rFonts w:ascii="Courier New" w:hAnsi="Courier New" w:cs="Courier New"/>
+          <w:noProof/>
+          <w:color w:val="1F1F1F"/>
+          <w:sz w:val="15"/>
+          <w:szCs w:val="15"/>
+        </w:rPr>
+      </w:pPr>
+      <w:r>
+        <w:rPr>
+          <w:rFonts w:ascii="Courier New" w:hAnsi="Courier New" w:cs="Courier New"/>
+          <w:noProof/>
+          <w:color w:val="1F1F1F"/>
+          <w:sz w:val="15"/>
+          <w:szCs w:val="15"/>
+        </w:rPr>
+        <w:t xml:space="preserve"/>
+      </w:r>
+    </w:p>
+    <w:p>
+      <w:pPr>
+        <w:pBdr>
+          <w:top w:val="single" w:sz="4" w:space="4" w:color="BFBFBF"/>
+          <w:left w:val="single" w:sz="4" w:space="4" w:color="BFBFBF"/>
+          <w:bottom w:val="single" w:sz="4" w:space="4" w:color="BFBFBF"/>
+          <w:right w:val="single" w:sz="4" w:space="4" w:color="BFBFBF"/>
+        </w:pBdr>
+        <w:shd w:val="clear" w:color="auto" w:fill="F4F4F4"/>
+        <w:spacing w:before="0" w:after="0" w:line="240" w:lineRule="auto"/>
+        <w:ind w:left="100" w:right="100"/>
+        <w:jc w:val="left"/>
+        <w:rPr>
+          <w:rFonts w:ascii="Courier New" w:hAnsi="Courier New" w:cs="Courier New"/>
+          <w:noProof/>
+          <w:color w:val="1F1F1F"/>
+          <w:sz w:val="15"/>
+          <w:szCs w:val="15"/>
+        </w:rPr>
+      </w:pPr>
+      <w:r>
+        <w:rPr>
+          <w:rFonts w:ascii="Courier New" w:hAnsi="Courier New" w:cs="Courier New"/>
+          <w:noProof/>
+          <w:color w:val="1F1F1F"/>
+          <w:sz w:val="15"/>
+          <w:szCs w:val="15"/>
+        </w:rPr>
+        <w:t xml:space="preserve">results_df = pd.DataFrame(rows).set_index("Model").round(4)</w:t>
+      </w:r>
+    </w:p>
+    <w:p>
+      <w:pPr>
+        <w:pBdr>
+          <w:top w:val="single" w:sz="4" w:space="4" w:color="BFBFBF"/>
+          <w:left w:val="single" w:sz="4" w:space="4" w:color="BFBFBF"/>
+          <w:bottom w:val="single" w:sz="4" w:space="4" w:color="BFBFBF"/>
+          <w:right w:val="single" w:sz="4" w:space="4" w:color="BFBFBF"/>
+        </w:pBdr>
+        <w:shd w:val="clear" w:color="auto" w:fill="F4F4F4"/>
+        <w:spacing w:before="0" w:after="0" w:line="240" w:lineRule="auto"/>
+        <w:ind w:left="100" w:right="100"/>
+        <w:jc w:val="left"/>
+        <w:rPr>
+          <w:rFonts w:ascii="Courier New" w:hAnsi="Courier New" w:cs="Courier New"/>
+          <w:noProof/>
+          <w:color w:val="1F1F1F"/>
+          <w:sz w:val="15"/>
+          <w:szCs w:val="15"/>
+        </w:rPr>
+      </w:pPr>
+      <w:r>
+        <w:rPr>
+          <w:rFonts w:ascii="Courier New" w:hAnsi="Courier New" w:cs="Courier New"/>
+          <w:noProof/>
+          <w:color w:val="1F1F1F"/>
+          <w:sz w:val="15"/>
+          <w:szCs w:val="15"/>
+        </w:rPr>
+        <w:t xml:space="preserve">print(results_df.sort_values("Macro F1", ascending=False))   # Step 7: compare all models</w:t>
+      </w:r>
+    </w:p>
+    <w:p>
+      <w:pPr>
+        <w:spacing w:before="0" w:after="0" w:line="240" w:lineRule="auto"/>
+        <w:rPr>
+          <w:sz w:val="12"/>
+        </w:rPr>
+      </w:pPr>
+    </w:p>
+    <w:p>
+      <w:pPr>
+        <w:pStyle w:val="NormalWeb"/>
+      </w:pPr>
+      <w:r>
+        <w:t xml:space="preserve">The table below gives the value each metric takes for a model with </w:t>
+      </w:r>
+      <w:r>
+        <w:rPr>
+          <w:rStyle w:val="Strong"/>
+        </w:rPr>
+        <w:t xml:space="preserve">no predictive skill</w:t>
+      </w:r>
+      <w:r>
+        <w:t xml:space="preserve"> on this three-class problem. A result close to these values should be interpreted as “no better than guessing”.</w:t>
+      </w:r>
+    </w:p>
+    <w:tbl>
+      <w:tblPr>
+        <w:tblStyle w:val="TableGrid"/>
+        <w:tblW w:w="9360" w:type="dxa"/>
+        <w:tblLayout w:type="fixed"/>
+        <w:tblLook w:val="04A0" w:firstRow="1" w:lastRow="0" w:firstColumn="1" w:lastColumn="0" w:noHBand="0" w:noVBand="1"/>
+      </w:tblPr>
+      <w:tblGrid>
+        <w:gridCol w:w="1900"/>
+        <w:gridCol w:w="3100"/>
+        <w:gridCol w:w="4360"/>
+      </w:tblGrid>
+      <w:tr>
+        <w:trPr>
+          <w:cantSplit/>
+          <w:tblHeader/>
+        </w:trPr>
+        <w:tc>
+          <w:tcPr>
+            <w:tcW w:w="1900" w:type="dxa"/>
+          </w:tcPr>
+          <w:p>
+            <w:pPr>
+              <w:spacing w:after="40" w:line="240" w:lineRule="auto"/>
+              <w:jc w:val="center"/>
+              <w:rPr>
+                <w:rFonts w:ascii="Times New Roman" w:hAnsi="Times New Roman" w:cs="Times New Roman"/>
+                <w:b/>
+                <w:bCs/>
+              </w:rPr>
+            </w:pPr>
+            <w:r>
+              <w:rPr>
+                <w:rFonts w:ascii="Times New Roman" w:hAnsi="Times New Roman" w:cs="Times New Roman"/>
+                <w:b/>
+                <w:bCs/>
+              </w:rPr>
+              <w:t xml:space="preserve">Metric</w:t>
+            </w:r>
+          </w:p>
+        </w:tc>
+        <w:tc>
+          <w:tcPr>
+            <w:tcW w:w="3100" w:type="dxa"/>
+          </w:tcPr>
+          <w:p>
+            <w:pPr>
+              <w:spacing w:after="40" w:line="240" w:lineRule="auto"/>
+              <w:jc w:val="center"/>
+              <w:rPr>
+                <w:rFonts w:ascii="Times New Roman" w:hAnsi="Times New Roman" w:cs="Times New Roman"/>
+                <w:b/>
+                <w:bCs/>
+              </w:rPr>
+            </w:pPr>
+            <w:r>
+              <w:rPr>
+                <w:rFonts w:ascii="Times New Roman" w:hAnsi="Times New Roman" w:cs="Times New Roman"/>
+                <w:b/>
+                <w:bCs/>
+              </w:rPr>
+              <w:t xml:space="preserve">Value for random guessing (3 balanced classes)</w:t>
+            </w:r>
+          </w:p>
+        </w:tc>
+        <w:tc>
+          <w:tcPr>
+            <w:tcW w:w="4360" w:type="dxa"/>
+          </w:tcPr>
+          <w:p>
+            <w:pPr>
+              <w:spacing w:after="40" w:line="240" w:lineRule="auto"/>
+              <w:jc w:val="center"/>
+              <w:rPr>
+                <w:rFonts w:ascii="Times New Roman" w:hAnsi="Times New Roman" w:cs="Times New Roman"/>
+                <w:b/>
+                <w:bCs/>
+              </w:rPr>
+            </w:pPr>
+            <w:r>
+              <w:rPr>
+                <w:rFonts w:ascii="Times New Roman" w:hAnsi="Times New Roman" w:cs="Times New Roman"/>
+                <w:b/>
+                <w:bCs/>
+              </w:rPr>
+              <w:t xml:space="preserve">How to interpret the model result</w:t>
+            </w:r>
+          </w:p>
+        </w:tc>
+      </w:tr>
+      <w:tr>
+        <w:trPr>
+          <w:cantSplit/>
+        </w:trPr>
+        <w:tc>
+          <w:tcPr>
+            <w:tcW w:w="1900" w:type="dxa"/>
+          </w:tcPr>
+          <w:p>
+            <w:pPr>
+              <w:spacing w:after="40" w:line="240" w:lineRule="auto"/>
+              <w:rPr>
+                <w:rFonts w:ascii="Times New Roman" w:hAnsi="Times New Roman" w:cs="Times New Roman"/>
+              </w:rPr>
+            </w:pPr>
+            <w:r>
+              <w:rPr>
+                <w:rStyle w:val="Strong"/>
+                <w:rFonts w:ascii="Times New Roman" w:hAnsi="Times New Roman" w:cs="Times New Roman"/>
+              </w:rPr>
+              <w:t xml:space="preserve">Accuracy</w:t>
+            </w:r>
+          </w:p>
+        </w:tc>
+        <w:tc>
+          <w:tcPr>
+            <w:tcW w:w="3100" w:type="dxa"/>
+          </w:tcPr>
+          <w:p>
+            <w:pPr>
+              <w:spacing w:after="40" w:line="240" w:lineRule="auto"/>
+              <w:rPr>
+                <w:rFonts w:ascii="Times New Roman" w:hAnsi="Times New Roman" w:cs="Times New Roman"/>
+              </w:rPr>
+            </w:pPr>
+            <w:r>
+              <w:rPr>
+                <w:rFonts w:ascii="Times New Roman" w:hAnsi="Times New Roman" w:cs="Times New Roman"/>
+              </w:rPr>
+              <w:t xml:space="preserve">≈ 0.333</w:t>
+            </w:r>
+          </w:p>
+        </w:tc>
+        <w:tc>
+          <w:tcPr>
+            <w:tcW w:w="4360" w:type="dxa"/>
+          </w:tcPr>
+          <w:p>
+            <w:pPr>
+              <w:spacing w:after="40" w:line="240" w:lineRule="auto"/>
+              <w:rPr>
+                <w:rFonts w:ascii="Times New Roman" w:hAnsi="Times New Roman" w:cs="Times New Roman"/>
+              </w:rPr>
+            </w:pPr>
+            <w:r>
+              <w:rPr>
+                <w:rFonts w:ascii="Times New Roman" w:hAnsi="Times New Roman" w:cs="Times New Roman"/>
+              </w:rPr>
+              <w:t xml:space="preserve">Only meaningful if clearly above 0.333 and above the majority-class baseline</w:t>
+            </w:r>
+          </w:p>
+        </w:tc>
+      </w:tr>
+      <w:tr>
+        <w:trPr>
+          <w:cantSplit/>
+        </w:trPr>
+        <w:tc>
+          <w:tcPr>
+            <w:tcW w:w="1900" w:type="dxa"/>
+          </w:tcPr>
+          <w:p>
+            <w:pPr>
+              <w:spacing w:after="40" w:line="240" w:lineRule="auto"/>
+              <w:rPr>
+                <w:rFonts w:ascii="Times New Roman" w:hAnsi="Times New Roman" w:cs="Times New Roman"/>
+              </w:rPr>
+            </w:pPr>
+            <w:r>
+              <w:rPr>
+                <w:rStyle w:val="Strong"/>
+                <w:rFonts w:ascii="Times New Roman" w:hAnsi="Times New Roman" w:cs="Times New Roman"/>
+              </w:rPr>
+              <w:t xml:space="preserve">Macro F1-score</w:t>
+            </w:r>
+          </w:p>
+        </w:tc>
+        <w:tc>
+          <w:tcPr>
+            <w:tcW w:w="3100" w:type="dxa"/>
+          </w:tcPr>
+          <w:p>
+            <w:pPr>
+              <w:spacing w:after="40" w:line="240" w:lineRule="auto"/>
+              <w:rPr>
+                <w:rFonts w:ascii="Times New Roman" w:hAnsi="Times New Roman" w:cs="Times New Roman"/>
+              </w:rPr>
+            </w:pPr>
+            <w:r>
+              <w:rPr>
+                <w:rFonts w:ascii="Times New Roman" w:hAnsi="Times New Roman" w:cs="Times New Roman"/>
+              </w:rPr>
+              <w:t xml:space="preserve">≈ 0.333</w:t>
+            </w:r>
+          </w:p>
+        </w:tc>
+        <w:tc>
+          <w:tcPr>
+            <w:tcW w:w="4360" w:type="dxa"/>
+          </w:tcPr>
+          <w:p>
+            <w:pPr>
+              <w:spacing w:after="40" w:line="240" w:lineRule="auto"/>
+              <w:rPr>
+                <w:rFonts w:ascii="Times New Roman" w:hAnsi="Times New Roman" w:cs="Times New Roman"/>
+              </w:rPr>
+            </w:pPr>
+            <w:r>
+              <w:rPr>
+                <w:rFonts w:ascii="Times New Roman" w:hAnsi="Times New Roman" w:cs="Times New Roman"/>
+              </w:rPr>
+              <w:t xml:space="preserve">Treats all three classes equally; exposes models that ignore a class</w:t>
+            </w:r>
+          </w:p>
+        </w:tc>
+      </w:tr>
+      <w:tr>
+        <w:trPr>
+          <w:cantSplit/>
+        </w:trPr>
+        <w:tc>
+          <w:tcPr>
+            <w:tcW w:w="1900" w:type="dxa"/>
+          </w:tcPr>
+          <w:p>
+            <w:pPr>
+              <w:spacing w:after="40" w:line="240" w:lineRule="auto"/>
+              <w:rPr>
+                <w:rFonts w:ascii="Times New Roman" w:hAnsi="Times New Roman" w:cs="Times New Roman"/>
+              </w:rPr>
+            </w:pPr>
+            <w:r>
+              <w:rPr>
+                <w:rStyle w:val="Strong"/>
+                <w:rFonts w:ascii="Times New Roman" w:hAnsi="Times New Roman" w:cs="Times New Roman"/>
+              </w:rPr>
+              <w:t xml:space="preserve">Cohen’s kappa</w:t>
+            </w:r>
+          </w:p>
+        </w:tc>
+        <w:tc>
+          <w:tcPr>
+            <w:tcW w:w="3100" w:type="dxa"/>
+          </w:tcPr>
+          <w:p>
+            <w:pPr>
+              <w:spacing w:after="40" w:line="240" w:lineRule="auto"/>
+              <w:rPr>
+                <w:rFonts w:ascii="Times New Roman" w:hAnsi="Times New Roman" w:cs="Times New Roman"/>
+              </w:rPr>
+            </w:pPr>
+            <w:r>
+              <w:rPr>
+                <w:rFonts w:ascii="Times New Roman" w:hAnsi="Times New Roman" w:cs="Times New Roman"/>
+              </w:rPr>
+              <w:t xml:space="preserve">≈ 0</w:t>
+            </w:r>
+          </w:p>
+        </w:tc>
+        <w:tc>
+          <w:tcPr>
+            <w:tcW w:w="4360" w:type="dxa"/>
+          </w:tcPr>
+          <w:p>
+            <w:pPr>
+              <w:spacing w:after="40" w:line="240" w:lineRule="auto"/>
+              <w:rPr>
+                <w:rFonts w:ascii="Times New Roman" w:hAnsi="Times New Roman" w:cs="Times New Roman"/>
+              </w:rPr>
+            </w:pPr>
+            <w:r>
+              <w:rPr>
+                <w:rFonts w:ascii="Times New Roman" w:hAnsi="Times New Roman" w:cs="Times New Roman"/>
+              </w:rPr>
+              <w:t xml:space="preserve">Agreement beyond chance; values near 0 mean no learned signal</w:t>
+            </w:r>
+          </w:p>
+        </w:tc>
+      </w:tr>
+      <w:tr>
+        <w:trPr>
+          <w:cantSplit/>
+        </w:trPr>
+        <w:tc>
+          <w:tcPr>
+            <w:tcW w:w="1900" w:type="dxa"/>
+          </w:tcPr>
+          <w:p>
+            <w:pPr>
+              <w:spacing w:after="40" w:line="240" w:lineRule="auto"/>
+              <w:rPr>
+                <w:rFonts w:ascii="Times New Roman" w:hAnsi="Times New Roman" w:cs="Times New Roman"/>
+              </w:rPr>
+            </w:pPr>
+            <w:r>
+              <w:rPr>
+                <w:rStyle w:val="Strong"/>
+                <w:rFonts w:ascii="Times New Roman" w:hAnsi="Times New Roman" w:cs="Times New Roman"/>
+              </w:rPr>
+              <w:t xml:space="preserve">MCC</w:t>
+            </w:r>
+          </w:p>
+        </w:tc>
+        <w:tc>
+          <w:tcPr>
+            <w:tcW w:w="3100" w:type="dxa"/>
+          </w:tcPr>
+          <w:p>
+            <w:pPr>
+              <w:spacing w:after="40" w:line="240" w:lineRule="auto"/>
+              <w:rPr>
+                <w:rFonts w:ascii="Times New Roman" w:hAnsi="Times New Roman" w:cs="Times New Roman"/>
+              </w:rPr>
+            </w:pPr>
+            <w:r>
+              <w:rPr>
+                <w:rFonts w:ascii="Times New Roman" w:hAnsi="Times New Roman" w:cs="Times New Roman"/>
+              </w:rPr>
+              <w:t xml:space="preserve">≈ 0</w:t>
+            </w:r>
+          </w:p>
+        </w:tc>
+        <w:tc>
+          <w:tcPr>
+            <w:tcW w:w="4360" w:type="dxa"/>
+          </w:tcPr>
+          <w:p>
+            <w:pPr>
+              <w:spacing w:after="40" w:line="240" w:lineRule="auto"/>
+              <w:rPr>
+                <w:rFonts w:ascii="Times New Roman" w:hAnsi="Times New Roman" w:cs="Times New Roman"/>
+              </w:rPr>
+            </w:pPr>
+            <w:r>
+              <w:rPr>
+                <w:rFonts w:ascii="Times New Roman" w:hAnsi="Times New Roman" w:cs="Times New Roman"/>
+              </w:rPr>
+              <w:t xml:space="preserve">Balanced correlation measure; near 0 means no useful prediction</w:t>
+            </w:r>
+          </w:p>
+        </w:tc>
+      </w:tr>
+      <w:tr>
+        <w:trPr>
+          <w:cantSplit/>
+        </w:trPr>
+        <w:tc>
+          <w:tcPr>
+            <w:tcW w:w="1900" w:type="dxa"/>
+          </w:tcPr>
+          <w:p>
+            <w:pPr>
+              <w:spacing w:after="40" w:line="240" w:lineRule="auto"/>
+              <w:rPr>
+                <w:rFonts w:ascii="Times New Roman" w:hAnsi="Times New Roman" w:cs="Times New Roman"/>
+              </w:rPr>
+            </w:pPr>
+            <w:r>
+              <w:rPr>
+                <w:rStyle w:val="Strong"/>
+                <w:rFonts w:ascii="Times New Roman" w:hAnsi="Times New Roman" w:cs="Times New Roman"/>
+              </w:rPr>
+              <w:t xml:space="preserve">Train vs test accuracy</w:t>
+            </w:r>
+          </w:p>
+        </w:tc>
+        <w:tc>
+          <w:tcPr>
+            <w:tcW w:w="3100" w:type="dxa"/>
+          </w:tcPr>
+          <w:p>
+            <w:pPr>
+              <w:spacing w:after="40" w:line="240" w:lineRule="auto"/>
+              <w:rPr>
+                <w:rFonts w:ascii="Times New Roman" w:hAnsi="Times New Roman" w:cs="Times New Roman"/>
+              </w:rPr>
+            </w:pPr>
+            <w:r>
+              <w:rPr>
+                <w:rFonts w:ascii="Times New Roman" w:hAnsi="Times New Roman" w:cs="Times New Roman"/>
+              </w:rPr>
+              <w:t xml:space="preserve">Gap ≈ 0 for a weak model</w:t>
+            </w:r>
+          </w:p>
+        </w:tc>
+        <w:tc>
+          <w:tcPr>
+            <w:tcW w:w="4360" w:type="dxa"/>
+          </w:tcPr>
+          <w:p>
+            <w:pPr>
+              <w:spacing w:after="40" w:line="240" w:lineRule="auto"/>
+              <w:rPr>
+                <w:rFonts w:ascii="Times New Roman" w:hAnsi="Times New Roman" w:cs="Times New Roman"/>
+              </w:rPr>
+            </w:pPr>
+            <w:r>
+              <w:rPr>
+                <w:rFonts w:ascii="Times New Roman" w:hAnsi="Times New Roman" w:cs="Times New Roman"/>
+              </w:rPr>
+              <w:t xml:space="preserve">A large gap (train much higher than test) indicates overfitting</w:t>
+            </w:r>
+          </w:p>
+        </w:tc>
+      </w:tr>
+    </w:tbl>
+    <w:p>
+      <w:pPr>
+        <w:spacing w:after="0"/>
+      </w:pPr>
+    </w:p>
+    <w:p>
+      <w:pPr>
+        <w:pStyle w:val="Heading2"/>
+        <w:keepNext/>
+        <w:numPr>
+          <w:ilvl w:val="0"/>
+          <w:numId w:val="35"/>
+        </w:numPr>
+        <w:jc w:val="left"/>
+        <w:rPr>
+          <w:rFonts w:ascii="Times New Roman" w:hAnsi="Times New Roman" w:cs="Times New Roman"/>
+          <w:color w:val="000000" w:themeColor="text1"/>
+          <w:sz w:val="32"/>
+          <w:szCs w:val="32"/>
+        </w:rPr>
+      </w:pPr>
+      <w:r>
+        <w:rPr>
+          <w:rFonts w:ascii="Times New Roman" w:hAnsi="Times New Roman" w:cs="Times New Roman"/>
+          <w:color w:val="000000" w:themeColor="text1"/>
+          <w:sz w:val="32"/>
+          <w:szCs w:val="32"/>
+        </w:rPr>
+        <w:t>Cross-Validation Procedure</w:t>
+      </w:r>
+    </w:p>
+    <w:p>
+      <w:pPr>
+        <w:pStyle w:val="NormalWeb"/>
+      </w:pPr>
+      <w:r>
+        <w:t xml:space="preserve">A single 80/20 split can give a lucky or unlucky score. To check how stable the results are, </w:t>
+      </w:r>
+      <w:r>
+        <w:rPr>
+          <w:rStyle w:val="Strong"/>
+        </w:rPr>
+        <w:t xml:space="preserve">Stratified 5-Fold Cross-Validation</w:t>
+      </w:r>
+      <w:r>
+        <w:t xml:space="preserve"> is applied to the </w:t>
+      </w:r>
+      <w:r>
+        <w:rPr>
+          <w:rStyle w:val="Strong"/>
+        </w:rPr>
+        <w:t xml:space="preserve">training set only</w:t>
+      </w:r>
+      <w:r>
+        <w:t xml:space="preserve">:</w:t>
+      </w:r>
+    </w:p>
+    <w:p>
+      <w:pPr>
+        <w:pStyle w:val="NormalWeb"/>
+        <w:numPr>
+          <w:ilvl w:val="0"/>
+          <w:numId w:val="36"/>
+        </w:numPr>
+      </w:pPr>
+      <w:r>
+        <w:t xml:space="preserve">The training data is divided into 5 folds with the same class proportions in each fold.</w:t>
+      </w:r>
+    </w:p>
+    <w:p>
+      <w:pPr>
+        <w:pStyle w:val="NormalWeb"/>
+        <w:numPr>
+          <w:ilvl w:val="0"/>
+          <w:numId w:val="36"/>
+        </w:numPr>
+      </w:pPr>
+      <w:r>
+        <w:t xml:space="preserve">Each model is trained on 4 folds and validated on the remaining fold, 5 times.</w:t>
+      </w:r>
+    </w:p>
+    <w:p>
+      <w:pPr>
+        <w:pStyle w:val="NormalWeb"/>
+        <w:numPr>
+          <w:ilvl w:val="0"/>
+          <w:numId w:val="36"/>
+        </w:numPr>
+      </w:pPr>
+      <w:r>
+        <w:t xml:space="preserve">The mean and standard deviation of accuracy, macro precision, macro recall and macro F1 are reported.</w:t>
+      </w:r>
+    </w:p>
+    <w:p>
+      <w:pPr>
+        <w:pStyle w:val="NormalWeb"/>
+        <w:numPr>
+          <w:ilvl w:val="0"/>
+          <w:numId w:val="36"/>
+        </w:numPr>
+      </w:pPr>
+      <w:r>
+        <w:t xml:space="preserve">The 20% test set is </w:t>
+      </w:r>
+      <w:r>
+        <w:rPr>
+          <w:rStyle w:val="Strong"/>
+        </w:rPr>
+        <w:t xml:space="preserve">not</w:t>
+      </w:r>
+      <w:r>
+        <w:t xml:space="preserve"> touched during cross-validation and is evaluated only once, at the end.</w:t>
+      </w:r>
+    </w:p>
+    <w:p>
+      <w:pPr>
+        <w:pStyle w:val="NormalWeb"/>
+        <w:keepNext/>
+        <w:spacing w:after="60"/>
+      </w:pPr>
+      <w:r>
+        <w:rPr>
+          <w:rStyle w:val="Strong"/>
+        </w:rPr>
+        <w:t xml:space="preserve">Code 3 – Stratified 5-fold cross-validation for all models</w:t>
+      </w:r>
+    </w:p>
+    <w:p>
+      <w:pPr>
+        <w:pBdr>
+          <w:top w:val="single" w:sz="4" w:space="4" w:color="BFBFBF"/>
+          <w:left w:val="single" w:sz="4" w:space="4" w:color="BFBFBF"/>
+          <w:bottom w:val="single" w:sz="4" w:space="4" w:color="BFBFBF"/>
+          <w:right w:val="single" w:sz="4" w:space="4" w:color="BFBFBF"/>
+        </w:pBdr>
+        <w:shd w:val="clear" w:color="auto" w:fill="F4F4F4"/>
+        <w:spacing w:before="0" w:after="0" w:line="240" w:lineRule="auto"/>
+        <w:ind w:left="100" w:right="100"/>
+        <w:jc w:val="left"/>
+        <w:rPr>
+          <w:rFonts w:ascii="Courier New" w:hAnsi="Courier New" w:cs="Courier New"/>
+          <w:noProof/>
+          <w:color w:val="1F1F1F"/>
+          <w:sz w:val="15"/>
+          <w:szCs w:val="15"/>
+        </w:rPr>
+      </w:pPr>
+      <w:r>
+        <w:rPr>
+          <w:rFonts w:ascii="Courier New" w:hAnsi="Courier New" w:cs="Courier New"/>
+          <w:noProof/>
+          <w:color w:val="1F1F1F"/>
+          <w:sz w:val="15"/>
+          <w:szCs w:val="15"/>
+        </w:rPr>
+        <w:t xml:space="preserve">from sklearn.model_selection import cross_validate</w:t>
+      </w:r>
+    </w:p>
+    <w:p>
+      <w:pPr>
+        <w:pBdr>
+          <w:top w:val="single" w:sz="4" w:space="4" w:color="BFBFBF"/>
+          <w:left w:val="single" w:sz="4" w:space="4" w:color="BFBFBF"/>
+          <w:bottom w:val="single" w:sz="4" w:space="4" w:color="BFBFBF"/>
+          <w:right w:val="single" w:sz="4" w:space="4" w:color="BFBFBF"/>
+        </w:pBdr>
+        <w:shd w:val="clear" w:color="auto" w:fill="F4F4F4"/>
+        <w:spacing w:before="0" w:after="0" w:line="240" w:lineRule="auto"/>
+        <w:ind w:left="100" w:right="100"/>
+        <w:jc w:val="left"/>
+        <w:rPr>
+          <w:rFonts w:ascii="Courier New" w:hAnsi="Courier New" w:cs="Courier New"/>
+          <w:noProof/>
+          <w:color w:val="1F1F1F"/>
+          <w:sz w:val="15"/>
+          <w:szCs w:val="15"/>
+        </w:rPr>
+      </w:pPr>
+      <w:r>
+        <w:rPr>
+          <w:rFonts w:ascii="Courier New" w:hAnsi="Courier New" w:cs="Courier New"/>
+          <w:noProof/>
+          <w:color w:val="1F1F1F"/>
+          <w:sz w:val="15"/>
+          <w:szCs w:val="15"/>
+        </w:rPr>
+        <w:t xml:space="preserve"/>
+      </w:r>
+    </w:p>
+    <w:p>
+      <w:pPr>
+        <w:pBdr>
+          <w:top w:val="single" w:sz="4" w:space="4" w:color="BFBFBF"/>
+          <w:left w:val="single" w:sz="4" w:space="4" w:color="BFBFBF"/>
+          <w:bottom w:val="single" w:sz="4" w:space="4" w:color="BFBFBF"/>
+          <w:right w:val="single" w:sz="4" w:space="4" w:color="BFBFBF"/>
+        </w:pBdr>
+        <w:shd w:val="clear" w:color="auto" w:fill="F4F4F4"/>
+        <w:spacing w:before="0" w:after="0" w:line="240" w:lineRule="auto"/>
+        <w:ind w:left="100" w:right="100"/>
+        <w:jc w:val="left"/>
+        <w:rPr>
+          <w:rFonts w:ascii="Courier New" w:hAnsi="Courier New" w:cs="Courier New"/>
+          <w:noProof/>
+          <w:color w:val="1F1F1F"/>
+          <w:sz w:val="15"/>
+          <w:szCs w:val="15"/>
+        </w:rPr>
+      </w:pPr>
+      <w:r>
+        <w:rPr>
+          <w:rFonts w:ascii="Courier New" w:hAnsi="Courier New" w:cs="Courier New"/>
+          <w:noProof/>
+          <w:color w:val="1F1F1F"/>
+          <w:sz w:val="15"/>
+          <w:szCs w:val="15"/>
+        </w:rPr>
+        <w:t xml:space="preserve">skf = StratifiedKFold(n_splits=5, shuffle=True, random_state=42)</w:t>
+      </w:r>
+    </w:p>
+    <w:p>
+      <w:pPr>
+        <w:pBdr>
+          <w:top w:val="single" w:sz="4" w:space="4" w:color="BFBFBF"/>
+          <w:left w:val="single" w:sz="4" w:space="4" w:color="BFBFBF"/>
+          <w:bottom w:val="single" w:sz="4" w:space="4" w:color="BFBFBF"/>
+          <w:right w:val="single" w:sz="4" w:space="4" w:color="BFBFBF"/>
+        </w:pBdr>
+        <w:shd w:val="clear" w:color="auto" w:fill="F4F4F4"/>
+        <w:spacing w:before="0" w:after="0" w:line="240" w:lineRule="auto"/>
+        <w:ind w:left="100" w:right="100"/>
+        <w:jc w:val="left"/>
+        <w:rPr>
+          <w:rFonts w:ascii="Courier New" w:hAnsi="Courier New" w:cs="Courier New"/>
+          <w:noProof/>
+          <w:color w:val="1F1F1F"/>
+          <w:sz w:val="15"/>
+          <w:szCs w:val="15"/>
+        </w:rPr>
+      </w:pPr>
+      <w:r>
+        <w:rPr>
+          <w:rFonts w:ascii="Courier New" w:hAnsi="Courier New" w:cs="Courier New"/>
+          <w:noProof/>
+          <w:color w:val="1F1F1F"/>
+          <w:sz w:val="15"/>
+          <w:szCs w:val="15"/>
+        </w:rPr>
+        <w:t xml:space="preserve">scoring = {"accuracy": "accuracy", "macro_precision": "precision_macro",</w:t>
+      </w:r>
+    </w:p>
+    <w:p>
+      <w:pPr>
+        <w:pBdr>
+          <w:top w:val="single" w:sz="4" w:space="4" w:color="BFBFBF"/>
+          <w:left w:val="single" w:sz="4" w:space="4" w:color="BFBFBF"/>
+          <w:bottom w:val="single" w:sz="4" w:space="4" w:color="BFBFBF"/>
+          <w:right w:val="single" w:sz="4" w:space="4" w:color="BFBFBF"/>
+        </w:pBdr>
+        <w:shd w:val="clear" w:color="auto" w:fill="F4F4F4"/>
+        <w:spacing w:before="0" w:after="0" w:line="240" w:lineRule="auto"/>
+        <w:ind w:left="100" w:right="100"/>
+        <w:jc w:val="left"/>
+        <w:rPr>
+          <w:rFonts w:ascii="Courier New" w:hAnsi="Courier New" w:cs="Courier New"/>
+          <w:noProof/>
+          <w:color w:val="1F1F1F"/>
+          <w:sz w:val="15"/>
+          <w:szCs w:val="15"/>
+        </w:rPr>
+      </w:pPr>
+      <w:r>
+        <w:rPr>
+          <w:rFonts w:ascii="Courier New" w:hAnsi="Courier New" w:cs="Courier New"/>
+          <w:noProof/>
+          <w:color w:val="1F1F1F"/>
+          <w:sz w:val="15"/>
+          <w:szCs w:val="15"/>
+        </w:rPr>
+        <w:t xml:space="preserve">           "macro_recall": "recall_macro", "macro_f1": "f1_macro"}</w:t>
+      </w:r>
+    </w:p>
+    <w:p>
+      <w:pPr>
+        <w:pBdr>
+          <w:top w:val="single" w:sz="4" w:space="4" w:color="BFBFBF"/>
+          <w:left w:val="single" w:sz="4" w:space="4" w:color="BFBFBF"/>
+          <w:bottom w:val="single" w:sz="4" w:space="4" w:color="BFBFBF"/>
+          <w:right w:val="single" w:sz="4" w:space="4" w:color="BFBFBF"/>
+        </w:pBdr>
+        <w:shd w:val="clear" w:color="auto" w:fill="F4F4F4"/>
+        <w:spacing w:before="0" w:after="0" w:line="240" w:lineRule="auto"/>
+        <w:ind w:left="100" w:right="100"/>
+        <w:jc w:val="left"/>
+        <w:rPr>
+          <w:rFonts w:ascii="Courier New" w:hAnsi="Courier New" w:cs="Courier New"/>
+          <w:noProof/>
+          <w:color w:val="1F1F1F"/>
+          <w:sz w:val="15"/>
+          <w:szCs w:val="15"/>
+        </w:rPr>
+      </w:pPr>
+      <w:r>
+        <w:rPr>
+          <w:rFonts w:ascii="Courier New" w:hAnsi="Courier New" w:cs="Courier New"/>
+          <w:noProof/>
+          <w:color w:val="1F1F1F"/>
+          <w:sz w:val="15"/>
+          <w:szCs w:val="15"/>
+        </w:rPr>
+        <w:t xml:space="preserve"/>
+      </w:r>
+    </w:p>
+    <w:p>
+      <w:pPr>
+        <w:pBdr>
+          <w:top w:val="single" w:sz="4" w:space="4" w:color="BFBFBF"/>
+          <w:left w:val="single" w:sz="4" w:space="4" w:color="BFBFBF"/>
+          <w:bottom w:val="single" w:sz="4" w:space="4" w:color="BFBFBF"/>
+          <w:right w:val="single" w:sz="4" w:space="4" w:color="BFBFBF"/>
+        </w:pBdr>
+        <w:shd w:val="clear" w:color="auto" w:fill="F4F4F4"/>
+        <w:spacing w:before="0" w:after="0" w:line="240" w:lineRule="auto"/>
+        <w:ind w:left="100" w:right="100"/>
+        <w:jc w:val="left"/>
+        <w:rPr>
+          <w:rFonts w:ascii="Courier New" w:hAnsi="Courier New" w:cs="Courier New"/>
+          <w:noProof/>
+          <w:color w:val="1F1F1F"/>
+          <w:sz w:val="15"/>
+          <w:szCs w:val="15"/>
+        </w:rPr>
+      </w:pPr>
+      <w:r>
+        <w:rPr>
+          <w:rFonts w:ascii="Courier New" w:hAnsi="Courier New" w:cs="Courier New"/>
+          <w:noProof/>
+          <w:color w:val="1F1F1F"/>
+          <w:sz w:val="15"/>
+          <w:szCs w:val="15"/>
+        </w:rPr>
+        <w:t xml:space="preserve">cv_rows = []</w:t>
+      </w:r>
+    </w:p>
+    <w:p>
+      <w:pPr>
+        <w:pBdr>
+          <w:top w:val="single" w:sz="4" w:space="4" w:color="BFBFBF"/>
+          <w:left w:val="single" w:sz="4" w:space="4" w:color="BFBFBF"/>
+          <w:bottom w:val="single" w:sz="4" w:space="4" w:color="BFBFBF"/>
+          <w:right w:val="single" w:sz="4" w:space="4" w:color="BFBFBF"/>
+        </w:pBdr>
+        <w:shd w:val="clear" w:color="auto" w:fill="F4F4F4"/>
+        <w:spacing w:before="0" w:after="0" w:line="240" w:lineRule="auto"/>
+        <w:ind w:left="100" w:right="100"/>
+        <w:jc w:val="left"/>
+        <w:rPr>
+          <w:rFonts w:ascii="Courier New" w:hAnsi="Courier New" w:cs="Courier New"/>
+          <w:noProof/>
+          <w:color w:val="1F1F1F"/>
+          <w:sz w:val="15"/>
+          <w:szCs w:val="15"/>
+        </w:rPr>
+      </w:pPr>
+      <w:r>
+        <w:rPr>
+          <w:rFonts w:ascii="Courier New" w:hAnsi="Courier New" w:cs="Courier New"/>
+          <w:noProof/>
+          <w:color w:val="1F1F1F"/>
+          <w:sz w:val="15"/>
+          <w:szCs w:val="15"/>
+        </w:rPr>
+        <w:t xml:space="preserve">for name, clf in get_models().items():</w:t>
+      </w:r>
+    </w:p>
+    <w:p>
+      <w:pPr>
+        <w:pBdr>
+          <w:top w:val="single" w:sz="4" w:space="4" w:color="BFBFBF"/>
+          <w:left w:val="single" w:sz="4" w:space="4" w:color="BFBFBF"/>
+          <w:bottom w:val="single" w:sz="4" w:space="4" w:color="BFBFBF"/>
+          <w:right w:val="single" w:sz="4" w:space="4" w:color="BFBFBF"/>
+        </w:pBdr>
+        <w:shd w:val="clear" w:color="auto" w:fill="F4F4F4"/>
+        <w:spacing w:before="0" w:after="0" w:line="240" w:lineRule="auto"/>
+        <w:ind w:left="100" w:right="100"/>
+        <w:jc w:val="left"/>
+        <w:rPr>
+          <w:rFonts w:ascii="Courier New" w:hAnsi="Courier New" w:cs="Courier New"/>
+          <w:noProof/>
+          <w:color w:val="1F1F1F"/>
+          <w:sz w:val="15"/>
+          <w:szCs w:val="15"/>
+        </w:rPr>
+      </w:pPr>
+      <w:r>
+        <w:rPr>
+          <w:rFonts w:ascii="Courier New" w:hAnsi="Courier New" w:cs="Courier New"/>
+          <w:noProof/>
+          <w:color w:val="1F1F1F"/>
+          <w:sz w:val="15"/>
+          <w:szCs w:val="15"/>
+        </w:rPr>
+        <w:t xml:space="preserve">    pipe = Pipeline([("prep", make_preprocessor(X_train)), ("model", clf)])</w:t>
+      </w:r>
+    </w:p>
+    <w:p>
+      <w:pPr>
+        <w:pBdr>
+          <w:top w:val="single" w:sz="4" w:space="4" w:color="BFBFBF"/>
+          <w:left w:val="single" w:sz="4" w:space="4" w:color="BFBFBF"/>
+          <w:bottom w:val="single" w:sz="4" w:space="4" w:color="BFBFBF"/>
+          <w:right w:val="single" w:sz="4" w:space="4" w:color="BFBFBF"/>
+        </w:pBdr>
+        <w:shd w:val="clear" w:color="auto" w:fill="F4F4F4"/>
+        <w:spacing w:before="0" w:after="0" w:line="240" w:lineRule="auto"/>
+        <w:ind w:left="100" w:right="100"/>
+        <w:jc w:val="left"/>
+        <w:rPr>
+          <w:rFonts w:ascii="Courier New" w:hAnsi="Courier New" w:cs="Courier New"/>
+          <w:noProof/>
+          <w:color w:val="1F1F1F"/>
+          <w:sz w:val="15"/>
+          <w:szCs w:val="15"/>
+        </w:rPr>
+      </w:pPr>
+      <w:r>
+        <w:rPr>
+          <w:rFonts w:ascii="Courier New" w:hAnsi="Courier New" w:cs="Courier New"/>
+          <w:noProof/>
+          <w:color w:val="1F1F1F"/>
+          <w:sz w:val="15"/>
+          <w:szCs w:val="15"/>
+        </w:rPr>
+        <w:t xml:space="preserve">    cv = cross_validate(pipe, X_train, y_train, cv=skf, scoring=scoring, n_jobs=-1)</w:t>
+      </w:r>
+    </w:p>
+    <w:p>
+      <w:pPr>
+        <w:pBdr>
+          <w:top w:val="single" w:sz="4" w:space="4" w:color="BFBFBF"/>
+          <w:left w:val="single" w:sz="4" w:space="4" w:color="BFBFBF"/>
+          <w:bottom w:val="single" w:sz="4" w:space="4" w:color="BFBFBF"/>
+          <w:right w:val="single" w:sz="4" w:space="4" w:color="BFBFBF"/>
+        </w:pBdr>
+        <w:shd w:val="clear" w:color="auto" w:fill="F4F4F4"/>
+        <w:spacing w:before="0" w:after="0" w:line="240" w:lineRule="auto"/>
+        <w:ind w:left="100" w:right="100"/>
+        <w:jc w:val="left"/>
+        <w:rPr>
+          <w:rFonts w:ascii="Courier New" w:hAnsi="Courier New" w:cs="Courier New"/>
+          <w:noProof/>
+          <w:color w:val="1F1F1F"/>
+          <w:sz w:val="15"/>
+          <w:szCs w:val="15"/>
+        </w:rPr>
+      </w:pPr>
+      <w:r>
+        <w:rPr>
+          <w:rFonts w:ascii="Courier New" w:hAnsi="Courier New" w:cs="Courier New"/>
+          <w:noProof/>
+          <w:color w:val="1F1F1F"/>
+          <w:sz w:val="15"/>
+          <w:szCs w:val="15"/>
+        </w:rPr>
+        <w:t xml:space="preserve">    cv_rows.append({"Model": name,</w:t>
+      </w:r>
+    </w:p>
+    <w:p>
+      <w:pPr>
+        <w:pBdr>
+          <w:top w:val="single" w:sz="4" w:space="4" w:color="BFBFBF"/>
+          <w:left w:val="single" w:sz="4" w:space="4" w:color="BFBFBF"/>
+          <w:bottom w:val="single" w:sz="4" w:space="4" w:color="BFBFBF"/>
+          <w:right w:val="single" w:sz="4" w:space="4" w:color="BFBFBF"/>
+        </w:pBdr>
+        <w:shd w:val="clear" w:color="auto" w:fill="F4F4F4"/>
+        <w:spacing w:before="0" w:after="0" w:line="240" w:lineRule="auto"/>
+        <w:ind w:left="100" w:right="100"/>
+        <w:jc w:val="left"/>
+        <w:rPr>
+          <w:rFonts w:ascii="Courier New" w:hAnsi="Courier New" w:cs="Courier New"/>
+          <w:noProof/>
+          <w:color w:val="1F1F1F"/>
+          <w:sz w:val="15"/>
+          <w:szCs w:val="15"/>
+        </w:rPr>
+      </w:pPr>
+      <w:r>
+        <w:rPr>
+          <w:rFonts w:ascii="Courier New" w:hAnsi="Courier New" w:cs="Courier New"/>
+          <w:noProof/>
+          <w:color w:val="1F1F1F"/>
+          <w:sz w:val="15"/>
+          <w:szCs w:val="15"/>
+        </w:rPr>
+        <w:t xml:space="preserve">                    **{m: f"{cv['test_' + m].mean():.4f} ± {cv['test_' + m].std():.4f}"</w:t>
+      </w:r>
+    </w:p>
+    <w:p>
+      <w:pPr>
+        <w:pBdr>
+          <w:top w:val="single" w:sz="4" w:space="4" w:color="BFBFBF"/>
+          <w:left w:val="single" w:sz="4" w:space="4" w:color="BFBFBF"/>
+          <w:bottom w:val="single" w:sz="4" w:space="4" w:color="BFBFBF"/>
+          <w:right w:val="single" w:sz="4" w:space="4" w:color="BFBFBF"/>
+        </w:pBdr>
+        <w:shd w:val="clear" w:color="auto" w:fill="F4F4F4"/>
+        <w:spacing w:before="0" w:after="0" w:line="240" w:lineRule="auto"/>
+        <w:ind w:left="100" w:right="100"/>
+        <w:jc w:val="left"/>
+        <w:rPr>
+          <w:rFonts w:ascii="Courier New" w:hAnsi="Courier New" w:cs="Courier New"/>
+          <w:noProof/>
+          <w:color w:val="1F1F1F"/>
+          <w:sz w:val="15"/>
+          <w:szCs w:val="15"/>
+        </w:rPr>
+      </w:pPr>
+      <w:r>
+        <w:rPr>
+          <w:rFonts w:ascii="Courier New" w:hAnsi="Courier New" w:cs="Courier New"/>
+          <w:noProof/>
+          <w:color w:val="1F1F1F"/>
+          <w:sz w:val="15"/>
+          <w:szCs w:val="15"/>
+        </w:rPr>
+        <w:t xml:space="preserve">                       for m in scoring}})</w:t>
+      </w:r>
+    </w:p>
+    <w:p>
+      <w:pPr>
+        <w:pBdr>
+          <w:top w:val="single" w:sz="4" w:space="4" w:color="BFBFBF"/>
+          <w:left w:val="single" w:sz="4" w:space="4" w:color="BFBFBF"/>
+          <w:bottom w:val="single" w:sz="4" w:space="4" w:color="BFBFBF"/>
+          <w:right w:val="single" w:sz="4" w:space="4" w:color="BFBFBF"/>
+        </w:pBdr>
+        <w:shd w:val="clear" w:color="auto" w:fill="F4F4F4"/>
+        <w:spacing w:before="0" w:after="0" w:line="240" w:lineRule="auto"/>
+        <w:ind w:left="100" w:right="100"/>
+        <w:jc w:val="left"/>
+        <w:rPr>
+          <w:rFonts w:ascii="Courier New" w:hAnsi="Courier New" w:cs="Courier New"/>
+          <w:noProof/>
+          <w:color w:val="1F1F1F"/>
+          <w:sz w:val="15"/>
+          <w:szCs w:val="15"/>
+        </w:rPr>
+      </w:pPr>
+      <w:r>
+        <w:rPr>
+          <w:rFonts w:ascii="Courier New" w:hAnsi="Courier New" w:cs="Courier New"/>
+          <w:noProof/>
+          <w:color w:val="1F1F1F"/>
+          <w:sz w:val="15"/>
+          <w:szCs w:val="15"/>
+        </w:rPr>
+        <w:t xml:space="preserve"/>
+      </w:r>
+    </w:p>
+    <w:p>
+      <w:pPr>
+        <w:pBdr>
+          <w:top w:val="single" w:sz="4" w:space="4" w:color="BFBFBF"/>
+          <w:left w:val="single" w:sz="4" w:space="4" w:color="BFBFBF"/>
+          <w:bottom w:val="single" w:sz="4" w:space="4" w:color="BFBFBF"/>
+          <w:right w:val="single" w:sz="4" w:space="4" w:color="BFBFBF"/>
+        </w:pBdr>
+        <w:shd w:val="clear" w:color="auto" w:fill="F4F4F4"/>
+        <w:spacing w:before="0" w:after="0" w:line="240" w:lineRule="auto"/>
+        <w:ind w:left="100" w:right="100"/>
+        <w:jc w:val="left"/>
+        <w:rPr>
+          <w:rFonts w:ascii="Courier New" w:hAnsi="Courier New" w:cs="Courier New"/>
+          <w:noProof/>
+          <w:color w:val="1F1F1F"/>
+          <w:sz w:val="15"/>
+          <w:szCs w:val="15"/>
+        </w:rPr>
+      </w:pPr>
+      <w:r>
+        <w:rPr>
+          <w:rFonts w:ascii="Courier New" w:hAnsi="Courier New" w:cs="Courier New"/>
+          <w:noProof/>
+          <w:color w:val="1F1F1F"/>
+          <w:sz w:val="15"/>
+          <w:szCs w:val="15"/>
+        </w:rPr>
+        <w:t xml:space="preserve">print(pd.DataFrame(cv_rows).set_index("Model"))   # mean ± std over 5 folds (test set untouched)</w:t>
+      </w:r>
+    </w:p>
+    <w:p>
+      <w:pPr>
+        <w:spacing w:before="0" w:after="0" w:line="240" w:lineRule="auto"/>
+        <w:rPr>
+          <w:sz w:val="12"/>
+        </w:rPr>
+      </w:pPr>
+    </w:p>
+    <w:p>
+      <w:pPr>
+        <w:pStyle w:val="NormalWeb"/>
+      </w:pPr>
+      <w:r>
+        <w:rPr>
+          <w:rStyle w:val="Strong"/>
+        </w:rPr>
+        <w:t xml:space="preserve">Interpretation rule:</w:t>
+      </w:r>
+      <w:r>
+        <w:t xml:space="preserve"> if the difference between two models is smaller than the fold-to-fold standard deviation, the difference is treated as noise and the models are considered equivalent. In that case the simpler model is preferred.</w:t>
+      </w:r>
+    </w:p>
+    <w:p>
+      <w:pPr>
         <w:rPr>
           <w:rFonts w:ascii="Times New Roman" w:hAnsi="Times New Roman" w:cs="Times New Roman"/>
         </w:rPr>
@@ -5210,14 +8578,12 @@
                 <w:rFonts w:ascii="Times New Roman" w:hAnsi="Times New Roman" w:cs="Times New Roman"/>
               </w:rPr>
             </w:pPr>
-            <w:proofErr w:type="spellStart"/>
             <w:r>
               <w:rPr>
                 <w:rFonts w:ascii="Times New Roman" w:hAnsi="Times New Roman" w:cs="Times New Roman"/>
               </w:rPr>
               <w:t>XGBoost</w:t>
             </w:r>
-            <w:proofErr w:type="spellEnd"/>
           </w:p>
         </w:tc>
         <w:tc>
@@ -5267,15 +8633,7 @@
         <w:pStyle w:val="NormalWeb"/>
       </w:pPr>
       <w:r>
-        <w:t xml:space="preserve">Random Forest achieved the highest accuracy. However, the difference between Random Forest and </w:t>
-      </w:r>
-      <w:proofErr w:type="spellStart"/>
-      <w:r>
-        <w:t>XGBoost</w:t>
-      </w:r>
-      <w:proofErr w:type="spellEnd"/>
-      <w:r>
-        <w:t xml:space="preserve"> was small.</w:t>
+        <w:t xml:space="preserve">Random Forest achieved the highest accuracy. However, the difference between Random Forest and XGBoost was small.</w:t>
       </w:r>
     </w:p>
     <w:p>
@@ -6304,15 +9662,7 @@
         <w:pStyle w:val="NormalWeb"/>
       </w:pPr>
       <w:r>
-        <w:t xml:space="preserve">Decision Tree achieved approximately 33.2%, </w:t>
-      </w:r>
-      <w:proofErr w:type="spellStart"/>
-      <w:r>
-        <w:t>XGBoost</w:t>
-      </w:r>
-      <w:proofErr w:type="spellEnd"/>
-      <w:r>
-        <w:t xml:space="preserve"> approximately 34.5%, and Random Forest approximately 35.2%.</w:t>
+        <w:t xml:space="preserve">Decision Tree achieved approximately 33.2%, XGBoost approximately 34.5%, and Random Forest approximately 35.2%.</w:t>
       </w:r>
     </w:p>
     <w:p>
@@ -6328,15 +9678,7 @@
         <w:pStyle w:val="NormalWeb"/>
       </w:pPr>
       <w:r>
-        <w:t xml:space="preserve">If model complexity were the main problem, a stronger improvement would be expected when moving from Logistic Regression or Decision Tree to ensemble algorithms such as Random Forest and </w:t>
-      </w:r>
-      <w:proofErr w:type="spellStart"/>
-      <w:r>
-        <w:t>XGBoost</w:t>
-      </w:r>
-      <w:proofErr w:type="spellEnd"/>
-      <w:r>
-        <w:t>.</w:t>
+        <w:t xml:space="preserve">If model complexity were the main problem, a stronger improvement would be expected when moving from Logistic Regression or Decision Tree to ensemble algorithms such as Random Forest and XGBoost.</w:t>
       </w:r>
     </w:p>
     <w:p>
@@ -6501,6 +9843,3451 @@
       <w:r>
         <w:t>The absence of these variables is a likely limitation of the prediction task.</w:t>
       </w:r>
+    </w:p>
+    <w:p>
+      <w:pPr>
+        <w:pStyle w:val="Heading2"/>
+        <w:keepNext/>
+        <w:numPr>
+          <w:ilvl w:val="0"/>
+          <w:numId w:val="35"/>
+        </w:numPr>
+        <w:jc w:val="left"/>
+        <w:rPr>
+          <w:rFonts w:ascii="Times New Roman" w:hAnsi="Times New Roman" w:cs="Times New Roman"/>
+          <w:color w:val="000000" w:themeColor="text1"/>
+          <w:sz w:val="32"/>
+          <w:szCs w:val="32"/>
+        </w:rPr>
+      </w:pPr>
+      <w:r>
+        <w:rPr>
+          <w:rFonts w:ascii="Times New Roman" w:hAnsi="Times New Roman" w:cs="Times New Roman"/>
+          <w:color w:val="000000" w:themeColor="text1"/>
+          <w:sz w:val="32"/>
+          <w:szCs w:val="32"/>
+        </w:rPr>
+        <w:t>Error Analysis Methods</w:t>
+      </w:r>
+    </w:p>
+    <w:p>
+      <w:pPr>
+        <w:pStyle w:val="NormalWeb"/>
+      </w:pPr>
+      <w:r>
+        <w:t xml:space="preserve">Six complementary methods are used so that every error is traced to a specific cause, rather than relying on a single accuracy figure.</w:t>
+      </w:r>
+    </w:p>
+    <w:tbl>
+      <w:tblPr>
+        <w:tblStyle w:val="TableGrid"/>
+        <w:tblW w:w="9360" w:type="dxa"/>
+        <w:tblLayout w:type="fixed"/>
+        <w:tblLook w:val="04A0" w:firstRow="1" w:lastRow="0" w:firstColumn="1" w:lastColumn="0" w:noHBand="0" w:noVBand="1"/>
+      </w:tblPr>
+      <w:tblGrid>
+        <w:gridCol w:w="2150"/>
+        <w:gridCol w:w="2200"/>
+        <w:gridCol w:w="2530"/>
+        <w:gridCol w:w="2480"/>
+      </w:tblGrid>
+      <w:tr>
+        <w:trPr>
+          <w:cantSplit/>
+          <w:tblHeader/>
+        </w:trPr>
+        <w:tc>
+          <w:tcPr>
+            <w:tcW w:w="2150" w:type="dxa"/>
+          </w:tcPr>
+          <w:p>
+            <w:pPr>
+              <w:spacing w:after="40" w:line="240" w:lineRule="auto"/>
+              <w:jc w:val="center"/>
+              <w:rPr>
+                <w:rFonts w:ascii="Times New Roman" w:hAnsi="Times New Roman" w:cs="Times New Roman"/>
+                <w:b/>
+                <w:bCs/>
+              </w:rPr>
+            </w:pPr>
+            <w:r>
+              <w:rPr>
+                <w:rFonts w:ascii="Times New Roman" w:hAnsi="Times New Roman" w:cs="Times New Roman"/>
+                <w:b/>
+                <w:bCs/>
+              </w:rPr>
+              <w:t xml:space="preserve">Method</w:t>
+            </w:r>
+          </w:p>
+        </w:tc>
+        <w:tc>
+          <w:tcPr>
+            <w:tcW w:w="2200" w:type="dxa"/>
+          </w:tcPr>
+          <w:p>
+            <w:pPr>
+              <w:spacing w:after="40" w:line="240" w:lineRule="auto"/>
+              <w:jc w:val="center"/>
+              <w:rPr>
+                <w:rFonts w:ascii="Times New Roman" w:hAnsi="Times New Roman" w:cs="Times New Roman"/>
+                <w:b/>
+                <w:bCs/>
+              </w:rPr>
+            </w:pPr>
+            <w:r>
+              <w:rPr>
+                <w:rFonts w:ascii="Times New Roman" w:hAnsi="Times New Roman" w:cs="Times New Roman"/>
+                <w:b/>
+                <w:bCs/>
+              </w:rPr>
+              <w:t xml:space="preserve">Python tool</w:t>
+            </w:r>
+          </w:p>
+        </w:tc>
+        <w:tc>
+          <w:tcPr>
+            <w:tcW w:w="2530" w:type="dxa"/>
+          </w:tcPr>
+          <w:p>
+            <w:pPr>
+              <w:spacing w:after="40" w:line="240" w:lineRule="auto"/>
+              <w:jc w:val="center"/>
+              <w:rPr>
+                <w:rFonts w:ascii="Times New Roman" w:hAnsi="Times New Roman" w:cs="Times New Roman"/>
+                <w:b/>
+                <w:bCs/>
+              </w:rPr>
+            </w:pPr>
+            <w:r>
+              <w:rPr>
+                <w:rFonts w:ascii="Times New Roman" w:hAnsi="Times New Roman" w:cs="Times New Roman"/>
+                <w:b/>
+                <w:bCs/>
+              </w:rPr>
+              <w:t xml:space="preserve">What it reveals</w:t>
+            </w:r>
+          </w:p>
+        </w:tc>
+        <w:tc>
+          <w:tcPr>
+            <w:tcW w:w="2480" w:type="dxa"/>
+          </w:tcPr>
+          <w:p>
+            <w:pPr>
+              <w:spacing w:after="40" w:line="240" w:lineRule="auto"/>
+              <w:jc w:val="center"/>
+              <w:rPr>
+                <w:rFonts w:ascii="Times New Roman" w:hAnsi="Times New Roman" w:cs="Times New Roman"/>
+                <w:b/>
+                <w:bCs/>
+              </w:rPr>
+            </w:pPr>
+            <w:r>
+              <w:rPr>
+                <w:rFonts w:ascii="Times New Roman" w:hAnsi="Times New Roman" w:cs="Times New Roman"/>
+                <w:b/>
+                <w:bCs/>
+              </w:rPr>
+              <w:t xml:space="preserve">Action if a problem is found</w:t>
+            </w:r>
+          </w:p>
+        </w:tc>
+      </w:tr>
+      <w:tr>
+        <w:trPr>
+          <w:cantSplit/>
+        </w:trPr>
+        <w:tc>
+          <w:tcPr>
+            <w:tcW w:w="2150" w:type="dxa"/>
+          </w:tcPr>
+          <w:p>
+            <w:pPr>
+              <w:spacing w:after="40" w:line="240" w:lineRule="auto"/>
+              <w:rPr>
+                <w:rFonts w:ascii="Times New Roman" w:hAnsi="Times New Roman" w:cs="Times New Roman"/>
+              </w:rPr>
+            </w:pPr>
+            <w:r>
+              <w:rPr>
+                <w:rStyle w:val="Strong"/>
+                <w:rFonts w:ascii="Times New Roman" w:hAnsi="Times New Roman" w:cs="Times New Roman"/>
+              </w:rPr>
+              <w:t xml:space="preserve">1. Per-class precision, recall, F1</w:t>
+            </w:r>
+          </w:p>
+        </w:tc>
+        <w:tc>
+          <w:tcPr>
+            <w:tcW w:w="2200" w:type="dxa"/>
+          </w:tcPr>
+          <w:p>
+            <w:pPr>
+              <w:spacing w:after="40" w:line="240" w:lineRule="auto"/>
+              <w:rPr>
+                <w:rFonts w:ascii="Times New Roman" w:hAnsi="Times New Roman" w:cs="Times New Roman"/>
+              </w:rPr>
+            </w:pPr>
+            <w:r>
+              <w:rPr>
+                <w:rStyle w:val="HTMLCode"/>
+                <w:rFonts w:ascii="Times New Roman" w:hAnsi="Times New Roman" w:cs="Times New Roman"/>
+                <w:rFonts w:ascii="Times New Roman" w:hAnsi="Times New Roman" w:cs="Times New Roman"/>
+              </w:rPr>
+              <w:t xml:space="preserve">classification_report</w:t>
+            </w:r>
+          </w:p>
+        </w:tc>
+        <w:tc>
+          <w:tcPr>
+            <w:tcW w:w="2530" w:type="dxa"/>
+          </w:tcPr>
+          <w:p>
+            <w:pPr>
+              <w:spacing w:after="40" w:line="240" w:lineRule="auto"/>
+              <w:rPr>
+                <w:rFonts w:ascii="Times New Roman" w:hAnsi="Times New Roman" w:cs="Times New Roman"/>
+              </w:rPr>
+            </w:pPr>
+            <w:r>
+              <w:rPr>
+                <w:rFonts w:ascii="Times New Roman" w:hAnsi="Times New Roman" w:cs="Times New Roman"/>
+              </w:rPr>
+              <w:t xml:space="preserve">Which class the model fails on</w:t>
+            </w:r>
+          </w:p>
+        </w:tc>
+        <w:tc>
+          <w:tcPr>
+            <w:tcW w:w="2480" w:type="dxa"/>
+          </w:tcPr>
+          <w:p>
+            <w:pPr>
+              <w:spacing w:after="40" w:line="240" w:lineRule="auto"/>
+              <w:rPr>
+                <w:rFonts w:ascii="Times New Roman" w:hAnsi="Times New Roman" w:cs="Times New Roman"/>
+              </w:rPr>
+            </w:pPr>
+            <w:r>
+              <w:rPr>
+                <w:rFonts w:ascii="Times New Roman" w:hAnsi="Times New Roman" w:cs="Times New Roman"/>
+              </w:rPr>
+              <w:t xml:space="preserve">Examine the features related to that class</w:t>
+            </w:r>
+          </w:p>
+        </w:tc>
+      </w:tr>
+      <w:tr>
+        <w:trPr>
+          <w:cantSplit/>
+        </w:trPr>
+        <w:tc>
+          <w:tcPr>
+            <w:tcW w:w="2150" w:type="dxa"/>
+          </w:tcPr>
+          <w:p>
+            <w:pPr>
+              <w:spacing w:after="40" w:line="240" w:lineRule="auto"/>
+              <w:rPr>
+                <w:rFonts w:ascii="Times New Roman" w:hAnsi="Times New Roman" w:cs="Times New Roman"/>
+              </w:rPr>
+            </w:pPr>
+            <w:r>
+              <w:rPr>
+                <w:rStyle w:val="Strong"/>
+                <w:rFonts w:ascii="Times New Roman" w:hAnsi="Times New Roman" w:cs="Times New Roman"/>
+              </w:rPr>
+              <w:t xml:space="preserve">2. Row-normalized confusion matrix</w:t>
+            </w:r>
+          </w:p>
+        </w:tc>
+        <w:tc>
+          <w:tcPr>
+            <w:tcW w:w="2200" w:type="dxa"/>
+          </w:tcPr>
+          <w:p>
+            <w:pPr>
+              <w:spacing w:after="40" w:line="240" w:lineRule="auto"/>
+              <w:rPr>
+                <w:rFonts w:ascii="Times New Roman" w:hAnsi="Times New Roman" w:cs="Times New Roman"/>
+              </w:rPr>
+            </w:pPr>
+            <w:r>
+              <w:rPr>
+                <w:rStyle w:val="HTMLCode"/>
+                <w:rFonts w:ascii="Times New Roman" w:hAnsi="Times New Roman" w:cs="Times New Roman"/>
+                <w:rFonts w:ascii="Times New Roman" w:hAnsi="Times New Roman" w:cs="Times New Roman"/>
+              </w:rPr>
+              <w:t xml:space="preserve">confusion_matrix(normalize="true")</w:t>
+            </w:r>
+          </w:p>
+        </w:tc>
+        <w:tc>
+          <w:tcPr>
+            <w:tcW w:w="2530" w:type="dxa"/>
+          </w:tcPr>
+          <w:p>
+            <w:pPr>
+              <w:spacing w:after="40" w:line="240" w:lineRule="auto"/>
+              <w:rPr>
+                <w:rFonts w:ascii="Times New Roman" w:hAnsi="Times New Roman" w:cs="Times New Roman"/>
+              </w:rPr>
+            </w:pPr>
+            <w:r>
+              <w:rPr>
+                <w:rFonts w:ascii="Times New Roman" w:hAnsi="Times New Roman" w:cs="Times New Roman"/>
+              </w:rPr>
+              <w:t xml:space="preserve">Percentage of each actual class sent to each wrong class</w:t>
+            </w:r>
+          </w:p>
+        </w:tc>
+        <w:tc>
+          <w:tcPr>
+            <w:tcW w:w="2480" w:type="dxa"/>
+          </w:tcPr>
+          <w:p>
+            <w:pPr>
+              <w:spacing w:after="40" w:line="240" w:lineRule="auto"/>
+              <w:rPr>
+                <w:rFonts w:ascii="Times New Roman" w:hAnsi="Times New Roman" w:cs="Times New Roman"/>
+              </w:rPr>
+            </w:pPr>
+            <w:r>
+              <w:rPr>
+                <w:rFonts w:ascii="Times New Roman" w:hAnsi="Times New Roman" w:cs="Times New Roman"/>
+              </w:rPr>
+              <w:t xml:space="preserve">Address the largest off-diagonal cell first</w:t>
+            </w:r>
+          </w:p>
+        </w:tc>
+      </w:tr>
+      <w:tr>
+        <w:trPr>
+          <w:cantSplit/>
+        </w:trPr>
+        <w:tc>
+          <w:tcPr>
+            <w:tcW w:w="2150" w:type="dxa"/>
+          </w:tcPr>
+          <w:p>
+            <w:pPr>
+              <w:spacing w:after="40" w:line="240" w:lineRule="auto"/>
+              <w:rPr>
+                <w:rFonts w:ascii="Times New Roman" w:hAnsi="Times New Roman" w:cs="Times New Roman"/>
+              </w:rPr>
+            </w:pPr>
+            <w:r>
+              <w:rPr>
+                <w:rStyle w:val="Strong"/>
+                <w:rFonts w:ascii="Times New Roman" w:hAnsi="Times New Roman" w:cs="Times New Roman"/>
+              </w:rPr>
+              <w:t xml:space="preserve">3. Misclassification-pair ranking</w:t>
+            </w:r>
+          </w:p>
+        </w:tc>
+        <w:tc>
+          <w:tcPr>
+            <w:tcW w:w="2200" w:type="dxa"/>
+          </w:tcPr>
+          <w:p>
+            <w:pPr>
+              <w:spacing w:after="40" w:line="240" w:lineRule="auto"/>
+              <w:rPr>
+                <w:rFonts w:ascii="Times New Roman" w:hAnsi="Times New Roman" w:cs="Times New Roman"/>
+              </w:rPr>
+            </w:pPr>
+            <w:r>
+              <w:rPr>
+                <w:rStyle w:val="HTMLCode"/>
+                <w:rFonts w:ascii="Times New Roman" w:hAnsi="Times New Roman" w:cs="Times New Roman"/>
+                <w:rFonts w:ascii="Times New Roman" w:hAnsi="Times New Roman" w:cs="Times New Roman"/>
+              </w:rPr>
+              <w:t xml:space="preserve">error_pairs()</w:t>
+            </w:r>
+            <w:r>
+              <w:rPr>
+                <w:rFonts w:ascii="Times New Roman" w:hAnsi="Times New Roman" w:cs="Times New Roman"/>
+              </w:rPr>
+              <w:t xml:space="preserve"> (Code 4)</w:t>
+            </w:r>
+          </w:p>
+        </w:tc>
+        <w:tc>
+          <w:tcPr>
+            <w:tcW w:w="2530" w:type="dxa"/>
+          </w:tcPr>
+          <w:p>
+            <w:pPr>
+              <w:spacing w:after="40" w:line="240" w:lineRule="auto"/>
+              <w:rPr>
+                <w:rFonts w:ascii="Times New Roman" w:hAnsi="Times New Roman" w:cs="Times New Roman"/>
+              </w:rPr>
+            </w:pPr>
+            <w:r>
+              <w:rPr>
+                <w:rFonts w:ascii="Times New Roman" w:hAnsi="Times New Roman" w:cs="Times New Roman"/>
+              </w:rPr>
+              <w:t xml:space="preserve">Ranks the six error types by count</w:t>
+            </w:r>
+          </w:p>
+        </w:tc>
+        <w:tc>
+          <w:tcPr>
+            <w:tcW w:w="2480" w:type="dxa"/>
+          </w:tcPr>
+          <w:p>
+            <w:pPr>
+              <w:spacing w:after="40" w:line="240" w:lineRule="auto"/>
+              <w:rPr>
+                <w:rFonts w:ascii="Times New Roman" w:hAnsi="Times New Roman" w:cs="Times New Roman"/>
+              </w:rPr>
+            </w:pPr>
+            <w:r>
+              <w:rPr>
+                <w:rFonts w:ascii="Times New Roman" w:hAnsi="Times New Roman" w:cs="Times New Roman"/>
+              </w:rPr>
+              <w:t xml:space="preserve">Prioritize the top-ranked error type in re-analysis</w:t>
+            </w:r>
+          </w:p>
+        </w:tc>
+      </w:tr>
+      <w:tr>
+        <w:trPr>
+          <w:cantSplit/>
+        </w:trPr>
+        <w:tc>
+          <w:tcPr>
+            <w:tcW w:w="2150" w:type="dxa"/>
+          </w:tcPr>
+          <w:p>
+            <w:pPr>
+              <w:spacing w:after="40" w:line="240" w:lineRule="auto"/>
+              <w:rPr>
+                <w:rFonts w:ascii="Times New Roman" w:hAnsi="Times New Roman" w:cs="Times New Roman"/>
+              </w:rPr>
+            </w:pPr>
+            <w:r>
+              <w:rPr>
+                <w:rStyle w:val="Strong"/>
+                <w:rFonts w:ascii="Times New Roman" w:hAnsi="Times New Roman" w:cs="Times New Roman"/>
+              </w:rPr>
+              <w:t xml:space="preserve">4. Prediction-distribution check</w:t>
+            </w:r>
+          </w:p>
+        </w:tc>
+        <w:tc>
+          <w:tcPr>
+            <w:tcW w:w="2200" w:type="dxa"/>
+          </w:tcPr>
+          <w:p>
+            <w:pPr>
+              <w:spacing w:after="40" w:line="240" w:lineRule="auto"/>
+              <w:rPr>
+                <w:rFonts w:ascii="Times New Roman" w:hAnsi="Times New Roman" w:cs="Times New Roman"/>
+              </w:rPr>
+            </w:pPr>
+            <w:r>
+              <w:rPr>
+                <w:rStyle w:val="HTMLCode"/>
+                <w:rFonts w:ascii="Times New Roman" w:hAnsi="Times New Roman" w:cs="Times New Roman"/>
+                <w:rFonts w:ascii="Times New Roman" w:hAnsi="Times New Roman" w:cs="Times New Roman"/>
+              </w:rPr>
+              <w:t xml:space="preserve">value_counts(normalize=True)</w:t>
+            </w:r>
+          </w:p>
+        </w:tc>
+        <w:tc>
+          <w:tcPr>
+            <w:tcW w:w="2530" w:type="dxa"/>
+          </w:tcPr>
+          <w:p>
+            <w:pPr>
+              <w:spacing w:after="40" w:line="240" w:lineRule="auto"/>
+              <w:rPr>
+                <w:rFonts w:ascii="Times New Roman" w:hAnsi="Times New Roman" w:cs="Times New Roman"/>
+              </w:rPr>
+            </w:pPr>
+            <w:r>
+              <w:rPr>
+                <w:rFonts w:ascii="Times New Roman" w:hAnsi="Times New Roman" w:cs="Times New Roman"/>
+              </w:rPr>
+              <w:t xml:space="preserve">Whether the model collapses to one class (as Logistic Regression did)</w:t>
+            </w:r>
+          </w:p>
+        </w:tc>
+        <w:tc>
+          <w:tcPr>
+            <w:tcW w:w="2480" w:type="dxa"/>
+          </w:tcPr>
+          <w:p>
+            <w:pPr>
+              <w:spacing w:after="40" w:line="240" w:lineRule="auto"/>
+              <w:rPr>
+                <w:rFonts w:ascii="Times New Roman" w:hAnsi="Times New Roman" w:cs="Times New Roman"/>
+              </w:rPr>
+            </w:pPr>
+            <w:r>
+              <w:rPr>
+                <w:rFonts w:ascii="Times New Roman" w:hAnsi="Times New Roman" w:cs="Times New Roman"/>
+              </w:rPr>
+              <w:t xml:space="preserve">Check scaling and regularization; try </w:t>
+            </w:r>
+            <w:r>
+              <w:rPr>
+                <w:rStyle w:val="HTMLCode"/>
+                <w:rFonts w:ascii="Times New Roman" w:hAnsi="Times New Roman" w:cs="Times New Roman"/>
+                <w:rFonts w:ascii="Times New Roman" w:hAnsi="Times New Roman" w:cs="Times New Roman"/>
+              </w:rPr>
+              <w:t xml:space="preserve">class_weight="balanced"</w:t>
+            </w:r>
+          </w:p>
+        </w:tc>
+      </w:tr>
+      <w:tr>
+        <w:trPr>
+          <w:cantSplit/>
+        </w:trPr>
+        <w:tc>
+          <w:tcPr>
+            <w:tcW w:w="2150" w:type="dxa"/>
+          </w:tcPr>
+          <w:p>
+            <w:pPr>
+              <w:spacing w:after="40" w:line="240" w:lineRule="auto"/>
+              <w:rPr>
+                <w:rFonts w:ascii="Times New Roman" w:hAnsi="Times New Roman" w:cs="Times New Roman"/>
+              </w:rPr>
+            </w:pPr>
+            <w:r>
+              <w:rPr>
+                <w:rStyle w:val="Strong"/>
+                <w:rFonts w:ascii="Times New Roman" w:hAnsi="Times New Roman" w:cs="Times New Roman"/>
+              </w:rPr>
+              <w:t xml:space="preserve">5. Baseline and significance tests</w:t>
+            </w:r>
+          </w:p>
+        </w:tc>
+        <w:tc>
+          <w:tcPr>
+            <w:tcW w:w="2200" w:type="dxa"/>
+          </w:tcPr>
+          <w:p>
+            <w:pPr>
+              <w:spacing w:after="40" w:line="240" w:lineRule="auto"/>
+              <w:rPr>
+                <w:rFonts w:ascii="Times New Roman" w:hAnsi="Times New Roman" w:cs="Times New Roman"/>
+              </w:rPr>
+            </w:pPr>
+            <w:r>
+              <w:rPr>
+                <w:rStyle w:val="HTMLCode"/>
+                <w:rFonts w:ascii="Times New Roman" w:hAnsi="Times New Roman" w:cs="Times New Roman"/>
+                <w:rFonts w:ascii="Times New Roman" w:hAnsi="Times New Roman" w:cs="Times New Roman"/>
+              </w:rPr>
+              <w:t xml:space="preserve">DummyClassifier</w:t>
+            </w:r>
+            <w:r>
+              <w:rPr>
+                <w:rFonts w:ascii="Times New Roman" w:hAnsi="Times New Roman" w:cs="Times New Roman"/>
+              </w:rPr>
+              <w:t xml:space="preserve">, </w:t>
+            </w:r>
+            <w:r>
+              <w:rPr>
+                <w:rStyle w:val="HTMLCode"/>
+                <w:rFonts w:ascii="Times New Roman" w:hAnsi="Times New Roman" w:cs="Times New Roman"/>
+                <w:rFonts w:ascii="Times New Roman" w:hAnsi="Times New Roman" w:cs="Times New Roman"/>
+              </w:rPr>
+              <w:t xml:space="preserve">binomtest</w:t>
+            </w:r>
+            <w:r>
+              <w:rPr>
+                <w:rFonts w:ascii="Times New Roman" w:hAnsi="Times New Roman" w:cs="Times New Roman"/>
+              </w:rPr>
+              <w:t xml:space="preserve">, </w:t>
+            </w:r>
+            <w:r>
+              <w:rPr>
+                <w:rStyle w:val="HTMLCode"/>
+                <w:rFonts w:ascii="Times New Roman" w:hAnsi="Times New Roman" w:cs="Times New Roman"/>
+                <w:rFonts w:ascii="Times New Roman" w:hAnsi="Times New Roman" w:cs="Times New Roman"/>
+              </w:rPr>
+              <w:t xml:space="preserve">permutation_test_score</w:t>
+            </w:r>
+          </w:p>
+        </w:tc>
+        <w:tc>
+          <w:tcPr>
+            <w:tcW w:w="2530" w:type="dxa"/>
+          </w:tcPr>
+          <w:p>
+            <w:pPr>
+              <w:spacing w:after="40" w:line="240" w:lineRule="auto"/>
+              <w:rPr>
+                <w:rFonts w:ascii="Times New Roman" w:hAnsi="Times New Roman" w:cs="Times New Roman"/>
+              </w:rPr>
+            </w:pPr>
+            <w:r>
+              <w:rPr>
+                <w:rFonts w:ascii="Times New Roman" w:hAnsi="Times New Roman" w:cs="Times New Roman"/>
+              </w:rPr>
+              <w:t xml:space="preserve">Whether accuracy is genuinely above random guessing</w:t>
+            </w:r>
+          </w:p>
+        </w:tc>
+        <w:tc>
+          <w:tcPr>
+            <w:tcW w:w="2480" w:type="dxa"/>
+          </w:tcPr>
+          <w:p>
+            <w:pPr>
+              <w:spacing w:after="40" w:line="240" w:lineRule="auto"/>
+              <w:rPr>
+                <w:rFonts w:ascii="Times New Roman" w:hAnsi="Times New Roman" w:cs="Times New Roman"/>
+              </w:rPr>
+            </w:pPr>
+            <w:r>
+              <w:rPr>
+                <w:rFonts w:ascii="Times New Roman" w:hAnsi="Times New Roman" w:cs="Times New Roman"/>
+              </w:rPr>
+              <w:t xml:space="preserve">If not significant, stop tuning and collect new features</w:t>
+            </w:r>
+          </w:p>
+        </w:tc>
+      </w:tr>
+      <w:tr>
+        <w:trPr>
+          <w:cantSplit/>
+        </w:trPr>
+        <w:tc>
+          <w:tcPr>
+            <w:tcW w:w="2150" w:type="dxa"/>
+          </w:tcPr>
+          <w:p>
+            <w:pPr>
+              <w:spacing w:after="40" w:line="240" w:lineRule="auto"/>
+              <w:rPr>
+                <w:rFonts w:ascii="Times New Roman" w:hAnsi="Times New Roman" w:cs="Times New Roman"/>
+              </w:rPr>
+            </w:pPr>
+            <w:r>
+              <w:rPr>
+                <w:rStyle w:val="Strong"/>
+                <w:rFonts w:ascii="Times New Roman" w:hAnsi="Times New Roman" w:cs="Times New Roman"/>
+              </w:rPr>
+              <w:t xml:space="preserve">6. Permutation feature importance</w:t>
+            </w:r>
+          </w:p>
+        </w:tc>
+        <w:tc>
+          <w:tcPr>
+            <w:tcW w:w="2200" w:type="dxa"/>
+          </w:tcPr>
+          <w:p>
+            <w:pPr>
+              <w:spacing w:after="40" w:line="240" w:lineRule="auto"/>
+              <w:rPr>
+                <w:rFonts w:ascii="Times New Roman" w:hAnsi="Times New Roman" w:cs="Times New Roman"/>
+              </w:rPr>
+            </w:pPr>
+            <w:r>
+              <w:rPr>
+                <w:rStyle w:val="HTMLCode"/>
+                <w:rFonts w:ascii="Times New Roman" w:hAnsi="Times New Roman" w:cs="Times New Roman"/>
+                <w:rFonts w:ascii="Times New Roman" w:hAnsi="Times New Roman" w:cs="Times New Roman"/>
+              </w:rPr>
+              <w:t xml:space="preserve">permutation_importance</w:t>
+            </w:r>
+          </w:p>
+        </w:tc>
+        <w:tc>
+          <w:tcPr>
+            <w:tcW w:w="2530" w:type="dxa"/>
+          </w:tcPr>
+          <w:p>
+            <w:pPr>
+              <w:spacing w:after="40" w:line="240" w:lineRule="auto"/>
+              <w:rPr>
+                <w:rFonts w:ascii="Times New Roman" w:hAnsi="Times New Roman" w:cs="Times New Roman"/>
+              </w:rPr>
+            </w:pPr>
+            <w:r>
+              <w:rPr>
+                <w:rFonts w:ascii="Times New Roman" w:hAnsi="Times New Roman" w:cs="Times New Roman"/>
+              </w:rPr>
+              <w:t xml:space="preserve">Which features carry any predictive signal</w:t>
+            </w:r>
+          </w:p>
+        </w:tc>
+        <w:tc>
+          <w:tcPr>
+            <w:tcW w:w="2480" w:type="dxa"/>
+          </w:tcPr>
+          <w:p>
+            <w:pPr>
+              <w:spacing w:after="40" w:line="240" w:lineRule="auto"/>
+              <w:rPr>
+                <w:rFonts w:ascii="Times New Roman" w:hAnsi="Times New Roman" w:cs="Times New Roman"/>
+              </w:rPr>
+            </w:pPr>
+            <w:r>
+              <w:rPr>
+                <w:rFonts w:ascii="Times New Roman" w:hAnsi="Times New Roman" w:cs="Times New Roman"/>
+              </w:rPr>
+              <w:t xml:space="preserve">Remove features with no signal; engineer around useful ones</w:t>
+            </w:r>
+          </w:p>
+        </w:tc>
+      </w:tr>
+    </w:tbl>
+    <w:p>
+      <w:pPr>
+        <w:spacing w:after="0"/>
+      </w:pPr>
+    </w:p>
+    <w:p>
+      <w:pPr>
+        <w:pStyle w:val="Heading2"/>
+        <w:keepNext/>
+        <w:numPr>
+          <w:ilvl w:val="0"/>
+          <w:numId w:val="35"/>
+        </w:numPr>
+        <w:jc w:val="left"/>
+        <w:rPr>
+          <w:rFonts w:ascii="Times New Roman" w:hAnsi="Times New Roman" w:cs="Times New Roman"/>
+          <w:color w:val="000000" w:themeColor="text1"/>
+          <w:sz w:val="32"/>
+          <w:szCs w:val="32"/>
+        </w:rPr>
+      </w:pPr>
+      <w:r>
+        <w:rPr>
+          <w:rFonts w:ascii="Times New Roman" w:hAnsi="Times New Roman" w:cs="Times New Roman"/>
+          <w:color w:val="000000" w:themeColor="text1"/>
+          <w:sz w:val="32"/>
+          <w:szCs w:val="32"/>
+        </w:rPr>
+        <w:t>Python Code – Error Analysis</w:t>
+      </w:r>
+    </w:p>
+    <w:p>
+      <w:pPr>
+        <w:pStyle w:val="NormalWeb"/>
+      </w:pPr>
+      <w:r>
+        <w:t xml:space="preserve">Code 4 produces the per-class report, the normalized confusion matrices for all four models (saved as an image for the dashboard), the ranked list of the six misclassification types, and the prediction-collapse check.</w:t>
+      </w:r>
+    </w:p>
+    <w:p>
+      <w:pPr>
+        <w:pStyle w:val="NormalWeb"/>
+        <w:keepNext/>
+        <w:spacing w:after="60"/>
+      </w:pPr>
+      <w:r>
+        <w:rPr>
+          <w:rStyle w:val="Strong"/>
+        </w:rPr>
+        <w:t xml:space="preserve">Code 4 – Per-class metrics, confusion matrices and misclassification ranking</w:t>
+      </w:r>
+    </w:p>
+    <w:p>
+      <w:pPr>
+        <w:pBdr>
+          <w:top w:val="single" w:sz="4" w:space="4" w:color="BFBFBF"/>
+          <w:left w:val="single" w:sz="4" w:space="4" w:color="BFBFBF"/>
+          <w:bottom w:val="single" w:sz="4" w:space="4" w:color="BFBFBF"/>
+          <w:right w:val="single" w:sz="4" w:space="4" w:color="BFBFBF"/>
+        </w:pBdr>
+        <w:shd w:val="clear" w:color="auto" w:fill="F4F4F4"/>
+        <w:spacing w:before="0" w:after="0" w:line="240" w:lineRule="auto"/>
+        <w:ind w:left="100" w:right="100"/>
+        <w:jc w:val="left"/>
+        <w:rPr>
+          <w:rFonts w:ascii="Courier New" w:hAnsi="Courier New" w:cs="Courier New"/>
+          <w:noProof/>
+          <w:color w:val="1F1F1F"/>
+          <w:sz w:val="15"/>
+          <w:szCs w:val="15"/>
+        </w:rPr>
+      </w:pPr>
+      <w:r>
+        <w:rPr>
+          <w:rFonts w:ascii="Courier New" w:hAnsi="Courier New" w:cs="Courier New"/>
+          <w:noProof/>
+          <w:color w:val="1F1F1F"/>
+          <w:sz w:val="15"/>
+          <w:szCs w:val="15"/>
+        </w:rPr>
+        <w:t xml:space="preserve">import matplotlib.pyplot as plt, seaborn as sns</w:t>
+      </w:r>
+    </w:p>
+    <w:p>
+      <w:pPr>
+        <w:pBdr>
+          <w:top w:val="single" w:sz="4" w:space="4" w:color="BFBFBF"/>
+          <w:left w:val="single" w:sz="4" w:space="4" w:color="BFBFBF"/>
+          <w:bottom w:val="single" w:sz="4" w:space="4" w:color="BFBFBF"/>
+          <w:right w:val="single" w:sz="4" w:space="4" w:color="BFBFBF"/>
+        </w:pBdr>
+        <w:shd w:val="clear" w:color="auto" w:fill="F4F4F4"/>
+        <w:spacing w:before="0" w:after="0" w:line="240" w:lineRule="auto"/>
+        <w:ind w:left="100" w:right="100"/>
+        <w:jc w:val="left"/>
+        <w:rPr>
+          <w:rFonts w:ascii="Courier New" w:hAnsi="Courier New" w:cs="Courier New"/>
+          <w:noProof/>
+          <w:color w:val="1F1F1F"/>
+          <w:sz w:val="15"/>
+          <w:szCs w:val="15"/>
+        </w:rPr>
+      </w:pPr>
+      <w:r>
+        <w:rPr>
+          <w:rFonts w:ascii="Courier New" w:hAnsi="Courier New" w:cs="Courier New"/>
+          <w:noProof/>
+          <w:color w:val="1F1F1F"/>
+          <w:sz w:val="15"/>
+          <w:szCs w:val="15"/>
+        </w:rPr>
+        <w:t xml:space="preserve">from sklearn.metrics import classification_report, confusion_matrix</w:t>
+      </w:r>
+    </w:p>
+    <w:p>
+      <w:pPr>
+        <w:pBdr>
+          <w:top w:val="single" w:sz="4" w:space="4" w:color="BFBFBF"/>
+          <w:left w:val="single" w:sz="4" w:space="4" w:color="BFBFBF"/>
+          <w:bottom w:val="single" w:sz="4" w:space="4" w:color="BFBFBF"/>
+          <w:right w:val="single" w:sz="4" w:space="4" w:color="BFBFBF"/>
+        </w:pBdr>
+        <w:shd w:val="clear" w:color="auto" w:fill="F4F4F4"/>
+        <w:spacing w:before="0" w:after="0" w:line="240" w:lineRule="auto"/>
+        <w:ind w:left="100" w:right="100"/>
+        <w:jc w:val="left"/>
+        <w:rPr>
+          <w:rFonts w:ascii="Courier New" w:hAnsi="Courier New" w:cs="Courier New"/>
+          <w:noProof/>
+          <w:color w:val="1F1F1F"/>
+          <w:sz w:val="15"/>
+          <w:szCs w:val="15"/>
+        </w:rPr>
+      </w:pPr>
+      <w:r>
+        <w:rPr>
+          <w:rFonts w:ascii="Courier New" w:hAnsi="Courier New" w:cs="Courier New"/>
+          <w:noProof/>
+          <w:color w:val="1F1F1F"/>
+          <w:sz w:val="15"/>
+          <w:szCs w:val="15"/>
+        </w:rPr>
+        <w:t xml:space="preserve"/>
+      </w:r>
+    </w:p>
+    <w:p>
+      <w:pPr>
+        <w:pBdr>
+          <w:top w:val="single" w:sz="4" w:space="4" w:color="BFBFBF"/>
+          <w:left w:val="single" w:sz="4" w:space="4" w:color="BFBFBF"/>
+          <w:bottom w:val="single" w:sz="4" w:space="4" w:color="BFBFBF"/>
+          <w:right w:val="single" w:sz="4" w:space="4" w:color="BFBFBF"/>
+        </w:pBdr>
+        <w:shd w:val="clear" w:color="auto" w:fill="F4F4F4"/>
+        <w:spacing w:before="0" w:after="0" w:line="240" w:lineRule="auto"/>
+        <w:ind w:left="100" w:right="100"/>
+        <w:jc w:val="left"/>
+        <w:rPr>
+          <w:rFonts w:ascii="Courier New" w:hAnsi="Courier New" w:cs="Courier New"/>
+          <w:noProof/>
+          <w:color w:val="1F1F1F"/>
+          <w:sz w:val="15"/>
+          <w:szCs w:val="15"/>
+        </w:rPr>
+      </w:pPr>
+      <w:r>
+        <w:rPr>
+          <w:rFonts w:ascii="Courier New" w:hAnsi="Courier New" w:cs="Courier New"/>
+          <w:noProof/>
+          <w:color w:val="1F1F1F"/>
+          <w:sz w:val="15"/>
+          <w:szCs w:val="15"/>
+        </w:rPr>
+        <w:t xml:space="preserve"># 1) Per-class precision / recall / F1 for every model</w:t>
+      </w:r>
+    </w:p>
+    <w:p>
+      <w:pPr>
+        <w:pBdr>
+          <w:top w:val="single" w:sz="4" w:space="4" w:color="BFBFBF"/>
+          <w:left w:val="single" w:sz="4" w:space="4" w:color="BFBFBF"/>
+          <w:bottom w:val="single" w:sz="4" w:space="4" w:color="BFBFBF"/>
+          <w:right w:val="single" w:sz="4" w:space="4" w:color="BFBFBF"/>
+        </w:pBdr>
+        <w:shd w:val="clear" w:color="auto" w:fill="F4F4F4"/>
+        <w:spacing w:before="0" w:after="0" w:line="240" w:lineRule="auto"/>
+        <w:ind w:left="100" w:right="100"/>
+        <w:jc w:val="left"/>
+        <w:rPr>
+          <w:rFonts w:ascii="Courier New" w:hAnsi="Courier New" w:cs="Courier New"/>
+          <w:noProof/>
+          <w:color w:val="1F1F1F"/>
+          <w:sz w:val="15"/>
+          <w:szCs w:val="15"/>
+        </w:rPr>
+      </w:pPr>
+      <w:r>
+        <w:rPr>
+          <w:rFonts w:ascii="Courier New" w:hAnsi="Courier New" w:cs="Courier New"/>
+          <w:noProof/>
+          <w:color w:val="1F1F1F"/>
+          <w:sz w:val="15"/>
+          <w:szCs w:val="15"/>
+        </w:rPr>
+        <w:t xml:space="preserve">for name, y_pred in preds.items():</w:t>
+      </w:r>
+    </w:p>
+    <w:p>
+      <w:pPr>
+        <w:pBdr>
+          <w:top w:val="single" w:sz="4" w:space="4" w:color="BFBFBF"/>
+          <w:left w:val="single" w:sz="4" w:space="4" w:color="BFBFBF"/>
+          <w:bottom w:val="single" w:sz="4" w:space="4" w:color="BFBFBF"/>
+          <w:right w:val="single" w:sz="4" w:space="4" w:color="BFBFBF"/>
+        </w:pBdr>
+        <w:shd w:val="clear" w:color="auto" w:fill="F4F4F4"/>
+        <w:spacing w:before="0" w:after="0" w:line="240" w:lineRule="auto"/>
+        <w:ind w:left="100" w:right="100"/>
+        <w:jc w:val="left"/>
+        <w:rPr>
+          <w:rFonts w:ascii="Courier New" w:hAnsi="Courier New" w:cs="Courier New"/>
+          <w:noProof/>
+          <w:color w:val="1F1F1F"/>
+          <w:sz w:val="15"/>
+          <w:szCs w:val="15"/>
+        </w:rPr>
+      </w:pPr>
+      <w:r>
+        <w:rPr>
+          <w:rFonts w:ascii="Courier New" w:hAnsi="Courier New" w:cs="Courier New"/>
+          <w:noProof/>
+          <w:color w:val="1F1F1F"/>
+          <w:sz w:val="15"/>
+          <w:szCs w:val="15"/>
+        </w:rPr>
+        <w:t xml:space="preserve">    print(f"\n=== {name} ===")</w:t>
+      </w:r>
+    </w:p>
+    <w:p>
+      <w:pPr>
+        <w:pBdr>
+          <w:top w:val="single" w:sz="4" w:space="4" w:color="BFBFBF"/>
+          <w:left w:val="single" w:sz="4" w:space="4" w:color="BFBFBF"/>
+          <w:bottom w:val="single" w:sz="4" w:space="4" w:color="BFBFBF"/>
+          <w:right w:val="single" w:sz="4" w:space="4" w:color="BFBFBF"/>
+        </w:pBdr>
+        <w:shd w:val="clear" w:color="auto" w:fill="F4F4F4"/>
+        <w:spacing w:before="0" w:after="0" w:line="240" w:lineRule="auto"/>
+        <w:ind w:left="100" w:right="100"/>
+        <w:jc w:val="left"/>
+        <w:rPr>
+          <w:rFonts w:ascii="Courier New" w:hAnsi="Courier New" w:cs="Courier New"/>
+          <w:noProof/>
+          <w:color w:val="1F1F1F"/>
+          <w:sz w:val="15"/>
+          <w:szCs w:val="15"/>
+        </w:rPr>
+      </w:pPr>
+      <w:r>
+        <w:rPr>
+          <w:rFonts w:ascii="Courier New" w:hAnsi="Courier New" w:cs="Courier New"/>
+          <w:noProof/>
+          <w:color w:val="1F1F1F"/>
+          <w:sz w:val="15"/>
+          <w:szCs w:val="15"/>
+        </w:rPr>
+        <w:t xml:space="preserve">    print(classification_report(y_test, y_pred, target_names=labels, zero_division=0))</w:t>
+      </w:r>
+    </w:p>
+    <w:p>
+      <w:pPr>
+        <w:pBdr>
+          <w:top w:val="single" w:sz="4" w:space="4" w:color="BFBFBF"/>
+          <w:left w:val="single" w:sz="4" w:space="4" w:color="BFBFBF"/>
+          <w:bottom w:val="single" w:sz="4" w:space="4" w:color="BFBFBF"/>
+          <w:right w:val="single" w:sz="4" w:space="4" w:color="BFBFBF"/>
+        </w:pBdr>
+        <w:shd w:val="clear" w:color="auto" w:fill="F4F4F4"/>
+        <w:spacing w:before="0" w:after="0" w:line="240" w:lineRule="auto"/>
+        <w:ind w:left="100" w:right="100"/>
+        <w:jc w:val="left"/>
+        <w:rPr>
+          <w:rFonts w:ascii="Courier New" w:hAnsi="Courier New" w:cs="Courier New"/>
+          <w:noProof/>
+          <w:color w:val="1F1F1F"/>
+          <w:sz w:val="15"/>
+          <w:szCs w:val="15"/>
+        </w:rPr>
+      </w:pPr>
+      <w:r>
+        <w:rPr>
+          <w:rFonts w:ascii="Courier New" w:hAnsi="Courier New" w:cs="Courier New"/>
+          <w:noProof/>
+          <w:color w:val="1F1F1F"/>
+          <w:sz w:val="15"/>
+          <w:szCs w:val="15"/>
+        </w:rPr>
+        <w:t xml:space="preserve"/>
+      </w:r>
+    </w:p>
+    <w:p>
+      <w:pPr>
+        <w:pBdr>
+          <w:top w:val="single" w:sz="4" w:space="4" w:color="BFBFBF"/>
+          <w:left w:val="single" w:sz="4" w:space="4" w:color="BFBFBF"/>
+          <w:bottom w:val="single" w:sz="4" w:space="4" w:color="BFBFBF"/>
+          <w:right w:val="single" w:sz="4" w:space="4" w:color="BFBFBF"/>
+        </w:pBdr>
+        <w:shd w:val="clear" w:color="auto" w:fill="F4F4F4"/>
+        <w:spacing w:before="0" w:after="0" w:line="240" w:lineRule="auto"/>
+        <w:ind w:left="100" w:right="100"/>
+        <w:jc w:val="left"/>
+        <w:rPr>
+          <w:rFonts w:ascii="Courier New" w:hAnsi="Courier New" w:cs="Courier New"/>
+          <w:noProof/>
+          <w:color w:val="1F1F1F"/>
+          <w:sz w:val="15"/>
+          <w:szCs w:val="15"/>
+        </w:rPr>
+      </w:pPr>
+      <w:r>
+        <w:rPr>
+          <w:rFonts w:ascii="Courier New" w:hAnsi="Courier New" w:cs="Courier New"/>
+          <w:noProof/>
+          <w:color w:val="1F1F1F"/>
+          <w:sz w:val="15"/>
+          <w:szCs w:val="15"/>
+        </w:rPr>
+        <w:t xml:space="preserve"># 2) Row-normalised confusion matrices (each row = % of an actual class)</w:t>
+      </w:r>
+    </w:p>
+    <w:p>
+      <w:pPr>
+        <w:pBdr>
+          <w:top w:val="single" w:sz="4" w:space="4" w:color="BFBFBF"/>
+          <w:left w:val="single" w:sz="4" w:space="4" w:color="BFBFBF"/>
+          <w:bottom w:val="single" w:sz="4" w:space="4" w:color="BFBFBF"/>
+          <w:right w:val="single" w:sz="4" w:space="4" w:color="BFBFBF"/>
+        </w:pBdr>
+        <w:shd w:val="clear" w:color="auto" w:fill="F4F4F4"/>
+        <w:spacing w:before="0" w:after="0" w:line="240" w:lineRule="auto"/>
+        <w:ind w:left="100" w:right="100"/>
+        <w:jc w:val="left"/>
+        <w:rPr>
+          <w:rFonts w:ascii="Courier New" w:hAnsi="Courier New" w:cs="Courier New"/>
+          <w:noProof/>
+          <w:color w:val="1F1F1F"/>
+          <w:sz w:val="15"/>
+          <w:szCs w:val="15"/>
+        </w:rPr>
+      </w:pPr>
+      <w:r>
+        <w:rPr>
+          <w:rFonts w:ascii="Courier New" w:hAnsi="Courier New" w:cs="Courier New"/>
+          <w:noProof/>
+          <w:color w:val="1F1F1F"/>
+          <w:sz w:val="15"/>
+          <w:szCs w:val="15"/>
+        </w:rPr>
+        <w:t xml:space="preserve">fig, axes = plt.subplots(1, len(preds), figsize=(20, 4))</w:t>
+      </w:r>
+    </w:p>
+    <w:p>
+      <w:pPr>
+        <w:pBdr>
+          <w:top w:val="single" w:sz="4" w:space="4" w:color="BFBFBF"/>
+          <w:left w:val="single" w:sz="4" w:space="4" w:color="BFBFBF"/>
+          <w:bottom w:val="single" w:sz="4" w:space="4" w:color="BFBFBF"/>
+          <w:right w:val="single" w:sz="4" w:space="4" w:color="BFBFBF"/>
+        </w:pBdr>
+        <w:shd w:val="clear" w:color="auto" w:fill="F4F4F4"/>
+        <w:spacing w:before="0" w:after="0" w:line="240" w:lineRule="auto"/>
+        <w:ind w:left="100" w:right="100"/>
+        <w:jc w:val="left"/>
+        <w:rPr>
+          <w:rFonts w:ascii="Courier New" w:hAnsi="Courier New" w:cs="Courier New"/>
+          <w:noProof/>
+          <w:color w:val="1F1F1F"/>
+          <w:sz w:val="15"/>
+          <w:szCs w:val="15"/>
+        </w:rPr>
+      </w:pPr>
+      <w:r>
+        <w:rPr>
+          <w:rFonts w:ascii="Courier New" w:hAnsi="Courier New" w:cs="Courier New"/>
+          <w:noProof/>
+          <w:color w:val="1F1F1F"/>
+          <w:sz w:val="15"/>
+          <w:szCs w:val="15"/>
+        </w:rPr>
+        <w:t xml:space="preserve">for ax, (name, y_pred) in zip(axes, preds.items()):</w:t>
+      </w:r>
+    </w:p>
+    <w:p>
+      <w:pPr>
+        <w:pBdr>
+          <w:top w:val="single" w:sz="4" w:space="4" w:color="BFBFBF"/>
+          <w:left w:val="single" w:sz="4" w:space="4" w:color="BFBFBF"/>
+          <w:bottom w:val="single" w:sz="4" w:space="4" w:color="BFBFBF"/>
+          <w:right w:val="single" w:sz="4" w:space="4" w:color="BFBFBF"/>
+        </w:pBdr>
+        <w:shd w:val="clear" w:color="auto" w:fill="F4F4F4"/>
+        <w:spacing w:before="0" w:after="0" w:line="240" w:lineRule="auto"/>
+        <w:ind w:left="100" w:right="100"/>
+        <w:jc w:val="left"/>
+        <w:rPr>
+          <w:rFonts w:ascii="Courier New" w:hAnsi="Courier New" w:cs="Courier New"/>
+          <w:noProof/>
+          <w:color w:val="1F1F1F"/>
+          <w:sz w:val="15"/>
+          <w:szCs w:val="15"/>
+        </w:rPr>
+      </w:pPr>
+      <w:r>
+        <w:rPr>
+          <w:rFonts w:ascii="Courier New" w:hAnsi="Courier New" w:cs="Courier New"/>
+          <w:noProof/>
+          <w:color w:val="1F1F1F"/>
+          <w:sz w:val="15"/>
+          <w:szCs w:val="15"/>
+        </w:rPr>
+        <w:t xml:space="preserve">    cm = confusion_matrix(y_test, y_pred, normalize="true")</w:t>
+      </w:r>
+    </w:p>
+    <w:p>
+      <w:pPr>
+        <w:pBdr>
+          <w:top w:val="single" w:sz="4" w:space="4" w:color="BFBFBF"/>
+          <w:left w:val="single" w:sz="4" w:space="4" w:color="BFBFBF"/>
+          <w:bottom w:val="single" w:sz="4" w:space="4" w:color="BFBFBF"/>
+          <w:right w:val="single" w:sz="4" w:space="4" w:color="BFBFBF"/>
+        </w:pBdr>
+        <w:shd w:val="clear" w:color="auto" w:fill="F4F4F4"/>
+        <w:spacing w:before="0" w:after="0" w:line="240" w:lineRule="auto"/>
+        <w:ind w:left="100" w:right="100"/>
+        <w:jc w:val="left"/>
+        <w:rPr>
+          <w:rFonts w:ascii="Courier New" w:hAnsi="Courier New" w:cs="Courier New"/>
+          <w:noProof/>
+          <w:color w:val="1F1F1F"/>
+          <w:sz w:val="15"/>
+          <w:szCs w:val="15"/>
+        </w:rPr>
+      </w:pPr>
+      <w:r>
+        <w:rPr>
+          <w:rFonts w:ascii="Courier New" w:hAnsi="Courier New" w:cs="Courier New"/>
+          <w:noProof/>
+          <w:color w:val="1F1F1F"/>
+          <w:sz w:val="15"/>
+          <w:szCs w:val="15"/>
+        </w:rPr>
+        <w:t xml:space="preserve">    sns.heatmap(cm, annot=True, fmt=".2f", cmap="Blues", cbar=False,</w:t>
+      </w:r>
+    </w:p>
+    <w:p>
+      <w:pPr>
+        <w:pBdr>
+          <w:top w:val="single" w:sz="4" w:space="4" w:color="BFBFBF"/>
+          <w:left w:val="single" w:sz="4" w:space="4" w:color="BFBFBF"/>
+          <w:bottom w:val="single" w:sz="4" w:space="4" w:color="BFBFBF"/>
+          <w:right w:val="single" w:sz="4" w:space="4" w:color="BFBFBF"/>
+        </w:pBdr>
+        <w:shd w:val="clear" w:color="auto" w:fill="F4F4F4"/>
+        <w:spacing w:before="0" w:after="0" w:line="240" w:lineRule="auto"/>
+        <w:ind w:left="100" w:right="100"/>
+        <w:jc w:val="left"/>
+        <w:rPr>
+          <w:rFonts w:ascii="Courier New" w:hAnsi="Courier New" w:cs="Courier New"/>
+          <w:noProof/>
+          <w:color w:val="1F1F1F"/>
+          <w:sz w:val="15"/>
+          <w:szCs w:val="15"/>
+        </w:rPr>
+      </w:pPr>
+      <w:r>
+        <w:rPr>
+          <w:rFonts w:ascii="Courier New" w:hAnsi="Courier New" w:cs="Courier New"/>
+          <w:noProof/>
+          <w:color w:val="1F1F1F"/>
+          <w:sz w:val="15"/>
+          <w:szCs w:val="15"/>
+        </w:rPr>
+        <w:t xml:space="preserve">                xticklabels=labels, yticklabels=labels, ax=ax)</w:t>
+      </w:r>
+    </w:p>
+    <w:p>
+      <w:pPr>
+        <w:pBdr>
+          <w:top w:val="single" w:sz="4" w:space="4" w:color="BFBFBF"/>
+          <w:left w:val="single" w:sz="4" w:space="4" w:color="BFBFBF"/>
+          <w:bottom w:val="single" w:sz="4" w:space="4" w:color="BFBFBF"/>
+          <w:right w:val="single" w:sz="4" w:space="4" w:color="BFBFBF"/>
+        </w:pBdr>
+        <w:shd w:val="clear" w:color="auto" w:fill="F4F4F4"/>
+        <w:spacing w:before="0" w:after="0" w:line="240" w:lineRule="auto"/>
+        <w:ind w:left="100" w:right="100"/>
+        <w:jc w:val="left"/>
+        <w:rPr>
+          <w:rFonts w:ascii="Courier New" w:hAnsi="Courier New" w:cs="Courier New"/>
+          <w:noProof/>
+          <w:color w:val="1F1F1F"/>
+          <w:sz w:val="15"/>
+          <w:szCs w:val="15"/>
+        </w:rPr>
+      </w:pPr>
+      <w:r>
+        <w:rPr>
+          <w:rFonts w:ascii="Courier New" w:hAnsi="Courier New" w:cs="Courier New"/>
+          <w:noProof/>
+          <w:color w:val="1F1F1F"/>
+          <w:sz w:val="15"/>
+          <w:szCs w:val="15"/>
+        </w:rPr>
+        <w:t xml:space="preserve">    ax.set(title=name, xlabel="Predicted", ylabel="Actual")</w:t>
+      </w:r>
+    </w:p>
+    <w:p>
+      <w:pPr>
+        <w:pBdr>
+          <w:top w:val="single" w:sz="4" w:space="4" w:color="BFBFBF"/>
+          <w:left w:val="single" w:sz="4" w:space="4" w:color="BFBFBF"/>
+          <w:bottom w:val="single" w:sz="4" w:space="4" w:color="BFBFBF"/>
+          <w:right w:val="single" w:sz="4" w:space="4" w:color="BFBFBF"/>
+        </w:pBdr>
+        <w:shd w:val="clear" w:color="auto" w:fill="F4F4F4"/>
+        <w:spacing w:before="0" w:after="0" w:line="240" w:lineRule="auto"/>
+        <w:ind w:left="100" w:right="100"/>
+        <w:jc w:val="left"/>
+        <w:rPr>
+          <w:rFonts w:ascii="Courier New" w:hAnsi="Courier New" w:cs="Courier New"/>
+          <w:noProof/>
+          <w:color w:val="1F1F1F"/>
+          <w:sz w:val="15"/>
+          <w:szCs w:val="15"/>
+        </w:rPr>
+      </w:pPr>
+      <w:r>
+        <w:rPr>
+          <w:rFonts w:ascii="Courier New" w:hAnsi="Courier New" w:cs="Courier New"/>
+          <w:noProof/>
+          <w:color w:val="1F1F1F"/>
+          <w:sz w:val="15"/>
+          <w:szCs w:val="15"/>
+        </w:rPr>
+        <w:t xml:space="preserve">plt.tight_layout(); plt.savefig("confusion_matrices.png", dpi=150)</w:t>
+      </w:r>
+    </w:p>
+    <w:p>
+      <w:pPr>
+        <w:pBdr>
+          <w:top w:val="single" w:sz="4" w:space="4" w:color="BFBFBF"/>
+          <w:left w:val="single" w:sz="4" w:space="4" w:color="BFBFBF"/>
+          <w:bottom w:val="single" w:sz="4" w:space="4" w:color="BFBFBF"/>
+          <w:right w:val="single" w:sz="4" w:space="4" w:color="BFBFBF"/>
+        </w:pBdr>
+        <w:shd w:val="clear" w:color="auto" w:fill="F4F4F4"/>
+        <w:spacing w:before="0" w:after="0" w:line="240" w:lineRule="auto"/>
+        <w:ind w:left="100" w:right="100"/>
+        <w:jc w:val="left"/>
+        <w:rPr>
+          <w:rFonts w:ascii="Courier New" w:hAnsi="Courier New" w:cs="Courier New"/>
+          <w:noProof/>
+          <w:color w:val="1F1F1F"/>
+          <w:sz w:val="15"/>
+          <w:szCs w:val="15"/>
+        </w:rPr>
+      </w:pPr>
+      <w:r>
+        <w:rPr>
+          <w:rFonts w:ascii="Courier New" w:hAnsi="Courier New" w:cs="Courier New"/>
+          <w:noProof/>
+          <w:color w:val="1F1F1F"/>
+          <w:sz w:val="15"/>
+          <w:szCs w:val="15"/>
+        </w:rPr>
+        <w:t xml:space="preserve"/>
+      </w:r>
+    </w:p>
+    <w:p>
+      <w:pPr>
+        <w:pBdr>
+          <w:top w:val="single" w:sz="4" w:space="4" w:color="BFBFBF"/>
+          <w:left w:val="single" w:sz="4" w:space="4" w:color="BFBFBF"/>
+          <w:bottom w:val="single" w:sz="4" w:space="4" w:color="BFBFBF"/>
+          <w:right w:val="single" w:sz="4" w:space="4" w:color="BFBFBF"/>
+        </w:pBdr>
+        <w:shd w:val="clear" w:color="auto" w:fill="F4F4F4"/>
+        <w:spacing w:before="0" w:after="0" w:line="240" w:lineRule="auto"/>
+        <w:ind w:left="100" w:right="100"/>
+        <w:jc w:val="left"/>
+        <w:rPr>
+          <w:rFonts w:ascii="Courier New" w:hAnsi="Courier New" w:cs="Courier New"/>
+          <w:noProof/>
+          <w:color w:val="1F1F1F"/>
+          <w:sz w:val="15"/>
+          <w:szCs w:val="15"/>
+        </w:rPr>
+      </w:pPr>
+      <w:r>
+        <w:rPr>
+          <w:rFonts w:ascii="Courier New" w:hAnsi="Courier New" w:cs="Courier New"/>
+          <w:noProof/>
+          <w:color w:val="1F1F1F"/>
+          <w:sz w:val="15"/>
+          <w:szCs w:val="15"/>
+        </w:rPr>
+        <w:t xml:space="preserve"># 3) Ranked list of the six misclassification types</w:t>
+      </w:r>
+    </w:p>
+    <w:p>
+      <w:pPr>
+        <w:pBdr>
+          <w:top w:val="single" w:sz="4" w:space="4" w:color="BFBFBF"/>
+          <w:left w:val="single" w:sz="4" w:space="4" w:color="BFBFBF"/>
+          <w:bottom w:val="single" w:sz="4" w:space="4" w:color="BFBFBF"/>
+          <w:right w:val="single" w:sz="4" w:space="4" w:color="BFBFBF"/>
+        </w:pBdr>
+        <w:shd w:val="clear" w:color="auto" w:fill="F4F4F4"/>
+        <w:spacing w:before="0" w:after="0" w:line="240" w:lineRule="auto"/>
+        <w:ind w:left="100" w:right="100"/>
+        <w:jc w:val="left"/>
+        <w:rPr>
+          <w:rFonts w:ascii="Courier New" w:hAnsi="Courier New" w:cs="Courier New"/>
+          <w:noProof/>
+          <w:color w:val="1F1F1F"/>
+          <w:sz w:val="15"/>
+          <w:szCs w:val="15"/>
+        </w:rPr>
+      </w:pPr>
+      <w:r>
+        <w:rPr>
+          <w:rFonts w:ascii="Courier New" w:hAnsi="Courier New" w:cs="Courier New"/>
+          <w:noProof/>
+          <w:color w:val="1F1F1F"/>
+          <w:sz w:val="15"/>
+          <w:szCs w:val="15"/>
+        </w:rPr>
+        <w:t xml:space="preserve">def error_pairs(y_true, y_pred):</w:t>
+      </w:r>
+    </w:p>
+    <w:p>
+      <w:pPr>
+        <w:pBdr>
+          <w:top w:val="single" w:sz="4" w:space="4" w:color="BFBFBF"/>
+          <w:left w:val="single" w:sz="4" w:space="4" w:color="BFBFBF"/>
+          <w:bottom w:val="single" w:sz="4" w:space="4" w:color="BFBFBF"/>
+          <w:right w:val="single" w:sz="4" w:space="4" w:color="BFBFBF"/>
+        </w:pBdr>
+        <w:shd w:val="clear" w:color="auto" w:fill="F4F4F4"/>
+        <w:spacing w:before="0" w:after="0" w:line="240" w:lineRule="auto"/>
+        <w:ind w:left="100" w:right="100"/>
+        <w:jc w:val="left"/>
+        <w:rPr>
+          <w:rFonts w:ascii="Courier New" w:hAnsi="Courier New" w:cs="Courier New"/>
+          <w:noProof/>
+          <w:color w:val="1F1F1F"/>
+          <w:sz w:val="15"/>
+          <w:szCs w:val="15"/>
+        </w:rPr>
+      </w:pPr>
+      <w:r>
+        <w:rPr>
+          <w:rFonts w:ascii="Courier New" w:hAnsi="Courier New" w:cs="Courier New"/>
+          <w:noProof/>
+          <w:color w:val="1F1F1F"/>
+          <w:sz w:val="15"/>
+          <w:szCs w:val="15"/>
+        </w:rPr>
+        <w:t xml:space="preserve">    cm = confusion_matrix(y_true, y_pred)</w:t>
+      </w:r>
+    </w:p>
+    <w:p>
+      <w:pPr>
+        <w:pBdr>
+          <w:top w:val="single" w:sz="4" w:space="4" w:color="BFBFBF"/>
+          <w:left w:val="single" w:sz="4" w:space="4" w:color="BFBFBF"/>
+          <w:bottom w:val="single" w:sz="4" w:space="4" w:color="BFBFBF"/>
+          <w:right w:val="single" w:sz="4" w:space="4" w:color="BFBFBF"/>
+        </w:pBdr>
+        <w:shd w:val="clear" w:color="auto" w:fill="F4F4F4"/>
+        <w:spacing w:before="0" w:after="0" w:line="240" w:lineRule="auto"/>
+        <w:ind w:left="100" w:right="100"/>
+        <w:jc w:val="left"/>
+        <w:rPr>
+          <w:rFonts w:ascii="Courier New" w:hAnsi="Courier New" w:cs="Courier New"/>
+          <w:noProof/>
+          <w:color w:val="1F1F1F"/>
+          <w:sz w:val="15"/>
+          <w:szCs w:val="15"/>
+        </w:rPr>
+      </w:pPr>
+      <w:r>
+        <w:rPr>
+          <w:rFonts w:ascii="Courier New" w:hAnsi="Courier New" w:cs="Courier New"/>
+          <w:noProof/>
+          <w:color w:val="1F1F1F"/>
+          <w:sz w:val="15"/>
+          <w:szCs w:val="15"/>
+        </w:rPr>
+        <w:t xml:space="preserve">    rows = [{"Actual": labels[i], "Predicted": labels[j], "Count": cm[i, j],</w:t>
+      </w:r>
+    </w:p>
+    <w:p>
+      <w:pPr>
+        <w:pBdr>
+          <w:top w:val="single" w:sz="4" w:space="4" w:color="BFBFBF"/>
+          <w:left w:val="single" w:sz="4" w:space="4" w:color="BFBFBF"/>
+          <w:bottom w:val="single" w:sz="4" w:space="4" w:color="BFBFBF"/>
+          <w:right w:val="single" w:sz="4" w:space="4" w:color="BFBFBF"/>
+        </w:pBdr>
+        <w:shd w:val="clear" w:color="auto" w:fill="F4F4F4"/>
+        <w:spacing w:before="0" w:after="0" w:line="240" w:lineRule="auto"/>
+        <w:ind w:left="100" w:right="100"/>
+        <w:jc w:val="left"/>
+        <w:rPr>
+          <w:rFonts w:ascii="Courier New" w:hAnsi="Courier New" w:cs="Courier New"/>
+          <w:noProof/>
+          <w:color w:val="1F1F1F"/>
+          <w:sz w:val="15"/>
+          <w:szCs w:val="15"/>
+        </w:rPr>
+      </w:pPr>
+      <w:r>
+        <w:rPr>
+          <w:rFonts w:ascii="Courier New" w:hAnsi="Courier New" w:cs="Courier New"/>
+          <w:noProof/>
+          <w:color w:val="1F1F1F"/>
+          <w:sz w:val="15"/>
+          <w:szCs w:val="15"/>
+        </w:rPr>
+        <w:t xml:space="preserve">             "% of actual class": round(100 * cm[i, j] / cm[i].sum(), 1)}</w:t>
+      </w:r>
+    </w:p>
+    <w:p>
+      <w:pPr>
+        <w:pBdr>
+          <w:top w:val="single" w:sz="4" w:space="4" w:color="BFBFBF"/>
+          <w:left w:val="single" w:sz="4" w:space="4" w:color="BFBFBF"/>
+          <w:bottom w:val="single" w:sz="4" w:space="4" w:color="BFBFBF"/>
+          <w:right w:val="single" w:sz="4" w:space="4" w:color="BFBFBF"/>
+        </w:pBdr>
+        <w:shd w:val="clear" w:color="auto" w:fill="F4F4F4"/>
+        <w:spacing w:before="0" w:after="0" w:line="240" w:lineRule="auto"/>
+        <w:ind w:left="100" w:right="100"/>
+        <w:jc w:val="left"/>
+        <w:rPr>
+          <w:rFonts w:ascii="Courier New" w:hAnsi="Courier New" w:cs="Courier New"/>
+          <w:noProof/>
+          <w:color w:val="1F1F1F"/>
+          <w:sz w:val="15"/>
+          <w:szCs w:val="15"/>
+        </w:rPr>
+      </w:pPr>
+      <w:r>
+        <w:rPr>
+          <w:rFonts w:ascii="Courier New" w:hAnsi="Courier New" w:cs="Courier New"/>
+          <w:noProof/>
+          <w:color w:val="1F1F1F"/>
+          <w:sz w:val="15"/>
+          <w:szCs w:val="15"/>
+        </w:rPr>
+        <w:t xml:space="preserve">            for i in range(len(labels)) for j in range(len(labels)) if i != j]</w:t>
+      </w:r>
+    </w:p>
+    <w:p>
+      <w:pPr>
+        <w:pBdr>
+          <w:top w:val="single" w:sz="4" w:space="4" w:color="BFBFBF"/>
+          <w:left w:val="single" w:sz="4" w:space="4" w:color="BFBFBF"/>
+          <w:bottom w:val="single" w:sz="4" w:space="4" w:color="BFBFBF"/>
+          <w:right w:val="single" w:sz="4" w:space="4" w:color="BFBFBF"/>
+        </w:pBdr>
+        <w:shd w:val="clear" w:color="auto" w:fill="F4F4F4"/>
+        <w:spacing w:before="0" w:after="0" w:line="240" w:lineRule="auto"/>
+        <w:ind w:left="100" w:right="100"/>
+        <w:jc w:val="left"/>
+        <w:rPr>
+          <w:rFonts w:ascii="Courier New" w:hAnsi="Courier New" w:cs="Courier New"/>
+          <w:noProof/>
+          <w:color w:val="1F1F1F"/>
+          <w:sz w:val="15"/>
+          <w:szCs w:val="15"/>
+        </w:rPr>
+      </w:pPr>
+      <w:r>
+        <w:rPr>
+          <w:rFonts w:ascii="Courier New" w:hAnsi="Courier New" w:cs="Courier New"/>
+          <w:noProof/>
+          <w:color w:val="1F1F1F"/>
+          <w:sz w:val="15"/>
+          <w:szCs w:val="15"/>
+        </w:rPr>
+        <w:t xml:space="preserve">    return pd.DataFrame(rows).sort_values("Count", ascending=False)</w:t>
+      </w:r>
+    </w:p>
+    <w:p>
+      <w:pPr>
+        <w:pBdr>
+          <w:top w:val="single" w:sz="4" w:space="4" w:color="BFBFBF"/>
+          <w:left w:val="single" w:sz="4" w:space="4" w:color="BFBFBF"/>
+          <w:bottom w:val="single" w:sz="4" w:space="4" w:color="BFBFBF"/>
+          <w:right w:val="single" w:sz="4" w:space="4" w:color="BFBFBF"/>
+        </w:pBdr>
+        <w:shd w:val="clear" w:color="auto" w:fill="F4F4F4"/>
+        <w:spacing w:before="0" w:after="0" w:line="240" w:lineRule="auto"/>
+        <w:ind w:left="100" w:right="100"/>
+        <w:jc w:val="left"/>
+        <w:rPr>
+          <w:rFonts w:ascii="Courier New" w:hAnsi="Courier New" w:cs="Courier New"/>
+          <w:noProof/>
+          <w:color w:val="1F1F1F"/>
+          <w:sz w:val="15"/>
+          <w:szCs w:val="15"/>
+        </w:rPr>
+      </w:pPr>
+      <w:r>
+        <w:rPr>
+          <w:rFonts w:ascii="Courier New" w:hAnsi="Courier New" w:cs="Courier New"/>
+          <w:noProof/>
+          <w:color w:val="1F1F1F"/>
+          <w:sz w:val="15"/>
+          <w:szCs w:val="15"/>
+        </w:rPr>
+        <w:t xml:space="preserve"/>
+      </w:r>
+    </w:p>
+    <w:p>
+      <w:pPr>
+        <w:pBdr>
+          <w:top w:val="single" w:sz="4" w:space="4" w:color="BFBFBF"/>
+          <w:left w:val="single" w:sz="4" w:space="4" w:color="BFBFBF"/>
+          <w:bottom w:val="single" w:sz="4" w:space="4" w:color="BFBFBF"/>
+          <w:right w:val="single" w:sz="4" w:space="4" w:color="BFBFBF"/>
+        </w:pBdr>
+        <w:shd w:val="clear" w:color="auto" w:fill="F4F4F4"/>
+        <w:spacing w:before="0" w:after="0" w:line="240" w:lineRule="auto"/>
+        <w:ind w:left="100" w:right="100"/>
+        <w:jc w:val="left"/>
+        <w:rPr>
+          <w:rFonts w:ascii="Courier New" w:hAnsi="Courier New" w:cs="Courier New"/>
+          <w:noProof/>
+          <w:color w:val="1F1F1F"/>
+          <w:sz w:val="15"/>
+          <w:szCs w:val="15"/>
+        </w:rPr>
+      </w:pPr>
+      <w:r>
+        <w:rPr>
+          <w:rFonts w:ascii="Courier New" w:hAnsi="Courier New" w:cs="Courier New"/>
+          <w:noProof/>
+          <w:color w:val="1F1F1F"/>
+          <w:sz w:val="15"/>
+          <w:szCs w:val="15"/>
+        </w:rPr>
+        <w:t xml:space="preserve">print(error_pairs(y_test, preds["Random Forest"]))</w:t>
+      </w:r>
+    </w:p>
+    <w:p>
+      <w:pPr>
+        <w:pBdr>
+          <w:top w:val="single" w:sz="4" w:space="4" w:color="BFBFBF"/>
+          <w:left w:val="single" w:sz="4" w:space="4" w:color="BFBFBF"/>
+          <w:bottom w:val="single" w:sz="4" w:space="4" w:color="BFBFBF"/>
+          <w:right w:val="single" w:sz="4" w:space="4" w:color="BFBFBF"/>
+        </w:pBdr>
+        <w:shd w:val="clear" w:color="auto" w:fill="F4F4F4"/>
+        <w:spacing w:before="0" w:after="0" w:line="240" w:lineRule="auto"/>
+        <w:ind w:left="100" w:right="100"/>
+        <w:jc w:val="left"/>
+        <w:rPr>
+          <w:rFonts w:ascii="Courier New" w:hAnsi="Courier New" w:cs="Courier New"/>
+          <w:noProof/>
+          <w:color w:val="1F1F1F"/>
+          <w:sz w:val="15"/>
+          <w:szCs w:val="15"/>
+        </w:rPr>
+      </w:pPr>
+      <w:r>
+        <w:rPr>
+          <w:rFonts w:ascii="Courier New" w:hAnsi="Courier New" w:cs="Courier New"/>
+          <w:noProof/>
+          <w:color w:val="1F1F1F"/>
+          <w:sz w:val="15"/>
+          <w:szCs w:val="15"/>
+        </w:rPr>
+        <w:t xml:space="preserve"/>
+      </w:r>
+    </w:p>
+    <w:p>
+      <w:pPr>
+        <w:pBdr>
+          <w:top w:val="single" w:sz="4" w:space="4" w:color="BFBFBF"/>
+          <w:left w:val="single" w:sz="4" w:space="4" w:color="BFBFBF"/>
+          <w:bottom w:val="single" w:sz="4" w:space="4" w:color="BFBFBF"/>
+          <w:right w:val="single" w:sz="4" w:space="4" w:color="BFBFBF"/>
+        </w:pBdr>
+        <w:shd w:val="clear" w:color="auto" w:fill="F4F4F4"/>
+        <w:spacing w:before="0" w:after="0" w:line="240" w:lineRule="auto"/>
+        <w:ind w:left="100" w:right="100"/>
+        <w:jc w:val="left"/>
+        <w:rPr>
+          <w:rFonts w:ascii="Courier New" w:hAnsi="Courier New" w:cs="Courier New"/>
+          <w:noProof/>
+          <w:color w:val="1F1F1F"/>
+          <w:sz w:val="15"/>
+          <w:szCs w:val="15"/>
+        </w:rPr>
+      </w:pPr>
+      <w:r>
+        <w:rPr>
+          <w:rFonts w:ascii="Courier New" w:hAnsi="Courier New" w:cs="Courier New"/>
+          <w:noProof/>
+          <w:color w:val="1F1F1F"/>
+          <w:sz w:val="15"/>
+          <w:szCs w:val="15"/>
+        </w:rPr>
+        <w:t xml:space="preserve"># 4) Prediction-collapse check: how often is each class predicted?</w:t>
+      </w:r>
+    </w:p>
+    <w:p>
+      <w:pPr>
+        <w:pBdr>
+          <w:top w:val="single" w:sz="4" w:space="4" w:color="BFBFBF"/>
+          <w:left w:val="single" w:sz="4" w:space="4" w:color="BFBFBF"/>
+          <w:bottom w:val="single" w:sz="4" w:space="4" w:color="BFBFBF"/>
+          <w:right w:val="single" w:sz="4" w:space="4" w:color="BFBFBF"/>
+        </w:pBdr>
+        <w:shd w:val="clear" w:color="auto" w:fill="F4F4F4"/>
+        <w:spacing w:before="0" w:after="0" w:line="240" w:lineRule="auto"/>
+        <w:ind w:left="100" w:right="100"/>
+        <w:jc w:val="left"/>
+        <w:rPr>
+          <w:rFonts w:ascii="Courier New" w:hAnsi="Courier New" w:cs="Courier New"/>
+          <w:noProof/>
+          <w:color w:val="1F1F1F"/>
+          <w:sz w:val="15"/>
+          <w:szCs w:val="15"/>
+        </w:rPr>
+      </w:pPr>
+      <w:r>
+        <w:rPr>
+          <w:rFonts w:ascii="Courier New" w:hAnsi="Courier New" w:cs="Courier New"/>
+          <w:noProof/>
+          <w:color w:val="1F1F1F"/>
+          <w:sz w:val="15"/>
+          <w:szCs w:val="15"/>
+        </w:rPr>
+        <w:t xml:space="preserve">for name, y_pred in preds.items():</w:t>
+      </w:r>
+    </w:p>
+    <w:p>
+      <w:pPr>
+        <w:pBdr>
+          <w:top w:val="single" w:sz="4" w:space="4" w:color="BFBFBF"/>
+          <w:left w:val="single" w:sz="4" w:space="4" w:color="BFBFBF"/>
+          <w:bottom w:val="single" w:sz="4" w:space="4" w:color="BFBFBF"/>
+          <w:right w:val="single" w:sz="4" w:space="4" w:color="BFBFBF"/>
+        </w:pBdr>
+        <w:shd w:val="clear" w:color="auto" w:fill="F4F4F4"/>
+        <w:spacing w:before="0" w:after="0" w:line="240" w:lineRule="auto"/>
+        <w:ind w:left="100" w:right="100"/>
+        <w:jc w:val="left"/>
+        <w:rPr>
+          <w:rFonts w:ascii="Courier New" w:hAnsi="Courier New" w:cs="Courier New"/>
+          <w:noProof/>
+          <w:color w:val="1F1F1F"/>
+          <w:sz w:val="15"/>
+          <w:szCs w:val="15"/>
+        </w:rPr>
+      </w:pPr>
+      <w:r>
+        <w:rPr>
+          <w:rFonts w:ascii="Courier New" w:hAnsi="Courier New" w:cs="Courier New"/>
+          <w:noProof/>
+          <w:color w:val="1F1F1F"/>
+          <w:sz w:val="15"/>
+          <w:szCs w:val="15"/>
+        </w:rPr>
+        <w:t xml:space="preserve">    share = pd.Series(y_pred).map(dict(enumerate(labels))).value_counts(normalize=True)</w:t>
+      </w:r>
+    </w:p>
+    <w:p>
+      <w:pPr>
+        <w:pBdr>
+          <w:top w:val="single" w:sz="4" w:space="4" w:color="BFBFBF"/>
+          <w:left w:val="single" w:sz="4" w:space="4" w:color="BFBFBF"/>
+          <w:bottom w:val="single" w:sz="4" w:space="4" w:color="BFBFBF"/>
+          <w:right w:val="single" w:sz="4" w:space="4" w:color="BFBFBF"/>
+        </w:pBdr>
+        <w:shd w:val="clear" w:color="auto" w:fill="F4F4F4"/>
+        <w:spacing w:before="0" w:after="0" w:line="240" w:lineRule="auto"/>
+        <w:ind w:left="100" w:right="100"/>
+        <w:jc w:val="left"/>
+        <w:rPr>
+          <w:rFonts w:ascii="Courier New" w:hAnsi="Courier New" w:cs="Courier New"/>
+          <w:noProof/>
+          <w:color w:val="1F1F1F"/>
+          <w:sz w:val="15"/>
+          <w:szCs w:val="15"/>
+        </w:rPr>
+      </w:pPr>
+      <w:r>
+        <w:rPr>
+          <w:rFonts w:ascii="Courier New" w:hAnsi="Courier New" w:cs="Courier New"/>
+          <w:noProof/>
+          <w:color w:val="1F1F1F"/>
+          <w:sz w:val="15"/>
+          <w:szCs w:val="15"/>
+        </w:rPr>
+        <w:t xml:space="preserve">    print(name, share.round(3).to_dict())</w:t>
+      </w:r>
+    </w:p>
+    <w:p>
+      <w:pPr>
+        <w:spacing w:before="0" w:after="0" w:line="240" w:lineRule="auto"/>
+        <w:rPr>
+          <w:sz w:val="12"/>
+        </w:rPr>
+      </w:pPr>
+    </w:p>
+    <w:p>
+      <w:pPr>
+        <w:pStyle w:val="Heading2"/>
+        <w:keepNext/>
+        <w:numPr>
+          <w:ilvl w:val="0"/>
+          <w:numId w:val="35"/>
+        </w:numPr>
+        <w:jc w:val="left"/>
+        <w:rPr>
+          <w:rFonts w:ascii="Times New Roman" w:hAnsi="Times New Roman" w:cs="Times New Roman"/>
+          <w:color w:val="000000" w:themeColor="text1"/>
+          <w:sz w:val="32"/>
+          <w:szCs w:val="32"/>
+        </w:rPr>
+      </w:pPr>
+      <w:r>
+        <w:rPr>
+          <w:rFonts w:ascii="Times New Roman" w:hAnsi="Times New Roman" w:cs="Times New Roman"/>
+          <w:color w:val="000000" w:themeColor="text1"/>
+          <w:sz w:val="32"/>
+          <w:szCs w:val="32"/>
+        </w:rPr>
+        <w:t>Baseline and Significance Check</w:t>
+      </w:r>
+    </w:p>
+    <w:p>
+      <w:pPr>
+        <w:pStyle w:val="NormalWeb"/>
+      </w:pPr>
+      <w:r>
+        <w:t xml:space="preserve">An accuracy of 35.2% looks marginally better than 33.3%, but this must be tested rather than assumed. Code 5 applies three checks: a </w:t>
+      </w:r>
+      <w:r>
+        <w:rPr>
+          <w:rStyle w:val="Strong"/>
+        </w:rPr>
+        <w:t xml:space="preserve">majority-class baseline</w:t>
+      </w:r>
+      <w:r>
+        <w:t xml:space="preserve">, a </w:t>
+      </w:r>
+      <w:r>
+        <w:rPr>
+          <w:rStyle w:val="Strong"/>
+        </w:rPr>
+        <w:t xml:space="preserve">binomial test</w:t>
+      </w:r>
+      <w:r>
+        <w:t xml:space="preserve"> of the Random Forest accuracy against random guessing (1/3) with a 95% confidence interval, and a </w:t>
+      </w:r>
+      <w:r>
+        <w:rPr>
+          <w:rStyle w:val="Strong"/>
+        </w:rPr>
+        <w:t xml:space="preserve">permutation test</w:t>
+      </w:r>
+      <w:r>
+        <w:t xml:space="preserve"> that retrains the model on shuffled labels. If the real score is not clearly higher than the shuffled scores, the features contain no usable signal.</w:t>
+      </w:r>
+    </w:p>
+    <w:p>
+      <w:pPr>
+        <w:pStyle w:val="NormalWeb"/>
+        <w:keepNext/>
+        <w:spacing w:after="60"/>
+      </w:pPr>
+      <w:r>
+        <w:rPr>
+          <w:rStyle w:val="Strong"/>
+        </w:rPr>
+        <w:t xml:space="preserve">Code 5 – Baseline, binomial test and permutation test</w:t>
+      </w:r>
+    </w:p>
+    <w:p>
+      <w:pPr>
+        <w:pBdr>
+          <w:top w:val="single" w:sz="4" w:space="4" w:color="BFBFBF"/>
+          <w:left w:val="single" w:sz="4" w:space="4" w:color="BFBFBF"/>
+          <w:bottom w:val="single" w:sz="4" w:space="4" w:color="BFBFBF"/>
+          <w:right w:val="single" w:sz="4" w:space="4" w:color="BFBFBF"/>
+        </w:pBdr>
+        <w:shd w:val="clear" w:color="auto" w:fill="F4F4F4"/>
+        <w:spacing w:before="0" w:after="0" w:line="240" w:lineRule="auto"/>
+        <w:ind w:left="100" w:right="100"/>
+        <w:jc w:val="left"/>
+        <w:rPr>
+          <w:rFonts w:ascii="Courier New" w:hAnsi="Courier New" w:cs="Courier New"/>
+          <w:noProof/>
+          <w:color w:val="1F1F1F"/>
+          <w:sz w:val="15"/>
+          <w:szCs w:val="15"/>
+        </w:rPr>
+      </w:pPr>
+      <w:r>
+        <w:rPr>
+          <w:rFonts w:ascii="Courier New" w:hAnsi="Courier New" w:cs="Courier New"/>
+          <w:noProof/>
+          <w:color w:val="1F1F1F"/>
+          <w:sz w:val="15"/>
+          <w:szCs w:val="15"/>
+        </w:rPr>
+        <w:t xml:space="preserve">from sklearn.dummy import DummyClassifier</w:t>
+      </w:r>
+    </w:p>
+    <w:p>
+      <w:pPr>
+        <w:pBdr>
+          <w:top w:val="single" w:sz="4" w:space="4" w:color="BFBFBF"/>
+          <w:left w:val="single" w:sz="4" w:space="4" w:color="BFBFBF"/>
+          <w:bottom w:val="single" w:sz="4" w:space="4" w:color="BFBFBF"/>
+          <w:right w:val="single" w:sz="4" w:space="4" w:color="BFBFBF"/>
+        </w:pBdr>
+        <w:shd w:val="clear" w:color="auto" w:fill="F4F4F4"/>
+        <w:spacing w:before="0" w:after="0" w:line="240" w:lineRule="auto"/>
+        <w:ind w:left="100" w:right="100"/>
+        <w:jc w:val="left"/>
+        <w:rPr>
+          <w:rFonts w:ascii="Courier New" w:hAnsi="Courier New" w:cs="Courier New"/>
+          <w:noProof/>
+          <w:color w:val="1F1F1F"/>
+          <w:sz w:val="15"/>
+          <w:szCs w:val="15"/>
+        </w:rPr>
+      </w:pPr>
+      <w:r>
+        <w:rPr>
+          <w:rFonts w:ascii="Courier New" w:hAnsi="Courier New" w:cs="Courier New"/>
+          <w:noProof/>
+          <w:color w:val="1F1F1F"/>
+          <w:sz w:val="15"/>
+          <w:szCs w:val="15"/>
+        </w:rPr>
+        <w:t xml:space="preserve">from sklearn.model_selection import StratifiedKFold, permutation_test_score</w:t>
+      </w:r>
+    </w:p>
+    <w:p>
+      <w:pPr>
+        <w:pBdr>
+          <w:top w:val="single" w:sz="4" w:space="4" w:color="BFBFBF"/>
+          <w:left w:val="single" w:sz="4" w:space="4" w:color="BFBFBF"/>
+          <w:bottom w:val="single" w:sz="4" w:space="4" w:color="BFBFBF"/>
+          <w:right w:val="single" w:sz="4" w:space="4" w:color="BFBFBF"/>
+        </w:pBdr>
+        <w:shd w:val="clear" w:color="auto" w:fill="F4F4F4"/>
+        <w:spacing w:before="0" w:after="0" w:line="240" w:lineRule="auto"/>
+        <w:ind w:left="100" w:right="100"/>
+        <w:jc w:val="left"/>
+        <w:rPr>
+          <w:rFonts w:ascii="Courier New" w:hAnsi="Courier New" w:cs="Courier New"/>
+          <w:noProof/>
+          <w:color w:val="1F1F1F"/>
+          <w:sz w:val="15"/>
+          <w:szCs w:val="15"/>
+        </w:rPr>
+      </w:pPr>
+      <w:r>
+        <w:rPr>
+          <w:rFonts w:ascii="Courier New" w:hAnsi="Courier New" w:cs="Courier New"/>
+          <w:noProof/>
+          <w:color w:val="1F1F1F"/>
+          <w:sz w:val="15"/>
+          <w:szCs w:val="15"/>
+        </w:rPr>
+        <w:t xml:space="preserve">from scipy.stats import binomtest</w:t>
+      </w:r>
+    </w:p>
+    <w:p>
+      <w:pPr>
+        <w:pBdr>
+          <w:top w:val="single" w:sz="4" w:space="4" w:color="BFBFBF"/>
+          <w:left w:val="single" w:sz="4" w:space="4" w:color="BFBFBF"/>
+          <w:bottom w:val="single" w:sz="4" w:space="4" w:color="BFBFBF"/>
+          <w:right w:val="single" w:sz="4" w:space="4" w:color="BFBFBF"/>
+        </w:pBdr>
+        <w:shd w:val="clear" w:color="auto" w:fill="F4F4F4"/>
+        <w:spacing w:before="0" w:after="0" w:line="240" w:lineRule="auto"/>
+        <w:ind w:left="100" w:right="100"/>
+        <w:jc w:val="left"/>
+        <w:rPr>
+          <w:rFonts w:ascii="Courier New" w:hAnsi="Courier New" w:cs="Courier New"/>
+          <w:noProof/>
+          <w:color w:val="1F1F1F"/>
+          <w:sz w:val="15"/>
+          <w:szCs w:val="15"/>
+        </w:rPr>
+      </w:pPr>
+      <w:r>
+        <w:rPr>
+          <w:rFonts w:ascii="Courier New" w:hAnsi="Courier New" w:cs="Courier New"/>
+          <w:noProof/>
+          <w:color w:val="1F1F1F"/>
+          <w:sz w:val="15"/>
+          <w:szCs w:val="15"/>
+        </w:rPr>
+        <w:t xml:space="preserve"/>
+      </w:r>
+    </w:p>
+    <w:p>
+      <w:pPr>
+        <w:pBdr>
+          <w:top w:val="single" w:sz="4" w:space="4" w:color="BFBFBF"/>
+          <w:left w:val="single" w:sz="4" w:space="4" w:color="BFBFBF"/>
+          <w:bottom w:val="single" w:sz="4" w:space="4" w:color="BFBFBF"/>
+          <w:right w:val="single" w:sz="4" w:space="4" w:color="BFBFBF"/>
+        </w:pBdr>
+        <w:shd w:val="clear" w:color="auto" w:fill="F4F4F4"/>
+        <w:spacing w:before="0" w:after="0" w:line="240" w:lineRule="auto"/>
+        <w:ind w:left="100" w:right="100"/>
+        <w:jc w:val="left"/>
+        <w:rPr>
+          <w:rFonts w:ascii="Courier New" w:hAnsi="Courier New" w:cs="Courier New"/>
+          <w:noProof/>
+          <w:color w:val="1F1F1F"/>
+          <w:sz w:val="15"/>
+          <w:szCs w:val="15"/>
+        </w:rPr>
+      </w:pPr>
+      <w:r>
+        <w:rPr>
+          <w:rFonts w:ascii="Courier New" w:hAnsi="Courier New" w:cs="Courier New"/>
+          <w:noProof/>
+          <w:color w:val="1F1F1F"/>
+          <w:sz w:val="15"/>
+          <w:szCs w:val="15"/>
+        </w:rPr>
+        <w:t xml:space="preserve"># 1) Majority-class baseline: the score any real model must beat</w:t>
+      </w:r>
+    </w:p>
+    <w:p>
+      <w:pPr>
+        <w:pBdr>
+          <w:top w:val="single" w:sz="4" w:space="4" w:color="BFBFBF"/>
+          <w:left w:val="single" w:sz="4" w:space="4" w:color="BFBFBF"/>
+          <w:bottom w:val="single" w:sz="4" w:space="4" w:color="BFBFBF"/>
+          <w:right w:val="single" w:sz="4" w:space="4" w:color="BFBFBF"/>
+        </w:pBdr>
+        <w:shd w:val="clear" w:color="auto" w:fill="F4F4F4"/>
+        <w:spacing w:before="0" w:after="0" w:line="240" w:lineRule="auto"/>
+        <w:ind w:left="100" w:right="100"/>
+        <w:jc w:val="left"/>
+        <w:rPr>
+          <w:rFonts w:ascii="Courier New" w:hAnsi="Courier New" w:cs="Courier New"/>
+          <w:noProof/>
+          <w:color w:val="1F1F1F"/>
+          <w:sz w:val="15"/>
+          <w:szCs w:val="15"/>
+        </w:rPr>
+      </w:pPr>
+      <w:r>
+        <w:rPr>
+          <w:rFonts w:ascii="Courier New" w:hAnsi="Courier New" w:cs="Courier New"/>
+          <w:noProof/>
+          <w:color w:val="1F1F1F"/>
+          <w:sz w:val="15"/>
+          <w:szCs w:val="15"/>
+        </w:rPr>
+        <w:t xml:space="preserve">dummy = DummyClassifier(strategy="most_frequent").fit(X_train, y_train)</w:t>
+      </w:r>
+    </w:p>
+    <w:p>
+      <w:pPr>
+        <w:pBdr>
+          <w:top w:val="single" w:sz="4" w:space="4" w:color="BFBFBF"/>
+          <w:left w:val="single" w:sz="4" w:space="4" w:color="BFBFBF"/>
+          <w:bottom w:val="single" w:sz="4" w:space="4" w:color="BFBFBF"/>
+          <w:right w:val="single" w:sz="4" w:space="4" w:color="BFBFBF"/>
+        </w:pBdr>
+        <w:shd w:val="clear" w:color="auto" w:fill="F4F4F4"/>
+        <w:spacing w:before="0" w:after="0" w:line="240" w:lineRule="auto"/>
+        <w:ind w:left="100" w:right="100"/>
+        <w:jc w:val="left"/>
+        <w:rPr>
+          <w:rFonts w:ascii="Courier New" w:hAnsi="Courier New" w:cs="Courier New"/>
+          <w:noProof/>
+          <w:color w:val="1F1F1F"/>
+          <w:sz w:val="15"/>
+          <w:szCs w:val="15"/>
+        </w:rPr>
+      </w:pPr>
+      <w:r>
+        <w:rPr>
+          <w:rFonts w:ascii="Courier New" w:hAnsi="Courier New" w:cs="Courier New"/>
+          <w:noProof/>
+          <w:color w:val="1F1F1F"/>
+          <w:sz w:val="15"/>
+          <w:szCs w:val="15"/>
+        </w:rPr>
+        <w:t xml:space="preserve">print("Baseline accuracy:", round(accuracy_score(y_test, dummy.predict(X_test)), 4))</w:t>
+      </w:r>
+    </w:p>
+    <w:p>
+      <w:pPr>
+        <w:pBdr>
+          <w:top w:val="single" w:sz="4" w:space="4" w:color="BFBFBF"/>
+          <w:left w:val="single" w:sz="4" w:space="4" w:color="BFBFBF"/>
+          <w:bottom w:val="single" w:sz="4" w:space="4" w:color="BFBFBF"/>
+          <w:right w:val="single" w:sz="4" w:space="4" w:color="BFBFBF"/>
+        </w:pBdr>
+        <w:shd w:val="clear" w:color="auto" w:fill="F4F4F4"/>
+        <w:spacing w:before="0" w:after="0" w:line="240" w:lineRule="auto"/>
+        <w:ind w:left="100" w:right="100"/>
+        <w:jc w:val="left"/>
+        <w:rPr>
+          <w:rFonts w:ascii="Courier New" w:hAnsi="Courier New" w:cs="Courier New"/>
+          <w:noProof/>
+          <w:color w:val="1F1F1F"/>
+          <w:sz w:val="15"/>
+          <w:szCs w:val="15"/>
+        </w:rPr>
+      </w:pPr>
+      <w:r>
+        <w:rPr>
+          <w:rFonts w:ascii="Courier New" w:hAnsi="Courier New" w:cs="Courier New"/>
+          <w:noProof/>
+          <w:color w:val="1F1F1F"/>
+          <w:sz w:val="15"/>
+          <w:szCs w:val="15"/>
+        </w:rPr>
+        <w:t xml:space="preserve"/>
+      </w:r>
+    </w:p>
+    <w:p>
+      <w:pPr>
+        <w:pBdr>
+          <w:top w:val="single" w:sz="4" w:space="4" w:color="BFBFBF"/>
+          <w:left w:val="single" w:sz="4" w:space="4" w:color="BFBFBF"/>
+          <w:bottom w:val="single" w:sz="4" w:space="4" w:color="BFBFBF"/>
+          <w:right w:val="single" w:sz="4" w:space="4" w:color="BFBFBF"/>
+        </w:pBdr>
+        <w:shd w:val="clear" w:color="auto" w:fill="F4F4F4"/>
+        <w:spacing w:before="0" w:after="0" w:line="240" w:lineRule="auto"/>
+        <w:ind w:left="100" w:right="100"/>
+        <w:jc w:val="left"/>
+        <w:rPr>
+          <w:rFonts w:ascii="Courier New" w:hAnsi="Courier New" w:cs="Courier New"/>
+          <w:noProof/>
+          <w:color w:val="1F1F1F"/>
+          <w:sz w:val="15"/>
+          <w:szCs w:val="15"/>
+        </w:rPr>
+      </w:pPr>
+      <w:r>
+        <w:rPr>
+          <w:rFonts w:ascii="Courier New" w:hAnsi="Courier New" w:cs="Courier New"/>
+          <w:noProof/>
+          <w:color w:val="1F1F1F"/>
+          <w:sz w:val="15"/>
+          <w:szCs w:val="15"/>
+        </w:rPr>
+        <w:t xml:space="preserve"># 2) Is Random Forest accuracy significantly better than random guessing (1/3)?</w:t>
+      </w:r>
+    </w:p>
+    <w:p>
+      <w:pPr>
+        <w:pBdr>
+          <w:top w:val="single" w:sz="4" w:space="4" w:color="BFBFBF"/>
+          <w:left w:val="single" w:sz="4" w:space="4" w:color="BFBFBF"/>
+          <w:bottom w:val="single" w:sz="4" w:space="4" w:color="BFBFBF"/>
+          <w:right w:val="single" w:sz="4" w:space="4" w:color="BFBFBF"/>
+        </w:pBdr>
+        <w:shd w:val="clear" w:color="auto" w:fill="F4F4F4"/>
+        <w:spacing w:before="0" w:after="0" w:line="240" w:lineRule="auto"/>
+        <w:ind w:left="100" w:right="100"/>
+        <w:jc w:val="left"/>
+        <w:rPr>
+          <w:rFonts w:ascii="Courier New" w:hAnsi="Courier New" w:cs="Courier New"/>
+          <w:noProof/>
+          <w:color w:val="1F1F1F"/>
+          <w:sz w:val="15"/>
+          <w:szCs w:val="15"/>
+        </w:rPr>
+      </w:pPr>
+      <w:r>
+        <w:rPr>
+          <w:rFonts w:ascii="Courier New" w:hAnsi="Courier New" w:cs="Courier New"/>
+          <w:noProof/>
+          <w:color w:val="1F1F1F"/>
+          <w:sz w:val="15"/>
+          <w:szCs w:val="15"/>
+        </w:rPr>
+        <w:t xml:space="preserve">n = len(y_test)</w:t>
+      </w:r>
+    </w:p>
+    <w:p>
+      <w:pPr>
+        <w:pBdr>
+          <w:top w:val="single" w:sz="4" w:space="4" w:color="BFBFBF"/>
+          <w:left w:val="single" w:sz="4" w:space="4" w:color="BFBFBF"/>
+          <w:bottom w:val="single" w:sz="4" w:space="4" w:color="BFBFBF"/>
+          <w:right w:val="single" w:sz="4" w:space="4" w:color="BFBFBF"/>
+        </w:pBdr>
+        <w:shd w:val="clear" w:color="auto" w:fill="F4F4F4"/>
+        <w:spacing w:before="0" w:after="0" w:line="240" w:lineRule="auto"/>
+        <w:ind w:left="100" w:right="100"/>
+        <w:jc w:val="left"/>
+        <w:rPr>
+          <w:rFonts w:ascii="Courier New" w:hAnsi="Courier New" w:cs="Courier New"/>
+          <w:noProof/>
+          <w:color w:val="1F1F1F"/>
+          <w:sz w:val="15"/>
+          <w:szCs w:val="15"/>
+        </w:rPr>
+      </w:pPr>
+      <w:r>
+        <w:rPr>
+          <w:rFonts w:ascii="Courier New" w:hAnsi="Courier New" w:cs="Courier New"/>
+          <w:noProof/>
+          <w:color w:val="1F1F1F"/>
+          <w:sz w:val="15"/>
+          <w:szCs w:val="15"/>
+        </w:rPr>
+        <w:t xml:space="preserve">k = int((preds["Random Forest"] == y_test).sum())</w:t>
+      </w:r>
+    </w:p>
+    <w:p>
+      <w:pPr>
+        <w:pBdr>
+          <w:top w:val="single" w:sz="4" w:space="4" w:color="BFBFBF"/>
+          <w:left w:val="single" w:sz="4" w:space="4" w:color="BFBFBF"/>
+          <w:bottom w:val="single" w:sz="4" w:space="4" w:color="BFBFBF"/>
+          <w:right w:val="single" w:sz="4" w:space="4" w:color="BFBFBF"/>
+        </w:pBdr>
+        <w:shd w:val="clear" w:color="auto" w:fill="F4F4F4"/>
+        <w:spacing w:before="0" w:after="0" w:line="240" w:lineRule="auto"/>
+        <w:ind w:left="100" w:right="100"/>
+        <w:jc w:val="left"/>
+        <w:rPr>
+          <w:rFonts w:ascii="Courier New" w:hAnsi="Courier New" w:cs="Courier New"/>
+          <w:noProof/>
+          <w:color w:val="1F1F1F"/>
+          <w:sz w:val="15"/>
+          <w:szCs w:val="15"/>
+        </w:rPr>
+      </w:pPr>
+      <w:r>
+        <w:rPr>
+          <w:rFonts w:ascii="Courier New" w:hAnsi="Courier New" w:cs="Courier New"/>
+          <w:noProof/>
+          <w:color w:val="1F1F1F"/>
+          <w:sz w:val="15"/>
+          <w:szCs w:val="15"/>
+        </w:rPr>
+        <w:t xml:space="preserve">res = binomtest(k, n, p=1/3, alternative="greater")</w:t>
+      </w:r>
+    </w:p>
+    <w:p>
+      <w:pPr>
+        <w:pBdr>
+          <w:top w:val="single" w:sz="4" w:space="4" w:color="BFBFBF"/>
+          <w:left w:val="single" w:sz="4" w:space="4" w:color="BFBFBF"/>
+          <w:bottom w:val="single" w:sz="4" w:space="4" w:color="BFBFBF"/>
+          <w:right w:val="single" w:sz="4" w:space="4" w:color="BFBFBF"/>
+        </w:pBdr>
+        <w:shd w:val="clear" w:color="auto" w:fill="F4F4F4"/>
+        <w:spacing w:before="0" w:after="0" w:line="240" w:lineRule="auto"/>
+        <w:ind w:left="100" w:right="100"/>
+        <w:jc w:val="left"/>
+        <w:rPr>
+          <w:rFonts w:ascii="Courier New" w:hAnsi="Courier New" w:cs="Courier New"/>
+          <w:noProof/>
+          <w:color w:val="1F1F1F"/>
+          <w:sz w:val="15"/>
+          <w:szCs w:val="15"/>
+        </w:rPr>
+      </w:pPr>
+      <w:r>
+        <w:rPr>
+          <w:rFonts w:ascii="Courier New" w:hAnsi="Courier New" w:cs="Courier New"/>
+          <w:noProof/>
+          <w:color w:val="1F1F1F"/>
+          <w:sz w:val="15"/>
+          <w:szCs w:val="15"/>
+        </w:rPr>
+        <w:t xml:space="preserve">ci = binomtest(k, n).proportion_ci(confidence_level=0.95)   # two-sided 95% CI</w:t>
+      </w:r>
+    </w:p>
+    <w:p>
+      <w:pPr>
+        <w:pBdr>
+          <w:top w:val="single" w:sz="4" w:space="4" w:color="BFBFBF"/>
+          <w:left w:val="single" w:sz="4" w:space="4" w:color="BFBFBF"/>
+          <w:bottom w:val="single" w:sz="4" w:space="4" w:color="BFBFBF"/>
+          <w:right w:val="single" w:sz="4" w:space="4" w:color="BFBFBF"/>
+        </w:pBdr>
+        <w:shd w:val="clear" w:color="auto" w:fill="F4F4F4"/>
+        <w:spacing w:before="0" w:after="0" w:line="240" w:lineRule="auto"/>
+        <w:ind w:left="100" w:right="100"/>
+        <w:jc w:val="left"/>
+        <w:rPr>
+          <w:rFonts w:ascii="Courier New" w:hAnsi="Courier New" w:cs="Courier New"/>
+          <w:noProof/>
+          <w:color w:val="1F1F1F"/>
+          <w:sz w:val="15"/>
+          <w:szCs w:val="15"/>
+        </w:rPr>
+      </w:pPr>
+      <w:r>
+        <w:rPr>
+          <w:rFonts w:ascii="Courier New" w:hAnsi="Courier New" w:cs="Courier New"/>
+          <w:noProof/>
+          <w:color w:val="1F1F1F"/>
+          <w:sz w:val="15"/>
+          <w:szCs w:val="15"/>
+        </w:rPr>
+        <w:t xml:space="preserve">print(f"Accuracy={k/n:.4f}  95% CI=({ci.low:.4f}, {ci.high:.4f})  p-value={res.pvalue:.4f}")</w:t>
+      </w:r>
+    </w:p>
+    <w:p>
+      <w:pPr>
+        <w:pBdr>
+          <w:top w:val="single" w:sz="4" w:space="4" w:color="BFBFBF"/>
+          <w:left w:val="single" w:sz="4" w:space="4" w:color="BFBFBF"/>
+          <w:bottom w:val="single" w:sz="4" w:space="4" w:color="BFBFBF"/>
+          <w:right w:val="single" w:sz="4" w:space="4" w:color="BFBFBF"/>
+        </w:pBdr>
+        <w:shd w:val="clear" w:color="auto" w:fill="F4F4F4"/>
+        <w:spacing w:before="0" w:after="0" w:line="240" w:lineRule="auto"/>
+        <w:ind w:left="100" w:right="100"/>
+        <w:jc w:val="left"/>
+        <w:rPr>
+          <w:rFonts w:ascii="Courier New" w:hAnsi="Courier New" w:cs="Courier New"/>
+          <w:noProof/>
+          <w:color w:val="1F1F1F"/>
+          <w:sz w:val="15"/>
+          <w:szCs w:val="15"/>
+        </w:rPr>
+      </w:pPr>
+      <w:r>
+        <w:rPr>
+          <w:rFonts w:ascii="Courier New" w:hAnsi="Courier New" w:cs="Courier New"/>
+          <w:noProof/>
+          <w:color w:val="1F1F1F"/>
+          <w:sz w:val="15"/>
+          <w:szCs w:val="15"/>
+        </w:rPr>
+        <w:t xml:space="preserve"/>
+      </w:r>
+    </w:p>
+    <w:p>
+      <w:pPr>
+        <w:pBdr>
+          <w:top w:val="single" w:sz="4" w:space="4" w:color="BFBFBF"/>
+          <w:left w:val="single" w:sz="4" w:space="4" w:color="BFBFBF"/>
+          <w:bottom w:val="single" w:sz="4" w:space="4" w:color="BFBFBF"/>
+          <w:right w:val="single" w:sz="4" w:space="4" w:color="BFBFBF"/>
+        </w:pBdr>
+        <w:shd w:val="clear" w:color="auto" w:fill="F4F4F4"/>
+        <w:spacing w:before="0" w:after="0" w:line="240" w:lineRule="auto"/>
+        <w:ind w:left="100" w:right="100"/>
+        <w:jc w:val="left"/>
+        <w:rPr>
+          <w:rFonts w:ascii="Courier New" w:hAnsi="Courier New" w:cs="Courier New"/>
+          <w:noProof/>
+          <w:color w:val="1F1F1F"/>
+          <w:sz w:val="15"/>
+          <w:szCs w:val="15"/>
+        </w:rPr>
+      </w:pPr>
+      <w:r>
+        <w:rPr>
+          <w:rFonts w:ascii="Courier New" w:hAnsi="Courier New" w:cs="Courier New"/>
+          <w:noProof/>
+          <w:color w:val="1F1F1F"/>
+          <w:sz w:val="15"/>
+          <w:szCs w:val="15"/>
+        </w:rPr>
+        <w:t xml:space="preserve"># 3) Permutation test: re-train with shuffled labels; if the real score is not clearly</w:t>
+      </w:r>
+    </w:p>
+    <w:p>
+      <w:pPr>
+        <w:pBdr>
+          <w:top w:val="single" w:sz="4" w:space="4" w:color="BFBFBF"/>
+          <w:left w:val="single" w:sz="4" w:space="4" w:color="BFBFBF"/>
+          <w:bottom w:val="single" w:sz="4" w:space="4" w:color="BFBFBF"/>
+          <w:right w:val="single" w:sz="4" w:space="4" w:color="BFBFBF"/>
+        </w:pBdr>
+        <w:shd w:val="clear" w:color="auto" w:fill="F4F4F4"/>
+        <w:spacing w:before="0" w:after="0" w:line="240" w:lineRule="auto"/>
+        <w:ind w:left="100" w:right="100"/>
+        <w:jc w:val="left"/>
+        <w:rPr>
+          <w:rFonts w:ascii="Courier New" w:hAnsi="Courier New" w:cs="Courier New"/>
+          <w:noProof/>
+          <w:color w:val="1F1F1F"/>
+          <w:sz w:val="15"/>
+          <w:szCs w:val="15"/>
+        </w:rPr>
+      </w:pPr>
+      <w:r>
+        <w:rPr>
+          <w:rFonts w:ascii="Courier New" w:hAnsi="Courier New" w:cs="Courier New"/>
+          <w:noProof/>
+          <w:color w:val="1F1F1F"/>
+          <w:sz w:val="15"/>
+          <w:szCs w:val="15"/>
+        </w:rPr>
+        <w:t xml:space="preserve">#    higher than the shuffled scores, the features contain no usable signal</w:t>
+      </w:r>
+    </w:p>
+    <w:p>
+      <w:pPr>
+        <w:pBdr>
+          <w:top w:val="single" w:sz="4" w:space="4" w:color="BFBFBF"/>
+          <w:left w:val="single" w:sz="4" w:space="4" w:color="BFBFBF"/>
+          <w:bottom w:val="single" w:sz="4" w:space="4" w:color="BFBFBF"/>
+          <w:right w:val="single" w:sz="4" w:space="4" w:color="BFBFBF"/>
+        </w:pBdr>
+        <w:shd w:val="clear" w:color="auto" w:fill="F4F4F4"/>
+        <w:spacing w:before="0" w:after="0" w:line="240" w:lineRule="auto"/>
+        <w:ind w:left="100" w:right="100"/>
+        <w:jc w:val="left"/>
+        <w:rPr>
+          <w:rFonts w:ascii="Courier New" w:hAnsi="Courier New" w:cs="Courier New"/>
+          <w:noProof/>
+          <w:color w:val="1F1F1F"/>
+          <w:sz w:val="15"/>
+          <w:szCs w:val="15"/>
+        </w:rPr>
+      </w:pPr>
+      <w:r>
+        <w:rPr>
+          <w:rFonts w:ascii="Courier New" w:hAnsi="Courier New" w:cs="Courier New"/>
+          <w:noProof/>
+          <w:color w:val="1F1F1F"/>
+          <w:sz w:val="15"/>
+          <w:szCs w:val="15"/>
+        </w:rPr>
+        <w:t xml:space="preserve">skf = StratifiedKFold(n_splits=5, shuffle=True, random_state=42)</w:t>
+      </w:r>
+    </w:p>
+    <w:p>
+      <w:pPr>
+        <w:pBdr>
+          <w:top w:val="single" w:sz="4" w:space="4" w:color="BFBFBF"/>
+          <w:left w:val="single" w:sz="4" w:space="4" w:color="BFBFBF"/>
+          <w:bottom w:val="single" w:sz="4" w:space="4" w:color="BFBFBF"/>
+          <w:right w:val="single" w:sz="4" w:space="4" w:color="BFBFBF"/>
+        </w:pBdr>
+        <w:shd w:val="clear" w:color="auto" w:fill="F4F4F4"/>
+        <w:spacing w:before="0" w:after="0" w:line="240" w:lineRule="auto"/>
+        <w:ind w:left="100" w:right="100"/>
+        <w:jc w:val="left"/>
+        <w:rPr>
+          <w:rFonts w:ascii="Courier New" w:hAnsi="Courier New" w:cs="Courier New"/>
+          <w:noProof/>
+          <w:color w:val="1F1F1F"/>
+          <w:sz w:val="15"/>
+          <w:szCs w:val="15"/>
+        </w:rPr>
+      </w:pPr>
+      <w:r>
+        <w:rPr>
+          <w:rFonts w:ascii="Courier New" w:hAnsi="Courier New" w:cs="Courier New"/>
+          <w:noProof/>
+          <w:color w:val="1F1F1F"/>
+          <w:sz w:val="15"/>
+          <w:szCs w:val="15"/>
+        </w:rPr>
+        <w:t xml:space="preserve">rf_small = Pipeline([("prep", make_preprocessor(X_train)),</w:t>
+      </w:r>
+    </w:p>
+    <w:p>
+      <w:pPr>
+        <w:pBdr>
+          <w:top w:val="single" w:sz="4" w:space="4" w:color="BFBFBF"/>
+          <w:left w:val="single" w:sz="4" w:space="4" w:color="BFBFBF"/>
+          <w:bottom w:val="single" w:sz="4" w:space="4" w:color="BFBFBF"/>
+          <w:right w:val="single" w:sz="4" w:space="4" w:color="BFBFBF"/>
+        </w:pBdr>
+        <w:shd w:val="clear" w:color="auto" w:fill="F4F4F4"/>
+        <w:spacing w:before="0" w:after="0" w:line="240" w:lineRule="auto"/>
+        <w:ind w:left="100" w:right="100"/>
+        <w:jc w:val="left"/>
+        <w:rPr>
+          <w:rFonts w:ascii="Courier New" w:hAnsi="Courier New" w:cs="Courier New"/>
+          <w:noProof/>
+          <w:color w:val="1F1F1F"/>
+          <w:sz w:val="15"/>
+          <w:szCs w:val="15"/>
+        </w:rPr>
+      </w:pPr>
+      <w:r>
+        <w:rPr>
+          <w:rFonts w:ascii="Courier New" w:hAnsi="Courier New" w:cs="Courier New"/>
+          <w:noProof/>
+          <w:color w:val="1F1F1F"/>
+          <w:sz w:val="15"/>
+          <w:szCs w:val="15"/>
+        </w:rPr>
+        <w:t xml:space="preserve">                     ("model", RandomForestClassifier(n_estimators=100, max_depth=12,</w:t>
+      </w:r>
+    </w:p>
+    <w:p>
+      <w:pPr>
+        <w:pBdr>
+          <w:top w:val="single" w:sz="4" w:space="4" w:color="BFBFBF"/>
+          <w:left w:val="single" w:sz="4" w:space="4" w:color="BFBFBF"/>
+          <w:bottom w:val="single" w:sz="4" w:space="4" w:color="BFBFBF"/>
+          <w:right w:val="single" w:sz="4" w:space="4" w:color="BFBFBF"/>
+        </w:pBdr>
+        <w:shd w:val="clear" w:color="auto" w:fill="F4F4F4"/>
+        <w:spacing w:before="0" w:after="0" w:line="240" w:lineRule="auto"/>
+        <w:ind w:left="100" w:right="100"/>
+        <w:jc w:val="left"/>
+        <w:rPr>
+          <w:rFonts w:ascii="Courier New" w:hAnsi="Courier New" w:cs="Courier New"/>
+          <w:noProof/>
+          <w:color w:val="1F1F1F"/>
+          <w:sz w:val="15"/>
+          <w:szCs w:val="15"/>
+        </w:rPr>
+      </w:pPr>
+      <w:r>
+        <w:rPr>
+          <w:rFonts w:ascii="Courier New" w:hAnsi="Courier New" w:cs="Courier New"/>
+          <w:noProof/>
+          <w:color w:val="1F1F1F"/>
+          <w:sz w:val="15"/>
+          <w:szCs w:val="15"/>
+        </w:rPr>
+        <w:t xml:space="preserve">                                                      random_state=42, n_jobs=-1))])</w:t>
+      </w:r>
+    </w:p>
+    <w:p>
+      <w:pPr>
+        <w:pBdr>
+          <w:top w:val="single" w:sz="4" w:space="4" w:color="BFBFBF"/>
+          <w:left w:val="single" w:sz="4" w:space="4" w:color="BFBFBF"/>
+          <w:bottom w:val="single" w:sz="4" w:space="4" w:color="BFBFBF"/>
+          <w:right w:val="single" w:sz="4" w:space="4" w:color="BFBFBF"/>
+        </w:pBdr>
+        <w:shd w:val="clear" w:color="auto" w:fill="F4F4F4"/>
+        <w:spacing w:before="0" w:after="0" w:line="240" w:lineRule="auto"/>
+        <w:ind w:left="100" w:right="100"/>
+        <w:jc w:val="left"/>
+        <w:rPr>
+          <w:rFonts w:ascii="Courier New" w:hAnsi="Courier New" w:cs="Courier New"/>
+          <w:noProof/>
+          <w:color w:val="1F1F1F"/>
+          <w:sz w:val="15"/>
+          <w:szCs w:val="15"/>
+        </w:rPr>
+      </w:pPr>
+      <w:r>
+        <w:rPr>
+          <w:rFonts w:ascii="Courier New" w:hAnsi="Courier New" w:cs="Courier New"/>
+          <w:noProof/>
+          <w:color w:val="1F1F1F"/>
+          <w:sz w:val="15"/>
+          <w:szCs w:val="15"/>
+        </w:rPr>
+        <w:t xml:space="preserve">score, perm_scores, p_value = permutation_test_score(</w:t>
+      </w:r>
+    </w:p>
+    <w:p>
+      <w:pPr>
+        <w:pBdr>
+          <w:top w:val="single" w:sz="4" w:space="4" w:color="BFBFBF"/>
+          <w:left w:val="single" w:sz="4" w:space="4" w:color="BFBFBF"/>
+          <w:bottom w:val="single" w:sz="4" w:space="4" w:color="BFBFBF"/>
+          <w:right w:val="single" w:sz="4" w:space="4" w:color="BFBFBF"/>
+        </w:pBdr>
+        <w:shd w:val="clear" w:color="auto" w:fill="F4F4F4"/>
+        <w:spacing w:before="0" w:after="0" w:line="240" w:lineRule="auto"/>
+        <w:ind w:left="100" w:right="100"/>
+        <w:jc w:val="left"/>
+        <w:rPr>
+          <w:rFonts w:ascii="Courier New" w:hAnsi="Courier New" w:cs="Courier New"/>
+          <w:noProof/>
+          <w:color w:val="1F1F1F"/>
+          <w:sz w:val="15"/>
+          <w:szCs w:val="15"/>
+        </w:rPr>
+      </w:pPr>
+      <w:r>
+        <w:rPr>
+          <w:rFonts w:ascii="Courier New" w:hAnsi="Courier New" w:cs="Courier New"/>
+          <w:noProof/>
+          <w:color w:val="1F1F1F"/>
+          <w:sz w:val="15"/>
+          <w:szCs w:val="15"/>
+        </w:rPr>
+        <w:t xml:space="preserve">    rf_small, X_train, y_train, cv=skf, scoring="f1_macro",</w:t>
+      </w:r>
+    </w:p>
+    <w:p>
+      <w:pPr>
+        <w:pBdr>
+          <w:top w:val="single" w:sz="4" w:space="4" w:color="BFBFBF"/>
+          <w:left w:val="single" w:sz="4" w:space="4" w:color="BFBFBF"/>
+          <w:bottom w:val="single" w:sz="4" w:space="4" w:color="BFBFBF"/>
+          <w:right w:val="single" w:sz="4" w:space="4" w:color="BFBFBF"/>
+        </w:pBdr>
+        <w:shd w:val="clear" w:color="auto" w:fill="F4F4F4"/>
+        <w:spacing w:before="0" w:after="0" w:line="240" w:lineRule="auto"/>
+        <w:ind w:left="100" w:right="100"/>
+        <w:jc w:val="left"/>
+        <w:rPr>
+          <w:rFonts w:ascii="Courier New" w:hAnsi="Courier New" w:cs="Courier New"/>
+          <w:noProof/>
+          <w:color w:val="1F1F1F"/>
+          <w:sz w:val="15"/>
+          <w:szCs w:val="15"/>
+        </w:rPr>
+      </w:pPr>
+      <w:r>
+        <w:rPr>
+          <w:rFonts w:ascii="Courier New" w:hAnsi="Courier New" w:cs="Courier New"/>
+          <w:noProof/>
+          <w:color w:val="1F1F1F"/>
+          <w:sz w:val="15"/>
+          <w:szCs w:val="15"/>
+        </w:rPr>
+        <w:t xml:space="preserve">    n_permutations=20, random_state=42, n_jobs=-1)</w:t>
+      </w:r>
+    </w:p>
+    <w:p>
+      <w:pPr>
+        <w:pBdr>
+          <w:top w:val="single" w:sz="4" w:space="4" w:color="BFBFBF"/>
+          <w:left w:val="single" w:sz="4" w:space="4" w:color="BFBFBF"/>
+          <w:bottom w:val="single" w:sz="4" w:space="4" w:color="BFBFBF"/>
+          <w:right w:val="single" w:sz="4" w:space="4" w:color="BFBFBF"/>
+        </w:pBdr>
+        <w:shd w:val="clear" w:color="auto" w:fill="F4F4F4"/>
+        <w:spacing w:before="0" w:after="0" w:line="240" w:lineRule="auto"/>
+        <w:ind w:left="100" w:right="100"/>
+        <w:jc w:val="left"/>
+        <w:rPr>
+          <w:rFonts w:ascii="Courier New" w:hAnsi="Courier New" w:cs="Courier New"/>
+          <w:noProof/>
+          <w:color w:val="1F1F1F"/>
+          <w:sz w:val="15"/>
+          <w:szCs w:val="15"/>
+        </w:rPr>
+      </w:pPr>
+      <w:r>
+        <w:rPr>
+          <w:rFonts w:ascii="Courier New" w:hAnsi="Courier New" w:cs="Courier New"/>
+          <w:noProof/>
+          <w:color w:val="1F1F1F"/>
+          <w:sz w:val="15"/>
+          <w:szCs w:val="15"/>
+        </w:rPr>
+        <w:t xml:space="preserve">print(f"Real macro-F1={score:.4f}  shuffled mean={perm_scores.mean():.4f}  p={p_value:.4f}")</w:t>
+      </w:r>
+    </w:p>
+    <w:p>
+      <w:pPr>
+        <w:spacing w:before="0" w:after="0" w:line="240" w:lineRule="auto"/>
+        <w:rPr>
+          <w:sz w:val="12"/>
+        </w:rPr>
+      </w:pPr>
+    </w:p>
+    <w:p>
+      <w:pPr>
+        <w:pStyle w:val="Heading2"/>
+        <w:keepNext/>
+        <w:numPr>
+          <w:ilvl w:val="0"/>
+          <w:numId w:val="35"/>
+        </w:numPr>
+        <w:jc w:val="left"/>
+        <w:rPr>
+          <w:rFonts w:ascii="Times New Roman" w:hAnsi="Times New Roman" w:cs="Times New Roman"/>
+          <w:color w:val="000000" w:themeColor="text1"/>
+          <w:sz w:val="32"/>
+          <w:szCs w:val="32"/>
+        </w:rPr>
+      </w:pPr>
+      <w:r>
+        <w:rPr>
+          <w:rFonts w:ascii="Times New Roman" w:hAnsi="Times New Roman" w:cs="Times New Roman"/>
+          <w:color w:val="000000" w:themeColor="text1"/>
+          <w:sz w:val="32"/>
+          <w:szCs w:val="32"/>
+        </w:rPr>
+        <w:t>Feature Importance Diagnostic</w:t>
+      </w:r>
+    </w:p>
+    <w:p>
+      <w:pPr>
+        <w:pStyle w:val="NormalWeb"/>
+      </w:pPr>
+      <w:r>
+        <w:t xml:space="preserve">Permutation importance shuffles one input column at a time on the test set and measures how much the macro F1-score drops. A feature is considered informative only if its mean drop is positive and clearly larger than its standard deviation.</w:t>
+      </w:r>
+    </w:p>
+    <w:p>
+      <w:pPr>
+        <w:pStyle w:val="NormalWeb"/>
+        <w:keepNext/>
+        <w:spacing w:after="60"/>
+      </w:pPr>
+      <w:r>
+        <w:rPr>
+          <w:rStyle w:val="Strong"/>
+        </w:rPr>
+        <w:t xml:space="preserve">Code 6 – Permutation feature importance for the Random Forest pipeline</w:t>
+      </w:r>
+    </w:p>
+    <w:p>
+      <w:pPr>
+        <w:pBdr>
+          <w:top w:val="single" w:sz="4" w:space="4" w:color="BFBFBF"/>
+          <w:left w:val="single" w:sz="4" w:space="4" w:color="BFBFBF"/>
+          <w:bottom w:val="single" w:sz="4" w:space="4" w:color="BFBFBF"/>
+          <w:right w:val="single" w:sz="4" w:space="4" w:color="BFBFBF"/>
+        </w:pBdr>
+        <w:shd w:val="clear" w:color="auto" w:fill="F4F4F4"/>
+        <w:spacing w:before="0" w:after="0" w:line="240" w:lineRule="auto"/>
+        <w:ind w:left="100" w:right="100"/>
+        <w:jc w:val="left"/>
+        <w:rPr>
+          <w:rFonts w:ascii="Courier New" w:hAnsi="Courier New" w:cs="Courier New"/>
+          <w:noProof/>
+          <w:color w:val="1F1F1F"/>
+          <w:sz w:val="15"/>
+          <w:szCs w:val="15"/>
+        </w:rPr>
+      </w:pPr>
+      <w:r>
+        <w:rPr>
+          <w:rFonts w:ascii="Courier New" w:hAnsi="Courier New" w:cs="Courier New"/>
+          <w:noProof/>
+          <w:color w:val="1F1F1F"/>
+          <w:sz w:val="15"/>
+          <w:szCs w:val="15"/>
+        </w:rPr>
+        <w:t xml:space="preserve">from sklearn.inspection import permutation_importance</w:t>
+      </w:r>
+    </w:p>
+    <w:p>
+      <w:pPr>
+        <w:pBdr>
+          <w:top w:val="single" w:sz="4" w:space="4" w:color="BFBFBF"/>
+          <w:left w:val="single" w:sz="4" w:space="4" w:color="BFBFBF"/>
+          <w:bottom w:val="single" w:sz="4" w:space="4" w:color="BFBFBF"/>
+          <w:right w:val="single" w:sz="4" w:space="4" w:color="BFBFBF"/>
+        </w:pBdr>
+        <w:shd w:val="clear" w:color="auto" w:fill="F4F4F4"/>
+        <w:spacing w:before="0" w:after="0" w:line="240" w:lineRule="auto"/>
+        <w:ind w:left="100" w:right="100"/>
+        <w:jc w:val="left"/>
+        <w:rPr>
+          <w:rFonts w:ascii="Courier New" w:hAnsi="Courier New" w:cs="Courier New"/>
+          <w:noProof/>
+          <w:color w:val="1F1F1F"/>
+          <w:sz w:val="15"/>
+          <w:szCs w:val="15"/>
+        </w:rPr>
+      </w:pPr>
+      <w:r>
+        <w:rPr>
+          <w:rFonts w:ascii="Courier New" w:hAnsi="Courier New" w:cs="Courier New"/>
+          <w:noProof/>
+          <w:color w:val="1F1F1F"/>
+          <w:sz w:val="15"/>
+          <w:szCs w:val="15"/>
+        </w:rPr>
+        <w:t xml:space="preserve"/>
+      </w:r>
+    </w:p>
+    <w:p>
+      <w:pPr>
+        <w:pBdr>
+          <w:top w:val="single" w:sz="4" w:space="4" w:color="BFBFBF"/>
+          <w:left w:val="single" w:sz="4" w:space="4" w:color="BFBFBF"/>
+          <w:bottom w:val="single" w:sz="4" w:space="4" w:color="BFBFBF"/>
+          <w:right w:val="single" w:sz="4" w:space="4" w:color="BFBFBF"/>
+        </w:pBdr>
+        <w:shd w:val="clear" w:color="auto" w:fill="F4F4F4"/>
+        <w:spacing w:before="0" w:after="0" w:line="240" w:lineRule="auto"/>
+        <w:ind w:left="100" w:right="100"/>
+        <w:jc w:val="left"/>
+        <w:rPr>
+          <w:rFonts w:ascii="Courier New" w:hAnsi="Courier New" w:cs="Courier New"/>
+          <w:noProof/>
+          <w:color w:val="1F1F1F"/>
+          <w:sz w:val="15"/>
+          <w:szCs w:val="15"/>
+        </w:rPr>
+      </w:pPr>
+      <w:r>
+        <w:rPr>
+          <w:rFonts w:ascii="Courier New" w:hAnsi="Courier New" w:cs="Courier New"/>
+          <w:noProof/>
+          <w:color w:val="1F1F1F"/>
+          <w:sz w:val="15"/>
+          <w:szCs w:val="15"/>
+        </w:rPr>
+        <w:t xml:space="preserve">rf_pipe = fitted["Random Forest"]</w:t>
+      </w:r>
+    </w:p>
+    <w:p>
+      <w:pPr>
+        <w:pBdr>
+          <w:top w:val="single" w:sz="4" w:space="4" w:color="BFBFBF"/>
+          <w:left w:val="single" w:sz="4" w:space="4" w:color="BFBFBF"/>
+          <w:bottom w:val="single" w:sz="4" w:space="4" w:color="BFBFBF"/>
+          <w:right w:val="single" w:sz="4" w:space="4" w:color="BFBFBF"/>
+        </w:pBdr>
+        <w:shd w:val="clear" w:color="auto" w:fill="F4F4F4"/>
+        <w:spacing w:before="0" w:after="0" w:line="240" w:lineRule="auto"/>
+        <w:ind w:left="100" w:right="100"/>
+        <w:jc w:val="left"/>
+        <w:rPr>
+          <w:rFonts w:ascii="Courier New" w:hAnsi="Courier New" w:cs="Courier New"/>
+          <w:noProof/>
+          <w:color w:val="1F1F1F"/>
+          <w:sz w:val="15"/>
+          <w:szCs w:val="15"/>
+        </w:rPr>
+      </w:pPr>
+      <w:r>
+        <w:rPr>
+          <w:rFonts w:ascii="Courier New" w:hAnsi="Courier New" w:cs="Courier New"/>
+          <w:noProof/>
+          <w:color w:val="1F1F1F"/>
+          <w:sz w:val="15"/>
+          <w:szCs w:val="15"/>
+        </w:rPr>
+        <w:t xml:space="preserve">pi = permutation_importance(rf_pipe, X_test, y_test, scoring="f1_macro",</w:t>
+      </w:r>
+    </w:p>
+    <w:p>
+      <w:pPr>
+        <w:pBdr>
+          <w:top w:val="single" w:sz="4" w:space="4" w:color="BFBFBF"/>
+          <w:left w:val="single" w:sz="4" w:space="4" w:color="BFBFBF"/>
+          <w:bottom w:val="single" w:sz="4" w:space="4" w:color="BFBFBF"/>
+          <w:right w:val="single" w:sz="4" w:space="4" w:color="BFBFBF"/>
+        </w:pBdr>
+        <w:shd w:val="clear" w:color="auto" w:fill="F4F4F4"/>
+        <w:spacing w:before="0" w:after="0" w:line="240" w:lineRule="auto"/>
+        <w:ind w:left="100" w:right="100"/>
+        <w:jc w:val="left"/>
+        <w:rPr>
+          <w:rFonts w:ascii="Courier New" w:hAnsi="Courier New" w:cs="Courier New"/>
+          <w:noProof/>
+          <w:color w:val="1F1F1F"/>
+          <w:sz w:val="15"/>
+          <w:szCs w:val="15"/>
+        </w:rPr>
+      </w:pPr>
+      <w:r>
+        <w:rPr>
+          <w:rFonts w:ascii="Courier New" w:hAnsi="Courier New" w:cs="Courier New"/>
+          <w:noProof/>
+          <w:color w:val="1F1F1F"/>
+          <w:sz w:val="15"/>
+          <w:szCs w:val="15"/>
+        </w:rPr>
+        <w:t xml:space="preserve">                            n_repeats=5, random_state=42, n_jobs=-1)</w:t>
+      </w:r>
+    </w:p>
+    <w:p>
+      <w:pPr>
+        <w:pBdr>
+          <w:top w:val="single" w:sz="4" w:space="4" w:color="BFBFBF"/>
+          <w:left w:val="single" w:sz="4" w:space="4" w:color="BFBFBF"/>
+          <w:bottom w:val="single" w:sz="4" w:space="4" w:color="BFBFBF"/>
+          <w:right w:val="single" w:sz="4" w:space="4" w:color="BFBFBF"/>
+        </w:pBdr>
+        <w:shd w:val="clear" w:color="auto" w:fill="F4F4F4"/>
+        <w:spacing w:before="0" w:after="0" w:line="240" w:lineRule="auto"/>
+        <w:ind w:left="100" w:right="100"/>
+        <w:jc w:val="left"/>
+        <w:rPr>
+          <w:rFonts w:ascii="Courier New" w:hAnsi="Courier New" w:cs="Courier New"/>
+          <w:noProof/>
+          <w:color w:val="1F1F1F"/>
+          <w:sz w:val="15"/>
+          <w:szCs w:val="15"/>
+        </w:rPr>
+      </w:pPr>
+      <w:r>
+        <w:rPr>
+          <w:rFonts w:ascii="Courier New" w:hAnsi="Courier New" w:cs="Courier New"/>
+          <w:noProof/>
+          <w:color w:val="1F1F1F"/>
+          <w:sz w:val="15"/>
+          <w:szCs w:val="15"/>
+        </w:rPr>
+        <w:t xml:space="preserve">importance = pd.DataFrame({"Feature": X_test.columns,</w:t>
+      </w:r>
+    </w:p>
+    <w:p>
+      <w:pPr>
+        <w:pBdr>
+          <w:top w:val="single" w:sz="4" w:space="4" w:color="BFBFBF"/>
+          <w:left w:val="single" w:sz="4" w:space="4" w:color="BFBFBF"/>
+          <w:bottom w:val="single" w:sz="4" w:space="4" w:color="BFBFBF"/>
+          <w:right w:val="single" w:sz="4" w:space="4" w:color="BFBFBF"/>
+        </w:pBdr>
+        <w:shd w:val="clear" w:color="auto" w:fill="F4F4F4"/>
+        <w:spacing w:before="0" w:after="0" w:line="240" w:lineRule="auto"/>
+        <w:ind w:left="100" w:right="100"/>
+        <w:jc w:val="left"/>
+        <w:rPr>
+          <w:rFonts w:ascii="Courier New" w:hAnsi="Courier New" w:cs="Courier New"/>
+          <w:noProof/>
+          <w:color w:val="1F1F1F"/>
+          <w:sz w:val="15"/>
+          <w:szCs w:val="15"/>
+        </w:rPr>
+      </w:pPr>
+      <w:r>
+        <w:rPr>
+          <w:rFonts w:ascii="Courier New" w:hAnsi="Courier New" w:cs="Courier New"/>
+          <w:noProof/>
+          <w:color w:val="1F1F1F"/>
+          <w:sz w:val="15"/>
+          <w:szCs w:val="15"/>
+        </w:rPr>
+        <w:t xml:space="preserve">                           "Mean drop in macro-F1": pi.importances_mean,</w:t>
+      </w:r>
+    </w:p>
+    <w:p>
+      <w:pPr>
+        <w:pBdr>
+          <w:top w:val="single" w:sz="4" w:space="4" w:color="BFBFBF"/>
+          <w:left w:val="single" w:sz="4" w:space="4" w:color="BFBFBF"/>
+          <w:bottom w:val="single" w:sz="4" w:space="4" w:color="BFBFBF"/>
+          <w:right w:val="single" w:sz="4" w:space="4" w:color="BFBFBF"/>
+        </w:pBdr>
+        <w:shd w:val="clear" w:color="auto" w:fill="F4F4F4"/>
+        <w:spacing w:before="0" w:after="0" w:line="240" w:lineRule="auto"/>
+        <w:ind w:left="100" w:right="100"/>
+        <w:jc w:val="left"/>
+        <w:rPr>
+          <w:rFonts w:ascii="Courier New" w:hAnsi="Courier New" w:cs="Courier New"/>
+          <w:noProof/>
+          <w:color w:val="1F1F1F"/>
+          <w:sz w:val="15"/>
+          <w:szCs w:val="15"/>
+        </w:rPr>
+      </w:pPr>
+      <w:r>
+        <w:rPr>
+          <w:rFonts w:ascii="Courier New" w:hAnsi="Courier New" w:cs="Courier New"/>
+          <w:noProof/>
+          <w:color w:val="1F1F1F"/>
+          <w:sz w:val="15"/>
+          <w:szCs w:val="15"/>
+        </w:rPr>
+        <w:t xml:space="preserve">                           "Std": pi.importances_std}).sort_values(</w:t>
+      </w:r>
+    </w:p>
+    <w:p>
+      <w:pPr>
+        <w:pBdr>
+          <w:top w:val="single" w:sz="4" w:space="4" w:color="BFBFBF"/>
+          <w:left w:val="single" w:sz="4" w:space="4" w:color="BFBFBF"/>
+          <w:bottom w:val="single" w:sz="4" w:space="4" w:color="BFBFBF"/>
+          <w:right w:val="single" w:sz="4" w:space="4" w:color="BFBFBF"/>
+        </w:pBdr>
+        <w:shd w:val="clear" w:color="auto" w:fill="F4F4F4"/>
+        <w:spacing w:before="0" w:after="0" w:line="240" w:lineRule="auto"/>
+        <w:ind w:left="100" w:right="100"/>
+        <w:jc w:val="left"/>
+        <w:rPr>
+          <w:rFonts w:ascii="Courier New" w:hAnsi="Courier New" w:cs="Courier New"/>
+          <w:noProof/>
+          <w:color w:val="1F1F1F"/>
+          <w:sz w:val="15"/>
+          <w:szCs w:val="15"/>
+        </w:rPr>
+      </w:pPr>
+      <w:r>
+        <w:rPr>
+          <w:rFonts w:ascii="Courier New" w:hAnsi="Courier New" w:cs="Courier New"/>
+          <w:noProof/>
+          <w:color w:val="1F1F1F"/>
+          <w:sz w:val="15"/>
+          <w:szCs w:val="15"/>
+        </w:rPr>
+        <w:t xml:space="preserve">                           "Mean drop in macro-F1", ascending=False)</w:t>
+      </w:r>
+    </w:p>
+    <w:p>
+      <w:pPr>
+        <w:pBdr>
+          <w:top w:val="single" w:sz="4" w:space="4" w:color="BFBFBF"/>
+          <w:left w:val="single" w:sz="4" w:space="4" w:color="BFBFBF"/>
+          <w:bottom w:val="single" w:sz="4" w:space="4" w:color="BFBFBF"/>
+          <w:right w:val="single" w:sz="4" w:space="4" w:color="BFBFBF"/>
+        </w:pBdr>
+        <w:shd w:val="clear" w:color="auto" w:fill="F4F4F4"/>
+        <w:spacing w:before="0" w:after="0" w:line="240" w:lineRule="auto"/>
+        <w:ind w:left="100" w:right="100"/>
+        <w:jc w:val="left"/>
+        <w:rPr>
+          <w:rFonts w:ascii="Courier New" w:hAnsi="Courier New" w:cs="Courier New"/>
+          <w:noProof/>
+          <w:color w:val="1F1F1F"/>
+          <w:sz w:val="15"/>
+          <w:szCs w:val="15"/>
+        </w:rPr>
+      </w:pPr>
+      <w:r>
+        <w:rPr>
+          <w:rFonts w:ascii="Courier New" w:hAnsi="Courier New" w:cs="Courier New"/>
+          <w:noProof/>
+          <w:color w:val="1F1F1F"/>
+          <w:sz w:val="15"/>
+          <w:szCs w:val="15"/>
+        </w:rPr>
+        <w:t xml:space="preserve">print(importance.round(4))</w:t>
+      </w:r>
+    </w:p>
+    <w:p>
+      <w:pPr>
+        <w:pBdr>
+          <w:top w:val="single" w:sz="4" w:space="4" w:color="BFBFBF"/>
+          <w:left w:val="single" w:sz="4" w:space="4" w:color="BFBFBF"/>
+          <w:bottom w:val="single" w:sz="4" w:space="4" w:color="BFBFBF"/>
+          <w:right w:val="single" w:sz="4" w:space="4" w:color="BFBFBF"/>
+        </w:pBdr>
+        <w:shd w:val="clear" w:color="auto" w:fill="F4F4F4"/>
+        <w:spacing w:before="0" w:after="0" w:line="240" w:lineRule="auto"/>
+        <w:ind w:left="100" w:right="100"/>
+        <w:jc w:val="left"/>
+        <w:rPr>
+          <w:rFonts w:ascii="Courier New" w:hAnsi="Courier New" w:cs="Courier New"/>
+          <w:noProof/>
+          <w:color w:val="1F1F1F"/>
+          <w:sz w:val="15"/>
+          <w:szCs w:val="15"/>
+        </w:rPr>
+      </w:pPr>
+      <w:r>
+        <w:rPr>
+          <w:rFonts w:ascii="Courier New" w:hAnsi="Courier New" w:cs="Courier New"/>
+          <w:noProof/>
+          <w:color w:val="1F1F1F"/>
+          <w:sz w:val="15"/>
+          <w:szCs w:val="15"/>
+        </w:rPr>
+        <w:t xml:space="preserve"># A feature matters only if its mean drop is clearly larger than its Std (and &gt; 0).</w:t>
+      </w:r>
+    </w:p>
+    <w:p>
+      <w:pPr>
+        <w:spacing w:before="0" w:after="0" w:line="240" w:lineRule="auto"/>
+        <w:rPr>
+          <w:sz w:val="12"/>
+        </w:rPr>
+      </w:pPr>
+    </w:p>
+    <w:p>
+      <w:pPr>
+        <w:pStyle w:val="Heading2"/>
+        <w:keepNext/>
+        <w:numPr>
+          <w:ilvl w:val="0"/>
+          <w:numId w:val="35"/>
+        </w:numPr>
+        <w:jc w:val="left"/>
+        <w:rPr>
+          <w:rFonts w:ascii="Times New Roman" w:hAnsi="Times New Roman" w:cs="Times New Roman"/>
+          <w:color w:val="000000" w:themeColor="text1"/>
+          <w:sz w:val="32"/>
+          <w:szCs w:val="32"/>
+        </w:rPr>
+      </w:pPr>
+      <w:r>
+        <w:rPr>
+          <w:rFonts w:ascii="Times New Roman" w:hAnsi="Times New Roman" w:cs="Times New Roman"/>
+          <w:color w:val="000000" w:themeColor="text1"/>
+          <w:sz w:val="32"/>
+          <w:szCs w:val="32"/>
+        </w:rPr>
+        <w:t>Decision Rules for Interpretation</w:t>
+      </w:r>
+    </w:p>
+    <w:p>
+      <w:pPr>
+        <w:pStyle w:val="NormalWeb"/>
+      </w:pPr>
+      <w:r>
+        <w:t xml:space="preserve">The following rules define in advance how each result will be interpreted and what action follows.</w:t>
+      </w:r>
+    </w:p>
+    <w:tbl>
+      <w:tblPr>
+        <w:tblStyle w:val="TableGrid"/>
+        <w:tblW w:w="9360" w:type="dxa"/>
+        <w:tblLayout w:type="fixed"/>
+        <w:tblLook w:val="04A0" w:firstRow="1" w:lastRow="0" w:firstColumn="1" w:lastColumn="0" w:noHBand="0" w:noVBand="1"/>
+      </w:tblPr>
+      <w:tblGrid>
+        <w:gridCol w:w="3000"/>
+        <w:gridCol w:w="3300"/>
+        <w:gridCol w:w="3060"/>
+      </w:tblGrid>
+      <w:tr>
+        <w:trPr>
+          <w:cantSplit/>
+          <w:tblHeader/>
+        </w:trPr>
+        <w:tc>
+          <w:tcPr>
+            <w:tcW w:w="3000" w:type="dxa"/>
+          </w:tcPr>
+          <w:p>
+            <w:pPr>
+              <w:spacing w:after="40" w:line="240" w:lineRule="auto"/>
+              <w:jc w:val="center"/>
+              <w:rPr>
+                <w:rFonts w:ascii="Times New Roman" w:hAnsi="Times New Roman" w:cs="Times New Roman"/>
+                <w:b/>
+                <w:bCs/>
+              </w:rPr>
+            </w:pPr>
+            <w:r>
+              <w:rPr>
+                <w:rFonts w:ascii="Times New Roman" w:hAnsi="Times New Roman" w:cs="Times New Roman"/>
+                <w:b/>
+                <w:bCs/>
+              </w:rPr>
+              <w:t xml:space="preserve">Observation</w:t>
+            </w:r>
+          </w:p>
+        </w:tc>
+        <w:tc>
+          <w:tcPr>
+            <w:tcW w:w="3300" w:type="dxa"/>
+          </w:tcPr>
+          <w:p>
+            <w:pPr>
+              <w:spacing w:after="40" w:line="240" w:lineRule="auto"/>
+              <w:jc w:val="center"/>
+              <w:rPr>
+                <w:rFonts w:ascii="Times New Roman" w:hAnsi="Times New Roman" w:cs="Times New Roman"/>
+                <w:b/>
+                <w:bCs/>
+              </w:rPr>
+            </w:pPr>
+            <w:r>
+              <w:rPr>
+                <w:rFonts w:ascii="Times New Roman" w:hAnsi="Times New Roman" w:cs="Times New Roman"/>
+                <w:b/>
+                <w:bCs/>
+              </w:rPr>
+              <w:t xml:space="preserve">Interpretation</w:t>
+            </w:r>
+          </w:p>
+        </w:tc>
+        <w:tc>
+          <w:tcPr>
+            <w:tcW w:w="3060" w:type="dxa"/>
+          </w:tcPr>
+          <w:p>
+            <w:pPr>
+              <w:spacing w:after="40" w:line="240" w:lineRule="auto"/>
+              <w:jc w:val="center"/>
+              <w:rPr>
+                <w:rFonts w:ascii="Times New Roman" w:hAnsi="Times New Roman" w:cs="Times New Roman"/>
+                <w:b/>
+                <w:bCs/>
+              </w:rPr>
+            </w:pPr>
+            <w:r>
+              <w:rPr>
+                <w:rFonts w:ascii="Times New Roman" w:hAnsi="Times New Roman" w:cs="Times New Roman"/>
+                <w:b/>
+                <w:bCs/>
+              </w:rPr>
+              <w:t xml:space="preserve">Next action</w:t>
+            </w:r>
+          </w:p>
+        </w:tc>
+      </w:tr>
+      <w:tr>
+        <w:trPr>
+          <w:cantSplit/>
+        </w:trPr>
+        <w:tc>
+          <w:tcPr>
+            <w:tcW w:w="3000" w:type="dxa"/>
+          </w:tcPr>
+          <w:p>
+            <w:pPr>
+              <w:spacing w:after="40" w:line="240" w:lineRule="auto"/>
+              <w:rPr>
+                <w:rFonts w:ascii="Times New Roman" w:hAnsi="Times New Roman" w:cs="Times New Roman"/>
+              </w:rPr>
+            </w:pPr>
+            <w:r>
+              <w:rPr>
+                <w:rStyle w:val="Strong"/>
+                <w:rFonts w:ascii="Times New Roman" w:hAnsi="Times New Roman" w:cs="Times New Roman"/>
+              </w:rPr>
+              <w:t xml:space="preserve">Binomial or permutation test p-value ≥ 0.05</w:t>
+            </w:r>
+          </w:p>
+        </w:tc>
+        <w:tc>
+          <w:tcPr>
+            <w:tcW w:w="3300" w:type="dxa"/>
+          </w:tcPr>
+          <w:p>
+            <w:pPr>
+              <w:spacing w:after="40" w:line="240" w:lineRule="auto"/>
+              <w:rPr>
+                <w:rFonts w:ascii="Times New Roman" w:hAnsi="Times New Roman" w:cs="Times New Roman"/>
+              </w:rPr>
+            </w:pPr>
+            <w:r>
+              <w:rPr>
+                <w:rFonts w:ascii="Times New Roman" w:hAnsi="Times New Roman" w:cs="Times New Roman"/>
+              </w:rPr>
+              <w:t xml:space="preserve">Accuracy cannot be distinguished from random guessing; the features show no demonstrable signal</w:t>
+            </w:r>
+          </w:p>
+        </w:tc>
+        <w:tc>
+          <w:tcPr>
+            <w:tcW w:w="3060" w:type="dxa"/>
+          </w:tcPr>
+          <w:p>
+            <w:pPr>
+              <w:spacing w:after="40" w:line="240" w:lineRule="auto"/>
+              <w:rPr>
+                <w:rFonts w:ascii="Times New Roman" w:hAnsi="Times New Roman" w:cs="Times New Roman"/>
+              </w:rPr>
+            </w:pPr>
+            <w:r>
+              <w:rPr>
+                <w:rFonts w:ascii="Times New Roman" w:hAnsi="Times New Roman" w:cs="Times New Roman"/>
+              </w:rPr>
+              <w:t xml:space="preserve">Do not tune algorithms; move to Phase 2 (add clinical features)</w:t>
+            </w:r>
+          </w:p>
+        </w:tc>
+      </w:tr>
+      <w:tr>
+        <w:trPr>
+          <w:cantSplit/>
+        </w:trPr>
+        <w:tc>
+          <w:tcPr>
+            <w:tcW w:w="3000" w:type="dxa"/>
+          </w:tcPr>
+          <w:p>
+            <w:pPr>
+              <w:spacing w:after="40" w:line="240" w:lineRule="auto"/>
+              <w:rPr>
+                <w:rFonts w:ascii="Times New Roman" w:hAnsi="Times New Roman" w:cs="Times New Roman"/>
+              </w:rPr>
+            </w:pPr>
+            <w:r>
+              <w:rPr>
+                <w:rStyle w:val="Strong"/>
+                <w:rFonts w:ascii="Times New Roman" w:hAnsi="Times New Roman" w:cs="Times New Roman"/>
+              </w:rPr>
+              <w:t xml:space="preserve">One class predicted for more than about 50% of test records</w:t>
+            </w:r>
+          </w:p>
+        </w:tc>
+        <w:tc>
+          <w:tcPr>
+            <w:tcW w:w="3300" w:type="dxa"/>
+          </w:tcPr>
+          <w:p>
+            <w:pPr>
+              <w:spacing w:after="40" w:line="240" w:lineRule="auto"/>
+              <w:rPr>
+                <w:rFonts w:ascii="Times New Roman" w:hAnsi="Times New Roman" w:cs="Times New Roman"/>
+              </w:rPr>
+            </w:pPr>
+            <w:r>
+              <w:rPr>
+                <w:rFonts w:ascii="Times New Roman" w:hAnsi="Times New Roman" w:cs="Times New Roman"/>
+              </w:rPr>
+              <w:t xml:space="preserve">Model has collapsed toward a single class</w:t>
+            </w:r>
+          </w:p>
+        </w:tc>
+        <w:tc>
+          <w:tcPr>
+            <w:tcW w:w="3060" w:type="dxa"/>
+          </w:tcPr>
+          <w:p>
+            <w:pPr>
+              <w:spacing w:after="40" w:line="240" w:lineRule="auto"/>
+              <w:rPr>
+                <w:rFonts w:ascii="Times New Roman" w:hAnsi="Times New Roman" w:cs="Times New Roman"/>
+              </w:rPr>
+            </w:pPr>
+            <w:r>
+              <w:rPr>
+                <w:rFonts w:ascii="Times New Roman" w:hAnsi="Times New Roman" w:cs="Times New Roman"/>
+              </w:rPr>
+              <w:t xml:space="preserve">Check scaling, regularization strength and </w:t>
+            </w:r>
+            <w:r>
+              <w:rPr>
+                <w:rStyle w:val="HTMLCode"/>
+                <w:rFonts w:ascii="Times New Roman" w:hAnsi="Times New Roman" w:cs="Times New Roman"/>
+                <w:rFonts w:ascii="Times New Roman" w:hAnsi="Times New Roman" w:cs="Times New Roman"/>
+              </w:rPr>
+              <w:t xml:space="preserve">class_weight</w:t>
+            </w:r>
+          </w:p>
+        </w:tc>
+      </w:tr>
+      <w:tr>
+        <w:trPr>
+          <w:cantSplit/>
+        </w:trPr>
+        <w:tc>
+          <w:tcPr>
+            <w:tcW w:w="3000" w:type="dxa"/>
+          </w:tcPr>
+          <w:p>
+            <w:pPr>
+              <w:spacing w:after="40" w:line="240" w:lineRule="auto"/>
+              <w:rPr>
+                <w:rFonts w:ascii="Times New Roman" w:hAnsi="Times New Roman" w:cs="Times New Roman"/>
+              </w:rPr>
+            </w:pPr>
+            <w:r>
+              <w:rPr>
+                <w:rStyle w:val="Strong"/>
+                <w:rFonts w:ascii="Times New Roman" w:hAnsi="Times New Roman" w:cs="Times New Roman"/>
+              </w:rPr>
+              <w:t xml:space="preserve">Training accuracy far above test accuracy</w:t>
+            </w:r>
+          </w:p>
+        </w:tc>
+        <w:tc>
+          <w:tcPr>
+            <w:tcW w:w="3300" w:type="dxa"/>
+          </w:tcPr>
+          <w:p>
+            <w:pPr>
+              <w:spacing w:after="40" w:line="240" w:lineRule="auto"/>
+              <w:rPr>
+                <w:rFonts w:ascii="Times New Roman" w:hAnsi="Times New Roman" w:cs="Times New Roman"/>
+              </w:rPr>
+            </w:pPr>
+            <w:r>
+              <w:rPr>
+                <w:rFonts w:ascii="Times New Roman" w:hAnsi="Times New Roman" w:cs="Times New Roman"/>
+              </w:rPr>
+              <w:t xml:space="preserve">Model is overfitting</w:t>
+            </w:r>
+          </w:p>
+        </w:tc>
+        <w:tc>
+          <w:tcPr>
+            <w:tcW w:w="3060" w:type="dxa"/>
+          </w:tcPr>
+          <w:p>
+            <w:pPr>
+              <w:spacing w:after="40" w:line="240" w:lineRule="auto"/>
+              <w:rPr>
+                <w:rFonts w:ascii="Times New Roman" w:hAnsi="Times New Roman" w:cs="Times New Roman"/>
+              </w:rPr>
+            </w:pPr>
+            <w:r>
+              <w:rPr>
+                <w:rFonts w:ascii="Times New Roman" w:hAnsi="Times New Roman" w:cs="Times New Roman"/>
+              </w:rPr>
+              <w:t xml:space="preserve">Limit </w:t>
+            </w:r>
+            <w:r>
+              <w:rPr>
+                <w:rStyle w:val="HTMLCode"/>
+                <w:rFonts w:ascii="Times New Roman" w:hAnsi="Times New Roman" w:cs="Times New Roman"/>
+                <w:rFonts w:ascii="Times New Roman" w:hAnsi="Times New Roman" w:cs="Times New Roman"/>
+              </w:rPr>
+              <w:t xml:space="preserve">max_depth</w:t>
+            </w:r>
+            <w:r>
+              <w:rPr>
+                <w:rFonts w:ascii="Times New Roman" w:hAnsi="Times New Roman" w:cs="Times New Roman"/>
+              </w:rPr>
+              <w:t xml:space="preserve">; increase </w:t>
+            </w:r>
+            <w:r>
+              <w:rPr>
+                <w:rStyle w:val="HTMLCode"/>
+                <w:rFonts w:ascii="Times New Roman" w:hAnsi="Times New Roman" w:cs="Times New Roman"/>
+                <w:rFonts w:ascii="Times New Roman" w:hAnsi="Times New Roman" w:cs="Times New Roman"/>
+              </w:rPr>
+              <w:t xml:space="preserve">min_samples_leaf</w:t>
+            </w:r>
+          </w:p>
+        </w:tc>
+      </w:tr>
+      <w:tr>
+        <w:trPr>
+          <w:cantSplit/>
+        </w:trPr>
+        <w:tc>
+          <w:tcPr>
+            <w:tcW w:w="3000" w:type="dxa"/>
+          </w:tcPr>
+          <w:p>
+            <w:pPr>
+              <w:spacing w:after="40" w:line="240" w:lineRule="auto"/>
+              <w:rPr>
+                <w:rFonts w:ascii="Times New Roman" w:hAnsi="Times New Roman" w:cs="Times New Roman"/>
+              </w:rPr>
+            </w:pPr>
+            <w:r>
+              <w:rPr>
+                <w:rStyle w:val="Strong"/>
+                <w:rFonts w:ascii="Times New Roman" w:hAnsi="Times New Roman" w:cs="Times New Roman"/>
+              </w:rPr>
+              <w:t xml:space="preserve">Difference between models smaller than the fold standard deviation</w:t>
+            </w:r>
+          </w:p>
+        </w:tc>
+        <w:tc>
+          <w:tcPr>
+            <w:tcW w:w="3300" w:type="dxa"/>
+          </w:tcPr>
+          <w:p>
+            <w:pPr>
+              <w:spacing w:after="40" w:line="240" w:lineRule="auto"/>
+              <w:rPr>
+                <w:rFonts w:ascii="Times New Roman" w:hAnsi="Times New Roman" w:cs="Times New Roman"/>
+              </w:rPr>
+            </w:pPr>
+            <w:r>
+              <w:rPr>
+                <w:rFonts w:ascii="Times New Roman" w:hAnsi="Times New Roman" w:cs="Times New Roman"/>
+              </w:rPr>
+              <w:t xml:space="preserve">Observed difference is noise</w:t>
+            </w:r>
+          </w:p>
+        </w:tc>
+        <w:tc>
+          <w:tcPr>
+            <w:tcW w:w="3060" w:type="dxa"/>
+          </w:tcPr>
+          <w:p>
+            <w:pPr>
+              <w:spacing w:after="40" w:line="240" w:lineRule="auto"/>
+              <w:rPr>
+                <w:rFonts w:ascii="Times New Roman" w:hAnsi="Times New Roman" w:cs="Times New Roman"/>
+              </w:rPr>
+            </w:pPr>
+            <w:r>
+              <w:rPr>
+                <w:rFonts w:ascii="Times New Roman" w:hAnsi="Times New Roman" w:cs="Times New Roman"/>
+              </w:rPr>
+              <w:t xml:space="preserve">Treat the models as equivalent; prefer the simpler one</w:t>
+            </w:r>
+          </w:p>
+        </w:tc>
+      </w:tr>
+      <w:tr>
+        <w:trPr>
+          <w:cantSplit/>
+        </w:trPr>
+        <w:tc>
+          <w:tcPr>
+            <w:tcW w:w="3000" w:type="dxa"/>
+          </w:tcPr>
+          <w:p>
+            <w:pPr>
+              <w:spacing w:after="40" w:line="240" w:lineRule="auto"/>
+              <w:rPr>
+                <w:rFonts w:ascii="Times New Roman" w:hAnsi="Times New Roman" w:cs="Times New Roman"/>
+              </w:rPr>
+            </w:pPr>
+            <w:r>
+              <w:rPr>
+                <w:rStyle w:val="Strong"/>
+                <w:rFonts w:ascii="Times New Roman" w:hAnsi="Times New Roman" w:cs="Times New Roman"/>
+              </w:rPr>
+              <w:t xml:space="preserve">All feature importances smaller than their standard deviations</w:t>
+            </w:r>
+          </w:p>
+        </w:tc>
+        <w:tc>
+          <w:tcPr>
+            <w:tcW w:w="3300" w:type="dxa"/>
+          </w:tcPr>
+          <w:p>
+            <w:pPr>
+              <w:spacing w:after="40" w:line="240" w:lineRule="auto"/>
+              <w:rPr>
+                <w:rFonts w:ascii="Times New Roman" w:hAnsi="Times New Roman" w:cs="Times New Roman"/>
+              </w:rPr>
+            </w:pPr>
+            <w:r>
+              <w:rPr>
+                <w:rFonts w:ascii="Times New Roman" w:hAnsi="Times New Roman" w:cs="Times New Roman"/>
+              </w:rPr>
+              <w:t xml:space="preserve">No individual feature is informative</w:t>
+            </w:r>
+          </w:p>
+        </w:tc>
+        <w:tc>
+          <w:tcPr>
+            <w:tcW w:w="3060" w:type="dxa"/>
+          </w:tcPr>
+          <w:p>
+            <w:pPr>
+              <w:spacing w:after="40" w:line="240" w:lineRule="auto"/>
+              <w:rPr>
+                <w:rFonts w:ascii="Times New Roman" w:hAnsi="Times New Roman" w:cs="Times New Roman"/>
+              </w:rPr>
+            </w:pPr>
+            <w:r>
+              <w:rPr>
+                <w:rFonts w:ascii="Times New Roman" w:hAnsi="Times New Roman" w:cs="Times New Roman"/>
+              </w:rPr>
+              <w:t xml:space="preserve">Collect richer data (labs, vitals, history) before further modeling</w:t>
+            </w:r>
+          </w:p>
+        </w:tc>
+      </w:tr>
+    </w:tbl>
+    <w:p>
+      <w:pPr>
+        <w:spacing w:after="0"/>
+      </w:pPr>
     </w:p>
     <w:p>
       <w:pPr>
@@ -7195,21 +13982,7 @@
               <w:rPr>
                 <w:rFonts w:ascii="Times New Roman" w:hAnsi="Times New Roman" w:cs="Times New Roman"/>
               </w:rPr>
-              <w:t xml:space="preserve">Tune Random Forest and </w:t>
-            </w:r>
-            <w:proofErr w:type="spellStart"/>
-            <w:r>
-              <w:rPr>
-                <w:rFonts w:ascii="Times New Roman" w:hAnsi="Times New Roman" w:cs="Times New Roman"/>
-              </w:rPr>
-              <w:t>XGBoost</w:t>
-            </w:r>
-            <w:proofErr w:type="spellEnd"/>
-            <w:r>
-              <w:rPr>
-                <w:rFonts w:ascii="Times New Roman" w:hAnsi="Times New Roman" w:cs="Times New Roman"/>
-              </w:rPr>
-              <w:t xml:space="preserve"> parameters</w:t>
+              <w:t xml:space="preserve">Tune Random Forest and XGBoost parameters</w:t>
             </w:r>
           </w:p>
         </w:tc>
@@ -7224,28 +13997,12 @@
                 <w:rFonts w:ascii="Times New Roman" w:hAnsi="Times New Roman" w:cs="Times New Roman"/>
               </w:rPr>
             </w:pPr>
-            <w:proofErr w:type="spellStart"/>
             <w:r>
               <w:rPr>
                 <w:rFonts w:ascii="Times New Roman" w:hAnsi="Times New Roman" w:cs="Times New Roman"/>
               </w:rPr>
-              <w:t>GridSearchCV</w:t>
+              <w:t>GridSearchCV/RandomizedSearchCV</w:t>
             </w:r>
-            <w:proofErr w:type="spellEnd"/>
-            <w:r>
-              <w:rPr>
-                <w:rFonts w:ascii="Times New Roman" w:hAnsi="Times New Roman" w:cs="Times New Roman"/>
-              </w:rPr>
-              <w:t>/</w:t>
-            </w:r>
-            <w:proofErr w:type="spellStart"/>
-            <w:r>
-              <w:rPr>
-                <w:rFonts w:ascii="Times New Roman" w:hAnsi="Times New Roman" w:cs="Times New Roman"/>
-              </w:rPr>
-              <w:t>RandomizedSearchCV</w:t>
-            </w:r>
-            <w:proofErr w:type="spellEnd"/>
           </w:p>
         </w:tc>
         <w:tc>
@@ -7508,6 +14265,1721 @@
     </w:tbl>
     <w:p>
       <w:pPr>
+        <w:spacing w:after="0"/>
+      </w:pPr>
+    </w:p>
+    <w:p>
+      <w:pPr>
+        <w:pStyle w:val="Heading2"/>
+        <w:keepNext/>
+        <w:numPr>
+          <w:ilvl w:val="0"/>
+          <w:numId w:val="35"/>
+        </w:numPr>
+        <w:jc w:val="left"/>
+        <w:rPr>
+          <w:rFonts w:ascii="Times New Roman" w:hAnsi="Times New Roman" w:cs="Times New Roman"/>
+          <w:color w:val="000000" w:themeColor="text1"/>
+          <w:sz w:val="32"/>
+          <w:szCs w:val="32"/>
+        </w:rPr>
+      </w:pPr>
+      <w:r>
+        <w:rPr>
+          <w:rFonts w:ascii="Times New Roman" w:hAnsi="Times New Roman" w:cs="Times New Roman"/>
+          <w:color w:val="000000" w:themeColor="text1"/>
+          <w:sz w:val="32"/>
+          <w:szCs w:val="32"/>
+        </w:rPr>
+        <w:t>Actionable Implementation Plan</w:t>
+      </w:r>
+    </w:p>
+    <w:p>
+      <w:pPr>
+        <w:pStyle w:val="NormalWeb"/>
+      </w:pPr>
+      <w:r>
+        <w:t xml:space="preserve">Each roadmap phase is converted into an executable step with the Python tool to use and a </w:t>
+      </w:r>
+      <w:r>
+        <w:rPr>
+          <w:rStyle w:val="Strong"/>
+        </w:rPr>
+        <w:t xml:space="preserve">pass/fail criterion</w:t>
+      </w:r>
+      <w:r>
+        <w:t xml:space="preserve">. A phase is accepted only if its criterion is met; otherwise the change is discarded. The criteria are proposed targets for this project.</w:t>
+      </w:r>
+    </w:p>
+    <w:tbl>
+      <w:tblPr>
+        <w:tblStyle w:val="TableGrid"/>
+        <w:tblW w:w="9360" w:type="dxa"/>
+        <w:tblLayout w:type="fixed"/>
+        <w:tblLook w:val="04A0" w:firstRow="1" w:lastRow="0" w:firstColumn="1" w:lastColumn="0" w:noHBand="0" w:noVBand="1"/>
+      </w:tblPr>
+      <w:tblGrid>
+        <w:gridCol w:w="1950"/>
+        <w:gridCol w:w="4200"/>
+        <w:gridCol w:w="3210"/>
+      </w:tblGrid>
+      <w:tr>
+        <w:trPr>
+          <w:cantSplit/>
+          <w:tblHeader/>
+        </w:trPr>
+        <w:tc>
+          <w:tcPr>
+            <w:tcW w:w="1950" w:type="dxa"/>
+          </w:tcPr>
+          <w:p>
+            <w:pPr>
+              <w:spacing w:after="40" w:line="240" w:lineRule="auto"/>
+              <w:jc w:val="center"/>
+              <w:rPr>
+                <w:rFonts w:ascii="Times New Roman" w:hAnsi="Times New Roman" w:cs="Times New Roman"/>
+                <w:b/>
+                <w:bCs/>
+              </w:rPr>
+            </w:pPr>
+            <w:r>
+              <w:rPr>
+                <w:rFonts w:ascii="Times New Roman" w:hAnsi="Times New Roman" w:cs="Times New Roman"/>
+                <w:b/>
+                <w:bCs/>
+              </w:rPr>
+              <w:t xml:space="preserve">Phase</w:t>
+            </w:r>
+          </w:p>
+        </w:tc>
+        <w:tc>
+          <w:tcPr>
+            <w:tcW w:w="4200" w:type="dxa"/>
+          </w:tcPr>
+          <w:p>
+            <w:pPr>
+              <w:spacing w:after="40" w:line="240" w:lineRule="auto"/>
+              <w:jc w:val="center"/>
+              <w:rPr>
+                <w:rFonts w:ascii="Times New Roman" w:hAnsi="Times New Roman" w:cs="Times New Roman"/>
+                <w:b/>
+                <w:bCs/>
+              </w:rPr>
+            </w:pPr>
+            <w:r>
+              <w:rPr>
+                <w:rFonts w:ascii="Times New Roman" w:hAnsi="Times New Roman" w:cs="Times New Roman"/>
+                <w:b/>
+                <w:bCs/>
+              </w:rPr>
+              <w:t xml:space="preserve">Concrete Python action</w:t>
+            </w:r>
+          </w:p>
+        </w:tc>
+        <w:tc>
+          <w:tcPr>
+            <w:tcW w:w="3210" w:type="dxa"/>
+          </w:tcPr>
+          <w:p>
+            <w:pPr>
+              <w:spacing w:after="40" w:line="240" w:lineRule="auto"/>
+              <w:jc w:val="center"/>
+              <w:rPr>
+                <w:rFonts w:ascii="Times New Roman" w:hAnsi="Times New Roman" w:cs="Times New Roman"/>
+                <w:b/>
+                <w:bCs/>
+              </w:rPr>
+            </w:pPr>
+            <w:r>
+              <w:rPr>
+                <w:rFonts w:ascii="Times New Roman" w:hAnsi="Times New Roman" w:cs="Times New Roman"/>
+                <w:b/>
+                <w:bCs/>
+              </w:rPr>
+              <w:t xml:space="preserve">Pass / fail criterion</w:t>
+            </w:r>
+          </w:p>
+        </w:tc>
+      </w:tr>
+      <w:tr>
+        <w:trPr>
+          <w:cantSplit/>
+        </w:trPr>
+        <w:tc>
+          <w:tcPr>
+            <w:tcW w:w="1950" w:type="dxa"/>
+          </w:tcPr>
+          <w:p>
+            <w:pPr>
+              <w:spacing w:after="40" w:line="240" w:lineRule="auto"/>
+              <w:rPr>
+                <w:rFonts w:ascii="Times New Roman" w:hAnsi="Times New Roman" w:cs="Times New Roman"/>
+              </w:rPr>
+            </w:pPr>
+            <w:r>
+              <w:rPr>
+                <w:rStyle w:val="Strong"/>
+                <w:rFonts w:ascii="Times New Roman" w:hAnsi="Times New Roman" w:cs="Times New Roman"/>
+              </w:rPr>
+              <w:t xml:space="preserve">1. Data Audit</w:t>
+            </w:r>
+          </w:p>
+        </w:tc>
+        <w:tc>
+          <w:tcPr>
+            <w:tcW w:w="4200" w:type="dxa"/>
+          </w:tcPr>
+          <w:p>
+            <w:pPr>
+              <w:spacing w:after="40" w:line="240" w:lineRule="auto"/>
+              <w:rPr>
+                <w:rFonts w:ascii="Times New Roman" w:hAnsi="Times New Roman" w:cs="Times New Roman"/>
+              </w:rPr>
+            </w:pPr>
+            <w:r>
+              <w:rPr>
+                <w:rStyle w:val="HTMLCode"/>
+                <w:rFonts w:ascii="Times New Roman" w:hAnsi="Times New Roman" w:cs="Times New Roman"/>
+                <w:rFonts w:ascii="Times New Roman" w:hAnsi="Times New Roman" w:cs="Times New Roman"/>
+              </w:rPr>
+              <w:t xml:space="preserve">df.isna().sum()</w:t>
+            </w:r>
+            <w:r>
+              <w:rPr>
+                <w:rFonts w:ascii="Times New Roman" w:hAnsi="Times New Roman" w:cs="Times New Roman"/>
+              </w:rPr>
+              <w:t xml:space="preserve">, </w:t>
+            </w:r>
+            <w:r>
+              <w:rPr>
+                <w:rStyle w:val="HTMLCode"/>
+                <w:rFonts w:ascii="Times New Roman" w:hAnsi="Times New Roman" w:cs="Times New Roman"/>
+                <w:rFonts w:ascii="Times New Roman" w:hAnsi="Times New Roman" w:cs="Times New Roman"/>
+              </w:rPr>
+              <w:t xml:space="preserve">df.duplicated().sum()</w:t>
+            </w:r>
+            <w:r>
+              <w:rPr>
+                <w:rFonts w:ascii="Times New Roman" w:hAnsi="Times New Roman" w:cs="Times New Roman"/>
+              </w:rPr>
+              <w:t xml:space="preserve">, </w:t>
+            </w:r>
+            <w:r>
+              <w:rPr>
+                <w:rStyle w:val="HTMLCode"/>
+                <w:rFonts w:ascii="Times New Roman" w:hAnsi="Times New Roman" w:cs="Times New Roman"/>
+                <w:rFonts w:ascii="Times New Roman" w:hAnsi="Times New Roman" w:cs="Times New Roman"/>
+              </w:rPr>
+              <w:t xml:space="preserve">df.describe()</w:t>
+            </w:r>
+            <w:r>
+              <w:rPr>
+                <w:rFonts w:ascii="Times New Roman" w:hAnsi="Times New Roman" w:cs="Times New Roman"/>
+              </w:rPr>
+              <w:t xml:space="preserve">; verify Discharge Date ≥ Date of Admission and Age within a valid range</w:t>
+            </w:r>
+          </w:p>
+        </w:tc>
+        <w:tc>
+          <w:tcPr>
+            <w:tcW w:w="3210" w:type="dxa"/>
+          </w:tcPr>
+          <w:p>
+            <w:pPr>
+              <w:spacing w:after="40" w:line="240" w:lineRule="auto"/>
+              <w:rPr>
+                <w:rFonts w:ascii="Times New Roman" w:hAnsi="Times New Roman" w:cs="Times New Roman"/>
+              </w:rPr>
+            </w:pPr>
+            <w:r>
+              <w:rPr>
+                <w:rFonts w:ascii="Times New Roman" w:hAnsi="Times New Roman" w:cs="Times New Roman"/>
+              </w:rPr>
+              <w:t xml:space="preserve">No missing values, duplicates or negative stays remain before modeling</w:t>
+            </w:r>
+          </w:p>
+        </w:tc>
+      </w:tr>
+      <w:tr>
+        <w:trPr>
+          <w:cantSplit/>
+        </w:trPr>
+        <w:tc>
+          <w:tcPr>
+            <w:tcW w:w="1950" w:type="dxa"/>
+          </w:tcPr>
+          <w:p>
+            <w:pPr>
+              <w:spacing w:after="40" w:line="240" w:lineRule="auto"/>
+              <w:rPr>
+                <w:rFonts w:ascii="Times New Roman" w:hAnsi="Times New Roman" w:cs="Times New Roman"/>
+              </w:rPr>
+            </w:pPr>
+            <w:r>
+              <w:rPr>
+                <w:rStyle w:val="Strong"/>
+                <w:rFonts w:ascii="Times New Roman" w:hAnsi="Times New Roman" w:cs="Times New Roman"/>
+              </w:rPr>
+              <w:t xml:space="preserve">2. Feature Improvement</w:t>
+            </w:r>
+          </w:p>
+        </w:tc>
+        <w:tc>
+          <w:tcPr>
+            <w:tcW w:w="4200" w:type="dxa"/>
+          </w:tcPr>
+          <w:p>
+            <w:pPr>
+              <w:spacing w:after="40" w:line="240" w:lineRule="auto"/>
+              <w:rPr>
+                <w:rFonts w:ascii="Times New Roman" w:hAnsi="Times New Roman" w:cs="Times New Roman"/>
+              </w:rPr>
+            </w:pPr>
+            <w:r>
+              <w:rPr>
+                <w:rFonts w:ascii="Times New Roman" w:hAnsi="Times New Roman" w:cs="Times New Roman"/>
+              </w:rPr>
+              <w:t xml:space="preserve">Merge lab values, vital signs, BMI, symptoms and disease severity into the dataset using the patient ID; rerun </w:t>
+            </w:r>
+            <w:r>
+              <w:rPr>
+                <w:rStyle w:val="HTMLCode"/>
+                <w:rFonts w:ascii="Times New Roman" w:hAnsi="Times New Roman" w:cs="Times New Roman"/>
+                <w:rFonts w:ascii="Times New Roman" w:hAnsi="Times New Roman" w:cs="Times New Roman"/>
+              </w:rPr>
+              <w:t xml:space="preserve">make_xy()</w:t>
+            </w:r>
+          </w:p>
+        </w:tc>
+        <w:tc>
+          <w:tcPr>
+            <w:tcW w:w="3210" w:type="dxa"/>
+          </w:tcPr>
+          <w:p>
+            <w:pPr>
+              <w:spacing w:after="40" w:line="240" w:lineRule="auto"/>
+              <w:rPr>
+                <w:rFonts w:ascii="Times New Roman" w:hAnsi="Times New Roman" w:cs="Times New Roman"/>
+              </w:rPr>
+            </w:pPr>
+            <w:r>
+              <w:rPr>
+                <w:rFonts w:ascii="Times New Roman" w:hAnsi="Times New Roman" w:cs="Times New Roman"/>
+              </w:rPr>
+              <w:t xml:space="preserve">Cross-validated macro F1 rises above the baseline by more than one standard deviation</w:t>
+            </w:r>
+          </w:p>
+        </w:tc>
+      </w:tr>
+      <w:tr>
+        <w:trPr>
+          <w:cantSplit/>
+        </w:trPr>
+        <w:tc>
+          <w:tcPr>
+            <w:tcW w:w="1950" w:type="dxa"/>
+          </w:tcPr>
+          <w:p>
+            <w:pPr>
+              <w:spacing w:after="40" w:line="240" w:lineRule="auto"/>
+              <w:rPr>
+                <w:rFonts w:ascii="Times New Roman" w:hAnsi="Times New Roman" w:cs="Times New Roman"/>
+              </w:rPr>
+            </w:pPr>
+            <w:r>
+              <w:rPr>
+                <w:rStyle w:val="Strong"/>
+                <w:rFonts w:ascii="Times New Roman" w:hAnsi="Times New Roman" w:cs="Times New Roman"/>
+              </w:rPr>
+              <w:t xml:space="preserve">3. Feature Engineering</w:t>
+            </w:r>
+          </w:p>
+        </w:tc>
+        <w:tc>
+          <w:tcPr>
+            <w:tcW w:w="4200" w:type="dxa"/>
+          </w:tcPr>
+          <w:p>
+            <w:pPr>
+              <w:spacing w:after="40" w:line="240" w:lineRule="auto"/>
+              <w:rPr>
+                <w:rFonts w:ascii="Times New Roman" w:hAnsi="Times New Roman" w:cs="Times New Roman"/>
+              </w:rPr>
+            </w:pPr>
+            <w:r>
+              <w:rPr>
+                <w:rStyle w:val="HTMLCode"/>
+                <w:rFonts w:ascii="Times New Roman" w:hAnsi="Times New Roman" w:cs="Times New Roman"/>
+                <w:rFonts w:ascii="Times New Roman" w:hAnsi="Times New Roman" w:cs="Times New Roman"/>
+              </w:rPr>
+              <w:t xml:space="preserve">make_xy(df, engineered=True)</w:t>
+            </w:r>
+            <w:r>
+              <w:rPr>
+                <w:rFonts w:ascii="Times New Roman" w:hAnsi="Times New Roman" w:cs="Times New Roman"/>
+              </w:rPr>
+              <w:t xml:space="preserve"> creates Length of Stay, Admission Month, Billing per Day and Age Group; compare with and without them (Code 7)</w:t>
+            </w:r>
+          </w:p>
+        </w:tc>
+        <w:tc>
+          <w:tcPr>
+            <w:tcW w:w="3210" w:type="dxa"/>
+          </w:tcPr>
+          <w:p>
+            <w:pPr>
+              <w:spacing w:after="40" w:line="240" w:lineRule="auto"/>
+              <w:rPr>
+                <w:rFonts w:ascii="Times New Roman" w:hAnsi="Times New Roman" w:cs="Times New Roman"/>
+              </w:rPr>
+            </w:pPr>
+            <w:r>
+              <w:rPr>
+                <w:rFonts w:ascii="Times New Roman" w:hAnsi="Times New Roman" w:cs="Times New Roman"/>
+              </w:rPr>
+              <w:t xml:space="preserve">Engineered macro F1 exceeds baseline by more than one standard deviation; otherwise drop the new features</w:t>
+            </w:r>
+          </w:p>
+        </w:tc>
+      </w:tr>
+      <w:tr>
+        <w:trPr>
+          <w:cantSplit/>
+        </w:trPr>
+        <w:tc>
+          <w:tcPr>
+            <w:tcW w:w="1950" w:type="dxa"/>
+          </w:tcPr>
+          <w:p>
+            <w:pPr>
+              <w:spacing w:after="40" w:line="240" w:lineRule="auto"/>
+              <w:rPr>
+                <w:rFonts w:ascii="Times New Roman" w:hAnsi="Times New Roman" w:cs="Times New Roman"/>
+              </w:rPr>
+            </w:pPr>
+            <w:r>
+              <w:rPr>
+                <w:rStyle w:val="Strong"/>
+                <w:rFonts w:ascii="Times New Roman" w:hAnsi="Times New Roman" w:cs="Times New Roman"/>
+              </w:rPr>
+              <w:t xml:space="preserve">4. Cross-Validation</w:t>
+            </w:r>
+          </w:p>
+        </w:tc>
+        <w:tc>
+          <w:tcPr>
+            <w:tcW w:w="4200" w:type="dxa"/>
+          </w:tcPr>
+          <w:p>
+            <w:pPr>
+              <w:spacing w:after="40" w:line="240" w:lineRule="auto"/>
+              <w:rPr>
+                <w:rFonts w:ascii="Times New Roman" w:hAnsi="Times New Roman" w:cs="Times New Roman"/>
+              </w:rPr>
+            </w:pPr>
+            <w:r>
+              <w:rPr>
+                <w:rStyle w:val="HTMLCode"/>
+                <w:rFonts w:ascii="Times New Roman" w:hAnsi="Times New Roman" w:cs="Times New Roman"/>
+                <w:rFonts w:ascii="Times New Roman" w:hAnsi="Times New Roman" w:cs="Times New Roman"/>
+              </w:rPr>
+              <w:t xml:space="preserve">StratifiedKFold(n_splits=5, shuffle=True, random_state=42)</w:t>
+            </w:r>
+            <w:r>
+              <w:rPr>
+                <w:rFonts w:ascii="Times New Roman" w:hAnsi="Times New Roman" w:cs="Times New Roman"/>
+              </w:rPr>
+              <w:t xml:space="preserve"> with </w:t>
+            </w:r>
+            <w:r>
+              <w:rPr>
+                <w:rStyle w:val="HTMLCode"/>
+                <w:rFonts w:ascii="Times New Roman" w:hAnsi="Times New Roman" w:cs="Times New Roman"/>
+                <w:rFonts w:ascii="Times New Roman" w:hAnsi="Times New Roman" w:cs="Times New Roman"/>
+              </w:rPr>
+              <w:t xml:space="preserve">cross_validate</w:t>
+            </w:r>
+            <w:r>
+              <w:rPr>
+                <w:rFonts w:ascii="Times New Roman" w:hAnsi="Times New Roman" w:cs="Times New Roman"/>
+              </w:rPr>
+              <w:t xml:space="preserve"> on the training set (Code 3)</w:t>
+            </w:r>
+          </w:p>
+        </w:tc>
+        <w:tc>
+          <w:tcPr>
+            <w:tcW w:w="3210" w:type="dxa"/>
+          </w:tcPr>
+          <w:p>
+            <w:pPr>
+              <w:spacing w:after="40" w:line="240" w:lineRule="auto"/>
+              <w:rPr>
+                <w:rFonts w:ascii="Times New Roman" w:hAnsi="Times New Roman" w:cs="Times New Roman"/>
+              </w:rPr>
+            </w:pPr>
+            <w:r>
+              <w:rPr>
+                <w:rFonts w:ascii="Times New Roman" w:hAnsi="Times New Roman" w:cs="Times New Roman"/>
+              </w:rPr>
+              <w:t xml:space="preserve">Mean ± standard deviation reported; models compared only if the gap exceeds the standard deviation</w:t>
+            </w:r>
+          </w:p>
+        </w:tc>
+      </w:tr>
+      <w:tr>
+        <w:trPr>
+          <w:cantSplit/>
+        </w:trPr>
+        <w:tc>
+          <w:tcPr>
+            <w:tcW w:w="1950" w:type="dxa"/>
+          </w:tcPr>
+          <w:p>
+            <w:pPr>
+              <w:spacing w:after="40" w:line="240" w:lineRule="auto"/>
+              <w:rPr>
+                <w:rFonts w:ascii="Times New Roman" w:hAnsi="Times New Roman" w:cs="Times New Roman"/>
+              </w:rPr>
+            </w:pPr>
+            <w:r>
+              <w:rPr>
+                <w:rStyle w:val="Strong"/>
+                <w:rFonts w:ascii="Times New Roman" w:hAnsi="Times New Roman" w:cs="Times New Roman"/>
+              </w:rPr>
+              <w:t xml:space="preserve">5. Hyperparameter Tuning</w:t>
+            </w:r>
+          </w:p>
+        </w:tc>
+        <w:tc>
+          <w:tcPr>
+            <w:tcW w:w="4200" w:type="dxa"/>
+          </w:tcPr>
+          <w:p>
+            <w:pPr>
+              <w:spacing w:after="40" w:line="240" w:lineRule="auto"/>
+              <w:rPr>
+                <w:rFonts w:ascii="Times New Roman" w:hAnsi="Times New Roman" w:cs="Times New Roman"/>
+              </w:rPr>
+            </w:pPr>
+            <w:r>
+              <w:rPr>
+                <w:rStyle w:val="HTMLCode"/>
+                <w:rFonts w:ascii="Times New Roman" w:hAnsi="Times New Roman" w:cs="Times New Roman"/>
+                <w:rFonts w:ascii="Times New Roman" w:hAnsi="Times New Roman" w:cs="Times New Roman"/>
+              </w:rPr>
+              <w:t xml:space="preserve">RandomizedSearchCV(n_iter=20, scoring="f1_macro")</w:t>
+            </w:r>
+            <w:r>
+              <w:rPr>
+                <w:rFonts w:ascii="Times New Roman" w:hAnsi="Times New Roman" w:cs="Times New Roman"/>
+              </w:rPr>
+              <w:t xml:space="preserve"> over the Random Forest grid in Code 7; repeat for XGBoost</w:t>
+            </w:r>
+          </w:p>
+        </w:tc>
+        <w:tc>
+          <w:tcPr>
+            <w:tcW w:w="3210" w:type="dxa"/>
+          </w:tcPr>
+          <w:p>
+            <w:pPr>
+              <w:spacing w:after="40" w:line="240" w:lineRule="auto"/>
+              <w:rPr>
+                <w:rFonts w:ascii="Times New Roman" w:hAnsi="Times New Roman" w:cs="Times New Roman"/>
+              </w:rPr>
+            </w:pPr>
+            <w:r>
+              <w:rPr>
+                <w:rFonts w:ascii="Times New Roman" w:hAnsi="Times New Roman" w:cs="Times New Roman"/>
+              </w:rPr>
+              <w:t xml:space="preserve">Best CV macro F1 exceeds the untuned CV macro F1 by more than one standard deviation</w:t>
+            </w:r>
+          </w:p>
+        </w:tc>
+      </w:tr>
+      <w:tr>
+        <w:trPr>
+          <w:cantSplit/>
+        </w:trPr>
+        <w:tc>
+          <w:tcPr>
+            <w:tcW w:w="1950" w:type="dxa"/>
+          </w:tcPr>
+          <w:p>
+            <w:pPr>
+              <w:spacing w:after="40" w:line="240" w:lineRule="auto"/>
+              <w:rPr>
+                <w:rFonts w:ascii="Times New Roman" w:hAnsi="Times New Roman" w:cs="Times New Roman"/>
+              </w:rPr>
+            </w:pPr>
+            <w:r>
+              <w:rPr>
+                <w:rStyle w:val="Strong"/>
+                <w:rFonts w:ascii="Times New Roman" w:hAnsi="Times New Roman" w:cs="Times New Roman"/>
+              </w:rPr>
+              <w:t xml:space="preserve">6. Error Re-analysis</w:t>
+            </w:r>
+          </w:p>
+        </w:tc>
+        <w:tc>
+          <w:tcPr>
+            <w:tcW w:w="4200" w:type="dxa"/>
+          </w:tcPr>
+          <w:p>
+            <w:pPr>
+              <w:spacing w:after="40" w:line="240" w:lineRule="auto"/>
+              <w:rPr>
+                <w:rFonts w:ascii="Times New Roman" w:hAnsi="Times New Roman" w:cs="Times New Roman"/>
+              </w:rPr>
+            </w:pPr>
+            <w:r>
+              <w:rPr>
+                <w:rFonts w:ascii="Times New Roman" w:hAnsi="Times New Roman" w:cs="Times New Roman"/>
+              </w:rPr>
+              <w:t xml:space="preserve">Rerun Code 4 on the improved model</w:t>
+            </w:r>
+          </w:p>
+        </w:tc>
+        <w:tc>
+          <w:tcPr>
+            <w:tcW w:w="3210" w:type="dxa"/>
+          </w:tcPr>
+          <w:p>
+            <w:pPr>
+              <w:spacing w:after="40" w:line="240" w:lineRule="auto"/>
+              <w:rPr>
+                <w:rFonts w:ascii="Times New Roman" w:hAnsi="Times New Roman" w:cs="Times New Roman"/>
+              </w:rPr>
+            </w:pPr>
+            <w:r>
+              <w:rPr>
+                <w:rFonts w:ascii="Times New Roman" w:hAnsi="Times New Roman" w:cs="Times New Roman"/>
+              </w:rPr>
+              <w:t xml:space="preserve">Recall of every class above 0.333 (the random-guess level); no class collapse</w:t>
+            </w:r>
+          </w:p>
+        </w:tc>
+      </w:tr>
+      <w:tr>
+        <w:trPr>
+          <w:cantSplit/>
+        </w:trPr>
+        <w:tc>
+          <w:tcPr>
+            <w:tcW w:w="1950" w:type="dxa"/>
+          </w:tcPr>
+          <w:p>
+            <w:pPr>
+              <w:spacing w:after="40" w:line="240" w:lineRule="auto"/>
+              <w:rPr>
+                <w:rFonts w:ascii="Times New Roman" w:hAnsi="Times New Roman" w:cs="Times New Roman"/>
+              </w:rPr>
+            </w:pPr>
+            <w:r>
+              <w:rPr>
+                <w:rStyle w:val="Strong"/>
+                <w:rFonts w:ascii="Times New Roman" w:hAnsi="Times New Roman" w:cs="Times New Roman"/>
+              </w:rPr>
+              <w:t xml:space="preserve">7. Final Evaluation</w:t>
+            </w:r>
+          </w:p>
+        </w:tc>
+        <w:tc>
+          <w:tcPr>
+            <w:tcW w:w="4200" w:type="dxa"/>
+          </w:tcPr>
+          <w:p>
+            <w:pPr>
+              <w:spacing w:after="40" w:line="240" w:lineRule="auto"/>
+              <w:rPr>
+                <w:rFonts w:ascii="Times New Roman" w:hAnsi="Times New Roman" w:cs="Times New Roman"/>
+              </w:rPr>
+            </w:pPr>
+            <w:r>
+              <w:rPr>
+                <w:rFonts w:ascii="Times New Roman" w:hAnsi="Times New Roman" w:cs="Times New Roman"/>
+              </w:rPr>
+              <w:t xml:space="preserve">Call </w:t>
+            </w:r>
+            <w:r>
+              <w:rPr>
+                <w:rStyle w:val="HTMLCode"/>
+                <w:rFonts w:ascii="Times New Roman" w:hAnsi="Times New Roman" w:cs="Times New Roman"/>
+                <w:rFonts w:ascii="Times New Roman" w:hAnsi="Times New Roman" w:cs="Times New Roman"/>
+              </w:rPr>
+              <w:t xml:space="preserve">best_estimator_.predict(X_test)</w:t>
+            </w:r>
+            <w:r>
+              <w:rPr>
+                <w:rFonts w:ascii="Times New Roman" w:hAnsi="Times New Roman" w:cs="Times New Roman"/>
+              </w:rPr>
+              <w:t xml:space="preserve"> once on the untouched test set (Code 7)</w:t>
+            </w:r>
+          </w:p>
+        </w:tc>
+        <w:tc>
+          <w:tcPr>
+            <w:tcW w:w="3210" w:type="dxa"/>
+          </w:tcPr>
+          <w:p>
+            <w:pPr>
+              <w:spacing w:after="40" w:line="240" w:lineRule="auto"/>
+              <w:rPr>
+                <w:rFonts w:ascii="Times New Roman" w:hAnsi="Times New Roman" w:cs="Times New Roman"/>
+              </w:rPr>
+            </w:pPr>
+            <w:r>
+              <w:rPr>
+                <w:rFonts w:ascii="Times New Roman" w:hAnsi="Times New Roman" w:cs="Times New Roman"/>
+              </w:rPr>
+              <w:t xml:space="preserve">Test macro F1 within one standard deviation of the CV estimate; improvement over the 35.2% baseline confirmed by the binomial test</w:t>
+            </w:r>
+          </w:p>
+        </w:tc>
+      </w:tr>
+      <w:tr>
+        <w:trPr>
+          <w:cantSplit/>
+        </w:trPr>
+        <w:tc>
+          <w:tcPr>
+            <w:tcW w:w="1950" w:type="dxa"/>
+          </w:tcPr>
+          <w:p>
+            <w:pPr>
+              <w:spacing w:after="40" w:line="240" w:lineRule="auto"/>
+              <w:rPr>
+                <w:rFonts w:ascii="Times New Roman" w:hAnsi="Times New Roman" w:cs="Times New Roman"/>
+              </w:rPr>
+            </w:pPr>
+            <w:r>
+              <w:rPr>
+                <w:rStyle w:val="Strong"/>
+                <w:rFonts w:ascii="Times New Roman" w:hAnsi="Times New Roman" w:cs="Times New Roman"/>
+              </w:rPr>
+              <w:t xml:space="preserve">8. Reporting</w:t>
+            </w:r>
+          </w:p>
+        </w:tc>
+        <w:tc>
+          <w:tcPr>
+            <w:tcW w:w="4200" w:type="dxa"/>
+          </w:tcPr>
+          <w:p>
+            <w:pPr>
+              <w:spacing w:after="40" w:line="240" w:lineRule="auto"/>
+              <w:rPr>
+                <w:rFonts w:ascii="Times New Roman" w:hAnsi="Times New Roman" w:cs="Times New Roman"/>
+              </w:rPr>
+            </w:pPr>
+            <w:r>
+              <w:rPr>
+                <w:rFonts w:ascii="Times New Roman" w:hAnsi="Times New Roman" w:cs="Times New Roman"/>
+              </w:rPr>
+              <w:t xml:space="preserve">Export the results table and </w:t>
+            </w:r>
+            <w:r>
+              <w:rPr>
+                <w:rStyle w:val="HTMLCode"/>
+                <w:rFonts w:ascii="Times New Roman" w:hAnsi="Times New Roman" w:cs="Times New Roman"/>
+                <w:rFonts w:ascii="Times New Roman" w:hAnsi="Times New Roman" w:cs="Times New Roman"/>
+              </w:rPr>
+              <w:t xml:space="preserve">confusion_matrices.png</w:t>
+            </w:r>
+            <w:r>
+              <w:rPr>
+                <w:rFonts w:ascii="Times New Roman" w:hAnsi="Times New Roman" w:cs="Times New Roman"/>
+              </w:rPr>
+              <w:t xml:space="preserve"> to the dashboard</w:t>
+            </w:r>
+          </w:p>
+        </w:tc>
+        <w:tc>
+          <w:tcPr>
+            <w:tcW w:w="3210" w:type="dxa"/>
+          </w:tcPr>
+          <w:p>
+            <w:pPr>
+              <w:spacing w:after="40" w:line="240" w:lineRule="auto"/>
+              <w:rPr>
+                <w:rFonts w:ascii="Times New Roman" w:hAnsi="Times New Roman" w:cs="Times New Roman"/>
+              </w:rPr>
+            </w:pPr>
+            <w:r>
+              <w:rPr>
+                <w:rFonts w:ascii="Times New Roman" w:hAnsi="Times New Roman" w:cs="Times New Roman"/>
+              </w:rPr>
+              <w:t xml:space="preserve">Baseline and improved models presented side by side</w:t>
+            </w:r>
+          </w:p>
+        </w:tc>
+      </w:tr>
+    </w:tbl>
+    <w:p>
+      <w:pPr>
+        <w:spacing w:after="0"/>
+      </w:pPr>
+    </w:p>
+    <w:p>
+      <w:pPr>
+        <w:pStyle w:val="Heading2"/>
+        <w:keepNext/>
+        <w:numPr>
+          <w:ilvl w:val="0"/>
+          <w:numId w:val="35"/>
+        </w:numPr>
+        <w:jc w:val="left"/>
+        <w:rPr>
+          <w:rFonts w:ascii="Times New Roman" w:hAnsi="Times New Roman" w:cs="Times New Roman"/>
+          <w:color w:val="000000" w:themeColor="text1"/>
+          <w:sz w:val="32"/>
+          <w:szCs w:val="32"/>
+        </w:rPr>
+      </w:pPr>
+      <w:r>
+        <w:rPr>
+          <w:rFonts w:ascii="Times New Roman" w:hAnsi="Times New Roman" w:cs="Times New Roman"/>
+          <w:color w:val="000000" w:themeColor="text1"/>
+          <w:sz w:val="32"/>
+          <w:szCs w:val="32"/>
+        </w:rPr>
+        <w:t>Python Code – Tuning and Final Test</w:t>
+      </w:r>
+    </w:p>
+    <w:p>
+      <w:pPr>
+        <w:pStyle w:val="NormalWeb"/>
+      </w:pPr>
+      <w:r>
+        <w:t xml:space="preserve">Code 7 compares baseline and engineered features on the same split (Phase 3), tunes the Random Forest with randomized search under cross-validation (Phase 5), and performs a single final evaluation on the untouched test set (Phase 7).</w:t>
+      </w:r>
+    </w:p>
+    <w:p>
+      <w:pPr>
+        <w:pStyle w:val="NormalWeb"/>
+        <w:keepNext/>
+        <w:spacing w:after="60"/>
+      </w:pPr>
+      <w:r>
+        <w:rPr>
+          <w:rStyle w:val="Strong"/>
+        </w:rPr>
+        <w:t xml:space="preserve">Code 7 – Feature engineering comparison, hyperparameter tuning and final test</w:t>
+      </w:r>
+    </w:p>
+    <w:p>
+      <w:pPr>
+        <w:pBdr>
+          <w:top w:val="single" w:sz="4" w:space="4" w:color="BFBFBF"/>
+          <w:left w:val="single" w:sz="4" w:space="4" w:color="BFBFBF"/>
+          <w:bottom w:val="single" w:sz="4" w:space="4" w:color="BFBFBF"/>
+          <w:right w:val="single" w:sz="4" w:space="4" w:color="BFBFBF"/>
+        </w:pBdr>
+        <w:shd w:val="clear" w:color="auto" w:fill="F4F4F4"/>
+        <w:spacing w:before="0" w:after="0" w:line="240" w:lineRule="auto"/>
+        <w:ind w:left="100" w:right="100"/>
+        <w:jc w:val="left"/>
+        <w:rPr>
+          <w:rFonts w:ascii="Courier New" w:hAnsi="Courier New" w:cs="Courier New"/>
+          <w:noProof/>
+          <w:color w:val="1F1F1F"/>
+          <w:sz w:val="15"/>
+          <w:szCs w:val="15"/>
+        </w:rPr>
+      </w:pPr>
+      <w:r>
+        <w:rPr>
+          <w:rFonts w:ascii="Courier New" w:hAnsi="Courier New" w:cs="Courier New"/>
+          <w:noProof/>
+          <w:color w:val="1F1F1F"/>
+          <w:sz w:val="15"/>
+          <w:szCs w:val="15"/>
+        </w:rPr>
+        <w:t xml:space="preserve">from sklearn.model_selection import RandomizedSearchCV</w:t>
+      </w:r>
+    </w:p>
+    <w:p>
+      <w:pPr>
+        <w:pBdr>
+          <w:top w:val="single" w:sz="4" w:space="4" w:color="BFBFBF"/>
+          <w:left w:val="single" w:sz="4" w:space="4" w:color="BFBFBF"/>
+          <w:bottom w:val="single" w:sz="4" w:space="4" w:color="BFBFBF"/>
+          <w:right w:val="single" w:sz="4" w:space="4" w:color="BFBFBF"/>
+        </w:pBdr>
+        <w:shd w:val="clear" w:color="auto" w:fill="F4F4F4"/>
+        <w:spacing w:before="0" w:after="0" w:line="240" w:lineRule="auto"/>
+        <w:ind w:left="100" w:right="100"/>
+        <w:jc w:val="left"/>
+        <w:rPr>
+          <w:rFonts w:ascii="Courier New" w:hAnsi="Courier New" w:cs="Courier New"/>
+          <w:noProof/>
+          <w:color w:val="1F1F1F"/>
+          <w:sz w:val="15"/>
+          <w:szCs w:val="15"/>
+        </w:rPr>
+      </w:pPr>
+      <w:r>
+        <w:rPr>
+          <w:rFonts w:ascii="Courier New" w:hAnsi="Courier New" w:cs="Courier New"/>
+          <w:noProof/>
+          <w:color w:val="1F1F1F"/>
+          <w:sz w:val="15"/>
+          <w:szCs w:val="15"/>
+        </w:rPr>
+        <w:t xml:space="preserve">from sklearn.metrics import f1_score</w:t>
+      </w:r>
+    </w:p>
+    <w:p>
+      <w:pPr>
+        <w:pBdr>
+          <w:top w:val="single" w:sz="4" w:space="4" w:color="BFBFBF"/>
+          <w:left w:val="single" w:sz="4" w:space="4" w:color="BFBFBF"/>
+          <w:bottom w:val="single" w:sz="4" w:space="4" w:color="BFBFBF"/>
+          <w:right w:val="single" w:sz="4" w:space="4" w:color="BFBFBF"/>
+        </w:pBdr>
+        <w:shd w:val="clear" w:color="auto" w:fill="F4F4F4"/>
+        <w:spacing w:before="0" w:after="0" w:line="240" w:lineRule="auto"/>
+        <w:ind w:left="100" w:right="100"/>
+        <w:jc w:val="left"/>
+        <w:rPr>
+          <w:rFonts w:ascii="Courier New" w:hAnsi="Courier New" w:cs="Courier New"/>
+          <w:noProof/>
+          <w:color w:val="1F1F1F"/>
+          <w:sz w:val="15"/>
+          <w:szCs w:val="15"/>
+        </w:rPr>
+      </w:pPr>
+      <w:r>
+        <w:rPr>
+          <w:rFonts w:ascii="Courier New" w:hAnsi="Courier New" w:cs="Courier New"/>
+          <w:noProof/>
+          <w:color w:val="1F1F1F"/>
+          <w:sz w:val="15"/>
+          <w:szCs w:val="15"/>
+        </w:rPr>
+        <w:t xml:space="preserve"/>
+      </w:r>
+    </w:p>
+    <w:p>
+      <w:pPr>
+        <w:pBdr>
+          <w:top w:val="single" w:sz="4" w:space="4" w:color="BFBFBF"/>
+          <w:left w:val="single" w:sz="4" w:space="4" w:color="BFBFBF"/>
+          <w:bottom w:val="single" w:sz="4" w:space="4" w:color="BFBFBF"/>
+          <w:right w:val="single" w:sz="4" w:space="4" w:color="BFBFBF"/>
+        </w:pBdr>
+        <w:shd w:val="clear" w:color="auto" w:fill="F4F4F4"/>
+        <w:spacing w:before="0" w:after="0" w:line="240" w:lineRule="auto"/>
+        <w:ind w:left="100" w:right="100"/>
+        <w:jc w:val="left"/>
+        <w:rPr>
+          <w:rFonts w:ascii="Courier New" w:hAnsi="Courier New" w:cs="Courier New"/>
+          <w:noProof/>
+          <w:color w:val="1F1F1F"/>
+          <w:sz w:val="15"/>
+          <w:szCs w:val="15"/>
+        </w:rPr>
+      </w:pPr>
+      <w:r>
+        <w:rPr>
+          <w:rFonts w:ascii="Courier New" w:hAnsi="Courier New" w:cs="Courier New"/>
+          <w:noProof/>
+          <w:color w:val="1F1F1F"/>
+          <w:sz w:val="15"/>
+          <w:szCs w:val="15"/>
+        </w:rPr>
+        <w:t xml:space="preserve"># Phase 3 - feature engineering: compare baseline vs engineered features on the SAME split</w:t>
+      </w:r>
+    </w:p>
+    <w:p>
+      <w:pPr>
+        <w:pBdr>
+          <w:top w:val="single" w:sz="4" w:space="4" w:color="BFBFBF"/>
+          <w:left w:val="single" w:sz="4" w:space="4" w:color="BFBFBF"/>
+          <w:bottom w:val="single" w:sz="4" w:space="4" w:color="BFBFBF"/>
+          <w:right w:val="single" w:sz="4" w:space="4" w:color="BFBFBF"/>
+        </w:pBdr>
+        <w:shd w:val="clear" w:color="auto" w:fill="F4F4F4"/>
+        <w:spacing w:before="0" w:after="0" w:line="240" w:lineRule="auto"/>
+        <w:ind w:left="100" w:right="100"/>
+        <w:jc w:val="left"/>
+        <w:rPr>
+          <w:rFonts w:ascii="Courier New" w:hAnsi="Courier New" w:cs="Courier New"/>
+          <w:noProof/>
+          <w:color w:val="1F1F1F"/>
+          <w:sz w:val="15"/>
+          <w:szCs w:val="15"/>
+        </w:rPr>
+      </w:pPr>
+      <w:r>
+        <w:rPr>
+          <w:rFonts w:ascii="Courier New" w:hAnsi="Courier New" w:cs="Courier New"/>
+          <w:noProof/>
+          <w:color w:val="1F1F1F"/>
+          <w:sz w:val="15"/>
+          <w:szCs w:val="15"/>
+        </w:rPr>
+        <w:t xml:space="preserve">Xe, _ = make_xy(df, engineered=True)</w:t>
+      </w:r>
+    </w:p>
+    <w:p>
+      <w:pPr>
+        <w:pBdr>
+          <w:top w:val="single" w:sz="4" w:space="4" w:color="BFBFBF"/>
+          <w:left w:val="single" w:sz="4" w:space="4" w:color="BFBFBF"/>
+          <w:bottom w:val="single" w:sz="4" w:space="4" w:color="BFBFBF"/>
+          <w:right w:val="single" w:sz="4" w:space="4" w:color="BFBFBF"/>
+        </w:pBdr>
+        <w:shd w:val="clear" w:color="auto" w:fill="F4F4F4"/>
+        <w:spacing w:before="0" w:after="0" w:line="240" w:lineRule="auto"/>
+        <w:ind w:left="100" w:right="100"/>
+        <w:jc w:val="left"/>
+        <w:rPr>
+          <w:rFonts w:ascii="Courier New" w:hAnsi="Courier New" w:cs="Courier New"/>
+          <w:noProof/>
+          <w:color w:val="1F1F1F"/>
+          <w:sz w:val="15"/>
+          <w:szCs w:val="15"/>
+        </w:rPr>
+      </w:pPr>
+      <w:r>
+        <w:rPr>
+          <w:rFonts w:ascii="Courier New" w:hAnsi="Courier New" w:cs="Courier New"/>
+          <w:noProof/>
+          <w:color w:val="1F1F1F"/>
+          <w:sz w:val="15"/>
+          <w:szCs w:val="15"/>
+        </w:rPr>
+        <w:t xml:space="preserve">Xe_train, Xe_test = Xe.loc[X_train.index], Xe.loc[X_test.index]</w:t>
+      </w:r>
+    </w:p>
+    <w:p>
+      <w:pPr>
+        <w:pBdr>
+          <w:top w:val="single" w:sz="4" w:space="4" w:color="BFBFBF"/>
+          <w:left w:val="single" w:sz="4" w:space="4" w:color="BFBFBF"/>
+          <w:bottom w:val="single" w:sz="4" w:space="4" w:color="BFBFBF"/>
+          <w:right w:val="single" w:sz="4" w:space="4" w:color="BFBFBF"/>
+        </w:pBdr>
+        <w:shd w:val="clear" w:color="auto" w:fill="F4F4F4"/>
+        <w:spacing w:before="0" w:after="0" w:line="240" w:lineRule="auto"/>
+        <w:ind w:left="100" w:right="100"/>
+        <w:jc w:val="left"/>
+        <w:rPr>
+          <w:rFonts w:ascii="Courier New" w:hAnsi="Courier New" w:cs="Courier New"/>
+          <w:noProof/>
+          <w:color w:val="1F1F1F"/>
+          <w:sz w:val="15"/>
+          <w:szCs w:val="15"/>
+        </w:rPr>
+      </w:pPr>
+      <w:r>
+        <w:rPr>
+          <w:rFonts w:ascii="Courier New" w:hAnsi="Courier New" w:cs="Courier New"/>
+          <w:noProof/>
+          <w:color w:val="1F1F1F"/>
+          <w:sz w:val="15"/>
+          <w:szCs w:val="15"/>
+        </w:rPr>
+        <w:t xml:space="preserve">base = Pipeline([("prep", make_preprocessor(X_train)),</w:t>
+      </w:r>
+    </w:p>
+    <w:p>
+      <w:pPr>
+        <w:pBdr>
+          <w:top w:val="single" w:sz="4" w:space="4" w:color="BFBFBF"/>
+          <w:left w:val="single" w:sz="4" w:space="4" w:color="BFBFBF"/>
+          <w:bottom w:val="single" w:sz="4" w:space="4" w:color="BFBFBF"/>
+          <w:right w:val="single" w:sz="4" w:space="4" w:color="BFBFBF"/>
+        </w:pBdr>
+        <w:shd w:val="clear" w:color="auto" w:fill="F4F4F4"/>
+        <w:spacing w:before="0" w:after="0" w:line="240" w:lineRule="auto"/>
+        <w:ind w:left="100" w:right="100"/>
+        <w:jc w:val="left"/>
+        <w:rPr>
+          <w:rFonts w:ascii="Courier New" w:hAnsi="Courier New" w:cs="Courier New"/>
+          <w:noProof/>
+          <w:color w:val="1F1F1F"/>
+          <w:sz w:val="15"/>
+          <w:szCs w:val="15"/>
+        </w:rPr>
+      </w:pPr>
+      <w:r>
+        <w:rPr>
+          <w:rFonts w:ascii="Courier New" w:hAnsi="Courier New" w:cs="Courier New"/>
+          <w:noProof/>
+          <w:color w:val="1F1F1F"/>
+          <w:sz w:val="15"/>
+          <w:szCs w:val="15"/>
+        </w:rPr>
+        <w:t xml:space="preserve">                 ("model", RandomForestClassifier(n_estimators=200, random_state=42, n_jobs=-1))])</w:t>
+      </w:r>
+    </w:p>
+    <w:p>
+      <w:pPr>
+        <w:pBdr>
+          <w:top w:val="single" w:sz="4" w:space="4" w:color="BFBFBF"/>
+          <w:left w:val="single" w:sz="4" w:space="4" w:color="BFBFBF"/>
+          <w:bottom w:val="single" w:sz="4" w:space="4" w:color="BFBFBF"/>
+          <w:right w:val="single" w:sz="4" w:space="4" w:color="BFBFBF"/>
+        </w:pBdr>
+        <w:shd w:val="clear" w:color="auto" w:fill="F4F4F4"/>
+        <w:spacing w:before="0" w:after="0" w:line="240" w:lineRule="auto"/>
+        <w:ind w:left="100" w:right="100"/>
+        <w:jc w:val="left"/>
+        <w:rPr>
+          <w:rFonts w:ascii="Courier New" w:hAnsi="Courier New" w:cs="Courier New"/>
+          <w:noProof/>
+          <w:color w:val="1F1F1F"/>
+          <w:sz w:val="15"/>
+          <w:szCs w:val="15"/>
+        </w:rPr>
+      </w:pPr>
+      <w:r>
+        <w:rPr>
+          <w:rFonts w:ascii="Courier New" w:hAnsi="Courier New" w:cs="Courier New"/>
+          <w:noProof/>
+          <w:color w:val="1F1F1F"/>
+          <w:sz w:val="15"/>
+          <w:szCs w:val="15"/>
+        </w:rPr>
+        <w:t xml:space="preserve">eng = Pipeline([("prep", make_preprocessor(Xe_train)),</w:t>
+      </w:r>
+    </w:p>
+    <w:p>
+      <w:pPr>
+        <w:pBdr>
+          <w:top w:val="single" w:sz="4" w:space="4" w:color="BFBFBF"/>
+          <w:left w:val="single" w:sz="4" w:space="4" w:color="BFBFBF"/>
+          <w:bottom w:val="single" w:sz="4" w:space="4" w:color="BFBFBF"/>
+          <w:right w:val="single" w:sz="4" w:space="4" w:color="BFBFBF"/>
+        </w:pBdr>
+        <w:shd w:val="clear" w:color="auto" w:fill="F4F4F4"/>
+        <w:spacing w:before="0" w:after="0" w:line="240" w:lineRule="auto"/>
+        <w:ind w:left="100" w:right="100"/>
+        <w:jc w:val="left"/>
+        <w:rPr>
+          <w:rFonts w:ascii="Courier New" w:hAnsi="Courier New" w:cs="Courier New"/>
+          <w:noProof/>
+          <w:color w:val="1F1F1F"/>
+          <w:sz w:val="15"/>
+          <w:szCs w:val="15"/>
+        </w:rPr>
+      </w:pPr>
+      <w:r>
+        <w:rPr>
+          <w:rFonts w:ascii="Courier New" w:hAnsi="Courier New" w:cs="Courier New"/>
+          <w:noProof/>
+          <w:color w:val="1F1F1F"/>
+          <w:sz w:val="15"/>
+          <w:szCs w:val="15"/>
+        </w:rPr>
+        <w:t xml:space="preserve">                ("model", RandomForestClassifier(n_estimators=200, random_state=42, n_jobs=-1))])</w:t>
+      </w:r>
+    </w:p>
+    <w:p>
+      <w:pPr>
+        <w:pBdr>
+          <w:top w:val="single" w:sz="4" w:space="4" w:color="BFBFBF"/>
+          <w:left w:val="single" w:sz="4" w:space="4" w:color="BFBFBF"/>
+          <w:bottom w:val="single" w:sz="4" w:space="4" w:color="BFBFBF"/>
+          <w:right w:val="single" w:sz="4" w:space="4" w:color="BFBFBF"/>
+        </w:pBdr>
+        <w:shd w:val="clear" w:color="auto" w:fill="F4F4F4"/>
+        <w:spacing w:before="0" w:after="0" w:line="240" w:lineRule="auto"/>
+        <w:ind w:left="100" w:right="100"/>
+        <w:jc w:val="left"/>
+        <w:rPr>
+          <w:rFonts w:ascii="Courier New" w:hAnsi="Courier New" w:cs="Courier New"/>
+          <w:noProof/>
+          <w:color w:val="1F1F1F"/>
+          <w:sz w:val="15"/>
+          <w:szCs w:val="15"/>
+        </w:rPr>
+      </w:pPr>
+      <w:r>
+        <w:rPr>
+          <w:rFonts w:ascii="Courier New" w:hAnsi="Courier New" w:cs="Courier New"/>
+          <w:noProof/>
+          <w:color w:val="1F1F1F"/>
+          <w:sz w:val="15"/>
+          <w:szCs w:val="15"/>
+        </w:rPr>
+        <w:t xml:space="preserve">for tag, pipe, Xtr in [("baseline", base, X_train), ("engineered", eng, Xe_train)]:</w:t>
+      </w:r>
+    </w:p>
+    <w:p>
+      <w:pPr>
+        <w:pBdr>
+          <w:top w:val="single" w:sz="4" w:space="4" w:color="BFBFBF"/>
+          <w:left w:val="single" w:sz="4" w:space="4" w:color="BFBFBF"/>
+          <w:bottom w:val="single" w:sz="4" w:space="4" w:color="BFBFBF"/>
+          <w:right w:val="single" w:sz="4" w:space="4" w:color="BFBFBF"/>
+        </w:pBdr>
+        <w:shd w:val="clear" w:color="auto" w:fill="F4F4F4"/>
+        <w:spacing w:before="0" w:after="0" w:line="240" w:lineRule="auto"/>
+        <w:ind w:left="100" w:right="100"/>
+        <w:jc w:val="left"/>
+        <w:rPr>
+          <w:rFonts w:ascii="Courier New" w:hAnsi="Courier New" w:cs="Courier New"/>
+          <w:noProof/>
+          <w:color w:val="1F1F1F"/>
+          <w:sz w:val="15"/>
+          <w:szCs w:val="15"/>
+        </w:rPr>
+      </w:pPr>
+      <w:r>
+        <w:rPr>
+          <w:rFonts w:ascii="Courier New" w:hAnsi="Courier New" w:cs="Courier New"/>
+          <w:noProof/>
+          <w:color w:val="1F1F1F"/>
+          <w:sz w:val="15"/>
+          <w:szCs w:val="15"/>
+        </w:rPr>
+        <w:t xml:space="preserve">    s = cross_validate(pipe, Xtr, y_train, cv=skf, scoring="f1_macro", n_jobs=-1)["test_score"]</w:t>
+      </w:r>
+    </w:p>
+    <w:p>
+      <w:pPr>
+        <w:pBdr>
+          <w:top w:val="single" w:sz="4" w:space="4" w:color="BFBFBF"/>
+          <w:left w:val="single" w:sz="4" w:space="4" w:color="BFBFBF"/>
+          <w:bottom w:val="single" w:sz="4" w:space="4" w:color="BFBFBF"/>
+          <w:right w:val="single" w:sz="4" w:space="4" w:color="BFBFBF"/>
+        </w:pBdr>
+        <w:shd w:val="clear" w:color="auto" w:fill="F4F4F4"/>
+        <w:spacing w:before="0" w:after="0" w:line="240" w:lineRule="auto"/>
+        <w:ind w:left="100" w:right="100"/>
+        <w:jc w:val="left"/>
+        <w:rPr>
+          <w:rFonts w:ascii="Courier New" w:hAnsi="Courier New" w:cs="Courier New"/>
+          <w:noProof/>
+          <w:color w:val="1F1F1F"/>
+          <w:sz w:val="15"/>
+          <w:szCs w:val="15"/>
+        </w:rPr>
+      </w:pPr>
+      <w:r>
+        <w:rPr>
+          <w:rFonts w:ascii="Courier New" w:hAnsi="Courier New" w:cs="Courier New"/>
+          <w:noProof/>
+          <w:color w:val="1F1F1F"/>
+          <w:sz w:val="15"/>
+          <w:szCs w:val="15"/>
+        </w:rPr>
+        <w:t xml:space="preserve">    print(f"{tag:&gt;10}: macro-F1 = {s.mean():.4f} ± {s.std():.4f}")</w:t>
+      </w:r>
+    </w:p>
+    <w:p>
+      <w:pPr>
+        <w:pBdr>
+          <w:top w:val="single" w:sz="4" w:space="4" w:color="BFBFBF"/>
+          <w:left w:val="single" w:sz="4" w:space="4" w:color="BFBFBF"/>
+          <w:bottom w:val="single" w:sz="4" w:space="4" w:color="BFBFBF"/>
+          <w:right w:val="single" w:sz="4" w:space="4" w:color="BFBFBF"/>
+        </w:pBdr>
+        <w:shd w:val="clear" w:color="auto" w:fill="F4F4F4"/>
+        <w:spacing w:before="0" w:after="0" w:line="240" w:lineRule="auto"/>
+        <w:ind w:left="100" w:right="100"/>
+        <w:jc w:val="left"/>
+        <w:rPr>
+          <w:rFonts w:ascii="Courier New" w:hAnsi="Courier New" w:cs="Courier New"/>
+          <w:noProof/>
+          <w:color w:val="1F1F1F"/>
+          <w:sz w:val="15"/>
+          <w:szCs w:val="15"/>
+        </w:rPr>
+      </w:pPr>
+      <w:r>
+        <w:rPr>
+          <w:rFonts w:ascii="Courier New" w:hAnsi="Courier New" w:cs="Courier New"/>
+          <w:noProof/>
+          <w:color w:val="1F1F1F"/>
+          <w:sz w:val="15"/>
+          <w:szCs w:val="15"/>
+        </w:rPr>
+        <w:t xml:space="preserve"/>
+      </w:r>
+    </w:p>
+    <w:p>
+      <w:pPr>
+        <w:pBdr>
+          <w:top w:val="single" w:sz="4" w:space="4" w:color="BFBFBF"/>
+          <w:left w:val="single" w:sz="4" w:space="4" w:color="BFBFBF"/>
+          <w:bottom w:val="single" w:sz="4" w:space="4" w:color="BFBFBF"/>
+          <w:right w:val="single" w:sz="4" w:space="4" w:color="BFBFBF"/>
+        </w:pBdr>
+        <w:shd w:val="clear" w:color="auto" w:fill="F4F4F4"/>
+        <w:spacing w:before="0" w:after="0" w:line="240" w:lineRule="auto"/>
+        <w:ind w:left="100" w:right="100"/>
+        <w:jc w:val="left"/>
+        <w:rPr>
+          <w:rFonts w:ascii="Courier New" w:hAnsi="Courier New" w:cs="Courier New"/>
+          <w:noProof/>
+          <w:color w:val="1F1F1F"/>
+          <w:sz w:val="15"/>
+          <w:szCs w:val="15"/>
+        </w:rPr>
+      </w:pPr>
+      <w:r>
+        <w:rPr>
+          <w:rFonts w:ascii="Courier New" w:hAnsi="Courier New" w:cs="Courier New"/>
+          <w:noProof/>
+          <w:color w:val="1F1F1F"/>
+          <w:sz w:val="15"/>
+          <w:szCs w:val="15"/>
+        </w:rPr>
+        <w:t xml:space="preserve"># Phase 5 - hyperparameter tuning (cross-validated; test set still untouched)</w:t>
+      </w:r>
+    </w:p>
+    <w:p>
+      <w:pPr>
+        <w:pBdr>
+          <w:top w:val="single" w:sz="4" w:space="4" w:color="BFBFBF"/>
+          <w:left w:val="single" w:sz="4" w:space="4" w:color="BFBFBF"/>
+          <w:bottom w:val="single" w:sz="4" w:space="4" w:color="BFBFBF"/>
+          <w:right w:val="single" w:sz="4" w:space="4" w:color="BFBFBF"/>
+        </w:pBdr>
+        <w:shd w:val="clear" w:color="auto" w:fill="F4F4F4"/>
+        <w:spacing w:before="0" w:after="0" w:line="240" w:lineRule="auto"/>
+        <w:ind w:left="100" w:right="100"/>
+        <w:jc w:val="left"/>
+        <w:rPr>
+          <w:rFonts w:ascii="Courier New" w:hAnsi="Courier New" w:cs="Courier New"/>
+          <w:noProof/>
+          <w:color w:val="1F1F1F"/>
+          <w:sz w:val="15"/>
+          <w:szCs w:val="15"/>
+        </w:rPr>
+      </w:pPr>
+      <w:r>
+        <w:rPr>
+          <w:rFonts w:ascii="Courier New" w:hAnsi="Courier New" w:cs="Courier New"/>
+          <w:noProof/>
+          <w:color w:val="1F1F1F"/>
+          <w:sz w:val="15"/>
+          <w:szCs w:val="15"/>
+        </w:rPr>
+        <w:t xml:space="preserve">param_dist = {"model__n_estimators": [200, 400, 600],</w:t>
+      </w:r>
+    </w:p>
+    <w:p>
+      <w:pPr>
+        <w:pBdr>
+          <w:top w:val="single" w:sz="4" w:space="4" w:color="BFBFBF"/>
+          <w:left w:val="single" w:sz="4" w:space="4" w:color="BFBFBF"/>
+          <w:bottom w:val="single" w:sz="4" w:space="4" w:color="BFBFBF"/>
+          <w:right w:val="single" w:sz="4" w:space="4" w:color="BFBFBF"/>
+        </w:pBdr>
+        <w:shd w:val="clear" w:color="auto" w:fill="F4F4F4"/>
+        <w:spacing w:before="0" w:after="0" w:line="240" w:lineRule="auto"/>
+        <w:ind w:left="100" w:right="100"/>
+        <w:jc w:val="left"/>
+        <w:rPr>
+          <w:rFonts w:ascii="Courier New" w:hAnsi="Courier New" w:cs="Courier New"/>
+          <w:noProof/>
+          <w:color w:val="1F1F1F"/>
+          <w:sz w:val="15"/>
+          <w:szCs w:val="15"/>
+        </w:rPr>
+      </w:pPr>
+      <w:r>
+        <w:rPr>
+          <w:rFonts w:ascii="Courier New" w:hAnsi="Courier New" w:cs="Courier New"/>
+          <w:noProof/>
+          <w:color w:val="1F1F1F"/>
+          <w:sz w:val="15"/>
+          <w:szCs w:val="15"/>
+        </w:rPr>
+        <w:t xml:space="preserve">              "model__max_depth": [None, 8, 12, 16, 24],</w:t>
+      </w:r>
+    </w:p>
+    <w:p>
+      <w:pPr>
+        <w:pBdr>
+          <w:top w:val="single" w:sz="4" w:space="4" w:color="BFBFBF"/>
+          <w:left w:val="single" w:sz="4" w:space="4" w:color="BFBFBF"/>
+          <w:bottom w:val="single" w:sz="4" w:space="4" w:color="BFBFBF"/>
+          <w:right w:val="single" w:sz="4" w:space="4" w:color="BFBFBF"/>
+        </w:pBdr>
+        <w:shd w:val="clear" w:color="auto" w:fill="F4F4F4"/>
+        <w:spacing w:before="0" w:after="0" w:line="240" w:lineRule="auto"/>
+        <w:ind w:left="100" w:right="100"/>
+        <w:jc w:val="left"/>
+        <w:rPr>
+          <w:rFonts w:ascii="Courier New" w:hAnsi="Courier New" w:cs="Courier New"/>
+          <w:noProof/>
+          <w:color w:val="1F1F1F"/>
+          <w:sz w:val="15"/>
+          <w:szCs w:val="15"/>
+        </w:rPr>
+      </w:pPr>
+      <w:r>
+        <w:rPr>
+          <w:rFonts w:ascii="Courier New" w:hAnsi="Courier New" w:cs="Courier New"/>
+          <w:noProof/>
+          <w:color w:val="1F1F1F"/>
+          <w:sz w:val="15"/>
+          <w:szCs w:val="15"/>
+        </w:rPr>
+        <w:t xml:space="preserve">              "model__min_samples_split": [2, 10, 30],</w:t>
+      </w:r>
+    </w:p>
+    <w:p>
+      <w:pPr>
+        <w:pBdr>
+          <w:top w:val="single" w:sz="4" w:space="4" w:color="BFBFBF"/>
+          <w:left w:val="single" w:sz="4" w:space="4" w:color="BFBFBF"/>
+          <w:bottom w:val="single" w:sz="4" w:space="4" w:color="BFBFBF"/>
+          <w:right w:val="single" w:sz="4" w:space="4" w:color="BFBFBF"/>
+        </w:pBdr>
+        <w:shd w:val="clear" w:color="auto" w:fill="F4F4F4"/>
+        <w:spacing w:before="0" w:after="0" w:line="240" w:lineRule="auto"/>
+        <w:ind w:left="100" w:right="100"/>
+        <w:jc w:val="left"/>
+        <w:rPr>
+          <w:rFonts w:ascii="Courier New" w:hAnsi="Courier New" w:cs="Courier New"/>
+          <w:noProof/>
+          <w:color w:val="1F1F1F"/>
+          <w:sz w:val="15"/>
+          <w:szCs w:val="15"/>
+        </w:rPr>
+      </w:pPr>
+      <w:r>
+        <w:rPr>
+          <w:rFonts w:ascii="Courier New" w:hAnsi="Courier New" w:cs="Courier New"/>
+          <w:noProof/>
+          <w:color w:val="1F1F1F"/>
+          <w:sz w:val="15"/>
+          <w:szCs w:val="15"/>
+        </w:rPr>
+        <w:t xml:space="preserve">              "model__min_samples_leaf": [1, 5, 15, 30],</w:t>
+      </w:r>
+    </w:p>
+    <w:p>
+      <w:pPr>
+        <w:pBdr>
+          <w:top w:val="single" w:sz="4" w:space="4" w:color="BFBFBF"/>
+          <w:left w:val="single" w:sz="4" w:space="4" w:color="BFBFBF"/>
+          <w:bottom w:val="single" w:sz="4" w:space="4" w:color="BFBFBF"/>
+          <w:right w:val="single" w:sz="4" w:space="4" w:color="BFBFBF"/>
+        </w:pBdr>
+        <w:shd w:val="clear" w:color="auto" w:fill="F4F4F4"/>
+        <w:spacing w:before="0" w:after="0" w:line="240" w:lineRule="auto"/>
+        <w:ind w:left="100" w:right="100"/>
+        <w:jc w:val="left"/>
+        <w:rPr>
+          <w:rFonts w:ascii="Courier New" w:hAnsi="Courier New" w:cs="Courier New"/>
+          <w:noProof/>
+          <w:color w:val="1F1F1F"/>
+          <w:sz w:val="15"/>
+          <w:szCs w:val="15"/>
+        </w:rPr>
+      </w:pPr>
+      <w:r>
+        <w:rPr>
+          <w:rFonts w:ascii="Courier New" w:hAnsi="Courier New" w:cs="Courier New"/>
+          <w:noProof/>
+          <w:color w:val="1F1F1F"/>
+          <w:sz w:val="15"/>
+          <w:szCs w:val="15"/>
+        </w:rPr>
+        <w:t xml:space="preserve">              "model__max_features": ["sqrt", "log2", 0.3]}</w:t>
+      </w:r>
+    </w:p>
+    <w:p>
+      <w:pPr>
+        <w:pBdr>
+          <w:top w:val="single" w:sz="4" w:space="4" w:color="BFBFBF"/>
+          <w:left w:val="single" w:sz="4" w:space="4" w:color="BFBFBF"/>
+          <w:bottom w:val="single" w:sz="4" w:space="4" w:color="BFBFBF"/>
+          <w:right w:val="single" w:sz="4" w:space="4" w:color="BFBFBF"/>
+        </w:pBdr>
+        <w:shd w:val="clear" w:color="auto" w:fill="F4F4F4"/>
+        <w:spacing w:before="0" w:after="0" w:line="240" w:lineRule="auto"/>
+        <w:ind w:left="100" w:right="100"/>
+        <w:jc w:val="left"/>
+        <w:rPr>
+          <w:rFonts w:ascii="Courier New" w:hAnsi="Courier New" w:cs="Courier New"/>
+          <w:noProof/>
+          <w:color w:val="1F1F1F"/>
+          <w:sz w:val="15"/>
+          <w:szCs w:val="15"/>
+        </w:rPr>
+      </w:pPr>
+      <w:r>
+        <w:rPr>
+          <w:rFonts w:ascii="Courier New" w:hAnsi="Courier New" w:cs="Courier New"/>
+          <w:noProof/>
+          <w:color w:val="1F1F1F"/>
+          <w:sz w:val="15"/>
+          <w:szCs w:val="15"/>
+        </w:rPr>
+        <w:t xml:space="preserve">search = RandomizedSearchCV(base, param_dist, n_iter=20, scoring="f1_macro",</w:t>
+      </w:r>
+    </w:p>
+    <w:p>
+      <w:pPr>
+        <w:pBdr>
+          <w:top w:val="single" w:sz="4" w:space="4" w:color="BFBFBF"/>
+          <w:left w:val="single" w:sz="4" w:space="4" w:color="BFBFBF"/>
+          <w:bottom w:val="single" w:sz="4" w:space="4" w:color="BFBFBF"/>
+          <w:right w:val="single" w:sz="4" w:space="4" w:color="BFBFBF"/>
+        </w:pBdr>
+        <w:shd w:val="clear" w:color="auto" w:fill="F4F4F4"/>
+        <w:spacing w:before="0" w:after="0" w:line="240" w:lineRule="auto"/>
+        <w:ind w:left="100" w:right="100"/>
+        <w:jc w:val="left"/>
+        <w:rPr>
+          <w:rFonts w:ascii="Courier New" w:hAnsi="Courier New" w:cs="Courier New"/>
+          <w:noProof/>
+          <w:color w:val="1F1F1F"/>
+          <w:sz w:val="15"/>
+          <w:szCs w:val="15"/>
+        </w:rPr>
+      </w:pPr>
+      <w:r>
+        <w:rPr>
+          <w:rFonts w:ascii="Courier New" w:hAnsi="Courier New" w:cs="Courier New"/>
+          <w:noProof/>
+          <w:color w:val="1F1F1F"/>
+          <w:sz w:val="15"/>
+          <w:szCs w:val="15"/>
+        </w:rPr>
+        <w:t xml:space="preserve">                            cv=skf, random_state=42, n_jobs=-1)</w:t>
+      </w:r>
+    </w:p>
+    <w:p>
+      <w:pPr>
+        <w:pBdr>
+          <w:top w:val="single" w:sz="4" w:space="4" w:color="BFBFBF"/>
+          <w:left w:val="single" w:sz="4" w:space="4" w:color="BFBFBF"/>
+          <w:bottom w:val="single" w:sz="4" w:space="4" w:color="BFBFBF"/>
+          <w:right w:val="single" w:sz="4" w:space="4" w:color="BFBFBF"/>
+        </w:pBdr>
+        <w:shd w:val="clear" w:color="auto" w:fill="F4F4F4"/>
+        <w:spacing w:before="0" w:after="0" w:line="240" w:lineRule="auto"/>
+        <w:ind w:left="100" w:right="100"/>
+        <w:jc w:val="left"/>
+        <w:rPr>
+          <w:rFonts w:ascii="Courier New" w:hAnsi="Courier New" w:cs="Courier New"/>
+          <w:noProof/>
+          <w:color w:val="1F1F1F"/>
+          <w:sz w:val="15"/>
+          <w:szCs w:val="15"/>
+        </w:rPr>
+      </w:pPr>
+      <w:r>
+        <w:rPr>
+          <w:rFonts w:ascii="Courier New" w:hAnsi="Courier New" w:cs="Courier New"/>
+          <w:noProof/>
+          <w:color w:val="1F1F1F"/>
+          <w:sz w:val="15"/>
+          <w:szCs w:val="15"/>
+        </w:rPr>
+        <w:t xml:space="preserve">search.fit(X_train, y_train)</w:t>
+      </w:r>
+    </w:p>
+    <w:p>
+      <w:pPr>
+        <w:pBdr>
+          <w:top w:val="single" w:sz="4" w:space="4" w:color="BFBFBF"/>
+          <w:left w:val="single" w:sz="4" w:space="4" w:color="BFBFBF"/>
+          <w:bottom w:val="single" w:sz="4" w:space="4" w:color="BFBFBF"/>
+          <w:right w:val="single" w:sz="4" w:space="4" w:color="BFBFBF"/>
+        </w:pBdr>
+        <w:shd w:val="clear" w:color="auto" w:fill="F4F4F4"/>
+        <w:spacing w:before="0" w:after="0" w:line="240" w:lineRule="auto"/>
+        <w:ind w:left="100" w:right="100"/>
+        <w:jc w:val="left"/>
+        <w:rPr>
+          <w:rFonts w:ascii="Courier New" w:hAnsi="Courier New" w:cs="Courier New"/>
+          <w:noProof/>
+          <w:color w:val="1F1F1F"/>
+          <w:sz w:val="15"/>
+          <w:szCs w:val="15"/>
+        </w:rPr>
+      </w:pPr>
+      <w:r>
+        <w:rPr>
+          <w:rFonts w:ascii="Courier New" w:hAnsi="Courier New" w:cs="Courier New"/>
+          <w:noProof/>
+          <w:color w:val="1F1F1F"/>
+          <w:sz w:val="15"/>
+          <w:szCs w:val="15"/>
+        </w:rPr>
+        <w:t xml:space="preserve">print("Best CV macro-F1:", round(search.best_score_, 4), search.best_params_)</w:t>
+      </w:r>
+    </w:p>
+    <w:p>
+      <w:pPr>
+        <w:pBdr>
+          <w:top w:val="single" w:sz="4" w:space="4" w:color="BFBFBF"/>
+          <w:left w:val="single" w:sz="4" w:space="4" w:color="BFBFBF"/>
+          <w:bottom w:val="single" w:sz="4" w:space="4" w:color="BFBFBF"/>
+          <w:right w:val="single" w:sz="4" w:space="4" w:color="BFBFBF"/>
+        </w:pBdr>
+        <w:shd w:val="clear" w:color="auto" w:fill="F4F4F4"/>
+        <w:spacing w:before="0" w:after="0" w:line="240" w:lineRule="auto"/>
+        <w:ind w:left="100" w:right="100"/>
+        <w:jc w:val="left"/>
+        <w:rPr>
+          <w:rFonts w:ascii="Courier New" w:hAnsi="Courier New" w:cs="Courier New"/>
+          <w:noProof/>
+          <w:color w:val="1F1F1F"/>
+          <w:sz w:val="15"/>
+          <w:szCs w:val="15"/>
+        </w:rPr>
+      </w:pPr>
+      <w:r>
+        <w:rPr>
+          <w:rFonts w:ascii="Courier New" w:hAnsi="Courier New" w:cs="Courier New"/>
+          <w:noProof/>
+          <w:color w:val="1F1F1F"/>
+          <w:sz w:val="15"/>
+          <w:szCs w:val="15"/>
+        </w:rPr>
+        <w:t xml:space="preserve"/>
+      </w:r>
+    </w:p>
+    <w:p>
+      <w:pPr>
+        <w:pBdr>
+          <w:top w:val="single" w:sz="4" w:space="4" w:color="BFBFBF"/>
+          <w:left w:val="single" w:sz="4" w:space="4" w:color="BFBFBF"/>
+          <w:bottom w:val="single" w:sz="4" w:space="4" w:color="BFBFBF"/>
+          <w:right w:val="single" w:sz="4" w:space="4" w:color="BFBFBF"/>
+        </w:pBdr>
+        <w:shd w:val="clear" w:color="auto" w:fill="F4F4F4"/>
+        <w:spacing w:before="0" w:after="0" w:line="240" w:lineRule="auto"/>
+        <w:ind w:left="100" w:right="100"/>
+        <w:jc w:val="left"/>
+        <w:rPr>
+          <w:rFonts w:ascii="Courier New" w:hAnsi="Courier New" w:cs="Courier New"/>
+          <w:noProof/>
+          <w:color w:val="1F1F1F"/>
+          <w:sz w:val="15"/>
+          <w:szCs w:val="15"/>
+        </w:rPr>
+      </w:pPr>
+      <w:r>
+        <w:rPr>
+          <w:rFonts w:ascii="Courier New" w:hAnsi="Courier New" w:cs="Courier New"/>
+          <w:noProof/>
+          <w:color w:val="1F1F1F"/>
+          <w:sz w:val="15"/>
+          <w:szCs w:val="15"/>
+        </w:rPr>
+        <w:t xml:space="preserve"># Phase 7 - one final evaluation on the untouched test set</w:t>
+      </w:r>
+    </w:p>
+    <w:p>
+      <w:pPr>
+        <w:pBdr>
+          <w:top w:val="single" w:sz="4" w:space="4" w:color="BFBFBF"/>
+          <w:left w:val="single" w:sz="4" w:space="4" w:color="BFBFBF"/>
+          <w:bottom w:val="single" w:sz="4" w:space="4" w:color="BFBFBF"/>
+          <w:right w:val="single" w:sz="4" w:space="4" w:color="BFBFBF"/>
+        </w:pBdr>
+        <w:shd w:val="clear" w:color="auto" w:fill="F4F4F4"/>
+        <w:spacing w:before="0" w:after="0" w:line="240" w:lineRule="auto"/>
+        <w:ind w:left="100" w:right="100"/>
+        <w:jc w:val="left"/>
+        <w:rPr>
+          <w:rFonts w:ascii="Courier New" w:hAnsi="Courier New" w:cs="Courier New"/>
+          <w:noProof/>
+          <w:color w:val="1F1F1F"/>
+          <w:sz w:val="15"/>
+          <w:szCs w:val="15"/>
+        </w:rPr>
+      </w:pPr>
+      <w:r>
+        <w:rPr>
+          <w:rFonts w:ascii="Courier New" w:hAnsi="Courier New" w:cs="Courier New"/>
+          <w:noProof/>
+          <w:color w:val="1F1F1F"/>
+          <w:sz w:val="15"/>
+          <w:szCs w:val="15"/>
+        </w:rPr>
+        <w:t xml:space="preserve">y_final = search.best_estimator_.predict(X_test)</w:t>
+      </w:r>
+    </w:p>
+    <w:p>
+      <w:pPr>
+        <w:pBdr>
+          <w:top w:val="single" w:sz="4" w:space="4" w:color="BFBFBF"/>
+          <w:left w:val="single" w:sz="4" w:space="4" w:color="BFBFBF"/>
+          <w:bottom w:val="single" w:sz="4" w:space="4" w:color="BFBFBF"/>
+          <w:right w:val="single" w:sz="4" w:space="4" w:color="BFBFBF"/>
+        </w:pBdr>
+        <w:shd w:val="clear" w:color="auto" w:fill="F4F4F4"/>
+        <w:spacing w:before="0" w:after="0" w:line="240" w:lineRule="auto"/>
+        <w:ind w:left="100" w:right="100"/>
+        <w:jc w:val="left"/>
+        <w:rPr>
+          <w:rFonts w:ascii="Courier New" w:hAnsi="Courier New" w:cs="Courier New"/>
+          <w:noProof/>
+          <w:color w:val="1F1F1F"/>
+          <w:sz w:val="15"/>
+          <w:szCs w:val="15"/>
+        </w:rPr>
+      </w:pPr>
+      <w:r>
+        <w:rPr>
+          <w:rFonts w:ascii="Courier New" w:hAnsi="Courier New" w:cs="Courier New"/>
+          <w:noProof/>
+          <w:color w:val="1F1F1F"/>
+          <w:sz w:val="15"/>
+          <w:szCs w:val="15"/>
+        </w:rPr>
+        <w:t xml:space="preserve">print("Final test macro-F1:", round(f1_score(y_test, y_final, average="macro"), 4))</w:t>
+      </w:r>
+    </w:p>
+    <w:p>
+      <w:pPr>
+        <w:spacing w:before="0" w:after="0" w:line="240" w:lineRule="auto"/>
+        <w:rPr>
+          <w:sz w:val="12"/>
+        </w:rPr>
+      </w:pPr>
+    </w:p>
+    <w:p>
+      <w:pPr>
+        <w:pStyle w:val="Heading2"/>
+        <w:keepNext/>
+        <w:numPr>
+          <w:ilvl w:val="0"/>
+          <w:numId w:val="35"/>
+        </w:numPr>
+        <w:jc w:val="left"/>
+        <w:rPr>
+          <w:rFonts w:ascii="Times New Roman" w:hAnsi="Times New Roman" w:cs="Times New Roman"/>
+          <w:color w:val="000000" w:themeColor="text1"/>
+          <w:sz w:val="32"/>
+          <w:szCs w:val="32"/>
+        </w:rPr>
+      </w:pPr>
+      <w:r>
+        <w:rPr>
+          <w:rFonts w:ascii="Times New Roman" w:hAnsi="Times New Roman" w:cs="Times New Roman"/>
+          <w:color w:val="000000" w:themeColor="text1"/>
+          <w:sz w:val="32"/>
+          <w:szCs w:val="32"/>
+        </w:rPr>
+        <w:t>Stopping Criterion</w:t>
+      </w:r>
+    </w:p>
+    <w:p>
+      <w:pPr>
+        <w:pStyle w:val="NormalWeb"/>
+      </w:pPr>
+      <w:r>
+        <w:t xml:space="preserve">If, after Phases 2–5, the improvement in cross-validated macro F1 over the baseline is smaller than one standard deviation, the conclusion should be that the available data cannot support this prediction task. This should then be reported as a negative finding instead of continuing to search for a better algorithm, which avoids wasted effort and overstated model quality.</w:t>
+      </w:r>
+    </w:p>
+    <w:p>
+      <w:pPr>
         <w:rPr>
           <w:rFonts w:ascii="Times New Roman" w:hAnsi="Times New Roman" w:cs="Times New Roman"/>
         </w:rPr>
@@ -7715,7 +16187,6 @@
           <w:numId w:val="39"/>
         </w:numPr>
       </w:pPr>
-      <w:proofErr w:type="spellStart"/>
       <w:r>
         <w:rPr>
           <w:rStyle w:val="HTMLCode"/>
@@ -7723,7 +16194,6 @@
         </w:rPr>
         <w:t>n_estimators</w:t>
       </w:r>
-      <w:proofErr w:type="spellEnd"/>
     </w:p>
     <w:p>
       <w:pPr>
@@ -7733,7 +16203,6 @@
           <w:numId w:val="39"/>
         </w:numPr>
       </w:pPr>
-      <w:proofErr w:type="spellStart"/>
       <w:r>
         <w:rPr>
           <w:rStyle w:val="HTMLCode"/>
@@ -7741,7 +16210,6 @@
         </w:rPr>
         <w:t>max_depth</w:t>
       </w:r>
-      <w:proofErr w:type="spellEnd"/>
     </w:p>
     <w:p>
       <w:pPr>
@@ -7751,7 +16219,6 @@
           <w:numId w:val="39"/>
         </w:numPr>
       </w:pPr>
-      <w:proofErr w:type="spellStart"/>
       <w:r>
         <w:rPr>
           <w:rStyle w:val="HTMLCode"/>
@@ -7759,7 +16226,6 @@
         </w:rPr>
         <w:t>min_samples_split</w:t>
       </w:r>
-      <w:proofErr w:type="spellEnd"/>
     </w:p>
     <w:p>
       <w:pPr>
@@ -7769,7 +16235,6 @@
           <w:numId w:val="39"/>
         </w:numPr>
       </w:pPr>
-      <w:proofErr w:type="spellStart"/>
       <w:r>
         <w:rPr>
           <w:rStyle w:val="HTMLCode"/>
@@ -7777,7 +16242,6 @@
         </w:rPr>
         <w:t>min_samples_leaf</w:t>
       </w:r>
-      <w:proofErr w:type="spellEnd"/>
     </w:p>
     <w:p>
       <w:pPr>
@@ -7787,7 +16251,6 @@
           <w:numId w:val="39"/>
         </w:numPr>
       </w:pPr>
-      <w:proofErr w:type="spellStart"/>
       <w:r>
         <w:rPr>
           <w:rStyle w:val="HTMLCode"/>
@@ -7795,7 +16258,6 @@
         </w:rPr>
         <w:t>max_features</w:t>
       </w:r>
-      <w:proofErr w:type="spellEnd"/>
     </w:p>
     <w:p>
       <w:pPr>
@@ -8498,18 +16960,27 @@
         <w:rPr>
           <w:rStyle w:val="Strong"/>
         </w:rPr>
-        <w:t xml:space="preserve">Decision Tree, Random Forest, Logistic Regression, and </w:t>
-      </w:r>
-      <w:proofErr w:type="spellStart"/>
+        <w:t xml:space="preserve">Decision Tree, Random Forest, Logistic Regression, and XGBoost</w:t>
+      </w:r>
+      <w:r>
+        <w:t xml:space="preserve"> on unseen test records using accuracy, precision, recall, F1-score, and confusion matrices.</w:t>
+      </w:r>
+    </w:p>
+    <w:p>
+      <w:pPr>
+        <w:pStyle w:val="NormalWeb"/>
+      </w:pPr>
+      <w:r>
+        <w:t xml:space="preserve">Random Forest achieved the highest accuracy of approximately </w:t>
+      </w:r>
       <w:r>
         <w:rPr>
           <w:rStyle w:val="Strong"/>
         </w:rPr>
-        <w:t>XGBoost</w:t>
-      </w:r>
-      <w:proofErr w:type="spellEnd"/>
-      <w:r>
-        <w:t xml:space="preserve"> on unseen test records using accuracy, precision, recall, F1-score, and confusion matrices.</w:t>
+        <w:t>35.2%</w:t>
+      </w:r>
+      <w:r>
+        <w:t>, but detailed error analysis showed that approximately 64.8% of test predictions were still incorrect. Logistic Regression provided an important example of why accuracy alone is insufficient, as its predictions were strongly concentrated in the Abnormal class. The balanced distribution of Abnormal, Normal, and Inconclusive records also indicated that severe class imbalance was not the main reason for weak performance.</w:t>
       </w:r>
     </w:p>
     <w:p>
@@ -8517,16 +16988,16 @@
         <w:pStyle w:val="NormalWeb"/>
       </w:pPr>
       <w:r>
-        <w:t xml:space="preserve">Random Forest achieved the highest accuracy of approximately </w:t>
+        <w:t xml:space="preserve">The diagnostic analysis suggests that the major limitation is the </w:t>
       </w:r>
       <w:r>
         <w:rPr>
           <w:rStyle w:val="Strong"/>
         </w:rPr>
-        <w:t>35.2%</w:t>
-      </w:r>
-      <w:r>
-        <w:t>, but detailed error analysis showed that approximately 64.8% of test predictions were still incorrect. Logistic Regression provided an important example of why accuracy alone is insufficient, as its predictions were strongly concentrated in the Abnormal class. The balanced distribution of Abnormal, Normal, and Inconclusive records also indicated that severe class imbalance was not the main reason for weak performance.</w:t>
+        <w:t>predictive information available in the dataset rather than simply the choice of algorithm</w:t>
+      </w:r>
+      <w:r>
+        <w:t>. Therefore, the improvement roadmap prioritizes richer clinical features, feature engineering, stratified cross-validation, hyperparameter tuning, and repeated error analysis.</w:t>
       </w:r>
     </w:p>
     <w:p>
@@ -8534,16 +17005,7 @@
         <w:pStyle w:val="NormalWeb"/>
       </w:pPr>
       <w:r>
-        <w:t xml:space="preserve">The diagnostic analysis suggests that the major limitation is the </w:t>
-      </w:r>
-      <w:r>
-        <w:rPr>
-          <w:rStyle w:val="Strong"/>
-        </w:rPr>
-        <w:t>predictive information available in the dataset rather than simply the choice of algorithm</w:t>
-      </w:r>
-      <w:r>
-        <w:t>. Therefore, the improvement roadmap prioritizes richer clinical features, feature engineering, stratified cross-validation, hyperparameter tuning, and repeated error analysis.</w:t>
+        <w:t>Overall, Week 5 demonstrates that a successful predictive analytics project requires more than selecting the model with the highest accuracy. It requires systematic testing, diagnosis of specific errors, measurable improvements, and careful interpretation of model limitations.</w:t>
       </w:r>
     </w:p>
     <w:p>
@@ -8551,7 +17013,7 @@
         <w:pStyle w:val="NormalWeb"/>
       </w:pPr>
       <w:r>
-        <w:t>Overall, Week 5 demonstrates that a successful predictive analytics project requires more than selecting the model with the highest accuracy. It requires systematic testing, diagnosis of specific errors, measurable improvements, and careful interpretation of model limitations.</w:t>
+        <w:t xml:space="preserve">The supporting Python code (Codes 1–7) makes the testing procedure reproducible, and the decision rules and pass/fail criteria define in advance how future results will be judged. If richer clinical features and stronger validation do not produce a measurable improvement, the appropriate conclusion is that the dataset supports descriptive analysis and dashboards but not reliable prediction of Test Results.</w:t>
       </w:r>
     </w:p>
     <w:sectPr>
